--- a/coach-stats-guide.docx
+++ b/coach-stats-guide.docx
@@ -59,7 +59,7 @@
           <w:sz w:val="20"/>
           <w:szCs w:val="20"/>
         </w:rPr>
-        <w:t xml:space="preserve">User Guide — Version 5.0 — 2026</w:t>
+        <w:t xml:space="preserve">User Guide — Version 6.0 — 2026</w:t>
       </w:r>
     </w:p>
     <w:p>
@@ -98,7 +98,7 @@
           <w:sz w:val="20"/>
           <w:szCs w:val="20"/>
         </w:rPr>
-        <w:t xml:space="preserve">Coach Stats is a Progressive Web App (PWA) for GAA and LGFA football coaches, analysts and managers. Record live match statistics from your phone, tablet or computer — it works fully offline at the pitch. Match history is saved to your account and syncs across all your devices.</w:t>
+        <w:t xml:space="preserve">Coach Stats is a Progressive Web App (PWA) for GAA and LGFA football coaches, analysts and managers. Record live match statistics, analyse match video, configure custom events, and track player performance — all from your phone, tablet or computer.</w:t>
       </w:r>
     </w:p>
     <w:p>
@@ -257,26 +257,7 @@
           <w:sz w:val="20"/>
           <w:szCs w:val="20"/>
         </w:rPr>
-        <w:t xml:space="preserve">Tap Create Account</w:t>
-      </w:r>
-    </w:p>
-    <w:p>
-      <w:pPr>
-        <w:pStyle w:val="ListParagraph"/>
-        <w:numPr>
-          <w:ilvl w:val="0"/>
-          <w:numId w:val="2"/>
-        </w:numPr>
-        <w:spacing w:after="60" w:before="60"/>
-      </w:pPr>
-      <w:r>
-        <w:rPr>
-          <w:rFonts w:ascii="Arial" w:cs="Arial" w:eastAsia="Arial" w:hAnsi="Arial"/>
-          <w:color w:val="111827"/>
-          <w:sz w:val="20"/>
-          <w:szCs w:val="20"/>
-        </w:rPr>
-        <w:t xml:space="preserve">Sign in with your new credentials</w:t>
+        <w:t xml:space="preserve">Tap Create Account then sign in</w:t>
       </w:r>
     </w:p>
     <w:p>
@@ -315,7 +296,7 @@
           <w:sz w:val="20"/>
           <w:szCs w:val="20"/>
         </w:rPr>
-        <w:t xml:space="preserve">Every match you save is stored both locally on your device and in your account on the server. If you clear your browser data or sign in on a new device, your full match history is restored automatically when you sign in.</w:t>
+        <w:t xml:space="preserve">Every match you save is stored both locally and in your account. If you clear browser data or sign in on a new device, your full match history restores automatically.</w:t>
       </w:r>
     </w:p>
     <w:p>
@@ -340,29 +321,7 @@
           <w:sz w:val="22"/>
           <w:szCs w:val="22"/>
         </w:rPr>
-        <w:t xml:space="preserve">Free Trial &amp; Subscription</w:t>
-      </w:r>
-    </w:p>
-    <w:p>
-      <w:pPr>
-        <w:spacing w:after="80" w:before="80"/>
-      </w:pPr>
-      <w:r>
-        <w:rPr>
-          <w:rFonts w:ascii="Arial" w:cs="Arial" w:eastAsia="Arial" w:hAnsi="Arial"/>
-          <w:color w:val="111827"/>
-          <w:sz w:val="20"/>
-          <w:szCs w:val="20"/>
-        </w:rPr>
-        <w:t xml:space="preserve">New accounts get a 30-day free trial with full access. The trial banner shows at the top — tap Upgrade to subscribe.</w:t>
-      </w:r>
-    </w:p>
-    <w:p>
-      <w:pPr>
-        <w:spacing w:after="80" w:before="80"/>
-      </w:pPr>
-      <w:r>
-        <w:t xml:space="preserve"/>
+        <w:t xml:space="preserve">Subscription Plans</w:t>
       </w:r>
     </w:p>
     <w:tbl>
@@ -714,28 +673,6 @@
     </w:p>
     <w:p>
       <w:pPr>
-        <w:spacing w:after="80" w:before="80"/>
-      </w:pPr>
-      <w:r>
-        <w:rPr>
-          <w:rFonts w:ascii="Arial" w:cs="Arial" w:eastAsia="Arial" w:hAnsi="Arial"/>
-          <w:color w:val="111827"/>
-          <w:sz w:val="20"/>
-          <w:szCs w:val="20"/>
-        </w:rPr>
-        <w:t xml:space="preserve">Individual — for a single coach. Club — for a full club with multiple coaches and squads.</w:t>
-      </w:r>
-    </w:p>
-    <w:p>
-      <w:pPr>
-        <w:spacing w:after="80" w:before="80"/>
-      </w:pPr>
-      <w:r>
-        <w:t xml:space="preserve"/>
-      </w:r>
-    </w:p>
-    <w:p>
-      <w:pPr>
         <w:pStyle w:val="Heading2"/>
         <w:spacing w:after="120" w:before="240"/>
       </w:pPr>
@@ -804,7 +741,7 @@
           <w:sz w:val="20"/>
           <w:szCs w:val="20"/>
         </w:rPr>
-        <w:t xml:space="preserve">The club feature allows a GAA club to create a shared account, manage multiple squads across grades, and allow coaches to access their assigned squads.</w:t>
+        <w:t xml:space="preserve">The club feature allows a GAA club to create a shared account, manage multiple squads, and allow coaches to access their assigned squads. Club admins can configure custom events and performance scores that apply to all coaches in the club.</w:t>
       </w:r>
     </w:p>
     <w:p>
@@ -848,26 +785,7 @@
           <w:sz w:val="20"/>
           <w:szCs w:val="20"/>
         </w:rPr>
-        <w:t xml:space="preserve">Tap the 🏟 button in the top right corner</w:t>
-      </w:r>
-    </w:p>
-    <w:p>
-      <w:pPr>
-        <w:pStyle w:val="ListParagraph"/>
-        <w:numPr>
-          <w:ilvl w:val="0"/>
-          <w:numId w:val="2"/>
-        </w:numPr>
-        <w:spacing w:after="60" w:before="60"/>
-      </w:pPr>
-      <w:r>
-        <w:rPr>
-          <w:rFonts w:ascii="Arial" w:cs="Arial" w:eastAsia="Arial" w:hAnsi="Arial"/>
-          <w:color w:val="111827"/>
-          <w:sz w:val="20"/>
-          <w:szCs w:val="20"/>
-        </w:rPr>
-        <w:t xml:space="preserve">Tap Create Club → enter name and county → tap Create Club</w:t>
+        <w:t xml:space="preserve">Tap the 🏟 button → Create Club → enter name and county</w:t>
       </w:r>
     </w:p>
     <w:p>
@@ -1299,42 +1217,6 @@
         </w:tc>
       </w:tr>
     </w:tbl>
-    <w:p>
-      <w:pPr>
-        <w:spacing w:after="80" w:before="80"/>
-      </w:pPr>
-      <w:r>
-        <w:t xml:space="preserve"/>
-      </w:r>
-    </w:p>
-    <w:p>
-      <w:pPr>
-        <w:spacing w:after="120" w:before="120"/>
-        <w:ind w:left="360"/>
-      </w:pPr>
-      <w:r>
-        <w:rPr>
-          <w:rFonts w:ascii="Arial" w:cs="Arial" w:eastAsia="Arial" w:hAnsi="Arial"/>
-          <w:b/>
-          <w:bCs/>
-          <w:color w:val="7F1212"/>
-          <w:sz w:val="19"/>
-          <w:szCs w:val="19"/>
-        </w:rPr>
-        <w:t xml:space="preserve">Tip: </w:t>
-      </w:r>
-      <w:r>
-        <w:rPr>
-          <w:rFonts w:ascii="Arial" w:cs="Arial" w:eastAsia="Arial" w:hAnsi="Arial"/>
-          <w:i/>
-          <w:iCs/>
-          <w:color w:val="374151"/>
-          <w:sz w:val="19"/>
-          <w:szCs w:val="19"/>
-        </w:rPr>
-        <w:t xml:space="preserve">When a coach records a match while a club squad is active, it saves to both their personal account and the club match database.</w:t>
-      </w:r>
-    </w:p>
     <w:p>
       <w:pPr>
         <w:spacing w:after="80" w:before="80"/>
@@ -1401,7 +1283,7 @@
           </w:tcPr>
           <w:p>
             <w:pPr>
-              <w:jc w:val="center"/>
+              <w:jc w:val="left"/>
             </w:pPr>
             <w:r>
               <w:rPr>
@@ -1412,7 +1294,7 @@
                 <w:sz w:val="18"/>
                 <w:szCs w:val="18"/>
               </w:rPr>
-              <w:t xml:space="preserve">Icon</w:t>
+              <w:t xml:space="preserve">Tab</w:t>
             </w:r>
           </w:p>
         </w:tc>
@@ -1447,7 +1329,7 @@
                 <w:sz w:val="18"/>
                 <w:szCs w:val="18"/>
               </w:rPr>
-              <w:t xml:space="preserve">Tab</w:t>
+              <w:t xml:space="preserve">Name</w:t>
             </w:r>
           </w:p>
         </w:tc>
@@ -1910,7 +1792,7 @@
                 <w:sz w:val="19"/>
                 <w:szCs w:val="19"/>
               </w:rPr>
-              <w:t xml:space="preserve">Manage squad, view player stats, print team sheet</w:t>
+              <w:t xml:space="preserve">Manage squad, player stats and performance scores</w:t>
             </w:r>
           </w:p>
         </w:tc>
@@ -2124,12 +2006,34 @@
                 <w:sz w:val="19"/>
                 <w:szCs w:val="19"/>
               </w:rPr>
-              <w:t xml:space="preserve">Browse and review all previously saved matches</w:t>
+              <w:t xml:space="preserve">Search, browse and review all previously saved matches</w:t>
             </w:r>
           </w:p>
         </w:tc>
       </w:tr>
     </w:tbl>
+    <w:p>
+      <w:pPr>
+        <w:spacing w:after="80" w:before="80"/>
+      </w:pPr>
+      <w:r>
+        <w:t xml:space="preserve"/>
+      </w:r>
+    </w:p>
+    <w:p>
+      <w:pPr>
+        <w:spacing w:after="80" w:before="80"/>
+      </w:pPr>
+      <w:r>
+        <w:rPr>
+          <w:rFonts w:ascii="Arial" w:cs="Arial" w:eastAsia="Arial" w:hAnsi="Arial"/>
+          <w:color w:val="111827"/>
+          <w:sz w:val="20"/>
+          <w:szCs w:val="20"/>
+        </w:rPr>
+        <w:t xml:space="preserve">Top-right buttons: 🏟 Club · ? Help · ⚙️ Event Settings · ⏻ Sign Out</w:t>
+      </w:r>
+    </w:p>
     <w:p>
       <w:pPr>
         <w:spacing w:after="80" w:before="80"/>
@@ -2186,7 +2090,7 @@
           <w:sz w:val="20"/>
           <w:szCs w:val="20"/>
         </w:rPr>
-        <w:t xml:space="preserve">Set up teams, venue and competition before kick-off. Tap the Match Info heading to collapse or expand it — it auto-collapses when you tap Start Game to free up screen space.</w:t>
+        <w:t xml:space="preserve">Tap the Match Info heading to collapse or expand — auto-collapses on Start Game. Team names appear as a small label below the clock so you always know which match you're in.</w:t>
       </w:r>
     </w:p>
     <w:p>
@@ -2287,25 +2191,6 @@
           <w:sz w:val="20"/>
           <w:szCs w:val="20"/>
         </w:rPr>
-        <w:t xml:space="preserve">Type a name not in the list and tap Use [name] for a one-off custom team</w:t>
-      </w:r>
-    </w:p>
-    <w:p>
-      <w:pPr>
-        <w:pStyle w:val="ListParagraph"/>
-        <w:numPr>
-          <w:ilvl w:val="0"/>
-          <w:numId w:val="3"/>
-        </w:numPr>
-        <w:spacing w:after="60" w:before="60"/>
-      </w:pPr>
-      <w:r>
-        <w:rPr>
-          <w:rFonts w:ascii="Arial" w:cs="Arial" w:eastAsia="Arial" w:hAnsi="Arial"/>
-          <w:color w:val="111827"/>
-          <w:sz w:val="20"/>
-          <w:szCs w:val="20"/>
-        </w:rPr>
         <w:t xml:space="preserve">Tap + Add New to save a new club permanently</w:t>
       </w:r>
     </w:p>
@@ -2345,7 +2230,7 @@
           <w:sz w:val="20"/>
           <w:szCs w:val="20"/>
         </w:rPr>
-        <w:t xml:space="preserve">Tap the competition button to open a searchable competition picker. Type any part of the competition name to filter, or browse through 16 grouped categories covering all GAA and LGFA grades.</w:t>
+        <w:t xml:space="preserve">Tap the competition button to open a searchable picker. Your 3 most recently used competitions appear at the top for quick access. Type to filter across all 100+ competitions.</w:t>
       </w:r>
     </w:p>
     <w:p>
@@ -2749,79 +2634,29 @@
           </w:p>
         </w:tc>
       </w:tr>
-      <w:tr>
-        <w:tc>
-          <w:tcPr>
-            <w:tcW w:type="dxa" w:w="3120"/>
-            <w:tcBorders>
-              <w:top w:val="single" w:color="D1D5DB" w:sz="1"/>
-              <w:left w:val="single" w:color="D1D5DB" w:sz="1"/>
-              <w:bottom w:val="single" w:color="D1D5DB" w:sz="1"/>
-              <w:right w:val="single" w:color="D1D5DB" w:sz="1"/>
-            </w:tcBorders>
-            <w:shd w:fill="FFFFFF" w:val="clear"/>
-            <w:tcMar>
-              <w:top w:type="dxa" w:w="80"/>
-              <w:left w:type="dxa" w:w="120"/>
-              <w:bottom w:type="dxa" w:w="80"/>
-              <w:right w:type="dxa" w:w="120"/>
-            </w:tcMar>
-            <w:vAlign w:val="center"/>
-          </w:tcPr>
-          <w:p>
-            <w:pPr>
-              <w:jc w:val="left"/>
-            </w:pPr>
-            <w:r>
-              <w:rPr>
-                <w:rFonts w:ascii="Arial" w:cs="Arial" w:eastAsia="Arial" w:hAnsi="Arial"/>
-                <w:b/>
-                <w:bCs/>
-                <w:color w:val="111827"/>
-                <w:sz w:val="19"/>
-                <w:szCs w:val="19"/>
-              </w:rPr>
-              <w:t xml:space="preserve">Extra time</w:t>
-            </w:r>
-          </w:p>
-        </w:tc>
-        <w:tc>
-          <w:tcPr>
-            <w:tcW w:type="dxa" w:w="6240"/>
-            <w:tcBorders>
-              <w:top w:val="single" w:color="D1D5DB" w:sz="1"/>
-              <w:left w:val="single" w:color="D1D5DB" w:sz="1"/>
-              <w:bottom w:val="single" w:color="D1D5DB" w:sz="1"/>
-              <w:right w:val="single" w:color="D1D5DB" w:sz="1"/>
-            </w:tcBorders>
-            <w:shd w:fill="FFFFFF" w:val="clear"/>
-            <w:tcMar>
-              <w:top w:type="dxa" w:w="80"/>
-              <w:left w:type="dxa" w:w="120"/>
-              <w:bottom w:type="dxa" w:w="80"/>
-              <w:right w:type="dxa" w:w="120"/>
-            </w:tcMar>
-            <w:vAlign w:val="center"/>
-          </w:tcPr>
-          <w:p>
-            <w:pPr>
-              <w:jc w:val="left"/>
-            </w:pPr>
-            <w:r>
-              <w:rPr>
-                <w:rFonts w:ascii="Arial" w:cs="Arial" w:eastAsia="Arial" w:hAnsi="Arial"/>
-                <w:b w:val="false"/>
-                <w:bCs w:val="false"/>
-                <w:color w:val="111827"/>
-                <w:sz w:val="19"/>
-                <w:szCs w:val="19"/>
-              </w:rPr>
-              <w:t xml:space="preserve">Use ET button in the half row</w:t>
-            </w:r>
-          </w:p>
-        </w:tc>
-      </w:tr>
     </w:tbl>
+    <w:p>
+      <w:pPr>
+        <w:spacing w:after="80" w:before="80"/>
+      </w:pPr>
+      <w:r>
+        <w:t xml:space="preserve"/>
+      </w:r>
+    </w:p>
+    <w:p>
+      <w:pPr>
+        <w:spacing w:after="80" w:before="80"/>
+      </w:pPr>
+      <w:r>
+        <w:rPr>
+          <w:rFonts w:ascii="Arial" w:cs="Arial" w:eastAsia="Arial" w:hAnsi="Arial"/>
+          <w:color w:val="111827"/>
+          <w:sz w:val="20"/>
+          <w:szCs w:val="20"/>
+        </w:rPr>
+        <w:t xml:space="preserve">The clock pulses gently when running. When paused it shows ⏸ Paused so you can see the status at a glance.</w:t>
+      </w:r>
+    </w:p>
     <w:p>
       <w:pPr>
         <w:spacing w:after="80" w:before="80"/>
@@ -2858,7 +2693,7 @@
           <w:sz w:val="20"/>
           <w:szCs w:val="20"/>
         </w:rPr>
-        <w:t xml:space="preserve">Shows the live score in goals–points format. The ↩ Undo Home and ↩ Undo Away buttons (highlighted in red) remove the last scoring event for either team.</w:t>
+        <w:t xml:space="preserve">Shows the live score in goals–points format. The ↩ Undo Home and ↩ Undo Away buttons (highlighted in red) remove the last scoring event.</w:t>
       </w:r>
     </w:p>
     <w:p>
@@ -2900,7 +2735,7 @@
           <w:sz w:val="20"/>
           <w:szCs w:val="20"/>
         </w:rPr>
-        <w:t xml:space="preserve">Events are grouped into three sections: Shots, Possession, and Discipline. When you record an event the tally counter flashes briefly to confirm the tap registered.</w:t>
+        <w:t xml:space="preserve">Events are grouped into Shots, Possession, and Discipline sections. Custom events added in Settings appear automatically. When you record an event the tally counter flashes to confirm the tap registered.</w:t>
       </w:r>
     </w:p>
     <w:p>
@@ -3336,7 +3171,7 @@
                 <w:sz w:val="19"/>
                 <w:szCs w:val="19"/>
               </w:rPr>
-              <w:t xml:space="preserve">Short</w:t>
+              <w:t xml:space="preserve">Short / Saved / Blocked</w:t>
             </w:r>
           </w:p>
         </w:tc>
@@ -3371,151 +3206,7 @@
                 <w:sz w:val="19"/>
                 <w:szCs w:val="19"/>
               </w:rPr>
-              <w:t xml:space="preserve">Shot falls short</w:t>
-            </w:r>
-          </w:p>
-        </w:tc>
-      </w:tr>
-      <w:tr>
-        <w:tc>
-          <w:tcPr>
-            <w:tcW w:type="dxa" w:w="2800"/>
-            <w:tcBorders>
-              <w:top w:val="single" w:color="D1D5DB" w:sz="1"/>
-              <w:left w:val="single" w:color="D1D5DB" w:sz="1"/>
-              <w:bottom w:val="single" w:color="D1D5DB" w:sz="1"/>
-              <w:right w:val="single" w:color="D1D5DB" w:sz="1"/>
-            </w:tcBorders>
-            <w:shd w:fill="FFFFFF" w:val="clear"/>
-            <w:tcMar>
-              <w:top w:type="dxa" w:w="80"/>
-              <w:left w:type="dxa" w:w="120"/>
-              <w:bottom w:type="dxa" w:w="80"/>
-              <w:right w:type="dxa" w:w="120"/>
-            </w:tcMar>
-            <w:vAlign w:val="center"/>
-          </w:tcPr>
-          <w:p>
-            <w:pPr>
-              <w:jc w:val="left"/>
-            </w:pPr>
-            <w:r>
-              <w:rPr>
-                <w:rFonts w:ascii="Arial" w:cs="Arial" w:eastAsia="Arial" w:hAnsi="Arial"/>
-                <w:b/>
-                <w:bCs/>
-                <w:color w:val="111827"/>
-                <w:sz w:val="19"/>
-                <w:szCs w:val="19"/>
-              </w:rPr>
-              <w:t xml:space="preserve">Saved</w:t>
-            </w:r>
-          </w:p>
-        </w:tc>
-        <w:tc>
-          <w:tcPr>
-            <w:tcW w:type="dxa" w:w="6560"/>
-            <w:tcBorders>
-              <w:top w:val="single" w:color="D1D5DB" w:sz="1"/>
-              <w:left w:val="single" w:color="D1D5DB" w:sz="1"/>
-              <w:bottom w:val="single" w:color="D1D5DB" w:sz="1"/>
-              <w:right w:val="single" w:color="D1D5DB" w:sz="1"/>
-            </w:tcBorders>
-            <w:shd w:fill="F3F4F6" w:val="clear"/>
-            <w:tcMar>
-              <w:top w:type="dxa" w:w="80"/>
-              <w:left w:type="dxa" w:w="120"/>
-              <w:bottom w:type="dxa" w:w="80"/>
-              <w:right w:type="dxa" w:w="120"/>
-            </w:tcMar>
-            <w:vAlign w:val="center"/>
-          </w:tcPr>
-          <w:p>
-            <w:pPr>
-              <w:jc w:val="left"/>
-            </w:pPr>
-            <w:r>
-              <w:rPr>
-                <w:rFonts w:ascii="Arial" w:cs="Arial" w:eastAsia="Arial" w:hAnsi="Arial"/>
-                <w:b w:val="false"/>
-                <w:bCs w:val="false"/>
-                <w:color w:val="111827"/>
-                <w:sz w:val="19"/>
-                <w:szCs w:val="19"/>
-              </w:rPr>
-              <w:t xml:space="preserve">Goalkeeper saves the shot</w:t>
-            </w:r>
-          </w:p>
-        </w:tc>
-      </w:tr>
-      <w:tr>
-        <w:tc>
-          <w:tcPr>
-            <w:tcW w:type="dxa" w:w="2800"/>
-            <w:tcBorders>
-              <w:top w:val="single" w:color="D1D5DB" w:sz="1"/>
-              <w:left w:val="single" w:color="D1D5DB" w:sz="1"/>
-              <w:bottom w:val="single" w:color="D1D5DB" w:sz="1"/>
-              <w:right w:val="single" w:color="D1D5DB" w:sz="1"/>
-            </w:tcBorders>
-            <w:shd w:fill="FFFFFF" w:val="clear"/>
-            <w:tcMar>
-              <w:top w:type="dxa" w:w="80"/>
-              <w:left w:type="dxa" w:w="120"/>
-              <w:bottom w:type="dxa" w:w="80"/>
-              <w:right w:type="dxa" w:w="120"/>
-            </w:tcMar>
-            <w:vAlign w:val="center"/>
-          </w:tcPr>
-          <w:p>
-            <w:pPr>
-              <w:jc w:val="left"/>
-            </w:pPr>
-            <w:r>
-              <w:rPr>
-                <w:rFonts w:ascii="Arial" w:cs="Arial" w:eastAsia="Arial" w:hAnsi="Arial"/>
-                <w:b/>
-                <w:bCs/>
-                <w:color w:val="111827"/>
-                <w:sz w:val="19"/>
-                <w:szCs w:val="19"/>
-              </w:rPr>
-              <w:t xml:space="preserve">Blocked</w:t>
-            </w:r>
-          </w:p>
-        </w:tc>
-        <w:tc>
-          <w:tcPr>
-            <w:tcW w:type="dxa" w:w="6560"/>
-            <w:tcBorders>
-              <w:top w:val="single" w:color="D1D5DB" w:sz="1"/>
-              <w:left w:val="single" w:color="D1D5DB" w:sz="1"/>
-              <w:bottom w:val="single" w:color="D1D5DB" w:sz="1"/>
-              <w:right w:val="single" w:color="D1D5DB" w:sz="1"/>
-            </w:tcBorders>
-            <w:shd w:fill="FFFFFF" w:val="clear"/>
-            <w:tcMar>
-              <w:top w:type="dxa" w:w="80"/>
-              <w:left w:type="dxa" w:w="120"/>
-              <w:bottom w:type="dxa" w:w="80"/>
-              <w:right w:type="dxa" w:w="120"/>
-            </w:tcMar>
-            <w:vAlign w:val="center"/>
-          </w:tcPr>
-          <w:p>
-            <w:pPr>
-              <w:jc w:val="left"/>
-            </w:pPr>
-            <w:r>
-              <w:rPr>
-                <w:rFonts w:ascii="Arial" w:cs="Arial" w:eastAsia="Arial" w:hAnsi="Arial"/>
-                <w:b w:val="false"/>
-                <w:bCs w:val="false"/>
-                <w:color w:val="111827"/>
-                <w:sz w:val="19"/>
-                <w:szCs w:val="19"/>
-              </w:rPr>
-              <w:t xml:space="preserve">Shot blocked by a defender</w:t>
+              <w:t xml:space="preserve">Other shot outcomes</w:t>
             </w:r>
           </w:p>
         </w:tc>
@@ -3527,23 +3218,6 @@
       </w:pPr>
       <w:r>
         <w:t xml:space="preserve"/>
-      </w:r>
-    </w:p>
-    <w:p>
-      <w:pPr>
-        <w:pStyle w:val="Heading2"/>
-        <w:spacing w:after="120" w:before="240"/>
-      </w:pPr>
-      <w:r>
-        <w:rPr>
-          <w:rFonts w:ascii="Arial" w:cs="Arial" w:eastAsia="Arial" w:hAnsi="Arial"/>
-          <w:b/>
-          <w:bCs/>
-          <w:color w:val="7F1212"/>
-          <w:sz w:val="22"/>
-          <w:szCs w:val="22"/>
-        </w:rPr>
-        <w:t xml:space="preserve">Shot Zone (optional)</w:t>
       </w:r>
     </w:p>
     <w:p>
@@ -3557,7 +3231,7 @@
           <w:sz w:val="20"/>
           <w:szCs w:val="20"/>
         </w:rPr>
-        <w:t xml:space="preserve">After selecting a shot outcome, a 3×3 zone grid appears. Tap a zone to tag where the shot came from, or tap Skip Zone — the shot is already recorded.</w:t>
+        <w:t xml:space="preserve">After selecting a shot outcome, an optional 3×3 zone grid appears — tap a zone or Skip Zone.</w:t>
       </w:r>
     </w:p>
     <w:p>
@@ -4142,7 +3816,1680 @@
           <w:sz w:val="20"/>
           <w:szCs w:val="20"/>
         </w:rPr>
-        <w:t xml:space="preserve">Tap the Discipline heading to expand. Tag a player for maximum value.</w:t>
+        <w:t xml:space="preserve">Tap the Discipline heading to expand. Foul Given (Shooting / Cynical / Dangerous / Dissent) and Card (Yellow / Black / Red). Tag a player for maximum value.</w:t>
+      </w:r>
+    </w:p>
+    <w:p>
+      <w:pPr>
+        <w:spacing w:after="80" w:before="80"/>
+      </w:pPr>
+      <w:r>
+        <w:t xml:space="preserve"/>
+      </w:r>
+    </w:p>
+    <w:p>
+      <w:pPr>
+        <w:pStyle w:val="Heading2"/>
+        <w:spacing w:after="120" w:before="240"/>
+      </w:pPr>
+      <w:r>
+        <w:rPr>
+          <w:rFonts w:ascii="Arial" w:cs="Arial" w:eastAsia="Arial" w:hAnsi="Arial"/>
+          <w:b/>
+          <w:bCs/>
+          <w:color w:val="7F1212"/>
+          <w:sz w:val="22"/>
+          <w:szCs w:val="22"/>
+        </w:rPr>
+        <w:t xml:space="preserve">Custom Events</w:t>
+      </w:r>
+    </w:p>
+    <w:p>
+      <w:pPr>
+        <w:spacing w:after="80" w:before="80"/>
+      </w:pPr>
+      <w:r>
+        <w:rPr>
+          <w:rFonts w:ascii="Arial" w:cs="Arial" w:eastAsia="Arial" w:hAnsi="Arial"/>
+          <w:color w:val="111827"/>
+          <w:sz w:val="20"/>
+          <w:szCs w:val="20"/>
+        </w:rPr>
+        <w:t xml:space="preserve">Any custom events created in ⚙️ Event Settings automatically appear in the correct section of the Record tab (Live or Both context). They work identically to built-in events including player tagging and performance scoring.</w:t>
+      </w:r>
+    </w:p>
+    <w:p>
+      <w:pPr>
+        <w:spacing w:after="80" w:before="80"/>
+      </w:pPr>
+      <w:r>
+        <w:t xml:space="preserve"/>
+      </w:r>
+    </w:p>
+    <w:p>
+      <w:pPr>
+        <w:pStyle w:val="Heading1"/>
+        <w:pBdr>
+          <w:bottom w:val="single" w:color="991B1B" w:sz="4" w:space="4"/>
+        </w:pBdr>
+        <w:spacing w:after="160" w:before="320"/>
+      </w:pPr>
+      <w:r>
+        <w:rPr>
+          <w:rFonts w:ascii="Arial" w:cs="Arial" w:eastAsia="Arial" w:hAnsi="Arial"/>
+          <w:b/>
+          <w:bCs/>
+          <w:color w:val="111827"/>
+          <w:sz w:val="28"/>
+          <w:szCs w:val="28"/>
+        </w:rPr>
+        <w:t xml:space="preserve">7. Tagging Events to Players</w:t>
+      </w:r>
+    </w:p>
+    <w:p>
+      <w:pPr>
+        <w:spacing w:after="80" w:before="80"/>
+      </w:pPr>
+      <w:r>
+        <w:rPr>
+          <w:rFonts w:ascii="Arial" w:cs="Arial" w:eastAsia="Arial" w:hAnsi="Arial"/>
+          <w:color w:val="111827"/>
+          <w:sz w:val="20"/>
+          <w:szCs w:val="20"/>
+        </w:rPr>
+        <w:t xml:space="preserve">Any event can be tagged to a specific player. In the outcome panel, tap a player's name before selecting the outcome. Tagged events contribute to the player's Performance Score.</w:t>
+      </w:r>
+    </w:p>
+    <w:p>
+      <w:pPr>
+        <w:spacing w:after="120" w:before="120"/>
+        <w:ind w:left="360"/>
+      </w:pPr>
+      <w:r>
+        <w:rPr>
+          <w:rFonts w:ascii="Arial" w:cs="Arial" w:eastAsia="Arial" w:hAnsi="Arial"/>
+          <w:b/>
+          <w:bCs/>
+          <w:color w:val="7F1212"/>
+          <w:sz w:val="19"/>
+          <w:szCs w:val="19"/>
+        </w:rPr>
+        <w:t xml:space="preserve">Tip: </w:t>
+      </w:r>
+      <w:r>
+        <w:rPr>
+          <w:rFonts w:ascii="Arial" w:cs="Arial" w:eastAsia="Arial" w:hAnsi="Arial"/>
+          <w:i/>
+          <w:iCs/>
+          <w:color w:val="374151"/>
+          <w:sz w:val="19"/>
+          <w:szCs w:val="19"/>
+        </w:rPr>
+        <w:t xml:space="preserve">Tag cards to players — they are much less useful without knowing who received them.</w:t>
+      </w:r>
+    </w:p>
+    <w:p>
+      <w:pPr>
+        <w:spacing w:after="80" w:before="80"/>
+      </w:pPr>
+      <w:r>
+        <w:t xml:space="preserve"/>
+      </w:r>
+    </w:p>
+    <w:p>
+      <w:pPr>
+        <w:pStyle w:val="Heading1"/>
+        <w:pBdr>
+          <w:bottom w:val="single" w:color="991B1B" w:sz="4" w:space="4"/>
+        </w:pBdr>
+        <w:spacing w:after="160" w:before="320"/>
+      </w:pPr>
+      <w:r>
+        <w:rPr>
+          <w:rFonts w:ascii="Arial" w:cs="Arial" w:eastAsia="Arial" w:hAnsi="Arial"/>
+          <w:b/>
+          <w:bCs/>
+          <w:color w:val="111827"/>
+          <w:sz w:val="28"/>
+          <w:szCs w:val="28"/>
+        </w:rPr>
+        <w:t xml:space="preserve">8. Trends Tab</w:t>
+      </w:r>
+    </w:p>
+    <w:p>
+      <w:pPr>
+        <w:spacing w:after="80" w:before="80"/>
+      </w:pPr>
+      <w:r>
+        <w:rPr>
+          <w:rFonts w:ascii="Arial" w:cs="Arial" w:eastAsia="Arial" w:hAnsi="Arial"/>
+          <w:color w:val="111827"/>
+          <w:sz w:val="20"/>
+          <w:szCs w:val="20"/>
+        </w:rPr>
+        <w:t xml:space="preserve">Shows live analysis as you record events. If no events have been recorded yet, an empty state prompt is shown.</w:t>
+      </w:r>
+    </w:p>
+    <w:p>
+      <w:pPr>
+        <w:pStyle w:val="ListParagraph"/>
+        <w:numPr>
+          <w:ilvl w:val="0"/>
+          <w:numId w:val="3"/>
+        </w:numPr>
+        <w:spacing w:after="60" w:before="60"/>
+      </w:pPr>
+      <w:r>
+        <w:rPr>
+          <w:rFonts w:ascii="Arial" w:cs="Arial" w:eastAsia="Arial" w:hAnsi="Arial"/>
+          <w:color w:val="111827"/>
+          <w:sz w:val="20"/>
+          <w:szCs w:val="20"/>
+        </w:rPr>
+        <w:t xml:space="preserve">Possession % — rolling balance based on Ball Won / Lost events</w:t>
+      </w:r>
+    </w:p>
+    <w:p>
+      <w:pPr>
+        <w:pStyle w:val="ListParagraph"/>
+        <w:numPr>
+          <w:ilvl w:val="0"/>
+          <w:numId w:val="3"/>
+        </w:numPr>
+        <w:spacing w:after="60" w:before="60"/>
+      </w:pPr>
+      <w:r>
+        <w:rPr>
+          <w:rFonts w:ascii="Arial" w:cs="Arial" w:eastAsia="Arial" w:hAnsi="Arial"/>
+          <w:color w:val="111827"/>
+          <w:sz w:val="20"/>
+          <w:szCs w:val="20"/>
+        </w:rPr>
+        <w:t xml:space="preserve">Score Trend — timeline showing how the score gap changed</w:t>
+      </w:r>
+    </w:p>
+    <w:p>
+      <w:pPr>
+        <w:pStyle w:val="ListParagraph"/>
+        <w:numPr>
+          <w:ilvl w:val="0"/>
+          <w:numId w:val="3"/>
+        </w:numPr>
+        <w:spacing w:after="60" w:before="60"/>
+      </w:pPr>
+      <w:r>
+        <w:rPr>
+          <w:rFonts w:ascii="Arial" w:cs="Arial" w:eastAsia="Arial" w:hAnsi="Arial"/>
+          <w:color w:val="111827"/>
+          <w:sz w:val="20"/>
+          <w:szCs w:val="20"/>
+        </w:rPr>
+        <w:t xml:space="preserve">Match Momentum — scoring runs and momentum swings</w:t>
+      </w:r>
+    </w:p>
+    <w:p>
+      <w:pPr>
+        <w:pStyle w:val="ListParagraph"/>
+        <w:numPr>
+          <w:ilvl w:val="0"/>
+          <w:numId w:val="3"/>
+        </w:numPr>
+        <w:spacing w:after="60" w:before="60"/>
+      </w:pPr>
+      <w:r>
+        <w:rPr>
+          <w:rFonts w:ascii="Arial" w:cs="Arial" w:eastAsia="Arial" w:hAnsi="Arial"/>
+          <w:color w:val="111827"/>
+          <w:sz w:val="20"/>
+          <w:szCs w:val="20"/>
+        </w:rPr>
+        <w:t xml:space="preserve">Team Possession Breakdown — how possession was gained and lost</w:t>
+      </w:r>
+    </w:p>
+    <w:p>
+      <w:pPr>
+        <w:spacing w:after="80" w:before="80"/>
+      </w:pPr>
+      <w:r>
+        <w:t xml:space="preserve"/>
+      </w:r>
+    </w:p>
+    <w:p>
+      <w:pPr>
+        <w:pStyle w:val="Heading1"/>
+        <w:pBdr>
+          <w:bottom w:val="single" w:color="991B1B" w:sz="4" w:space="4"/>
+        </w:pBdr>
+        <w:spacing w:after="160" w:before="320"/>
+      </w:pPr>
+      <w:r>
+        <w:rPr>
+          <w:rFonts w:ascii="Arial" w:cs="Arial" w:eastAsia="Arial" w:hAnsi="Arial"/>
+          <w:b/>
+          <w:bCs/>
+          <w:color w:val="111827"/>
+          <w:sz w:val="28"/>
+          <w:szCs w:val="28"/>
+        </w:rPr>
+        <w:t xml:space="preserve">9. Squad Tab</w:t>
+      </w:r>
+    </w:p>
+    <w:p>
+      <w:pPr>
+        <w:pStyle w:val="Heading2"/>
+        <w:spacing w:after="120" w:before="240"/>
+      </w:pPr>
+      <w:r>
+        <w:rPr>
+          <w:rFonts w:ascii="Arial" w:cs="Arial" w:eastAsia="Arial" w:hAnsi="Arial"/>
+          <w:b/>
+          <w:bCs/>
+          <w:color w:val="7F1212"/>
+          <w:sz w:val="22"/>
+          <w:szCs w:val="22"/>
+        </w:rPr>
+        <w:t xml:space="preserve">Managing Your Squad</w:t>
+      </w:r>
+    </w:p>
+    <w:p>
+      <w:pPr>
+        <w:spacing w:after="80" w:before="80"/>
+      </w:pPr>
+      <w:r>
+        <w:rPr>
+          <w:rFonts w:ascii="Arial" w:cs="Arial" w:eastAsia="Arial" w:hAnsi="Arial"/>
+          <w:color w:val="111827"/>
+          <w:sz w:val="20"/>
+          <w:szCs w:val="20"/>
+        </w:rPr>
+        <w:t xml:space="preserve">The Squad tab shows a 34-slot grid. Tap any slot to open the player editor. Enter the player's name and tap Save Player — the button sits directly below the name field. Position selection is below and optional.</w:t>
+      </w:r>
+    </w:p>
+    <w:p>
+      <w:pPr>
+        <w:spacing w:after="80" w:before="80"/>
+      </w:pPr>
+      <w:r>
+        <w:t xml:space="preserve"/>
+      </w:r>
+    </w:p>
+    <w:p>
+      <w:pPr>
+        <w:pStyle w:val="Heading2"/>
+        <w:spacing w:after="120" w:before="240"/>
+      </w:pPr>
+      <w:r>
+        <w:rPr>
+          <w:rFonts w:ascii="Arial" w:cs="Arial" w:eastAsia="Arial" w:hAnsi="Arial"/>
+          <w:b/>
+          <w:bCs/>
+          <w:color w:val="7F1212"/>
+          <w:sz w:val="22"/>
+          <w:szCs w:val="22"/>
+        </w:rPr>
+        <w:t xml:space="preserve">Player Stats &amp; Performance Score</w:t>
+      </w:r>
+    </w:p>
+    <w:p>
+      <w:pPr>
+        <w:spacing w:after="80" w:before="80"/>
+      </w:pPr>
+      <w:r>
+        <w:rPr>
+          <w:rFonts w:ascii="Arial" w:cs="Arial" w:eastAsia="Arial" w:hAnsi="Arial"/>
+          <w:color w:val="111827"/>
+          <w:sz w:val="20"/>
+          <w:szCs w:val="20"/>
+        </w:rPr>
+        <w:t xml:space="preserve">The Player Stats sub-tab shows a breakdown of all events tagged to each player. Each player card displays a Performance Score in the top right corner — a number calculated from all their tagged events using the configured performance point values.</w:t>
+      </w:r>
+    </w:p>
+    <w:p>
+      <w:pPr>
+        <w:spacing w:after="80" w:before="80"/>
+      </w:pPr>
+      <w:r>
+        <w:t xml:space="preserve"/>
+      </w:r>
+    </w:p>
+    <w:tbl>
+      <w:tblPr>
+        <w:tblW w:type="dxa" w:w="9360"/>
+        <w:tblBorders>
+          <w:top w:val="single" w:color="auto" w:sz="4"/>
+          <w:left w:val="single" w:color="auto" w:sz="4"/>
+          <w:bottom w:val="single" w:color="auto" w:sz="4"/>
+          <w:right w:val="single" w:color="auto" w:sz="4"/>
+          <w:insideH w:val="single" w:color="auto" w:sz="4"/>
+          <w:insideV w:val="single" w:color="auto" w:sz="4"/>
+        </w:tblBorders>
+      </w:tblPr>
+      <w:tblGrid>
+        <w:gridCol w:w="2000"/>
+        <w:gridCol w:w="7360"/>
+      </w:tblGrid>
+      <w:tr>
+        <w:tc>
+          <w:tcPr>
+            <w:tcW w:type="dxa" w:w="2000"/>
+            <w:tcBorders>
+              <w:top w:val="single" w:color="D1D5DB" w:sz="1"/>
+              <w:left w:val="single" w:color="D1D5DB" w:sz="1"/>
+              <w:bottom w:val="single" w:color="D1D5DB" w:sz="1"/>
+              <w:right w:val="single" w:color="D1D5DB" w:sz="1"/>
+            </w:tcBorders>
+            <w:shd w:fill="991B1B" w:val="clear"/>
+            <w:tcMar>
+              <w:top w:type="dxa" w:w="80"/>
+              <w:left w:type="dxa" w:w="120"/>
+              <w:bottom w:type="dxa" w:w="80"/>
+              <w:right w:type="dxa" w:w="120"/>
+            </w:tcMar>
+            <w:vAlign w:val="center"/>
+          </w:tcPr>
+          <w:p>
+            <w:pPr>
+              <w:jc w:val="left"/>
+            </w:pPr>
+            <w:r>
+              <w:rPr>
+                <w:rFonts w:ascii="Arial" w:cs="Arial" w:eastAsia="Arial" w:hAnsi="Arial"/>
+                <w:b/>
+                <w:bCs/>
+                <w:color w:val="FFFFFF"/>
+                <w:sz w:val="18"/>
+                <w:szCs w:val="18"/>
+              </w:rPr>
+              <w:t xml:space="preserve">Score</w:t>
+            </w:r>
+          </w:p>
+        </w:tc>
+        <w:tc>
+          <w:tcPr>
+            <w:tcW w:type="dxa" w:w="7360"/>
+            <w:tcBorders>
+              <w:top w:val="single" w:color="D1D5DB" w:sz="1"/>
+              <w:left w:val="single" w:color="D1D5DB" w:sz="1"/>
+              <w:bottom w:val="single" w:color="D1D5DB" w:sz="1"/>
+              <w:right w:val="single" w:color="D1D5DB" w:sz="1"/>
+            </w:tcBorders>
+            <w:shd w:fill="991B1B" w:val="clear"/>
+            <w:tcMar>
+              <w:top w:type="dxa" w:w="80"/>
+              <w:left w:type="dxa" w:w="120"/>
+              <w:bottom w:type="dxa" w:w="80"/>
+              <w:right w:type="dxa" w:w="120"/>
+            </w:tcMar>
+            <w:vAlign w:val="center"/>
+          </w:tcPr>
+          <w:p>
+            <w:pPr>
+              <w:jc w:val="left"/>
+            </w:pPr>
+            <w:r>
+              <w:rPr>
+                <w:rFonts w:ascii="Arial" w:cs="Arial" w:eastAsia="Arial" w:hAnsi="Arial"/>
+                <w:b/>
+                <w:bCs/>
+                <w:color w:val="FFFFFF"/>
+                <w:sz w:val="18"/>
+                <w:szCs w:val="18"/>
+              </w:rPr>
+              <w:t xml:space="preserve">What it means</w:t>
+            </w:r>
+          </w:p>
+        </w:tc>
+      </w:tr>
+      <w:tr>
+        <w:tc>
+          <w:tcPr>
+            <w:tcW w:type="dxa" w:w="2000"/>
+            <w:tcBorders>
+              <w:top w:val="single" w:color="D1D5DB" w:sz="1"/>
+              <w:left w:val="single" w:color="D1D5DB" w:sz="1"/>
+              <w:bottom w:val="single" w:color="D1D5DB" w:sz="1"/>
+              <w:right w:val="single" w:color="D1D5DB" w:sz="1"/>
+            </w:tcBorders>
+            <w:shd w:fill="FFFFFF" w:val="clear"/>
+            <w:tcMar>
+              <w:top w:type="dxa" w:w="80"/>
+              <w:left w:type="dxa" w:w="120"/>
+              <w:bottom w:type="dxa" w:w="80"/>
+              <w:right w:type="dxa" w:w="120"/>
+            </w:tcMar>
+            <w:vAlign w:val="center"/>
+          </w:tcPr>
+          <w:p>
+            <w:pPr>
+              <w:jc w:val="left"/>
+            </w:pPr>
+            <w:r>
+              <w:rPr>
+                <w:rFonts w:ascii="Arial" w:cs="Arial" w:eastAsia="Arial" w:hAnsi="Arial"/>
+                <w:b/>
+                <w:bCs/>
+                <w:color w:val="111827"/>
+                <w:sz w:val="19"/>
+                <w:szCs w:val="19"/>
+              </w:rPr>
+              <w:t xml:space="preserve">Green (+14)</w:t>
+            </w:r>
+          </w:p>
+        </w:tc>
+        <w:tc>
+          <w:tcPr>
+            <w:tcW w:type="dxa" w:w="7360"/>
+            <w:tcBorders>
+              <w:top w:val="single" w:color="D1D5DB" w:sz="1"/>
+              <w:left w:val="single" w:color="D1D5DB" w:sz="1"/>
+              <w:bottom w:val="single" w:color="D1D5DB" w:sz="1"/>
+              <w:right w:val="single" w:color="D1D5DB" w:sz="1"/>
+            </w:tcBorders>
+            <w:shd w:fill="FFFFFF" w:val="clear"/>
+            <w:tcMar>
+              <w:top w:type="dxa" w:w="80"/>
+              <w:left w:type="dxa" w:w="120"/>
+              <w:bottom w:type="dxa" w:w="80"/>
+              <w:right w:type="dxa" w:w="120"/>
+            </w:tcMar>
+            <w:vAlign w:val="center"/>
+          </w:tcPr>
+          <w:p>
+            <w:pPr>
+              <w:jc w:val="left"/>
+            </w:pPr>
+            <w:r>
+              <w:rPr>
+                <w:rFonts w:ascii="Arial" w:cs="Arial" w:eastAsia="Arial" w:hAnsi="Arial"/>
+                <w:b w:val="false"/>
+                <w:bCs w:val="false"/>
+                <w:color w:val="111827"/>
+                <w:sz w:val="19"/>
+                <w:szCs w:val="19"/>
+              </w:rPr>
+              <w:t xml:space="preserve">Positive overall contribution — more good actions than mistakes</w:t>
+            </w:r>
+          </w:p>
+        </w:tc>
+      </w:tr>
+      <w:tr>
+        <w:tc>
+          <w:tcPr>
+            <w:tcW w:type="dxa" w:w="2000"/>
+            <w:tcBorders>
+              <w:top w:val="single" w:color="D1D5DB" w:sz="1"/>
+              <w:left w:val="single" w:color="D1D5DB" w:sz="1"/>
+              <w:bottom w:val="single" w:color="D1D5DB" w:sz="1"/>
+              <w:right w:val="single" w:color="D1D5DB" w:sz="1"/>
+            </w:tcBorders>
+            <w:shd w:fill="FFFFFF" w:val="clear"/>
+            <w:tcMar>
+              <w:top w:type="dxa" w:w="80"/>
+              <w:left w:type="dxa" w:w="120"/>
+              <w:bottom w:type="dxa" w:w="80"/>
+              <w:right w:type="dxa" w:w="120"/>
+            </w:tcMar>
+            <w:vAlign w:val="center"/>
+          </w:tcPr>
+          <w:p>
+            <w:pPr>
+              <w:jc w:val="left"/>
+            </w:pPr>
+            <w:r>
+              <w:rPr>
+                <w:rFonts w:ascii="Arial" w:cs="Arial" w:eastAsia="Arial" w:hAnsi="Arial"/>
+                <w:b/>
+                <w:bCs/>
+                <w:color w:val="111827"/>
+                <w:sz w:val="19"/>
+                <w:szCs w:val="19"/>
+              </w:rPr>
+              <w:t xml:space="preserve">Red (-3)</w:t>
+            </w:r>
+          </w:p>
+        </w:tc>
+        <w:tc>
+          <w:tcPr>
+            <w:tcW w:type="dxa" w:w="7360"/>
+            <w:tcBorders>
+              <w:top w:val="single" w:color="D1D5DB" w:sz="1"/>
+              <w:left w:val="single" w:color="D1D5DB" w:sz="1"/>
+              <w:bottom w:val="single" w:color="D1D5DB" w:sz="1"/>
+              <w:right w:val="single" w:color="D1D5DB" w:sz="1"/>
+            </w:tcBorders>
+            <w:shd w:fill="F3F4F6" w:val="clear"/>
+            <w:tcMar>
+              <w:top w:type="dxa" w:w="80"/>
+              <w:left w:type="dxa" w:w="120"/>
+              <w:bottom w:type="dxa" w:w="80"/>
+              <w:right w:type="dxa" w:w="120"/>
+            </w:tcMar>
+            <w:vAlign w:val="center"/>
+          </w:tcPr>
+          <w:p>
+            <w:pPr>
+              <w:jc w:val="left"/>
+            </w:pPr>
+            <w:r>
+              <w:rPr>
+                <w:rFonts w:ascii="Arial" w:cs="Arial" w:eastAsia="Arial" w:hAnsi="Arial"/>
+                <w:b w:val="false"/>
+                <w:bCs w:val="false"/>
+                <w:color w:val="111827"/>
+                <w:sz w:val="19"/>
+                <w:szCs w:val="19"/>
+              </w:rPr>
+              <w:t xml:space="preserve">More negative events than positive</w:t>
+            </w:r>
+          </w:p>
+        </w:tc>
+      </w:tr>
+      <w:tr>
+        <w:tc>
+          <w:tcPr>
+            <w:tcW w:type="dxa" w:w="2000"/>
+            <w:tcBorders>
+              <w:top w:val="single" w:color="D1D5DB" w:sz="1"/>
+              <w:left w:val="single" w:color="D1D5DB" w:sz="1"/>
+              <w:bottom w:val="single" w:color="D1D5DB" w:sz="1"/>
+              <w:right w:val="single" w:color="D1D5DB" w:sz="1"/>
+            </w:tcBorders>
+            <w:shd w:fill="FFFFFF" w:val="clear"/>
+            <w:tcMar>
+              <w:top w:type="dxa" w:w="80"/>
+              <w:left w:type="dxa" w:w="120"/>
+              <w:bottom w:type="dxa" w:w="80"/>
+              <w:right w:type="dxa" w:w="120"/>
+            </w:tcMar>
+            <w:vAlign w:val="center"/>
+          </w:tcPr>
+          <w:p>
+            <w:pPr>
+              <w:jc w:val="left"/>
+            </w:pPr>
+            <w:r>
+              <w:rPr>
+                <w:rFonts w:ascii="Arial" w:cs="Arial" w:eastAsia="Arial" w:hAnsi="Arial"/>
+                <w:b/>
+                <w:bCs/>
+                <w:color w:val="111827"/>
+                <w:sz w:val="19"/>
+                <w:szCs w:val="19"/>
+              </w:rPr>
+              <w:t xml:space="preserve">Grey (0)</w:t>
+            </w:r>
+          </w:p>
+        </w:tc>
+        <w:tc>
+          <w:tcPr>
+            <w:tcW w:type="dxa" w:w="7360"/>
+            <w:tcBorders>
+              <w:top w:val="single" w:color="D1D5DB" w:sz="1"/>
+              <w:left w:val="single" w:color="D1D5DB" w:sz="1"/>
+              <w:bottom w:val="single" w:color="D1D5DB" w:sz="1"/>
+              <w:right w:val="single" w:color="D1D5DB" w:sz="1"/>
+            </w:tcBorders>
+            <w:shd w:fill="FFFFFF" w:val="clear"/>
+            <w:tcMar>
+              <w:top w:type="dxa" w:w="80"/>
+              <w:left w:type="dxa" w:w="120"/>
+              <w:bottom w:type="dxa" w:w="80"/>
+              <w:right w:type="dxa" w:w="120"/>
+            </w:tcMar>
+            <w:vAlign w:val="center"/>
+          </w:tcPr>
+          <w:p>
+            <w:pPr>
+              <w:jc w:val="left"/>
+            </w:pPr>
+            <w:r>
+              <w:rPr>
+                <w:rFonts w:ascii="Arial" w:cs="Arial" w:eastAsia="Arial" w:hAnsi="Arial"/>
+                <w:b w:val="false"/>
+                <w:bCs w:val="false"/>
+                <w:color w:val="111827"/>
+                <w:sz w:val="19"/>
+                <w:szCs w:val="19"/>
+              </w:rPr>
+              <w:t xml:space="preserve">No events tagged, or balanced positive/negative</w:t>
+            </w:r>
+          </w:p>
+        </w:tc>
+      </w:tr>
+    </w:tbl>
+    <w:p>
+      <w:pPr>
+        <w:spacing w:after="80" w:before="80"/>
+      </w:pPr>
+      <w:r>
+        <w:t xml:space="preserve"/>
+      </w:r>
+    </w:p>
+    <w:p>
+      <w:pPr>
+        <w:spacing w:after="80" w:before="80"/>
+      </w:pPr>
+      <w:r>
+        <w:rPr>
+          <w:rFonts w:ascii="Arial" w:cs="Arial" w:eastAsia="Arial" w:hAnsi="Arial"/>
+          <w:color w:val="111827"/>
+          <w:sz w:val="20"/>
+          <w:szCs w:val="20"/>
+        </w:rPr>
+        <w:t xml:space="preserve">Default performance values: Goal +8, Point +5, Tackle +4, Turnover Forced (Attack) +5, Red Card -8, Wide -1. All values are configurable in ⚙️ Settings.</w:t>
+      </w:r>
+    </w:p>
+    <w:p>
+      <w:pPr>
+        <w:spacing w:after="80" w:before="80"/>
+      </w:pPr>
+      <w:r>
+        <w:t xml:space="preserve"/>
+      </w:r>
+    </w:p>
+    <w:p>
+      <w:pPr>
+        <w:pStyle w:val="Heading2"/>
+        <w:spacing w:after="120" w:before="240"/>
+      </w:pPr>
+      <w:r>
+        <w:rPr>
+          <w:rFonts w:ascii="Arial" w:cs="Arial" w:eastAsia="Arial" w:hAnsi="Arial"/>
+          <w:b/>
+          <w:bCs/>
+          <w:color w:val="7F1212"/>
+          <w:sz w:val="22"/>
+          <w:szCs w:val="22"/>
+        </w:rPr>
+        <w:t xml:space="preserve">Team Sheet</w:t>
+      </w:r>
+    </w:p>
+    <w:p>
+      <w:pPr>
+        <w:spacing w:after="80" w:before="80"/>
+      </w:pPr>
+      <w:r>
+        <w:rPr>
+          <w:rFonts w:ascii="Arial" w:cs="Arial" w:eastAsia="Arial" w:hAnsi="Arial"/>
+          <w:color w:val="111827"/>
+          <w:sz w:val="20"/>
+          <w:szCs w:val="20"/>
+        </w:rPr>
+        <w:t xml:space="preserve">Tap Team Sheet to see the squad in a standard GAA formation. Tap 🖨️ Print / Save PDF to export.</w:t>
+      </w:r>
+    </w:p>
+    <w:p>
+      <w:pPr>
+        <w:spacing w:after="80" w:before="80"/>
+      </w:pPr>
+      <w:r>
+        <w:t xml:space="preserve"/>
+      </w:r>
+    </w:p>
+    <w:p>
+      <w:pPr>
+        <w:pStyle w:val="Heading1"/>
+        <w:pBdr>
+          <w:bottom w:val="single" w:color="991B1B" w:sz="4" w:space="4"/>
+        </w:pBdr>
+        <w:spacing w:after="160" w:before="320"/>
+      </w:pPr>
+      <w:r>
+        <w:rPr>
+          <w:rFonts w:ascii="Arial" w:cs="Arial" w:eastAsia="Arial" w:hAnsi="Arial"/>
+          <w:b/>
+          <w:bCs/>
+          <w:color w:val="111827"/>
+          <w:sz w:val="28"/>
+          <w:szCs w:val="28"/>
+        </w:rPr>
+        <w:t xml:space="preserve">10. Stats Tab</w:t>
+      </w:r>
+    </w:p>
+    <w:p>
+      <w:pPr>
+        <w:spacing w:after="80" w:before="80"/>
+      </w:pPr>
+      <w:r>
+        <w:rPr>
+          <w:rFonts w:ascii="Arial" w:cs="Arial" w:eastAsia="Arial" w:hAnsi="Arial"/>
+          <w:color w:val="111827"/>
+          <w:sz w:val="20"/>
+          <w:szCs w:val="20"/>
+        </w:rPr>
+        <w:t xml:space="preserve">The full match statistics table comparing both teams. The heading shows 'Live Match' or the loaded match name. Video tags section appears when a tagged match is reloaded.</w:t>
+      </w:r>
+    </w:p>
+    <w:p>
+      <w:pPr>
+        <w:spacing w:after="80" w:before="80"/>
+      </w:pPr>
+      <w:r>
+        <w:rPr>
+          <w:rFonts w:ascii="Arial" w:cs="Arial" w:eastAsia="Arial" w:hAnsi="Arial"/>
+          <w:color w:val="111827"/>
+          <w:sz w:val="20"/>
+          <w:szCs w:val="20"/>
+        </w:rPr>
+        <w:t xml:space="preserve">Tap Save Match to save — the banner turns green to confirm and the match syncs to your account.</w:t>
+      </w:r>
+    </w:p>
+    <w:p>
+      <w:pPr>
+        <w:spacing w:after="80" w:before="80"/>
+      </w:pPr>
+      <w:r>
+        <w:t xml:space="preserve"/>
+      </w:r>
+    </w:p>
+    <w:p>
+      <w:pPr>
+        <w:pStyle w:val="Heading1"/>
+        <w:pBdr>
+          <w:bottom w:val="single" w:color="991B1B" w:sz="4" w:space="4"/>
+        </w:pBdr>
+        <w:spacing w:after="160" w:before="320"/>
+      </w:pPr>
+      <w:r>
+        <w:rPr>
+          <w:rFonts w:ascii="Arial" w:cs="Arial" w:eastAsia="Arial" w:hAnsi="Arial"/>
+          <w:b/>
+          <w:bCs/>
+          <w:color w:val="111827"/>
+          <w:sz w:val="28"/>
+          <w:szCs w:val="28"/>
+        </w:rPr>
+        <w:t xml:space="preserve">11. History Tab</w:t>
+      </w:r>
+    </w:p>
+    <w:p>
+      <w:pPr>
+        <w:pStyle w:val="Heading2"/>
+        <w:spacing w:after="120" w:before="240"/>
+      </w:pPr>
+      <w:r>
+        <w:rPr>
+          <w:rFonts w:ascii="Arial" w:cs="Arial" w:eastAsia="Arial" w:hAnsi="Arial"/>
+          <w:b/>
+          <w:bCs/>
+          <w:color w:val="7F1212"/>
+          <w:sz w:val="22"/>
+          <w:szCs w:val="22"/>
+        </w:rPr>
+        <w:t xml:space="preserve">Searching History</w:t>
+      </w:r>
+    </w:p>
+    <w:p>
+      <w:pPr>
+        <w:spacing w:after="80" w:before="80"/>
+      </w:pPr>
+      <w:r>
+        <w:rPr>
+          <w:rFonts w:ascii="Arial" w:cs="Arial" w:eastAsia="Arial" w:hAnsi="Arial"/>
+          <w:color w:val="111827"/>
+          <w:sz w:val="20"/>
+          <w:szCs w:val="20"/>
+        </w:rPr>
+        <w:t xml:space="preserve">A search bar at the top of the History tab filters matches in real time by team name, competition or venue. The match count updates as you type.</w:t>
+      </w:r>
+    </w:p>
+    <w:p>
+      <w:pPr>
+        <w:spacing w:after="80" w:before="80"/>
+      </w:pPr>
+      <w:r>
+        <w:t xml:space="preserve"/>
+      </w:r>
+    </w:p>
+    <w:p>
+      <w:pPr>
+        <w:pStyle w:val="Heading2"/>
+        <w:spacing w:after="120" w:before="240"/>
+      </w:pPr>
+      <w:r>
+        <w:rPr>
+          <w:rFonts w:ascii="Arial" w:cs="Arial" w:eastAsia="Arial" w:hAnsi="Arial"/>
+          <w:b/>
+          <w:bCs/>
+          <w:color w:val="7F1212"/>
+          <w:sz w:val="22"/>
+          <w:szCs w:val="22"/>
+        </w:rPr>
+        <w:t xml:space="preserve">Match Cards</w:t>
+      </w:r>
+    </w:p>
+    <w:tbl>
+      <w:tblPr>
+        <w:tblW w:type="dxa" w:w="9360"/>
+        <w:tblBorders>
+          <w:top w:val="single" w:color="auto" w:sz="4"/>
+          <w:left w:val="single" w:color="auto" w:sz="4"/>
+          <w:bottom w:val="single" w:color="auto" w:sz="4"/>
+          <w:right w:val="single" w:color="auto" w:sz="4"/>
+          <w:insideH w:val="single" w:color="auto" w:sz="4"/>
+          <w:insideV w:val="single" w:color="auto" w:sz="4"/>
+        </w:tblBorders>
+      </w:tblPr>
+      <w:tblGrid>
+        <w:gridCol w:w="2200"/>
+        <w:gridCol w:w="7160"/>
+      </w:tblGrid>
+      <w:tr>
+        <w:tc>
+          <w:tcPr>
+            <w:tcW w:type="dxa" w:w="2200"/>
+            <w:tcBorders>
+              <w:top w:val="single" w:color="D1D5DB" w:sz="1"/>
+              <w:left w:val="single" w:color="D1D5DB" w:sz="1"/>
+              <w:bottom w:val="single" w:color="D1D5DB" w:sz="1"/>
+              <w:right w:val="single" w:color="D1D5DB" w:sz="1"/>
+            </w:tcBorders>
+            <w:shd w:fill="991B1B" w:val="clear"/>
+            <w:tcMar>
+              <w:top w:type="dxa" w:w="80"/>
+              <w:left w:type="dxa" w:w="120"/>
+              <w:bottom w:type="dxa" w:w="80"/>
+              <w:right w:type="dxa" w:w="120"/>
+            </w:tcMar>
+            <w:vAlign w:val="center"/>
+          </w:tcPr>
+          <w:p>
+            <w:pPr>
+              <w:jc w:val="left"/>
+            </w:pPr>
+            <w:r>
+              <w:rPr>
+                <w:rFonts w:ascii="Arial" w:cs="Arial" w:eastAsia="Arial" w:hAnsi="Arial"/>
+                <w:b/>
+                <w:bCs/>
+                <w:color w:val="FFFFFF"/>
+                <w:sz w:val="18"/>
+                <w:szCs w:val="18"/>
+              </w:rPr>
+              <w:t xml:space="preserve">Button</w:t>
+            </w:r>
+          </w:p>
+        </w:tc>
+        <w:tc>
+          <w:tcPr>
+            <w:tcW w:type="dxa" w:w="7160"/>
+            <w:tcBorders>
+              <w:top w:val="single" w:color="D1D5DB" w:sz="1"/>
+              <w:left w:val="single" w:color="D1D5DB" w:sz="1"/>
+              <w:bottom w:val="single" w:color="D1D5DB" w:sz="1"/>
+              <w:right w:val="single" w:color="D1D5DB" w:sz="1"/>
+            </w:tcBorders>
+            <w:shd w:fill="991B1B" w:val="clear"/>
+            <w:tcMar>
+              <w:top w:type="dxa" w:w="80"/>
+              <w:left w:type="dxa" w:w="120"/>
+              <w:bottom w:type="dxa" w:w="80"/>
+              <w:right w:type="dxa" w:w="120"/>
+            </w:tcMar>
+            <w:vAlign w:val="center"/>
+          </w:tcPr>
+          <w:p>
+            <w:pPr>
+              <w:jc w:val="left"/>
+            </w:pPr>
+            <w:r>
+              <w:rPr>
+                <w:rFonts w:ascii="Arial" w:cs="Arial" w:eastAsia="Arial" w:hAnsi="Arial"/>
+                <w:b/>
+                <w:bCs/>
+                <w:color w:val="FFFFFF"/>
+                <w:sz w:val="18"/>
+                <w:szCs w:val="18"/>
+              </w:rPr>
+              <w:t xml:space="preserve">What it does</w:t>
+            </w:r>
+          </w:p>
+        </w:tc>
+      </w:tr>
+      <w:tr>
+        <w:tc>
+          <w:tcPr>
+            <w:tcW w:type="dxa" w:w="2200"/>
+            <w:tcBorders>
+              <w:top w:val="single" w:color="D1D5DB" w:sz="1"/>
+              <w:left w:val="single" w:color="D1D5DB" w:sz="1"/>
+              <w:bottom w:val="single" w:color="D1D5DB" w:sz="1"/>
+              <w:right w:val="single" w:color="D1D5DB" w:sz="1"/>
+            </w:tcBorders>
+            <w:shd w:fill="FFFFFF" w:val="clear"/>
+            <w:tcMar>
+              <w:top w:type="dxa" w:w="80"/>
+              <w:left w:type="dxa" w:w="120"/>
+              <w:bottom w:type="dxa" w:w="80"/>
+              <w:right w:type="dxa" w:w="120"/>
+            </w:tcMar>
+            <w:vAlign w:val="center"/>
+          </w:tcPr>
+          <w:p>
+            <w:pPr>
+              <w:jc w:val="left"/>
+            </w:pPr>
+            <w:r>
+              <w:rPr>
+                <w:rFonts w:ascii="Arial" w:cs="Arial" w:eastAsia="Arial" w:hAnsi="Arial"/>
+                <w:b/>
+                <w:bCs/>
+                <w:color w:val="111827"/>
+                <w:sz w:val="19"/>
+                <w:szCs w:val="19"/>
+              </w:rPr>
+              <w:t xml:space="preserve">📊 Full Stats</w:t>
+            </w:r>
+          </w:p>
+        </w:tc>
+        <w:tc>
+          <w:tcPr>
+            <w:tcW w:type="dxa" w:w="7160"/>
+            <w:tcBorders>
+              <w:top w:val="single" w:color="D1D5DB" w:sz="1"/>
+              <w:left w:val="single" w:color="D1D5DB" w:sz="1"/>
+              <w:bottom w:val="single" w:color="D1D5DB" w:sz="1"/>
+              <w:right w:val="single" w:color="D1D5DB" w:sz="1"/>
+            </w:tcBorders>
+            <w:shd w:fill="FFFFFF" w:val="clear"/>
+            <w:tcMar>
+              <w:top w:type="dxa" w:w="80"/>
+              <w:left w:type="dxa" w:w="120"/>
+              <w:bottom w:type="dxa" w:w="80"/>
+              <w:right w:type="dxa" w:w="120"/>
+            </w:tcMar>
+            <w:vAlign w:val="center"/>
+          </w:tcPr>
+          <w:p>
+            <w:pPr>
+              <w:jc w:val="left"/>
+            </w:pPr>
+            <w:r>
+              <w:rPr>
+                <w:rFonts w:ascii="Arial" w:cs="Arial" w:eastAsia="Arial" w:hAnsi="Arial"/>
+                <w:b w:val="false"/>
+                <w:bCs w:val="false"/>
+                <w:color w:val="111827"/>
+                <w:sz w:val="19"/>
+                <w:szCs w:val="19"/>
+              </w:rPr>
+              <w:t xml:space="preserve">Opens detailed stats, including video tags if present</w:t>
+            </w:r>
+          </w:p>
+        </w:tc>
+      </w:tr>
+      <w:tr>
+        <w:tc>
+          <w:tcPr>
+            <w:tcW w:type="dxa" w:w="2200"/>
+            <w:tcBorders>
+              <w:top w:val="single" w:color="D1D5DB" w:sz="1"/>
+              <w:left w:val="single" w:color="D1D5DB" w:sz="1"/>
+              <w:bottom w:val="single" w:color="D1D5DB" w:sz="1"/>
+              <w:right w:val="single" w:color="D1D5DB" w:sz="1"/>
+            </w:tcBorders>
+            <w:shd w:fill="FFFFFF" w:val="clear"/>
+            <w:tcMar>
+              <w:top w:type="dxa" w:w="80"/>
+              <w:left w:type="dxa" w:w="120"/>
+              <w:bottom w:type="dxa" w:w="80"/>
+              <w:right w:type="dxa" w:w="120"/>
+            </w:tcMar>
+            <w:vAlign w:val="center"/>
+          </w:tcPr>
+          <w:p>
+            <w:pPr>
+              <w:jc w:val="left"/>
+            </w:pPr>
+            <w:r>
+              <w:rPr>
+                <w:rFonts w:ascii="Arial" w:cs="Arial" w:eastAsia="Arial" w:hAnsi="Arial"/>
+                <w:b/>
+                <w:bCs/>
+                <w:color w:val="111827"/>
+                <w:sz w:val="19"/>
+                <w:szCs w:val="19"/>
+              </w:rPr>
+              <w:t xml:space="preserve">📄 Report</w:t>
+            </w:r>
+          </w:p>
+        </w:tc>
+        <w:tc>
+          <w:tcPr>
+            <w:tcW w:type="dxa" w:w="7160"/>
+            <w:tcBorders>
+              <w:top w:val="single" w:color="D1D5DB" w:sz="1"/>
+              <w:left w:val="single" w:color="D1D5DB" w:sz="1"/>
+              <w:bottom w:val="single" w:color="D1D5DB" w:sz="1"/>
+              <w:right w:val="single" w:color="D1D5DB" w:sz="1"/>
+            </w:tcBorders>
+            <w:shd w:fill="F3F4F6" w:val="clear"/>
+            <w:tcMar>
+              <w:top w:type="dxa" w:w="80"/>
+              <w:left w:type="dxa" w:w="120"/>
+              <w:bottom w:type="dxa" w:w="80"/>
+              <w:right w:type="dxa" w:w="120"/>
+            </w:tcMar>
+            <w:vAlign w:val="center"/>
+          </w:tcPr>
+          <w:p>
+            <w:pPr>
+              <w:jc w:val="left"/>
+            </w:pPr>
+            <w:r>
+              <w:rPr>
+                <w:rFonts w:ascii="Arial" w:cs="Arial" w:eastAsia="Arial" w:hAnsi="Arial"/>
+                <w:b w:val="false"/>
+                <w:bCs w:val="false"/>
+                <w:color w:val="111827"/>
+                <w:sz w:val="19"/>
+                <w:szCs w:val="19"/>
+              </w:rPr>
+              <w:t xml:space="preserve">Generates a full PDF report including video tags</w:t>
+            </w:r>
+          </w:p>
+        </w:tc>
+      </w:tr>
+      <w:tr>
+        <w:tc>
+          <w:tcPr>
+            <w:tcW w:type="dxa" w:w="2200"/>
+            <w:tcBorders>
+              <w:top w:val="single" w:color="D1D5DB" w:sz="1"/>
+              <w:left w:val="single" w:color="D1D5DB" w:sz="1"/>
+              <w:bottom w:val="single" w:color="D1D5DB" w:sz="1"/>
+              <w:right w:val="single" w:color="D1D5DB" w:sz="1"/>
+            </w:tcBorders>
+            <w:shd w:fill="FFFFFF" w:val="clear"/>
+            <w:tcMar>
+              <w:top w:type="dxa" w:w="80"/>
+              <w:left w:type="dxa" w:w="120"/>
+              <w:bottom w:type="dxa" w:w="80"/>
+              <w:right w:type="dxa" w:w="120"/>
+            </w:tcMar>
+            <w:vAlign w:val="center"/>
+          </w:tcPr>
+          <w:p>
+            <w:pPr>
+              <w:jc w:val="left"/>
+            </w:pPr>
+            <w:r>
+              <w:rPr>
+                <w:rFonts w:ascii="Arial" w:cs="Arial" w:eastAsia="Arial" w:hAnsi="Arial"/>
+                <w:b/>
+                <w:bCs/>
+                <w:color w:val="111827"/>
+                <w:sz w:val="19"/>
+                <w:szCs w:val="19"/>
+              </w:rPr>
+              <w:t xml:space="preserve">🎬 Video</w:t>
+            </w:r>
+          </w:p>
+        </w:tc>
+        <w:tc>
+          <w:tcPr>
+            <w:tcW w:type="dxa" w:w="7160"/>
+            <w:tcBorders>
+              <w:top w:val="single" w:color="D1D5DB" w:sz="1"/>
+              <w:left w:val="single" w:color="D1D5DB" w:sz="1"/>
+              <w:bottom w:val="single" w:color="D1D5DB" w:sz="1"/>
+              <w:right w:val="single" w:color="D1D5DB" w:sz="1"/>
+            </w:tcBorders>
+            <w:shd w:fill="FFFFFF" w:val="clear"/>
+            <w:tcMar>
+              <w:top w:type="dxa" w:w="80"/>
+              <w:left w:type="dxa" w:w="120"/>
+              <w:bottom w:type="dxa" w:w="80"/>
+              <w:right w:type="dxa" w:w="120"/>
+            </w:tcMar>
+            <w:vAlign w:val="center"/>
+          </w:tcPr>
+          <w:p>
+            <w:pPr>
+              <w:jc w:val="left"/>
+            </w:pPr>
+            <w:r>
+              <w:rPr>
+                <w:rFonts w:ascii="Arial" w:cs="Arial" w:eastAsia="Arial" w:hAnsi="Arial"/>
+                <w:b w:val="false"/>
+                <w:bCs w:val="false"/>
+                <w:color w:val="111827"/>
+                <w:sz w:val="19"/>
+                <w:szCs w:val="19"/>
+              </w:rPr>
+              <w:t xml:space="preserve">Opens Video Analysis for that match</w:t>
+            </w:r>
+          </w:p>
+        </w:tc>
+      </w:tr>
+      <w:tr>
+        <w:tc>
+          <w:tcPr>
+            <w:tcW w:type="dxa" w:w="2200"/>
+            <w:tcBorders>
+              <w:top w:val="single" w:color="D1D5DB" w:sz="1"/>
+              <w:left w:val="single" w:color="D1D5DB" w:sz="1"/>
+              <w:bottom w:val="single" w:color="D1D5DB" w:sz="1"/>
+              <w:right w:val="single" w:color="D1D5DB" w:sz="1"/>
+            </w:tcBorders>
+            <w:shd w:fill="FFFFFF" w:val="clear"/>
+            <w:tcMar>
+              <w:top w:type="dxa" w:w="80"/>
+              <w:left w:type="dxa" w:w="120"/>
+              <w:bottom w:type="dxa" w:w="80"/>
+              <w:right w:type="dxa" w:w="120"/>
+            </w:tcMar>
+            <w:vAlign w:val="center"/>
+          </w:tcPr>
+          <w:p>
+            <w:pPr>
+              <w:jc w:val="left"/>
+            </w:pPr>
+            <w:r>
+              <w:rPr>
+                <w:rFonts w:ascii="Arial" w:cs="Arial" w:eastAsia="Arial" w:hAnsi="Arial"/>
+                <w:b/>
+                <w:bCs/>
+                <w:color w:val="111827"/>
+                <w:sz w:val="19"/>
+                <w:szCs w:val="19"/>
+              </w:rPr>
+              <w:t xml:space="preserve">↩ Reload</w:t>
+            </w:r>
+          </w:p>
+        </w:tc>
+        <w:tc>
+          <w:tcPr>
+            <w:tcW w:type="dxa" w:w="7160"/>
+            <w:tcBorders>
+              <w:top w:val="single" w:color="D1D5DB" w:sz="1"/>
+              <w:left w:val="single" w:color="D1D5DB" w:sz="1"/>
+              <w:bottom w:val="single" w:color="D1D5DB" w:sz="1"/>
+              <w:right w:val="single" w:color="D1D5DB" w:sz="1"/>
+            </w:tcBorders>
+            <w:shd w:fill="F3F4F6" w:val="clear"/>
+            <w:tcMar>
+              <w:top w:type="dxa" w:w="80"/>
+              <w:left w:type="dxa" w:w="120"/>
+              <w:bottom w:type="dxa" w:w="80"/>
+              <w:right w:type="dxa" w:w="120"/>
+            </w:tcMar>
+            <w:vAlign w:val="center"/>
+          </w:tcPr>
+          <w:p>
+            <w:pPr>
+              <w:jc w:val="left"/>
+            </w:pPr>
+            <w:r>
+              <w:rPr>
+                <w:rFonts w:ascii="Arial" w:cs="Arial" w:eastAsia="Arial" w:hAnsi="Arial"/>
+                <w:b w:val="false"/>
+                <w:bCs w:val="false"/>
+                <w:color w:val="111827"/>
+                <w:sz w:val="19"/>
+                <w:szCs w:val="19"/>
+              </w:rPr>
+              <w:t xml:space="preserve">Loads the match back into the live tracker</w:t>
+            </w:r>
+          </w:p>
+        </w:tc>
+      </w:tr>
+      <w:tr>
+        <w:tc>
+          <w:tcPr>
+            <w:tcW w:type="dxa" w:w="2200"/>
+            <w:tcBorders>
+              <w:top w:val="single" w:color="D1D5DB" w:sz="1"/>
+              <w:left w:val="single" w:color="D1D5DB" w:sz="1"/>
+              <w:bottom w:val="single" w:color="D1D5DB" w:sz="1"/>
+              <w:right w:val="single" w:color="D1D5DB" w:sz="1"/>
+            </w:tcBorders>
+            <w:shd w:fill="FFFFFF" w:val="clear"/>
+            <w:tcMar>
+              <w:top w:type="dxa" w:w="80"/>
+              <w:left w:type="dxa" w:w="120"/>
+              <w:bottom w:type="dxa" w:w="80"/>
+              <w:right w:type="dxa" w:w="120"/>
+            </w:tcMar>
+            <w:vAlign w:val="center"/>
+          </w:tcPr>
+          <w:p>
+            <w:pPr>
+              <w:jc w:val="left"/>
+            </w:pPr>
+            <w:r>
+              <w:rPr>
+                <w:rFonts w:ascii="Arial" w:cs="Arial" w:eastAsia="Arial" w:hAnsi="Arial"/>
+                <w:b/>
+                <w:bCs/>
+                <w:color w:val="111827"/>
+                <w:sz w:val="19"/>
+                <w:szCs w:val="19"/>
+              </w:rPr>
+              <w:t xml:space="preserve">🗑 Delete</w:t>
+            </w:r>
+          </w:p>
+        </w:tc>
+        <w:tc>
+          <w:tcPr>
+            <w:tcW w:type="dxa" w:w="7160"/>
+            <w:tcBorders>
+              <w:top w:val="single" w:color="D1D5DB" w:sz="1"/>
+              <w:left w:val="single" w:color="D1D5DB" w:sz="1"/>
+              <w:bottom w:val="single" w:color="D1D5DB" w:sz="1"/>
+              <w:right w:val="single" w:color="D1D5DB" w:sz="1"/>
+            </w:tcBorders>
+            <w:shd w:fill="FFFFFF" w:val="clear"/>
+            <w:tcMar>
+              <w:top w:type="dxa" w:w="80"/>
+              <w:left w:type="dxa" w:w="120"/>
+              <w:bottom w:type="dxa" w:w="80"/>
+              <w:right w:type="dxa" w:w="120"/>
+            </w:tcMar>
+            <w:vAlign w:val="center"/>
+          </w:tcPr>
+          <w:p>
+            <w:pPr>
+              <w:jc w:val="left"/>
+            </w:pPr>
+            <w:r>
+              <w:rPr>
+                <w:rFonts w:ascii="Arial" w:cs="Arial" w:eastAsia="Arial" w:hAnsi="Arial"/>
+                <w:b w:val="false"/>
+                <w:bCs w:val="false"/>
+                <w:color w:val="111827"/>
+                <w:sz w:val="19"/>
+                <w:szCs w:val="19"/>
+              </w:rPr>
+              <w:t xml:space="preserve">Permanently removes the match</w:t>
+            </w:r>
+          </w:p>
+        </w:tc>
+      </w:tr>
+    </w:tbl>
+    <w:p>
+      <w:pPr>
+        <w:spacing w:after="80" w:before="80"/>
+      </w:pPr>
+      <w:r>
+        <w:t xml:space="preserve"/>
+      </w:r>
+    </w:p>
+    <w:p>
+      <w:pPr>
+        <w:pStyle w:val="Heading2"/>
+        <w:spacing w:after="120" w:before="240"/>
+      </w:pPr>
+      <w:r>
+        <w:rPr>
+          <w:rFonts w:ascii="Arial" w:cs="Arial" w:eastAsia="Arial" w:hAnsi="Arial"/>
+          <w:b/>
+          <w:bCs/>
+          <w:color w:val="7F1212"/>
+          <w:sz w:val="22"/>
+          <w:szCs w:val="22"/>
+        </w:rPr>
+        <w:t xml:space="preserve">New Video Analysis</w:t>
+      </w:r>
+    </w:p>
+    <w:p>
+      <w:pPr>
+        <w:spacing w:after="80" w:before="80"/>
+      </w:pPr>
+      <w:r>
+        <w:rPr>
+          <w:rFonts w:ascii="Arial" w:cs="Arial" w:eastAsia="Arial" w:hAnsi="Arial"/>
+          <w:color w:val="111827"/>
+          <w:sz w:val="20"/>
+          <w:szCs w:val="20"/>
+        </w:rPr>
+        <w:t xml:space="preserve">Tap the 🎬 New Video Analysis button to start a video-first workflow — enter team names and a video URL without needing a live recorded match.</w:t>
+      </w:r>
+    </w:p>
+    <w:p>
+      <w:pPr>
+        <w:spacing w:after="80" w:before="80"/>
+      </w:pPr>
+      <w:r>
+        <w:t xml:space="preserve"/>
+      </w:r>
+    </w:p>
+    <w:p>
+      <w:pPr>
+        <w:pStyle w:val="Heading1"/>
+        <w:pBdr>
+          <w:bottom w:val="single" w:color="991B1B" w:sz="4" w:space="4"/>
+        </w:pBdr>
+        <w:spacing w:after="160" w:before="320"/>
+      </w:pPr>
+      <w:r>
+        <w:rPr>
+          <w:rFonts w:ascii="Arial" w:cs="Arial" w:eastAsia="Arial" w:hAnsi="Arial"/>
+          <w:b/>
+          <w:bCs/>
+          <w:color w:val="111827"/>
+          <w:sz w:val="28"/>
+          <w:szCs w:val="28"/>
+        </w:rPr>
+        <w:t xml:space="preserve">12. Video Analysis</w:t>
+      </w:r>
+    </w:p>
+    <w:p>
+      <w:pPr>
+        <w:pStyle w:val="Heading2"/>
+        <w:spacing w:after="120" w:before="240"/>
+      </w:pPr>
+      <w:r>
+        <w:rPr>
+          <w:rFonts w:ascii="Arial" w:cs="Arial" w:eastAsia="Arial" w:hAnsi="Arial"/>
+          <w:b/>
+          <w:bCs/>
+          <w:color w:val="7F1212"/>
+          <w:sz w:val="22"/>
+          <w:szCs w:val="22"/>
+        </w:rPr>
+        <w:t xml:space="preserve">Opening Video Analysis</w:t>
+      </w:r>
+    </w:p>
+    <w:p>
+      <w:pPr>
+        <w:spacing w:after="80" w:before="80"/>
+      </w:pPr>
+      <w:r>
+        <w:rPr>
+          <w:rFonts w:ascii="Arial" w:cs="Arial" w:eastAsia="Arial" w:hAnsi="Arial"/>
+          <w:color w:val="111827"/>
+          <w:sz w:val="20"/>
+          <w:szCs w:val="20"/>
+        </w:rPr>
+        <w:t xml:space="preserve">From any saved match card tap 🎬 Video, or use 🎬 New Video Analysis from the History tab for a fresh session.</w:t>
+      </w:r>
+    </w:p>
+    <w:p>
+      <w:pPr>
+        <w:spacing w:after="80" w:before="80"/>
+      </w:pPr>
+      <w:r>
+        <w:t xml:space="preserve"/>
+      </w:r>
+    </w:p>
+    <w:p>
+      <w:pPr>
+        <w:pStyle w:val="Heading2"/>
+        <w:spacing w:after="120" w:before="240"/>
+      </w:pPr>
+      <w:r>
+        <w:rPr>
+          <w:rFonts w:ascii="Arial" w:cs="Arial" w:eastAsia="Arial" w:hAnsi="Arial"/>
+          <w:b/>
+          <w:bCs/>
+          <w:color w:val="7F1212"/>
+          <w:sz w:val="22"/>
+          <w:szCs w:val="22"/>
+        </w:rPr>
+        <w:t xml:space="preserve">Loading a Video</w:t>
+      </w:r>
+    </w:p>
+    <w:p>
+      <w:pPr>
+        <w:spacing w:after="80" w:before="80"/>
+      </w:pPr>
+      <w:r>
+        <w:rPr>
+          <w:rFonts w:ascii="Arial" w:cs="Arial" w:eastAsia="Arial" w:hAnsi="Arial"/>
+          <w:color w:val="111827"/>
+          <w:sz w:val="20"/>
+          <w:szCs w:val="20"/>
+        </w:rPr>
+        <w:t xml:space="preserve">Paste a YouTube link or direct MP4 URL and tap Load Video. The URL is remembered for that match.</w:t>
+      </w:r>
+    </w:p>
+    <w:p>
+      <w:pPr>
+        <w:spacing w:after="80" w:before="80"/>
+      </w:pPr>
+      <w:r>
+        <w:t xml:space="preserve"/>
+      </w:r>
+    </w:p>
+    <w:p>
+      <w:pPr>
+        <w:pStyle w:val="Heading2"/>
+        <w:spacing w:after="120" w:before="240"/>
+      </w:pPr>
+      <w:r>
+        <w:rPr>
+          <w:rFonts w:ascii="Arial" w:cs="Arial" w:eastAsia="Arial" w:hAnsi="Arial"/>
+          <w:b/>
+          <w:bCs/>
+          <w:color w:val="7F1212"/>
+          <w:sz w:val="22"/>
+          <w:szCs w:val="22"/>
+        </w:rPr>
+        <w:t xml:space="preserve">Tagging Events</w:t>
+      </w:r>
+    </w:p>
+    <w:p>
+      <w:pPr>
+        <w:pStyle w:val="ListParagraph"/>
+        <w:numPr>
+          <w:ilvl w:val="0"/>
+          <w:numId w:val="2"/>
+        </w:numPr>
+        <w:spacing w:after="60" w:before="60"/>
+      </w:pPr>
+      <w:r>
+        <w:rPr>
+          <w:rFonts w:ascii="Arial" w:cs="Arial" w:eastAsia="Arial" w:hAnsi="Arial"/>
+          <w:color w:val="111827"/>
+          <w:sz w:val="20"/>
+          <w:szCs w:val="20"/>
+        </w:rPr>
+        <w:t xml:space="preserve">Select Home or Away team tab</w:t>
+      </w:r>
+    </w:p>
+    <w:p>
+      <w:pPr>
+        <w:pStyle w:val="ListParagraph"/>
+        <w:numPr>
+          <w:ilvl w:val="0"/>
+          <w:numId w:val="2"/>
+        </w:numPr>
+        <w:spacing w:after="60" w:before="60"/>
+      </w:pPr>
+      <w:r>
+        <w:rPr>
+          <w:rFonts w:ascii="Arial" w:cs="Arial" w:eastAsia="Arial" w:hAnsi="Arial"/>
+          <w:color w:val="111827"/>
+          <w:sz w:val="20"/>
+          <w:szCs w:val="20"/>
+        </w:rPr>
+        <w:t xml:space="preserve">Tap ▲ Hide Video to collapse the video if you need more space for buttons</w:t>
+      </w:r>
+    </w:p>
+    <w:p>
+      <w:pPr>
+        <w:pStyle w:val="ListParagraph"/>
+        <w:numPr>
+          <w:ilvl w:val="0"/>
+          <w:numId w:val="2"/>
+        </w:numPr>
+        <w:spacing w:after="60" w:before="60"/>
+      </w:pPr>
+      <w:r>
+        <w:rPr>
+          <w:rFonts w:ascii="Arial" w:cs="Arial" w:eastAsia="Arial" w:hAnsi="Arial"/>
+          <w:color w:val="111827"/>
+          <w:sz w:val="20"/>
+          <w:szCs w:val="20"/>
+        </w:rPr>
+        <w:t xml:space="preserve">Play the video and tap event buttons as events happen</w:t>
+      </w:r>
+    </w:p>
+    <w:p>
+      <w:pPr>
+        <w:pStyle w:val="ListParagraph"/>
+        <w:numPr>
+          <w:ilvl w:val="0"/>
+          <w:numId w:val="2"/>
+        </w:numPr>
+        <w:spacing w:after="60" w:before="60"/>
+      </w:pPr>
+      <w:r>
+        <w:rPr>
+          <w:rFonts w:ascii="Arial" w:cs="Arial" w:eastAsia="Arial" w:hAnsi="Arial"/>
+          <w:color w:val="111827"/>
+          <w:sz w:val="20"/>
+          <w:szCs w:val="20"/>
+        </w:rPr>
+        <w:t xml:space="preserve">Select an outcome from the picker — or tap Cancel to tag without one</w:t>
+      </w:r>
+    </w:p>
+    <w:p>
+      <w:pPr>
+        <w:pStyle w:val="ListParagraph"/>
+        <w:numPr>
+          <w:ilvl w:val="0"/>
+          <w:numId w:val="2"/>
+        </w:numPr>
+        <w:spacing w:after="60" w:before="60"/>
+      </w:pPr>
+      <w:r>
+        <w:rPr>
+          <w:rFonts w:ascii="Arial" w:cs="Arial" w:eastAsia="Arial" w:hAnsi="Arial"/>
+          <w:color w:val="111827"/>
+          <w:sz w:val="20"/>
+          <w:szCs w:val="20"/>
+        </w:rPr>
+        <w:t xml:space="preserve">A flash confirmation appears with the exact timestamp</w:t>
+      </w:r>
+    </w:p>
+    <w:p>
+      <w:pPr>
+        <w:spacing w:after="80" w:before="80"/>
+      </w:pPr>
+      <w:r>
+        <w:t xml:space="preserve"/>
+      </w:r>
+    </w:p>
+    <w:p>
+      <w:pPr>
+        <w:pStyle w:val="Heading2"/>
+        <w:spacing w:after="120" w:before="240"/>
+      </w:pPr>
+      <w:r>
+        <w:rPr>
+          <w:rFonts w:ascii="Arial" w:cs="Arial" w:eastAsia="Arial" w:hAnsi="Arial"/>
+          <w:b/>
+          <w:bCs/>
+          <w:color w:val="7F1212"/>
+          <w:sz w:val="22"/>
+          <w:szCs w:val="22"/>
+        </w:rPr>
+        <w:t xml:space="preserve">Timeline, Tag List &amp; Export</w:t>
+      </w:r>
+    </w:p>
+    <w:p>
+      <w:pPr>
+        <w:spacing w:after="80" w:before="80"/>
+      </w:pPr>
+      <w:r>
+        <w:rPr>
+          <w:rFonts w:ascii="Arial" w:cs="Arial" w:eastAsia="Arial" w:hAnsi="Arial"/>
+          <w:color w:val="111827"/>
+          <w:sz w:val="20"/>
+          <w:szCs w:val="20"/>
+        </w:rPr>
+        <w:t xml:space="preserve">A coloured timeline dot appears for each tag. Tap any dot or anywhere on the timeline to jump to that position. Use Home / Away filters to see one team's events. Tap 📋 Copy Clip List to copy a formatted text list of all tags with timestamps.</w:t>
+      </w:r>
+    </w:p>
+    <w:p>
+      <w:pPr>
+        <w:spacing w:after="80" w:before="80"/>
+      </w:pPr>
+      <w:r>
+        <w:t xml:space="preserve"/>
+      </w:r>
+    </w:p>
+    <w:p>
+      <w:pPr>
+        <w:pStyle w:val="Heading1"/>
+        <w:pBdr>
+          <w:bottom w:val="single" w:color="991B1B" w:sz="4" w:space="4"/>
+        </w:pBdr>
+        <w:spacing w:after="160" w:before="320"/>
+      </w:pPr>
+      <w:r>
+        <w:rPr>
+          <w:rFonts w:ascii="Arial" w:cs="Arial" w:eastAsia="Arial" w:hAnsi="Arial"/>
+          <w:b/>
+          <w:bCs/>
+          <w:color w:val="111827"/>
+          <w:sz w:val="28"/>
+          <w:szCs w:val="28"/>
+        </w:rPr>
+        <w:t xml:space="preserve">13. Event Settings</w:t>
+      </w:r>
+    </w:p>
+    <w:p>
+      <w:pPr>
+        <w:spacing w:after="80" w:before="80"/>
+      </w:pPr>
+      <w:r>
+        <w:rPr>
+          <w:rFonts w:ascii="Arial" w:cs="Arial" w:eastAsia="Arial" w:hAnsi="Arial"/>
+          <w:color w:val="111827"/>
+          <w:sz w:val="20"/>
+          <w:szCs w:val="20"/>
+        </w:rPr>
+        <w:t xml:space="preserve">Tap the ⚙️ button in the top right corner to open Event Settings. Changes made by a club admin apply to all coaches in the club automatically.</w:t>
+      </w:r>
+    </w:p>
+    <w:p>
+      <w:pPr>
+        <w:spacing w:after="80" w:before="80"/>
+      </w:pPr>
+      <w:r>
+        <w:t xml:space="preserve"/>
+      </w:r>
+    </w:p>
+    <w:p>
+      <w:pPr>
+        <w:pStyle w:val="Heading2"/>
+        <w:spacing w:after="120" w:before="240"/>
+      </w:pPr>
+      <w:r>
+        <w:rPr>
+          <w:rFonts w:ascii="Arial" w:cs="Arial" w:eastAsia="Arial" w:hAnsi="Arial"/>
+          <w:b/>
+          <w:bCs/>
+          <w:color w:val="7F1212"/>
+          <w:sz w:val="22"/>
+          <w:szCs w:val="22"/>
+        </w:rPr>
+        <w:t xml:space="preserve">Events Tab</w:t>
+      </w:r>
+    </w:p>
+    <w:p>
+      <w:pPr>
+        <w:spacing w:after="80" w:before="80"/>
+      </w:pPr>
+      <w:r>
+        <w:rPr>
+          <w:rFonts w:ascii="Arial" w:cs="Arial" w:eastAsia="Arial" w:hAnsi="Arial"/>
+          <w:color w:val="111827"/>
+          <w:sz w:val="20"/>
+          <w:szCs w:val="20"/>
+        </w:rPr>
+        <w:t xml:space="preserve">Lists all events grouped by category. Tap any event to open the editor.</w:t>
+      </w:r>
+    </w:p>
+    <w:p>
+      <w:pPr>
+        <w:spacing w:after="80" w:before="80"/>
+      </w:pPr>
+      <w:r>
+        <w:t xml:space="preserve"/>
       </w:r>
     </w:p>
     <w:tbl>
@@ -4193,7 +5540,7 @@
                 <w:sz w:val="18"/>
                 <w:szCs w:val="18"/>
               </w:rPr>
-              <w:t xml:space="preserve">Event</w:t>
+              <w:t xml:space="preserve">Field</w:t>
             </w:r>
           </w:p>
         </w:tc>
@@ -4228,7 +5575,7 @@
                 <w:sz w:val="18"/>
                 <w:szCs w:val="18"/>
               </w:rPr>
-              <w:t xml:space="preserve">Outcomes</w:t>
+              <w:t xml:space="preserve">What it controls</w:t>
             </w:r>
           </w:p>
         </w:tc>
@@ -4265,7 +5612,7 @@
                 <w:sz w:val="19"/>
                 <w:szCs w:val="19"/>
               </w:rPr>
-              <w:t xml:space="preserve">Foul Given</w:t>
+              <w:t xml:space="preserve">Icon</w:t>
             </w:r>
           </w:p>
         </w:tc>
@@ -4300,7 +5647,7 @@
                 <w:sz w:val="19"/>
                 <w:szCs w:val="19"/>
               </w:rPr>
-              <w:t xml:space="preserve">Shooting / Cynical / Dangerous / Dissent</w:t>
+              <w:t xml:space="preserve">Emoji shown on the trigger button</w:t>
             </w:r>
           </w:p>
         </w:tc>
@@ -4337,7 +5684,7 @@
                 <w:sz w:val="19"/>
                 <w:szCs w:val="19"/>
               </w:rPr>
-              <w:t xml:space="preserve">Card</w:t>
+              <w:t xml:space="preserve">Label</w:t>
             </w:r>
           </w:p>
         </w:tc>
@@ -4372,7 +5719,223 @@
                 <w:sz w:val="19"/>
                 <w:szCs w:val="19"/>
               </w:rPr>
-              <w:t xml:space="preserve">Yellow / Black / Red</w:t>
+              <w:t xml:space="preserve">Name shown on the button and in reports</w:t>
+            </w:r>
+          </w:p>
+        </w:tc>
+      </w:tr>
+      <w:tr>
+        <w:tc>
+          <w:tcPr>
+            <w:tcW w:type="dxa" w:w="2800"/>
+            <w:tcBorders>
+              <w:top w:val="single" w:color="D1D5DB" w:sz="1"/>
+              <w:left w:val="single" w:color="D1D5DB" w:sz="1"/>
+              <w:bottom w:val="single" w:color="D1D5DB" w:sz="1"/>
+              <w:right w:val="single" w:color="D1D5DB" w:sz="1"/>
+            </w:tcBorders>
+            <w:shd w:fill="FFFFFF" w:val="clear"/>
+            <w:tcMar>
+              <w:top w:type="dxa" w:w="80"/>
+              <w:left w:type="dxa" w:w="120"/>
+              <w:bottom w:type="dxa" w:w="80"/>
+              <w:right w:type="dxa" w:w="120"/>
+            </w:tcMar>
+            <w:vAlign w:val="center"/>
+          </w:tcPr>
+          <w:p>
+            <w:pPr>
+              <w:jc w:val="left"/>
+            </w:pPr>
+            <w:r>
+              <w:rPr>
+                <w:rFonts w:ascii="Arial" w:cs="Arial" w:eastAsia="Arial" w:hAnsi="Arial"/>
+                <w:b/>
+                <w:bCs/>
+                <w:color w:val="111827"/>
+                <w:sz w:val="19"/>
+                <w:szCs w:val="19"/>
+              </w:rPr>
+              <w:t xml:space="preserve">Category</w:t>
+            </w:r>
+          </w:p>
+        </w:tc>
+        <w:tc>
+          <w:tcPr>
+            <w:tcW w:type="dxa" w:w="6560"/>
+            <w:tcBorders>
+              <w:top w:val="single" w:color="D1D5DB" w:sz="1"/>
+              <w:left w:val="single" w:color="D1D5DB" w:sz="1"/>
+              <w:bottom w:val="single" w:color="D1D5DB" w:sz="1"/>
+              <w:right w:val="single" w:color="D1D5DB" w:sz="1"/>
+            </w:tcBorders>
+            <w:shd w:fill="FFFFFF" w:val="clear"/>
+            <w:tcMar>
+              <w:top w:type="dxa" w:w="80"/>
+              <w:left w:type="dxa" w:w="120"/>
+              <w:bottom w:type="dxa" w:w="80"/>
+              <w:right w:type="dxa" w:w="120"/>
+            </w:tcMar>
+            <w:vAlign w:val="center"/>
+          </w:tcPr>
+          <w:p>
+            <w:pPr>
+              <w:jc w:val="left"/>
+            </w:pPr>
+            <w:r>
+              <w:rPr>
+                <w:rFonts w:ascii="Arial" w:cs="Arial" w:eastAsia="Arial" w:hAnsi="Arial"/>
+                <w:b w:val="false"/>
+                <w:bCs w:val="false"/>
+                <w:color w:val="111827"/>
+                <w:sz w:val="19"/>
+                <w:szCs w:val="19"/>
+              </w:rPr>
+              <w:t xml:space="preserve">Shots / Possession / Discipline / Custom — determines which section it appears in on the Record tab</w:t>
+            </w:r>
+          </w:p>
+        </w:tc>
+      </w:tr>
+      <w:tr>
+        <w:tc>
+          <w:tcPr>
+            <w:tcW w:type="dxa" w:w="2800"/>
+            <w:tcBorders>
+              <w:top w:val="single" w:color="D1D5DB" w:sz="1"/>
+              <w:left w:val="single" w:color="D1D5DB" w:sz="1"/>
+              <w:bottom w:val="single" w:color="D1D5DB" w:sz="1"/>
+              <w:right w:val="single" w:color="D1D5DB" w:sz="1"/>
+            </w:tcBorders>
+            <w:shd w:fill="FFFFFF" w:val="clear"/>
+            <w:tcMar>
+              <w:top w:type="dxa" w:w="80"/>
+              <w:left w:type="dxa" w:w="120"/>
+              <w:bottom w:type="dxa" w:w="80"/>
+              <w:right w:type="dxa" w:w="120"/>
+            </w:tcMar>
+            <w:vAlign w:val="center"/>
+          </w:tcPr>
+          <w:p>
+            <w:pPr>
+              <w:jc w:val="left"/>
+            </w:pPr>
+            <w:r>
+              <w:rPr>
+                <w:rFonts w:ascii="Arial" w:cs="Arial" w:eastAsia="Arial" w:hAnsi="Arial"/>
+                <w:b/>
+                <w:bCs/>
+                <w:color w:val="111827"/>
+                <w:sz w:val="19"/>
+                <w:szCs w:val="19"/>
+              </w:rPr>
+              <w:t xml:space="preserve">Context</w:t>
+            </w:r>
+          </w:p>
+        </w:tc>
+        <w:tc>
+          <w:tcPr>
+            <w:tcW w:type="dxa" w:w="6560"/>
+            <w:tcBorders>
+              <w:top w:val="single" w:color="D1D5DB" w:sz="1"/>
+              <w:left w:val="single" w:color="D1D5DB" w:sz="1"/>
+              <w:bottom w:val="single" w:color="D1D5DB" w:sz="1"/>
+              <w:right w:val="single" w:color="D1D5DB" w:sz="1"/>
+            </w:tcBorders>
+            <w:shd w:fill="F3F4F6" w:val="clear"/>
+            <w:tcMar>
+              <w:top w:type="dxa" w:w="80"/>
+              <w:left w:type="dxa" w:w="120"/>
+              <w:bottom w:type="dxa" w:w="80"/>
+              <w:right w:type="dxa" w:w="120"/>
+            </w:tcMar>
+            <w:vAlign w:val="center"/>
+          </w:tcPr>
+          <w:p>
+            <w:pPr>
+              <w:jc w:val="left"/>
+            </w:pPr>
+            <w:r>
+              <w:rPr>
+                <w:rFonts w:ascii="Arial" w:cs="Arial" w:eastAsia="Arial" w:hAnsi="Arial"/>
+                <w:b w:val="false"/>
+                <w:bCs w:val="false"/>
+                <w:color w:val="111827"/>
+                <w:sz w:val="19"/>
+                <w:szCs w:val="19"/>
+              </w:rPr>
+              <w:t xml:space="preserve">Live Only (Record tab only) / Video Only / Live + Video (both)</w:t>
+            </w:r>
+          </w:p>
+        </w:tc>
+      </w:tr>
+      <w:tr>
+        <w:tc>
+          <w:tcPr>
+            <w:tcW w:type="dxa" w:w="2800"/>
+            <w:tcBorders>
+              <w:top w:val="single" w:color="D1D5DB" w:sz="1"/>
+              <w:left w:val="single" w:color="D1D5DB" w:sz="1"/>
+              <w:bottom w:val="single" w:color="D1D5DB" w:sz="1"/>
+              <w:right w:val="single" w:color="D1D5DB" w:sz="1"/>
+            </w:tcBorders>
+            <w:shd w:fill="FFFFFF" w:val="clear"/>
+            <w:tcMar>
+              <w:top w:type="dxa" w:w="80"/>
+              <w:left w:type="dxa" w:w="120"/>
+              <w:bottom w:type="dxa" w:w="80"/>
+              <w:right w:type="dxa" w:w="120"/>
+            </w:tcMar>
+            <w:vAlign w:val="center"/>
+          </w:tcPr>
+          <w:p>
+            <w:pPr>
+              <w:jc w:val="left"/>
+            </w:pPr>
+            <w:r>
+              <w:rPr>
+                <w:rFonts w:ascii="Arial" w:cs="Arial" w:eastAsia="Arial" w:hAnsi="Arial"/>
+                <w:b/>
+                <w:bCs/>
+                <w:color w:val="111827"/>
+                <w:sz w:val="19"/>
+                <w:szCs w:val="19"/>
+              </w:rPr>
+              <w:t xml:space="preserve">Outcomes</w:t>
+            </w:r>
+          </w:p>
+        </w:tc>
+        <w:tc>
+          <w:tcPr>
+            <w:tcW w:type="dxa" w:w="6560"/>
+            <w:tcBorders>
+              <w:top w:val="single" w:color="D1D5DB" w:sz="1"/>
+              <w:left w:val="single" w:color="D1D5DB" w:sz="1"/>
+              <w:bottom w:val="single" w:color="D1D5DB" w:sz="1"/>
+              <w:right w:val="single" w:color="D1D5DB" w:sz="1"/>
+            </w:tcBorders>
+            <w:shd w:fill="FFFFFF" w:val="clear"/>
+            <w:tcMar>
+              <w:top w:type="dxa" w:w="80"/>
+              <w:left w:type="dxa" w:w="120"/>
+              <w:bottom w:type="dxa" w:w="80"/>
+              <w:right w:type="dxa" w:w="120"/>
+            </w:tcMar>
+            <w:vAlign w:val="center"/>
+          </w:tcPr>
+          <w:p>
+            <w:pPr>
+              <w:jc w:val="left"/>
+            </w:pPr>
+            <w:r>
+              <w:rPr>
+                <w:rFonts w:ascii="Arial" w:cs="Arial" w:eastAsia="Arial" w:hAnsi="Arial"/>
+                <w:b w:val="false"/>
+                <w:bCs w:val="false"/>
+                <w:color w:val="111827"/>
+                <w:sz w:val="19"/>
+                <w:szCs w:val="19"/>
+              </w:rPr>
+              <w:t xml:space="preserve">Add, edit or remove individual outcomes for the event</w:t>
             </w:r>
           </w:p>
         </w:tc>
@@ -4384,26 +5947,6 @@
       </w:pPr>
       <w:r>
         <w:t xml:space="preserve"/>
-      </w:r>
-    </w:p>
-    <w:p>
-      <w:pPr>
-        <w:pStyle w:val="Heading1"/>
-        <w:pBdr>
-          <w:bottom w:val="single" w:color="991B1B" w:sz="4" w:space="4"/>
-        </w:pBdr>
-        <w:spacing w:after="160" w:before="320"/>
-      </w:pPr>
-      <w:r>
-        <w:rPr>
-          <w:rFonts w:ascii="Arial" w:cs="Arial" w:eastAsia="Arial" w:hAnsi="Arial"/>
-          <w:b/>
-          <w:bCs/>
-          <w:color w:val="111827"/>
-          <w:sz w:val="28"/>
-          <w:szCs w:val="28"/>
-        </w:rPr>
-        <w:t xml:space="preserve">7. Tagging Events to Players</w:t>
       </w:r>
     </w:p>
     <w:p>
@@ -4417,7 +5960,7 @@
           <w:sz w:val="20"/>
           <w:szCs w:val="20"/>
         </w:rPr>
-        <w:t xml:space="preserve">Any event can be tagged to a specific player. In the outcome panel, tap a player's name before selecting the outcome. Tagged events appear in Player Stats and match reports.</w:t>
+        <w:t xml:space="preserve">Default events (Shot from Play, Ball Won etc.) can be edited but not deleted. Custom events can be fully removed.</w:t>
       </w:r>
     </w:p>
     <w:p>
@@ -4445,7 +5988,7 @@
           <w:sz w:val="19"/>
           <w:szCs w:val="19"/>
         </w:rPr>
-        <w:t xml:space="preserve">Tag cards to players — they are much less useful without knowing who received them.</w:t>
+        <w:t xml:space="preserve">Tap + Add Custom Event to create a completely new event type from scratch.</w:t>
       </w:r>
     </w:p>
     <w:p>
@@ -4454,130 +5997,6 @@
       </w:pPr>
       <w:r>
         <w:t xml:space="preserve"/>
-      </w:r>
-    </w:p>
-    <w:p>
-      <w:pPr>
-        <w:pStyle w:val="Heading1"/>
-        <w:pBdr>
-          <w:bottom w:val="single" w:color="991B1B" w:sz="4" w:space="4"/>
-        </w:pBdr>
-        <w:spacing w:after="160" w:before="320"/>
-      </w:pPr>
-      <w:r>
-        <w:rPr>
-          <w:rFonts w:ascii="Arial" w:cs="Arial" w:eastAsia="Arial" w:hAnsi="Arial"/>
-          <w:b/>
-          <w:bCs/>
-          <w:color w:val="111827"/>
-          <w:sz w:val="28"/>
-          <w:szCs w:val="28"/>
-        </w:rPr>
-        <w:t xml:space="preserve">8. Trends Tab</w:t>
-      </w:r>
-    </w:p>
-    <w:p>
-      <w:pPr>
-        <w:pStyle w:val="ListParagraph"/>
-        <w:numPr>
-          <w:ilvl w:val="0"/>
-          <w:numId w:val="3"/>
-        </w:numPr>
-        <w:spacing w:after="60" w:before="60"/>
-      </w:pPr>
-      <w:r>
-        <w:rPr>
-          <w:rFonts w:ascii="Arial" w:cs="Arial" w:eastAsia="Arial" w:hAnsi="Arial"/>
-          <w:color w:val="111827"/>
-          <w:sz w:val="20"/>
-          <w:szCs w:val="20"/>
-        </w:rPr>
-        <w:t xml:space="preserve">Possession % — rolling balance based on Ball Won / Lost events</w:t>
-      </w:r>
-    </w:p>
-    <w:p>
-      <w:pPr>
-        <w:pStyle w:val="ListParagraph"/>
-        <w:numPr>
-          <w:ilvl w:val="0"/>
-          <w:numId w:val="3"/>
-        </w:numPr>
-        <w:spacing w:after="60" w:before="60"/>
-      </w:pPr>
-      <w:r>
-        <w:rPr>
-          <w:rFonts w:ascii="Arial" w:cs="Arial" w:eastAsia="Arial" w:hAnsi="Arial"/>
-          <w:color w:val="111827"/>
-          <w:sz w:val="20"/>
-          <w:szCs w:val="20"/>
-        </w:rPr>
-        <w:t xml:space="preserve">Score Trend — timeline showing how the score gap changed</w:t>
-      </w:r>
-    </w:p>
-    <w:p>
-      <w:pPr>
-        <w:pStyle w:val="ListParagraph"/>
-        <w:numPr>
-          <w:ilvl w:val="0"/>
-          <w:numId w:val="3"/>
-        </w:numPr>
-        <w:spacing w:after="60" w:before="60"/>
-      </w:pPr>
-      <w:r>
-        <w:rPr>
-          <w:rFonts w:ascii="Arial" w:cs="Arial" w:eastAsia="Arial" w:hAnsi="Arial"/>
-          <w:color w:val="111827"/>
-          <w:sz w:val="20"/>
-          <w:szCs w:val="20"/>
-        </w:rPr>
-        <w:t xml:space="preserve">Match Momentum — scoring runs and momentum swings</w:t>
-      </w:r>
-    </w:p>
-    <w:p>
-      <w:pPr>
-        <w:pStyle w:val="ListParagraph"/>
-        <w:numPr>
-          <w:ilvl w:val="0"/>
-          <w:numId w:val="3"/>
-        </w:numPr>
-        <w:spacing w:after="60" w:before="60"/>
-      </w:pPr>
-      <w:r>
-        <w:rPr>
-          <w:rFonts w:ascii="Arial" w:cs="Arial" w:eastAsia="Arial" w:hAnsi="Arial"/>
-          <w:color w:val="111827"/>
-          <w:sz w:val="20"/>
-          <w:szCs w:val="20"/>
-        </w:rPr>
-        <w:t xml:space="preserve">Team Possession Breakdown — how possession was gained and lost</w:t>
-      </w:r>
-    </w:p>
-    <w:p>
-      <w:pPr>
-        <w:spacing w:after="80" w:before="80"/>
-      </w:pPr>
-      <w:r>
-        <w:t xml:space="preserve"/>
-      </w:r>
-    </w:p>
-    <w:p>
-      <w:pPr>
-        <w:pStyle w:val="Heading1"/>
-        <w:pBdr>
-          <w:bottom w:val="single" w:color="991B1B" w:sz="4" w:space="4"/>
-        </w:pBdr>
-        <w:spacing w:after="160" w:before="320"/>
-      </w:pPr>
-      <w:r>
-        <w:rPr>
-          <w:rFonts w:ascii="Arial" w:cs="Arial" w:eastAsia="Arial" w:hAnsi="Arial"/>
-          <w:b/>
-          <w:bCs/>
-          <w:color w:val="111827"/>
-          <w:sz w:val="28"/>
-          <w:szCs w:val="28"/>
-        </w:rPr>
-        <w:t xml:space="preserve">9. Squad Tab</w:t>
       </w:r>
     </w:p>
     <w:p>
@@ -4594,7 +6013,7 @@
           <w:sz w:val="22"/>
           <w:szCs w:val="22"/>
         </w:rPr>
-        <w:t xml:space="preserve">Managing Your Squad</w:t>
+        <w:t xml:space="preserve">Performance Tab</w:t>
       </w:r>
     </w:p>
     <w:p>
@@ -4608,111 +6027,7 @@
           <w:sz w:val="20"/>
           <w:szCs w:val="20"/>
         </w:rPr>
-        <w:t xml:space="preserve">The Squad tab shows a 34-slot grid. Tap any slot to open the player editor.</w:t>
-      </w:r>
-    </w:p>
-    <w:p>
-      <w:pPr>
-        <w:pStyle w:val="ListParagraph"/>
-        <w:numPr>
-          <w:ilvl w:val="0"/>
-          <w:numId w:val="3"/>
-        </w:numPr>
-        <w:spacing w:after="60" w:before="60"/>
-      </w:pPr>
-      <w:r>
-        <w:rPr>
-          <w:rFonts w:ascii="Arial" w:cs="Arial" w:eastAsia="Arial" w:hAnsi="Arial"/>
-          <w:color w:val="111827"/>
-          <w:sz w:val="20"/>
-          <w:szCs w:val="20"/>
-        </w:rPr>
-        <w:t xml:space="preserve">Enter the player's name</w:t>
-      </w:r>
-    </w:p>
-    <w:p>
-      <w:pPr>
-        <w:pStyle w:val="ListParagraph"/>
-        <w:numPr>
-          <w:ilvl w:val="0"/>
-          <w:numId w:val="3"/>
-        </w:numPr>
-        <w:spacing w:after="60" w:before="60"/>
-      </w:pPr>
-      <w:r>
-        <w:rPr>
-          <w:rFonts w:ascii="Arial" w:cs="Arial" w:eastAsia="Arial" w:hAnsi="Arial"/>
-          <w:color w:val="111827"/>
-          <w:sz w:val="20"/>
-          <w:szCs w:val="20"/>
-        </w:rPr>
-        <w:t xml:space="preserve">Tap Save Player — the button sits directly below the name field, always visible</w:t>
-      </w:r>
-    </w:p>
-    <w:p>
-      <w:pPr>
-        <w:pStyle w:val="ListParagraph"/>
-        <w:numPr>
-          <w:ilvl w:val="0"/>
-          <w:numId w:val="3"/>
-        </w:numPr>
-        <w:spacing w:after="60" w:before="60"/>
-      </w:pPr>
-      <w:r>
-        <w:rPr>
-          <w:rFonts w:ascii="Arial" w:cs="Arial" w:eastAsia="Arial" w:hAnsi="Arial"/>
-          <w:color w:val="111827"/>
-          <w:sz w:val="20"/>
-          <w:szCs w:val="20"/>
-        </w:rPr>
-        <w:t xml:space="preserve">Select a position below if needed (optional)</w:t>
-      </w:r>
-    </w:p>
-    <w:p>
-      <w:pPr>
-        <w:pStyle w:val="ListParagraph"/>
-        <w:numPr>
-          <w:ilvl w:val="0"/>
-          <w:numId w:val="3"/>
-        </w:numPr>
-        <w:spacing w:after="60" w:before="60"/>
-      </w:pPr>
-      <w:r>
-        <w:rPr>
-          <w:rFonts w:ascii="Arial" w:cs="Arial" w:eastAsia="Arial" w:hAnsi="Arial"/>
-          <w:color w:val="111827"/>
-          <w:sz w:val="20"/>
-          <w:szCs w:val="20"/>
-        </w:rPr>
-        <w:t xml:space="preserve">Tap Remove Player to clear the slot</w:t>
-      </w:r>
-    </w:p>
-    <w:p>
-      <w:pPr>
-        <w:spacing w:after="120" w:before="120"/>
-        <w:ind w:left="360"/>
-      </w:pPr>
-      <w:r>
-        <w:rPr>
-          <w:rFonts w:ascii="Arial" w:cs="Arial" w:eastAsia="Arial" w:hAnsi="Arial"/>
-          <w:b/>
-          <w:bCs/>
-          <w:color w:val="7F1212"/>
-          <w:sz w:val="19"/>
-          <w:szCs w:val="19"/>
-        </w:rPr>
-        <w:t xml:space="preserve">Tip: </w:t>
-      </w:r>
-      <w:r>
-        <w:rPr>
-          <w:rFonts w:ascii="Arial" w:cs="Arial" w:eastAsia="Arial" w:hAnsi="Arial"/>
-          <w:i/>
-          <w:iCs/>
-          <w:color w:val="374151"/>
-          <w:sz w:val="19"/>
-          <w:szCs w:val="19"/>
-        </w:rPr>
-        <w:t xml:space="preserve">On iPhone the Save Player button appears immediately below the name field — no scrolling needed.</w:t>
+        <w:t xml:space="preserve">Each event outcome has a performance point value. Edit any value directly and tap Save Performance Scores.</w:t>
       </w:r>
     </w:p>
     <w:p>
@@ -4721,1656 +6036,6 @@
       </w:pPr>
       <w:r>
         <w:t xml:space="preserve"/>
-      </w:r>
-    </w:p>
-    <w:p>
-      <w:pPr>
-        <w:pStyle w:val="Heading2"/>
-        <w:spacing w:after="120" w:before="240"/>
-      </w:pPr>
-      <w:r>
-        <w:rPr>
-          <w:rFonts w:ascii="Arial" w:cs="Arial" w:eastAsia="Arial" w:hAnsi="Arial"/>
-          <w:b/>
-          <w:bCs/>
-          <w:color w:val="7F1212"/>
-          <w:sz w:val="22"/>
-          <w:szCs w:val="22"/>
-        </w:rPr>
-        <w:t xml:space="preserve">Player Stats</w:t>
-      </w:r>
-    </w:p>
-    <w:p>
-      <w:pPr>
-        <w:spacing w:after="80" w:before="80"/>
-      </w:pPr>
-      <w:r>
-        <w:rPr>
-          <w:rFonts w:ascii="Arial" w:cs="Arial" w:eastAsia="Arial" w:hAnsi="Arial"/>
-          <w:color w:val="111827"/>
-          <w:sz w:val="20"/>
-          <w:szCs w:val="20"/>
-        </w:rPr>
-        <w:t xml:space="preserve">Tap the Player Stats sub-tab to see a breakdown of all events tagged to each player.</w:t>
-      </w:r>
-    </w:p>
-    <w:p>
-      <w:pPr>
-        <w:spacing w:after="80" w:before="80"/>
-      </w:pPr>
-      <w:r>
-        <w:t xml:space="preserve"/>
-      </w:r>
-    </w:p>
-    <w:p>
-      <w:pPr>
-        <w:pStyle w:val="Heading2"/>
-        <w:spacing w:after="120" w:before="240"/>
-      </w:pPr>
-      <w:r>
-        <w:rPr>
-          <w:rFonts w:ascii="Arial" w:cs="Arial" w:eastAsia="Arial" w:hAnsi="Arial"/>
-          <w:b/>
-          <w:bCs/>
-          <w:color w:val="7F1212"/>
-          <w:sz w:val="22"/>
-          <w:szCs w:val="22"/>
-        </w:rPr>
-        <w:t xml:space="preserve">Team Sheet</w:t>
-      </w:r>
-    </w:p>
-    <w:p>
-      <w:pPr>
-        <w:spacing w:after="80" w:before="80"/>
-      </w:pPr>
-      <w:r>
-        <w:rPr>
-          <w:rFonts w:ascii="Arial" w:cs="Arial" w:eastAsia="Arial" w:hAnsi="Arial"/>
-          <w:color w:val="111827"/>
-          <w:sz w:val="20"/>
-          <w:szCs w:val="20"/>
-        </w:rPr>
-        <w:t xml:space="preserve">Tap Team Sheet to see the squad in a standard GAA formation. Tap 🖨️ Print / Save PDF to export.</w:t>
-      </w:r>
-    </w:p>
-    <w:p>
-      <w:pPr>
-        <w:spacing w:after="80" w:before="80"/>
-      </w:pPr>
-      <w:r>
-        <w:t xml:space="preserve"/>
-      </w:r>
-    </w:p>
-    <w:p>
-      <w:pPr>
-        <w:pStyle w:val="Heading1"/>
-        <w:pBdr>
-          <w:bottom w:val="single" w:color="991B1B" w:sz="4" w:space="4"/>
-        </w:pBdr>
-        <w:spacing w:after="160" w:before="320"/>
-      </w:pPr>
-      <w:r>
-        <w:rPr>
-          <w:rFonts w:ascii="Arial" w:cs="Arial" w:eastAsia="Arial" w:hAnsi="Arial"/>
-          <w:b/>
-          <w:bCs/>
-          <w:color w:val="111827"/>
-          <w:sz w:val="28"/>
-          <w:szCs w:val="28"/>
-        </w:rPr>
-        <w:t xml:space="preserve">10. Stats Tab</w:t>
-      </w:r>
-    </w:p>
-    <w:p>
-      <w:pPr>
-        <w:spacing w:after="80" w:before="80"/>
-      </w:pPr>
-      <w:r>
-        <w:rPr>
-          <w:rFonts w:ascii="Arial" w:cs="Arial" w:eastAsia="Arial" w:hAnsi="Arial"/>
-          <w:color w:val="111827"/>
-          <w:sz w:val="20"/>
-          <w:szCs w:val="20"/>
-        </w:rPr>
-        <w:t xml:space="preserve">The full match statistics table comparing both teams. The heading shows 'Live Match' for a current session or the match name when a saved match has been reloaded — so you always know what you're looking at.</w:t>
-      </w:r>
-    </w:p>
-    <w:p>
-      <w:pPr>
-        <w:spacing w:after="80" w:before="80"/>
-      </w:pPr>
-      <w:r>
-        <w:t xml:space="preserve"/>
-      </w:r>
-    </w:p>
-    <w:p>
-      <w:pPr>
-        <w:spacing w:after="80" w:before="80"/>
-      </w:pPr>
-      <w:r>
-        <w:rPr>
-          <w:rFonts w:ascii="Arial" w:cs="Arial" w:eastAsia="Arial" w:hAnsi="Arial"/>
-          <w:color w:val="111827"/>
-          <w:sz w:val="20"/>
-          <w:szCs w:val="20"/>
-        </w:rPr>
-        <w:t xml:space="preserve">All recorded categories appear automatically — categories with no events are hidden. When a reloaded match has video tags, a Video Tags section appears at the bottom with a direct link to open the video analysis screen.</w:t>
-      </w:r>
-    </w:p>
-    <w:p>
-      <w:pPr>
-        <w:spacing w:after="80" w:before="80"/>
-      </w:pPr>
-      <w:r>
-        <w:t xml:space="preserve"/>
-      </w:r>
-    </w:p>
-    <w:p>
-      <w:pPr>
-        <w:spacing w:after="80" w:before="80"/>
-      </w:pPr>
-      <w:r>
-        <w:rPr>
-          <w:rFonts w:ascii="Arial" w:cs="Arial" w:eastAsia="Arial" w:hAnsi="Arial"/>
-          <w:color w:val="111827"/>
-          <w:sz w:val="20"/>
-          <w:szCs w:val="20"/>
-        </w:rPr>
-        <w:t xml:space="preserve">Tap Save Match to save to History — syncs to your account automatically.</w:t>
-      </w:r>
-    </w:p>
-    <w:p>
-      <w:pPr>
-        <w:spacing w:after="80" w:before="80"/>
-      </w:pPr>
-      <w:r>
-        <w:t xml:space="preserve"/>
-      </w:r>
-    </w:p>
-    <w:p>
-      <w:pPr>
-        <w:pStyle w:val="Heading1"/>
-        <w:pBdr>
-          <w:bottom w:val="single" w:color="991B1B" w:sz="4" w:space="4"/>
-        </w:pBdr>
-        <w:spacing w:after="160" w:before="320"/>
-      </w:pPr>
-      <w:r>
-        <w:rPr>
-          <w:rFonts w:ascii="Arial" w:cs="Arial" w:eastAsia="Arial" w:hAnsi="Arial"/>
-          <w:b/>
-          <w:bCs/>
-          <w:color w:val="111827"/>
-          <w:sz w:val="28"/>
-          <w:szCs w:val="28"/>
-        </w:rPr>
-        <w:t xml:space="preserve">11. History Tab</w:t>
-      </w:r>
-    </w:p>
-    <w:p>
-      <w:pPr>
-        <w:pStyle w:val="Heading2"/>
-        <w:spacing w:after="120" w:before="240"/>
-      </w:pPr>
-      <w:r>
-        <w:rPr>
-          <w:rFonts w:ascii="Arial" w:cs="Arial" w:eastAsia="Arial" w:hAnsi="Arial"/>
-          <w:b/>
-          <w:bCs/>
-          <w:color w:val="7F1212"/>
-          <w:sz w:val="22"/>
-          <w:szCs w:val="22"/>
-        </w:rPr>
-        <w:t xml:space="preserve">Saved Match Cards</w:t>
-      </w:r>
-    </w:p>
-    <w:tbl>
-      <w:tblPr>
-        <w:tblW w:type="dxa" w:w="9360"/>
-        <w:tblBorders>
-          <w:top w:val="single" w:color="auto" w:sz="4"/>
-          <w:left w:val="single" w:color="auto" w:sz="4"/>
-          <w:bottom w:val="single" w:color="auto" w:sz="4"/>
-          <w:right w:val="single" w:color="auto" w:sz="4"/>
-          <w:insideH w:val="single" w:color="auto" w:sz="4"/>
-          <w:insideV w:val="single" w:color="auto" w:sz="4"/>
-        </w:tblBorders>
-      </w:tblPr>
-      <w:tblGrid>
-        <w:gridCol w:w="2200"/>
-        <w:gridCol w:w="7160"/>
-      </w:tblGrid>
-      <w:tr>
-        <w:tc>
-          <w:tcPr>
-            <w:tcW w:type="dxa" w:w="2200"/>
-            <w:tcBorders>
-              <w:top w:val="single" w:color="D1D5DB" w:sz="1"/>
-              <w:left w:val="single" w:color="D1D5DB" w:sz="1"/>
-              <w:bottom w:val="single" w:color="D1D5DB" w:sz="1"/>
-              <w:right w:val="single" w:color="D1D5DB" w:sz="1"/>
-            </w:tcBorders>
-            <w:shd w:fill="991B1B" w:val="clear"/>
-            <w:tcMar>
-              <w:top w:type="dxa" w:w="80"/>
-              <w:left w:type="dxa" w:w="120"/>
-              <w:bottom w:type="dxa" w:w="80"/>
-              <w:right w:type="dxa" w:w="120"/>
-            </w:tcMar>
-            <w:vAlign w:val="center"/>
-          </w:tcPr>
-          <w:p>
-            <w:pPr>
-              <w:jc w:val="left"/>
-            </w:pPr>
-            <w:r>
-              <w:rPr>
-                <w:rFonts w:ascii="Arial" w:cs="Arial" w:eastAsia="Arial" w:hAnsi="Arial"/>
-                <w:b/>
-                <w:bCs/>
-                <w:color w:val="FFFFFF"/>
-                <w:sz w:val="18"/>
-                <w:szCs w:val="18"/>
-              </w:rPr>
-              <w:t xml:space="preserve">Button</w:t>
-            </w:r>
-          </w:p>
-        </w:tc>
-        <w:tc>
-          <w:tcPr>
-            <w:tcW w:type="dxa" w:w="7160"/>
-            <w:tcBorders>
-              <w:top w:val="single" w:color="D1D5DB" w:sz="1"/>
-              <w:left w:val="single" w:color="D1D5DB" w:sz="1"/>
-              <w:bottom w:val="single" w:color="D1D5DB" w:sz="1"/>
-              <w:right w:val="single" w:color="D1D5DB" w:sz="1"/>
-            </w:tcBorders>
-            <w:shd w:fill="991B1B" w:val="clear"/>
-            <w:tcMar>
-              <w:top w:type="dxa" w:w="80"/>
-              <w:left w:type="dxa" w:w="120"/>
-              <w:bottom w:type="dxa" w:w="80"/>
-              <w:right w:type="dxa" w:w="120"/>
-            </w:tcMar>
-            <w:vAlign w:val="center"/>
-          </w:tcPr>
-          <w:p>
-            <w:pPr>
-              <w:jc w:val="left"/>
-            </w:pPr>
-            <w:r>
-              <w:rPr>
-                <w:rFonts w:ascii="Arial" w:cs="Arial" w:eastAsia="Arial" w:hAnsi="Arial"/>
-                <w:b/>
-                <w:bCs/>
-                <w:color w:val="FFFFFF"/>
-                <w:sz w:val="18"/>
-                <w:szCs w:val="18"/>
-              </w:rPr>
-              <w:t xml:space="preserve">What it does</w:t>
-            </w:r>
-          </w:p>
-        </w:tc>
-      </w:tr>
-      <w:tr>
-        <w:tc>
-          <w:tcPr>
-            <w:tcW w:type="dxa" w:w="2200"/>
-            <w:tcBorders>
-              <w:top w:val="single" w:color="D1D5DB" w:sz="1"/>
-              <w:left w:val="single" w:color="D1D5DB" w:sz="1"/>
-              <w:bottom w:val="single" w:color="D1D5DB" w:sz="1"/>
-              <w:right w:val="single" w:color="D1D5DB" w:sz="1"/>
-            </w:tcBorders>
-            <w:shd w:fill="FFFFFF" w:val="clear"/>
-            <w:tcMar>
-              <w:top w:type="dxa" w:w="80"/>
-              <w:left w:type="dxa" w:w="120"/>
-              <w:bottom w:type="dxa" w:w="80"/>
-              <w:right w:type="dxa" w:w="120"/>
-            </w:tcMar>
-            <w:vAlign w:val="center"/>
-          </w:tcPr>
-          <w:p>
-            <w:pPr>
-              <w:jc w:val="left"/>
-            </w:pPr>
-            <w:r>
-              <w:rPr>
-                <w:rFonts w:ascii="Arial" w:cs="Arial" w:eastAsia="Arial" w:hAnsi="Arial"/>
-                <w:b/>
-                <w:bCs/>
-                <w:color w:val="111827"/>
-                <w:sz w:val="19"/>
-                <w:szCs w:val="19"/>
-              </w:rPr>
-              <w:t xml:space="preserve">📊 Full Stats</w:t>
-            </w:r>
-          </w:p>
-        </w:tc>
-        <w:tc>
-          <w:tcPr>
-            <w:tcW w:type="dxa" w:w="7160"/>
-            <w:tcBorders>
-              <w:top w:val="single" w:color="D1D5DB" w:sz="1"/>
-              <w:left w:val="single" w:color="D1D5DB" w:sz="1"/>
-              <w:bottom w:val="single" w:color="D1D5DB" w:sz="1"/>
-              <w:right w:val="single" w:color="D1D5DB" w:sz="1"/>
-            </w:tcBorders>
-            <w:shd w:fill="FFFFFF" w:val="clear"/>
-            <w:tcMar>
-              <w:top w:type="dxa" w:w="80"/>
-              <w:left w:type="dxa" w:w="120"/>
-              <w:bottom w:type="dxa" w:w="80"/>
-              <w:right w:type="dxa" w:w="120"/>
-            </w:tcMar>
-            <w:vAlign w:val="center"/>
-          </w:tcPr>
-          <w:p>
-            <w:pPr>
-              <w:jc w:val="left"/>
-            </w:pPr>
-            <w:r>
-              <w:rPr>
-                <w:rFonts w:ascii="Arial" w:cs="Arial" w:eastAsia="Arial" w:hAnsi="Arial"/>
-                <w:b w:val="false"/>
-                <w:bCs w:val="false"/>
-                <w:color w:val="111827"/>
-                <w:sz w:val="19"/>
-                <w:szCs w:val="19"/>
-              </w:rPr>
-              <w:t xml:space="preserve">Opens detailed stats for that match, including video tags if present</w:t>
-            </w:r>
-          </w:p>
-        </w:tc>
-      </w:tr>
-      <w:tr>
-        <w:tc>
-          <w:tcPr>
-            <w:tcW w:type="dxa" w:w="2200"/>
-            <w:tcBorders>
-              <w:top w:val="single" w:color="D1D5DB" w:sz="1"/>
-              <w:left w:val="single" w:color="D1D5DB" w:sz="1"/>
-              <w:bottom w:val="single" w:color="D1D5DB" w:sz="1"/>
-              <w:right w:val="single" w:color="D1D5DB" w:sz="1"/>
-            </w:tcBorders>
-            <w:shd w:fill="FFFFFF" w:val="clear"/>
-            <w:tcMar>
-              <w:top w:type="dxa" w:w="80"/>
-              <w:left w:type="dxa" w:w="120"/>
-              <w:bottom w:type="dxa" w:w="80"/>
-              <w:right w:type="dxa" w:w="120"/>
-            </w:tcMar>
-            <w:vAlign w:val="center"/>
-          </w:tcPr>
-          <w:p>
-            <w:pPr>
-              <w:jc w:val="left"/>
-            </w:pPr>
-            <w:r>
-              <w:rPr>
-                <w:rFonts w:ascii="Arial" w:cs="Arial" w:eastAsia="Arial" w:hAnsi="Arial"/>
-                <w:b/>
-                <w:bCs/>
-                <w:color w:val="111827"/>
-                <w:sz w:val="19"/>
-                <w:szCs w:val="19"/>
-              </w:rPr>
-              <w:t xml:space="preserve">📄 Report</w:t>
-            </w:r>
-          </w:p>
-        </w:tc>
-        <w:tc>
-          <w:tcPr>
-            <w:tcW w:type="dxa" w:w="7160"/>
-            <w:tcBorders>
-              <w:top w:val="single" w:color="D1D5DB" w:sz="1"/>
-              <w:left w:val="single" w:color="D1D5DB" w:sz="1"/>
-              <w:bottom w:val="single" w:color="D1D5DB" w:sz="1"/>
-              <w:right w:val="single" w:color="D1D5DB" w:sz="1"/>
-            </w:tcBorders>
-            <w:shd w:fill="F3F4F6" w:val="clear"/>
-            <w:tcMar>
-              <w:top w:type="dxa" w:w="80"/>
-              <w:left w:type="dxa" w:w="120"/>
-              <w:bottom w:type="dxa" w:w="80"/>
-              <w:right w:type="dxa" w:w="120"/>
-            </w:tcMar>
-            <w:vAlign w:val="center"/>
-          </w:tcPr>
-          <w:p>
-            <w:pPr>
-              <w:jc w:val="left"/>
-            </w:pPr>
-            <w:r>
-              <w:rPr>
-                <w:rFonts w:ascii="Arial" w:cs="Arial" w:eastAsia="Arial" w:hAnsi="Arial"/>
-                <w:b w:val="false"/>
-                <w:bCs w:val="false"/>
-                <w:color w:val="111827"/>
-                <w:sz w:val="19"/>
-                <w:szCs w:val="19"/>
-              </w:rPr>
-              <w:t xml:space="preserve">Generates a full match analysis PDF, including video tag section if tagged</w:t>
-            </w:r>
-          </w:p>
-        </w:tc>
-      </w:tr>
-      <w:tr>
-        <w:tc>
-          <w:tcPr>
-            <w:tcW w:type="dxa" w:w="2200"/>
-            <w:tcBorders>
-              <w:top w:val="single" w:color="D1D5DB" w:sz="1"/>
-              <w:left w:val="single" w:color="D1D5DB" w:sz="1"/>
-              <w:bottom w:val="single" w:color="D1D5DB" w:sz="1"/>
-              <w:right w:val="single" w:color="D1D5DB" w:sz="1"/>
-            </w:tcBorders>
-            <w:shd w:fill="FFFFFF" w:val="clear"/>
-            <w:tcMar>
-              <w:top w:type="dxa" w:w="80"/>
-              <w:left w:type="dxa" w:w="120"/>
-              <w:bottom w:type="dxa" w:w="80"/>
-              <w:right w:type="dxa" w:w="120"/>
-            </w:tcMar>
-            <w:vAlign w:val="center"/>
-          </w:tcPr>
-          <w:p>
-            <w:pPr>
-              <w:jc w:val="left"/>
-            </w:pPr>
-            <w:r>
-              <w:rPr>
-                <w:rFonts w:ascii="Arial" w:cs="Arial" w:eastAsia="Arial" w:hAnsi="Arial"/>
-                <w:b/>
-                <w:bCs/>
-                <w:color w:val="111827"/>
-                <w:sz w:val="19"/>
-                <w:szCs w:val="19"/>
-              </w:rPr>
-              <w:t xml:space="preserve">🎬 Video</w:t>
-            </w:r>
-          </w:p>
-        </w:tc>
-        <w:tc>
-          <w:tcPr>
-            <w:tcW w:type="dxa" w:w="7160"/>
-            <w:tcBorders>
-              <w:top w:val="single" w:color="D1D5DB" w:sz="1"/>
-              <w:left w:val="single" w:color="D1D5DB" w:sz="1"/>
-              <w:bottom w:val="single" w:color="D1D5DB" w:sz="1"/>
-              <w:right w:val="single" w:color="D1D5DB" w:sz="1"/>
-            </w:tcBorders>
-            <w:shd w:fill="FFFFFF" w:val="clear"/>
-            <w:tcMar>
-              <w:top w:type="dxa" w:w="80"/>
-              <w:left w:type="dxa" w:w="120"/>
-              <w:bottom w:type="dxa" w:w="80"/>
-              <w:right w:type="dxa" w:w="120"/>
-            </w:tcMar>
-            <w:vAlign w:val="center"/>
-          </w:tcPr>
-          <w:p>
-            <w:pPr>
-              <w:jc w:val="left"/>
-            </w:pPr>
-            <w:r>
-              <w:rPr>
-                <w:rFonts w:ascii="Arial" w:cs="Arial" w:eastAsia="Arial" w:hAnsi="Arial"/>
-                <w:b w:val="false"/>
-                <w:bCs w:val="false"/>
-                <w:color w:val="111827"/>
-                <w:sz w:val="19"/>
-                <w:szCs w:val="19"/>
-              </w:rPr>
-              <w:t xml:space="preserve">Opens Video Analysis for that match</w:t>
-            </w:r>
-          </w:p>
-        </w:tc>
-      </w:tr>
-      <w:tr>
-        <w:tc>
-          <w:tcPr>
-            <w:tcW w:type="dxa" w:w="2200"/>
-            <w:tcBorders>
-              <w:top w:val="single" w:color="D1D5DB" w:sz="1"/>
-              <w:left w:val="single" w:color="D1D5DB" w:sz="1"/>
-              <w:bottom w:val="single" w:color="D1D5DB" w:sz="1"/>
-              <w:right w:val="single" w:color="D1D5DB" w:sz="1"/>
-            </w:tcBorders>
-            <w:shd w:fill="FFFFFF" w:val="clear"/>
-            <w:tcMar>
-              <w:top w:type="dxa" w:w="80"/>
-              <w:left w:type="dxa" w:w="120"/>
-              <w:bottom w:type="dxa" w:w="80"/>
-              <w:right w:type="dxa" w:w="120"/>
-            </w:tcMar>
-            <w:vAlign w:val="center"/>
-          </w:tcPr>
-          <w:p>
-            <w:pPr>
-              <w:jc w:val="left"/>
-            </w:pPr>
-            <w:r>
-              <w:rPr>
-                <w:rFonts w:ascii="Arial" w:cs="Arial" w:eastAsia="Arial" w:hAnsi="Arial"/>
-                <w:b/>
-                <w:bCs/>
-                <w:color w:val="111827"/>
-                <w:sz w:val="19"/>
-                <w:szCs w:val="19"/>
-              </w:rPr>
-              <w:t xml:space="preserve">↩ Reload</w:t>
-            </w:r>
-          </w:p>
-        </w:tc>
-        <w:tc>
-          <w:tcPr>
-            <w:tcW w:type="dxa" w:w="7160"/>
-            <w:tcBorders>
-              <w:top w:val="single" w:color="D1D5DB" w:sz="1"/>
-              <w:left w:val="single" w:color="D1D5DB" w:sz="1"/>
-              <w:bottom w:val="single" w:color="D1D5DB" w:sz="1"/>
-              <w:right w:val="single" w:color="D1D5DB" w:sz="1"/>
-            </w:tcBorders>
-            <w:shd w:fill="F3F4F6" w:val="clear"/>
-            <w:tcMar>
-              <w:top w:type="dxa" w:w="80"/>
-              <w:left w:type="dxa" w:w="120"/>
-              <w:bottom w:type="dxa" w:w="80"/>
-              <w:right w:type="dxa" w:w="120"/>
-            </w:tcMar>
-            <w:vAlign w:val="center"/>
-          </w:tcPr>
-          <w:p>
-            <w:pPr>
-              <w:jc w:val="left"/>
-            </w:pPr>
-            <w:r>
-              <w:rPr>
-                <w:rFonts w:ascii="Arial" w:cs="Arial" w:eastAsia="Arial" w:hAnsi="Arial"/>
-                <w:b w:val="false"/>
-                <w:bCs w:val="false"/>
-                <w:color w:val="111827"/>
-                <w:sz w:val="19"/>
-                <w:szCs w:val="19"/>
-              </w:rPr>
-              <w:t xml:space="preserve">Loads the match back into the live tracker</w:t>
-            </w:r>
-          </w:p>
-        </w:tc>
-      </w:tr>
-      <w:tr>
-        <w:tc>
-          <w:tcPr>
-            <w:tcW w:type="dxa" w:w="2200"/>
-            <w:tcBorders>
-              <w:top w:val="single" w:color="D1D5DB" w:sz="1"/>
-              <w:left w:val="single" w:color="D1D5DB" w:sz="1"/>
-              <w:bottom w:val="single" w:color="D1D5DB" w:sz="1"/>
-              <w:right w:val="single" w:color="D1D5DB" w:sz="1"/>
-            </w:tcBorders>
-            <w:shd w:fill="FFFFFF" w:val="clear"/>
-            <w:tcMar>
-              <w:top w:type="dxa" w:w="80"/>
-              <w:left w:type="dxa" w:w="120"/>
-              <w:bottom w:type="dxa" w:w="80"/>
-              <w:right w:type="dxa" w:w="120"/>
-            </w:tcMar>
-            <w:vAlign w:val="center"/>
-          </w:tcPr>
-          <w:p>
-            <w:pPr>
-              <w:jc w:val="left"/>
-            </w:pPr>
-            <w:r>
-              <w:rPr>
-                <w:rFonts w:ascii="Arial" w:cs="Arial" w:eastAsia="Arial" w:hAnsi="Arial"/>
-                <w:b/>
-                <w:bCs/>
-                <w:color w:val="111827"/>
-                <w:sz w:val="19"/>
-                <w:szCs w:val="19"/>
-              </w:rPr>
-              <w:t xml:space="preserve">🗑 Delete</w:t>
-            </w:r>
-          </w:p>
-        </w:tc>
-        <w:tc>
-          <w:tcPr>
-            <w:tcW w:type="dxa" w:w="7160"/>
-            <w:tcBorders>
-              <w:top w:val="single" w:color="D1D5DB" w:sz="1"/>
-              <w:left w:val="single" w:color="D1D5DB" w:sz="1"/>
-              <w:bottom w:val="single" w:color="D1D5DB" w:sz="1"/>
-              <w:right w:val="single" w:color="D1D5DB" w:sz="1"/>
-            </w:tcBorders>
-            <w:shd w:fill="FFFFFF" w:val="clear"/>
-            <w:tcMar>
-              <w:top w:type="dxa" w:w="80"/>
-              <w:left w:type="dxa" w:w="120"/>
-              <w:bottom w:type="dxa" w:w="80"/>
-              <w:right w:type="dxa" w:w="120"/>
-            </w:tcMar>
-            <w:vAlign w:val="center"/>
-          </w:tcPr>
-          <w:p>
-            <w:pPr>
-              <w:jc w:val="left"/>
-            </w:pPr>
-            <w:r>
-              <w:rPr>
-                <w:rFonts w:ascii="Arial" w:cs="Arial" w:eastAsia="Arial" w:hAnsi="Arial"/>
-                <w:b w:val="false"/>
-                <w:bCs w:val="false"/>
-                <w:color w:val="111827"/>
-                <w:sz w:val="19"/>
-                <w:szCs w:val="19"/>
-              </w:rPr>
-              <w:t xml:space="preserve">Permanently removes the match</w:t>
-            </w:r>
-          </w:p>
-        </w:tc>
-      </w:tr>
-    </w:tbl>
-    <w:p>
-      <w:pPr>
-        <w:spacing w:after="80" w:before="80"/>
-      </w:pPr>
-      <w:r>
-        <w:t xml:space="preserve"/>
-      </w:r>
-    </w:p>
-    <w:p>
-      <w:pPr>
-        <w:spacing w:after="80" w:before="80"/>
-      </w:pPr>
-      <w:r>
-        <w:rPr>
-          <w:rFonts w:ascii="Arial" w:cs="Arial" w:eastAsia="Arial" w:hAnsi="Arial"/>
-          <w:color w:val="111827"/>
-          <w:sz w:val="20"/>
-          <w:szCs w:val="20"/>
-        </w:rPr>
-        <w:t xml:space="preserve">Matches with video tags show a 🎬 badge beside the date on the card.</w:t>
-      </w:r>
-    </w:p>
-    <w:p>
-      <w:pPr>
-        <w:spacing w:after="80" w:before="80"/>
-      </w:pPr>
-      <w:r>
-        <w:t xml:space="preserve"/>
-      </w:r>
-    </w:p>
-    <w:p>
-      <w:pPr>
-        <w:pStyle w:val="Heading2"/>
-        <w:spacing w:after="120" w:before="240"/>
-      </w:pPr>
-      <w:r>
-        <w:rPr>
-          <w:rFonts w:ascii="Arial" w:cs="Arial" w:eastAsia="Arial" w:hAnsi="Arial"/>
-          <w:b/>
-          <w:bCs/>
-          <w:color w:val="7F1212"/>
-          <w:sz w:val="22"/>
-          <w:szCs w:val="22"/>
-        </w:rPr>
-        <w:t xml:space="preserve">New Video Analysis</w:t>
-      </w:r>
-    </w:p>
-    <w:p>
-      <w:pPr>
-        <w:spacing w:after="80" w:before="80"/>
-      </w:pPr>
-      <w:r>
-        <w:rPr>
-          <w:rFonts w:ascii="Arial" w:cs="Arial" w:eastAsia="Arial" w:hAnsi="Arial"/>
-          <w:color w:val="111827"/>
-          <w:sz w:val="20"/>
-          <w:szCs w:val="20"/>
-        </w:rPr>
-        <w:t xml:space="preserve">Tap the 🎬 New Video Analysis button at the top of the History tab to start a video-first workflow — enter team names and a video URL without needing to have recorded a live match first. The match appears in your history as a Video Analysis entry and can be tagged like any other match.</w:t>
-      </w:r>
-    </w:p>
-    <w:p>
-      <w:pPr>
-        <w:spacing w:after="80" w:before="80"/>
-      </w:pPr>
-      <w:r>
-        <w:t xml:space="preserve"/>
-      </w:r>
-    </w:p>
-    <w:p>
-      <w:pPr>
-        <w:pStyle w:val="Heading1"/>
-        <w:pBdr>
-          <w:bottom w:val="single" w:color="991B1B" w:sz="4" w:space="4"/>
-        </w:pBdr>
-        <w:spacing w:after="160" w:before="320"/>
-      </w:pPr>
-      <w:r>
-        <w:rPr>
-          <w:rFonts w:ascii="Arial" w:cs="Arial" w:eastAsia="Arial" w:hAnsi="Arial"/>
-          <w:b/>
-          <w:bCs/>
-          <w:color w:val="111827"/>
-          <w:sz w:val="28"/>
-          <w:szCs w:val="28"/>
-        </w:rPr>
-        <w:t xml:space="preserve">12. Video Analysis</w:t>
-      </w:r>
-    </w:p>
-    <w:p>
-      <w:pPr>
-        <w:pStyle w:val="Heading2"/>
-        <w:spacing w:after="120" w:before="240"/>
-      </w:pPr>
-      <w:r>
-        <w:rPr>
-          <w:rFonts w:ascii="Arial" w:cs="Arial" w:eastAsia="Arial" w:hAnsi="Arial"/>
-          <w:b/>
-          <w:bCs/>
-          <w:color w:val="7F1212"/>
-          <w:sz w:val="22"/>
-          <w:szCs w:val="22"/>
-        </w:rPr>
-        <w:t xml:space="preserve">Opening Video Analysis</w:t>
-      </w:r>
-    </w:p>
-    <w:p>
-      <w:pPr>
-        <w:spacing w:after="80" w:before="80"/>
-      </w:pPr>
-      <w:r>
-        <w:rPr>
-          <w:rFonts w:ascii="Arial" w:cs="Arial" w:eastAsia="Arial" w:hAnsi="Arial"/>
-          <w:color w:val="111827"/>
-          <w:sz w:val="20"/>
-          <w:szCs w:val="20"/>
-        </w:rPr>
-        <w:t xml:space="preserve">From any saved match or new video analysis entry, tap 🎬 Video to open the full-screen video analysis screen.</w:t>
-      </w:r>
-    </w:p>
-    <w:p>
-      <w:pPr>
-        <w:spacing w:after="80" w:before="80"/>
-      </w:pPr>
-      <w:r>
-        <w:t xml:space="preserve"/>
-      </w:r>
-    </w:p>
-    <w:p>
-      <w:pPr>
-        <w:pStyle w:val="Heading2"/>
-        <w:spacing w:after="120" w:before="240"/>
-      </w:pPr>
-      <w:r>
-        <w:rPr>
-          <w:rFonts w:ascii="Arial" w:cs="Arial" w:eastAsia="Arial" w:hAnsi="Arial"/>
-          <w:b/>
-          <w:bCs/>
-          <w:color w:val="7F1212"/>
-          <w:sz w:val="22"/>
-          <w:szCs w:val="22"/>
-        </w:rPr>
-        <w:t xml:space="preserve">Loading a Video</w:t>
-      </w:r>
-    </w:p>
-    <w:p>
-      <w:pPr>
-        <w:spacing w:after="80" w:before="80"/>
-      </w:pPr>
-      <w:r>
-        <w:rPr>
-          <w:rFonts w:ascii="Arial" w:cs="Arial" w:eastAsia="Arial" w:hAnsi="Arial"/>
-          <w:color w:val="111827"/>
-          <w:sz w:val="20"/>
-          <w:szCs w:val="20"/>
-        </w:rPr>
-        <w:t xml:space="preserve">Paste a YouTube link (including unlisted videos) or a direct MP4 URL and tap Load Video. The video URL is remembered for that match — it pre-fills next time you open video analysis for the same match.</w:t>
-      </w:r>
-    </w:p>
-    <w:p>
-      <w:pPr>
-        <w:spacing w:after="80" w:before="80"/>
-      </w:pPr>
-      <w:r>
-        <w:t xml:space="preserve"/>
-      </w:r>
-    </w:p>
-    <w:p>
-      <w:pPr>
-        <w:pStyle w:val="Heading2"/>
-        <w:spacing w:after="120" w:before="240"/>
-      </w:pPr>
-      <w:r>
-        <w:rPr>
-          <w:rFonts w:ascii="Arial" w:cs="Arial" w:eastAsia="Arial" w:hAnsi="Arial"/>
-          <w:b/>
-          <w:bCs/>
-          <w:color w:val="7F1212"/>
-          <w:sz w:val="22"/>
-          <w:szCs w:val="22"/>
-        </w:rPr>
-        <w:t xml:space="preserve">Tagging Events</w:t>
-      </w:r>
-    </w:p>
-    <w:p>
-      <w:pPr>
-        <w:pStyle w:val="ListParagraph"/>
-        <w:numPr>
-          <w:ilvl w:val="0"/>
-          <w:numId w:val="2"/>
-        </w:numPr>
-        <w:spacing w:after="60" w:before="60"/>
-      </w:pPr>
-      <w:r>
-        <w:rPr>
-          <w:rFonts w:ascii="Arial" w:cs="Arial" w:eastAsia="Arial" w:hAnsi="Arial"/>
-          <w:color w:val="111827"/>
-          <w:sz w:val="20"/>
-          <w:szCs w:val="20"/>
-        </w:rPr>
-        <w:t xml:space="preserve">Select Home or Away team tab</w:t>
-      </w:r>
-    </w:p>
-    <w:p>
-      <w:pPr>
-        <w:pStyle w:val="ListParagraph"/>
-        <w:numPr>
-          <w:ilvl w:val="0"/>
-          <w:numId w:val="2"/>
-        </w:numPr>
-        <w:spacing w:after="60" w:before="60"/>
-      </w:pPr>
-      <w:r>
-        <w:rPr>
-          <w:rFonts w:ascii="Arial" w:cs="Arial" w:eastAsia="Arial" w:hAnsi="Arial"/>
-          <w:color w:val="111827"/>
-          <w:sz w:val="20"/>
-          <w:szCs w:val="20"/>
-        </w:rPr>
-        <w:t xml:space="preserve">Play the video</w:t>
-      </w:r>
-    </w:p>
-    <w:p>
-      <w:pPr>
-        <w:pStyle w:val="ListParagraph"/>
-        <w:numPr>
-          <w:ilvl w:val="0"/>
-          <w:numId w:val="2"/>
-        </w:numPr>
-        <w:spacing w:after="60" w:before="60"/>
-      </w:pPr>
-      <w:r>
-        <w:rPr>
-          <w:rFonts w:ascii="Arial" w:cs="Arial" w:eastAsia="Arial" w:hAnsi="Arial"/>
-          <w:color w:val="111827"/>
-          <w:sz w:val="20"/>
-          <w:szCs w:val="20"/>
-        </w:rPr>
-        <w:t xml:space="preserve">Tap any event button as events happen — Shot Play, Shot Free, Goal, Point, Wide, Turnover, Kickout, Mark, Foul, Card, Ball Won, Ball Lost</w:t>
-      </w:r>
-    </w:p>
-    <w:p>
-      <w:pPr>
-        <w:pStyle w:val="ListParagraph"/>
-        <w:numPr>
-          <w:ilvl w:val="0"/>
-          <w:numId w:val="2"/>
-        </w:numPr>
-        <w:spacing w:after="60" w:before="60"/>
-      </w:pPr>
-      <w:r>
-        <w:rPr>
-          <w:rFonts w:ascii="Arial" w:cs="Arial" w:eastAsia="Arial" w:hAnsi="Arial"/>
-          <w:color w:val="111827"/>
-          <w:sz w:val="20"/>
-          <w:szCs w:val="20"/>
-        </w:rPr>
-        <w:t xml:space="preserve">If the event has outcomes, a quick picker slides up — select the outcome or tap Cancel to tag without one</w:t>
-      </w:r>
-    </w:p>
-    <w:p>
-      <w:pPr>
-        <w:pStyle w:val="ListParagraph"/>
-        <w:numPr>
-          <w:ilvl w:val="0"/>
-          <w:numId w:val="2"/>
-        </w:numPr>
-        <w:spacing w:after="60" w:before="60"/>
-      </w:pPr>
-      <w:r>
-        <w:rPr>
-          <w:rFonts w:ascii="Arial" w:cs="Arial" w:eastAsia="Arial" w:hAnsi="Arial"/>
-          <w:color w:val="111827"/>
-          <w:sz w:val="20"/>
-          <w:szCs w:val="20"/>
-        </w:rPr>
-        <w:t xml:space="preserve">A flash confirmation appears and the tag is stamped with the exact video timestamp</w:t>
-      </w:r>
-    </w:p>
-    <w:p>
-      <w:pPr>
-        <w:spacing w:after="80" w:before="80"/>
-      </w:pPr>
-      <w:r>
-        <w:t xml:space="preserve"/>
-      </w:r>
-    </w:p>
-    <w:p>
-      <w:pPr>
-        <w:pStyle w:val="Heading2"/>
-        <w:spacing w:after="120" w:before="240"/>
-      </w:pPr>
-      <w:r>
-        <w:rPr>
-          <w:rFonts w:ascii="Arial" w:cs="Arial" w:eastAsia="Arial" w:hAnsi="Arial"/>
-          <w:b/>
-          <w:bCs/>
-          <w:color w:val="7F1212"/>
-          <w:sz w:val="22"/>
-          <w:szCs w:val="22"/>
-        </w:rPr>
-        <w:t xml:space="preserve">Timeline</w:t>
-      </w:r>
-    </w:p>
-    <w:p>
-      <w:pPr>
-        <w:spacing w:after="80" w:before="80"/>
-      </w:pPr>
-      <w:r>
-        <w:rPr>
-          <w:rFonts w:ascii="Arial" w:cs="Arial" w:eastAsia="Arial" w:hAnsi="Arial"/>
-          <w:color w:val="111827"/>
-          <w:sz w:val="20"/>
-          <w:szCs w:val="20"/>
-        </w:rPr>
-        <w:t xml:space="preserve">A timeline bar sits below the video showing a coloured dot for every tagged event. Each event type has its own colour. Tap any dot or anywhere on the timeline to jump to that position. The progress bar and cursor move in real time as the video plays.</w:t>
-      </w:r>
-    </w:p>
-    <w:p>
-      <w:pPr>
-        <w:spacing w:after="80" w:before="80"/>
-      </w:pPr>
-      <w:r>
-        <w:t xml:space="preserve"/>
-      </w:r>
-    </w:p>
-    <w:p>
-      <w:pPr>
-        <w:pStyle w:val="Heading2"/>
-        <w:spacing w:after="120" w:before="240"/>
-      </w:pPr>
-      <w:r>
-        <w:rPr>
-          <w:rFonts w:ascii="Arial" w:cs="Arial" w:eastAsia="Arial" w:hAnsi="Arial"/>
-          <w:b/>
-          <w:bCs/>
-          <w:color w:val="7F1212"/>
-          <w:sz w:val="22"/>
-          <w:szCs w:val="22"/>
-        </w:rPr>
-        <w:t xml:space="preserve">Tag List</w:t>
-      </w:r>
-    </w:p>
-    <w:p>
-      <w:pPr>
-        <w:spacing w:after="80" w:before="80"/>
-      </w:pPr>
-      <w:r>
-        <w:rPr>
-          <w:rFonts w:ascii="Arial" w:cs="Arial" w:eastAsia="Arial" w:hAnsi="Arial"/>
-          <w:color w:val="111827"/>
-          <w:sz w:val="20"/>
-          <w:szCs w:val="20"/>
-        </w:rPr>
-        <w:t xml:space="preserve">All tags appear in a scrollable list below the controls. Tap any tag to jump to that moment in the video. Use the Home / Away filter buttons to show only one team's events. Tap ✕ on any tag to delete it.</w:t>
-      </w:r>
-    </w:p>
-    <w:p>
-      <w:pPr>
-        <w:spacing w:after="80" w:before="80"/>
-      </w:pPr>
-      <w:r>
-        <w:t xml:space="preserve"/>
-      </w:r>
-    </w:p>
-    <w:p>
-      <w:pPr>
-        <w:pStyle w:val="Heading2"/>
-        <w:spacing w:after="120" w:before="240"/>
-      </w:pPr>
-      <w:r>
-        <w:rPr>
-          <w:rFonts w:ascii="Arial" w:cs="Arial" w:eastAsia="Arial" w:hAnsi="Arial"/>
-          <w:b/>
-          <w:bCs/>
-          <w:color w:val="7F1212"/>
-          <w:sz w:val="22"/>
-          <w:szCs w:val="22"/>
-        </w:rPr>
-        <w:t xml:space="preserve">Stats Summary</w:t>
-      </w:r>
-    </w:p>
-    <w:p>
-      <w:pPr>
-        <w:spacing w:after="80" w:before="80"/>
-      </w:pPr>
-      <w:r>
-        <w:rPr>
-          <w:rFonts w:ascii="Arial" w:cs="Arial" w:eastAsia="Arial" w:hAnsi="Arial"/>
-          <w:color w:val="111827"/>
-          <w:sz w:val="20"/>
-          <w:szCs w:val="20"/>
-        </w:rPr>
-        <w:t xml:space="preserve">A row of chips above the tag list shows a count of each event type at a glance — e.g. '3 Shot Play · 2 Turnover · 1 Card'.</w:t>
-      </w:r>
-    </w:p>
-    <w:p>
-      <w:pPr>
-        <w:spacing w:after="80" w:before="80"/>
-      </w:pPr>
-      <w:r>
-        <w:t xml:space="preserve"/>
-      </w:r>
-    </w:p>
-    <w:p>
-      <w:pPr>
-        <w:pStyle w:val="Heading2"/>
-        <w:spacing w:after="120" w:before="240"/>
-      </w:pPr>
-      <w:r>
-        <w:rPr>
-          <w:rFonts w:ascii="Arial" w:cs="Arial" w:eastAsia="Arial" w:hAnsi="Arial"/>
-          <w:b/>
-          <w:bCs/>
-          <w:color w:val="7F1212"/>
-          <w:sz w:val="22"/>
-          <w:szCs w:val="22"/>
-        </w:rPr>
-        <w:t xml:space="preserve">Export Clip List</w:t>
-      </w:r>
-    </w:p>
-    <w:p>
-      <w:pPr>
-        <w:spacing w:after="80" w:before="80"/>
-      </w:pPr>
-      <w:r>
-        <w:rPr>
-          <w:rFonts w:ascii="Arial" w:cs="Arial" w:eastAsia="Arial" w:hAnsi="Arial"/>
-          <w:color w:val="111827"/>
-          <w:sz w:val="20"/>
-          <w:szCs w:val="20"/>
-        </w:rPr>
-        <w:t xml:space="preserve">Tap 📋 Copy Clip List to copy a formatted text list of all tags to your clipboard. Each line shows the timestamp, team, event type and outcome — ready to paste into WhatsApp, email or notes.</w:t>
-      </w:r>
-    </w:p>
-    <w:p>
-      <w:pPr>
-        <w:spacing w:after="80" w:before="80"/>
-      </w:pPr>
-      <w:r>
-        <w:t xml:space="preserve"/>
-      </w:r>
-    </w:p>
-    <w:p>
-      <w:pPr>
-        <w:pStyle w:val="Heading2"/>
-        <w:spacing w:after="120" w:before="240"/>
-      </w:pPr>
-      <w:r>
-        <w:rPr>
-          <w:rFonts w:ascii="Arial" w:cs="Arial" w:eastAsia="Arial" w:hAnsi="Arial"/>
-          <w:b/>
-          <w:bCs/>
-          <w:color w:val="7F1212"/>
-          <w:sz w:val="22"/>
-          <w:szCs w:val="22"/>
-        </w:rPr>
-        <w:t xml:space="preserve">Video Tags in Reports</w:t>
-      </w:r>
-    </w:p>
-    <w:p>
-      <w:pPr>
-        <w:spacing w:after="80" w:before="80"/>
-      </w:pPr>
-      <w:r>
-        <w:rPr>
-          <w:rFonts w:ascii="Arial" w:cs="Arial" w:eastAsia="Arial" w:hAnsi="Arial"/>
-          <w:color w:val="111827"/>
-          <w:sz w:val="20"/>
-          <w:szCs w:val="20"/>
-        </w:rPr>
-        <w:t xml:space="preserve">When you generate a PDF report for a match with video tags, a Video Analysis section is automatically included showing the full tag list with timestamps.</w:t>
-      </w:r>
-    </w:p>
-    <w:p>
-      <w:pPr>
-        <w:spacing w:after="80" w:before="80"/>
-      </w:pPr>
-      <w:r>
-        <w:t xml:space="preserve"/>
-      </w:r>
-    </w:p>
-    <w:p>
-      <w:pPr>
-        <w:pStyle w:val="Heading1"/>
-        <w:pBdr>
-          <w:bottom w:val="single" w:color="991B1B" w:sz="4" w:space="4"/>
-        </w:pBdr>
-        <w:spacing w:after="160" w:before="320"/>
-      </w:pPr>
-      <w:r>
-        <w:rPr>
-          <w:rFonts w:ascii="Arial" w:cs="Arial" w:eastAsia="Arial" w:hAnsi="Arial"/>
-          <w:b/>
-          <w:bCs/>
-          <w:color w:val="111827"/>
-          <w:sz w:val="28"/>
-          <w:szCs w:val="28"/>
-        </w:rPr>
-        <w:t xml:space="preserve">13. Match Reports</w:t>
-      </w:r>
-    </w:p>
-    <w:p>
-      <w:pPr>
-        <w:pStyle w:val="ListParagraph"/>
-        <w:numPr>
-          <w:ilvl w:val="0"/>
-          <w:numId w:val="2"/>
-        </w:numPr>
-        <w:spacing w:after="60" w:before="60"/>
-      </w:pPr>
-      <w:r>
-        <w:rPr>
-          <w:rFonts w:ascii="Arial" w:cs="Arial" w:eastAsia="Arial" w:hAnsi="Arial"/>
-          <w:color w:val="111827"/>
-          <w:sz w:val="20"/>
-          <w:szCs w:val="20"/>
-        </w:rPr>
-        <w:t xml:space="preserve">Go to the History tab</w:t>
-      </w:r>
-    </w:p>
-    <w:p>
-      <w:pPr>
-        <w:pStyle w:val="ListParagraph"/>
-        <w:numPr>
-          <w:ilvl w:val="0"/>
-          <w:numId w:val="2"/>
-        </w:numPr>
-        <w:spacing w:after="60" w:before="60"/>
-      </w:pPr>
-      <w:r>
-        <w:rPr>
-          <w:rFonts w:ascii="Arial" w:cs="Arial" w:eastAsia="Arial" w:hAnsi="Arial"/>
-          <w:color w:val="111827"/>
-          <w:sz w:val="20"/>
-          <w:szCs w:val="20"/>
-        </w:rPr>
-        <w:t xml:space="preserve">Find the match and tap 📄 Report</w:t>
-      </w:r>
-    </w:p>
-    <w:p>
-      <w:pPr>
-        <w:pStyle w:val="ListParagraph"/>
-        <w:numPr>
-          <w:ilvl w:val="0"/>
-          <w:numId w:val="2"/>
-        </w:numPr>
-        <w:spacing w:after="60" w:before="60"/>
-      </w:pPr>
-      <w:r>
-        <w:rPr>
-          <w:rFonts w:ascii="Arial" w:cs="Arial" w:eastAsia="Arial" w:hAnsi="Arial"/>
-          <w:color w:val="111827"/>
-          <w:sz w:val="20"/>
-          <w:szCs w:val="20"/>
-        </w:rPr>
-        <w:t xml:space="preserve">The report opens in a new window</w:t>
-      </w:r>
-    </w:p>
-    <w:p>
-      <w:pPr>
-        <w:pStyle w:val="ListParagraph"/>
-        <w:numPr>
-          <w:ilvl w:val="0"/>
-          <w:numId w:val="2"/>
-        </w:numPr>
-        <w:spacing w:after="60" w:before="60"/>
-      </w:pPr>
-      <w:r>
-        <w:rPr>
-          <w:rFonts w:ascii="Arial" w:cs="Arial" w:eastAsia="Arial" w:hAnsi="Arial"/>
-          <w:color w:val="111827"/>
-          <w:sz w:val="20"/>
-          <w:szCs w:val="20"/>
-        </w:rPr>
-        <w:t xml:space="preserve">Tap Print / Save PDF — on iPad tap Share to save as PDF or email</w:t>
-      </w:r>
-    </w:p>
-    <w:p>
-      <w:pPr>
-        <w:spacing w:after="80" w:before="80"/>
-      </w:pPr>
-      <w:r>
-        <w:t xml:space="preserve"/>
-      </w:r>
-    </w:p>
-    <w:p>
-      <w:pPr>
-        <w:spacing w:after="80" w:before="80"/>
-      </w:pPr>
-      <w:r>
-        <w:rPr>
-          <w:rFonts w:ascii="Arial" w:cs="Arial" w:eastAsia="Arial" w:hAnsi="Arial"/>
-          <w:color w:val="111827"/>
-          <w:sz w:val="20"/>
-          <w:szCs w:val="20"/>
-        </w:rPr>
-        <w:t xml:space="preserve">Report includes: cover header, KPI tiles, full stats comparison, shooting breakdown, ball lost/won breakdown, kickout battle, turnovers, discipline summary, player contributions, and video analysis tags (if present).</w:t>
-      </w:r>
-    </w:p>
-    <w:p>
-      <w:pPr>
-        <w:spacing w:after="80" w:before="80"/>
-      </w:pPr>
-      <w:r>
-        <w:t xml:space="preserve"/>
-      </w:r>
-    </w:p>
-    <w:p>
-      <w:pPr>
-        <w:pStyle w:val="Heading1"/>
-        <w:pBdr>
-          <w:bottom w:val="single" w:color="991B1B" w:sz="4" w:space="4"/>
-        </w:pBdr>
-        <w:spacing w:after="160" w:before="320"/>
-      </w:pPr>
-      <w:r>
-        <w:rPr>
-          <w:rFonts w:ascii="Arial" w:cs="Arial" w:eastAsia="Arial" w:hAnsi="Arial"/>
-          <w:b/>
-          <w:bCs/>
-          <w:color w:val="111827"/>
-          <w:sz w:val="28"/>
-          <w:szCs w:val="28"/>
-        </w:rPr>
-        <w:t xml:space="preserve">14. Offline Use</w:t>
-      </w:r>
-    </w:p>
-    <w:p>
-      <w:pPr>
-        <w:pStyle w:val="ListParagraph"/>
-        <w:numPr>
-          <w:ilvl w:val="0"/>
-          <w:numId w:val="3"/>
-        </w:numPr>
-        <w:spacing w:after="60" w:before="60"/>
-      </w:pPr>
-      <w:r>
-        <w:rPr>
-          <w:rFonts w:ascii="Arial" w:cs="Arial" w:eastAsia="Arial" w:hAnsi="Arial"/>
-          <w:color w:val="111827"/>
-          <w:sz w:val="20"/>
-          <w:szCs w:val="20"/>
-        </w:rPr>
-        <w:t xml:space="preserve">All match recording works without internet</w:t>
-      </w:r>
-    </w:p>
-    <w:p>
-      <w:pPr>
-        <w:pStyle w:val="ListParagraph"/>
-        <w:numPr>
-          <w:ilvl w:val="0"/>
-          <w:numId w:val="3"/>
-        </w:numPr>
-        <w:spacing w:after="60" w:before="60"/>
-      </w:pPr>
-      <w:r>
-        <w:rPr>
-          <w:rFonts w:ascii="Arial" w:cs="Arial" w:eastAsia="Arial" w:hAnsi="Arial"/>
-          <w:color w:val="111827"/>
-          <w:sz w:val="20"/>
-          <w:szCs w:val="20"/>
-        </w:rPr>
-        <w:t xml:space="preserve">Full club and county database (1,200+ clubs) is built in</w:t>
-      </w:r>
-    </w:p>
-    <w:p>
-      <w:pPr>
-        <w:pStyle w:val="ListParagraph"/>
-        <w:numPr>
-          <w:ilvl w:val="0"/>
-          <w:numId w:val="3"/>
-        </w:numPr>
-        <w:spacing w:after="60" w:before="60"/>
-      </w:pPr>
-      <w:r>
-        <w:rPr>
-          <w:rFonts w:ascii="Arial" w:cs="Arial" w:eastAsia="Arial" w:hAnsi="Arial"/>
-          <w:color w:val="111827"/>
-          <w:sz w:val="20"/>
-          <w:szCs w:val="20"/>
-        </w:rPr>
-        <w:t xml:space="preserve">Squad and match history stored on device</w:t>
-      </w:r>
-    </w:p>
-    <w:p>
-      <w:pPr>
-        <w:pStyle w:val="ListParagraph"/>
-        <w:numPr>
-          <w:ilvl w:val="0"/>
-          <w:numId w:val="3"/>
-        </w:numPr>
-        <w:spacing w:after="60" w:before="60"/>
-      </w:pPr>
-      <w:r>
-        <w:rPr>
-          <w:rFonts w:ascii="Arial" w:cs="Arial" w:eastAsia="Arial" w:hAnsi="Arial"/>
-          <w:color w:val="111827"/>
-          <w:sz w:val="20"/>
-          <w:szCs w:val="20"/>
-        </w:rPr>
-        <w:t xml:space="preserve">Data syncs to your account on next connection</w:t>
-      </w:r>
-    </w:p>
-    <w:p>
-      <w:pPr>
-        <w:spacing w:after="120" w:before="120"/>
-        <w:ind w:left="360"/>
-      </w:pPr>
-      <w:r>
-        <w:rPr>
-          <w:rFonts w:ascii="Arial" w:cs="Arial" w:eastAsia="Arial" w:hAnsi="Arial"/>
-          <w:b/>
-          <w:bCs/>
-          <w:color w:val="7F1212"/>
-          <w:sz w:val="19"/>
-          <w:szCs w:val="19"/>
-        </w:rPr>
-        <w:t xml:space="preserve">Tip: </w:t>
-      </w:r>
-      <w:r>
-        <w:rPr>
-          <w:rFonts w:ascii="Arial" w:cs="Arial" w:eastAsia="Arial" w:hAnsi="Arial"/>
-          <w:i/>
-          <w:iCs/>
-          <w:color w:val="374151"/>
-          <w:sz w:val="19"/>
-          <w:szCs w:val="19"/>
-        </w:rPr>
-        <w:t xml:space="preserve">The app needs internet the first time it loads. After that it works fully offline.</w:t>
-      </w:r>
-    </w:p>
-    <w:p>
-      <w:pPr>
-        <w:spacing w:after="80" w:before="80"/>
-      </w:pPr>
-      <w:r>
-        <w:t xml:space="preserve"/>
-      </w:r>
-    </w:p>
-    <w:p>
-      <w:pPr>
-        <w:pStyle w:val="Heading1"/>
-        <w:pBdr>
-          <w:bottom w:val="single" w:color="991B1B" w:sz="4" w:space="4"/>
-        </w:pBdr>
-        <w:spacing w:after="160" w:before="320"/>
-      </w:pPr>
-      <w:r>
-        <w:rPr>
-          <w:rFonts w:ascii="Arial" w:cs="Arial" w:eastAsia="Arial" w:hAnsi="Arial"/>
-          <w:b/>
-          <w:bCs/>
-          <w:color w:val="111827"/>
-          <w:sz w:val="28"/>
-          <w:szCs w:val="28"/>
-        </w:rPr>
-        <w:t xml:space="preserve">15. Installing on Your Device</w:t>
-      </w:r>
-    </w:p>
-    <w:p>
-      <w:pPr>
-        <w:pStyle w:val="Heading2"/>
-        <w:spacing w:after="120" w:before="240"/>
-      </w:pPr>
-      <w:r>
-        <w:rPr>
-          <w:rFonts w:ascii="Arial" w:cs="Arial" w:eastAsia="Arial" w:hAnsi="Arial"/>
-          <w:b/>
-          <w:bCs/>
-          <w:color w:val="7F1212"/>
-          <w:sz w:val="22"/>
-          <w:szCs w:val="22"/>
-        </w:rPr>
-        <w:t xml:space="preserve">iPhone / iPad (Safari only)</w:t>
-      </w:r>
-    </w:p>
-    <w:p>
-      <w:pPr>
-        <w:pStyle w:val="ListParagraph"/>
-        <w:numPr>
-          <w:ilvl w:val="0"/>
-          <w:numId w:val="2"/>
-        </w:numPr>
-        <w:spacing w:after="60" w:before="60"/>
-      </w:pPr>
-      <w:r>
-        <w:rPr>
-          <w:rFonts w:ascii="Arial" w:cs="Arial" w:eastAsia="Arial" w:hAnsi="Arial"/>
-          <w:color w:val="111827"/>
-          <w:sz w:val="20"/>
-          <w:szCs w:val="20"/>
-        </w:rPr>
-        <w:t xml:space="preserve">Open https://coachstats.netlify.app in Safari</w:t>
-      </w:r>
-    </w:p>
-    <w:p>
-      <w:pPr>
-        <w:pStyle w:val="ListParagraph"/>
-        <w:numPr>
-          <w:ilvl w:val="0"/>
-          <w:numId w:val="2"/>
-        </w:numPr>
-        <w:spacing w:after="60" w:before="60"/>
-      </w:pPr>
-      <w:r>
-        <w:rPr>
-          <w:rFonts w:ascii="Arial" w:cs="Arial" w:eastAsia="Arial" w:hAnsi="Arial"/>
-          <w:color w:val="111827"/>
-          <w:sz w:val="20"/>
-          <w:szCs w:val="20"/>
-        </w:rPr>
-        <w:t xml:space="preserve">Tap the Share button (box with arrow)</w:t>
-      </w:r>
-    </w:p>
-    <w:p>
-      <w:pPr>
-        <w:pStyle w:val="ListParagraph"/>
-        <w:numPr>
-          <w:ilvl w:val="0"/>
-          <w:numId w:val="2"/>
-        </w:numPr>
-        <w:spacing w:after="60" w:before="60"/>
-      </w:pPr>
-      <w:r>
-        <w:rPr>
-          <w:rFonts w:ascii="Arial" w:cs="Arial" w:eastAsia="Arial" w:hAnsi="Arial"/>
-          <w:color w:val="111827"/>
-          <w:sz w:val="20"/>
-          <w:szCs w:val="20"/>
-        </w:rPr>
-        <w:t xml:space="preserve">Tap Add to Home Screen</w:t>
-      </w:r>
-    </w:p>
-    <w:p>
-      <w:pPr>
-        <w:pStyle w:val="ListParagraph"/>
-        <w:numPr>
-          <w:ilvl w:val="0"/>
-          <w:numId w:val="2"/>
-        </w:numPr>
-        <w:spacing w:after="60" w:before="60"/>
-      </w:pPr>
-      <w:r>
-        <w:rPr>
-          <w:rFonts w:ascii="Arial" w:cs="Arial" w:eastAsia="Arial" w:hAnsi="Arial"/>
-          <w:color w:val="111827"/>
-          <w:sz w:val="20"/>
-          <w:szCs w:val="20"/>
-        </w:rPr>
-        <w:t xml:space="preserve">Tap Add to confirm</w:t>
-      </w:r>
-    </w:p>
-    <w:p>
-      <w:pPr>
-        <w:spacing w:after="120" w:before="120"/>
-        <w:ind w:left="360"/>
-      </w:pPr>
-      <w:r>
-        <w:rPr>
-          <w:rFonts w:ascii="Arial" w:cs="Arial" w:eastAsia="Arial" w:hAnsi="Arial"/>
-          <w:b/>
-          <w:bCs/>
-          <w:color w:val="7F1212"/>
-          <w:sz w:val="19"/>
-          <w:szCs w:val="19"/>
-        </w:rPr>
-        <w:t xml:space="preserve">Tip: </w:t>
-      </w:r>
-      <w:r>
-        <w:rPr>
-          <w:rFonts w:ascii="Arial" w:cs="Arial" w:eastAsia="Arial" w:hAnsi="Arial"/>
-          <w:i/>
-          <w:iCs/>
-          <w:color w:val="374151"/>
-          <w:sz w:val="19"/>
-          <w:szCs w:val="19"/>
-        </w:rPr>
-        <w:t xml:space="preserve">You must use Safari on iPhone/iPad. Chrome does not support Add to Home Screen on iOS.</w:t>
-      </w:r>
-    </w:p>
-    <w:p>
-      <w:pPr>
-        <w:spacing w:after="80" w:before="80"/>
-      </w:pPr>
-      <w:r>
-        <w:t xml:space="preserve"/>
-      </w:r>
-    </w:p>
-    <w:p>
-      <w:pPr>
-        <w:pStyle w:val="Heading2"/>
-        <w:spacing w:after="120" w:before="240"/>
-      </w:pPr>
-      <w:r>
-        <w:rPr>
-          <w:rFonts w:ascii="Arial" w:cs="Arial" w:eastAsia="Arial" w:hAnsi="Arial"/>
-          <w:b/>
-          <w:bCs/>
-          <w:color w:val="7F1212"/>
-          <w:sz w:val="22"/>
-          <w:szCs w:val="22"/>
-        </w:rPr>
-        <w:t xml:space="preserve">Android</w:t>
-      </w:r>
-    </w:p>
-    <w:p>
-      <w:pPr>
-        <w:pStyle w:val="ListParagraph"/>
-        <w:numPr>
-          <w:ilvl w:val="0"/>
-          <w:numId w:val="2"/>
-        </w:numPr>
-        <w:spacing w:after="60" w:before="60"/>
-      </w:pPr>
-      <w:r>
-        <w:rPr>
-          <w:rFonts w:ascii="Arial" w:cs="Arial" w:eastAsia="Arial" w:hAnsi="Arial"/>
-          <w:color w:val="111827"/>
-          <w:sz w:val="20"/>
-          <w:szCs w:val="20"/>
-        </w:rPr>
-        <w:t xml:space="preserve">Open in Chrome</w:t>
-      </w:r>
-    </w:p>
-    <w:p>
-      <w:pPr>
-        <w:pStyle w:val="ListParagraph"/>
-        <w:numPr>
-          <w:ilvl w:val="0"/>
-          <w:numId w:val="2"/>
-        </w:numPr>
-        <w:spacing w:after="60" w:before="60"/>
-      </w:pPr>
-      <w:r>
-        <w:rPr>
-          <w:rFonts w:ascii="Arial" w:cs="Arial" w:eastAsia="Arial" w:hAnsi="Arial"/>
-          <w:color w:val="111827"/>
-          <w:sz w:val="20"/>
-          <w:szCs w:val="20"/>
-        </w:rPr>
-        <w:t xml:space="preserve">Tap Install when Chrome prompts</w:t>
-      </w:r>
-    </w:p>
-    <w:p>
-      <w:pPr>
-        <w:spacing w:after="120" w:before="120"/>
-        <w:ind w:left="360"/>
-      </w:pPr>
-      <w:r>
-        <w:rPr>
-          <w:rFonts w:ascii="Arial" w:cs="Arial" w:eastAsia="Arial" w:hAnsi="Arial"/>
-          <w:b/>
-          <w:bCs/>
-          <w:color w:val="7F1212"/>
-          <w:sz w:val="19"/>
-          <w:szCs w:val="19"/>
-        </w:rPr>
-        <w:t xml:space="preserve">Tip: </w:t>
-      </w:r>
-      <w:r>
-        <w:rPr>
-          <w:rFonts w:ascii="Arial" w:cs="Arial" w:eastAsia="Arial" w:hAnsi="Arial"/>
-          <w:i/>
-          <w:iCs/>
-          <w:color w:val="374151"/>
-          <w:sz w:val="19"/>
-          <w:szCs w:val="19"/>
-        </w:rPr>
-        <w:t xml:space="preserve">Delete and reinstall the PWA to force the latest version if the app feels out of date.</w:t>
-      </w:r>
-    </w:p>
-    <w:p>
-      <w:pPr>
-        <w:spacing w:after="80" w:before="80"/>
-      </w:pPr>
-      <w:r>
-        <w:t xml:space="preserve"/>
-      </w:r>
-    </w:p>
-    <w:p>
-      <w:pPr>
-        <w:pStyle w:val="Heading1"/>
-        <w:pBdr>
-          <w:bottom w:val="single" w:color="991B1B" w:sz="4" w:space="4"/>
-        </w:pBdr>
-        <w:spacing w:after="160" w:before="320"/>
-      </w:pPr>
-      <w:r>
-        <w:rPr>
-          <w:rFonts w:ascii="Arial" w:cs="Arial" w:eastAsia="Arial" w:hAnsi="Arial"/>
-          <w:b/>
-          <w:bCs/>
-          <w:color w:val="111827"/>
-          <w:sz w:val="28"/>
-          <w:szCs w:val="28"/>
-        </w:rPr>
-        <w:t xml:space="preserve">16. Troubleshooting</w:t>
       </w:r>
     </w:p>
     <w:tbl>
@@ -6421,7 +6086,7 @@
                 <w:sz w:val="18"/>
                 <w:szCs w:val="18"/>
               </w:rPr>
-              <w:t xml:space="preserve">Issue</w:t>
+              <w:t xml:space="preserve">Example outcome</w:t>
             </w:r>
           </w:p>
         </w:tc>
@@ -6456,7 +6121,7 @@
                 <w:sz w:val="18"/>
                 <w:szCs w:val="18"/>
               </w:rPr>
-              <w:t xml:space="preserve">Solution</w:t>
+              <w:t xml:space="preserve">Default value</w:t>
             </w:r>
           </w:p>
         </w:tc>
@@ -6493,7 +6158,7 @@
                 <w:sz w:val="19"/>
                 <w:szCs w:val="19"/>
               </w:rPr>
-              <w:t xml:space="preserve">Login buttons not responding</w:t>
+              <w:t xml:space="preserve">Goal (Shot from Play)</w:t>
             </w:r>
           </w:p>
         </w:tc>
@@ -6524,11 +6189,11 @@
                 <w:rFonts w:ascii="Arial" w:cs="Arial" w:eastAsia="Arial" w:hAnsi="Arial"/>
                 <w:b w:val="false"/>
                 <w:bCs w:val="false"/>
-                <w:color w:val="111827"/>
-                <w:sz w:val="19"/>
-                <w:szCs w:val="19"/>
-              </w:rPr>
-              <w:t xml:space="preserve">Delete the PWA and reinstall fresh from Safari.</w:t>
+                <w:color w:val="065F46"/>
+                <w:sz w:val="19"/>
+                <w:szCs w:val="19"/>
+              </w:rPr>
+              <w:t xml:space="preserve">+8</w:t>
             </w:r>
           </w:p>
         </w:tc>
@@ -6565,7 +6230,7 @@
                 <w:sz w:val="19"/>
                 <w:szCs w:val="19"/>
               </w:rPr>
-              <w:t xml:space="preserve">Match history disappeared</w:t>
+              <w:t xml:space="preserve">Point (Shot from Play)</w:t>
             </w:r>
           </w:p>
         </w:tc>
@@ -6596,11 +6261,11 @@
                 <w:rFonts w:ascii="Arial" w:cs="Arial" w:eastAsia="Arial" w:hAnsi="Arial"/>
                 <w:b w:val="false"/>
                 <w:bCs w:val="false"/>
-                <w:color w:val="111827"/>
-                <w:sz w:val="19"/>
-                <w:szCs w:val="19"/>
-              </w:rPr>
-              <w:t xml:space="preserve">Sign back in — all matches restore from your account automatically.</w:t>
+                <w:color w:val="065F46"/>
+                <w:sz w:val="19"/>
+                <w:szCs w:val="19"/>
+              </w:rPr>
+              <w:t xml:space="preserve">+5</w:t>
             </w:r>
           </w:p>
         </w:tc>
@@ -6637,7 +6302,7 @@
                 <w:sz w:val="19"/>
                 <w:szCs w:val="19"/>
               </w:rPr>
-              <w:t xml:space="preserve">App shows old version</w:t>
+              <w:t xml:space="preserve">Tackle (Ball Won)</w:t>
             </w:r>
           </w:p>
         </w:tc>
@@ -6668,11 +6333,11 @@
                 <w:rFonts w:ascii="Arial" w:cs="Arial" w:eastAsia="Arial" w:hAnsi="Arial"/>
                 <w:b w:val="false"/>
                 <w:bCs w:val="false"/>
-                <w:color w:val="111827"/>
-                <w:sz w:val="19"/>
-                <w:szCs w:val="19"/>
-              </w:rPr>
-              <w:t xml:space="preserve">Delete the PWA and reinstall from Safari.</w:t>
+                <w:color w:val="065F46"/>
+                <w:sz w:val="19"/>
+                <w:szCs w:val="19"/>
+              </w:rPr>
+              <w:t xml:space="preserve">+4</w:t>
             </w:r>
           </w:p>
         </w:tc>
@@ -6709,7 +6374,7 @@
                 <w:sz w:val="19"/>
                 <w:szCs w:val="19"/>
               </w:rPr>
-              <w:t xml:space="preserve">Upgrade — Network error</w:t>
+              <w:t xml:space="preserve">Turnover Forced In Attack</w:t>
             </w:r>
           </w:p>
         </w:tc>
@@ -6740,11 +6405,11 @@
                 <w:rFonts w:ascii="Arial" w:cs="Arial" w:eastAsia="Arial" w:hAnsi="Arial"/>
                 <w:b w:val="false"/>
                 <w:bCs w:val="false"/>
-                <w:color w:val="111827"/>
-                <w:sz w:val="19"/>
-                <w:szCs w:val="19"/>
-              </w:rPr>
-              <w:t xml:space="preserve">Check internet connection. Stripe checkout requires connectivity.</w:t>
+                <w:color w:val="065F46"/>
+                <w:sz w:val="19"/>
+                <w:szCs w:val="19"/>
+              </w:rPr>
+              <w:t xml:space="preserve">+5</w:t>
             </w:r>
           </w:p>
         </w:tc>
@@ -6781,7 +6446,7 @@
                 <w:sz w:val="19"/>
                 <w:szCs w:val="19"/>
               </w:rPr>
-              <w:t xml:space="preserve">Paywall showing after payment</w:t>
+              <w:t xml:space="preserve">Wide (Shot from Play)</w:t>
             </w:r>
           </w:p>
         </w:tc>
@@ -6816,7 +6481,7 @@
                 <w:sz w:val="19"/>
                 <w:szCs w:val="19"/>
               </w:rPr>
-              <w:t xml:space="preserve">Sign out and sign back in to refresh subscription status.</w:t>
+              <w:t xml:space="preserve">-1</w:t>
             </w:r>
           </w:p>
         </w:tc>
@@ -6853,7 +6518,7 @@
                 <w:sz w:val="19"/>
                 <w:szCs w:val="19"/>
               </w:rPr>
-              <w:t xml:space="preserve">Save Player not visible</w:t>
+              <w:t xml:space="preserve">Hand Pass (Ball Lost)</w:t>
             </w:r>
           </w:p>
         </w:tc>
@@ -6888,7 +6553,7 @@
                 <w:sz w:val="19"/>
                 <w:szCs w:val="19"/>
               </w:rPr>
-              <w:t xml:space="preserve">Save Player is directly below the name field — no scrolling needed.</w:t>
+              <w:t xml:space="preserve">-2</w:t>
             </w:r>
           </w:p>
         </w:tc>
@@ -6925,7 +6590,7 @@
                 <w:sz w:val="19"/>
                 <w:szCs w:val="19"/>
               </w:rPr>
-              <w:t xml:space="preserve">Video won't load</w:t>
+              <w:t xml:space="preserve">Cynical Foul</w:t>
             </w:r>
           </w:p>
         </w:tc>
@@ -6960,7 +6625,7 @@
                 <w:sz w:val="19"/>
                 <w:szCs w:val="19"/>
               </w:rPr>
-              <w:t xml:space="preserve">Make sure the YouTube video has embedding enabled. Try an MP4 URL as an alternative.</w:t>
+              <w:t xml:space="preserve">-3</w:t>
             </w:r>
           </w:p>
         </w:tc>
@@ -6997,7 +6662,7 @@
                 <w:sz w:val="19"/>
                 <w:szCs w:val="19"/>
               </w:rPr>
-              <w:t xml:space="preserve">Zone picker appearing</w:t>
+              <w:t xml:space="preserve">Red Card</w:t>
             </w:r>
           </w:p>
         </w:tc>
@@ -7032,156 +6697,94 @@
                 <w:sz w:val="19"/>
                 <w:szCs w:val="19"/>
               </w:rPr>
-              <w:t xml:space="preserve">Tap Skip Zone to close — the shot is already saved.</w:t>
-            </w:r>
-          </w:p>
-        </w:tc>
-      </w:tr>
-      <w:tr>
-        <w:tc>
-          <w:tcPr>
-            <w:tcW w:type="dxa" w:w="3600"/>
-            <w:tcBorders>
-              <w:top w:val="single" w:color="D1D5DB" w:sz="1"/>
-              <w:left w:val="single" w:color="D1D5DB" w:sz="1"/>
-              <w:bottom w:val="single" w:color="D1D5DB" w:sz="1"/>
-              <w:right w:val="single" w:color="D1D5DB" w:sz="1"/>
-            </w:tcBorders>
-            <w:shd w:fill="FFFFFF" w:val="clear"/>
-            <w:tcMar>
-              <w:top w:type="dxa" w:w="80"/>
-              <w:left w:type="dxa" w:w="120"/>
-              <w:bottom w:type="dxa" w:w="80"/>
-              <w:right w:type="dxa" w:w="120"/>
-            </w:tcMar>
-            <w:vAlign w:val="center"/>
-          </w:tcPr>
-          <w:p>
-            <w:pPr>
-              <w:jc w:val="left"/>
-            </w:pPr>
-            <w:r>
-              <w:rPr>
-                <w:rFonts w:ascii="Arial" w:cs="Arial" w:eastAsia="Arial" w:hAnsi="Arial"/>
-                <w:b/>
-                <w:bCs/>
-                <w:color w:val="111827"/>
-                <w:sz w:val="19"/>
-                <w:szCs w:val="19"/>
-              </w:rPr>
-              <w:t xml:space="preserve">Add to Home Screen missing</w:t>
-            </w:r>
-          </w:p>
-        </w:tc>
-        <w:tc>
-          <w:tcPr>
-            <w:tcW w:type="dxa" w:w="5760"/>
-            <w:tcBorders>
-              <w:top w:val="single" w:color="D1D5DB" w:sz="1"/>
-              <w:left w:val="single" w:color="D1D5DB" w:sz="1"/>
-              <w:bottom w:val="single" w:color="D1D5DB" w:sz="1"/>
-              <w:right w:val="single" w:color="D1D5DB" w:sz="1"/>
-            </w:tcBorders>
-            <w:shd w:fill="FFFFFF" w:val="clear"/>
-            <w:tcMar>
-              <w:top w:type="dxa" w:w="80"/>
-              <w:left w:type="dxa" w:w="120"/>
-              <w:bottom w:type="dxa" w:w="80"/>
-              <w:right w:type="dxa" w:w="120"/>
-            </w:tcMar>
-            <w:vAlign w:val="center"/>
-          </w:tcPr>
-          <w:p>
-            <w:pPr>
-              <w:jc w:val="left"/>
-            </w:pPr>
-            <w:r>
-              <w:rPr>
-                <w:rFonts w:ascii="Arial" w:cs="Arial" w:eastAsia="Arial" w:hAnsi="Arial"/>
-                <w:b w:val="false"/>
-                <w:bCs w:val="false"/>
-                <w:color w:val="111827"/>
-                <w:sz w:val="19"/>
-                <w:szCs w:val="19"/>
-              </w:rPr>
-              <w:t xml:space="preserve">Use Safari on iPhone/iPad, not Chrome.</w:t>
-            </w:r>
-          </w:p>
-        </w:tc>
-      </w:tr>
-      <w:tr>
-        <w:tc>
-          <w:tcPr>
-            <w:tcW w:type="dxa" w:w="3600"/>
-            <w:tcBorders>
-              <w:top w:val="single" w:color="D1D5DB" w:sz="1"/>
-              <w:left w:val="single" w:color="D1D5DB" w:sz="1"/>
-              <w:bottom w:val="single" w:color="D1D5DB" w:sz="1"/>
-              <w:right w:val="single" w:color="D1D5DB" w:sz="1"/>
-            </w:tcBorders>
-            <w:shd w:fill="FFFFFF" w:val="clear"/>
-            <w:tcMar>
-              <w:top w:type="dxa" w:w="80"/>
-              <w:left w:type="dxa" w:w="120"/>
-              <w:bottom w:type="dxa" w:w="80"/>
-              <w:right w:type="dxa" w:w="120"/>
-            </w:tcMar>
-            <w:vAlign w:val="center"/>
-          </w:tcPr>
-          <w:p>
-            <w:pPr>
-              <w:jc w:val="left"/>
-            </w:pPr>
-            <w:r>
-              <w:rPr>
-                <w:rFonts w:ascii="Arial" w:cs="Arial" w:eastAsia="Arial" w:hAnsi="Arial"/>
-                <w:b/>
-                <w:bCs/>
-                <w:color w:val="111827"/>
-                <w:sz w:val="19"/>
-                <w:szCs w:val="19"/>
-              </w:rPr>
-              <w:t xml:space="preserve">Match report not opening</w:t>
-            </w:r>
-          </w:p>
-        </w:tc>
-        <w:tc>
-          <w:tcPr>
-            <w:tcW w:type="dxa" w:w="5760"/>
-            <w:tcBorders>
-              <w:top w:val="single" w:color="D1D5DB" w:sz="1"/>
-              <w:left w:val="single" w:color="D1D5DB" w:sz="1"/>
-              <w:bottom w:val="single" w:color="D1D5DB" w:sz="1"/>
-              <w:right w:val="single" w:color="D1D5DB" w:sz="1"/>
-            </w:tcBorders>
-            <w:shd w:fill="F3F4F6" w:val="clear"/>
-            <w:tcMar>
-              <w:top w:type="dxa" w:w="80"/>
-              <w:left w:type="dxa" w:w="120"/>
-              <w:bottom w:type="dxa" w:w="80"/>
-              <w:right w:type="dxa" w:w="120"/>
-            </w:tcMar>
-            <w:vAlign w:val="center"/>
-          </w:tcPr>
-          <w:p>
-            <w:pPr>
-              <w:jc w:val="left"/>
-            </w:pPr>
-            <w:r>
-              <w:rPr>
-                <w:rFonts w:ascii="Arial" w:cs="Arial" w:eastAsia="Arial" w:hAnsi="Arial"/>
-                <w:b w:val="false"/>
-                <w:bCs w:val="false"/>
-                <w:color w:val="111827"/>
-                <w:sz w:val="19"/>
-                <w:szCs w:val="19"/>
-              </w:rPr>
-              <w:t xml:space="preserve">Allow popups in browser settings for the site.</w:t>
+              <w:t xml:space="preserve">-8</w:t>
             </w:r>
           </w:p>
         </w:tc>
       </w:tr>
     </w:tbl>
+    <w:p>
+      <w:pPr>
+        <w:spacing w:after="80" w:before="80"/>
+      </w:pPr>
+      <w:r>
+        <w:t xml:space="preserve"/>
+      </w:r>
+    </w:p>
+    <w:p>
+      <w:pPr>
+        <w:pStyle w:val="Heading2"/>
+        <w:spacing w:after="120" w:before="240"/>
+      </w:pPr>
+      <w:r>
+        <w:rPr>
+          <w:rFonts w:ascii="Arial" w:cs="Arial" w:eastAsia="Arial" w:hAnsi="Arial"/>
+          <w:b/>
+          <w:bCs/>
+          <w:color w:val="7F1212"/>
+          <w:sz w:val="22"/>
+          <w:szCs w:val="22"/>
+        </w:rPr>
+        <w:t xml:space="preserve">Club Config Sync</w:t>
+      </w:r>
+    </w:p>
+    <w:p>
+      <w:pPr>
+        <w:pStyle w:val="ListParagraph"/>
+        <w:numPr>
+          <w:ilvl w:val="0"/>
+          <w:numId w:val="3"/>
+        </w:numPr>
+        <w:spacing w:after="60" w:before="60"/>
+      </w:pPr>
+      <w:r>
+        <w:rPr>
+          <w:rFonts w:ascii="Arial" w:cs="Arial" w:eastAsia="Arial" w:hAnsi="Arial"/>
+          <w:color w:val="111827"/>
+          <w:sz w:val="20"/>
+          <w:szCs w:val="20"/>
+        </w:rPr>
+        <w:t xml:space="preserve">Club Admins — event config saves to the club. All coaches in the club pull this config on sign-in.</w:t>
+      </w:r>
+    </w:p>
+    <w:p>
+      <w:pPr>
+        <w:pStyle w:val="ListParagraph"/>
+        <w:numPr>
+          <w:ilvl w:val="0"/>
+          <w:numId w:val="3"/>
+        </w:numPr>
+        <w:spacing w:after="60" w:before="60"/>
+      </w:pPr>
+      <w:r>
+        <w:rPr>
+          <w:rFonts w:ascii="Arial" w:cs="Arial" w:eastAsia="Arial" w:hAnsi="Arial"/>
+          <w:color w:val="111827"/>
+          <w:sz w:val="20"/>
+          <w:szCs w:val="20"/>
+        </w:rPr>
+        <w:t xml:space="preserve">Club Coaches — see the config in read-only mode. Contact your admin to request changes.</w:t>
+      </w:r>
+    </w:p>
+    <w:p>
+      <w:pPr>
+        <w:pStyle w:val="ListParagraph"/>
+        <w:numPr>
+          <w:ilvl w:val="0"/>
+          <w:numId w:val="3"/>
+        </w:numPr>
+        <w:spacing w:after="60" w:before="60"/>
+      </w:pPr>
+      <w:r>
+        <w:rPr>
+          <w:rFonts w:ascii="Arial" w:cs="Arial" w:eastAsia="Arial" w:hAnsi="Arial"/>
+          <w:color w:val="111827"/>
+          <w:sz w:val="20"/>
+          <w:szCs w:val="20"/>
+        </w:rPr>
+        <w:t xml:space="preserve">Personal accounts — config saves to your own account only.</w:t>
+      </w:r>
+    </w:p>
     <w:p>
       <w:pPr>
         <w:spacing w:after="80" w:before="80"/>
@@ -7207,7 +6810,429 @@
           <w:sz w:val="28"/>
           <w:szCs w:val="28"/>
         </w:rPr>
-        <w:t xml:space="preserve">17. Quick Reference</w:t>
+        <w:t xml:space="preserve">14. Match Reports</w:t>
+      </w:r>
+    </w:p>
+    <w:p>
+      <w:pPr>
+        <w:pStyle w:val="ListParagraph"/>
+        <w:numPr>
+          <w:ilvl w:val="0"/>
+          <w:numId w:val="2"/>
+        </w:numPr>
+        <w:spacing w:after="60" w:before="60"/>
+      </w:pPr>
+      <w:r>
+        <w:rPr>
+          <w:rFonts w:ascii="Arial" w:cs="Arial" w:eastAsia="Arial" w:hAnsi="Arial"/>
+          <w:color w:val="111827"/>
+          <w:sz w:val="20"/>
+          <w:szCs w:val="20"/>
+        </w:rPr>
+        <w:t xml:space="preserve">History tab → tap 📄 Report</w:t>
+      </w:r>
+    </w:p>
+    <w:p>
+      <w:pPr>
+        <w:pStyle w:val="ListParagraph"/>
+        <w:numPr>
+          <w:ilvl w:val="0"/>
+          <w:numId w:val="2"/>
+        </w:numPr>
+        <w:spacing w:after="60" w:before="60"/>
+      </w:pPr>
+      <w:r>
+        <w:rPr>
+          <w:rFonts w:ascii="Arial" w:cs="Arial" w:eastAsia="Arial" w:hAnsi="Arial"/>
+          <w:color w:val="111827"/>
+          <w:sz w:val="20"/>
+          <w:szCs w:val="20"/>
+        </w:rPr>
+        <w:t xml:space="preserve">Report opens in a new window</w:t>
+      </w:r>
+    </w:p>
+    <w:p>
+      <w:pPr>
+        <w:pStyle w:val="ListParagraph"/>
+        <w:numPr>
+          <w:ilvl w:val="0"/>
+          <w:numId w:val="2"/>
+        </w:numPr>
+        <w:spacing w:after="60" w:before="60"/>
+      </w:pPr>
+      <w:r>
+        <w:rPr>
+          <w:rFonts w:ascii="Arial" w:cs="Arial" w:eastAsia="Arial" w:hAnsi="Arial"/>
+          <w:color w:val="111827"/>
+          <w:sz w:val="20"/>
+          <w:szCs w:val="20"/>
+        </w:rPr>
+        <w:t xml:space="preserve">Tap Print / Save PDF — on iPad tap Share to save or email</w:t>
+      </w:r>
+    </w:p>
+    <w:p>
+      <w:pPr>
+        <w:spacing w:after="80" w:before="80"/>
+      </w:pPr>
+      <w:r>
+        <w:t xml:space="preserve"/>
+      </w:r>
+    </w:p>
+    <w:p>
+      <w:pPr>
+        <w:spacing w:after="80" w:before="80"/>
+      </w:pPr>
+      <w:r>
+        <w:rPr>
+          <w:rFonts w:ascii="Arial" w:cs="Arial" w:eastAsia="Arial" w:hAnsi="Arial"/>
+          <w:color w:val="111827"/>
+          <w:sz w:val="20"/>
+          <w:szCs w:val="20"/>
+        </w:rPr>
+        <w:t xml:space="preserve">Report includes: cover, KPI tiles, full stats comparison, shooting, ball won/lost, kickout, turnovers, discipline, player contributions, and video analysis tags (if present).</w:t>
+      </w:r>
+    </w:p>
+    <w:p>
+      <w:pPr>
+        <w:spacing w:after="80" w:before="80"/>
+      </w:pPr>
+      <w:r>
+        <w:t xml:space="preserve"/>
+      </w:r>
+    </w:p>
+    <w:p>
+      <w:pPr>
+        <w:pStyle w:val="Heading1"/>
+        <w:pBdr>
+          <w:bottom w:val="single" w:color="991B1B" w:sz="4" w:space="4"/>
+        </w:pBdr>
+        <w:spacing w:after="160" w:before="320"/>
+      </w:pPr>
+      <w:r>
+        <w:rPr>
+          <w:rFonts w:ascii="Arial" w:cs="Arial" w:eastAsia="Arial" w:hAnsi="Arial"/>
+          <w:b/>
+          <w:bCs/>
+          <w:color w:val="111827"/>
+          <w:sz w:val="28"/>
+          <w:szCs w:val="28"/>
+        </w:rPr>
+        <w:t xml:space="preserve">15. Offline Use</w:t>
+      </w:r>
+    </w:p>
+    <w:p>
+      <w:pPr>
+        <w:pStyle w:val="ListParagraph"/>
+        <w:numPr>
+          <w:ilvl w:val="0"/>
+          <w:numId w:val="3"/>
+        </w:numPr>
+        <w:spacing w:after="60" w:before="60"/>
+      </w:pPr>
+      <w:r>
+        <w:rPr>
+          <w:rFonts w:ascii="Arial" w:cs="Arial" w:eastAsia="Arial" w:hAnsi="Arial"/>
+          <w:color w:val="111827"/>
+          <w:sz w:val="20"/>
+          <w:szCs w:val="20"/>
+        </w:rPr>
+        <w:t xml:space="preserve">All match recording works without internet</w:t>
+      </w:r>
+    </w:p>
+    <w:p>
+      <w:pPr>
+        <w:pStyle w:val="ListParagraph"/>
+        <w:numPr>
+          <w:ilvl w:val="0"/>
+          <w:numId w:val="3"/>
+        </w:numPr>
+        <w:spacing w:after="60" w:before="60"/>
+      </w:pPr>
+      <w:r>
+        <w:rPr>
+          <w:rFonts w:ascii="Arial" w:cs="Arial" w:eastAsia="Arial" w:hAnsi="Arial"/>
+          <w:color w:val="111827"/>
+          <w:sz w:val="20"/>
+          <w:szCs w:val="20"/>
+        </w:rPr>
+        <w:t xml:space="preserve">Full club/county database (1,200+ clubs) built in</w:t>
+      </w:r>
+    </w:p>
+    <w:p>
+      <w:pPr>
+        <w:pStyle w:val="ListParagraph"/>
+        <w:numPr>
+          <w:ilvl w:val="0"/>
+          <w:numId w:val="3"/>
+        </w:numPr>
+        <w:spacing w:after="60" w:before="60"/>
+      </w:pPr>
+      <w:r>
+        <w:rPr>
+          <w:rFonts w:ascii="Arial" w:cs="Arial" w:eastAsia="Arial" w:hAnsi="Arial"/>
+          <w:color w:val="111827"/>
+          <w:sz w:val="20"/>
+          <w:szCs w:val="20"/>
+        </w:rPr>
+        <w:t xml:space="preserve">Squad, event config and match history stored on device</w:t>
+      </w:r>
+    </w:p>
+    <w:p>
+      <w:pPr>
+        <w:pStyle w:val="ListParagraph"/>
+        <w:numPr>
+          <w:ilvl w:val="0"/>
+          <w:numId w:val="3"/>
+        </w:numPr>
+        <w:spacing w:after="60" w:before="60"/>
+      </w:pPr>
+      <w:r>
+        <w:rPr>
+          <w:rFonts w:ascii="Arial" w:cs="Arial" w:eastAsia="Arial" w:hAnsi="Arial"/>
+          <w:color w:val="111827"/>
+          <w:sz w:val="20"/>
+          <w:szCs w:val="20"/>
+        </w:rPr>
+        <w:t xml:space="preserve">Syncs to your account on next connection</w:t>
+      </w:r>
+    </w:p>
+    <w:p>
+      <w:pPr>
+        <w:spacing w:after="120" w:before="120"/>
+        <w:ind w:left="360"/>
+      </w:pPr>
+      <w:r>
+        <w:rPr>
+          <w:rFonts w:ascii="Arial" w:cs="Arial" w:eastAsia="Arial" w:hAnsi="Arial"/>
+          <w:b/>
+          <w:bCs/>
+          <w:color w:val="7F1212"/>
+          <w:sz w:val="19"/>
+          <w:szCs w:val="19"/>
+        </w:rPr>
+        <w:t xml:space="preserve">Tip: </w:t>
+      </w:r>
+      <w:r>
+        <w:rPr>
+          <w:rFonts w:ascii="Arial" w:cs="Arial" w:eastAsia="Arial" w:hAnsi="Arial"/>
+          <w:i/>
+          <w:iCs/>
+          <w:color w:val="374151"/>
+          <w:sz w:val="19"/>
+          <w:szCs w:val="19"/>
+        </w:rPr>
+        <w:t xml:space="preserve">The app needs internet the first time it loads. After that it works fully offline.</w:t>
+      </w:r>
+    </w:p>
+    <w:p>
+      <w:pPr>
+        <w:spacing w:after="80" w:before="80"/>
+      </w:pPr>
+      <w:r>
+        <w:t xml:space="preserve"/>
+      </w:r>
+    </w:p>
+    <w:p>
+      <w:pPr>
+        <w:pStyle w:val="Heading1"/>
+        <w:pBdr>
+          <w:bottom w:val="single" w:color="991B1B" w:sz="4" w:space="4"/>
+        </w:pBdr>
+        <w:spacing w:after="160" w:before="320"/>
+      </w:pPr>
+      <w:r>
+        <w:rPr>
+          <w:rFonts w:ascii="Arial" w:cs="Arial" w:eastAsia="Arial" w:hAnsi="Arial"/>
+          <w:b/>
+          <w:bCs/>
+          <w:color w:val="111827"/>
+          <w:sz w:val="28"/>
+          <w:szCs w:val="28"/>
+        </w:rPr>
+        <w:t xml:space="preserve">16. Installing on Your Device</w:t>
+      </w:r>
+    </w:p>
+    <w:p>
+      <w:pPr>
+        <w:pStyle w:val="Heading2"/>
+        <w:spacing w:after="120" w:before="240"/>
+      </w:pPr>
+      <w:r>
+        <w:rPr>
+          <w:rFonts w:ascii="Arial" w:cs="Arial" w:eastAsia="Arial" w:hAnsi="Arial"/>
+          <w:b/>
+          <w:bCs/>
+          <w:color w:val="7F1212"/>
+          <w:sz w:val="22"/>
+          <w:szCs w:val="22"/>
+        </w:rPr>
+        <w:t xml:space="preserve">iPhone / iPad (Safari only)</w:t>
+      </w:r>
+    </w:p>
+    <w:p>
+      <w:pPr>
+        <w:pStyle w:val="ListParagraph"/>
+        <w:numPr>
+          <w:ilvl w:val="0"/>
+          <w:numId w:val="2"/>
+        </w:numPr>
+        <w:spacing w:after="60" w:before="60"/>
+      </w:pPr>
+      <w:r>
+        <w:rPr>
+          <w:rFonts w:ascii="Arial" w:cs="Arial" w:eastAsia="Arial" w:hAnsi="Arial"/>
+          <w:color w:val="111827"/>
+          <w:sz w:val="20"/>
+          <w:szCs w:val="20"/>
+        </w:rPr>
+        <w:t xml:space="preserve">Open https://coachstats.netlify.app in Safari</w:t>
+      </w:r>
+    </w:p>
+    <w:p>
+      <w:pPr>
+        <w:pStyle w:val="ListParagraph"/>
+        <w:numPr>
+          <w:ilvl w:val="0"/>
+          <w:numId w:val="2"/>
+        </w:numPr>
+        <w:spacing w:after="60" w:before="60"/>
+      </w:pPr>
+      <w:r>
+        <w:rPr>
+          <w:rFonts w:ascii="Arial" w:cs="Arial" w:eastAsia="Arial" w:hAnsi="Arial"/>
+          <w:color w:val="111827"/>
+          <w:sz w:val="20"/>
+          <w:szCs w:val="20"/>
+        </w:rPr>
+        <w:t xml:space="preserve">Tap the Share button → Add to Home Screen → Add</w:t>
+      </w:r>
+    </w:p>
+    <w:p>
+      <w:pPr>
+        <w:spacing w:after="120" w:before="120"/>
+        <w:ind w:left="360"/>
+      </w:pPr>
+      <w:r>
+        <w:rPr>
+          <w:rFonts w:ascii="Arial" w:cs="Arial" w:eastAsia="Arial" w:hAnsi="Arial"/>
+          <w:b/>
+          <w:bCs/>
+          <w:color w:val="7F1212"/>
+          <w:sz w:val="19"/>
+          <w:szCs w:val="19"/>
+        </w:rPr>
+        <w:t xml:space="preserve">Tip: </w:t>
+      </w:r>
+      <w:r>
+        <w:rPr>
+          <w:rFonts w:ascii="Arial" w:cs="Arial" w:eastAsia="Arial" w:hAnsi="Arial"/>
+          <w:i/>
+          <w:iCs/>
+          <w:color w:val="374151"/>
+          <w:sz w:val="19"/>
+          <w:szCs w:val="19"/>
+        </w:rPr>
+        <w:t xml:space="preserve">You must use Safari on iPhone/iPad. Chrome does not support Add to Home Screen on iOS.</w:t>
+      </w:r>
+    </w:p>
+    <w:p>
+      <w:pPr>
+        <w:spacing w:after="80" w:before="80"/>
+      </w:pPr>
+      <w:r>
+        <w:t xml:space="preserve"/>
+      </w:r>
+    </w:p>
+    <w:p>
+      <w:pPr>
+        <w:pStyle w:val="Heading2"/>
+        <w:spacing w:after="120" w:before="240"/>
+      </w:pPr>
+      <w:r>
+        <w:rPr>
+          <w:rFonts w:ascii="Arial" w:cs="Arial" w:eastAsia="Arial" w:hAnsi="Arial"/>
+          <w:b/>
+          <w:bCs/>
+          <w:color w:val="7F1212"/>
+          <w:sz w:val="22"/>
+          <w:szCs w:val="22"/>
+        </w:rPr>
+        <w:t xml:space="preserve">Android</w:t>
+      </w:r>
+    </w:p>
+    <w:p>
+      <w:pPr>
+        <w:pStyle w:val="ListParagraph"/>
+        <w:numPr>
+          <w:ilvl w:val="0"/>
+          <w:numId w:val="2"/>
+        </w:numPr>
+        <w:spacing w:after="60" w:before="60"/>
+      </w:pPr>
+      <w:r>
+        <w:rPr>
+          <w:rFonts w:ascii="Arial" w:cs="Arial" w:eastAsia="Arial" w:hAnsi="Arial"/>
+          <w:color w:val="111827"/>
+          <w:sz w:val="20"/>
+          <w:szCs w:val="20"/>
+        </w:rPr>
+        <w:t xml:space="preserve">Open in Chrome → tap Install when prompted</w:t>
+      </w:r>
+    </w:p>
+    <w:p>
+      <w:pPr>
+        <w:spacing w:after="120" w:before="120"/>
+        <w:ind w:left="360"/>
+      </w:pPr>
+      <w:r>
+        <w:rPr>
+          <w:rFonts w:ascii="Arial" w:cs="Arial" w:eastAsia="Arial" w:hAnsi="Arial"/>
+          <w:b/>
+          <w:bCs/>
+          <w:color w:val="7F1212"/>
+          <w:sz w:val="19"/>
+          <w:szCs w:val="19"/>
+        </w:rPr>
+        <w:t xml:space="preserve">Tip: </w:t>
+      </w:r>
+      <w:r>
+        <w:rPr>
+          <w:rFonts w:ascii="Arial" w:cs="Arial" w:eastAsia="Arial" w:hAnsi="Arial"/>
+          <w:i/>
+          <w:iCs/>
+          <w:color w:val="374151"/>
+          <w:sz w:val="19"/>
+          <w:szCs w:val="19"/>
+        </w:rPr>
+        <w:t xml:space="preserve">Delete and reinstall the PWA to force the latest version.</w:t>
+      </w:r>
+    </w:p>
+    <w:p>
+      <w:pPr>
+        <w:spacing w:after="80" w:before="80"/>
+      </w:pPr>
+      <w:r>
+        <w:t xml:space="preserve"/>
+      </w:r>
+    </w:p>
+    <w:p>
+      <w:pPr>
+        <w:pStyle w:val="Heading1"/>
+        <w:pBdr>
+          <w:bottom w:val="single" w:color="991B1B" w:sz="4" w:space="4"/>
+        </w:pBdr>
+        <w:spacing w:after="160" w:before="320"/>
+      </w:pPr>
+      <w:r>
+        <w:rPr>
+          <w:rFonts w:ascii="Arial" w:cs="Arial" w:eastAsia="Arial" w:hAnsi="Arial"/>
+          <w:b/>
+          <w:bCs/>
+          <w:color w:val="111827"/>
+          <w:sz w:val="28"/>
+          <w:szCs w:val="28"/>
+        </w:rPr>
+        <w:t xml:space="preserve">17. Troubleshooting</w:t>
       </w:r>
     </w:p>
     <w:tbl>
@@ -7258,7 +7283,7 @@
                 <w:sz w:val="18"/>
                 <w:szCs w:val="18"/>
               </w:rPr>
-              <w:t xml:space="preserve">Task</w:t>
+              <w:t xml:space="preserve">Issue</w:t>
             </w:r>
           </w:p>
         </w:tc>
@@ -7293,7 +7318,7 @@
                 <w:sz w:val="18"/>
                 <w:szCs w:val="18"/>
               </w:rPr>
-              <w:t xml:space="preserve">How</w:t>
+              <w:t xml:space="preserve">Solution</w:t>
             </w:r>
           </w:p>
         </w:tc>
@@ -7330,7 +7355,7 @@
                 <w:sz w:val="19"/>
                 <w:szCs w:val="19"/>
               </w:rPr>
-              <w:t xml:space="preserve">Register</w:t>
+              <w:t xml:space="preserve">Login buttons not responding</w:t>
             </w:r>
           </w:p>
         </w:tc>
@@ -7365,7 +7390,7 @@
                 <w:sz w:val="19"/>
                 <w:szCs w:val="19"/>
               </w:rPr>
-              <w:t xml:space="preserve">Login screen → Register tab → email and password</w:t>
+              <w:t xml:space="preserve">Delete the PWA and reinstall fresh from Safari.</w:t>
             </w:r>
           </w:p>
         </w:tc>
@@ -7402,7 +7427,7 @@
                 <w:sz w:val="19"/>
                 <w:szCs w:val="19"/>
               </w:rPr>
-              <w:t xml:space="preserve">Subscribe — Individual</w:t>
+              <w:t xml:space="preserve">Match history disappeared</w:t>
             </w:r>
           </w:p>
         </w:tc>
@@ -7437,7 +7462,7 @@
                 <w:sz w:val="19"/>
                 <w:szCs w:val="19"/>
               </w:rPr>
-              <w:t xml:space="preserve">Upgrade → Individual → £5/month or £50/year</w:t>
+              <w:t xml:space="preserve">Sign back in — matches restore from your account automatically.</w:t>
             </w:r>
           </w:p>
         </w:tc>
@@ -7474,7 +7499,7 @@
                 <w:sz w:val="19"/>
                 <w:szCs w:val="19"/>
               </w:rPr>
-              <w:t xml:space="preserve">Subscribe — Club</w:t>
+              <w:t xml:space="preserve">Custom events not appearing</w:t>
             </w:r>
           </w:p>
         </w:tc>
@@ -7509,7 +7534,7 @@
                 <w:sz w:val="19"/>
                 <w:szCs w:val="19"/>
               </w:rPr>
-              <w:t xml:space="preserve">Upgrade → Club → £10/month or £90/year</w:t>
+              <w:t xml:space="preserve">Check context is set to Live or Live + Video in ⚙️ Settings.</w:t>
             </w:r>
           </w:p>
         </w:tc>
@@ -7546,7 +7571,7 @@
                 <w:sz w:val="19"/>
                 <w:szCs w:val="19"/>
               </w:rPr>
-              <w:t xml:space="preserve">Sign out</w:t>
+              <w:t xml:space="preserve">Club coaches can't edit events</w:t>
             </w:r>
           </w:p>
         </w:tc>
@@ -7581,7 +7606,7 @@
                 <w:sz w:val="19"/>
                 <w:szCs w:val="19"/>
               </w:rPr>
-              <w:t xml:space="preserve">⏻ Sign Out — top right corner</w:t>
+              <w:t xml:space="preserve">Club coaches see config in read-only mode — ask your club admin.</w:t>
             </w:r>
           </w:p>
         </w:tc>
@@ -7618,7 +7643,7 @@
                 <w:sz w:val="19"/>
                 <w:szCs w:val="19"/>
               </w:rPr>
-              <w:t xml:space="preserve">Create a club</w:t>
+              <w:t xml:space="preserve">Performance scores all zero</w:t>
             </w:r>
           </w:p>
         </w:tc>
@@ -7653,7 +7678,7 @@
                 <w:sz w:val="19"/>
                 <w:szCs w:val="19"/>
               </w:rPr>
-              <w:t xml:space="preserve">🏟 button → Create Club</w:t>
+              <w:t xml:space="preserve">Tag events to players during recording — untagged events don't contribute.</w:t>
             </w:r>
           </w:p>
         </w:tc>
@@ -7690,7 +7715,7 @@
                 <w:sz w:val="19"/>
                 <w:szCs w:val="19"/>
               </w:rPr>
-              <w:t xml:space="preserve">Invite a coach</w:t>
+              <w:t xml:space="preserve">Video won't load</w:t>
             </w:r>
           </w:p>
         </w:tc>
@@ -7725,7 +7750,7 @@
                 <w:sz w:val="19"/>
                 <w:szCs w:val="19"/>
               </w:rPr>
-              <w:t xml:space="preserve">🏟 → Members tab → share invite code</w:t>
+              <w:t xml:space="preserve">Check embedding is enabled on the YouTube video. Try an MP4 URL.</w:t>
             </w:r>
           </w:p>
         </w:tc>
@@ -7762,7 +7787,7 @@
                 <w:sz w:val="19"/>
                 <w:szCs w:val="19"/>
               </w:rPr>
-              <w:t xml:space="preserve">Select competition</w:t>
+              <w:t xml:space="preserve">App shows old version</w:t>
             </w:r>
           </w:p>
         </w:tc>
@@ -7797,7 +7822,7 @@
                 <w:sz w:val="19"/>
                 <w:szCs w:val="19"/>
               </w:rPr>
-              <w:t xml:space="preserve">Match tab → tap competition button → search or browse</w:t>
+              <w:t xml:space="preserve">Delete the PWA and reinstall from Safari.</w:t>
             </w:r>
           </w:p>
         </w:tc>
@@ -7834,7 +7859,7 @@
                 <w:sz w:val="19"/>
                 <w:szCs w:val="19"/>
               </w:rPr>
-              <w:t xml:space="preserve">Start the clock</w:t>
+              <w:t xml:space="preserve">Match report not opening</w:t>
             </w:r>
           </w:p>
         </w:tc>
@@ -7869,7 +7894,124 @@
                 <w:sz w:val="19"/>
                 <w:szCs w:val="19"/>
               </w:rPr>
-              <w:t xml:space="preserve">Match tab → Game Control → ▶ Start Game</w:t>
+              <w:t xml:space="preserve">Allow popups in browser settings for the site.</w:t>
+            </w:r>
+          </w:p>
+        </w:tc>
+      </w:tr>
+    </w:tbl>
+    <w:p>
+      <w:pPr>
+        <w:spacing w:after="80" w:before="80"/>
+      </w:pPr>
+      <w:r>
+        <w:t xml:space="preserve"/>
+      </w:r>
+    </w:p>
+    <w:p>
+      <w:pPr>
+        <w:pStyle w:val="Heading1"/>
+        <w:pBdr>
+          <w:bottom w:val="single" w:color="991B1B" w:sz="4" w:space="4"/>
+        </w:pBdr>
+        <w:spacing w:after="160" w:before="320"/>
+      </w:pPr>
+      <w:r>
+        <w:rPr>
+          <w:rFonts w:ascii="Arial" w:cs="Arial" w:eastAsia="Arial" w:hAnsi="Arial"/>
+          <w:b/>
+          <w:bCs/>
+          <w:color w:val="111827"/>
+          <w:sz w:val="28"/>
+          <w:szCs w:val="28"/>
+        </w:rPr>
+        <w:t xml:space="preserve">18. Quick Reference</w:t>
+      </w:r>
+    </w:p>
+    <w:tbl>
+      <w:tblPr>
+        <w:tblW w:type="dxa" w:w="9360"/>
+        <w:tblBorders>
+          <w:top w:val="single" w:color="auto" w:sz="4"/>
+          <w:left w:val="single" w:color="auto" w:sz="4"/>
+          <w:bottom w:val="single" w:color="auto" w:sz="4"/>
+          <w:right w:val="single" w:color="auto" w:sz="4"/>
+          <w:insideH w:val="single" w:color="auto" w:sz="4"/>
+          <w:insideV w:val="single" w:color="auto" w:sz="4"/>
+        </w:tblBorders>
+      </w:tblPr>
+      <w:tblGrid>
+        <w:gridCol w:w="3600"/>
+        <w:gridCol w:w="5760"/>
+      </w:tblGrid>
+      <w:tr>
+        <w:tc>
+          <w:tcPr>
+            <w:tcW w:type="dxa" w:w="3600"/>
+            <w:tcBorders>
+              <w:top w:val="single" w:color="D1D5DB" w:sz="1"/>
+              <w:left w:val="single" w:color="D1D5DB" w:sz="1"/>
+              <w:bottom w:val="single" w:color="D1D5DB" w:sz="1"/>
+              <w:right w:val="single" w:color="D1D5DB" w:sz="1"/>
+            </w:tcBorders>
+            <w:shd w:fill="991B1B" w:val="clear"/>
+            <w:tcMar>
+              <w:top w:type="dxa" w:w="80"/>
+              <w:left w:type="dxa" w:w="120"/>
+              <w:bottom w:type="dxa" w:w="80"/>
+              <w:right w:type="dxa" w:w="120"/>
+            </w:tcMar>
+            <w:vAlign w:val="center"/>
+          </w:tcPr>
+          <w:p>
+            <w:pPr>
+              <w:jc w:val="left"/>
+            </w:pPr>
+            <w:r>
+              <w:rPr>
+                <w:rFonts w:ascii="Arial" w:cs="Arial" w:eastAsia="Arial" w:hAnsi="Arial"/>
+                <w:b/>
+                <w:bCs/>
+                <w:color w:val="FFFFFF"/>
+                <w:sz w:val="18"/>
+                <w:szCs w:val="18"/>
+              </w:rPr>
+              <w:t xml:space="preserve">Task</w:t>
+            </w:r>
+          </w:p>
+        </w:tc>
+        <w:tc>
+          <w:tcPr>
+            <w:tcW w:type="dxa" w:w="5760"/>
+            <w:tcBorders>
+              <w:top w:val="single" w:color="D1D5DB" w:sz="1"/>
+              <w:left w:val="single" w:color="D1D5DB" w:sz="1"/>
+              <w:bottom w:val="single" w:color="D1D5DB" w:sz="1"/>
+              <w:right w:val="single" w:color="D1D5DB" w:sz="1"/>
+            </w:tcBorders>
+            <w:shd w:fill="991B1B" w:val="clear"/>
+            <w:tcMar>
+              <w:top w:type="dxa" w:w="80"/>
+              <w:left w:type="dxa" w:w="120"/>
+              <w:bottom w:type="dxa" w:w="80"/>
+              <w:right w:type="dxa" w:w="120"/>
+            </w:tcMar>
+            <w:vAlign w:val="center"/>
+          </w:tcPr>
+          <w:p>
+            <w:pPr>
+              <w:jc w:val="left"/>
+            </w:pPr>
+            <w:r>
+              <w:rPr>
+                <w:rFonts w:ascii="Arial" w:cs="Arial" w:eastAsia="Arial" w:hAnsi="Arial"/>
+                <w:b/>
+                <w:bCs/>
+                <w:color w:val="FFFFFF"/>
+                <w:sz w:val="18"/>
+                <w:szCs w:val="18"/>
+              </w:rPr>
+              <w:t xml:space="preserve">How</w:t>
             </w:r>
           </w:p>
         </w:tc>
@@ -7906,7 +8048,7 @@
                 <w:sz w:val="19"/>
                 <w:szCs w:val="19"/>
               </w:rPr>
-              <w:t xml:space="preserve">Record a shot + zone</w:t>
+              <w:t xml:space="preserve">Register</w:t>
             </w:r>
           </w:p>
         </w:tc>
@@ -7941,7 +8083,7 @@
                 <w:sz w:val="19"/>
                 <w:szCs w:val="19"/>
               </w:rPr>
-              <w:t xml:space="preserve">Record → Shots → tap outcome → tap zone (or Skip Zone)</w:t>
+              <w:t xml:space="preserve">Login screen → Register tab → email and password</w:t>
             </w:r>
           </w:p>
         </w:tc>
@@ -7978,7 +8120,7 @@
                 <w:sz w:val="19"/>
                 <w:szCs w:val="19"/>
               </w:rPr>
-              <w:t xml:space="preserve">Record a turnover</w:t>
+              <w:t xml:space="preserve">Subscribe — Individual</w:t>
             </w:r>
           </w:p>
         </w:tc>
@@ -8013,7 +8155,7 @@
                 <w:sz w:val="19"/>
                 <w:szCs w:val="19"/>
               </w:rPr>
-              <w:t xml:space="preserve">Record → Possession → Turnover Forced → select zone</w:t>
+              <w:t xml:space="preserve">Upgrade → Individual → £5/month or £50/year</w:t>
             </w:r>
           </w:p>
         </w:tc>
@@ -8050,7 +8192,7 @@
                 <w:sz w:val="19"/>
                 <w:szCs w:val="19"/>
               </w:rPr>
-              <w:t xml:space="preserve">Record foul / card</w:t>
+              <w:t xml:space="preserve">Subscribe — Club</w:t>
             </w:r>
           </w:p>
         </w:tc>
@@ -8085,7 +8227,7 @@
                 <w:sz w:val="19"/>
                 <w:szCs w:val="19"/>
               </w:rPr>
-              <w:t xml:space="preserve">Record → Discipline heading → Foul Given or Card</w:t>
+              <w:t xml:space="preserve">Upgrade → Club → £10/month or £90/year</w:t>
             </w:r>
           </w:p>
         </w:tc>
@@ -8122,7 +8264,7 @@
                 <w:sz w:val="19"/>
                 <w:szCs w:val="19"/>
               </w:rPr>
-              <w:t xml:space="preserve">Tag event to player</w:t>
+              <w:t xml:space="preserve">Create a club</w:t>
             </w:r>
           </w:p>
         </w:tc>
@@ -8157,7 +8299,7 @@
                 <w:sz w:val="19"/>
                 <w:szCs w:val="19"/>
               </w:rPr>
-              <w:t xml:space="preserve">Tap player name in outcome panel before selecting outcome</w:t>
+              <w:t xml:space="preserve">🏟 button → Create Club</w:t>
             </w:r>
           </w:p>
         </w:tc>
@@ -8194,7 +8336,7 @@
                 <w:sz w:val="19"/>
                 <w:szCs w:val="19"/>
               </w:rPr>
-              <w:t xml:space="preserve">Undo last score</w:t>
+              <w:t xml:space="preserve">Select competition</w:t>
             </w:r>
           </w:p>
         </w:tc>
@@ -8229,7 +8371,7 @@
                 <w:sz w:val="19"/>
                 <w:szCs w:val="19"/>
               </w:rPr>
-              <w:t xml:space="preserve">Match tab → Scoreboard → ↩ Undo Home or ↩ Undo Away</w:t>
+              <w:t xml:space="preserve">Match tab → tap competition button → recents shown or search</w:t>
             </w:r>
           </w:p>
         </w:tc>
@@ -8266,7 +8408,7 @@
                 <w:sz w:val="19"/>
                 <w:szCs w:val="19"/>
               </w:rPr>
-              <w:t xml:space="preserve">Save a match</w:t>
+              <w:t xml:space="preserve">Start the clock</w:t>
             </w:r>
           </w:p>
         </w:tc>
@@ -8301,7 +8443,7 @@
                 <w:sz w:val="19"/>
                 <w:szCs w:val="19"/>
               </w:rPr>
-              <w:t xml:space="preserve">Stats tab → Save Match</w:t>
+              <w:t xml:space="preserve">Match tab → Game Control → ▶ Start Game</w:t>
             </w:r>
           </w:p>
         </w:tc>
@@ -8338,7 +8480,7 @@
                 <w:sz w:val="19"/>
                 <w:szCs w:val="19"/>
               </w:rPr>
-              <w:t xml:space="preserve">New video analysis</w:t>
+              <w:t xml:space="preserve">Record a shot + zone</w:t>
             </w:r>
           </w:p>
         </w:tc>
@@ -8373,7 +8515,7 @@
                 <w:sz w:val="19"/>
                 <w:szCs w:val="19"/>
               </w:rPr>
-              <w:t xml:space="preserve">History tab → 🎬 New Video Analysis → enter teams + URL</w:t>
+              <w:t xml:space="preserve">Record → Shots → tap outcome → tap zone (or Skip Zone)</w:t>
             </w:r>
           </w:p>
         </w:tc>
@@ -8410,7 +8552,7 @@
                 <w:sz w:val="19"/>
                 <w:szCs w:val="19"/>
               </w:rPr>
-              <w:t xml:space="preserve">Tag a saved match</w:t>
+              <w:t xml:space="preserve">Record foul / card</w:t>
             </w:r>
           </w:p>
         </w:tc>
@@ -8445,7 +8587,7 @@
                 <w:sz w:val="19"/>
                 <w:szCs w:val="19"/>
               </w:rPr>
-              <w:t xml:space="preserve">History tab → 🎬 Video on any match card</w:t>
+              <w:t xml:space="preserve">Record → Discipline heading → Foul Given or Card</w:t>
             </w:r>
           </w:p>
         </w:tc>
@@ -8482,7 +8624,7 @@
                 <w:sz w:val="19"/>
                 <w:szCs w:val="19"/>
               </w:rPr>
-              <w:t xml:space="preserve">Jump to a tagged event</w:t>
+              <w:t xml:space="preserve">Add custom event</w:t>
             </w:r>
           </w:p>
         </w:tc>
@@ -8517,7 +8659,7 @@
                 <w:sz w:val="19"/>
                 <w:szCs w:val="19"/>
               </w:rPr>
-              <w:t xml:space="preserve">Tap the tag in the list or the dot on the timeline</w:t>
+              <w:t xml:space="preserve">⚙️ Settings → Events tab → + Add Custom Event</w:t>
             </w:r>
           </w:p>
         </w:tc>
@@ -8554,7 +8696,7 @@
                 <w:sz w:val="19"/>
                 <w:szCs w:val="19"/>
               </w:rPr>
-              <w:t xml:space="preserve">Export clip list</w:t>
+              <w:t xml:space="preserve">Edit performance scores</w:t>
             </w:r>
           </w:p>
         </w:tc>
@@ -8589,7 +8731,7 @@
                 <w:sz w:val="19"/>
                 <w:szCs w:val="19"/>
               </w:rPr>
-              <w:t xml:space="preserve">Video Analysis → 📋 Copy Clip List</w:t>
+              <w:t xml:space="preserve">⚙️ Settings → Performance tab → edit values → Save</w:t>
             </w:r>
           </w:p>
         </w:tc>
@@ -8626,7 +8768,7 @@
                 <w:sz w:val="19"/>
                 <w:szCs w:val="19"/>
               </w:rPr>
-              <w:t xml:space="preserve">View match report</w:t>
+              <w:t xml:space="preserve">View player performance</w:t>
             </w:r>
           </w:p>
         </w:tc>
@@ -8661,7 +8803,7 @@
                 <w:sz w:val="19"/>
                 <w:szCs w:val="19"/>
               </w:rPr>
-              <w:t xml:space="preserve">History tab → 📄 Report</w:t>
+              <w:t xml:space="preserve">Squad tab → Player Stats — score shown on each player card</w:t>
             </w:r>
           </w:p>
         </w:tc>
@@ -8698,7 +8840,7 @@
                 <w:sz w:val="19"/>
                 <w:szCs w:val="19"/>
               </w:rPr>
-              <w:t xml:space="preserve">Add a player</w:t>
+              <w:t xml:space="preserve">Tag event to player</w:t>
             </w:r>
           </w:p>
         </w:tc>
@@ -8733,7 +8875,7 @@
                 <w:sz w:val="19"/>
                 <w:szCs w:val="19"/>
               </w:rPr>
-              <w:t xml:space="preserve">Squad tab → tap slot → enter name → Save Player</w:t>
+              <w:t xml:space="preserve">Tap player name in outcome panel before selecting outcome</w:t>
             </w:r>
           </w:p>
         </w:tc>
@@ -8770,6 +8912,510 @@
                 <w:sz w:val="19"/>
                 <w:szCs w:val="19"/>
               </w:rPr>
+              <w:t xml:space="preserve">Search match history</w:t>
+            </w:r>
+          </w:p>
+        </w:tc>
+        <w:tc>
+          <w:tcPr>
+            <w:tcW w:type="dxa" w:w="5760"/>
+            <w:tcBorders>
+              <w:top w:val="single" w:color="D1D5DB" w:sz="1"/>
+              <w:left w:val="single" w:color="D1D5DB" w:sz="1"/>
+              <w:bottom w:val="single" w:color="D1D5DB" w:sz="1"/>
+              <w:right w:val="single" w:color="D1D5DB" w:sz="1"/>
+            </w:tcBorders>
+            <w:shd w:fill="FFFFFF" w:val="clear"/>
+            <w:tcMar>
+              <w:top w:type="dxa" w:w="80"/>
+              <w:left w:type="dxa" w:w="120"/>
+              <w:bottom w:type="dxa" w:w="80"/>
+              <w:right w:type="dxa" w:w="120"/>
+            </w:tcMar>
+            <w:vAlign w:val="center"/>
+          </w:tcPr>
+          <w:p>
+            <w:pPr>
+              <w:jc w:val="left"/>
+            </w:pPr>
+            <w:r>
+              <w:rPr>
+                <w:rFonts w:ascii="Arial" w:cs="Arial" w:eastAsia="Arial" w:hAnsi="Arial"/>
+                <w:b w:val="false"/>
+                <w:bCs w:val="false"/>
+                <w:color w:val="111827"/>
+                <w:sz w:val="19"/>
+                <w:szCs w:val="19"/>
+              </w:rPr>
+              <w:t xml:space="preserve">History tab → type in search bar — filters by team, competition or venue</w:t>
+            </w:r>
+          </w:p>
+        </w:tc>
+      </w:tr>
+      <w:tr>
+        <w:tc>
+          <w:tcPr>
+            <w:tcW w:type="dxa" w:w="3600"/>
+            <w:tcBorders>
+              <w:top w:val="single" w:color="D1D5DB" w:sz="1"/>
+              <w:left w:val="single" w:color="D1D5DB" w:sz="1"/>
+              <w:bottom w:val="single" w:color="D1D5DB" w:sz="1"/>
+              <w:right w:val="single" w:color="D1D5DB" w:sz="1"/>
+            </w:tcBorders>
+            <w:shd w:fill="FFFFFF" w:val="clear"/>
+            <w:tcMar>
+              <w:top w:type="dxa" w:w="80"/>
+              <w:left w:type="dxa" w:w="120"/>
+              <w:bottom w:type="dxa" w:w="80"/>
+              <w:right w:type="dxa" w:w="120"/>
+            </w:tcMar>
+            <w:vAlign w:val="center"/>
+          </w:tcPr>
+          <w:p>
+            <w:pPr>
+              <w:jc w:val="left"/>
+            </w:pPr>
+            <w:r>
+              <w:rPr>
+                <w:rFonts w:ascii="Arial" w:cs="Arial" w:eastAsia="Arial" w:hAnsi="Arial"/>
+                <w:b/>
+                <w:bCs/>
+                <w:color w:val="111827"/>
+                <w:sz w:val="19"/>
+                <w:szCs w:val="19"/>
+              </w:rPr>
+              <w:t xml:space="preserve">New video analysis</w:t>
+            </w:r>
+          </w:p>
+        </w:tc>
+        <w:tc>
+          <w:tcPr>
+            <w:tcW w:type="dxa" w:w="5760"/>
+            <w:tcBorders>
+              <w:top w:val="single" w:color="D1D5DB" w:sz="1"/>
+              <w:left w:val="single" w:color="D1D5DB" w:sz="1"/>
+              <w:bottom w:val="single" w:color="D1D5DB" w:sz="1"/>
+              <w:right w:val="single" w:color="D1D5DB" w:sz="1"/>
+            </w:tcBorders>
+            <w:shd w:fill="F3F4F6" w:val="clear"/>
+            <w:tcMar>
+              <w:top w:type="dxa" w:w="80"/>
+              <w:left w:type="dxa" w:w="120"/>
+              <w:bottom w:type="dxa" w:w="80"/>
+              <w:right w:type="dxa" w:w="120"/>
+            </w:tcMar>
+            <w:vAlign w:val="center"/>
+          </w:tcPr>
+          <w:p>
+            <w:pPr>
+              <w:jc w:val="left"/>
+            </w:pPr>
+            <w:r>
+              <w:rPr>
+                <w:rFonts w:ascii="Arial" w:cs="Arial" w:eastAsia="Arial" w:hAnsi="Arial"/>
+                <w:b w:val="false"/>
+                <w:bCs w:val="false"/>
+                <w:color w:val="111827"/>
+                <w:sz w:val="19"/>
+                <w:szCs w:val="19"/>
+              </w:rPr>
+              <w:t xml:space="preserve">History tab → 🎬 New Video Analysis → enter teams + URL</w:t>
+            </w:r>
+          </w:p>
+        </w:tc>
+      </w:tr>
+      <w:tr>
+        <w:tc>
+          <w:tcPr>
+            <w:tcW w:type="dxa" w:w="3600"/>
+            <w:tcBorders>
+              <w:top w:val="single" w:color="D1D5DB" w:sz="1"/>
+              <w:left w:val="single" w:color="D1D5DB" w:sz="1"/>
+              <w:bottom w:val="single" w:color="D1D5DB" w:sz="1"/>
+              <w:right w:val="single" w:color="D1D5DB" w:sz="1"/>
+            </w:tcBorders>
+            <w:shd w:fill="FFFFFF" w:val="clear"/>
+            <w:tcMar>
+              <w:top w:type="dxa" w:w="80"/>
+              <w:left w:type="dxa" w:w="120"/>
+              <w:bottom w:type="dxa" w:w="80"/>
+              <w:right w:type="dxa" w:w="120"/>
+            </w:tcMar>
+            <w:vAlign w:val="center"/>
+          </w:tcPr>
+          <w:p>
+            <w:pPr>
+              <w:jc w:val="left"/>
+            </w:pPr>
+            <w:r>
+              <w:rPr>
+                <w:rFonts w:ascii="Arial" w:cs="Arial" w:eastAsia="Arial" w:hAnsi="Arial"/>
+                <w:b/>
+                <w:bCs/>
+                <w:color w:val="111827"/>
+                <w:sz w:val="19"/>
+                <w:szCs w:val="19"/>
+              </w:rPr>
+              <w:t xml:space="preserve">Hide video while tagging</w:t>
+            </w:r>
+          </w:p>
+        </w:tc>
+        <w:tc>
+          <w:tcPr>
+            <w:tcW w:type="dxa" w:w="5760"/>
+            <w:tcBorders>
+              <w:top w:val="single" w:color="D1D5DB" w:sz="1"/>
+              <w:left w:val="single" w:color="D1D5DB" w:sz="1"/>
+              <w:bottom w:val="single" w:color="D1D5DB" w:sz="1"/>
+              <w:right w:val="single" w:color="D1D5DB" w:sz="1"/>
+            </w:tcBorders>
+            <w:shd w:fill="FFFFFF" w:val="clear"/>
+            <w:tcMar>
+              <w:top w:type="dxa" w:w="80"/>
+              <w:left w:type="dxa" w:w="120"/>
+              <w:bottom w:type="dxa" w:w="80"/>
+              <w:right w:type="dxa" w:w="120"/>
+            </w:tcMar>
+            <w:vAlign w:val="center"/>
+          </w:tcPr>
+          <w:p>
+            <w:pPr>
+              <w:jc w:val="left"/>
+            </w:pPr>
+            <w:r>
+              <w:rPr>
+                <w:rFonts w:ascii="Arial" w:cs="Arial" w:eastAsia="Arial" w:hAnsi="Arial"/>
+                <w:b w:val="false"/>
+                <w:bCs w:val="false"/>
+                <w:color w:val="111827"/>
+                <w:sz w:val="19"/>
+                <w:szCs w:val="19"/>
+              </w:rPr>
+              <w:t xml:space="preserve">Video Analysis → tap ▲ Hide Video</w:t>
+            </w:r>
+          </w:p>
+        </w:tc>
+      </w:tr>
+      <w:tr>
+        <w:tc>
+          <w:tcPr>
+            <w:tcW w:type="dxa" w:w="3600"/>
+            <w:tcBorders>
+              <w:top w:val="single" w:color="D1D5DB" w:sz="1"/>
+              <w:left w:val="single" w:color="D1D5DB" w:sz="1"/>
+              <w:bottom w:val="single" w:color="D1D5DB" w:sz="1"/>
+              <w:right w:val="single" w:color="D1D5DB" w:sz="1"/>
+            </w:tcBorders>
+            <w:shd w:fill="FFFFFF" w:val="clear"/>
+            <w:tcMar>
+              <w:top w:type="dxa" w:w="80"/>
+              <w:left w:type="dxa" w:w="120"/>
+              <w:bottom w:type="dxa" w:w="80"/>
+              <w:right w:type="dxa" w:w="120"/>
+            </w:tcMar>
+            <w:vAlign w:val="center"/>
+          </w:tcPr>
+          <w:p>
+            <w:pPr>
+              <w:jc w:val="left"/>
+            </w:pPr>
+            <w:r>
+              <w:rPr>
+                <w:rFonts w:ascii="Arial" w:cs="Arial" w:eastAsia="Arial" w:hAnsi="Arial"/>
+                <w:b/>
+                <w:bCs/>
+                <w:color w:val="111827"/>
+                <w:sz w:val="19"/>
+                <w:szCs w:val="19"/>
+              </w:rPr>
+              <w:t xml:space="preserve">Export clip list</w:t>
+            </w:r>
+          </w:p>
+        </w:tc>
+        <w:tc>
+          <w:tcPr>
+            <w:tcW w:type="dxa" w:w="5760"/>
+            <w:tcBorders>
+              <w:top w:val="single" w:color="D1D5DB" w:sz="1"/>
+              <w:left w:val="single" w:color="D1D5DB" w:sz="1"/>
+              <w:bottom w:val="single" w:color="D1D5DB" w:sz="1"/>
+              <w:right w:val="single" w:color="D1D5DB" w:sz="1"/>
+            </w:tcBorders>
+            <w:shd w:fill="F3F4F6" w:val="clear"/>
+            <w:tcMar>
+              <w:top w:type="dxa" w:w="80"/>
+              <w:left w:type="dxa" w:w="120"/>
+              <w:bottom w:type="dxa" w:w="80"/>
+              <w:right w:type="dxa" w:w="120"/>
+            </w:tcMar>
+            <w:vAlign w:val="center"/>
+          </w:tcPr>
+          <w:p>
+            <w:pPr>
+              <w:jc w:val="left"/>
+            </w:pPr>
+            <w:r>
+              <w:rPr>
+                <w:rFonts w:ascii="Arial" w:cs="Arial" w:eastAsia="Arial" w:hAnsi="Arial"/>
+                <w:b w:val="false"/>
+                <w:bCs w:val="false"/>
+                <w:color w:val="111827"/>
+                <w:sz w:val="19"/>
+                <w:szCs w:val="19"/>
+              </w:rPr>
+              <w:t xml:space="preserve">Video Analysis → 📋 Copy Clip List</w:t>
+            </w:r>
+          </w:p>
+        </w:tc>
+      </w:tr>
+      <w:tr>
+        <w:tc>
+          <w:tcPr>
+            <w:tcW w:type="dxa" w:w="3600"/>
+            <w:tcBorders>
+              <w:top w:val="single" w:color="D1D5DB" w:sz="1"/>
+              <w:left w:val="single" w:color="D1D5DB" w:sz="1"/>
+              <w:bottom w:val="single" w:color="D1D5DB" w:sz="1"/>
+              <w:right w:val="single" w:color="D1D5DB" w:sz="1"/>
+            </w:tcBorders>
+            <w:shd w:fill="FFFFFF" w:val="clear"/>
+            <w:tcMar>
+              <w:top w:type="dxa" w:w="80"/>
+              <w:left w:type="dxa" w:w="120"/>
+              <w:bottom w:type="dxa" w:w="80"/>
+              <w:right w:type="dxa" w:w="120"/>
+            </w:tcMar>
+            <w:vAlign w:val="center"/>
+          </w:tcPr>
+          <w:p>
+            <w:pPr>
+              <w:jc w:val="left"/>
+            </w:pPr>
+            <w:r>
+              <w:rPr>
+                <w:rFonts w:ascii="Arial" w:cs="Arial" w:eastAsia="Arial" w:hAnsi="Arial"/>
+                <w:b/>
+                <w:bCs/>
+                <w:color w:val="111827"/>
+                <w:sz w:val="19"/>
+                <w:szCs w:val="19"/>
+              </w:rPr>
+              <w:t xml:space="preserve">Save a match</w:t>
+            </w:r>
+          </w:p>
+        </w:tc>
+        <w:tc>
+          <w:tcPr>
+            <w:tcW w:type="dxa" w:w="5760"/>
+            <w:tcBorders>
+              <w:top w:val="single" w:color="D1D5DB" w:sz="1"/>
+              <w:left w:val="single" w:color="D1D5DB" w:sz="1"/>
+              <w:bottom w:val="single" w:color="D1D5DB" w:sz="1"/>
+              <w:right w:val="single" w:color="D1D5DB" w:sz="1"/>
+            </w:tcBorders>
+            <w:shd w:fill="FFFFFF" w:val="clear"/>
+            <w:tcMar>
+              <w:top w:type="dxa" w:w="80"/>
+              <w:left w:type="dxa" w:w="120"/>
+              <w:bottom w:type="dxa" w:w="80"/>
+              <w:right w:type="dxa" w:w="120"/>
+            </w:tcMar>
+            <w:vAlign w:val="center"/>
+          </w:tcPr>
+          <w:p>
+            <w:pPr>
+              <w:jc w:val="left"/>
+            </w:pPr>
+            <w:r>
+              <w:rPr>
+                <w:rFonts w:ascii="Arial" w:cs="Arial" w:eastAsia="Arial" w:hAnsi="Arial"/>
+                <w:b w:val="false"/>
+                <w:bCs w:val="false"/>
+                <w:color w:val="111827"/>
+                <w:sz w:val="19"/>
+                <w:szCs w:val="19"/>
+              </w:rPr>
+              <w:t xml:space="preserve">Stats tab → Save Match — banner turns green to confirm</w:t>
+            </w:r>
+          </w:p>
+        </w:tc>
+      </w:tr>
+      <w:tr>
+        <w:tc>
+          <w:tcPr>
+            <w:tcW w:type="dxa" w:w="3600"/>
+            <w:tcBorders>
+              <w:top w:val="single" w:color="D1D5DB" w:sz="1"/>
+              <w:left w:val="single" w:color="D1D5DB" w:sz="1"/>
+              <w:bottom w:val="single" w:color="D1D5DB" w:sz="1"/>
+              <w:right w:val="single" w:color="D1D5DB" w:sz="1"/>
+            </w:tcBorders>
+            <w:shd w:fill="FFFFFF" w:val="clear"/>
+            <w:tcMar>
+              <w:top w:type="dxa" w:w="80"/>
+              <w:left w:type="dxa" w:w="120"/>
+              <w:bottom w:type="dxa" w:w="80"/>
+              <w:right w:type="dxa" w:w="120"/>
+            </w:tcMar>
+            <w:vAlign w:val="center"/>
+          </w:tcPr>
+          <w:p>
+            <w:pPr>
+              <w:jc w:val="left"/>
+            </w:pPr>
+            <w:r>
+              <w:rPr>
+                <w:rFonts w:ascii="Arial" w:cs="Arial" w:eastAsia="Arial" w:hAnsi="Arial"/>
+                <w:b/>
+                <w:bCs/>
+                <w:color w:val="111827"/>
+                <w:sz w:val="19"/>
+                <w:szCs w:val="19"/>
+              </w:rPr>
+              <w:t xml:space="preserve">View match report</w:t>
+            </w:r>
+          </w:p>
+        </w:tc>
+        <w:tc>
+          <w:tcPr>
+            <w:tcW w:type="dxa" w:w="5760"/>
+            <w:tcBorders>
+              <w:top w:val="single" w:color="D1D5DB" w:sz="1"/>
+              <w:left w:val="single" w:color="D1D5DB" w:sz="1"/>
+              <w:bottom w:val="single" w:color="D1D5DB" w:sz="1"/>
+              <w:right w:val="single" w:color="D1D5DB" w:sz="1"/>
+            </w:tcBorders>
+            <w:shd w:fill="F3F4F6" w:val="clear"/>
+            <w:tcMar>
+              <w:top w:type="dxa" w:w="80"/>
+              <w:left w:type="dxa" w:w="120"/>
+              <w:bottom w:type="dxa" w:w="80"/>
+              <w:right w:type="dxa" w:w="120"/>
+            </w:tcMar>
+            <w:vAlign w:val="center"/>
+          </w:tcPr>
+          <w:p>
+            <w:pPr>
+              <w:jc w:val="left"/>
+            </w:pPr>
+            <w:r>
+              <w:rPr>
+                <w:rFonts w:ascii="Arial" w:cs="Arial" w:eastAsia="Arial" w:hAnsi="Arial"/>
+                <w:b w:val="false"/>
+                <w:bCs w:val="false"/>
+                <w:color w:val="111827"/>
+                <w:sz w:val="19"/>
+                <w:szCs w:val="19"/>
+              </w:rPr>
+              <w:t xml:space="preserve">History tab → 📄 Report</w:t>
+            </w:r>
+          </w:p>
+        </w:tc>
+      </w:tr>
+      <w:tr>
+        <w:tc>
+          <w:tcPr>
+            <w:tcW w:type="dxa" w:w="3600"/>
+            <w:tcBorders>
+              <w:top w:val="single" w:color="D1D5DB" w:sz="1"/>
+              <w:left w:val="single" w:color="D1D5DB" w:sz="1"/>
+              <w:bottom w:val="single" w:color="D1D5DB" w:sz="1"/>
+              <w:right w:val="single" w:color="D1D5DB" w:sz="1"/>
+            </w:tcBorders>
+            <w:shd w:fill="FFFFFF" w:val="clear"/>
+            <w:tcMar>
+              <w:top w:type="dxa" w:w="80"/>
+              <w:left w:type="dxa" w:w="120"/>
+              <w:bottom w:type="dxa" w:w="80"/>
+              <w:right w:type="dxa" w:w="120"/>
+            </w:tcMar>
+            <w:vAlign w:val="center"/>
+          </w:tcPr>
+          <w:p>
+            <w:pPr>
+              <w:jc w:val="left"/>
+            </w:pPr>
+            <w:r>
+              <w:rPr>
+                <w:rFonts w:ascii="Arial" w:cs="Arial" w:eastAsia="Arial" w:hAnsi="Arial"/>
+                <w:b/>
+                <w:bCs/>
+                <w:color w:val="111827"/>
+                <w:sz w:val="19"/>
+                <w:szCs w:val="19"/>
+              </w:rPr>
+              <w:t xml:space="preserve">Add a player</w:t>
+            </w:r>
+          </w:p>
+        </w:tc>
+        <w:tc>
+          <w:tcPr>
+            <w:tcW w:type="dxa" w:w="5760"/>
+            <w:tcBorders>
+              <w:top w:val="single" w:color="D1D5DB" w:sz="1"/>
+              <w:left w:val="single" w:color="D1D5DB" w:sz="1"/>
+              <w:bottom w:val="single" w:color="D1D5DB" w:sz="1"/>
+              <w:right w:val="single" w:color="D1D5DB" w:sz="1"/>
+            </w:tcBorders>
+            <w:shd w:fill="FFFFFF" w:val="clear"/>
+            <w:tcMar>
+              <w:top w:type="dxa" w:w="80"/>
+              <w:left w:type="dxa" w:w="120"/>
+              <w:bottom w:type="dxa" w:w="80"/>
+              <w:right w:type="dxa" w:w="120"/>
+            </w:tcMar>
+            <w:vAlign w:val="center"/>
+          </w:tcPr>
+          <w:p>
+            <w:pPr>
+              <w:jc w:val="left"/>
+            </w:pPr>
+            <w:r>
+              <w:rPr>
+                <w:rFonts w:ascii="Arial" w:cs="Arial" w:eastAsia="Arial" w:hAnsi="Arial"/>
+                <w:b w:val="false"/>
+                <w:bCs w:val="false"/>
+                <w:color w:val="111827"/>
+                <w:sz w:val="19"/>
+                <w:szCs w:val="19"/>
+              </w:rPr>
+              <w:t xml:space="preserve">Squad tab → tap slot → enter name → Save Player</w:t>
+            </w:r>
+          </w:p>
+        </w:tc>
+      </w:tr>
+      <w:tr>
+        <w:tc>
+          <w:tcPr>
+            <w:tcW w:type="dxa" w:w="3600"/>
+            <w:tcBorders>
+              <w:top w:val="single" w:color="D1D5DB" w:sz="1"/>
+              <w:left w:val="single" w:color="D1D5DB" w:sz="1"/>
+              <w:bottom w:val="single" w:color="D1D5DB" w:sz="1"/>
+              <w:right w:val="single" w:color="D1D5DB" w:sz="1"/>
+            </w:tcBorders>
+            <w:shd w:fill="FFFFFF" w:val="clear"/>
+            <w:tcMar>
+              <w:top w:type="dxa" w:w="80"/>
+              <w:left w:type="dxa" w:w="120"/>
+              <w:bottom w:type="dxa" w:w="80"/>
+              <w:right w:type="dxa" w:w="120"/>
+            </w:tcMar>
+            <w:vAlign w:val="center"/>
+          </w:tcPr>
+          <w:p>
+            <w:pPr>
+              <w:jc w:val="left"/>
+            </w:pPr>
+            <w:r>
+              <w:rPr>
+                <w:rFonts w:ascii="Arial" w:cs="Arial" w:eastAsia="Arial" w:hAnsi="Arial"/>
+                <w:b/>
+                <w:bCs/>
+                <w:color w:val="111827"/>
+                <w:sz w:val="19"/>
+                <w:szCs w:val="19"/>
+              </w:rPr>
               <w:t xml:space="preserve">Print team sheet</w:t>
             </w:r>
           </w:p>
@@ -8783,7 +9429,7 @@
               <w:bottom w:val="single" w:color="D1D5DB" w:sz="1"/>
               <w:right w:val="single" w:color="D1D5DB" w:sz="1"/>
             </w:tcBorders>
-            <w:shd w:fill="FFFFFF" w:val="clear"/>
+            <w:shd w:fill="F3F4F6" w:val="clear"/>
             <w:tcMar>
               <w:top w:type="dxa" w:w="80"/>
               <w:left w:type="dxa" w:w="120"/>

--- a/coach-stats-guide.docx
+++ b/coach-stats-guide.docx
@@ -59,7 +59,7 @@
           <w:sz w:val="20"/>
           <w:szCs w:val="20"/>
         </w:rPr>
-        <w:t xml:space="preserve">User Guide — Version 6.0 — 2026</w:t>
+        <w:t xml:space="preserve">User Guide — Version 7.0 — 2026</w:t>
       </w:r>
     </w:p>
     <w:p>
@@ -98,7 +98,7 @@
           <w:sz w:val="20"/>
           <w:szCs w:val="20"/>
         </w:rPr>
-        <w:t xml:space="preserve">Coach Stats is a Progressive Web App (PWA) for GAA and LGFA football coaches, analysts and managers. Record live match statistics, analyse match video, configure custom events, and track player performance — all from your phone, tablet or computer.</w:t>
+        <w:t xml:space="preserve">Coach Stats is a Progressive Web App (PWA) for GAA and LGFA football coaches, analysts and managers. Record live match statistics, analyse match video, manage training and trials, configure custom events, and track player performance — all from your phone, tablet or computer.</w:t>
       </w:r>
     </w:p>
     <w:p>
@@ -238,7 +238,7 @@
           <w:sz w:val="20"/>
           <w:szCs w:val="20"/>
         </w:rPr>
-        <w:t xml:space="preserve">Enter your email address and a password (min. 6 characters)</w:t>
+        <w:t xml:space="preserve">Enter your email and password (min. 6 characters)</w:t>
       </w:r>
     </w:p>
     <w:p>
@@ -296,7 +296,7 @@
           <w:sz w:val="20"/>
           <w:szCs w:val="20"/>
         </w:rPr>
-        <w:t xml:space="preserve">Every match you save is stored both locally and in your account. If you clear browser data or sign in on a new device, your full match history restores automatically.</w:t>
+        <w:t xml:space="preserve">Every match you save is stored locally and in your account. Clear browser data or sign in on a new device — your full match history, training sessions and trial data restore automatically.</w:t>
       </w:r>
     </w:p>
     <w:p>
@@ -685,7 +685,7 @@
           <w:sz w:val="22"/>
           <w:szCs w:val="22"/>
         </w:rPr>
-        <w:t xml:space="preserve">Signing Out</w:t>
+        <w:t xml:space="preserve">Top-right buttons</w:t>
       </w:r>
     </w:p>
     <w:p>
@@ -699,7 +699,7 @@
           <w:sz w:val="20"/>
           <w:szCs w:val="20"/>
         </w:rPr>
-        <w:t xml:space="preserve">Tap the ⏻ Sign Out button in the top right corner.</w:t>
+        <w:t xml:space="preserve">🏟 Club  ·  ? Help  ·  ⚙️ Event Settings  ·  ⏻ Sign Out</w:t>
       </w:r>
     </w:p>
     <w:p>
@@ -741,7 +741,7 @@
           <w:sz w:val="20"/>
           <w:szCs w:val="20"/>
         </w:rPr>
-        <w:t xml:space="preserve">The club feature allows a GAA club to create a shared account, manage multiple squads, and allow coaches to access their assigned squads. Club admins can configure custom events and performance scores that apply to all coaches in the club.</w:t>
+        <w:t xml:space="preserve">Allows a GAA club to manage multiple squads, coaches, event config and match records under one account.</w:t>
       </w:r>
     </w:p>
     <w:p>
@@ -750,23 +750,6 @@
       </w:pPr>
       <w:r>
         <w:t xml:space="preserve"/>
-      </w:r>
-    </w:p>
-    <w:p>
-      <w:pPr>
-        <w:pStyle w:val="Heading2"/>
-        <w:spacing w:after="120" w:before="240"/>
-      </w:pPr>
-      <w:r>
-        <w:rPr>
-          <w:rFonts w:ascii="Arial" w:cs="Arial" w:eastAsia="Arial" w:hAnsi="Arial"/>
-          <w:b/>
-          <w:bCs/>
-          <w:color w:val="7F1212"/>
-          <w:sz w:val="22"/>
-          <w:szCs w:val="22"/>
-        </w:rPr>
-        <w:t xml:space="preserve">Create Club (Admin)</w:t>
       </w:r>
     </w:p>
     <w:p>
@@ -785,32 +768,7 @@
           <w:sz w:val="20"/>
           <w:szCs w:val="20"/>
         </w:rPr>
-        <w:t xml:space="preserve">Tap the 🏟 button → Create Club → enter name and county</w:t>
-      </w:r>
-    </w:p>
-    <w:p>
-      <w:pPr>
-        <w:spacing w:after="80" w:before="80"/>
-      </w:pPr>
-      <w:r>
-        <w:t xml:space="preserve"/>
-      </w:r>
-    </w:p>
-    <w:p>
-      <w:pPr>
-        <w:pStyle w:val="Heading2"/>
-        <w:spacing w:after="120" w:before="240"/>
-      </w:pPr>
-      <w:r>
-        <w:rPr>
-          <w:rFonts w:ascii="Arial" w:cs="Arial" w:eastAsia="Arial" w:hAnsi="Arial"/>
-          <w:b/>
-          <w:bCs/>
-          <w:color w:val="7F1212"/>
-          <w:sz w:val="22"/>
-          <w:szCs w:val="22"/>
-        </w:rPr>
-        <w:t xml:space="preserve">Join a Club (Coach)</w:t>
+        <w:t xml:space="preserve">Tap 🏟 → Create Club → enter name and county (Admin)</w:t>
       </w:r>
     </w:p>
     <w:p>
@@ -829,7 +787,7 @@
           <w:sz w:val="20"/>
           <w:szCs w:val="20"/>
         </w:rPr>
-        <w:t xml:space="preserve">Tap 🏟 → Join Club → enter the 8-character invite code from your admin</w:t>
+        <w:t xml:space="preserve">Tap 🏟 → Join Club → enter 8-character invite code (Coach)</w:t>
       </w:r>
     </w:p>
     <w:p>
@@ -995,7 +953,7 @@
                 <w:sz w:val="19"/>
                 <w:szCs w:val="19"/>
               </w:rPr>
-              <w:t xml:space="preserve">View all club squads. Tap any to load it. Add squads by grade or custom name.</w:t>
+              <w:t xml:space="preserve">View all squads. Tap any to load it. Add squads by grade or custom name.</w:t>
             </w:r>
           </w:p>
         </w:tc>
@@ -1067,7 +1025,7 @@
                 <w:sz w:val="19"/>
                 <w:szCs w:val="19"/>
               </w:rPr>
-              <w:t xml:space="preserve">View your invite code. See and manage all members.</w:t>
+              <w:t xml:space="preserve">View invite code. See and manage all coaches.</w:t>
             </w:r>
           </w:p>
         </w:tc>
@@ -1139,7 +1097,7 @@
                 <w:sz w:val="19"/>
                 <w:szCs w:val="19"/>
               </w:rPr>
-              <w:t xml:space="preserve">All saved matches grouped by squad. Tap any for a PDF report.</w:t>
+              <w:t xml:space="preserve">All saved matches grouped by squad.</w:t>
             </w:r>
           </w:p>
         </w:tc>
@@ -1792,7 +1750,7 @@
                 <w:sz w:val="19"/>
                 <w:szCs w:val="19"/>
               </w:rPr>
-              <w:t xml:space="preserve">Manage squad, player stats and performance scores</w:t>
+              <w:t xml:space="preserve">Squad, Stats, Training, Trial, Timeline, Team Sheet</w:t>
             </w:r>
           </w:p>
         </w:tc>
@@ -2012,28 +1970,6 @@
         </w:tc>
       </w:tr>
     </w:tbl>
-    <w:p>
-      <w:pPr>
-        <w:spacing w:after="80" w:before="80"/>
-      </w:pPr>
-      <w:r>
-        <w:t xml:space="preserve"/>
-      </w:r>
-    </w:p>
-    <w:p>
-      <w:pPr>
-        <w:spacing w:after="80" w:before="80"/>
-      </w:pPr>
-      <w:r>
-        <w:rPr>
-          <w:rFonts w:ascii="Arial" w:cs="Arial" w:eastAsia="Arial" w:hAnsi="Arial"/>
-          <w:color w:val="111827"/>
-          <w:sz w:val="20"/>
-          <w:szCs w:val="20"/>
-        </w:rPr>
-        <w:t xml:space="preserve">Top-right buttons: 🏟 Club · ? Help · ⚙️ Event Settings · ⏻ Sign Out</w:t>
-      </w:r>
-    </w:p>
     <w:p>
       <w:pPr>
         <w:spacing w:after="80" w:before="80"/>
@@ -2076,7 +2012,7 @@
           <w:sz w:val="22"/>
           <w:szCs w:val="22"/>
         </w:rPr>
-        <w:t xml:space="preserve">Match Info</w:t>
+        <w:t xml:space="preserve">Match Info &amp; Competition</w:t>
       </w:r>
     </w:p>
     <w:p>
@@ -2090,7 +2026,7 @@
           <w:sz w:val="20"/>
           <w:szCs w:val="20"/>
         </w:rPr>
-        <w:t xml:space="preserve">Tap the Match Info heading to collapse or expand — auto-collapses on Start Game. Team names appear as a small label below the clock so you always know which match you're in.</w:t>
+        <w:t xml:space="preserve">Match Info auto-collapses on Start Game — tap the heading to toggle. The team names appear as a small label below the clock once set.</w:t>
       </w:r>
     </w:p>
     <w:p>
@@ -2103,29 +2039,7 @@
     </w:p>
     <w:p>
       <w:pPr>
-        <w:pStyle w:val="Heading2"/>
-        <w:spacing w:after="120" w:before="240"/>
-      </w:pPr>
-      <w:r>
-        <w:rPr>
-          <w:rFonts w:ascii="Arial" w:cs="Arial" w:eastAsia="Arial" w:hAnsi="Arial"/>
-          <w:b/>
-          <w:bCs/>
-          <w:color w:val="7F1212"/>
-          <w:sz w:val="22"/>
-          <w:szCs w:val="22"/>
-        </w:rPr>
-        <w:t xml:space="preserve">Selecting Teams</w:t>
-      </w:r>
-    </w:p>
-    <w:p>
-      <w:pPr>
-        <w:pStyle w:val="ListParagraph"/>
-        <w:numPr>
-          <w:ilvl w:val="0"/>
-          <w:numId w:val="3"/>
-        </w:numPr>
-        <w:spacing w:after="60" w:before="60"/>
+        <w:spacing w:after="80" w:before="80"/>
       </w:pPr>
       <w:r>
         <w:rPr>
@@ -2134,103 +2048,7 @@
           <w:sz w:val="20"/>
           <w:szCs w:val="20"/>
         </w:rPr>
-        <w:t xml:space="preserve">Tap the Home or Away button to open the team picker</w:t>
-      </w:r>
-    </w:p>
-    <w:p>
-      <w:pPr>
-        <w:pStyle w:val="ListParagraph"/>
-        <w:numPr>
-          <w:ilvl w:val="0"/>
-          <w:numId w:val="3"/>
-        </w:numPr>
-        <w:spacing w:after="60" w:before="60"/>
-      </w:pPr>
-      <w:r>
-        <w:rPr>
-          <w:rFonts w:ascii="Arial" w:cs="Arial" w:eastAsia="Arial" w:hAnsi="Arial"/>
-          <w:color w:val="111827"/>
-          <w:sz w:val="20"/>
-          <w:szCs w:val="20"/>
-        </w:rPr>
-        <w:t xml:space="preserve">Type a county name to see all clubs from that county</w:t>
-      </w:r>
-    </w:p>
-    <w:p>
-      <w:pPr>
-        <w:pStyle w:val="ListParagraph"/>
-        <w:numPr>
-          <w:ilvl w:val="0"/>
-          <w:numId w:val="3"/>
-        </w:numPr>
-        <w:spacing w:after="60" w:before="60"/>
-      </w:pPr>
-      <w:r>
-        <w:rPr>
-          <w:rFonts w:ascii="Arial" w:cs="Arial" w:eastAsia="Arial" w:hAnsi="Arial"/>
-          <w:color w:val="111827"/>
-          <w:sz w:val="20"/>
-          <w:szCs w:val="20"/>
-        </w:rPr>
-        <w:t xml:space="preserve">Type any part of a club name to filter the list</w:t>
-      </w:r>
-    </w:p>
-    <w:p>
-      <w:pPr>
-        <w:pStyle w:val="ListParagraph"/>
-        <w:numPr>
-          <w:ilvl w:val="0"/>
-          <w:numId w:val="3"/>
-        </w:numPr>
-        <w:spacing w:after="60" w:before="60"/>
-      </w:pPr>
-      <w:r>
-        <w:rPr>
-          <w:rFonts w:ascii="Arial" w:cs="Arial" w:eastAsia="Arial" w:hAnsi="Arial"/>
-          <w:color w:val="111827"/>
-          <w:sz w:val="20"/>
-          <w:szCs w:val="20"/>
-        </w:rPr>
-        <w:t xml:space="preserve">Tap + Add New to save a new club permanently</w:t>
-      </w:r>
-    </w:p>
-    <w:p>
-      <w:pPr>
-        <w:spacing w:after="80" w:before="80"/>
-      </w:pPr>
-      <w:r>
-        <w:t xml:space="preserve"/>
-      </w:r>
-    </w:p>
-    <w:p>
-      <w:pPr>
-        <w:pStyle w:val="Heading2"/>
-        <w:spacing w:after="120" w:before="240"/>
-      </w:pPr>
-      <w:r>
-        <w:rPr>
-          <w:rFonts w:ascii="Arial" w:cs="Arial" w:eastAsia="Arial" w:hAnsi="Arial"/>
-          <w:b/>
-          <w:bCs/>
-          <w:color w:val="7F1212"/>
-          <w:sz w:val="22"/>
-          <w:szCs w:val="22"/>
-        </w:rPr>
-        <w:t xml:space="preserve">Selecting Competition</w:t>
-      </w:r>
-    </w:p>
-    <w:p>
-      <w:pPr>
-        <w:spacing w:after="80" w:before="80"/>
-      </w:pPr>
-      <w:r>
-        <w:rPr>
-          <w:rFonts w:ascii="Arial" w:cs="Arial" w:eastAsia="Arial" w:hAnsi="Arial"/>
-          <w:color w:val="111827"/>
-          <w:sz w:val="20"/>
-          <w:szCs w:val="20"/>
-        </w:rPr>
-        <w:t xml:space="preserve">Tap the competition button to open a searchable picker. Your 3 most recently used competitions appear at the top for quick access. Type to filter across all 100+ competitions.</w:t>
+        <w:t xml:space="preserve">Tap the competition button to open a searchable picker. Your 3 most recently used competitions appear at the top for quick access.</w:t>
       </w:r>
     </w:p>
     <w:p>
@@ -2654,7 +2472,49 @@
           <w:sz w:val="20"/>
           <w:szCs w:val="20"/>
         </w:rPr>
-        <w:t xml:space="preserve">The clock pulses gently when running. When paused it shows ⏸ Paused so you can see the status at a glance.</w:t>
+        <w:t xml:space="preserve">The clock pulses gently when running. Shows ⏸ Paused when stopped.</w:t>
+      </w:r>
+    </w:p>
+    <w:p>
+      <w:pPr>
+        <w:spacing w:after="80" w:before="80"/>
+      </w:pPr>
+      <w:r>
+        <w:t xml:space="preserve"/>
+      </w:r>
+    </w:p>
+    <w:p>
+      <w:pPr>
+        <w:pStyle w:val="Heading1"/>
+        <w:pBdr>
+          <w:bottom w:val="single" w:color="991B1B" w:sz="4" w:space="4"/>
+        </w:pBdr>
+        <w:spacing w:after="160" w:before="320"/>
+      </w:pPr>
+      <w:r>
+        <w:rPr>
+          <w:rFonts w:ascii="Arial" w:cs="Arial" w:eastAsia="Arial" w:hAnsi="Arial"/>
+          <w:b/>
+          <w:bCs/>
+          <w:color w:val="111827"/>
+          <w:sz w:val="28"/>
+          <w:szCs w:val="28"/>
+        </w:rPr>
+        <w:t xml:space="preserve">6. Record Tab</w:t>
+      </w:r>
+    </w:p>
+    <w:p>
+      <w:pPr>
+        <w:spacing w:after="80" w:before="80"/>
+      </w:pPr>
+      <w:r>
+        <w:rPr>
+          <w:rFonts w:ascii="Arial" w:cs="Arial" w:eastAsia="Arial" w:hAnsi="Arial"/>
+          <w:color w:val="111827"/>
+          <w:sz w:val="20"/>
+          <w:szCs w:val="20"/>
+        </w:rPr>
+        <w:t xml:space="preserve">Events grouped into Shots, Possession and Discipline. Custom events from ⚙️ Settings appear automatically. Tally counter flashes on each tap to confirm.</w:t>
       </w:r>
     </w:p>
     <w:p>
@@ -2679,7 +2539,7 @@
           <w:sz w:val="22"/>
           <w:szCs w:val="22"/>
         </w:rPr>
-        <w:t xml:space="preserve">Scoreboard</w:t>
+        <w:t xml:space="preserve">Shots</w:t>
       </w:r>
     </w:p>
     <w:p>
@@ -2693,49 +2553,7 @@
           <w:sz w:val="20"/>
           <w:szCs w:val="20"/>
         </w:rPr>
-        <w:t xml:space="preserve">Shows the live score in goals–points format. The ↩ Undo Home and ↩ Undo Away buttons (highlighted in red) remove the last scoring event.</w:t>
-      </w:r>
-    </w:p>
-    <w:p>
-      <w:pPr>
-        <w:spacing w:after="80" w:before="80"/>
-      </w:pPr>
-      <w:r>
-        <w:t xml:space="preserve"/>
-      </w:r>
-    </w:p>
-    <w:p>
-      <w:pPr>
-        <w:pStyle w:val="Heading1"/>
-        <w:pBdr>
-          <w:bottom w:val="single" w:color="991B1B" w:sz="4" w:space="4"/>
-        </w:pBdr>
-        <w:spacing w:after="160" w:before="320"/>
-      </w:pPr>
-      <w:r>
-        <w:rPr>
-          <w:rFonts w:ascii="Arial" w:cs="Arial" w:eastAsia="Arial" w:hAnsi="Arial"/>
-          <w:b/>
-          <w:bCs/>
-          <w:color w:val="111827"/>
-          <w:sz w:val="28"/>
-          <w:szCs w:val="28"/>
-        </w:rPr>
-        <w:t xml:space="preserve">6. Record Tab</w:t>
-      </w:r>
-    </w:p>
-    <w:p>
-      <w:pPr>
-        <w:spacing w:after="80" w:before="80"/>
-      </w:pPr>
-      <w:r>
-        <w:rPr>
-          <w:rFonts w:ascii="Arial" w:cs="Arial" w:eastAsia="Arial" w:hAnsi="Arial"/>
-          <w:color w:val="111827"/>
-          <w:sz w:val="20"/>
-          <w:szCs w:val="20"/>
-        </w:rPr>
-        <w:t xml:space="preserve">Events are grouped into Shots, Possession, and Discipline sections. Custom events added in Settings appear automatically. When you record an event the tally counter flashes to confirm the tap registered.</w:t>
+        <w:t xml:space="preserve">Shot from Play and Shot from Free — outcomes: Point / Goal / 2 Pointer / Wide / Short / Saved / Blocked. After selecting an outcome, an optional 3×3 zone grid appears.</w:t>
       </w:r>
     </w:p>
     <w:p>
@@ -2760,7 +2578,7 @@
           <w:sz w:val="22"/>
           <w:szCs w:val="22"/>
         </w:rPr>
-        <w:t xml:space="preserve">Shots Section</w:t>
+        <w:t xml:space="preserve">Possession</w:t>
       </w:r>
     </w:p>
     <w:tbl>
@@ -2811,7 +2629,7 @@
                 <w:sz w:val="18"/>
                 <w:szCs w:val="18"/>
               </w:rPr>
-              <w:t xml:space="preserve">Outcome</w:t>
+              <w:t xml:space="preserve">Event</w:t>
             </w:r>
           </w:p>
         </w:tc>
@@ -2846,7 +2664,7 @@
                 <w:sz w:val="18"/>
                 <w:szCs w:val="18"/>
               </w:rPr>
-              <w:t xml:space="preserve">Description</w:t>
+              <w:t xml:space="preserve">Outcomes</w:t>
             </w:r>
           </w:p>
         </w:tc>
@@ -2883,7 +2701,7 @@
                 <w:sz w:val="19"/>
                 <w:szCs w:val="19"/>
               </w:rPr>
-              <w:t xml:space="preserve">Point</w:t>
+              <w:t xml:space="preserve">Ball Won</w:t>
             </w:r>
           </w:p>
         </w:tc>
@@ -2918,7 +2736,7 @@
                 <w:sz w:val="19"/>
                 <w:szCs w:val="19"/>
               </w:rPr>
-              <w:t xml:space="preserve">Ball goes over the bar</w:t>
+              <w:t xml:space="preserve">In Contact / Tackle / Interception</w:t>
             </w:r>
           </w:p>
         </w:tc>
@@ -2955,7 +2773,7 @@
                 <w:sz w:val="19"/>
                 <w:szCs w:val="19"/>
               </w:rPr>
-              <w:t xml:space="preserve">Goal</w:t>
+              <w:t xml:space="preserve">Ball Lost</w:t>
             </w:r>
           </w:p>
         </w:tc>
@@ -2990,7 +2808,7 @@
                 <w:sz w:val="19"/>
                 <w:szCs w:val="19"/>
               </w:rPr>
-              <w:t xml:space="preserve">Ball goes into the net</w:t>
+              <w:t xml:space="preserve">Hand Pass / Kick Pass / In Contact / Handling / Over Carrying</w:t>
             </w:r>
           </w:p>
         </w:tc>
@@ -3027,7 +2845,7 @@
                 <w:sz w:val="19"/>
                 <w:szCs w:val="19"/>
               </w:rPr>
-              <w:t xml:space="preserve">⭐ 2 Pointer</w:t>
+              <w:t xml:space="preserve">Kickout</w:t>
             </w:r>
           </w:p>
         </w:tc>
@@ -3062,7 +2880,7 @@
                 <w:sz w:val="19"/>
                 <w:szCs w:val="19"/>
               </w:rPr>
-              <w:t xml:space="preserve">Successful 2-point attempt</w:t>
+              <w:t xml:space="preserve">Won Clean / Break Won / Loss Clean / Break Loss / Short Won / Short Loss</w:t>
             </w:r>
           </w:p>
         </w:tc>
@@ -3099,7 +2917,7 @@
                 <w:sz w:val="19"/>
                 <w:szCs w:val="19"/>
               </w:rPr>
-              <w:t xml:space="preserve">Wide</w:t>
+              <w:t xml:space="preserve">45m Free</w:t>
             </w:r>
           </w:p>
         </w:tc>
@@ -3134,7 +2952,7 @@
                 <w:sz w:val="19"/>
                 <w:szCs w:val="19"/>
               </w:rPr>
-              <w:t xml:space="preserve">Shot misses left or right</w:t>
+              <w:t xml:space="preserve">Scored / Wide / Short / Pass / Ball Lost</w:t>
             </w:r>
           </w:p>
         </w:tc>
@@ -3171,7 +2989,7 @@
                 <w:sz w:val="19"/>
                 <w:szCs w:val="19"/>
               </w:rPr>
-              <w:t xml:space="preserve">Short / Saved / Blocked</w:t>
+              <w:t xml:space="preserve">Turnover Forced</w:t>
             </w:r>
           </w:p>
         </w:tc>
@@ -3206,34 +3024,84 @@
                 <w:sz w:val="19"/>
                 <w:szCs w:val="19"/>
               </w:rPr>
-              <w:t xml:space="preserve">Other shot outcomes</w:t>
+              <w:t xml:space="preserve">In Attack / Midfield / In Defence</w:t>
+            </w:r>
+          </w:p>
+        </w:tc>
+      </w:tr>
+      <w:tr>
+        <w:tc>
+          <w:tcPr>
+            <w:tcW w:type="dxa" w:w="2800"/>
+            <w:tcBorders>
+              <w:top w:val="single" w:color="D1D5DB" w:sz="1"/>
+              <w:left w:val="single" w:color="D1D5DB" w:sz="1"/>
+              <w:bottom w:val="single" w:color="D1D5DB" w:sz="1"/>
+              <w:right w:val="single" w:color="D1D5DB" w:sz="1"/>
+            </w:tcBorders>
+            <w:shd w:fill="FFFFFF" w:val="clear"/>
+            <w:tcMar>
+              <w:top w:type="dxa" w:w="80"/>
+              <w:left w:type="dxa" w:w="120"/>
+              <w:bottom w:type="dxa" w:w="80"/>
+              <w:right w:type="dxa" w:w="120"/>
+            </w:tcMar>
+            <w:vAlign w:val="center"/>
+          </w:tcPr>
+          <w:p>
+            <w:pPr>
+              <w:jc w:val="left"/>
+            </w:pPr>
+            <w:r>
+              <w:rPr>
+                <w:rFonts w:ascii="Arial" w:cs="Arial" w:eastAsia="Arial" w:hAnsi="Arial"/>
+                <w:b/>
+                <w:bCs/>
+                <w:color w:val="111827"/>
+                <w:sz w:val="19"/>
+                <w:szCs w:val="19"/>
+              </w:rPr>
+              <w:t xml:space="preserve">Mark</w:t>
+            </w:r>
+          </w:p>
+        </w:tc>
+        <w:tc>
+          <w:tcPr>
+            <w:tcW w:type="dxa" w:w="6560"/>
+            <w:tcBorders>
+              <w:top w:val="single" w:color="D1D5DB" w:sz="1"/>
+              <w:left w:val="single" w:color="D1D5DB" w:sz="1"/>
+              <w:bottom w:val="single" w:color="D1D5DB" w:sz="1"/>
+              <w:right w:val="single" w:color="D1D5DB" w:sz="1"/>
+            </w:tcBorders>
+            <w:shd w:fill="F3F4F6" w:val="clear"/>
+            <w:tcMar>
+              <w:top w:type="dxa" w:w="80"/>
+              <w:left w:type="dxa" w:w="120"/>
+              <w:bottom w:type="dxa" w:w="80"/>
+              <w:right w:type="dxa" w:w="120"/>
+            </w:tcMar>
+            <w:vAlign w:val="center"/>
+          </w:tcPr>
+          <w:p>
+            <w:pPr>
+              <w:jc w:val="left"/>
+            </w:pPr>
+            <w:r>
+              <w:rPr>
+                <w:rFonts w:ascii="Arial" w:cs="Arial" w:eastAsia="Arial" w:hAnsi="Arial"/>
+                <w:b w:val="false"/>
+                <w:bCs w:val="false"/>
+                <w:color w:val="111827"/>
+                <w:sz w:val="19"/>
+                <w:szCs w:val="19"/>
+              </w:rPr>
+              <w:t xml:space="preserve">Won / Lost</w:t>
             </w:r>
           </w:p>
         </w:tc>
       </w:tr>
     </w:tbl>
-    <w:p>
-      <w:pPr>
-        <w:spacing w:after="80" w:before="80"/>
-      </w:pPr>
-      <w:r>
-        <w:t xml:space="preserve"/>
-      </w:r>
-    </w:p>
-    <w:p>
-      <w:pPr>
-        <w:spacing w:after="80" w:before="80"/>
-      </w:pPr>
-      <w:r>
-        <w:rPr>
-          <w:rFonts w:ascii="Arial" w:cs="Arial" w:eastAsia="Arial" w:hAnsi="Arial"/>
-          <w:color w:val="111827"/>
-          <w:sz w:val="20"/>
-          <w:szCs w:val="20"/>
-        </w:rPr>
-        <w:t xml:space="preserve">After selecting a shot outcome, an optional 3×3 zone grid appears — tap a zone or Skip Zone.</w:t>
-      </w:r>
-    </w:p>
     <w:p>
       <w:pPr>
         <w:spacing w:after="80" w:before="80"/>
@@ -3256,7 +3124,772 @@
           <w:sz w:val="22"/>
           <w:szCs w:val="22"/>
         </w:rPr>
-        <w:t xml:space="preserve">Possession Section</w:t>
+        <w:t xml:space="preserve">Discipline (tap heading to expand)</w:t>
+      </w:r>
+    </w:p>
+    <w:p>
+      <w:pPr>
+        <w:spacing w:after="80" w:before="80"/>
+      </w:pPr>
+      <w:r>
+        <w:rPr>
+          <w:rFonts w:ascii="Arial" w:cs="Arial" w:eastAsia="Arial" w:hAnsi="Arial"/>
+          <w:color w:val="111827"/>
+          <w:sz w:val="20"/>
+          <w:szCs w:val="20"/>
+        </w:rPr>
+        <w:t xml:space="preserve">Foul Given: Shooting / Cynical / Dangerous / Dissent. Card: Yellow / Black / Red. Always tag a player for cards.</w:t>
+      </w:r>
+    </w:p>
+    <w:p>
+      <w:pPr>
+        <w:spacing w:after="80" w:before="80"/>
+      </w:pPr>
+      <w:r>
+        <w:t xml:space="preserve"/>
+      </w:r>
+    </w:p>
+    <w:p>
+      <w:pPr>
+        <w:pStyle w:val="Heading1"/>
+        <w:pBdr>
+          <w:bottom w:val="single" w:color="991B1B" w:sz="4" w:space="4"/>
+        </w:pBdr>
+        <w:spacing w:after="160" w:before="320"/>
+      </w:pPr>
+      <w:r>
+        <w:rPr>
+          <w:rFonts w:ascii="Arial" w:cs="Arial" w:eastAsia="Arial" w:hAnsi="Arial"/>
+          <w:b/>
+          <w:bCs/>
+          <w:color w:val="111827"/>
+          <w:sz w:val="28"/>
+          <w:szCs w:val="28"/>
+        </w:rPr>
+        <w:t xml:space="preserve">7. Squad Tab — Sub-tabs</w:t>
+      </w:r>
+    </w:p>
+    <w:p>
+      <w:pPr>
+        <w:pStyle w:val="Heading2"/>
+        <w:spacing w:after="120" w:before="240"/>
+      </w:pPr>
+      <w:r>
+        <w:rPr>
+          <w:rFonts w:ascii="Arial" w:cs="Arial" w:eastAsia="Arial" w:hAnsi="Arial"/>
+          <w:b/>
+          <w:bCs/>
+          <w:color w:val="7F1212"/>
+          <w:sz w:val="22"/>
+          <w:szCs w:val="22"/>
+        </w:rPr>
+        <w:t xml:space="preserve">My Squad</w:t>
+      </w:r>
+    </w:p>
+    <w:p>
+      <w:pPr>
+        <w:spacing w:after="80" w:before="80"/>
+      </w:pPr>
+      <w:r>
+        <w:rPr>
+          <w:rFonts w:ascii="Arial" w:cs="Arial" w:eastAsia="Arial" w:hAnsi="Arial"/>
+          <w:color w:val="111827"/>
+          <w:sz w:val="20"/>
+          <w:szCs w:val="20"/>
+        </w:rPr>
+        <w:t xml:space="preserve">34-slot grid. Tap any slot → enter name → Save Player. Position is optional. Attendance badges (🟢🟡🔴) and availability icons (✅❌🤔) appear once training data is recorded.</w:t>
+      </w:r>
+    </w:p>
+    <w:p>
+      <w:pPr>
+        <w:spacing w:after="80" w:before="80"/>
+      </w:pPr>
+      <w:r>
+        <w:t xml:space="preserve"/>
+      </w:r>
+    </w:p>
+    <w:p>
+      <w:pPr>
+        <w:pStyle w:val="Heading2"/>
+        <w:spacing w:after="120" w:before="240"/>
+      </w:pPr>
+      <w:r>
+        <w:rPr>
+          <w:rFonts w:ascii="Arial" w:cs="Arial" w:eastAsia="Arial" w:hAnsi="Arial"/>
+          <w:b/>
+          <w:bCs/>
+          <w:color w:val="7F1212"/>
+          <w:sz w:val="22"/>
+          <w:szCs w:val="22"/>
+        </w:rPr>
+        <w:t xml:space="preserve">Player Stats</w:t>
+      </w:r>
+    </w:p>
+    <w:p>
+      <w:pPr>
+        <w:spacing w:after="80" w:before="80"/>
+      </w:pPr>
+      <w:r>
+        <w:rPr>
+          <w:rFonts w:ascii="Arial" w:cs="Arial" w:eastAsia="Arial" w:hAnsi="Arial"/>
+          <w:color w:val="111827"/>
+          <w:sz w:val="20"/>
+          <w:szCs w:val="20"/>
+        </w:rPr>
+        <w:t xml:space="preserve">All events tagged to each player. Each card shows a Performance Score (e.g. +14) calculated from tagged events using the configured performance point values in ⚙️ Settings.</w:t>
+      </w:r>
+    </w:p>
+    <w:p>
+      <w:pPr>
+        <w:spacing w:after="80" w:before="80"/>
+      </w:pPr>
+      <w:r>
+        <w:t xml:space="preserve"/>
+      </w:r>
+    </w:p>
+    <w:p>
+      <w:pPr>
+        <w:pStyle w:val="Heading2"/>
+        <w:spacing w:after="120" w:before="240"/>
+      </w:pPr>
+      <w:r>
+        <w:rPr>
+          <w:rFonts w:ascii="Arial" w:cs="Arial" w:eastAsia="Arial" w:hAnsi="Arial"/>
+          <w:b/>
+          <w:bCs/>
+          <w:color w:val="7F1212"/>
+          <w:sz w:val="22"/>
+          <w:szCs w:val="22"/>
+        </w:rPr>
+        <w:t xml:space="preserve">Timeline</w:t>
+      </w:r>
+    </w:p>
+    <w:p>
+      <w:pPr>
+        <w:spacing w:after="80" w:before="80"/>
+      </w:pPr>
+      <w:r>
+        <w:rPr>
+          <w:rFonts w:ascii="Arial" w:cs="Arial" w:eastAsia="Arial" w:hAnsi="Arial"/>
+          <w:color w:val="111827"/>
+          <w:sz w:val="20"/>
+          <w:szCs w:val="20"/>
+        </w:rPr>
+        <w:t xml:space="preserve">Chronological log of all events in the current match.</w:t>
+      </w:r>
+    </w:p>
+    <w:p>
+      <w:pPr>
+        <w:spacing w:after="80" w:before="80"/>
+      </w:pPr>
+      <w:r>
+        <w:t xml:space="preserve"/>
+      </w:r>
+    </w:p>
+    <w:p>
+      <w:pPr>
+        <w:pStyle w:val="Heading2"/>
+        <w:spacing w:after="120" w:before="240"/>
+      </w:pPr>
+      <w:r>
+        <w:rPr>
+          <w:rFonts w:ascii="Arial" w:cs="Arial" w:eastAsia="Arial" w:hAnsi="Arial"/>
+          <w:b/>
+          <w:bCs/>
+          <w:color w:val="7F1212"/>
+          <w:sz w:val="22"/>
+          <w:szCs w:val="22"/>
+        </w:rPr>
+        <w:t xml:space="preserve">Team Sheet</w:t>
+      </w:r>
+    </w:p>
+    <w:p>
+      <w:pPr>
+        <w:spacing w:after="80" w:before="80"/>
+      </w:pPr>
+      <w:r>
+        <w:rPr>
+          <w:rFonts w:ascii="Arial" w:cs="Arial" w:eastAsia="Arial" w:hAnsi="Arial"/>
+          <w:color w:val="111827"/>
+          <w:sz w:val="20"/>
+          <w:szCs w:val="20"/>
+        </w:rPr>
+        <w:t xml:space="preserve">Squad arranged in a standard GAA formation. Tap 🖨️ Print / Save PDF to export.</w:t>
+      </w:r>
+    </w:p>
+    <w:p>
+      <w:pPr>
+        <w:spacing w:after="80" w:before="80"/>
+      </w:pPr>
+      <w:r>
+        <w:t xml:space="preserve"/>
+      </w:r>
+    </w:p>
+    <w:p>
+      <w:pPr>
+        <w:pStyle w:val="Heading1"/>
+        <w:pBdr>
+          <w:bottom w:val="single" w:color="991B1B" w:sz="4" w:space="4"/>
+        </w:pBdr>
+        <w:spacing w:after="160" w:before="320"/>
+      </w:pPr>
+      <w:r>
+        <w:rPr>
+          <w:rFonts w:ascii="Arial" w:cs="Arial" w:eastAsia="Arial" w:hAnsi="Arial"/>
+          <w:b/>
+          <w:bCs/>
+          <w:color w:val="111827"/>
+          <w:sz w:val="28"/>
+          <w:szCs w:val="28"/>
+        </w:rPr>
+        <w:t xml:space="preserve">8. Training Tab</w:t>
+      </w:r>
+    </w:p>
+    <w:p>
+      <w:pPr>
+        <w:spacing w:after="80" w:before="80"/>
+      </w:pPr>
+      <w:r>
+        <w:rPr>
+          <w:rFonts w:ascii="Arial" w:cs="Arial" w:eastAsia="Arial" w:hAnsi="Arial"/>
+          <w:color w:val="111827"/>
+          <w:sz w:val="20"/>
+          <w:szCs w:val="20"/>
+        </w:rPr>
+        <w:t xml:space="preserve">Access via Squad tab → 🏃 Training. Sessions are grouped by GAA season (Aug–Jul). Use the season selector at the top to switch between seasons.</w:t>
+      </w:r>
+    </w:p>
+    <w:p>
+      <w:pPr>
+        <w:spacing w:after="80" w:before="80"/>
+      </w:pPr>
+      <w:r>
+        <w:t xml:space="preserve"/>
+      </w:r>
+    </w:p>
+    <w:p>
+      <w:pPr>
+        <w:pStyle w:val="Heading2"/>
+        <w:spacing w:after="120" w:before="240"/>
+      </w:pPr>
+      <w:r>
+        <w:rPr>
+          <w:rFonts w:ascii="Arial" w:cs="Arial" w:eastAsia="Arial" w:hAnsi="Arial"/>
+          <w:b/>
+          <w:bCs/>
+          <w:color w:val="7F1212"/>
+          <w:sz w:val="22"/>
+          <w:szCs w:val="22"/>
+        </w:rPr>
+        <w:t xml:space="preserve">Sessions View</w:t>
+      </w:r>
+    </w:p>
+    <w:p>
+      <w:pPr>
+        <w:pStyle w:val="ListParagraph"/>
+        <w:numPr>
+          <w:ilvl w:val="0"/>
+          <w:numId w:val="2"/>
+        </w:numPr>
+        <w:spacing w:after="60" w:before="60"/>
+      </w:pPr>
+      <w:r>
+        <w:rPr>
+          <w:rFonts w:ascii="Arial" w:cs="Arial" w:eastAsia="Arial" w:hAnsi="Arial"/>
+          <w:color w:val="111827"/>
+          <w:sz w:val="20"/>
+          <w:szCs w:val="20"/>
+        </w:rPr>
+        <w:t xml:space="preserve">Tap + New Training Session</w:t>
+      </w:r>
+    </w:p>
+    <w:p>
+      <w:pPr>
+        <w:pStyle w:val="ListParagraph"/>
+        <w:numPr>
+          <w:ilvl w:val="0"/>
+          <w:numId w:val="2"/>
+        </w:numPr>
+        <w:spacing w:after="60" w:before="60"/>
+      </w:pPr>
+      <w:r>
+        <w:rPr>
+          <w:rFonts w:ascii="Arial" w:cs="Arial" w:eastAsia="Arial" w:hAnsi="Arial"/>
+          <w:color w:val="111827"/>
+          <w:sz w:val="20"/>
+          <w:szCs w:val="20"/>
+        </w:rPr>
+        <w:t xml:space="preserve">Set date and optional label (e.g. Tuesday Session)</w:t>
+      </w:r>
+    </w:p>
+    <w:p>
+      <w:pPr>
+        <w:pStyle w:val="ListParagraph"/>
+        <w:numPr>
+          <w:ilvl w:val="0"/>
+          <w:numId w:val="2"/>
+        </w:numPr>
+        <w:spacing w:after="60" w:before="60"/>
+      </w:pPr>
+      <w:r>
+        <w:rPr>
+          <w:rFonts w:ascii="Arial" w:cs="Arial" w:eastAsia="Arial" w:hAnsi="Arial"/>
+          <w:color w:val="111827"/>
+          <w:sz w:val="20"/>
+          <w:szCs w:val="20"/>
+        </w:rPr>
+        <w:t xml:space="preserve">Mark each player: ✅ Present · ❌ Absent · 🤕 Injured · 🤧 Sick · 🏆 County</w:t>
+      </w:r>
+    </w:p>
+    <w:p>
+      <w:pPr>
+        <w:pStyle w:val="ListParagraph"/>
+        <w:numPr>
+          <w:ilvl w:val="0"/>
+          <w:numId w:val="2"/>
+        </w:numPr>
+        <w:spacing w:after="60" w:before="60"/>
+      </w:pPr>
+      <w:r>
+        <w:rPr>
+          <w:rFonts w:ascii="Arial" w:cs="Arial" w:eastAsia="Arial" w:hAnsi="Arial"/>
+          <w:color w:val="111827"/>
+          <w:sz w:val="20"/>
+          <w:szCs w:val="20"/>
+        </w:rPr>
+        <w:t xml:space="preserve">Add an optional note per player</w:t>
+      </w:r>
+    </w:p>
+    <w:p>
+      <w:pPr>
+        <w:pStyle w:val="ListParagraph"/>
+        <w:numPr>
+          <w:ilvl w:val="0"/>
+          <w:numId w:val="2"/>
+        </w:numPr>
+        <w:spacing w:after="60" w:before="60"/>
+      </w:pPr>
+      <w:r>
+        <w:rPr>
+          <w:rFonts w:ascii="Arial" w:cs="Arial" w:eastAsia="Arial" w:hAnsi="Arial"/>
+          <w:color w:val="111827"/>
+          <w:sz w:val="20"/>
+          <w:szCs w:val="20"/>
+        </w:rPr>
+        <w:t xml:space="preserve">Tap Save Session</w:t>
+      </w:r>
+    </w:p>
+    <w:p>
+      <w:pPr>
+        <w:spacing w:after="80" w:before="80"/>
+      </w:pPr>
+      <w:r>
+        <w:t xml:space="preserve"/>
+      </w:r>
+    </w:p>
+    <w:p>
+      <w:pPr>
+        <w:spacing w:after="80" w:before="80"/>
+      </w:pPr>
+      <w:r>
+        <w:rPr>
+          <w:rFonts w:ascii="Arial" w:cs="Arial" w:eastAsia="Arial" w:hAnsi="Arial"/>
+          <w:color w:val="111827"/>
+          <w:sz w:val="20"/>
+          <w:szCs w:val="20"/>
+        </w:rPr>
+        <w:t xml:space="preserve">Tap any past session to edit it.</w:t>
+      </w:r>
+    </w:p>
+    <w:p>
+      <w:pPr>
+        <w:spacing w:after="80" w:before="80"/>
+      </w:pPr>
+      <w:r>
+        <w:t xml:space="preserve"/>
+      </w:r>
+    </w:p>
+    <w:p>
+      <w:pPr>
+        <w:pStyle w:val="Heading2"/>
+        <w:spacing w:after="120" w:before="240"/>
+      </w:pPr>
+      <w:r>
+        <w:rPr>
+          <w:rFonts w:ascii="Arial" w:cs="Arial" w:eastAsia="Arial" w:hAnsi="Arial"/>
+          <w:b/>
+          <w:bCs/>
+          <w:color w:val="7F1212"/>
+          <w:sz w:val="22"/>
+          <w:szCs w:val="22"/>
+        </w:rPr>
+        <w:t xml:space="preserve">Players View</w:t>
+      </w:r>
+    </w:p>
+    <w:p>
+      <w:pPr>
+        <w:spacing w:after="80" w:before="80"/>
+      </w:pPr>
+      <w:r>
+        <w:rPr>
+          <w:rFonts w:ascii="Arial" w:cs="Arial" w:eastAsia="Arial" w:hAnsi="Arial"/>
+          <w:color w:val="111827"/>
+          <w:sz w:val="20"/>
+          <w:szCs w:val="20"/>
+        </w:rPr>
+        <w:t xml:space="preserve">Lists all squad players with their attendance % for the current season, colour coded:</w:t>
+      </w:r>
+    </w:p>
+    <w:tbl>
+      <w:tblPr>
+        <w:tblW w:type="dxa" w:w="9360"/>
+        <w:tblBorders>
+          <w:top w:val="single" w:color="auto" w:sz="4"/>
+          <w:left w:val="single" w:color="auto" w:sz="4"/>
+          <w:bottom w:val="single" w:color="auto" w:sz="4"/>
+          <w:right w:val="single" w:color="auto" w:sz="4"/>
+          <w:insideH w:val="single" w:color="auto" w:sz="4"/>
+          <w:insideV w:val="single" w:color="auto" w:sz="4"/>
+        </w:tblBorders>
+      </w:tblPr>
+      <w:tblGrid>
+        <w:gridCol w:w="1800"/>
+        <w:gridCol w:w="7560"/>
+      </w:tblGrid>
+      <w:tr>
+        <w:tc>
+          <w:tcPr>
+            <w:tcW w:type="dxa" w:w="1800"/>
+            <w:tcBorders>
+              <w:top w:val="single" w:color="D1D5DB" w:sz="1"/>
+              <w:left w:val="single" w:color="D1D5DB" w:sz="1"/>
+              <w:bottom w:val="single" w:color="D1D5DB" w:sz="1"/>
+              <w:right w:val="single" w:color="D1D5DB" w:sz="1"/>
+            </w:tcBorders>
+            <w:shd w:fill="991B1B" w:val="clear"/>
+            <w:tcMar>
+              <w:top w:type="dxa" w:w="80"/>
+              <w:left w:type="dxa" w:w="120"/>
+              <w:bottom w:type="dxa" w:w="80"/>
+              <w:right w:type="dxa" w:w="120"/>
+            </w:tcMar>
+            <w:vAlign w:val="center"/>
+          </w:tcPr>
+          <w:p>
+            <w:pPr>
+              <w:jc w:val="left"/>
+            </w:pPr>
+            <w:r>
+              <w:rPr>
+                <w:rFonts w:ascii="Arial" w:cs="Arial" w:eastAsia="Arial" w:hAnsi="Arial"/>
+                <w:b/>
+                <w:bCs/>
+                <w:color w:val="FFFFFF"/>
+                <w:sz w:val="18"/>
+                <w:szCs w:val="18"/>
+              </w:rPr>
+              <w:t xml:space="preserve">Badge</w:t>
+            </w:r>
+          </w:p>
+        </w:tc>
+        <w:tc>
+          <w:tcPr>
+            <w:tcW w:type="dxa" w:w="7560"/>
+            <w:tcBorders>
+              <w:top w:val="single" w:color="D1D5DB" w:sz="1"/>
+              <w:left w:val="single" w:color="D1D5DB" w:sz="1"/>
+              <w:bottom w:val="single" w:color="D1D5DB" w:sz="1"/>
+              <w:right w:val="single" w:color="D1D5DB" w:sz="1"/>
+            </w:tcBorders>
+            <w:shd w:fill="991B1B" w:val="clear"/>
+            <w:tcMar>
+              <w:top w:type="dxa" w:w="80"/>
+              <w:left w:type="dxa" w:w="120"/>
+              <w:bottom w:type="dxa" w:w="80"/>
+              <w:right w:type="dxa" w:w="120"/>
+            </w:tcMar>
+            <w:vAlign w:val="center"/>
+          </w:tcPr>
+          <w:p>
+            <w:pPr>
+              <w:jc w:val="left"/>
+            </w:pPr>
+            <w:r>
+              <w:rPr>
+                <w:rFonts w:ascii="Arial" w:cs="Arial" w:eastAsia="Arial" w:hAnsi="Arial"/>
+                <w:b/>
+                <w:bCs/>
+                <w:color w:val="FFFFFF"/>
+                <w:sz w:val="18"/>
+                <w:szCs w:val="18"/>
+              </w:rPr>
+              <w:t xml:space="preserve">Meaning</w:t>
+            </w:r>
+          </w:p>
+        </w:tc>
+      </w:tr>
+      <w:tr>
+        <w:tc>
+          <w:tcPr>
+            <w:tcW w:type="dxa" w:w="1800"/>
+            <w:tcBorders>
+              <w:top w:val="single" w:color="D1D5DB" w:sz="1"/>
+              <w:left w:val="single" w:color="D1D5DB" w:sz="1"/>
+              <w:bottom w:val="single" w:color="D1D5DB" w:sz="1"/>
+              <w:right w:val="single" w:color="D1D5DB" w:sz="1"/>
+            </w:tcBorders>
+            <w:shd w:fill="FFFFFF" w:val="clear"/>
+            <w:tcMar>
+              <w:top w:type="dxa" w:w="80"/>
+              <w:left w:type="dxa" w:w="120"/>
+              <w:bottom w:type="dxa" w:w="80"/>
+              <w:right w:type="dxa" w:w="120"/>
+            </w:tcMar>
+            <w:vAlign w:val="center"/>
+          </w:tcPr>
+          <w:p>
+            <w:pPr>
+              <w:jc w:val="left"/>
+            </w:pPr>
+            <w:r>
+              <w:rPr>
+                <w:rFonts w:ascii="Arial" w:cs="Arial" w:eastAsia="Arial" w:hAnsi="Arial"/>
+                <w:b/>
+                <w:bCs/>
+                <w:color w:val="111827"/>
+                <w:sz w:val="19"/>
+                <w:szCs w:val="19"/>
+              </w:rPr>
+              <w:t xml:space="preserve">🟢 Green</w:t>
+            </w:r>
+          </w:p>
+        </w:tc>
+        <w:tc>
+          <w:tcPr>
+            <w:tcW w:type="dxa" w:w="7560"/>
+            <w:tcBorders>
+              <w:top w:val="single" w:color="D1D5DB" w:sz="1"/>
+              <w:left w:val="single" w:color="D1D5DB" w:sz="1"/>
+              <w:bottom w:val="single" w:color="D1D5DB" w:sz="1"/>
+              <w:right w:val="single" w:color="D1D5DB" w:sz="1"/>
+            </w:tcBorders>
+            <w:shd w:fill="FFFFFF" w:val="clear"/>
+            <w:tcMar>
+              <w:top w:type="dxa" w:w="80"/>
+              <w:left w:type="dxa" w:w="120"/>
+              <w:bottom w:type="dxa" w:w="80"/>
+              <w:right w:type="dxa" w:w="120"/>
+            </w:tcMar>
+            <w:vAlign w:val="center"/>
+          </w:tcPr>
+          <w:p>
+            <w:pPr>
+              <w:jc w:val="left"/>
+            </w:pPr>
+            <w:r>
+              <w:rPr>
+                <w:rFonts w:ascii="Arial" w:cs="Arial" w:eastAsia="Arial" w:hAnsi="Arial"/>
+                <w:b w:val="false"/>
+                <w:bCs w:val="false"/>
+                <w:color w:val="111827"/>
+                <w:sz w:val="19"/>
+                <w:szCs w:val="19"/>
+              </w:rPr>
+              <w:t xml:space="preserve">85% or above — excellent attendance</w:t>
+            </w:r>
+          </w:p>
+        </w:tc>
+      </w:tr>
+      <w:tr>
+        <w:tc>
+          <w:tcPr>
+            <w:tcW w:type="dxa" w:w="1800"/>
+            <w:tcBorders>
+              <w:top w:val="single" w:color="D1D5DB" w:sz="1"/>
+              <w:left w:val="single" w:color="D1D5DB" w:sz="1"/>
+              <w:bottom w:val="single" w:color="D1D5DB" w:sz="1"/>
+              <w:right w:val="single" w:color="D1D5DB" w:sz="1"/>
+            </w:tcBorders>
+            <w:shd w:fill="FFFFFF" w:val="clear"/>
+            <w:tcMar>
+              <w:top w:type="dxa" w:w="80"/>
+              <w:left w:type="dxa" w:w="120"/>
+              <w:bottom w:type="dxa" w:w="80"/>
+              <w:right w:type="dxa" w:w="120"/>
+            </w:tcMar>
+            <w:vAlign w:val="center"/>
+          </w:tcPr>
+          <w:p>
+            <w:pPr>
+              <w:jc w:val="left"/>
+            </w:pPr>
+            <w:r>
+              <w:rPr>
+                <w:rFonts w:ascii="Arial" w:cs="Arial" w:eastAsia="Arial" w:hAnsi="Arial"/>
+                <w:b/>
+                <w:bCs/>
+                <w:color w:val="111827"/>
+                <w:sz w:val="19"/>
+                <w:szCs w:val="19"/>
+              </w:rPr>
+              <w:t xml:space="preserve">🟡 Yellow</w:t>
+            </w:r>
+          </w:p>
+        </w:tc>
+        <w:tc>
+          <w:tcPr>
+            <w:tcW w:type="dxa" w:w="7560"/>
+            <w:tcBorders>
+              <w:top w:val="single" w:color="D1D5DB" w:sz="1"/>
+              <w:left w:val="single" w:color="D1D5DB" w:sz="1"/>
+              <w:bottom w:val="single" w:color="D1D5DB" w:sz="1"/>
+              <w:right w:val="single" w:color="D1D5DB" w:sz="1"/>
+            </w:tcBorders>
+            <w:shd w:fill="F3F4F6" w:val="clear"/>
+            <w:tcMar>
+              <w:top w:type="dxa" w:w="80"/>
+              <w:left w:type="dxa" w:w="120"/>
+              <w:bottom w:type="dxa" w:w="80"/>
+              <w:right w:type="dxa" w:w="120"/>
+            </w:tcMar>
+            <w:vAlign w:val="center"/>
+          </w:tcPr>
+          <w:p>
+            <w:pPr>
+              <w:jc w:val="left"/>
+            </w:pPr>
+            <w:r>
+              <w:rPr>
+                <w:rFonts w:ascii="Arial" w:cs="Arial" w:eastAsia="Arial" w:hAnsi="Arial"/>
+                <w:b w:val="false"/>
+                <w:bCs w:val="false"/>
+                <w:color w:val="111827"/>
+                <w:sz w:val="19"/>
+                <w:szCs w:val="19"/>
+              </w:rPr>
+              <w:t xml:space="preserve">70–84% — attendance below ideal</w:t>
+            </w:r>
+          </w:p>
+        </w:tc>
+      </w:tr>
+      <w:tr>
+        <w:tc>
+          <w:tcPr>
+            <w:tcW w:type="dxa" w:w="1800"/>
+            <w:tcBorders>
+              <w:top w:val="single" w:color="D1D5DB" w:sz="1"/>
+              <w:left w:val="single" w:color="D1D5DB" w:sz="1"/>
+              <w:bottom w:val="single" w:color="D1D5DB" w:sz="1"/>
+              <w:right w:val="single" w:color="D1D5DB" w:sz="1"/>
+            </w:tcBorders>
+            <w:shd w:fill="FFFFFF" w:val="clear"/>
+            <w:tcMar>
+              <w:top w:type="dxa" w:w="80"/>
+              <w:left w:type="dxa" w:w="120"/>
+              <w:bottom w:type="dxa" w:w="80"/>
+              <w:right w:type="dxa" w:w="120"/>
+            </w:tcMar>
+            <w:vAlign w:val="center"/>
+          </w:tcPr>
+          <w:p>
+            <w:pPr>
+              <w:jc w:val="left"/>
+            </w:pPr>
+            <w:r>
+              <w:rPr>
+                <w:rFonts w:ascii="Arial" w:cs="Arial" w:eastAsia="Arial" w:hAnsi="Arial"/>
+                <w:b/>
+                <w:bCs/>
+                <w:color w:val="111827"/>
+                <w:sz w:val="19"/>
+                <w:szCs w:val="19"/>
+              </w:rPr>
+              <w:t xml:space="preserve">🔴 Red</w:t>
+            </w:r>
+          </w:p>
+        </w:tc>
+        <w:tc>
+          <w:tcPr>
+            <w:tcW w:type="dxa" w:w="7560"/>
+            <w:tcBorders>
+              <w:top w:val="single" w:color="D1D5DB" w:sz="1"/>
+              <w:left w:val="single" w:color="D1D5DB" w:sz="1"/>
+              <w:bottom w:val="single" w:color="D1D5DB" w:sz="1"/>
+              <w:right w:val="single" w:color="D1D5DB" w:sz="1"/>
+            </w:tcBorders>
+            <w:shd w:fill="FFFFFF" w:val="clear"/>
+            <w:tcMar>
+              <w:top w:type="dxa" w:w="80"/>
+              <w:left w:type="dxa" w:w="120"/>
+              <w:bottom w:type="dxa" w:w="80"/>
+              <w:right w:type="dxa" w:w="120"/>
+            </w:tcMar>
+            <w:vAlign w:val="center"/>
+          </w:tcPr>
+          <w:p>
+            <w:pPr>
+              <w:jc w:val="left"/>
+            </w:pPr>
+            <w:r>
+              <w:rPr>
+                <w:rFonts w:ascii="Arial" w:cs="Arial" w:eastAsia="Arial" w:hAnsi="Arial"/>
+                <w:b w:val="false"/>
+                <w:bCs w:val="false"/>
+                <w:color w:val="111827"/>
+                <w:sz w:val="19"/>
+                <w:szCs w:val="19"/>
+              </w:rPr>
+              <w:t xml:space="preserve">Below 70% — flagged for attention</w:t>
+            </w:r>
+          </w:p>
+        </w:tc>
+      </w:tr>
+    </w:tbl>
+    <w:p>
+      <w:pPr>
+        <w:spacing w:after="80" w:before="80"/>
+      </w:pPr>
+      <w:r>
+        <w:t xml:space="preserve"/>
+      </w:r>
+    </w:p>
+    <w:p>
+      <w:pPr>
+        <w:spacing w:after="80" w:before="80"/>
+      </w:pPr>
+      <w:r>
+        <w:rPr>
+          <w:rFonts w:ascii="Arial" w:cs="Arial" w:eastAsia="Arial" w:hAnsi="Arial"/>
+          <w:color w:val="111827"/>
+          <w:sz w:val="20"/>
+          <w:szCs w:val="20"/>
+        </w:rPr>
+        <w:t xml:space="preserve">These badges appear on the squad grid and the Players view list. Tap any player to open their full Training Profile.</w:t>
+      </w:r>
+    </w:p>
+    <w:p>
+      <w:pPr>
+        <w:spacing w:after="80" w:before="80"/>
+      </w:pPr>
+      <w:r>
+        <w:t xml:space="preserve"/>
+      </w:r>
+    </w:p>
+    <w:p>
+      <w:pPr>
+        <w:pStyle w:val="Heading2"/>
+        <w:spacing w:after="120" w:before="240"/>
+      </w:pPr>
+      <w:r>
+        <w:rPr>
+          <w:rFonts w:ascii="Arial" w:cs="Arial" w:eastAsia="Arial" w:hAnsi="Arial"/>
+          <w:b/>
+          <w:bCs/>
+          <w:color w:val="7F1212"/>
+          <w:sz w:val="22"/>
+          <w:szCs w:val="22"/>
+        </w:rPr>
+        <w:t xml:space="preserve">Player Training Profile</w:t>
       </w:r>
     </w:p>
     <w:tbl>
@@ -3307,7 +3940,7 @@
                 <w:sz w:val="18"/>
                 <w:szCs w:val="18"/>
               </w:rPr>
-              <w:t xml:space="preserve">Event</w:t>
+              <w:t xml:space="preserve">Section</w:t>
             </w:r>
           </w:p>
         </w:tc>
@@ -3342,7 +3975,7 @@
                 <w:sz w:val="18"/>
                 <w:szCs w:val="18"/>
               </w:rPr>
-              <w:t xml:space="preserve">Outcomes</w:t>
+              <w:t xml:space="preserve">What it shows</w:t>
             </w:r>
           </w:p>
         </w:tc>
@@ -3379,7 +4012,7 @@
                 <w:sz w:val="19"/>
                 <w:szCs w:val="19"/>
               </w:rPr>
-              <w:t xml:space="preserve">Ball Won</w:t>
+              <w:t xml:space="preserve">Attendance</w:t>
             </w:r>
           </w:p>
         </w:tc>
@@ -3414,7 +4047,7 @@
                 <w:sz w:val="19"/>
                 <w:szCs w:val="19"/>
               </w:rPr>
-              <w:t xml:space="preserve">In Contact / Tackle / Interception</w:t>
+              <w:t xml:space="preserve">% for the season, sessions attended, current streak, last 10 sessions as coloured dots</w:t>
             </w:r>
           </w:p>
         </w:tc>
@@ -3451,7 +4084,7 @@
                 <w:sz w:val="19"/>
                 <w:szCs w:val="19"/>
               </w:rPr>
-              <w:t xml:space="preserve">Ball Lost</w:t>
+              <w:t xml:space="preserve">Availability</w:t>
             </w:r>
           </w:p>
         </w:tc>
@@ -3486,7 +4119,7 @@
                 <w:sz w:val="19"/>
                 <w:szCs w:val="19"/>
               </w:rPr>
-              <w:t xml:space="preserve">Hand Pass / Kick Pass / In Contact / Handling / Over Carrying</w:t>
+              <w:t xml:space="preserve">Tap Available / Maybe / Unavailable for next match + optional reason note</w:t>
             </w:r>
           </w:p>
         </w:tc>
@@ -3523,7 +4156,7 @@
                 <w:sz w:val="19"/>
                 <w:szCs w:val="19"/>
               </w:rPr>
-              <w:t xml:space="preserve">Kickout</w:t>
+              <w:t xml:space="preserve">Skill Ratings</w:t>
             </w:r>
           </w:p>
         </w:tc>
@@ -3558,7 +4191,7 @@
                 <w:sz w:val="19"/>
                 <w:szCs w:val="19"/>
               </w:rPr>
-              <w:t xml:space="preserve">Won Clean / Break Won / Loss Clean / Break Loss / Short Won / Short Loss</w:t>
+              <w:t xml:space="preserve">8 skills rated 1–10 (Kicking, Handpass, Catching, Decision Making, Fitness, Work Rate, Tackling, Positioning). Tap Save Ratings to store.</w:t>
             </w:r>
           </w:p>
         </w:tc>
@@ -3595,7 +4228,7 @@
                 <w:sz w:val="19"/>
                 <w:szCs w:val="19"/>
               </w:rPr>
-              <w:t xml:space="preserve">45m Free</w:t>
+              <w:t xml:space="preserve">Notes</w:t>
             </w:r>
           </w:p>
         </w:tc>
@@ -3630,156 +4263,90 @@
                 <w:sz w:val="19"/>
                 <w:szCs w:val="19"/>
               </w:rPr>
-              <w:t xml:space="preserve">Scored / Wide / Short / Pass / Ball Lost</w:t>
-            </w:r>
-          </w:p>
-        </w:tc>
-      </w:tr>
-      <w:tr>
-        <w:tc>
-          <w:tcPr>
-            <w:tcW w:type="dxa" w:w="2800"/>
-            <w:tcBorders>
-              <w:top w:val="single" w:color="D1D5DB" w:sz="1"/>
-              <w:left w:val="single" w:color="D1D5DB" w:sz="1"/>
-              <w:bottom w:val="single" w:color="D1D5DB" w:sz="1"/>
-              <w:right w:val="single" w:color="D1D5DB" w:sz="1"/>
-            </w:tcBorders>
-            <w:shd w:fill="FFFFFF" w:val="clear"/>
-            <w:tcMar>
-              <w:top w:type="dxa" w:w="80"/>
-              <w:left w:type="dxa" w:w="120"/>
-              <w:bottom w:type="dxa" w:w="80"/>
-              <w:right w:type="dxa" w:w="120"/>
-            </w:tcMar>
-            <w:vAlign w:val="center"/>
-          </w:tcPr>
-          <w:p>
-            <w:pPr>
-              <w:jc w:val="left"/>
-            </w:pPr>
-            <w:r>
-              <w:rPr>
-                <w:rFonts w:ascii="Arial" w:cs="Arial" w:eastAsia="Arial" w:hAnsi="Arial"/>
-                <w:b/>
-                <w:bCs/>
-                <w:color w:val="111827"/>
-                <w:sz w:val="19"/>
-                <w:szCs w:val="19"/>
-              </w:rPr>
-              <w:t xml:space="preserve">Turnover Forced</w:t>
-            </w:r>
-          </w:p>
-        </w:tc>
-        <w:tc>
-          <w:tcPr>
-            <w:tcW w:type="dxa" w:w="6560"/>
-            <w:tcBorders>
-              <w:top w:val="single" w:color="D1D5DB" w:sz="1"/>
-              <w:left w:val="single" w:color="D1D5DB" w:sz="1"/>
-              <w:bottom w:val="single" w:color="D1D5DB" w:sz="1"/>
-              <w:right w:val="single" w:color="D1D5DB" w:sz="1"/>
-            </w:tcBorders>
-            <w:shd w:fill="FFFFFF" w:val="clear"/>
-            <w:tcMar>
-              <w:top w:type="dxa" w:w="80"/>
-              <w:left w:type="dxa" w:w="120"/>
-              <w:bottom w:type="dxa" w:w="80"/>
-              <w:right w:type="dxa" w:w="120"/>
-            </w:tcMar>
-            <w:vAlign w:val="center"/>
-          </w:tcPr>
-          <w:p>
-            <w:pPr>
-              <w:jc w:val="left"/>
-            </w:pPr>
-            <w:r>
-              <w:rPr>
-                <w:rFonts w:ascii="Arial" w:cs="Arial" w:eastAsia="Arial" w:hAnsi="Arial"/>
-                <w:b w:val="false"/>
-                <w:bCs w:val="false"/>
-                <w:color w:val="111827"/>
-                <w:sz w:val="19"/>
-                <w:szCs w:val="19"/>
-              </w:rPr>
-              <w:t xml:space="preserve">In Attack / Midfield / In Defence</w:t>
-            </w:r>
-          </w:p>
-        </w:tc>
-      </w:tr>
-      <w:tr>
-        <w:tc>
-          <w:tcPr>
-            <w:tcW w:type="dxa" w:w="2800"/>
-            <w:tcBorders>
-              <w:top w:val="single" w:color="D1D5DB" w:sz="1"/>
-              <w:left w:val="single" w:color="D1D5DB" w:sz="1"/>
-              <w:bottom w:val="single" w:color="D1D5DB" w:sz="1"/>
-              <w:right w:val="single" w:color="D1D5DB" w:sz="1"/>
-            </w:tcBorders>
-            <w:shd w:fill="FFFFFF" w:val="clear"/>
-            <w:tcMar>
-              <w:top w:type="dxa" w:w="80"/>
-              <w:left w:type="dxa" w:w="120"/>
-              <w:bottom w:type="dxa" w:w="80"/>
-              <w:right w:type="dxa" w:w="120"/>
-            </w:tcMar>
-            <w:vAlign w:val="center"/>
-          </w:tcPr>
-          <w:p>
-            <w:pPr>
-              <w:jc w:val="left"/>
-            </w:pPr>
-            <w:r>
-              <w:rPr>
-                <w:rFonts w:ascii="Arial" w:cs="Arial" w:eastAsia="Arial" w:hAnsi="Arial"/>
-                <w:b/>
-                <w:bCs/>
-                <w:color w:val="111827"/>
-                <w:sz w:val="19"/>
-                <w:szCs w:val="19"/>
-              </w:rPr>
-              <w:t xml:space="preserve">Mark</w:t>
-            </w:r>
-          </w:p>
-        </w:tc>
-        <w:tc>
-          <w:tcPr>
-            <w:tcW w:type="dxa" w:w="6560"/>
-            <w:tcBorders>
-              <w:top w:val="single" w:color="D1D5DB" w:sz="1"/>
-              <w:left w:val="single" w:color="D1D5DB" w:sz="1"/>
-              <w:bottom w:val="single" w:color="D1D5DB" w:sz="1"/>
-              <w:right w:val="single" w:color="D1D5DB" w:sz="1"/>
-            </w:tcBorders>
-            <w:shd w:fill="F3F4F6" w:val="clear"/>
-            <w:tcMar>
-              <w:top w:type="dxa" w:w="80"/>
-              <w:left w:type="dxa" w:w="120"/>
-              <w:bottom w:type="dxa" w:w="80"/>
-              <w:right w:type="dxa" w:w="120"/>
-            </w:tcMar>
-            <w:vAlign w:val="center"/>
-          </w:tcPr>
-          <w:p>
-            <w:pPr>
-              <w:jc w:val="left"/>
-            </w:pPr>
-            <w:r>
-              <w:rPr>
-                <w:rFonts w:ascii="Arial" w:cs="Arial" w:eastAsia="Arial" w:hAnsi="Arial"/>
-                <w:b w:val="false"/>
-                <w:bCs w:val="false"/>
-                <w:color w:val="111827"/>
-                <w:sz w:val="19"/>
-                <w:szCs w:val="19"/>
-              </w:rPr>
-              <w:t xml:space="preserve">Won / Lost</w:t>
+              <w:t xml:space="preserve">Free text notes with date, newest first</w:t>
             </w:r>
           </w:p>
         </w:tc>
       </w:tr>
     </w:tbl>
+    <w:p>
+      <w:pPr>
+        <w:spacing w:after="80" w:before="80"/>
+      </w:pPr>
+      <w:r>
+        <w:t xml:space="preserve"/>
+      </w:r>
+    </w:p>
+    <w:p>
+      <w:pPr>
+        <w:spacing w:after="120" w:before="120"/>
+        <w:ind w:left="360"/>
+      </w:pPr>
+      <w:r>
+        <w:rPr>
+          <w:rFonts w:ascii="Arial" w:cs="Arial" w:eastAsia="Arial" w:hAnsi="Arial"/>
+          <w:b/>
+          <w:bCs/>
+          <w:color w:val="7F1212"/>
+          <w:sz w:val="19"/>
+          <w:szCs w:val="19"/>
+        </w:rPr>
+        <w:t xml:space="preserve">Tip: </w:t>
+      </w:r>
+      <w:r>
+        <w:rPr>
+          <w:rFonts w:ascii="Arial" w:cs="Arial" w:eastAsia="Arial" w:hAnsi="Arial"/>
+          <w:i/>
+          <w:iCs/>
+          <w:color w:val="374151"/>
+          <w:sz w:val="19"/>
+          <w:szCs w:val="19"/>
+        </w:rPr>
+        <w:t xml:space="preserve">Availability icons (✅ ❌ 🤔) appear beside each player's name on the squad grid — useful for a quick pre-match scan.</w:t>
+      </w:r>
+    </w:p>
+    <w:p>
+      <w:pPr>
+        <w:spacing w:after="80" w:before="80"/>
+      </w:pPr>
+      <w:r>
+        <w:t xml:space="preserve"/>
+      </w:r>
+    </w:p>
+    <w:p>
+      <w:pPr>
+        <w:pStyle w:val="Heading1"/>
+        <w:pBdr>
+          <w:bottom w:val="single" w:color="991B1B" w:sz="4" w:space="4"/>
+        </w:pBdr>
+        <w:spacing w:after="160" w:before="320"/>
+      </w:pPr>
+      <w:r>
+        <w:rPr>
+          <w:rFonts w:ascii="Arial" w:cs="Arial" w:eastAsia="Arial" w:hAnsi="Arial"/>
+          <w:b/>
+          <w:bCs/>
+          <w:color w:val="111827"/>
+          <w:sz w:val="28"/>
+          <w:szCs w:val="28"/>
+        </w:rPr>
+        <w:t xml:space="preserve">9. Trial Tab</w:t>
+      </w:r>
+    </w:p>
+    <w:p>
+      <w:pPr>
+        <w:spacing w:after="80" w:before="80"/>
+      </w:pPr>
+      <w:r>
+        <w:rPr>
+          <w:rFonts w:ascii="Arial" w:cs="Arial" w:eastAsia="Arial" w:hAnsi="Arial"/>
+          <w:color w:val="111827"/>
+          <w:sz w:val="20"/>
+          <w:szCs w:val="20"/>
+        </w:rPr>
+        <w:t xml:space="preserve">Access via Squad tab → 🧪 Trial. Manage a structured multi-week player evaluation process.</w:t>
+      </w:r>
+    </w:p>
     <w:p>
       <w:pPr>
         <w:spacing w:after="80" w:before="80"/>
@@ -3802,12 +4369,17 @@
           <w:sz w:val="22"/>
           <w:szCs w:val="22"/>
         </w:rPr>
-        <w:t xml:space="preserve">Discipline Section (collapsed by default)</w:t>
-      </w:r>
-    </w:p>
-    <w:p>
-      <w:pPr>
-        <w:spacing w:after="80" w:before="80"/>
+        <w:t xml:space="preserve">Creating a Trial</w:t>
+      </w:r>
+    </w:p>
+    <w:p>
+      <w:pPr>
+        <w:pStyle w:val="ListParagraph"/>
+        <w:numPr>
+          <w:ilvl w:val="0"/>
+          <w:numId w:val="2"/>
+        </w:numPr>
+        <w:spacing w:after="60" w:before="60"/>
       </w:pPr>
       <w:r>
         <w:rPr>
@@ -3816,7 +4388,45 @@
           <w:sz w:val="20"/>
           <w:szCs w:val="20"/>
         </w:rPr>
-        <w:t xml:space="preserve">Tap the Discipline heading to expand. Foul Given (Shooting / Cynical / Dangerous / Dissent) and Card (Yellow / Black / Red). Tag a player for maximum value.</w:t>
+        <w:t xml:space="preserve">Tap + New Trial</w:t>
+      </w:r>
+    </w:p>
+    <w:p>
+      <w:pPr>
+        <w:pStyle w:val="ListParagraph"/>
+        <w:numPr>
+          <w:ilvl w:val="0"/>
+          <w:numId w:val="2"/>
+        </w:numPr>
+        <w:spacing w:after="60" w:before="60"/>
+      </w:pPr>
+      <w:r>
+        <w:rPr>
+          <w:rFonts w:ascii="Arial" w:cs="Arial" w:eastAsia="Arial" w:hAnsi="Arial"/>
+          <w:color w:val="111827"/>
+          <w:sz w:val="20"/>
+          <w:szCs w:val="20"/>
+        </w:rPr>
+        <w:t xml:space="preserve">Enter a name (e.g. Senior Trial 2026), start date and season</w:t>
+      </w:r>
+    </w:p>
+    <w:p>
+      <w:pPr>
+        <w:pStyle w:val="ListParagraph"/>
+        <w:numPr>
+          <w:ilvl w:val="0"/>
+          <w:numId w:val="2"/>
+        </w:numPr>
+        <w:spacing w:after="60" w:before="60"/>
+      </w:pPr>
+      <w:r>
+        <w:rPr>
+          <w:rFonts w:ascii="Arial" w:cs="Arial" w:eastAsia="Arial" w:hAnsi="Arial"/>
+          <w:color w:val="111827"/>
+          <w:sz w:val="20"/>
+          <w:szCs w:val="20"/>
+        </w:rPr>
+        <w:t xml:space="preserve">Tap Create Trial</w:t>
       </w:r>
     </w:p>
     <w:p>
@@ -3841,7 +4451,7 @@
           <w:sz w:val="22"/>
           <w:szCs w:val="22"/>
         </w:rPr>
-        <w:t xml:space="preserve">Custom Events</w:t>
+        <w:t xml:space="preserve">Adding Trialists</w:t>
       </w:r>
     </w:p>
     <w:p>
@@ -3855,7 +4465,7 @@
           <w:sz w:val="20"/>
           <w:szCs w:val="20"/>
         </w:rPr>
-        <w:t xml:space="preserve">Any custom events created in ⚙️ Event Settings automatically appear in the correct section of the Record tab (Live or Both context). They work identically to built-in events including player tagging and performance scoring.</w:t>
+        <w:t xml:space="preserve">Inside a trial → Trialists tab → + Add Trialist. Enter name, position and age group.</w:t>
       </w:r>
     </w:p>
     <w:p>
@@ -3864,214 +4474,6 @@
       </w:pPr>
       <w:r>
         <w:t xml:space="preserve"/>
-      </w:r>
-    </w:p>
-    <w:p>
-      <w:pPr>
-        <w:pStyle w:val="Heading1"/>
-        <w:pBdr>
-          <w:bottom w:val="single" w:color="991B1B" w:sz="4" w:space="4"/>
-        </w:pBdr>
-        <w:spacing w:after="160" w:before="320"/>
-      </w:pPr>
-      <w:r>
-        <w:rPr>
-          <w:rFonts w:ascii="Arial" w:cs="Arial" w:eastAsia="Arial" w:hAnsi="Arial"/>
-          <w:b/>
-          <w:bCs/>
-          <w:color w:val="111827"/>
-          <w:sz w:val="28"/>
-          <w:szCs w:val="28"/>
-        </w:rPr>
-        <w:t xml:space="preserve">7. Tagging Events to Players</w:t>
-      </w:r>
-    </w:p>
-    <w:p>
-      <w:pPr>
-        <w:spacing w:after="80" w:before="80"/>
-      </w:pPr>
-      <w:r>
-        <w:rPr>
-          <w:rFonts w:ascii="Arial" w:cs="Arial" w:eastAsia="Arial" w:hAnsi="Arial"/>
-          <w:color w:val="111827"/>
-          <w:sz w:val="20"/>
-          <w:szCs w:val="20"/>
-        </w:rPr>
-        <w:t xml:space="preserve">Any event can be tagged to a specific player. In the outcome panel, tap a player's name before selecting the outcome. Tagged events contribute to the player's Performance Score.</w:t>
-      </w:r>
-    </w:p>
-    <w:p>
-      <w:pPr>
-        <w:spacing w:after="120" w:before="120"/>
-        <w:ind w:left="360"/>
-      </w:pPr>
-      <w:r>
-        <w:rPr>
-          <w:rFonts w:ascii="Arial" w:cs="Arial" w:eastAsia="Arial" w:hAnsi="Arial"/>
-          <w:b/>
-          <w:bCs/>
-          <w:color w:val="7F1212"/>
-          <w:sz w:val="19"/>
-          <w:szCs w:val="19"/>
-        </w:rPr>
-        <w:t xml:space="preserve">Tip: </w:t>
-      </w:r>
-      <w:r>
-        <w:rPr>
-          <w:rFonts w:ascii="Arial" w:cs="Arial" w:eastAsia="Arial" w:hAnsi="Arial"/>
-          <w:i/>
-          <w:iCs/>
-          <w:color w:val="374151"/>
-          <w:sz w:val="19"/>
-          <w:szCs w:val="19"/>
-        </w:rPr>
-        <w:t xml:space="preserve">Tag cards to players — they are much less useful without knowing who received them.</w:t>
-      </w:r>
-    </w:p>
-    <w:p>
-      <w:pPr>
-        <w:spacing w:after="80" w:before="80"/>
-      </w:pPr>
-      <w:r>
-        <w:t xml:space="preserve"/>
-      </w:r>
-    </w:p>
-    <w:p>
-      <w:pPr>
-        <w:pStyle w:val="Heading1"/>
-        <w:pBdr>
-          <w:bottom w:val="single" w:color="991B1B" w:sz="4" w:space="4"/>
-        </w:pBdr>
-        <w:spacing w:after="160" w:before="320"/>
-      </w:pPr>
-      <w:r>
-        <w:rPr>
-          <w:rFonts w:ascii="Arial" w:cs="Arial" w:eastAsia="Arial" w:hAnsi="Arial"/>
-          <w:b/>
-          <w:bCs/>
-          <w:color w:val="111827"/>
-          <w:sz w:val="28"/>
-          <w:szCs w:val="28"/>
-        </w:rPr>
-        <w:t xml:space="preserve">8. Trends Tab</w:t>
-      </w:r>
-    </w:p>
-    <w:p>
-      <w:pPr>
-        <w:spacing w:after="80" w:before="80"/>
-      </w:pPr>
-      <w:r>
-        <w:rPr>
-          <w:rFonts w:ascii="Arial" w:cs="Arial" w:eastAsia="Arial" w:hAnsi="Arial"/>
-          <w:color w:val="111827"/>
-          <w:sz w:val="20"/>
-          <w:szCs w:val="20"/>
-        </w:rPr>
-        <w:t xml:space="preserve">Shows live analysis as you record events. If no events have been recorded yet, an empty state prompt is shown.</w:t>
-      </w:r>
-    </w:p>
-    <w:p>
-      <w:pPr>
-        <w:pStyle w:val="ListParagraph"/>
-        <w:numPr>
-          <w:ilvl w:val="0"/>
-          <w:numId w:val="3"/>
-        </w:numPr>
-        <w:spacing w:after="60" w:before="60"/>
-      </w:pPr>
-      <w:r>
-        <w:rPr>
-          <w:rFonts w:ascii="Arial" w:cs="Arial" w:eastAsia="Arial" w:hAnsi="Arial"/>
-          <w:color w:val="111827"/>
-          <w:sz w:val="20"/>
-          <w:szCs w:val="20"/>
-        </w:rPr>
-        <w:t xml:space="preserve">Possession % — rolling balance based on Ball Won / Lost events</w:t>
-      </w:r>
-    </w:p>
-    <w:p>
-      <w:pPr>
-        <w:pStyle w:val="ListParagraph"/>
-        <w:numPr>
-          <w:ilvl w:val="0"/>
-          <w:numId w:val="3"/>
-        </w:numPr>
-        <w:spacing w:after="60" w:before="60"/>
-      </w:pPr>
-      <w:r>
-        <w:rPr>
-          <w:rFonts w:ascii="Arial" w:cs="Arial" w:eastAsia="Arial" w:hAnsi="Arial"/>
-          <w:color w:val="111827"/>
-          <w:sz w:val="20"/>
-          <w:szCs w:val="20"/>
-        </w:rPr>
-        <w:t xml:space="preserve">Score Trend — timeline showing how the score gap changed</w:t>
-      </w:r>
-    </w:p>
-    <w:p>
-      <w:pPr>
-        <w:pStyle w:val="ListParagraph"/>
-        <w:numPr>
-          <w:ilvl w:val="0"/>
-          <w:numId w:val="3"/>
-        </w:numPr>
-        <w:spacing w:after="60" w:before="60"/>
-      </w:pPr>
-      <w:r>
-        <w:rPr>
-          <w:rFonts w:ascii="Arial" w:cs="Arial" w:eastAsia="Arial" w:hAnsi="Arial"/>
-          <w:color w:val="111827"/>
-          <w:sz w:val="20"/>
-          <w:szCs w:val="20"/>
-        </w:rPr>
-        <w:t xml:space="preserve">Match Momentum — scoring runs and momentum swings</w:t>
-      </w:r>
-    </w:p>
-    <w:p>
-      <w:pPr>
-        <w:pStyle w:val="ListParagraph"/>
-        <w:numPr>
-          <w:ilvl w:val="0"/>
-          <w:numId w:val="3"/>
-        </w:numPr>
-        <w:spacing w:after="60" w:before="60"/>
-      </w:pPr>
-      <w:r>
-        <w:rPr>
-          <w:rFonts w:ascii="Arial" w:cs="Arial" w:eastAsia="Arial" w:hAnsi="Arial"/>
-          <w:color w:val="111827"/>
-          <w:sz w:val="20"/>
-          <w:szCs w:val="20"/>
-        </w:rPr>
-        <w:t xml:space="preserve">Team Possession Breakdown — how possession was gained and lost</w:t>
-      </w:r>
-    </w:p>
-    <w:p>
-      <w:pPr>
-        <w:spacing w:after="80" w:before="80"/>
-      </w:pPr>
-      <w:r>
-        <w:t xml:space="preserve"/>
-      </w:r>
-    </w:p>
-    <w:p>
-      <w:pPr>
-        <w:pStyle w:val="Heading1"/>
-        <w:pBdr>
-          <w:bottom w:val="single" w:color="991B1B" w:sz="4" w:space="4"/>
-        </w:pBdr>
-        <w:spacing w:after="160" w:before="320"/>
-      </w:pPr>
-      <w:r>
-        <w:rPr>
-          <w:rFonts w:ascii="Arial" w:cs="Arial" w:eastAsia="Arial" w:hAnsi="Arial"/>
-          <w:b/>
-          <w:bCs/>
-          <w:color w:val="111827"/>
-          <w:sz w:val="28"/>
-          <w:szCs w:val="28"/>
-        </w:rPr>
-        <w:t xml:space="preserve">9. Squad Tab</w:t>
       </w:r>
     </w:p>
     <w:p>
@@ -4088,12 +4490,17 @@
           <w:sz w:val="22"/>
           <w:szCs w:val="22"/>
         </w:rPr>
-        <w:t xml:space="preserve">Managing Your Squad</w:t>
-      </w:r>
-    </w:p>
-    <w:p>
-      <w:pPr>
-        <w:spacing w:after="80" w:before="80"/>
+        <w:t xml:space="preserve">Recording a Session</w:t>
+      </w:r>
+    </w:p>
+    <w:p>
+      <w:pPr>
+        <w:pStyle w:val="ListParagraph"/>
+        <w:numPr>
+          <w:ilvl w:val="0"/>
+          <w:numId w:val="2"/>
+        </w:numPr>
+        <w:spacing w:after="60" w:before="60"/>
       </w:pPr>
       <w:r>
         <w:rPr>
@@ -4102,7 +4509,64 @@
           <w:sz w:val="20"/>
           <w:szCs w:val="20"/>
         </w:rPr>
-        <w:t xml:space="preserve">The Squad tab shows a 34-slot grid. Tap any slot to open the player editor. Enter the player's name and tap Save Player — the button sits directly below the name field. Position selection is below and optional.</w:t>
+        <w:t xml:space="preserve">Sessions tab → + New Session</w:t>
+      </w:r>
+    </w:p>
+    <w:p>
+      <w:pPr>
+        <w:pStyle w:val="ListParagraph"/>
+        <w:numPr>
+          <w:ilvl w:val="0"/>
+          <w:numId w:val="2"/>
+        </w:numPr>
+        <w:spacing w:after="60" w:before="60"/>
+      </w:pPr>
+      <w:r>
+        <w:rPr>
+          <w:rFonts w:ascii="Arial" w:cs="Arial" w:eastAsia="Arial" w:hAnsi="Arial"/>
+          <w:color w:val="111827"/>
+          <w:sz w:val="20"/>
+          <w:szCs w:val="20"/>
+        </w:rPr>
+        <w:t xml:space="preserve">Set date and optional label (e.g. Week 1)</w:t>
+      </w:r>
+    </w:p>
+    <w:p>
+      <w:pPr>
+        <w:pStyle w:val="ListParagraph"/>
+        <w:numPr>
+          <w:ilvl w:val="0"/>
+          <w:numId w:val="2"/>
+        </w:numPr>
+        <w:spacing w:after="60" w:before="60"/>
+      </w:pPr>
+      <w:r>
+        <w:rPr>
+          <w:rFonts w:ascii="Arial" w:cs="Arial" w:eastAsia="Arial" w:hAnsi="Arial"/>
+          <w:color w:val="111827"/>
+          <w:sz w:val="20"/>
+          <w:szCs w:val="20"/>
+        </w:rPr>
+        <w:t xml:space="preserve">For each trialist: mark Present or Absent, tap a grade 1–10, set Invite Back / Maybe / Not Invited, and add optional notes</w:t>
+      </w:r>
+    </w:p>
+    <w:p>
+      <w:pPr>
+        <w:pStyle w:val="ListParagraph"/>
+        <w:numPr>
+          <w:ilvl w:val="0"/>
+          <w:numId w:val="2"/>
+        </w:numPr>
+        <w:spacing w:after="60" w:before="60"/>
+      </w:pPr>
+      <w:r>
+        <w:rPr>
+          <w:rFonts w:ascii="Arial" w:cs="Arial" w:eastAsia="Arial" w:hAnsi="Arial"/>
+          <w:color w:val="111827"/>
+          <w:sz w:val="20"/>
+          <w:szCs w:val="20"/>
+        </w:rPr>
+        <w:t xml:space="preserve">Tap Save Session</w:t>
       </w:r>
     </w:p>
     <w:p>
@@ -4127,535 +4591,7 @@
           <w:sz w:val="22"/>
           <w:szCs w:val="22"/>
         </w:rPr>
-        <w:t xml:space="preserve">Player Stats &amp; Performance Score</w:t>
-      </w:r>
-    </w:p>
-    <w:p>
-      <w:pPr>
-        <w:spacing w:after="80" w:before="80"/>
-      </w:pPr>
-      <w:r>
-        <w:rPr>
-          <w:rFonts w:ascii="Arial" w:cs="Arial" w:eastAsia="Arial" w:hAnsi="Arial"/>
-          <w:color w:val="111827"/>
-          <w:sz w:val="20"/>
-          <w:szCs w:val="20"/>
-        </w:rPr>
-        <w:t xml:space="preserve">The Player Stats sub-tab shows a breakdown of all events tagged to each player. Each player card displays a Performance Score in the top right corner — a number calculated from all their tagged events using the configured performance point values.</w:t>
-      </w:r>
-    </w:p>
-    <w:p>
-      <w:pPr>
-        <w:spacing w:after="80" w:before="80"/>
-      </w:pPr>
-      <w:r>
-        <w:t xml:space="preserve"/>
-      </w:r>
-    </w:p>
-    <w:tbl>
-      <w:tblPr>
-        <w:tblW w:type="dxa" w:w="9360"/>
-        <w:tblBorders>
-          <w:top w:val="single" w:color="auto" w:sz="4"/>
-          <w:left w:val="single" w:color="auto" w:sz="4"/>
-          <w:bottom w:val="single" w:color="auto" w:sz="4"/>
-          <w:right w:val="single" w:color="auto" w:sz="4"/>
-          <w:insideH w:val="single" w:color="auto" w:sz="4"/>
-          <w:insideV w:val="single" w:color="auto" w:sz="4"/>
-        </w:tblBorders>
-      </w:tblPr>
-      <w:tblGrid>
-        <w:gridCol w:w="2000"/>
-        <w:gridCol w:w="7360"/>
-      </w:tblGrid>
-      <w:tr>
-        <w:tc>
-          <w:tcPr>
-            <w:tcW w:type="dxa" w:w="2000"/>
-            <w:tcBorders>
-              <w:top w:val="single" w:color="D1D5DB" w:sz="1"/>
-              <w:left w:val="single" w:color="D1D5DB" w:sz="1"/>
-              <w:bottom w:val="single" w:color="D1D5DB" w:sz="1"/>
-              <w:right w:val="single" w:color="D1D5DB" w:sz="1"/>
-            </w:tcBorders>
-            <w:shd w:fill="991B1B" w:val="clear"/>
-            <w:tcMar>
-              <w:top w:type="dxa" w:w="80"/>
-              <w:left w:type="dxa" w:w="120"/>
-              <w:bottom w:type="dxa" w:w="80"/>
-              <w:right w:type="dxa" w:w="120"/>
-            </w:tcMar>
-            <w:vAlign w:val="center"/>
-          </w:tcPr>
-          <w:p>
-            <w:pPr>
-              <w:jc w:val="left"/>
-            </w:pPr>
-            <w:r>
-              <w:rPr>
-                <w:rFonts w:ascii="Arial" w:cs="Arial" w:eastAsia="Arial" w:hAnsi="Arial"/>
-                <w:b/>
-                <w:bCs/>
-                <w:color w:val="FFFFFF"/>
-                <w:sz w:val="18"/>
-                <w:szCs w:val="18"/>
-              </w:rPr>
-              <w:t xml:space="preserve">Score</w:t>
-            </w:r>
-          </w:p>
-        </w:tc>
-        <w:tc>
-          <w:tcPr>
-            <w:tcW w:type="dxa" w:w="7360"/>
-            <w:tcBorders>
-              <w:top w:val="single" w:color="D1D5DB" w:sz="1"/>
-              <w:left w:val="single" w:color="D1D5DB" w:sz="1"/>
-              <w:bottom w:val="single" w:color="D1D5DB" w:sz="1"/>
-              <w:right w:val="single" w:color="D1D5DB" w:sz="1"/>
-            </w:tcBorders>
-            <w:shd w:fill="991B1B" w:val="clear"/>
-            <w:tcMar>
-              <w:top w:type="dxa" w:w="80"/>
-              <w:left w:type="dxa" w:w="120"/>
-              <w:bottom w:type="dxa" w:w="80"/>
-              <w:right w:type="dxa" w:w="120"/>
-            </w:tcMar>
-            <w:vAlign w:val="center"/>
-          </w:tcPr>
-          <w:p>
-            <w:pPr>
-              <w:jc w:val="left"/>
-            </w:pPr>
-            <w:r>
-              <w:rPr>
-                <w:rFonts w:ascii="Arial" w:cs="Arial" w:eastAsia="Arial" w:hAnsi="Arial"/>
-                <w:b/>
-                <w:bCs/>
-                <w:color w:val="FFFFFF"/>
-                <w:sz w:val="18"/>
-                <w:szCs w:val="18"/>
-              </w:rPr>
-              <w:t xml:space="preserve">What it means</w:t>
-            </w:r>
-          </w:p>
-        </w:tc>
-      </w:tr>
-      <w:tr>
-        <w:tc>
-          <w:tcPr>
-            <w:tcW w:type="dxa" w:w="2000"/>
-            <w:tcBorders>
-              <w:top w:val="single" w:color="D1D5DB" w:sz="1"/>
-              <w:left w:val="single" w:color="D1D5DB" w:sz="1"/>
-              <w:bottom w:val="single" w:color="D1D5DB" w:sz="1"/>
-              <w:right w:val="single" w:color="D1D5DB" w:sz="1"/>
-            </w:tcBorders>
-            <w:shd w:fill="FFFFFF" w:val="clear"/>
-            <w:tcMar>
-              <w:top w:type="dxa" w:w="80"/>
-              <w:left w:type="dxa" w:w="120"/>
-              <w:bottom w:type="dxa" w:w="80"/>
-              <w:right w:type="dxa" w:w="120"/>
-            </w:tcMar>
-            <w:vAlign w:val="center"/>
-          </w:tcPr>
-          <w:p>
-            <w:pPr>
-              <w:jc w:val="left"/>
-            </w:pPr>
-            <w:r>
-              <w:rPr>
-                <w:rFonts w:ascii="Arial" w:cs="Arial" w:eastAsia="Arial" w:hAnsi="Arial"/>
-                <w:b/>
-                <w:bCs/>
-                <w:color w:val="111827"/>
-                <w:sz w:val="19"/>
-                <w:szCs w:val="19"/>
-              </w:rPr>
-              <w:t xml:space="preserve">Green (+14)</w:t>
-            </w:r>
-          </w:p>
-        </w:tc>
-        <w:tc>
-          <w:tcPr>
-            <w:tcW w:type="dxa" w:w="7360"/>
-            <w:tcBorders>
-              <w:top w:val="single" w:color="D1D5DB" w:sz="1"/>
-              <w:left w:val="single" w:color="D1D5DB" w:sz="1"/>
-              <w:bottom w:val="single" w:color="D1D5DB" w:sz="1"/>
-              <w:right w:val="single" w:color="D1D5DB" w:sz="1"/>
-            </w:tcBorders>
-            <w:shd w:fill="FFFFFF" w:val="clear"/>
-            <w:tcMar>
-              <w:top w:type="dxa" w:w="80"/>
-              <w:left w:type="dxa" w:w="120"/>
-              <w:bottom w:type="dxa" w:w="80"/>
-              <w:right w:type="dxa" w:w="120"/>
-            </w:tcMar>
-            <w:vAlign w:val="center"/>
-          </w:tcPr>
-          <w:p>
-            <w:pPr>
-              <w:jc w:val="left"/>
-            </w:pPr>
-            <w:r>
-              <w:rPr>
-                <w:rFonts w:ascii="Arial" w:cs="Arial" w:eastAsia="Arial" w:hAnsi="Arial"/>
-                <w:b w:val="false"/>
-                <w:bCs w:val="false"/>
-                <w:color w:val="111827"/>
-                <w:sz w:val="19"/>
-                <w:szCs w:val="19"/>
-              </w:rPr>
-              <w:t xml:space="preserve">Positive overall contribution — more good actions than mistakes</w:t>
-            </w:r>
-          </w:p>
-        </w:tc>
-      </w:tr>
-      <w:tr>
-        <w:tc>
-          <w:tcPr>
-            <w:tcW w:type="dxa" w:w="2000"/>
-            <w:tcBorders>
-              <w:top w:val="single" w:color="D1D5DB" w:sz="1"/>
-              <w:left w:val="single" w:color="D1D5DB" w:sz="1"/>
-              <w:bottom w:val="single" w:color="D1D5DB" w:sz="1"/>
-              <w:right w:val="single" w:color="D1D5DB" w:sz="1"/>
-            </w:tcBorders>
-            <w:shd w:fill="FFFFFF" w:val="clear"/>
-            <w:tcMar>
-              <w:top w:type="dxa" w:w="80"/>
-              <w:left w:type="dxa" w:w="120"/>
-              <w:bottom w:type="dxa" w:w="80"/>
-              <w:right w:type="dxa" w:w="120"/>
-            </w:tcMar>
-            <w:vAlign w:val="center"/>
-          </w:tcPr>
-          <w:p>
-            <w:pPr>
-              <w:jc w:val="left"/>
-            </w:pPr>
-            <w:r>
-              <w:rPr>
-                <w:rFonts w:ascii="Arial" w:cs="Arial" w:eastAsia="Arial" w:hAnsi="Arial"/>
-                <w:b/>
-                <w:bCs/>
-                <w:color w:val="111827"/>
-                <w:sz w:val="19"/>
-                <w:szCs w:val="19"/>
-              </w:rPr>
-              <w:t xml:space="preserve">Red (-3)</w:t>
-            </w:r>
-          </w:p>
-        </w:tc>
-        <w:tc>
-          <w:tcPr>
-            <w:tcW w:type="dxa" w:w="7360"/>
-            <w:tcBorders>
-              <w:top w:val="single" w:color="D1D5DB" w:sz="1"/>
-              <w:left w:val="single" w:color="D1D5DB" w:sz="1"/>
-              <w:bottom w:val="single" w:color="D1D5DB" w:sz="1"/>
-              <w:right w:val="single" w:color="D1D5DB" w:sz="1"/>
-            </w:tcBorders>
-            <w:shd w:fill="F3F4F6" w:val="clear"/>
-            <w:tcMar>
-              <w:top w:type="dxa" w:w="80"/>
-              <w:left w:type="dxa" w:w="120"/>
-              <w:bottom w:type="dxa" w:w="80"/>
-              <w:right w:type="dxa" w:w="120"/>
-            </w:tcMar>
-            <w:vAlign w:val="center"/>
-          </w:tcPr>
-          <w:p>
-            <w:pPr>
-              <w:jc w:val="left"/>
-            </w:pPr>
-            <w:r>
-              <w:rPr>
-                <w:rFonts w:ascii="Arial" w:cs="Arial" w:eastAsia="Arial" w:hAnsi="Arial"/>
-                <w:b w:val="false"/>
-                <w:bCs w:val="false"/>
-                <w:color w:val="111827"/>
-                <w:sz w:val="19"/>
-                <w:szCs w:val="19"/>
-              </w:rPr>
-              <w:t xml:space="preserve">More negative events than positive</w:t>
-            </w:r>
-          </w:p>
-        </w:tc>
-      </w:tr>
-      <w:tr>
-        <w:tc>
-          <w:tcPr>
-            <w:tcW w:type="dxa" w:w="2000"/>
-            <w:tcBorders>
-              <w:top w:val="single" w:color="D1D5DB" w:sz="1"/>
-              <w:left w:val="single" w:color="D1D5DB" w:sz="1"/>
-              <w:bottom w:val="single" w:color="D1D5DB" w:sz="1"/>
-              <w:right w:val="single" w:color="D1D5DB" w:sz="1"/>
-            </w:tcBorders>
-            <w:shd w:fill="FFFFFF" w:val="clear"/>
-            <w:tcMar>
-              <w:top w:type="dxa" w:w="80"/>
-              <w:left w:type="dxa" w:w="120"/>
-              <w:bottom w:type="dxa" w:w="80"/>
-              <w:right w:type="dxa" w:w="120"/>
-            </w:tcMar>
-            <w:vAlign w:val="center"/>
-          </w:tcPr>
-          <w:p>
-            <w:pPr>
-              <w:jc w:val="left"/>
-            </w:pPr>
-            <w:r>
-              <w:rPr>
-                <w:rFonts w:ascii="Arial" w:cs="Arial" w:eastAsia="Arial" w:hAnsi="Arial"/>
-                <w:b/>
-                <w:bCs/>
-                <w:color w:val="111827"/>
-                <w:sz w:val="19"/>
-                <w:szCs w:val="19"/>
-              </w:rPr>
-              <w:t xml:space="preserve">Grey (0)</w:t>
-            </w:r>
-          </w:p>
-        </w:tc>
-        <w:tc>
-          <w:tcPr>
-            <w:tcW w:type="dxa" w:w="7360"/>
-            <w:tcBorders>
-              <w:top w:val="single" w:color="D1D5DB" w:sz="1"/>
-              <w:left w:val="single" w:color="D1D5DB" w:sz="1"/>
-              <w:bottom w:val="single" w:color="D1D5DB" w:sz="1"/>
-              <w:right w:val="single" w:color="D1D5DB" w:sz="1"/>
-            </w:tcBorders>
-            <w:shd w:fill="FFFFFF" w:val="clear"/>
-            <w:tcMar>
-              <w:top w:type="dxa" w:w="80"/>
-              <w:left w:type="dxa" w:w="120"/>
-              <w:bottom w:type="dxa" w:w="80"/>
-              <w:right w:type="dxa" w:w="120"/>
-            </w:tcMar>
-            <w:vAlign w:val="center"/>
-          </w:tcPr>
-          <w:p>
-            <w:pPr>
-              <w:jc w:val="left"/>
-            </w:pPr>
-            <w:r>
-              <w:rPr>
-                <w:rFonts w:ascii="Arial" w:cs="Arial" w:eastAsia="Arial" w:hAnsi="Arial"/>
-                <w:b w:val="false"/>
-                <w:bCs w:val="false"/>
-                <w:color w:val="111827"/>
-                <w:sz w:val="19"/>
-                <w:szCs w:val="19"/>
-              </w:rPr>
-              <w:t xml:space="preserve">No events tagged, or balanced positive/negative</w:t>
-            </w:r>
-          </w:p>
-        </w:tc>
-      </w:tr>
-    </w:tbl>
-    <w:p>
-      <w:pPr>
-        <w:spacing w:after="80" w:before="80"/>
-      </w:pPr>
-      <w:r>
-        <w:t xml:space="preserve"/>
-      </w:r>
-    </w:p>
-    <w:p>
-      <w:pPr>
-        <w:spacing w:after="80" w:before="80"/>
-      </w:pPr>
-      <w:r>
-        <w:rPr>
-          <w:rFonts w:ascii="Arial" w:cs="Arial" w:eastAsia="Arial" w:hAnsi="Arial"/>
-          <w:color w:val="111827"/>
-          <w:sz w:val="20"/>
-          <w:szCs w:val="20"/>
-        </w:rPr>
-        <w:t xml:space="preserve">Default performance values: Goal +8, Point +5, Tackle +4, Turnover Forced (Attack) +5, Red Card -8, Wide -1. All values are configurable in ⚙️ Settings.</w:t>
-      </w:r>
-    </w:p>
-    <w:p>
-      <w:pPr>
-        <w:spacing w:after="80" w:before="80"/>
-      </w:pPr>
-      <w:r>
-        <w:t xml:space="preserve"/>
-      </w:r>
-    </w:p>
-    <w:p>
-      <w:pPr>
-        <w:pStyle w:val="Heading2"/>
-        <w:spacing w:after="120" w:before="240"/>
-      </w:pPr>
-      <w:r>
-        <w:rPr>
-          <w:rFonts w:ascii="Arial" w:cs="Arial" w:eastAsia="Arial" w:hAnsi="Arial"/>
-          <w:b/>
-          <w:bCs/>
-          <w:color w:val="7F1212"/>
-          <w:sz w:val="22"/>
-          <w:szCs w:val="22"/>
-        </w:rPr>
-        <w:t xml:space="preserve">Team Sheet</w:t>
-      </w:r>
-    </w:p>
-    <w:p>
-      <w:pPr>
-        <w:spacing w:after="80" w:before="80"/>
-      </w:pPr>
-      <w:r>
-        <w:rPr>
-          <w:rFonts w:ascii="Arial" w:cs="Arial" w:eastAsia="Arial" w:hAnsi="Arial"/>
-          <w:color w:val="111827"/>
-          <w:sz w:val="20"/>
-          <w:szCs w:val="20"/>
-        </w:rPr>
-        <w:t xml:space="preserve">Tap Team Sheet to see the squad in a standard GAA formation. Tap 🖨️ Print / Save PDF to export.</w:t>
-      </w:r>
-    </w:p>
-    <w:p>
-      <w:pPr>
-        <w:spacing w:after="80" w:before="80"/>
-      </w:pPr>
-      <w:r>
-        <w:t xml:space="preserve"/>
-      </w:r>
-    </w:p>
-    <w:p>
-      <w:pPr>
-        <w:pStyle w:val="Heading1"/>
-        <w:pBdr>
-          <w:bottom w:val="single" w:color="991B1B" w:sz="4" w:space="4"/>
-        </w:pBdr>
-        <w:spacing w:after="160" w:before="320"/>
-      </w:pPr>
-      <w:r>
-        <w:rPr>
-          <w:rFonts w:ascii="Arial" w:cs="Arial" w:eastAsia="Arial" w:hAnsi="Arial"/>
-          <w:b/>
-          <w:bCs/>
-          <w:color w:val="111827"/>
-          <w:sz w:val="28"/>
-          <w:szCs w:val="28"/>
-        </w:rPr>
-        <w:t xml:space="preserve">10. Stats Tab</w:t>
-      </w:r>
-    </w:p>
-    <w:p>
-      <w:pPr>
-        <w:spacing w:after="80" w:before="80"/>
-      </w:pPr>
-      <w:r>
-        <w:rPr>
-          <w:rFonts w:ascii="Arial" w:cs="Arial" w:eastAsia="Arial" w:hAnsi="Arial"/>
-          <w:color w:val="111827"/>
-          <w:sz w:val="20"/>
-          <w:szCs w:val="20"/>
-        </w:rPr>
-        <w:t xml:space="preserve">The full match statistics table comparing both teams. The heading shows 'Live Match' or the loaded match name. Video tags section appears when a tagged match is reloaded.</w:t>
-      </w:r>
-    </w:p>
-    <w:p>
-      <w:pPr>
-        <w:spacing w:after="80" w:before="80"/>
-      </w:pPr>
-      <w:r>
-        <w:rPr>
-          <w:rFonts w:ascii="Arial" w:cs="Arial" w:eastAsia="Arial" w:hAnsi="Arial"/>
-          <w:color w:val="111827"/>
-          <w:sz w:val="20"/>
-          <w:szCs w:val="20"/>
-        </w:rPr>
-        <w:t xml:space="preserve">Tap Save Match to save — the banner turns green to confirm and the match syncs to your account.</w:t>
-      </w:r>
-    </w:p>
-    <w:p>
-      <w:pPr>
-        <w:spacing w:after="80" w:before="80"/>
-      </w:pPr>
-      <w:r>
-        <w:t xml:space="preserve"/>
-      </w:r>
-    </w:p>
-    <w:p>
-      <w:pPr>
-        <w:pStyle w:val="Heading1"/>
-        <w:pBdr>
-          <w:bottom w:val="single" w:color="991B1B" w:sz="4" w:space="4"/>
-        </w:pBdr>
-        <w:spacing w:after="160" w:before="320"/>
-      </w:pPr>
-      <w:r>
-        <w:rPr>
-          <w:rFonts w:ascii="Arial" w:cs="Arial" w:eastAsia="Arial" w:hAnsi="Arial"/>
-          <w:b/>
-          <w:bCs/>
-          <w:color w:val="111827"/>
-          <w:sz w:val="28"/>
-          <w:szCs w:val="28"/>
-        </w:rPr>
-        <w:t xml:space="preserve">11. History Tab</w:t>
-      </w:r>
-    </w:p>
-    <w:p>
-      <w:pPr>
-        <w:pStyle w:val="Heading2"/>
-        <w:spacing w:after="120" w:before="240"/>
-      </w:pPr>
-      <w:r>
-        <w:rPr>
-          <w:rFonts w:ascii="Arial" w:cs="Arial" w:eastAsia="Arial" w:hAnsi="Arial"/>
-          <w:b/>
-          <w:bCs/>
-          <w:color w:val="7F1212"/>
-          <w:sz w:val="22"/>
-          <w:szCs w:val="22"/>
-        </w:rPr>
-        <w:t xml:space="preserve">Searching History</w:t>
-      </w:r>
-    </w:p>
-    <w:p>
-      <w:pPr>
-        <w:spacing w:after="80" w:before="80"/>
-      </w:pPr>
-      <w:r>
-        <w:rPr>
-          <w:rFonts w:ascii="Arial" w:cs="Arial" w:eastAsia="Arial" w:hAnsi="Arial"/>
-          <w:color w:val="111827"/>
-          <w:sz w:val="20"/>
-          <w:szCs w:val="20"/>
-        </w:rPr>
-        <w:t xml:space="preserve">A search bar at the top of the History tab filters matches in real time by team name, competition or venue. The match count updates as you type.</w:t>
-      </w:r>
-    </w:p>
-    <w:p>
-      <w:pPr>
-        <w:spacing w:after="80" w:before="80"/>
-      </w:pPr>
-      <w:r>
-        <w:t xml:space="preserve"/>
-      </w:r>
-    </w:p>
-    <w:p>
-      <w:pPr>
-        <w:pStyle w:val="Heading2"/>
-        <w:spacing w:after="120" w:before="240"/>
-      </w:pPr>
-      <w:r>
-        <w:rPr>
-          <w:rFonts w:ascii="Arial" w:cs="Arial" w:eastAsia="Arial" w:hAnsi="Arial"/>
-          <w:b/>
-          <w:bCs/>
-          <w:color w:val="7F1212"/>
-          <w:sz w:val="22"/>
-          <w:szCs w:val="22"/>
-        </w:rPr>
-        <w:t xml:space="preserve">Match Cards</w:t>
+        <w:t xml:space="preserve">Grade Colours</w:t>
       </w:r>
     </w:p>
     <w:tbl>
@@ -4706,7 +4642,7 @@
                 <w:sz w:val="18"/>
                 <w:szCs w:val="18"/>
               </w:rPr>
-              <w:t xml:space="preserve">Button</w:t>
+              <w:t xml:space="preserve">Score</w:t>
             </w:r>
           </w:p>
         </w:tc>
@@ -4741,7 +4677,7 @@
                 <w:sz w:val="18"/>
                 <w:szCs w:val="18"/>
               </w:rPr>
-              <w:t xml:space="preserve">What it does</w:t>
+              <w:t xml:space="preserve">Colour</w:t>
             </w:r>
           </w:p>
         </w:tc>
@@ -4778,7 +4714,7 @@
                 <w:sz w:val="19"/>
                 <w:szCs w:val="19"/>
               </w:rPr>
-              <w:t xml:space="preserve">📊 Full Stats</w:t>
+              <w:t xml:space="preserve">1–3</w:t>
             </w:r>
           </w:p>
         </w:tc>
@@ -4813,7 +4749,7 @@
                 <w:sz w:val="19"/>
                 <w:szCs w:val="19"/>
               </w:rPr>
-              <w:t xml:space="preserve">Opens detailed stats, including video tags if present</w:t>
+              <w:t xml:space="preserve">Red — poor</w:t>
             </w:r>
           </w:p>
         </w:tc>
@@ -4850,7 +4786,7 @@
                 <w:sz w:val="19"/>
                 <w:szCs w:val="19"/>
               </w:rPr>
-              <w:t xml:space="preserve">📄 Report</w:t>
+              <w:t xml:space="preserve">4–6</w:t>
             </w:r>
           </w:p>
         </w:tc>
@@ -4885,7 +4821,7 @@
                 <w:sz w:val="19"/>
                 <w:szCs w:val="19"/>
               </w:rPr>
-              <w:t xml:space="preserve">Generates a full PDF report including video tags</w:t>
+              <w:t xml:space="preserve">Amber — average</w:t>
             </w:r>
           </w:p>
         </w:tc>
@@ -4922,7 +4858,7 @@
                 <w:sz w:val="19"/>
                 <w:szCs w:val="19"/>
               </w:rPr>
-              <w:t xml:space="preserve">🎬 Video</w:t>
+              <w:t xml:space="preserve">7–8</w:t>
             </w:r>
           </w:p>
         </w:tc>
@@ -4957,7 +4893,7 @@
                 <w:sz w:val="19"/>
                 <w:szCs w:val="19"/>
               </w:rPr>
-              <w:t xml:space="preserve">Opens Video Analysis for that match</w:t>
+              <w:t xml:space="preserve">Green — good</w:t>
             </w:r>
           </w:p>
         </w:tc>
@@ -4994,7 +4930,7 @@
                 <w:sz w:val="19"/>
                 <w:szCs w:val="19"/>
               </w:rPr>
-              <w:t xml:space="preserve">↩ Reload</w:t>
+              <w:t xml:space="preserve">9–10</w:t>
             </w:r>
           </w:p>
         </w:tc>
@@ -5029,79 +4965,7 @@
                 <w:sz w:val="19"/>
                 <w:szCs w:val="19"/>
               </w:rPr>
-              <w:t xml:space="preserve">Loads the match back into the live tracker</w:t>
-            </w:r>
-          </w:p>
-        </w:tc>
-      </w:tr>
-      <w:tr>
-        <w:tc>
-          <w:tcPr>
-            <w:tcW w:type="dxa" w:w="2200"/>
-            <w:tcBorders>
-              <w:top w:val="single" w:color="D1D5DB" w:sz="1"/>
-              <w:left w:val="single" w:color="D1D5DB" w:sz="1"/>
-              <w:bottom w:val="single" w:color="D1D5DB" w:sz="1"/>
-              <w:right w:val="single" w:color="D1D5DB" w:sz="1"/>
-            </w:tcBorders>
-            <w:shd w:fill="FFFFFF" w:val="clear"/>
-            <w:tcMar>
-              <w:top w:type="dxa" w:w="80"/>
-              <w:left w:type="dxa" w:w="120"/>
-              <w:bottom w:type="dxa" w:w="80"/>
-              <w:right w:type="dxa" w:w="120"/>
-            </w:tcMar>
-            <w:vAlign w:val="center"/>
-          </w:tcPr>
-          <w:p>
-            <w:pPr>
-              <w:jc w:val="left"/>
-            </w:pPr>
-            <w:r>
-              <w:rPr>
-                <w:rFonts w:ascii="Arial" w:cs="Arial" w:eastAsia="Arial" w:hAnsi="Arial"/>
-                <w:b/>
-                <w:bCs/>
-                <w:color w:val="111827"/>
-                <w:sz w:val="19"/>
-                <w:szCs w:val="19"/>
-              </w:rPr>
-              <w:t xml:space="preserve">🗑 Delete</w:t>
-            </w:r>
-          </w:p>
-        </w:tc>
-        <w:tc>
-          <w:tcPr>
-            <w:tcW w:type="dxa" w:w="7160"/>
-            <w:tcBorders>
-              <w:top w:val="single" w:color="D1D5DB" w:sz="1"/>
-              <w:left w:val="single" w:color="D1D5DB" w:sz="1"/>
-              <w:bottom w:val="single" w:color="D1D5DB" w:sz="1"/>
-              <w:right w:val="single" w:color="D1D5DB" w:sz="1"/>
-            </w:tcBorders>
-            <w:shd w:fill="FFFFFF" w:val="clear"/>
-            <w:tcMar>
-              <w:top w:type="dxa" w:w="80"/>
-              <w:left w:type="dxa" w:w="120"/>
-              <w:bottom w:type="dxa" w:w="80"/>
-              <w:right w:type="dxa" w:w="120"/>
-            </w:tcMar>
-            <w:vAlign w:val="center"/>
-          </w:tcPr>
-          <w:p>
-            <w:pPr>
-              <w:jc w:val="left"/>
-            </w:pPr>
-            <w:r>
-              <w:rPr>
-                <w:rFonts w:ascii="Arial" w:cs="Arial" w:eastAsia="Arial" w:hAnsi="Arial"/>
-                <w:b w:val="false"/>
-                <w:bCs w:val="false"/>
-                <w:color w:val="111827"/>
-                <w:sz w:val="19"/>
-                <w:szCs w:val="19"/>
-              </w:rPr>
-              <w:t xml:space="preserve">Permanently removes the match</w:t>
+              <w:t xml:space="preserve">Teal — excellent</w:t>
             </w:r>
           </w:p>
         </w:tc>
@@ -5129,7 +4993,7 @@
           <w:sz w:val="22"/>
           <w:szCs w:val="22"/>
         </w:rPr>
-        <w:t xml:space="preserve">New Video Analysis</w:t>
+        <w:t xml:space="preserve">Rankings Tab</w:t>
       </w:r>
     </w:p>
     <w:p>
@@ -5143,7 +5007,7 @@
           <w:sz w:val="20"/>
           <w:szCs w:val="20"/>
         </w:rPr>
-        <w:t xml:space="preserve">Tap the 🎬 New Video Analysis button to start a video-first workflow — enter team names and a video URL without needing a live recorded match.</w:t>
+        <w:t xml:space="preserve">Trialists ranked by average grade across all attended sessions. 🥇🥈🥉 for top 3. Shows sessions attended, average grade and final decision badge.</w:t>
       </w:r>
     </w:p>
     <w:p>
@@ -5152,26 +5016,6 @@
       </w:pPr>
       <w:r>
         <w:t xml:space="preserve"/>
-      </w:r>
-    </w:p>
-    <w:p>
-      <w:pPr>
-        <w:pStyle w:val="Heading1"/>
-        <w:pBdr>
-          <w:bottom w:val="single" w:color="991B1B" w:sz="4" w:space="4"/>
-        </w:pBdr>
-        <w:spacing w:after="160" w:before="320"/>
-      </w:pPr>
-      <w:r>
-        <w:rPr>
-          <w:rFonts w:ascii="Arial" w:cs="Arial" w:eastAsia="Arial" w:hAnsi="Arial"/>
-          <w:b/>
-          <w:bCs/>
-          <w:color w:val="111827"/>
-          <w:sz w:val="28"/>
-          <w:szCs w:val="28"/>
-        </w:rPr>
-        <w:t xml:space="preserve">12. Video Analysis</w:t>
       </w:r>
     </w:p>
     <w:p>
@@ -5188,308 +5032,7 @@
           <w:sz w:val="22"/>
           <w:szCs w:val="22"/>
         </w:rPr>
-        <w:t xml:space="preserve">Opening Video Analysis</w:t>
-      </w:r>
-    </w:p>
-    <w:p>
-      <w:pPr>
-        <w:spacing w:after="80" w:before="80"/>
-      </w:pPr>
-      <w:r>
-        <w:rPr>
-          <w:rFonts w:ascii="Arial" w:cs="Arial" w:eastAsia="Arial" w:hAnsi="Arial"/>
-          <w:color w:val="111827"/>
-          <w:sz w:val="20"/>
-          <w:szCs w:val="20"/>
-        </w:rPr>
-        <w:t xml:space="preserve">From any saved match card tap 🎬 Video, or use 🎬 New Video Analysis from the History tab for a fresh session.</w:t>
-      </w:r>
-    </w:p>
-    <w:p>
-      <w:pPr>
-        <w:spacing w:after="80" w:before="80"/>
-      </w:pPr>
-      <w:r>
-        <w:t xml:space="preserve"/>
-      </w:r>
-    </w:p>
-    <w:p>
-      <w:pPr>
-        <w:pStyle w:val="Heading2"/>
-        <w:spacing w:after="120" w:before="240"/>
-      </w:pPr>
-      <w:r>
-        <w:rPr>
-          <w:rFonts w:ascii="Arial" w:cs="Arial" w:eastAsia="Arial" w:hAnsi="Arial"/>
-          <w:b/>
-          <w:bCs/>
-          <w:color w:val="7F1212"/>
-          <w:sz w:val="22"/>
-          <w:szCs w:val="22"/>
-        </w:rPr>
-        <w:t xml:space="preserve">Loading a Video</w:t>
-      </w:r>
-    </w:p>
-    <w:p>
-      <w:pPr>
-        <w:spacing w:after="80" w:before="80"/>
-      </w:pPr>
-      <w:r>
-        <w:rPr>
-          <w:rFonts w:ascii="Arial" w:cs="Arial" w:eastAsia="Arial" w:hAnsi="Arial"/>
-          <w:color w:val="111827"/>
-          <w:sz w:val="20"/>
-          <w:szCs w:val="20"/>
-        </w:rPr>
-        <w:t xml:space="preserve">Paste a YouTube link or direct MP4 URL and tap Load Video. The URL is remembered for that match.</w:t>
-      </w:r>
-    </w:p>
-    <w:p>
-      <w:pPr>
-        <w:spacing w:after="80" w:before="80"/>
-      </w:pPr>
-      <w:r>
-        <w:t xml:space="preserve"/>
-      </w:r>
-    </w:p>
-    <w:p>
-      <w:pPr>
-        <w:pStyle w:val="Heading2"/>
-        <w:spacing w:after="120" w:before="240"/>
-      </w:pPr>
-      <w:r>
-        <w:rPr>
-          <w:rFonts w:ascii="Arial" w:cs="Arial" w:eastAsia="Arial" w:hAnsi="Arial"/>
-          <w:b/>
-          <w:bCs/>
-          <w:color w:val="7F1212"/>
-          <w:sz w:val="22"/>
-          <w:szCs w:val="22"/>
-        </w:rPr>
-        <w:t xml:space="preserve">Tagging Events</w:t>
-      </w:r>
-    </w:p>
-    <w:p>
-      <w:pPr>
-        <w:pStyle w:val="ListParagraph"/>
-        <w:numPr>
-          <w:ilvl w:val="0"/>
-          <w:numId w:val="2"/>
-        </w:numPr>
-        <w:spacing w:after="60" w:before="60"/>
-      </w:pPr>
-      <w:r>
-        <w:rPr>
-          <w:rFonts w:ascii="Arial" w:cs="Arial" w:eastAsia="Arial" w:hAnsi="Arial"/>
-          <w:color w:val="111827"/>
-          <w:sz w:val="20"/>
-          <w:szCs w:val="20"/>
-        </w:rPr>
-        <w:t xml:space="preserve">Select Home or Away team tab</w:t>
-      </w:r>
-    </w:p>
-    <w:p>
-      <w:pPr>
-        <w:pStyle w:val="ListParagraph"/>
-        <w:numPr>
-          <w:ilvl w:val="0"/>
-          <w:numId w:val="2"/>
-        </w:numPr>
-        <w:spacing w:after="60" w:before="60"/>
-      </w:pPr>
-      <w:r>
-        <w:rPr>
-          <w:rFonts w:ascii="Arial" w:cs="Arial" w:eastAsia="Arial" w:hAnsi="Arial"/>
-          <w:color w:val="111827"/>
-          <w:sz w:val="20"/>
-          <w:szCs w:val="20"/>
-        </w:rPr>
-        <w:t xml:space="preserve">Tap ▲ Hide Video to collapse the video if you need more space for buttons</w:t>
-      </w:r>
-    </w:p>
-    <w:p>
-      <w:pPr>
-        <w:pStyle w:val="ListParagraph"/>
-        <w:numPr>
-          <w:ilvl w:val="0"/>
-          <w:numId w:val="2"/>
-        </w:numPr>
-        <w:spacing w:after="60" w:before="60"/>
-      </w:pPr>
-      <w:r>
-        <w:rPr>
-          <w:rFonts w:ascii="Arial" w:cs="Arial" w:eastAsia="Arial" w:hAnsi="Arial"/>
-          <w:color w:val="111827"/>
-          <w:sz w:val="20"/>
-          <w:szCs w:val="20"/>
-        </w:rPr>
-        <w:t xml:space="preserve">Play the video and tap event buttons as events happen</w:t>
-      </w:r>
-    </w:p>
-    <w:p>
-      <w:pPr>
-        <w:pStyle w:val="ListParagraph"/>
-        <w:numPr>
-          <w:ilvl w:val="0"/>
-          <w:numId w:val="2"/>
-        </w:numPr>
-        <w:spacing w:after="60" w:before="60"/>
-      </w:pPr>
-      <w:r>
-        <w:rPr>
-          <w:rFonts w:ascii="Arial" w:cs="Arial" w:eastAsia="Arial" w:hAnsi="Arial"/>
-          <w:color w:val="111827"/>
-          <w:sz w:val="20"/>
-          <w:szCs w:val="20"/>
-        </w:rPr>
-        <w:t xml:space="preserve">Select an outcome from the picker — or tap Cancel to tag without one</w:t>
-      </w:r>
-    </w:p>
-    <w:p>
-      <w:pPr>
-        <w:pStyle w:val="ListParagraph"/>
-        <w:numPr>
-          <w:ilvl w:val="0"/>
-          <w:numId w:val="2"/>
-        </w:numPr>
-        <w:spacing w:after="60" w:before="60"/>
-      </w:pPr>
-      <w:r>
-        <w:rPr>
-          <w:rFonts w:ascii="Arial" w:cs="Arial" w:eastAsia="Arial" w:hAnsi="Arial"/>
-          <w:color w:val="111827"/>
-          <w:sz w:val="20"/>
-          <w:szCs w:val="20"/>
-        </w:rPr>
-        <w:t xml:space="preserve">A flash confirmation appears with the exact timestamp</w:t>
-      </w:r>
-    </w:p>
-    <w:p>
-      <w:pPr>
-        <w:spacing w:after="80" w:before="80"/>
-      </w:pPr>
-      <w:r>
-        <w:t xml:space="preserve"/>
-      </w:r>
-    </w:p>
-    <w:p>
-      <w:pPr>
-        <w:pStyle w:val="Heading2"/>
-        <w:spacing w:after="120" w:before="240"/>
-      </w:pPr>
-      <w:r>
-        <w:rPr>
-          <w:rFonts w:ascii="Arial" w:cs="Arial" w:eastAsia="Arial" w:hAnsi="Arial"/>
-          <w:b/>
-          <w:bCs/>
-          <w:color w:val="7F1212"/>
-          <w:sz w:val="22"/>
-          <w:szCs w:val="22"/>
-        </w:rPr>
-        <w:t xml:space="preserve">Timeline, Tag List &amp; Export</w:t>
-      </w:r>
-    </w:p>
-    <w:p>
-      <w:pPr>
-        <w:spacing w:after="80" w:before="80"/>
-      </w:pPr>
-      <w:r>
-        <w:rPr>
-          <w:rFonts w:ascii="Arial" w:cs="Arial" w:eastAsia="Arial" w:hAnsi="Arial"/>
-          <w:color w:val="111827"/>
-          <w:sz w:val="20"/>
-          <w:szCs w:val="20"/>
-        </w:rPr>
-        <w:t xml:space="preserve">A coloured timeline dot appears for each tag. Tap any dot or anywhere on the timeline to jump to that position. Use Home / Away filters to see one team's events. Tap 📋 Copy Clip List to copy a formatted text list of all tags with timestamps.</w:t>
-      </w:r>
-    </w:p>
-    <w:p>
-      <w:pPr>
-        <w:spacing w:after="80" w:before="80"/>
-      </w:pPr>
-      <w:r>
-        <w:t xml:space="preserve"/>
-      </w:r>
-    </w:p>
-    <w:p>
-      <w:pPr>
-        <w:pStyle w:val="Heading1"/>
-        <w:pBdr>
-          <w:bottom w:val="single" w:color="991B1B" w:sz="4" w:space="4"/>
-        </w:pBdr>
-        <w:spacing w:after="160" w:before="320"/>
-      </w:pPr>
-      <w:r>
-        <w:rPr>
-          <w:rFonts w:ascii="Arial" w:cs="Arial" w:eastAsia="Arial" w:hAnsi="Arial"/>
-          <w:b/>
-          <w:bCs/>
-          <w:color w:val="111827"/>
-          <w:sz w:val="28"/>
-          <w:szCs w:val="28"/>
-        </w:rPr>
-        <w:t xml:space="preserve">13. Event Settings</w:t>
-      </w:r>
-    </w:p>
-    <w:p>
-      <w:pPr>
-        <w:spacing w:after="80" w:before="80"/>
-      </w:pPr>
-      <w:r>
-        <w:rPr>
-          <w:rFonts w:ascii="Arial" w:cs="Arial" w:eastAsia="Arial" w:hAnsi="Arial"/>
-          <w:color w:val="111827"/>
-          <w:sz w:val="20"/>
-          <w:szCs w:val="20"/>
-        </w:rPr>
-        <w:t xml:space="preserve">Tap the ⚙️ button in the top right corner to open Event Settings. Changes made by a club admin apply to all coaches in the club automatically.</w:t>
-      </w:r>
-    </w:p>
-    <w:p>
-      <w:pPr>
-        <w:spacing w:after="80" w:before="80"/>
-      </w:pPr>
-      <w:r>
-        <w:t xml:space="preserve"/>
-      </w:r>
-    </w:p>
-    <w:p>
-      <w:pPr>
-        <w:pStyle w:val="Heading2"/>
-        <w:spacing w:after="120" w:before="240"/>
-      </w:pPr>
-      <w:r>
-        <w:rPr>
-          <w:rFonts w:ascii="Arial" w:cs="Arial" w:eastAsia="Arial" w:hAnsi="Arial"/>
-          <w:b/>
-          <w:bCs/>
-          <w:color w:val="7F1212"/>
-          <w:sz w:val="22"/>
-          <w:szCs w:val="22"/>
-        </w:rPr>
-        <w:t xml:space="preserve">Events Tab</w:t>
-      </w:r>
-    </w:p>
-    <w:p>
-      <w:pPr>
-        <w:spacing w:after="80" w:before="80"/>
-      </w:pPr>
-      <w:r>
-        <w:rPr>
-          <w:rFonts w:ascii="Arial" w:cs="Arial" w:eastAsia="Arial" w:hAnsi="Arial"/>
-          <w:color w:val="111827"/>
-          <w:sz w:val="20"/>
-          <w:szCs w:val="20"/>
-        </w:rPr>
-        <w:t xml:space="preserve">Lists all events grouped by category. Tap any event to open the editor.</w:t>
-      </w:r>
-    </w:p>
-    <w:p>
-      <w:pPr>
-        <w:spacing w:after="80" w:before="80"/>
-      </w:pPr>
-      <w:r>
-        <w:t xml:space="preserve"/>
+        <w:t xml:space="preserve">Final Decisions</w:t>
       </w:r>
     </w:p>
     <w:tbl>
@@ -5505,13 +5048,13 @@
         </w:tblBorders>
       </w:tblPr>
       <w:tblGrid>
-        <w:gridCol w:w="2800"/>
-        <w:gridCol w:w="6560"/>
+        <w:gridCol w:w="2200"/>
+        <w:gridCol w:w="7160"/>
       </w:tblGrid>
       <w:tr>
         <w:tc>
           <w:tcPr>
-            <w:tcW w:type="dxa" w:w="2800"/>
+            <w:tcW w:type="dxa" w:w="2200"/>
             <w:tcBorders>
               <w:top w:val="single" w:color="D1D5DB" w:sz="1"/>
               <w:left w:val="single" w:color="D1D5DB" w:sz="1"/>
@@ -5540,13 +5083,13 @@
                 <w:sz w:val="18"/>
                 <w:szCs w:val="18"/>
               </w:rPr>
-              <w:t xml:space="preserve">Field</w:t>
-            </w:r>
-          </w:p>
-        </w:tc>
-        <w:tc>
-          <w:tcPr>
-            <w:tcW w:type="dxa" w:w="6560"/>
+              <w:t xml:space="preserve">Decision</w:t>
+            </w:r>
+          </w:p>
+        </w:tc>
+        <w:tc>
+          <w:tcPr>
+            <w:tcW w:type="dxa" w:w="7160"/>
             <w:tcBorders>
               <w:top w:val="single" w:color="D1D5DB" w:sz="1"/>
               <w:left w:val="single" w:color="D1D5DB" w:sz="1"/>
@@ -5575,7 +5118,7 @@
                 <w:sz w:val="18"/>
                 <w:szCs w:val="18"/>
               </w:rPr>
-              <w:t xml:space="preserve">What it controls</w:t>
+              <w:t xml:space="preserve">What it does</w:t>
             </w:r>
           </w:p>
         </w:tc>
@@ -5583,42 +5126,42 @@
       <w:tr>
         <w:tc>
           <w:tcPr>
-            <w:tcW w:type="dxa" w:w="2800"/>
-            <w:tcBorders>
-              <w:top w:val="single" w:color="D1D5DB" w:sz="1"/>
-              <w:left w:val="single" w:color="D1D5DB" w:sz="1"/>
-              <w:bottom w:val="single" w:color="D1D5DB" w:sz="1"/>
-              <w:right w:val="single" w:color="D1D5DB" w:sz="1"/>
-            </w:tcBorders>
-            <w:shd w:fill="FFFFFF" w:val="clear"/>
-            <w:tcMar>
-              <w:top w:type="dxa" w:w="80"/>
-              <w:left w:type="dxa" w:w="120"/>
-              <w:bottom w:type="dxa" w:w="80"/>
-              <w:right w:type="dxa" w:w="120"/>
-            </w:tcMar>
-            <w:vAlign w:val="center"/>
-          </w:tcPr>
-          <w:p>
-            <w:pPr>
-              <w:jc w:val="left"/>
-            </w:pPr>
-            <w:r>
-              <w:rPr>
-                <w:rFonts w:ascii="Arial" w:cs="Arial" w:eastAsia="Arial" w:hAnsi="Arial"/>
-                <w:b/>
-                <w:bCs/>
-                <w:color w:val="111827"/>
-                <w:sz w:val="19"/>
-                <w:szCs w:val="19"/>
-              </w:rPr>
-              <w:t xml:space="preserve">Icon</w:t>
-            </w:r>
-          </w:p>
-        </w:tc>
-        <w:tc>
-          <w:tcPr>
-            <w:tcW w:type="dxa" w:w="6560"/>
+            <w:tcW w:type="dxa" w:w="2200"/>
+            <w:tcBorders>
+              <w:top w:val="single" w:color="D1D5DB" w:sz="1"/>
+              <w:left w:val="single" w:color="D1D5DB" w:sz="1"/>
+              <w:bottom w:val="single" w:color="D1D5DB" w:sz="1"/>
+              <w:right w:val="single" w:color="D1D5DB" w:sz="1"/>
+            </w:tcBorders>
+            <w:shd w:fill="FFFFFF" w:val="clear"/>
+            <w:tcMar>
+              <w:top w:type="dxa" w:w="80"/>
+              <w:left w:type="dxa" w:w="120"/>
+              <w:bottom w:type="dxa" w:w="80"/>
+              <w:right w:type="dxa" w:w="120"/>
+            </w:tcMar>
+            <w:vAlign w:val="center"/>
+          </w:tcPr>
+          <w:p>
+            <w:pPr>
+              <w:jc w:val="left"/>
+            </w:pPr>
+            <w:r>
+              <w:rPr>
+                <w:rFonts w:ascii="Arial" w:cs="Arial" w:eastAsia="Arial" w:hAnsi="Arial"/>
+                <w:b/>
+                <w:bCs/>
+                <w:color w:val="111827"/>
+                <w:sz w:val="19"/>
+                <w:szCs w:val="19"/>
+              </w:rPr>
+              <w:t xml:space="preserve">✅ Promote</w:t>
+            </w:r>
+          </w:p>
+        </w:tc>
+        <w:tc>
+          <w:tcPr>
+            <w:tcW w:type="dxa" w:w="7160"/>
             <w:tcBorders>
               <w:top w:val="single" w:color="D1D5DB" w:sz="1"/>
               <w:left w:val="single" w:color="D1D5DB" w:sz="1"/>
@@ -5647,7 +5190,7 @@
                 <w:sz w:val="19"/>
                 <w:szCs w:val="19"/>
               </w:rPr>
-              <w:t xml:space="preserve">Emoji shown on the trigger button</w:t>
+              <w:t xml:space="preserve">Player is being added to the main squad. Assign to a squad slot — trial grade carries over to their player record.</w:t>
             </w:r>
           </w:p>
         </w:tc>
@@ -5655,42 +5198,42 @@
       <w:tr>
         <w:tc>
           <w:tcPr>
-            <w:tcW w:type="dxa" w:w="2800"/>
-            <w:tcBorders>
-              <w:top w:val="single" w:color="D1D5DB" w:sz="1"/>
-              <w:left w:val="single" w:color="D1D5DB" w:sz="1"/>
-              <w:bottom w:val="single" w:color="D1D5DB" w:sz="1"/>
-              <w:right w:val="single" w:color="D1D5DB" w:sz="1"/>
-            </w:tcBorders>
-            <w:shd w:fill="FFFFFF" w:val="clear"/>
-            <w:tcMar>
-              <w:top w:type="dxa" w:w="80"/>
-              <w:left w:type="dxa" w:w="120"/>
-              <w:bottom w:type="dxa" w:w="80"/>
-              <w:right w:type="dxa" w:w="120"/>
-            </w:tcMar>
-            <w:vAlign w:val="center"/>
-          </w:tcPr>
-          <w:p>
-            <w:pPr>
-              <w:jc w:val="left"/>
-            </w:pPr>
-            <w:r>
-              <w:rPr>
-                <w:rFonts w:ascii="Arial" w:cs="Arial" w:eastAsia="Arial" w:hAnsi="Arial"/>
-                <w:b/>
-                <w:bCs/>
-                <w:color w:val="111827"/>
-                <w:sz w:val="19"/>
-                <w:szCs w:val="19"/>
-              </w:rPr>
-              <w:t xml:space="preserve">Label</w:t>
-            </w:r>
-          </w:p>
-        </w:tc>
-        <w:tc>
-          <w:tcPr>
-            <w:tcW w:type="dxa" w:w="6560"/>
+            <w:tcW w:type="dxa" w:w="2200"/>
+            <w:tcBorders>
+              <w:top w:val="single" w:color="D1D5DB" w:sz="1"/>
+              <w:left w:val="single" w:color="D1D5DB" w:sz="1"/>
+              <w:bottom w:val="single" w:color="D1D5DB" w:sz="1"/>
+              <w:right w:val="single" w:color="D1D5DB" w:sz="1"/>
+            </w:tcBorders>
+            <w:shd w:fill="FFFFFF" w:val="clear"/>
+            <w:tcMar>
+              <w:top w:type="dxa" w:w="80"/>
+              <w:left w:type="dxa" w:w="120"/>
+              <w:bottom w:type="dxa" w:w="80"/>
+              <w:right w:type="dxa" w:w="120"/>
+            </w:tcMar>
+            <w:vAlign w:val="center"/>
+          </w:tcPr>
+          <w:p>
+            <w:pPr>
+              <w:jc w:val="left"/>
+            </w:pPr>
+            <w:r>
+              <w:rPr>
+                <w:rFonts w:ascii="Arial" w:cs="Arial" w:eastAsia="Arial" w:hAnsi="Arial"/>
+                <w:b/>
+                <w:bCs/>
+                <w:color w:val="111827"/>
+                <w:sz w:val="19"/>
+                <w:szCs w:val="19"/>
+              </w:rPr>
+              <w:t xml:space="preserve">🔄 Hold Over</w:t>
+            </w:r>
+          </w:p>
+        </w:tc>
+        <w:tc>
+          <w:tcPr>
+            <w:tcW w:type="dxa" w:w="7160"/>
             <w:tcBorders>
               <w:top w:val="single" w:color="D1D5DB" w:sz="1"/>
               <w:left w:val="single" w:color="D1D5DB" w:sz="1"/>
@@ -5719,7 +5262,7 @@
                 <w:sz w:val="19"/>
                 <w:szCs w:val="19"/>
               </w:rPr>
-              <w:t xml:space="preserve">Name shown on the button and in reports</w:t>
+              <w:t xml:space="preserve">Player may be reconsidered in a future trial.</w:t>
             </w:r>
           </w:p>
         </w:tc>
@@ -5727,42 +5270,42 @@
       <w:tr>
         <w:tc>
           <w:tcPr>
-            <w:tcW w:type="dxa" w:w="2800"/>
-            <w:tcBorders>
-              <w:top w:val="single" w:color="D1D5DB" w:sz="1"/>
-              <w:left w:val="single" w:color="D1D5DB" w:sz="1"/>
-              <w:bottom w:val="single" w:color="D1D5DB" w:sz="1"/>
-              <w:right w:val="single" w:color="D1D5DB" w:sz="1"/>
-            </w:tcBorders>
-            <w:shd w:fill="FFFFFF" w:val="clear"/>
-            <w:tcMar>
-              <w:top w:type="dxa" w:w="80"/>
-              <w:left w:type="dxa" w:w="120"/>
-              <w:bottom w:type="dxa" w:w="80"/>
-              <w:right w:type="dxa" w:w="120"/>
-            </w:tcMar>
-            <w:vAlign w:val="center"/>
-          </w:tcPr>
-          <w:p>
-            <w:pPr>
-              <w:jc w:val="left"/>
-            </w:pPr>
-            <w:r>
-              <w:rPr>
-                <w:rFonts w:ascii="Arial" w:cs="Arial" w:eastAsia="Arial" w:hAnsi="Arial"/>
-                <w:b/>
-                <w:bCs/>
-                <w:color w:val="111827"/>
-                <w:sz w:val="19"/>
-                <w:szCs w:val="19"/>
-              </w:rPr>
-              <w:t xml:space="preserve">Category</w:t>
-            </w:r>
-          </w:p>
-        </w:tc>
-        <w:tc>
-          <w:tcPr>
-            <w:tcW w:type="dxa" w:w="6560"/>
+            <w:tcW w:type="dxa" w:w="2200"/>
+            <w:tcBorders>
+              <w:top w:val="single" w:color="D1D5DB" w:sz="1"/>
+              <w:left w:val="single" w:color="D1D5DB" w:sz="1"/>
+              <w:bottom w:val="single" w:color="D1D5DB" w:sz="1"/>
+              <w:right w:val="single" w:color="D1D5DB" w:sz="1"/>
+            </w:tcBorders>
+            <w:shd w:fill="FFFFFF" w:val="clear"/>
+            <w:tcMar>
+              <w:top w:type="dxa" w:w="80"/>
+              <w:left w:type="dxa" w:w="120"/>
+              <w:bottom w:type="dxa" w:w="80"/>
+              <w:right w:type="dxa" w:w="120"/>
+            </w:tcMar>
+            <w:vAlign w:val="center"/>
+          </w:tcPr>
+          <w:p>
+            <w:pPr>
+              <w:jc w:val="left"/>
+            </w:pPr>
+            <w:r>
+              <w:rPr>
+                <w:rFonts w:ascii="Arial" w:cs="Arial" w:eastAsia="Arial" w:hAnsi="Arial"/>
+                <w:b/>
+                <w:bCs/>
+                <w:color w:val="111827"/>
+                <w:sz w:val="19"/>
+                <w:szCs w:val="19"/>
+              </w:rPr>
+              <w:t xml:space="preserve">❌ Release</w:t>
+            </w:r>
+          </w:p>
+        </w:tc>
+        <w:tc>
+          <w:tcPr>
+            <w:tcW w:type="dxa" w:w="7160"/>
             <w:tcBorders>
               <w:top w:val="single" w:color="D1D5DB" w:sz="1"/>
               <w:left w:val="single" w:color="D1D5DB" w:sz="1"/>
@@ -5791,206 +5334,12 @@
                 <w:sz w:val="19"/>
                 <w:szCs w:val="19"/>
               </w:rPr>
-              <w:t xml:space="preserve">Shots / Possession / Discipline / Custom — determines which section it appears in on the Record tab</w:t>
-            </w:r>
-          </w:p>
-        </w:tc>
-      </w:tr>
-      <w:tr>
-        <w:tc>
-          <w:tcPr>
-            <w:tcW w:type="dxa" w:w="2800"/>
-            <w:tcBorders>
-              <w:top w:val="single" w:color="D1D5DB" w:sz="1"/>
-              <w:left w:val="single" w:color="D1D5DB" w:sz="1"/>
-              <w:bottom w:val="single" w:color="D1D5DB" w:sz="1"/>
-              <w:right w:val="single" w:color="D1D5DB" w:sz="1"/>
-            </w:tcBorders>
-            <w:shd w:fill="FFFFFF" w:val="clear"/>
-            <w:tcMar>
-              <w:top w:type="dxa" w:w="80"/>
-              <w:left w:type="dxa" w:w="120"/>
-              <w:bottom w:type="dxa" w:w="80"/>
-              <w:right w:type="dxa" w:w="120"/>
-            </w:tcMar>
-            <w:vAlign w:val="center"/>
-          </w:tcPr>
-          <w:p>
-            <w:pPr>
-              <w:jc w:val="left"/>
-            </w:pPr>
-            <w:r>
-              <w:rPr>
-                <w:rFonts w:ascii="Arial" w:cs="Arial" w:eastAsia="Arial" w:hAnsi="Arial"/>
-                <w:b/>
-                <w:bCs/>
-                <w:color w:val="111827"/>
-                <w:sz w:val="19"/>
-                <w:szCs w:val="19"/>
-              </w:rPr>
-              <w:t xml:space="preserve">Context</w:t>
-            </w:r>
-          </w:p>
-        </w:tc>
-        <w:tc>
-          <w:tcPr>
-            <w:tcW w:type="dxa" w:w="6560"/>
-            <w:tcBorders>
-              <w:top w:val="single" w:color="D1D5DB" w:sz="1"/>
-              <w:left w:val="single" w:color="D1D5DB" w:sz="1"/>
-              <w:bottom w:val="single" w:color="D1D5DB" w:sz="1"/>
-              <w:right w:val="single" w:color="D1D5DB" w:sz="1"/>
-            </w:tcBorders>
-            <w:shd w:fill="F3F4F6" w:val="clear"/>
-            <w:tcMar>
-              <w:top w:type="dxa" w:w="80"/>
-              <w:left w:type="dxa" w:w="120"/>
-              <w:bottom w:type="dxa" w:w="80"/>
-              <w:right w:type="dxa" w:w="120"/>
-            </w:tcMar>
-            <w:vAlign w:val="center"/>
-          </w:tcPr>
-          <w:p>
-            <w:pPr>
-              <w:jc w:val="left"/>
-            </w:pPr>
-            <w:r>
-              <w:rPr>
-                <w:rFonts w:ascii="Arial" w:cs="Arial" w:eastAsia="Arial" w:hAnsi="Arial"/>
-                <w:b w:val="false"/>
-                <w:bCs w:val="false"/>
-                <w:color w:val="111827"/>
-                <w:sz w:val="19"/>
-                <w:szCs w:val="19"/>
-              </w:rPr>
-              <w:t xml:space="preserve">Live Only (Record tab only) / Video Only / Live + Video (both)</w:t>
-            </w:r>
-          </w:p>
-        </w:tc>
-      </w:tr>
-      <w:tr>
-        <w:tc>
-          <w:tcPr>
-            <w:tcW w:type="dxa" w:w="2800"/>
-            <w:tcBorders>
-              <w:top w:val="single" w:color="D1D5DB" w:sz="1"/>
-              <w:left w:val="single" w:color="D1D5DB" w:sz="1"/>
-              <w:bottom w:val="single" w:color="D1D5DB" w:sz="1"/>
-              <w:right w:val="single" w:color="D1D5DB" w:sz="1"/>
-            </w:tcBorders>
-            <w:shd w:fill="FFFFFF" w:val="clear"/>
-            <w:tcMar>
-              <w:top w:type="dxa" w:w="80"/>
-              <w:left w:type="dxa" w:w="120"/>
-              <w:bottom w:type="dxa" w:w="80"/>
-              <w:right w:type="dxa" w:w="120"/>
-            </w:tcMar>
-            <w:vAlign w:val="center"/>
-          </w:tcPr>
-          <w:p>
-            <w:pPr>
-              <w:jc w:val="left"/>
-            </w:pPr>
-            <w:r>
-              <w:rPr>
-                <w:rFonts w:ascii="Arial" w:cs="Arial" w:eastAsia="Arial" w:hAnsi="Arial"/>
-                <w:b/>
-                <w:bCs/>
-                <w:color w:val="111827"/>
-                <w:sz w:val="19"/>
-                <w:szCs w:val="19"/>
-              </w:rPr>
-              <w:t xml:space="preserve">Outcomes</w:t>
-            </w:r>
-          </w:p>
-        </w:tc>
-        <w:tc>
-          <w:tcPr>
-            <w:tcW w:type="dxa" w:w="6560"/>
-            <w:tcBorders>
-              <w:top w:val="single" w:color="D1D5DB" w:sz="1"/>
-              <w:left w:val="single" w:color="D1D5DB" w:sz="1"/>
-              <w:bottom w:val="single" w:color="D1D5DB" w:sz="1"/>
-              <w:right w:val="single" w:color="D1D5DB" w:sz="1"/>
-            </w:tcBorders>
-            <w:shd w:fill="FFFFFF" w:val="clear"/>
-            <w:tcMar>
-              <w:top w:type="dxa" w:w="80"/>
-              <w:left w:type="dxa" w:w="120"/>
-              <w:bottom w:type="dxa" w:w="80"/>
-              <w:right w:type="dxa" w:w="120"/>
-            </w:tcMar>
-            <w:vAlign w:val="center"/>
-          </w:tcPr>
-          <w:p>
-            <w:pPr>
-              <w:jc w:val="left"/>
-            </w:pPr>
-            <w:r>
-              <w:rPr>
-                <w:rFonts w:ascii="Arial" w:cs="Arial" w:eastAsia="Arial" w:hAnsi="Arial"/>
-                <w:b w:val="false"/>
-                <w:bCs w:val="false"/>
-                <w:color w:val="111827"/>
-                <w:sz w:val="19"/>
-                <w:szCs w:val="19"/>
-              </w:rPr>
-              <w:t xml:space="preserve">Add, edit or remove individual outcomes for the event</w:t>
+              <w:t xml:space="preserve">Player is not being offered a squad place.</w:t>
             </w:r>
           </w:p>
         </w:tc>
       </w:tr>
     </w:tbl>
-    <w:p>
-      <w:pPr>
-        <w:spacing w:after="80" w:before="80"/>
-      </w:pPr>
-      <w:r>
-        <w:t xml:space="preserve"/>
-      </w:r>
-    </w:p>
-    <w:p>
-      <w:pPr>
-        <w:spacing w:after="80" w:before="80"/>
-      </w:pPr>
-      <w:r>
-        <w:rPr>
-          <w:rFonts w:ascii="Arial" w:cs="Arial" w:eastAsia="Arial" w:hAnsi="Arial"/>
-          <w:color w:val="111827"/>
-          <w:sz w:val="20"/>
-          <w:szCs w:val="20"/>
-        </w:rPr>
-        <w:t xml:space="preserve">Default events (Shot from Play, Ball Won etc.) can be edited but not deleted. Custom events can be fully removed.</w:t>
-      </w:r>
-    </w:p>
-    <w:p>
-      <w:pPr>
-        <w:spacing w:after="120" w:before="120"/>
-        <w:ind w:left="360"/>
-      </w:pPr>
-      <w:r>
-        <w:rPr>
-          <w:rFonts w:ascii="Arial" w:cs="Arial" w:eastAsia="Arial" w:hAnsi="Arial"/>
-          <w:b/>
-          <w:bCs/>
-          <w:color w:val="7F1212"/>
-          <w:sz w:val="19"/>
-          <w:szCs w:val="19"/>
-        </w:rPr>
-        <w:t xml:space="preserve">Tip: </w:t>
-      </w:r>
-      <w:r>
-        <w:rPr>
-          <w:rFonts w:ascii="Arial" w:cs="Arial" w:eastAsia="Arial" w:hAnsi="Arial"/>
-          <w:i/>
-          <w:iCs/>
-          <w:color w:val="374151"/>
-          <w:sz w:val="19"/>
-          <w:szCs w:val="19"/>
-        </w:rPr>
-        <w:t xml:space="preserve">Tap + Add Custom Event to create a completely new event type from scratch.</w:t>
-      </w:r>
-    </w:p>
     <w:p>
       <w:pPr>
         <w:spacing w:after="80" w:before="80"/>
@@ -6013,7 +5362,7 @@
           <w:sz w:val="22"/>
           <w:szCs w:val="22"/>
         </w:rPr>
-        <w:t xml:space="preserve">Performance Tab</w:t>
+        <w:t xml:space="preserve">Build Squad from Trial</w:t>
       </w:r>
     </w:p>
     <w:p>
@@ -6027,7 +5376,7 @@
           <w:sz w:val="20"/>
           <w:szCs w:val="20"/>
         </w:rPr>
-        <w:t xml:space="preserve">Each event outcome has a performance point value. Edit any value directly and tap Save Performance Scores.</w:t>
+        <w:t xml:space="preserve">Once any trialist is marked Promote, a 🏆 Build Squad from Trial button appears in the Rankings tab. Select promoted players, assign each to a squad slot, and tap Add Selected to Squad. All selected players are added in one step.</w:t>
       </w:r>
     </w:p>
     <w:p>
@@ -6036,6 +5385,214 @@
       </w:pPr>
       <w:r>
         <w:t xml:space="preserve"/>
+      </w:r>
+    </w:p>
+    <w:p>
+      <w:pPr>
+        <w:pStyle w:val="Heading2"/>
+        <w:spacing w:after="120" w:before="240"/>
+      </w:pPr>
+      <w:r>
+        <w:rPr>
+          <w:rFonts w:ascii="Arial" w:cs="Arial" w:eastAsia="Arial" w:hAnsi="Arial"/>
+          <w:b/>
+          <w:bCs/>
+          <w:color w:val="7F1212"/>
+          <w:sz w:val="22"/>
+          <w:szCs w:val="22"/>
+        </w:rPr>
+        <w:t xml:space="preserve">Trial PDF Report</w:t>
+      </w:r>
+    </w:p>
+    <w:p>
+      <w:pPr>
+        <w:spacing w:after="80" w:before="80"/>
+      </w:pPr>
+      <w:r>
+        <w:rPr>
+          <w:rFonts w:ascii="Arial" w:cs="Arial" w:eastAsia="Arial" w:hAnsi="Arial"/>
+          <w:color w:val="111827"/>
+          <w:sz w:val="20"/>
+          <w:szCs w:val="20"/>
+        </w:rPr>
+        <w:t xml:space="preserve">Tap 📄 PDF Report in the Rankings tab to generate a full management report containing:</w:t>
+      </w:r>
+    </w:p>
+    <w:p>
+      <w:pPr>
+        <w:pStyle w:val="ListParagraph"/>
+        <w:numPr>
+          <w:ilvl w:val="0"/>
+          <w:numId w:val="3"/>
+        </w:numPr>
+        <w:spacing w:after="60" w:before="60"/>
+      </w:pPr>
+      <w:r>
+        <w:rPr>
+          <w:rFonts w:ascii="Arial" w:cs="Arial" w:eastAsia="Arial" w:hAnsi="Arial"/>
+          <w:color w:val="111827"/>
+          <w:sz w:val="20"/>
+          <w:szCs w:val="20"/>
+        </w:rPr>
+        <w:t xml:space="preserve">Rankings table with average grade, sessions attended and final decision per trialist</w:t>
+      </w:r>
+    </w:p>
+    <w:p>
+      <w:pPr>
+        <w:pStyle w:val="ListParagraph"/>
+        <w:numPr>
+          <w:ilvl w:val="0"/>
+          <w:numId w:val="3"/>
+        </w:numPr>
+        <w:spacing w:after="60" w:before="60"/>
+      </w:pPr>
+      <w:r>
+        <w:rPr>
+          <w:rFonts w:ascii="Arial" w:cs="Arial" w:eastAsia="Arial" w:hAnsi="Arial"/>
+          <w:color w:val="111827"/>
+          <w:sz w:val="20"/>
+          <w:szCs w:val="20"/>
+        </w:rPr>
+        <w:t xml:space="preserve">Session-by-session grade grid — every trialist × every session</w:t>
+      </w:r>
+    </w:p>
+    <w:p>
+      <w:pPr>
+        <w:pStyle w:val="ListParagraph"/>
+        <w:numPr>
+          <w:ilvl w:val="0"/>
+          <w:numId w:val="3"/>
+        </w:numPr>
+        <w:spacing w:after="60" w:before="60"/>
+      </w:pPr>
+      <w:r>
+        <w:rPr>
+          <w:rFonts w:ascii="Arial" w:cs="Arial" w:eastAsia="Arial" w:hAnsi="Arial"/>
+          <w:color w:val="111827"/>
+          <w:sz w:val="20"/>
+          <w:szCs w:val="20"/>
+        </w:rPr>
+        <w:t xml:space="preserve">All coach notes grouped by player</w:t>
+      </w:r>
+    </w:p>
+    <w:p>
+      <w:pPr>
+        <w:spacing w:after="80" w:before="80"/>
+      </w:pPr>
+      <w:r>
+        <w:t xml:space="preserve"/>
+      </w:r>
+    </w:p>
+    <w:p>
+      <w:pPr>
+        <w:pStyle w:val="Heading1"/>
+        <w:pBdr>
+          <w:bottom w:val="single" w:color="991B1B" w:sz="4" w:space="4"/>
+        </w:pBdr>
+        <w:spacing w:after="160" w:before="320"/>
+      </w:pPr>
+      <w:r>
+        <w:rPr>
+          <w:rFonts w:ascii="Arial" w:cs="Arial" w:eastAsia="Arial" w:hAnsi="Arial"/>
+          <w:b/>
+          <w:bCs/>
+          <w:color w:val="111827"/>
+          <w:sz w:val="28"/>
+          <w:szCs w:val="28"/>
+        </w:rPr>
+        <w:t xml:space="preserve">10. Event Settings</w:t>
+      </w:r>
+    </w:p>
+    <w:p>
+      <w:pPr>
+        <w:spacing w:after="80" w:before="80"/>
+      </w:pPr>
+      <w:r>
+        <w:rPr>
+          <w:rFonts w:ascii="Arial" w:cs="Arial" w:eastAsia="Arial" w:hAnsi="Arial"/>
+          <w:color w:val="111827"/>
+          <w:sz w:val="20"/>
+          <w:szCs w:val="20"/>
+        </w:rPr>
+        <w:t xml:space="preserve">Tap the ⚙️ button top right. Club admins — changes apply to all coaches automatically.</w:t>
+      </w:r>
+    </w:p>
+    <w:p>
+      <w:pPr>
+        <w:spacing w:after="80" w:before="80"/>
+      </w:pPr>
+      <w:r>
+        <w:t xml:space="preserve"/>
+      </w:r>
+    </w:p>
+    <w:p>
+      <w:pPr>
+        <w:pStyle w:val="Heading2"/>
+        <w:spacing w:after="120" w:before="240"/>
+      </w:pPr>
+      <w:r>
+        <w:rPr>
+          <w:rFonts w:ascii="Arial" w:cs="Arial" w:eastAsia="Arial" w:hAnsi="Arial"/>
+          <w:b/>
+          <w:bCs/>
+          <w:color w:val="7F1212"/>
+          <w:sz w:val="22"/>
+          <w:szCs w:val="22"/>
+        </w:rPr>
+        <w:t xml:space="preserve">Events Tab</w:t>
+      </w:r>
+    </w:p>
+    <w:p>
+      <w:pPr>
+        <w:spacing w:after="80" w:before="80"/>
+      </w:pPr>
+      <w:r>
+        <w:rPr>
+          <w:rFonts w:ascii="Arial" w:cs="Arial" w:eastAsia="Arial" w:hAnsi="Arial"/>
+          <w:color w:val="111827"/>
+          <w:sz w:val="20"/>
+          <w:szCs w:val="20"/>
+        </w:rPr>
+        <w:t xml:space="preserve">Lists all events by category. Tap any event to edit label, icon, context (Live / Video / Both) and outcomes. Default events can be edited but not deleted. Tap + Add Custom Event to create a new one from scratch.</w:t>
+      </w:r>
+    </w:p>
+    <w:p>
+      <w:pPr>
+        <w:spacing w:after="80" w:before="80"/>
+      </w:pPr>
+      <w:r>
+        <w:t xml:space="preserve"/>
+      </w:r>
+    </w:p>
+    <w:p>
+      <w:pPr>
+        <w:pStyle w:val="Heading2"/>
+        <w:spacing w:after="120" w:before="240"/>
+      </w:pPr>
+      <w:r>
+        <w:rPr>
+          <w:rFonts w:ascii="Arial" w:cs="Arial" w:eastAsia="Arial" w:hAnsi="Arial"/>
+          <w:b/>
+          <w:bCs/>
+          <w:color w:val="7F1212"/>
+          <w:sz w:val="22"/>
+          <w:szCs w:val="22"/>
+        </w:rPr>
+        <w:t xml:space="preserve">Performance Tab</w:t>
+      </w:r>
+    </w:p>
+    <w:p>
+      <w:pPr>
+        <w:spacing w:after="80" w:before="80"/>
+      </w:pPr>
+      <w:r>
+        <w:rPr>
+          <w:rFonts w:ascii="Arial" w:cs="Arial" w:eastAsia="Arial" w:hAnsi="Arial"/>
+          <w:color w:val="111827"/>
+          <w:sz w:val="20"/>
+          <w:szCs w:val="20"/>
+        </w:rPr>
+        <w:t xml:space="preserve">Each outcome has a performance point value. Edit inline and tap Save Performance Scores.</w:t>
       </w:r>
     </w:p>
     <w:tbl>
@@ -6086,7 +5643,7 @@
                 <w:sz w:val="18"/>
                 <w:szCs w:val="18"/>
               </w:rPr>
-              <w:t xml:space="preserve">Example outcome</w:t>
+              <w:t xml:space="preserve">Outcome</w:t>
             </w:r>
           </w:p>
         </w:tc>
@@ -6121,7 +5678,7 @@
                 <w:sz w:val="18"/>
                 <w:szCs w:val="18"/>
               </w:rPr>
-              <w:t xml:space="preserve">Default value</w:t>
+              <w:t xml:space="preserve">Default</w:t>
             </w:r>
           </w:p>
         </w:tc>
@@ -6158,7 +5715,7 @@
                 <w:sz w:val="19"/>
                 <w:szCs w:val="19"/>
               </w:rPr>
-              <w:t xml:space="preserve">Goal (Shot from Play)</w:t>
+              <w:t xml:space="preserve">Goal (from play)</w:t>
             </w:r>
           </w:p>
         </w:tc>
@@ -6230,7 +5787,7 @@
                 <w:sz w:val="19"/>
                 <w:szCs w:val="19"/>
               </w:rPr>
-              <w:t xml:space="preserve">Point (Shot from Play)</w:t>
+              <w:t xml:space="preserve">Point (from play)</w:t>
             </w:r>
           </w:p>
         </w:tc>
@@ -6374,7 +5931,7 @@
                 <w:sz w:val="19"/>
                 <w:szCs w:val="19"/>
               </w:rPr>
-              <w:t xml:space="preserve">Turnover Forced In Attack</w:t>
+              <w:t xml:space="preserve">Turnover In Attack</w:t>
             </w:r>
           </w:p>
         </w:tc>
@@ -6446,7 +6003,7 @@
                 <w:sz w:val="19"/>
                 <w:szCs w:val="19"/>
               </w:rPr>
-              <w:t xml:space="preserve">Wide (Shot from Play)</w:t>
+              <w:t xml:space="preserve">Wide</w:t>
             </w:r>
           </w:p>
         </w:tc>
@@ -6518,7 +6075,7 @@
                 <w:sz w:val="19"/>
                 <w:szCs w:val="19"/>
               </w:rPr>
-              <w:t xml:space="preserve">Hand Pass (Ball Lost)</w:t>
+              <w:t xml:space="preserve">Hand Pass Lost</w:t>
             </w:r>
           </w:p>
         </w:tc>
@@ -6709,6 +6266,589 @@
       </w:pPr>
       <w:r>
         <w:t xml:space="preserve"/>
+      </w:r>
+    </w:p>
+    <w:p>
+      <w:pPr>
+        <w:pStyle w:val="Heading1"/>
+        <w:pBdr>
+          <w:bottom w:val="single" w:color="991B1B" w:sz="4" w:space="4"/>
+        </w:pBdr>
+        <w:spacing w:after="160" w:before="320"/>
+      </w:pPr>
+      <w:r>
+        <w:rPr>
+          <w:rFonts w:ascii="Arial" w:cs="Arial" w:eastAsia="Arial" w:hAnsi="Arial"/>
+          <w:b/>
+          <w:bCs/>
+          <w:color w:val="111827"/>
+          <w:sz w:val="28"/>
+          <w:szCs w:val="28"/>
+        </w:rPr>
+        <w:t xml:space="preserve">11. Stats Tab</w:t>
+      </w:r>
+    </w:p>
+    <w:p>
+      <w:pPr>
+        <w:spacing w:after="80" w:before="80"/>
+      </w:pPr>
+      <w:r>
+        <w:rPr>
+          <w:rFonts w:ascii="Arial" w:cs="Arial" w:eastAsia="Arial" w:hAnsi="Arial"/>
+          <w:color w:val="111827"/>
+          <w:sz w:val="20"/>
+          <w:szCs w:val="20"/>
+        </w:rPr>
+        <w:t xml:space="preserve">Full match statistics comparing both teams. Heading shows Live Match or loaded match name. Save Match — banner turns green to confirm, match syncs to your account.</w:t>
+      </w:r>
+    </w:p>
+    <w:p>
+      <w:pPr>
+        <w:spacing w:after="80" w:before="80"/>
+      </w:pPr>
+      <w:r>
+        <w:t xml:space="preserve"/>
+      </w:r>
+    </w:p>
+    <w:p>
+      <w:pPr>
+        <w:pStyle w:val="Heading1"/>
+        <w:pBdr>
+          <w:bottom w:val="single" w:color="991B1B" w:sz="4" w:space="4"/>
+        </w:pBdr>
+        <w:spacing w:after="160" w:before="320"/>
+      </w:pPr>
+      <w:r>
+        <w:rPr>
+          <w:rFonts w:ascii="Arial" w:cs="Arial" w:eastAsia="Arial" w:hAnsi="Arial"/>
+          <w:b/>
+          <w:bCs/>
+          <w:color w:val="111827"/>
+          <w:sz w:val="28"/>
+          <w:szCs w:val="28"/>
+        </w:rPr>
+        <w:t xml:space="preserve">12. History Tab</w:t>
+      </w:r>
+    </w:p>
+    <w:p>
+      <w:pPr>
+        <w:spacing w:after="80" w:before="80"/>
+      </w:pPr>
+      <w:r>
+        <w:rPr>
+          <w:rFonts w:ascii="Arial" w:cs="Arial" w:eastAsia="Arial" w:hAnsi="Arial"/>
+          <w:color w:val="111827"/>
+          <w:sz w:val="20"/>
+          <w:szCs w:val="20"/>
+        </w:rPr>
+        <w:t xml:space="preserve">Search bar at the top filters by team, competition or venue. Matches with video tags show a 🎬 badge.</w:t>
+      </w:r>
+    </w:p>
+    <w:p>
+      <w:pPr>
+        <w:spacing w:after="80" w:before="80"/>
+      </w:pPr>
+      <w:r>
+        <w:t xml:space="preserve"/>
+      </w:r>
+    </w:p>
+    <w:tbl>
+      <w:tblPr>
+        <w:tblW w:type="dxa" w:w="9360"/>
+        <w:tblBorders>
+          <w:top w:val="single" w:color="auto" w:sz="4"/>
+          <w:left w:val="single" w:color="auto" w:sz="4"/>
+          <w:bottom w:val="single" w:color="auto" w:sz="4"/>
+          <w:right w:val="single" w:color="auto" w:sz="4"/>
+          <w:insideH w:val="single" w:color="auto" w:sz="4"/>
+          <w:insideV w:val="single" w:color="auto" w:sz="4"/>
+        </w:tblBorders>
+      </w:tblPr>
+      <w:tblGrid>
+        <w:gridCol w:w="2200"/>
+        <w:gridCol w:w="7160"/>
+      </w:tblGrid>
+      <w:tr>
+        <w:tc>
+          <w:tcPr>
+            <w:tcW w:type="dxa" w:w="2200"/>
+            <w:tcBorders>
+              <w:top w:val="single" w:color="D1D5DB" w:sz="1"/>
+              <w:left w:val="single" w:color="D1D5DB" w:sz="1"/>
+              <w:bottom w:val="single" w:color="D1D5DB" w:sz="1"/>
+              <w:right w:val="single" w:color="D1D5DB" w:sz="1"/>
+            </w:tcBorders>
+            <w:shd w:fill="991B1B" w:val="clear"/>
+            <w:tcMar>
+              <w:top w:type="dxa" w:w="80"/>
+              <w:left w:type="dxa" w:w="120"/>
+              <w:bottom w:type="dxa" w:w="80"/>
+              <w:right w:type="dxa" w:w="120"/>
+            </w:tcMar>
+            <w:vAlign w:val="center"/>
+          </w:tcPr>
+          <w:p>
+            <w:pPr>
+              <w:jc w:val="left"/>
+            </w:pPr>
+            <w:r>
+              <w:rPr>
+                <w:rFonts w:ascii="Arial" w:cs="Arial" w:eastAsia="Arial" w:hAnsi="Arial"/>
+                <w:b/>
+                <w:bCs/>
+                <w:color w:val="FFFFFF"/>
+                <w:sz w:val="18"/>
+                <w:szCs w:val="18"/>
+              </w:rPr>
+              <w:t xml:space="preserve">Button</w:t>
+            </w:r>
+          </w:p>
+        </w:tc>
+        <w:tc>
+          <w:tcPr>
+            <w:tcW w:type="dxa" w:w="7160"/>
+            <w:tcBorders>
+              <w:top w:val="single" w:color="D1D5DB" w:sz="1"/>
+              <w:left w:val="single" w:color="D1D5DB" w:sz="1"/>
+              <w:bottom w:val="single" w:color="D1D5DB" w:sz="1"/>
+              <w:right w:val="single" w:color="D1D5DB" w:sz="1"/>
+            </w:tcBorders>
+            <w:shd w:fill="991B1B" w:val="clear"/>
+            <w:tcMar>
+              <w:top w:type="dxa" w:w="80"/>
+              <w:left w:type="dxa" w:w="120"/>
+              <w:bottom w:type="dxa" w:w="80"/>
+              <w:right w:type="dxa" w:w="120"/>
+            </w:tcMar>
+            <w:vAlign w:val="center"/>
+          </w:tcPr>
+          <w:p>
+            <w:pPr>
+              <w:jc w:val="left"/>
+            </w:pPr>
+            <w:r>
+              <w:rPr>
+                <w:rFonts w:ascii="Arial" w:cs="Arial" w:eastAsia="Arial" w:hAnsi="Arial"/>
+                <w:b/>
+                <w:bCs/>
+                <w:color w:val="FFFFFF"/>
+                <w:sz w:val="18"/>
+                <w:szCs w:val="18"/>
+              </w:rPr>
+              <w:t xml:space="preserve">What it does</w:t>
+            </w:r>
+          </w:p>
+        </w:tc>
+      </w:tr>
+      <w:tr>
+        <w:tc>
+          <w:tcPr>
+            <w:tcW w:type="dxa" w:w="2200"/>
+            <w:tcBorders>
+              <w:top w:val="single" w:color="D1D5DB" w:sz="1"/>
+              <w:left w:val="single" w:color="D1D5DB" w:sz="1"/>
+              <w:bottom w:val="single" w:color="D1D5DB" w:sz="1"/>
+              <w:right w:val="single" w:color="D1D5DB" w:sz="1"/>
+            </w:tcBorders>
+            <w:shd w:fill="FFFFFF" w:val="clear"/>
+            <w:tcMar>
+              <w:top w:type="dxa" w:w="80"/>
+              <w:left w:type="dxa" w:w="120"/>
+              <w:bottom w:type="dxa" w:w="80"/>
+              <w:right w:type="dxa" w:w="120"/>
+            </w:tcMar>
+            <w:vAlign w:val="center"/>
+          </w:tcPr>
+          <w:p>
+            <w:pPr>
+              <w:jc w:val="left"/>
+            </w:pPr>
+            <w:r>
+              <w:rPr>
+                <w:rFonts w:ascii="Arial" w:cs="Arial" w:eastAsia="Arial" w:hAnsi="Arial"/>
+                <w:b/>
+                <w:bCs/>
+                <w:color w:val="111827"/>
+                <w:sz w:val="19"/>
+                <w:szCs w:val="19"/>
+              </w:rPr>
+              <w:t xml:space="preserve">📊 Full Stats</w:t>
+            </w:r>
+          </w:p>
+        </w:tc>
+        <w:tc>
+          <w:tcPr>
+            <w:tcW w:type="dxa" w:w="7160"/>
+            <w:tcBorders>
+              <w:top w:val="single" w:color="D1D5DB" w:sz="1"/>
+              <w:left w:val="single" w:color="D1D5DB" w:sz="1"/>
+              <w:bottom w:val="single" w:color="D1D5DB" w:sz="1"/>
+              <w:right w:val="single" w:color="D1D5DB" w:sz="1"/>
+            </w:tcBorders>
+            <w:shd w:fill="FFFFFF" w:val="clear"/>
+            <w:tcMar>
+              <w:top w:type="dxa" w:w="80"/>
+              <w:left w:type="dxa" w:w="120"/>
+              <w:bottom w:type="dxa" w:w="80"/>
+              <w:right w:type="dxa" w:w="120"/>
+            </w:tcMar>
+            <w:vAlign w:val="center"/>
+          </w:tcPr>
+          <w:p>
+            <w:pPr>
+              <w:jc w:val="left"/>
+            </w:pPr>
+            <w:r>
+              <w:rPr>
+                <w:rFonts w:ascii="Arial" w:cs="Arial" w:eastAsia="Arial" w:hAnsi="Arial"/>
+                <w:b w:val="false"/>
+                <w:bCs w:val="false"/>
+                <w:color w:val="111827"/>
+                <w:sz w:val="19"/>
+                <w:szCs w:val="19"/>
+              </w:rPr>
+              <w:t xml:space="preserve">Detailed stats including video tags if present</w:t>
+            </w:r>
+          </w:p>
+        </w:tc>
+      </w:tr>
+      <w:tr>
+        <w:tc>
+          <w:tcPr>
+            <w:tcW w:type="dxa" w:w="2200"/>
+            <w:tcBorders>
+              <w:top w:val="single" w:color="D1D5DB" w:sz="1"/>
+              <w:left w:val="single" w:color="D1D5DB" w:sz="1"/>
+              <w:bottom w:val="single" w:color="D1D5DB" w:sz="1"/>
+              <w:right w:val="single" w:color="D1D5DB" w:sz="1"/>
+            </w:tcBorders>
+            <w:shd w:fill="FFFFFF" w:val="clear"/>
+            <w:tcMar>
+              <w:top w:type="dxa" w:w="80"/>
+              <w:left w:type="dxa" w:w="120"/>
+              <w:bottom w:type="dxa" w:w="80"/>
+              <w:right w:type="dxa" w:w="120"/>
+            </w:tcMar>
+            <w:vAlign w:val="center"/>
+          </w:tcPr>
+          <w:p>
+            <w:pPr>
+              <w:jc w:val="left"/>
+            </w:pPr>
+            <w:r>
+              <w:rPr>
+                <w:rFonts w:ascii="Arial" w:cs="Arial" w:eastAsia="Arial" w:hAnsi="Arial"/>
+                <w:b/>
+                <w:bCs/>
+                <w:color w:val="111827"/>
+                <w:sz w:val="19"/>
+                <w:szCs w:val="19"/>
+              </w:rPr>
+              <w:t xml:space="preserve">📄 Report</w:t>
+            </w:r>
+          </w:p>
+        </w:tc>
+        <w:tc>
+          <w:tcPr>
+            <w:tcW w:type="dxa" w:w="7160"/>
+            <w:tcBorders>
+              <w:top w:val="single" w:color="D1D5DB" w:sz="1"/>
+              <w:left w:val="single" w:color="D1D5DB" w:sz="1"/>
+              <w:bottom w:val="single" w:color="D1D5DB" w:sz="1"/>
+              <w:right w:val="single" w:color="D1D5DB" w:sz="1"/>
+            </w:tcBorders>
+            <w:shd w:fill="F3F4F6" w:val="clear"/>
+            <w:tcMar>
+              <w:top w:type="dxa" w:w="80"/>
+              <w:left w:type="dxa" w:w="120"/>
+              <w:bottom w:type="dxa" w:w="80"/>
+              <w:right w:type="dxa" w:w="120"/>
+            </w:tcMar>
+            <w:vAlign w:val="center"/>
+          </w:tcPr>
+          <w:p>
+            <w:pPr>
+              <w:jc w:val="left"/>
+            </w:pPr>
+            <w:r>
+              <w:rPr>
+                <w:rFonts w:ascii="Arial" w:cs="Arial" w:eastAsia="Arial" w:hAnsi="Arial"/>
+                <w:b w:val="false"/>
+                <w:bCs w:val="false"/>
+                <w:color w:val="111827"/>
+                <w:sz w:val="19"/>
+                <w:szCs w:val="19"/>
+              </w:rPr>
+              <w:t xml:space="preserve">PDF report including video tags section</w:t>
+            </w:r>
+          </w:p>
+        </w:tc>
+      </w:tr>
+      <w:tr>
+        <w:tc>
+          <w:tcPr>
+            <w:tcW w:type="dxa" w:w="2200"/>
+            <w:tcBorders>
+              <w:top w:val="single" w:color="D1D5DB" w:sz="1"/>
+              <w:left w:val="single" w:color="D1D5DB" w:sz="1"/>
+              <w:bottom w:val="single" w:color="D1D5DB" w:sz="1"/>
+              <w:right w:val="single" w:color="D1D5DB" w:sz="1"/>
+            </w:tcBorders>
+            <w:shd w:fill="FFFFFF" w:val="clear"/>
+            <w:tcMar>
+              <w:top w:type="dxa" w:w="80"/>
+              <w:left w:type="dxa" w:w="120"/>
+              <w:bottom w:type="dxa" w:w="80"/>
+              <w:right w:type="dxa" w:w="120"/>
+            </w:tcMar>
+            <w:vAlign w:val="center"/>
+          </w:tcPr>
+          <w:p>
+            <w:pPr>
+              <w:jc w:val="left"/>
+            </w:pPr>
+            <w:r>
+              <w:rPr>
+                <w:rFonts w:ascii="Arial" w:cs="Arial" w:eastAsia="Arial" w:hAnsi="Arial"/>
+                <w:b/>
+                <w:bCs/>
+                <w:color w:val="111827"/>
+                <w:sz w:val="19"/>
+                <w:szCs w:val="19"/>
+              </w:rPr>
+              <w:t xml:space="preserve">🎬 Video</w:t>
+            </w:r>
+          </w:p>
+        </w:tc>
+        <w:tc>
+          <w:tcPr>
+            <w:tcW w:type="dxa" w:w="7160"/>
+            <w:tcBorders>
+              <w:top w:val="single" w:color="D1D5DB" w:sz="1"/>
+              <w:left w:val="single" w:color="D1D5DB" w:sz="1"/>
+              <w:bottom w:val="single" w:color="D1D5DB" w:sz="1"/>
+              <w:right w:val="single" w:color="D1D5DB" w:sz="1"/>
+            </w:tcBorders>
+            <w:shd w:fill="FFFFFF" w:val="clear"/>
+            <w:tcMar>
+              <w:top w:type="dxa" w:w="80"/>
+              <w:left w:type="dxa" w:w="120"/>
+              <w:bottom w:type="dxa" w:w="80"/>
+              <w:right w:type="dxa" w:w="120"/>
+            </w:tcMar>
+            <w:vAlign w:val="center"/>
+          </w:tcPr>
+          <w:p>
+            <w:pPr>
+              <w:jc w:val="left"/>
+            </w:pPr>
+            <w:r>
+              <w:rPr>
+                <w:rFonts w:ascii="Arial" w:cs="Arial" w:eastAsia="Arial" w:hAnsi="Arial"/>
+                <w:b w:val="false"/>
+                <w:bCs w:val="false"/>
+                <w:color w:val="111827"/>
+                <w:sz w:val="19"/>
+                <w:szCs w:val="19"/>
+              </w:rPr>
+              <w:t xml:space="preserve">Opens Video Analysis for that match</w:t>
+            </w:r>
+          </w:p>
+        </w:tc>
+      </w:tr>
+      <w:tr>
+        <w:tc>
+          <w:tcPr>
+            <w:tcW w:type="dxa" w:w="2200"/>
+            <w:tcBorders>
+              <w:top w:val="single" w:color="D1D5DB" w:sz="1"/>
+              <w:left w:val="single" w:color="D1D5DB" w:sz="1"/>
+              <w:bottom w:val="single" w:color="D1D5DB" w:sz="1"/>
+              <w:right w:val="single" w:color="D1D5DB" w:sz="1"/>
+            </w:tcBorders>
+            <w:shd w:fill="FFFFFF" w:val="clear"/>
+            <w:tcMar>
+              <w:top w:type="dxa" w:w="80"/>
+              <w:left w:type="dxa" w:w="120"/>
+              <w:bottom w:type="dxa" w:w="80"/>
+              <w:right w:type="dxa" w:w="120"/>
+            </w:tcMar>
+            <w:vAlign w:val="center"/>
+          </w:tcPr>
+          <w:p>
+            <w:pPr>
+              <w:jc w:val="left"/>
+            </w:pPr>
+            <w:r>
+              <w:rPr>
+                <w:rFonts w:ascii="Arial" w:cs="Arial" w:eastAsia="Arial" w:hAnsi="Arial"/>
+                <w:b/>
+                <w:bCs/>
+                <w:color w:val="111827"/>
+                <w:sz w:val="19"/>
+                <w:szCs w:val="19"/>
+              </w:rPr>
+              <w:t xml:space="preserve">↩ Reload</w:t>
+            </w:r>
+          </w:p>
+        </w:tc>
+        <w:tc>
+          <w:tcPr>
+            <w:tcW w:type="dxa" w:w="7160"/>
+            <w:tcBorders>
+              <w:top w:val="single" w:color="D1D5DB" w:sz="1"/>
+              <w:left w:val="single" w:color="D1D5DB" w:sz="1"/>
+              <w:bottom w:val="single" w:color="D1D5DB" w:sz="1"/>
+              <w:right w:val="single" w:color="D1D5DB" w:sz="1"/>
+            </w:tcBorders>
+            <w:shd w:fill="F3F4F6" w:val="clear"/>
+            <w:tcMar>
+              <w:top w:type="dxa" w:w="80"/>
+              <w:left w:type="dxa" w:w="120"/>
+              <w:bottom w:type="dxa" w:w="80"/>
+              <w:right w:type="dxa" w:w="120"/>
+            </w:tcMar>
+            <w:vAlign w:val="center"/>
+          </w:tcPr>
+          <w:p>
+            <w:pPr>
+              <w:jc w:val="left"/>
+            </w:pPr>
+            <w:r>
+              <w:rPr>
+                <w:rFonts w:ascii="Arial" w:cs="Arial" w:eastAsia="Arial" w:hAnsi="Arial"/>
+                <w:b w:val="false"/>
+                <w:bCs w:val="false"/>
+                <w:color w:val="111827"/>
+                <w:sz w:val="19"/>
+                <w:szCs w:val="19"/>
+              </w:rPr>
+              <w:t xml:space="preserve">Loads match back into the live tracker</w:t>
+            </w:r>
+          </w:p>
+        </w:tc>
+      </w:tr>
+      <w:tr>
+        <w:tc>
+          <w:tcPr>
+            <w:tcW w:type="dxa" w:w="2200"/>
+            <w:tcBorders>
+              <w:top w:val="single" w:color="D1D5DB" w:sz="1"/>
+              <w:left w:val="single" w:color="D1D5DB" w:sz="1"/>
+              <w:bottom w:val="single" w:color="D1D5DB" w:sz="1"/>
+              <w:right w:val="single" w:color="D1D5DB" w:sz="1"/>
+            </w:tcBorders>
+            <w:shd w:fill="FFFFFF" w:val="clear"/>
+            <w:tcMar>
+              <w:top w:type="dxa" w:w="80"/>
+              <w:left w:type="dxa" w:w="120"/>
+              <w:bottom w:type="dxa" w:w="80"/>
+              <w:right w:type="dxa" w:w="120"/>
+            </w:tcMar>
+            <w:vAlign w:val="center"/>
+          </w:tcPr>
+          <w:p>
+            <w:pPr>
+              <w:jc w:val="left"/>
+            </w:pPr>
+            <w:r>
+              <w:rPr>
+                <w:rFonts w:ascii="Arial" w:cs="Arial" w:eastAsia="Arial" w:hAnsi="Arial"/>
+                <w:b/>
+                <w:bCs/>
+                <w:color w:val="111827"/>
+                <w:sz w:val="19"/>
+                <w:szCs w:val="19"/>
+              </w:rPr>
+              <w:t xml:space="preserve">🗑 Delete</w:t>
+            </w:r>
+          </w:p>
+        </w:tc>
+        <w:tc>
+          <w:tcPr>
+            <w:tcW w:type="dxa" w:w="7160"/>
+            <w:tcBorders>
+              <w:top w:val="single" w:color="D1D5DB" w:sz="1"/>
+              <w:left w:val="single" w:color="D1D5DB" w:sz="1"/>
+              <w:bottom w:val="single" w:color="D1D5DB" w:sz="1"/>
+              <w:right w:val="single" w:color="D1D5DB" w:sz="1"/>
+            </w:tcBorders>
+            <w:shd w:fill="FFFFFF" w:val="clear"/>
+            <w:tcMar>
+              <w:top w:type="dxa" w:w="80"/>
+              <w:left w:type="dxa" w:w="120"/>
+              <w:bottom w:type="dxa" w:w="80"/>
+              <w:right w:type="dxa" w:w="120"/>
+            </w:tcMar>
+            <w:vAlign w:val="center"/>
+          </w:tcPr>
+          <w:p>
+            <w:pPr>
+              <w:jc w:val="left"/>
+            </w:pPr>
+            <w:r>
+              <w:rPr>
+                <w:rFonts w:ascii="Arial" w:cs="Arial" w:eastAsia="Arial" w:hAnsi="Arial"/>
+                <w:b w:val="false"/>
+                <w:bCs w:val="false"/>
+                <w:color w:val="111827"/>
+                <w:sz w:val="19"/>
+                <w:szCs w:val="19"/>
+              </w:rPr>
+              <w:t xml:space="preserve">Permanently removes the match</w:t>
+            </w:r>
+          </w:p>
+        </w:tc>
+      </w:tr>
+    </w:tbl>
+    <w:p>
+      <w:pPr>
+        <w:spacing w:after="80" w:before="80"/>
+      </w:pPr>
+      <w:r>
+        <w:t xml:space="preserve"/>
+      </w:r>
+    </w:p>
+    <w:p>
+      <w:pPr>
+        <w:spacing w:after="80" w:before="80"/>
+      </w:pPr>
+      <w:r>
+        <w:rPr>
+          <w:rFonts w:ascii="Arial" w:cs="Arial" w:eastAsia="Arial" w:hAnsi="Arial"/>
+          <w:color w:val="111827"/>
+          <w:sz w:val="20"/>
+          <w:szCs w:val="20"/>
+        </w:rPr>
+        <w:t xml:space="preserve">Tap 🎬 New Video Analysis at the top to start a video-first session without needing a live recorded match.</w:t>
+      </w:r>
+    </w:p>
+    <w:p>
+      <w:pPr>
+        <w:spacing w:after="80" w:before="80"/>
+      </w:pPr>
+      <w:r>
+        <w:t xml:space="preserve"/>
+      </w:r>
+    </w:p>
+    <w:p>
+      <w:pPr>
+        <w:pStyle w:val="Heading1"/>
+        <w:pBdr>
+          <w:bottom w:val="single" w:color="991B1B" w:sz="4" w:space="4"/>
+        </w:pBdr>
+        <w:spacing w:after="160" w:before="320"/>
+      </w:pPr>
+      <w:r>
+        <w:rPr>
+          <w:rFonts w:ascii="Arial" w:cs="Arial" w:eastAsia="Arial" w:hAnsi="Arial"/>
+          <w:b/>
+          <w:bCs/>
+          <w:color w:val="111827"/>
+          <w:sz w:val="28"/>
+          <w:szCs w:val="28"/>
+        </w:rPr>
+        <w:t xml:space="preserve">13. Video Analysis</w:t>
       </w:r>
     </w:p>
     <w:p>
@@ -6725,7 +6865,298 @@
           <w:sz w:val="22"/>
           <w:szCs w:val="22"/>
         </w:rPr>
-        <w:t xml:space="preserve">Club Config Sync</w:t>
+        <w:t xml:space="preserve">Opening</w:t>
+      </w:r>
+    </w:p>
+    <w:p>
+      <w:pPr>
+        <w:spacing w:after="80" w:before="80"/>
+      </w:pPr>
+      <w:r>
+        <w:rPr>
+          <w:rFonts w:ascii="Arial" w:cs="Arial" w:eastAsia="Arial" w:hAnsi="Arial"/>
+          <w:color w:val="111827"/>
+          <w:sz w:val="20"/>
+          <w:szCs w:val="20"/>
+        </w:rPr>
+        <w:t xml:space="preserve">From any saved match card tap 🎬 Video, or use 🎬 New Video Analysis from the History tab.</w:t>
+      </w:r>
+    </w:p>
+    <w:p>
+      <w:pPr>
+        <w:spacing w:after="80" w:before="80"/>
+      </w:pPr>
+      <w:r>
+        <w:t xml:space="preserve"/>
+      </w:r>
+    </w:p>
+    <w:p>
+      <w:pPr>
+        <w:pStyle w:val="Heading2"/>
+        <w:spacing w:after="120" w:before="240"/>
+      </w:pPr>
+      <w:r>
+        <w:rPr>
+          <w:rFonts w:ascii="Arial" w:cs="Arial" w:eastAsia="Arial" w:hAnsi="Arial"/>
+          <w:b/>
+          <w:bCs/>
+          <w:color w:val="7F1212"/>
+          <w:sz w:val="22"/>
+          <w:szCs w:val="22"/>
+        </w:rPr>
+        <w:t xml:space="preserve">Tagging Events</w:t>
+      </w:r>
+    </w:p>
+    <w:p>
+      <w:pPr>
+        <w:pStyle w:val="ListParagraph"/>
+        <w:numPr>
+          <w:ilvl w:val="0"/>
+          <w:numId w:val="2"/>
+        </w:numPr>
+        <w:spacing w:after="60" w:before="60"/>
+      </w:pPr>
+      <w:r>
+        <w:rPr>
+          <w:rFonts w:ascii="Arial" w:cs="Arial" w:eastAsia="Arial" w:hAnsi="Arial"/>
+          <w:color w:val="111827"/>
+          <w:sz w:val="20"/>
+          <w:szCs w:val="20"/>
+        </w:rPr>
+        <w:t xml:space="preserve">Paste a YouTube link or MP4 URL → tap Load Video</w:t>
+      </w:r>
+    </w:p>
+    <w:p>
+      <w:pPr>
+        <w:pStyle w:val="ListParagraph"/>
+        <w:numPr>
+          <w:ilvl w:val="0"/>
+          <w:numId w:val="2"/>
+        </w:numPr>
+        <w:spacing w:after="60" w:before="60"/>
+      </w:pPr>
+      <w:r>
+        <w:rPr>
+          <w:rFonts w:ascii="Arial" w:cs="Arial" w:eastAsia="Arial" w:hAnsi="Arial"/>
+          <w:color w:val="111827"/>
+          <w:sz w:val="20"/>
+          <w:szCs w:val="20"/>
+        </w:rPr>
+        <w:t xml:space="preserve">Tap ▲ Hide Video to collapse the video and give event buttons more space</w:t>
+      </w:r>
+    </w:p>
+    <w:p>
+      <w:pPr>
+        <w:pStyle w:val="ListParagraph"/>
+        <w:numPr>
+          <w:ilvl w:val="0"/>
+          <w:numId w:val="2"/>
+        </w:numPr>
+        <w:spacing w:after="60" w:before="60"/>
+      </w:pPr>
+      <w:r>
+        <w:rPr>
+          <w:rFonts w:ascii="Arial" w:cs="Arial" w:eastAsia="Arial" w:hAnsi="Arial"/>
+          <w:color w:val="111827"/>
+          <w:sz w:val="20"/>
+          <w:szCs w:val="20"/>
+        </w:rPr>
+        <w:t xml:space="preserve">Select Home or Away team tab</w:t>
+      </w:r>
+    </w:p>
+    <w:p>
+      <w:pPr>
+        <w:pStyle w:val="ListParagraph"/>
+        <w:numPr>
+          <w:ilvl w:val="0"/>
+          <w:numId w:val="2"/>
+        </w:numPr>
+        <w:spacing w:after="60" w:before="60"/>
+      </w:pPr>
+      <w:r>
+        <w:rPr>
+          <w:rFonts w:ascii="Arial" w:cs="Arial" w:eastAsia="Arial" w:hAnsi="Arial"/>
+          <w:color w:val="111827"/>
+          <w:sz w:val="20"/>
+          <w:szCs w:val="20"/>
+        </w:rPr>
+        <w:t xml:space="preserve">Tap event buttons as events happen — outcome picker slides up for events with outcomes</w:t>
+      </w:r>
+    </w:p>
+    <w:p>
+      <w:pPr>
+        <w:pStyle w:val="ListParagraph"/>
+        <w:numPr>
+          <w:ilvl w:val="0"/>
+          <w:numId w:val="2"/>
+        </w:numPr>
+        <w:spacing w:after="60" w:before="60"/>
+      </w:pPr>
+      <w:r>
+        <w:rPr>
+          <w:rFonts w:ascii="Arial" w:cs="Arial" w:eastAsia="Arial" w:hAnsi="Arial"/>
+          <w:color w:val="111827"/>
+          <w:sz w:val="20"/>
+          <w:szCs w:val="20"/>
+        </w:rPr>
+        <w:t xml:space="preserve">Each tag is stamped with the exact video timestamp</w:t>
+      </w:r>
+    </w:p>
+    <w:p>
+      <w:pPr>
+        <w:spacing w:after="80" w:before="80"/>
+      </w:pPr>
+      <w:r>
+        <w:t xml:space="preserve"/>
+      </w:r>
+    </w:p>
+    <w:p>
+      <w:pPr>
+        <w:spacing w:after="80" w:before="80"/>
+      </w:pPr>
+      <w:r>
+        <w:rPr>
+          <w:rFonts w:ascii="Arial" w:cs="Arial" w:eastAsia="Arial" w:hAnsi="Arial"/>
+          <w:color w:val="111827"/>
+          <w:sz w:val="20"/>
+          <w:szCs w:val="20"/>
+        </w:rPr>
+        <w:t xml:space="preserve">Timeline coloured dots, tag list filters (Home/Away), stats summary chips, and 📋 Copy Clip List all available once tags are recorded.</w:t>
+      </w:r>
+    </w:p>
+    <w:p>
+      <w:pPr>
+        <w:spacing w:after="80" w:before="80"/>
+      </w:pPr>
+      <w:r>
+        <w:t xml:space="preserve"/>
+      </w:r>
+    </w:p>
+    <w:p>
+      <w:pPr>
+        <w:pStyle w:val="Heading1"/>
+        <w:pBdr>
+          <w:bottom w:val="single" w:color="991B1B" w:sz="4" w:space="4"/>
+        </w:pBdr>
+        <w:spacing w:after="160" w:before="320"/>
+      </w:pPr>
+      <w:r>
+        <w:rPr>
+          <w:rFonts w:ascii="Arial" w:cs="Arial" w:eastAsia="Arial" w:hAnsi="Arial"/>
+          <w:b/>
+          <w:bCs/>
+          <w:color w:val="111827"/>
+          <w:sz w:val="28"/>
+          <w:szCs w:val="28"/>
+        </w:rPr>
+        <w:t xml:space="preserve">14. Match Reports</w:t>
+      </w:r>
+    </w:p>
+    <w:p>
+      <w:pPr>
+        <w:pStyle w:val="ListParagraph"/>
+        <w:numPr>
+          <w:ilvl w:val="0"/>
+          <w:numId w:val="2"/>
+        </w:numPr>
+        <w:spacing w:after="60" w:before="60"/>
+      </w:pPr>
+      <w:r>
+        <w:rPr>
+          <w:rFonts w:ascii="Arial" w:cs="Arial" w:eastAsia="Arial" w:hAnsi="Arial"/>
+          <w:color w:val="111827"/>
+          <w:sz w:val="20"/>
+          <w:szCs w:val="20"/>
+        </w:rPr>
+        <w:t xml:space="preserve">History tab → tap 📄 Report</w:t>
+      </w:r>
+    </w:p>
+    <w:p>
+      <w:pPr>
+        <w:pStyle w:val="ListParagraph"/>
+        <w:numPr>
+          <w:ilvl w:val="0"/>
+          <w:numId w:val="2"/>
+        </w:numPr>
+        <w:spacing w:after="60" w:before="60"/>
+      </w:pPr>
+      <w:r>
+        <w:rPr>
+          <w:rFonts w:ascii="Arial" w:cs="Arial" w:eastAsia="Arial" w:hAnsi="Arial"/>
+          <w:color w:val="111827"/>
+          <w:sz w:val="20"/>
+          <w:szCs w:val="20"/>
+        </w:rPr>
+        <w:t xml:space="preserve">Report opens in a new window</w:t>
+      </w:r>
+    </w:p>
+    <w:p>
+      <w:pPr>
+        <w:pStyle w:val="ListParagraph"/>
+        <w:numPr>
+          <w:ilvl w:val="0"/>
+          <w:numId w:val="2"/>
+        </w:numPr>
+        <w:spacing w:after="60" w:before="60"/>
+      </w:pPr>
+      <w:r>
+        <w:rPr>
+          <w:rFonts w:ascii="Arial" w:cs="Arial" w:eastAsia="Arial" w:hAnsi="Arial"/>
+          <w:color w:val="111827"/>
+          <w:sz w:val="20"/>
+          <w:szCs w:val="20"/>
+        </w:rPr>
+        <w:t xml:space="preserve">Tap Print / Save PDF</w:t>
+      </w:r>
+    </w:p>
+    <w:p>
+      <w:pPr>
+        <w:spacing w:after="80" w:before="80"/>
+      </w:pPr>
+      <w:r>
+        <w:t xml:space="preserve"/>
+      </w:r>
+    </w:p>
+    <w:p>
+      <w:pPr>
+        <w:spacing w:after="80" w:before="80"/>
+      </w:pPr>
+      <w:r>
+        <w:rPr>
+          <w:rFonts w:ascii="Arial" w:cs="Arial" w:eastAsia="Arial" w:hAnsi="Arial"/>
+          <w:color w:val="111827"/>
+          <w:sz w:val="20"/>
+          <w:szCs w:val="20"/>
+        </w:rPr>
+        <w:t xml:space="preserve">Includes: cover, KPI tiles, full stats, shooting breakdown, ball won/lost, kickout battle, turnovers, discipline, player contributions, video analysis tags.</w:t>
+      </w:r>
+    </w:p>
+    <w:p>
+      <w:pPr>
+        <w:spacing w:after="80" w:before="80"/>
+      </w:pPr>
+      <w:r>
+        <w:t xml:space="preserve"/>
+      </w:r>
+    </w:p>
+    <w:p>
+      <w:pPr>
+        <w:pStyle w:val="Heading1"/>
+        <w:pBdr>
+          <w:bottom w:val="single" w:color="991B1B" w:sz="4" w:space="4"/>
+        </w:pBdr>
+        <w:spacing w:after="160" w:before="320"/>
+      </w:pPr>
+      <w:r>
+        <w:rPr>
+          <w:rFonts w:ascii="Arial" w:cs="Arial" w:eastAsia="Arial" w:hAnsi="Arial"/>
+          <w:b/>
+          <w:bCs/>
+          <w:color w:val="111827"/>
+          <w:sz w:val="28"/>
+          <w:szCs w:val="28"/>
+        </w:rPr>
+        <w:t xml:space="preserve">15. Offline Use</w:t>
       </w:r>
     </w:p>
     <w:p>
@@ -6744,7 +7175,7 @@
           <w:sz w:val="20"/>
           <w:szCs w:val="20"/>
         </w:rPr>
-        <w:t xml:space="preserve">Club Admins — event config saves to the club. All coaches in the club pull this config on sign-in.</w:t>
+        <w:t xml:space="preserve">All match recording works without internet</w:t>
       </w:r>
     </w:p>
     <w:p>
@@ -6763,7 +7194,7 @@
           <w:sz w:val="20"/>
           <w:szCs w:val="20"/>
         </w:rPr>
-        <w:t xml:space="preserve">Club Coaches — see the config in read-only mode. Contact your admin to request changes.</w:t>
+        <w:t xml:space="preserve">Full GAA/LGFA club database (1,200+ clubs) built in</w:t>
       </w:r>
     </w:p>
     <w:p>
@@ -6782,7 +7213,54 @@
           <w:sz w:val="20"/>
           <w:szCs w:val="20"/>
         </w:rPr>
-        <w:t xml:space="preserve">Personal accounts — config saves to your own account only.</w:t>
+        <w:t xml:space="preserve">Squad, training, trial data and match history stored on device</w:t>
+      </w:r>
+    </w:p>
+    <w:p>
+      <w:pPr>
+        <w:pStyle w:val="ListParagraph"/>
+        <w:numPr>
+          <w:ilvl w:val="0"/>
+          <w:numId w:val="3"/>
+        </w:numPr>
+        <w:spacing w:after="60" w:before="60"/>
+      </w:pPr>
+      <w:r>
+        <w:rPr>
+          <w:rFonts w:ascii="Arial" w:cs="Arial" w:eastAsia="Arial" w:hAnsi="Arial"/>
+          <w:color w:val="111827"/>
+          <w:sz w:val="20"/>
+          <w:szCs w:val="20"/>
+        </w:rPr>
+        <w:t xml:space="preserve">Syncs to your account on next connection</w:t>
+      </w:r>
+    </w:p>
+    <w:p>
+      <w:pPr>
+        <w:spacing w:after="120" w:before="120"/>
+        <w:ind w:left="360"/>
+      </w:pPr>
+      <w:r>
+        <w:rPr>
+          <w:rFonts w:ascii="Arial" w:cs="Arial" w:eastAsia="Arial" w:hAnsi="Arial"/>
+          <w:b/>
+          <w:bCs/>
+          <w:color w:val="7F1212"/>
+          <w:sz w:val="19"/>
+          <w:szCs w:val="19"/>
+        </w:rPr>
+        <w:t xml:space="preserve">Tip: </w:t>
+      </w:r>
+      <w:r>
+        <w:rPr>
+          <w:rFonts w:ascii="Arial" w:cs="Arial" w:eastAsia="Arial" w:hAnsi="Arial"/>
+          <w:i/>
+          <w:iCs/>
+          <w:color w:val="374151"/>
+          <w:sz w:val="19"/>
+          <w:szCs w:val="19"/>
+        </w:rPr>
+        <w:t xml:space="preserve">The app needs internet the first time it loads. After that it works fully offline.</w:t>
       </w:r>
     </w:p>
     <w:p>
@@ -6810,7 +7288,24 @@
           <w:sz w:val="28"/>
           <w:szCs w:val="28"/>
         </w:rPr>
-        <w:t xml:space="preserve">14. Match Reports</w:t>
+        <w:t xml:space="preserve">16. Installing on Your Device</w:t>
+      </w:r>
+    </w:p>
+    <w:p>
+      <w:pPr>
+        <w:pStyle w:val="Heading2"/>
+        <w:spacing w:after="120" w:before="240"/>
+      </w:pPr>
+      <w:r>
+        <w:rPr>
+          <w:rFonts w:ascii="Arial" w:cs="Arial" w:eastAsia="Arial" w:hAnsi="Arial"/>
+          <w:b/>
+          <w:bCs/>
+          <w:color w:val="7F1212"/>
+          <w:sz w:val="22"/>
+          <w:szCs w:val="22"/>
+        </w:rPr>
+        <w:t xml:space="preserve">iPhone / iPad (Safari only)</w:t>
       </w:r>
     </w:p>
     <w:p>
@@ -6829,7 +7324,7 @@
           <w:sz w:val="20"/>
           <w:szCs w:val="20"/>
         </w:rPr>
-        <w:t xml:space="preserve">History tab → tap 📄 Report</w:t>
+        <w:t xml:space="preserve">Open https://coachstats.netlify.app in Safari</w:t>
       </w:r>
     </w:p>
     <w:p>
@@ -6848,7 +7343,60 @@
           <w:sz w:val="20"/>
           <w:szCs w:val="20"/>
         </w:rPr>
-        <w:t xml:space="preserve">Report opens in a new window</w:t>
+        <w:t xml:space="preserve">Tap Share → Add to Home Screen → Add</w:t>
+      </w:r>
+    </w:p>
+    <w:p>
+      <w:pPr>
+        <w:spacing w:after="120" w:before="120"/>
+        <w:ind w:left="360"/>
+      </w:pPr>
+      <w:r>
+        <w:rPr>
+          <w:rFonts w:ascii="Arial" w:cs="Arial" w:eastAsia="Arial" w:hAnsi="Arial"/>
+          <w:b/>
+          <w:bCs/>
+          <w:color w:val="7F1212"/>
+          <w:sz w:val="19"/>
+          <w:szCs w:val="19"/>
+        </w:rPr>
+        <w:t xml:space="preserve">Tip: </w:t>
+      </w:r>
+      <w:r>
+        <w:rPr>
+          <w:rFonts w:ascii="Arial" w:cs="Arial" w:eastAsia="Arial" w:hAnsi="Arial"/>
+          <w:i/>
+          <w:iCs/>
+          <w:color w:val="374151"/>
+          <w:sz w:val="19"/>
+          <w:szCs w:val="19"/>
+        </w:rPr>
+        <w:t xml:space="preserve">You must use Safari on iPhone/iPad. Chrome does not support Add to Home Screen on iOS.</w:t>
+      </w:r>
+    </w:p>
+    <w:p>
+      <w:pPr>
+        <w:spacing w:after="80" w:before="80"/>
+      </w:pPr>
+      <w:r>
+        <w:t xml:space="preserve"/>
+      </w:r>
+    </w:p>
+    <w:p>
+      <w:pPr>
+        <w:pStyle w:val="Heading2"/>
+        <w:spacing w:after="120" w:before="240"/>
+      </w:pPr>
+      <w:r>
+        <w:rPr>
+          <w:rFonts w:ascii="Arial" w:cs="Arial" w:eastAsia="Arial" w:hAnsi="Arial"/>
+          <w:b/>
+          <w:bCs/>
+          <w:color w:val="7F1212"/>
+          <w:sz w:val="22"/>
+          <w:szCs w:val="22"/>
+        </w:rPr>
+        <w:t xml:space="preserve">Android</w:t>
       </w:r>
     </w:p>
     <w:p>
@@ -6867,344 +7415,7 @@
           <w:sz w:val="20"/>
           <w:szCs w:val="20"/>
         </w:rPr>
-        <w:t xml:space="preserve">Tap Print / Save PDF — on iPad tap Share to save or email</w:t>
-      </w:r>
-    </w:p>
-    <w:p>
-      <w:pPr>
-        <w:spacing w:after="80" w:before="80"/>
-      </w:pPr>
-      <w:r>
-        <w:t xml:space="preserve"/>
-      </w:r>
-    </w:p>
-    <w:p>
-      <w:pPr>
-        <w:spacing w:after="80" w:before="80"/>
-      </w:pPr>
-      <w:r>
-        <w:rPr>
-          <w:rFonts w:ascii="Arial" w:cs="Arial" w:eastAsia="Arial" w:hAnsi="Arial"/>
-          <w:color w:val="111827"/>
-          <w:sz w:val="20"/>
-          <w:szCs w:val="20"/>
-        </w:rPr>
-        <w:t xml:space="preserve">Report includes: cover, KPI tiles, full stats comparison, shooting, ball won/lost, kickout, turnovers, discipline, player contributions, and video analysis tags (if present).</w:t>
-      </w:r>
-    </w:p>
-    <w:p>
-      <w:pPr>
-        <w:spacing w:after="80" w:before="80"/>
-      </w:pPr>
-      <w:r>
-        <w:t xml:space="preserve"/>
-      </w:r>
-    </w:p>
-    <w:p>
-      <w:pPr>
-        <w:pStyle w:val="Heading1"/>
-        <w:pBdr>
-          <w:bottom w:val="single" w:color="991B1B" w:sz="4" w:space="4"/>
-        </w:pBdr>
-        <w:spacing w:after="160" w:before="320"/>
-      </w:pPr>
-      <w:r>
-        <w:rPr>
-          <w:rFonts w:ascii="Arial" w:cs="Arial" w:eastAsia="Arial" w:hAnsi="Arial"/>
-          <w:b/>
-          <w:bCs/>
-          <w:color w:val="111827"/>
-          <w:sz w:val="28"/>
-          <w:szCs w:val="28"/>
-        </w:rPr>
-        <w:t xml:space="preserve">15. Offline Use</w:t>
-      </w:r>
-    </w:p>
-    <w:p>
-      <w:pPr>
-        <w:pStyle w:val="ListParagraph"/>
-        <w:numPr>
-          <w:ilvl w:val="0"/>
-          <w:numId w:val="3"/>
-        </w:numPr>
-        <w:spacing w:after="60" w:before="60"/>
-      </w:pPr>
-      <w:r>
-        <w:rPr>
-          <w:rFonts w:ascii="Arial" w:cs="Arial" w:eastAsia="Arial" w:hAnsi="Arial"/>
-          <w:color w:val="111827"/>
-          <w:sz w:val="20"/>
-          <w:szCs w:val="20"/>
-        </w:rPr>
-        <w:t xml:space="preserve">All match recording works without internet</w:t>
-      </w:r>
-    </w:p>
-    <w:p>
-      <w:pPr>
-        <w:pStyle w:val="ListParagraph"/>
-        <w:numPr>
-          <w:ilvl w:val="0"/>
-          <w:numId w:val="3"/>
-        </w:numPr>
-        <w:spacing w:after="60" w:before="60"/>
-      </w:pPr>
-      <w:r>
-        <w:rPr>
-          <w:rFonts w:ascii="Arial" w:cs="Arial" w:eastAsia="Arial" w:hAnsi="Arial"/>
-          <w:color w:val="111827"/>
-          <w:sz w:val="20"/>
-          <w:szCs w:val="20"/>
-        </w:rPr>
-        <w:t xml:space="preserve">Full club/county database (1,200+ clubs) built in</w:t>
-      </w:r>
-    </w:p>
-    <w:p>
-      <w:pPr>
-        <w:pStyle w:val="ListParagraph"/>
-        <w:numPr>
-          <w:ilvl w:val="0"/>
-          <w:numId w:val="3"/>
-        </w:numPr>
-        <w:spacing w:after="60" w:before="60"/>
-      </w:pPr>
-      <w:r>
-        <w:rPr>
-          <w:rFonts w:ascii="Arial" w:cs="Arial" w:eastAsia="Arial" w:hAnsi="Arial"/>
-          <w:color w:val="111827"/>
-          <w:sz w:val="20"/>
-          <w:szCs w:val="20"/>
-        </w:rPr>
-        <w:t xml:space="preserve">Squad, event config and match history stored on device</w:t>
-      </w:r>
-    </w:p>
-    <w:p>
-      <w:pPr>
-        <w:pStyle w:val="ListParagraph"/>
-        <w:numPr>
-          <w:ilvl w:val="0"/>
-          <w:numId w:val="3"/>
-        </w:numPr>
-        <w:spacing w:after="60" w:before="60"/>
-      </w:pPr>
-      <w:r>
-        <w:rPr>
-          <w:rFonts w:ascii="Arial" w:cs="Arial" w:eastAsia="Arial" w:hAnsi="Arial"/>
-          <w:color w:val="111827"/>
-          <w:sz w:val="20"/>
-          <w:szCs w:val="20"/>
-        </w:rPr>
-        <w:t xml:space="preserve">Syncs to your account on next connection</w:t>
-      </w:r>
-    </w:p>
-    <w:p>
-      <w:pPr>
-        <w:spacing w:after="120" w:before="120"/>
-        <w:ind w:left="360"/>
-      </w:pPr>
-      <w:r>
-        <w:rPr>
-          <w:rFonts w:ascii="Arial" w:cs="Arial" w:eastAsia="Arial" w:hAnsi="Arial"/>
-          <w:b/>
-          <w:bCs/>
-          <w:color w:val="7F1212"/>
-          <w:sz w:val="19"/>
-          <w:szCs w:val="19"/>
-        </w:rPr>
-        <w:t xml:space="preserve">Tip: </w:t>
-      </w:r>
-      <w:r>
-        <w:rPr>
-          <w:rFonts w:ascii="Arial" w:cs="Arial" w:eastAsia="Arial" w:hAnsi="Arial"/>
-          <w:i/>
-          <w:iCs/>
-          <w:color w:val="374151"/>
-          <w:sz w:val="19"/>
-          <w:szCs w:val="19"/>
-        </w:rPr>
-        <w:t xml:space="preserve">The app needs internet the first time it loads. After that it works fully offline.</w:t>
-      </w:r>
-    </w:p>
-    <w:p>
-      <w:pPr>
-        <w:spacing w:after="80" w:before="80"/>
-      </w:pPr>
-      <w:r>
-        <w:t xml:space="preserve"/>
-      </w:r>
-    </w:p>
-    <w:p>
-      <w:pPr>
-        <w:pStyle w:val="Heading1"/>
-        <w:pBdr>
-          <w:bottom w:val="single" w:color="991B1B" w:sz="4" w:space="4"/>
-        </w:pBdr>
-        <w:spacing w:after="160" w:before="320"/>
-      </w:pPr>
-      <w:r>
-        <w:rPr>
-          <w:rFonts w:ascii="Arial" w:cs="Arial" w:eastAsia="Arial" w:hAnsi="Arial"/>
-          <w:b/>
-          <w:bCs/>
-          <w:color w:val="111827"/>
-          <w:sz w:val="28"/>
-          <w:szCs w:val="28"/>
-        </w:rPr>
-        <w:t xml:space="preserve">16. Installing on Your Device</w:t>
-      </w:r>
-    </w:p>
-    <w:p>
-      <w:pPr>
-        <w:pStyle w:val="Heading2"/>
-        <w:spacing w:after="120" w:before="240"/>
-      </w:pPr>
-      <w:r>
-        <w:rPr>
-          <w:rFonts w:ascii="Arial" w:cs="Arial" w:eastAsia="Arial" w:hAnsi="Arial"/>
-          <w:b/>
-          <w:bCs/>
-          <w:color w:val="7F1212"/>
-          <w:sz w:val="22"/>
-          <w:szCs w:val="22"/>
-        </w:rPr>
-        <w:t xml:space="preserve">iPhone / iPad (Safari only)</w:t>
-      </w:r>
-    </w:p>
-    <w:p>
-      <w:pPr>
-        <w:pStyle w:val="ListParagraph"/>
-        <w:numPr>
-          <w:ilvl w:val="0"/>
-          <w:numId w:val="2"/>
-        </w:numPr>
-        <w:spacing w:after="60" w:before="60"/>
-      </w:pPr>
-      <w:r>
-        <w:rPr>
-          <w:rFonts w:ascii="Arial" w:cs="Arial" w:eastAsia="Arial" w:hAnsi="Arial"/>
-          <w:color w:val="111827"/>
-          <w:sz w:val="20"/>
-          <w:szCs w:val="20"/>
-        </w:rPr>
-        <w:t xml:space="preserve">Open https://coachstats.netlify.app in Safari</w:t>
-      </w:r>
-    </w:p>
-    <w:p>
-      <w:pPr>
-        <w:pStyle w:val="ListParagraph"/>
-        <w:numPr>
-          <w:ilvl w:val="0"/>
-          <w:numId w:val="2"/>
-        </w:numPr>
-        <w:spacing w:after="60" w:before="60"/>
-      </w:pPr>
-      <w:r>
-        <w:rPr>
-          <w:rFonts w:ascii="Arial" w:cs="Arial" w:eastAsia="Arial" w:hAnsi="Arial"/>
-          <w:color w:val="111827"/>
-          <w:sz w:val="20"/>
-          <w:szCs w:val="20"/>
-        </w:rPr>
-        <w:t xml:space="preserve">Tap the Share button → Add to Home Screen → Add</w:t>
-      </w:r>
-    </w:p>
-    <w:p>
-      <w:pPr>
-        <w:spacing w:after="120" w:before="120"/>
-        <w:ind w:left="360"/>
-      </w:pPr>
-      <w:r>
-        <w:rPr>
-          <w:rFonts w:ascii="Arial" w:cs="Arial" w:eastAsia="Arial" w:hAnsi="Arial"/>
-          <w:b/>
-          <w:bCs/>
-          <w:color w:val="7F1212"/>
-          <w:sz w:val="19"/>
-          <w:szCs w:val="19"/>
-        </w:rPr>
-        <w:t xml:space="preserve">Tip: </w:t>
-      </w:r>
-      <w:r>
-        <w:rPr>
-          <w:rFonts w:ascii="Arial" w:cs="Arial" w:eastAsia="Arial" w:hAnsi="Arial"/>
-          <w:i/>
-          <w:iCs/>
-          <w:color w:val="374151"/>
-          <w:sz w:val="19"/>
-          <w:szCs w:val="19"/>
-        </w:rPr>
-        <w:t xml:space="preserve">You must use Safari on iPhone/iPad. Chrome does not support Add to Home Screen on iOS.</w:t>
-      </w:r>
-    </w:p>
-    <w:p>
-      <w:pPr>
-        <w:spacing w:after="80" w:before="80"/>
-      </w:pPr>
-      <w:r>
-        <w:t xml:space="preserve"/>
-      </w:r>
-    </w:p>
-    <w:p>
-      <w:pPr>
-        <w:pStyle w:val="Heading2"/>
-        <w:spacing w:after="120" w:before="240"/>
-      </w:pPr>
-      <w:r>
-        <w:rPr>
-          <w:rFonts w:ascii="Arial" w:cs="Arial" w:eastAsia="Arial" w:hAnsi="Arial"/>
-          <w:b/>
-          <w:bCs/>
-          <w:color w:val="7F1212"/>
-          <w:sz w:val="22"/>
-          <w:szCs w:val="22"/>
-        </w:rPr>
-        <w:t xml:space="preserve">Android</w:t>
-      </w:r>
-    </w:p>
-    <w:p>
-      <w:pPr>
-        <w:pStyle w:val="ListParagraph"/>
-        <w:numPr>
-          <w:ilvl w:val="0"/>
-          <w:numId w:val="2"/>
-        </w:numPr>
-        <w:spacing w:after="60" w:before="60"/>
-      </w:pPr>
-      <w:r>
-        <w:rPr>
-          <w:rFonts w:ascii="Arial" w:cs="Arial" w:eastAsia="Arial" w:hAnsi="Arial"/>
-          <w:color w:val="111827"/>
-          <w:sz w:val="20"/>
-          <w:szCs w:val="20"/>
-        </w:rPr>
         <w:t xml:space="preserve">Open in Chrome → tap Install when prompted</w:t>
-      </w:r>
-    </w:p>
-    <w:p>
-      <w:pPr>
-        <w:spacing w:after="120" w:before="120"/>
-        <w:ind w:left="360"/>
-      </w:pPr>
-      <w:r>
-        <w:rPr>
-          <w:rFonts w:ascii="Arial" w:cs="Arial" w:eastAsia="Arial" w:hAnsi="Arial"/>
-          <w:b/>
-          <w:bCs/>
-          <w:color w:val="7F1212"/>
-          <w:sz w:val="19"/>
-          <w:szCs w:val="19"/>
-        </w:rPr>
-        <w:t xml:space="preserve">Tip: </w:t>
-      </w:r>
-      <w:r>
-        <w:rPr>
-          <w:rFonts w:ascii="Arial" w:cs="Arial" w:eastAsia="Arial" w:hAnsi="Arial"/>
-          <w:i/>
-          <w:iCs/>
-          <w:color w:val="374151"/>
-          <w:sz w:val="19"/>
-          <w:szCs w:val="19"/>
-        </w:rPr>
-        <w:t xml:space="preserve">Delete and reinstall the PWA to force the latest version.</w:t>
       </w:r>
     </w:p>
     <w:p>
@@ -7462,7 +7673,7 @@
                 <w:sz w:val="19"/>
                 <w:szCs w:val="19"/>
               </w:rPr>
-              <w:t xml:space="preserve">Sign back in — matches restore from your account automatically.</w:t>
+              <w:t xml:space="preserve">Sign back in — matches restore automatically.</w:t>
             </w:r>
           </w:p>
         </w:tc>
@@ -7499,7 +7710,7 @@
                 <w:sz w:val="19"/>
                 <w:szCs w:val="19"/>
               </w:rPr>
-              <w:t xml:space="preserve">Custom events not appearing</w:t>
+              <w:t xml:space="preserve">Competition picker not opening</w:t>
             </w:r>
           </w:p>
         </w:tc>
@@ -7534,7 +7745,7 @@
                 <w:sz w:val="19"/>
                 <w:szCs w:val="19"/>
               </w:rPr>
-              <w:t xml:space="preserve">Check context is set to Live or Live + Video in ⚙️ Settings.</w:t>
+              <w:t xml:space="preserve">Delete PWA and reinstall — clears cached old version.</w:t>
             </w:r>
           </w:p>
         </w:tc>
@@ -7571,7 +7782,7 @@
                 <w:sz w:val="19"/>
                 <w:szCs w:val="19"/>
               </w:rPr>
-              <w:t xml:space="preserve">Club coaches can't edit events</w:t>
+              <w:t xml:space="preserve">Trial/Training not showing</w:t>
             </w:r>
           </w:p>
         </w:tc>
@@ -7606,7 +7817,7 @@
                 <w:sz w:val="19"/>
                 <w:szCs w:val="19"/>
               </w:rPr>
-              <w:t xml:space="preserve">Club coaches see config in read-only mode — ask your club admin.</w:t>
+              <w:t xml:space="preserve">Delete PWA and reinstall to get the latest version.</w:t>
             </w:r>
           </w:p>
         </w:tc>
@@ -7643,7 +7854,7 @@
                 <w:sz w:val="19"/>
                 <w:szCs w:val="19"/>
               </w:rPr>
-              <w:t xml:space="preserve">Performance scores all zero</w:t>
+              <w:t xml:space="preserve">Custom events not appearing</w:t>
             </w:r>
           </w:p>
         </w:tc>
@@ -7678,7 +7889,7 @@
                 <w:sz w:val="19"/>
                 <w:szCs w:val="19"/>
               </w:rPr>
-              <w:t xml:space="preserve">Tag events to players during recording — untagged events don't contribute.</w:t>
+              <w:t xml:space="preserve">Check context is set to Live or Live + Video in ⚙️ Settings.</w:t>
             </w:r>
           </w:p>
         </w:tc>
@@ -7715,7 +7926,7 @@
                 <w:sz w:val="19"/>
                 <w:szCs w:val="19"/>
               </w:rPr>
-              <w:t xml:space="preserve">Video won't load</w:t>
+              <w:t xml:space="preserve">Performance scores all zero</w:t>
             </w:r>
           </w:p>
         </w:tc>
@@ -7750,7 +7961,7 @@
                 <w:sz w:val="19"/>
                 <w:szCs w:val="19"/>
               </w:rPr>
-              <w:t xml:space="preserve">Check embedding is enabled on the YouTube video. Try an MP4 URL.</w:t>
+              <w:t xml:space="preserve">Tag events to players during recording.</w:t>
             </w:r>
           </w:p>
         </w:tc>
@@ -7787,7 +7998,7 @@
                 <w:sz w:val="19"/>
                 <w:szCs w:val="19"/>
               </w:rPr>
-              <w:t xml:space="preserve">App shows old version</w:t>
+              <w:t xml:space="preserve">Video won't load</w:t>
             </w:r>
           </w:p>
         </w:tc>
@@ -7822,7 +8033,7 @@
                 <w:sz w:val="19"/>
                 <w:szCs w:val="19"/>
               </w:rPr>
-              <w:t xml:space="preserve">Delete the PWA and reinstall from Safari.</w:t>
+              <w:t xml:space="preserve">Check embedding is enabled on the YouTube video.</w:t>
             </w:r>
           </w:p>
         </w:tc>
@@ -7859,7 +8070,7 @@
                 <w:sz w:val="19"/>
                 <w:szCs w:val="19"/>
               </w:rPr>
-              <w:t xml:space="preserve">Match report not opening</w:t>
+              <w:t xml:space="preserve">App shows old version</w:t>
             </w:r>
           </w:p>
         </w:tc>
@@ -7894,7 +8105,7 @@
                 <w:sz w:val="19"/>
                 <w:szCs w:val="19"/>
               </w:rPr>
-              <w:t xml:space="preserve">Allow popups in browser settings for the site.</w:t>
+              <w:t xml:space="preserve">Delete and reinstall the PWA from Safari.</w:t>
             </w:r>
           </w:p>
         </w:tc>
@@ -8083,7 +8294,7 @@
                 <w:sz w:val="19"/>
                 <w:szCs w:val="19"/>
               </w:rPr>
-              <w:t xml:space="preserve">Login screen → Register tab → email and password</w:t>
+              <w:t xml:space="preserve">Login screen → Register tab</w:t>
             </w:r>
           </w:p>
         </w:tc>
@@ -8264,7 +8475,7 @@
                 <w:sz w:val="19"/>
                 <w:szCs w:val="19"/>
               </w:rPr>
-              <w:t xml:space="preserve">Create a club</w:t>
+              <w:t xml:space="preserve">Select competition</w:t>
             </w:r>
           </w:p>
         </w:tc>
@@ -8299,7 +8510,7 @@
                 <w:sz w:val="19"/>
                 <w:szCs w:val="19"/>
               </w:rPr>
-              <w:t xml:space="preserve">🏟 button → Create Club</w:t>
+              <w:t xml:space="preserve">Match tab → competition button → recent picks or search</w:t>
             </w:r>
           </w:p>
         </w:tc>
@@ -8336,7 +8547,7 @@
                 <w:sz w:val="19"/>
                 <w:szCs w:val="19"/>
               </w:rPr>
-              <w:t xml:space="preserve">Select competition</w:t>
+              <w:t xml:space="preserve">Record shot + zone</w:t>
             </w:r>
           </w:p>
         </w:tc>
@@ -8371,7 +8582,7 @@
                 <w:sz w:val="19"/>
                 <w:szCs w:val="19"/>
               </w:rPr>
-              <w:t xml:space="preserve">Match tab → tap competition button → recents shown or search</w:t>
+              <w:t xml:space="preserve">Record → Shots → outcome → zone (or Skip Zone)</w:t>
             </w:r>
           </w:p>
         </w:tc>
@@ -8408,7 +8619,7 @@
                 <w:sz w:val="19"/>
                 <w:szCs w:val="19"/>
               </w:rPr>
-              <w:t xml:space="preserve">Start the clock</w:t>
+              <w:t xml:space="preserve">Tag event to player</w:t>
             </w:r>
           </w:p>
         </w:tc>
@@ -8443,7 +8654,7 @@
                 <w:sz w:val="19"/>
                 <w:szCs w:val="19"/>
               </w:rPr>
-              <w:t xml:space="preserve">Match tab → Game Control → ▶ Start Game</w:t>
+              <w:t xml:space="preserve">Tap player name in outcome panel before selecting outcome</w:t>
             </w:r>
           </w:p>
         </w:tc>
@@ -8480,7 +8691,7 @@
                 <w:sz w:val="19"/>
                 <w:szCs w:val="19"/>
               </w:rPr>
-              <w:t xml:space="preserve">Record a shot + zone</w:t>
+              <w:t xml:space="preserve">Add custom event</w:t>
             </w:r>
           </w:p>
         </w:tc>
@@ -8515,7 +8726,7 @@
                 <w:sz w:val="19"/>
                 <w:szCs w:val="19"/>
               </w:rPr>
-              <w:t xml:space="preserve">Record → Shots → tap outcome → tap zone (or Skip Zone)</w:t>
+              <w:t xml:space="preserve">⚙️ Settings → Events → + Add Custom Event</w:t>
             </w:r>
           </w:p>
         </w:tc>
@@ -8552,7 +8763,7 @@
                 <w:sz w:val="19"/>
                 <w:szCs w:val="19"/>
               </w:rPr>
-              <w:t xml:space="preserve">Record foul / card</w:t>
+              <w:t xml:space="preserve">Edit performance scores</w:t>
             </w:r>
           </w:p>
         </w:tc>
@@ -8587,7 +8798,7 @@
                 <w:sz w:val="19"/>
                 <w:szCs w:val="19"/>
               </w:rPr>
-              <w:t xml:space="preserve">Record → Discipline heading → Foul Given or Card</w:t>
+              <w:t xml:space="preserve">⚙️ Settings → Performance → edit → Save</w:t>
             </w:r>
           </w:p>
         </w:tc>
@@ -8624,7 +8835,7 @@
                 <w:sz w:val="19"/>
                 <w:szCs w:val="19"/>
               </w:rPr>
-              <w:t xml:space="preserve">Add custom event</w:t>
+              <w:t xml:space="preserve">View player performance</w:t>
             </w:r>
           </w:p>
         </w:tc>
@@ -8659,7 +8870,7 @@
                 <w:sz w:val="19"/>
                 <w:szCs w:val="19"/>
               </w:rPr>
-              <w:t xml:space="preserve">⚙️ Settings → Events tab → + Add Custom Event</w:t>
+              <w:t xml:space="preserve">Squad → Stats sub-tab → score on each player card</w:t>
             </w:r>
           </w:p>
         </w:tc>
@@ -8696,7 +8907,7 @@
                 <w:sz w:val="19"/>
                 <w:szCs w:val="19"/>
               </w:rPr>
-              <w:t xml:space="preserve">Edit performance scores</w:t>
+              <w:t xml:space="preserve">New training session</w:t>
             </w:r>
           </w:p>
         </w:tc>
@@ -8731,7 +8942,7 @@
                 <w:sz w:val="19"/>
                 <w:szCs w:val="19"/>
               </w:rPr>
-              <w:t xml:space="preserve">⚙️ Settings → Performance tab → edit values → Save</w:t>
+              <w:t xml:space="preserve">Squad → Training → Sessions → + New Training Session</w:t>
             </w:r>
           </w:p>
         </w:tc>
@@ -8768,7 +8979,7 @@
                 <w:sz w:val="19"/>
                 <w:szCs w:val="19"/>
               </w:rPr>
-              <w:t xml:space="preserve">View player performance</w:t>
+              <w:t xml:space="preserve">Player training profile</w:t>
             </w:r>
           </w:p>
         </w:tc>
@@ -8803,7 +9014,7 @@
                 <w:sz w:val="19"/>
                 <w:szCs w:val="19"/>
               </w:rPr>
-              <w:t xml:space="preserve">Squad tab → Player Stats — score shown on each player card</w:t>
+              <w:t xml:space="preserve">Squad → Training → Players → tap any player</w:t>
             </w:r>
           </w:p>
         </w:tc>
@@ -8840,7 +9051,7 @@
                 <w:sz w:val="19"/>
                 <w:szCs w:val="19"/>
               </w:rPr>
-              <w:t xml:space="preserve">Tag event to player</w:t>
+              <w:t xml:space="preserve">Set player availability</w:t>
             </w:r>
           </w:p>
         </w:tc>
@@ -8875,7 +9086,7 @@
                 <w:sz w:val="19"/>
                 <w:szCs w:val="19"/>
               </w:rPr>
-              <w:t xml:space="preserve">Tap player name in outcome panel before selecting outcome</w:t>
+              <w:t xml:space="preserve">Training player profile → Available / Maybe / Unavailable</w:t>
             </w:r>
           </w:p>
         </w:tc>
@@ -8912,7 +9123,7 @@
                 <w:sz w:val="19"/>
                 <w:szCs w:val="19"/>
               </w:rPr>
-              <w:t xml:space="preserve">Search match history</w:t>
+              <w:t xml:space="preserve">New trial</w:t>
             </w:r>
           </w:p>
         </w:tc>
@@ -8947,7 +9158,7 @@
                 <w:sz w:val="19"/>
                 <w:szCs w:val="19"/>
               </w:rPr>
-              <w:t xml:space="preserve">History tab → type in search bar — filters by team, competition or venue</w:t>
+              <w:t xml:space="preserve">Squad → Trial → + New Trial</w:t>
             </w:r>
           </w:p>
         </w:tc>
@@ -8984,7 +9195,7 @@
                 <w:sz w:val="19"/>
                 <w:szCs w:val="19"/>
               </w:rPr>
-              <w:t xml:space="preserve">New video analysis</w:t>
+              <w:t xml:space="preserve">Grade trial session</w:t>
             </w:r>
           </w:p>
         </w:tc>
@@ -9019,7 +9230,7 @@
                 <w:sz w:val="19"/>
                 <w:szCs w:val="19"/>
               </w:rPr>
-              <w:t xml:space="preserve">History tab → 🎬 New Video Analysis → enter teams + URL</w:t>
+              <w:t xml:space="preserve">Trial → Sessions → + New Session → score 1–10 per trialist</w:t>
             </w:r>
           </w:p>
         </w:tc>
@@ -9056,7 +9267,7 @@
                 <w:sz w:val="19"/>
                 <w:szCs w:val="19"/>
               </w:rPr>
-              <w:t xml:space="preserve">Hide video while tagging</w:t>
+              <w:t xml:space="preserve">Promote trialist to squad</w:t>
             </w:r>
           </w:p>
         </w:tc>
@@ -9091,7 +9302,7 @@
                 <w:sz w:val="19"/>
                 <w:szCs w:val="19"/>
               </w:rPr>
-              <w:t xml:space="preserve">Video Analysis → tap ▲ Hide Video</w:t>
+              <w:t xml:space="preserve">Trial → tap trialist → Promote → select squad slot</w:t>
             </w:r>
           </w:p>
         </w:tc>
@@ -9128,7 +9339,7 @@
                 <w:sz w:val="19"/>
                 <w:szCs w:val="19"/>
               </w:rPr>
-              <w:t xml:space="preserve">Export clip list</w:t>
+              <w:t xml:space="preserve">Build squad from trial</w:t>
             </w:r>
           </w:p>
         </w:tc>
@@ -9163,7 +9374,7 @@
                 <w:sz w:val="19"/>
                 <w:szCs w:val="19"/>
               </w:rPr>
-              <w:t xml:space="preserve">Video Analysis → 📋 Copy Clip List</w:t>
+              <w:t xml:space="preserve">Trial → Rankings → 🏆 Build Squad from Trial</w:t>
             </w:r>
           </w:p>
         </w:tc>
@@ -9200,7 +9411,7 @@
                 <w:sz w:val="19"/>
                 <w:szCs w:val="19"/>
               </w:rPr>
-              <w:t xml:space="preserve">Save a match</w:t>
+              <w:t xml:space="preserve">Trial PDF report</w:t>
             </w:r>
           </w:p>
         </w:tc>
@@ -9235,7 +9446,7 @@
                 <w:sz w:val="19"/>
                 <w:szCs w:val="19"/>
               </w:rPr>
-              <w:t xml:space="preserve">Stats tab → Save Match — banner turns green to confirm</w:t>
+              <w:t xml:space="preserve">Trial → Rankings → 📄 PDF Report</w:t>
             </w:r>
           </w:p>
         </w:tc>
@@ -9272,7 +9483,7 @@
                 <w:sz w:val="19"/>
                 <w:szCs w:val="19"/>
               </w:rPr>
-              <w:t xml:space="preserve">View match report</w:t>
+              <w:t xml:space="preserve">Search match history</w:t>
             </w:r>
           </w:p>
         </w:tc>
@@ -9307,7 +9518,7 @@
                 <w:sz w:val="19"/>
                 <w:szCs w:val="19"/>
               </w:rPr>
-              <w:t xml:space="preserve">History tab → 📄 Report</w:t>
+              <w:t xml:space="preserve">History tab → type in search bar</w:t>
             </w:r>
           </w:p>
         </w:tc>
@@ -9344,7 +9555,7 @@
                 <w:sz w:val="19"/>
                 <w:szCs w:val="19"/>
               </w:rPr>
-              <w:t xml:space="preserve">Add a player</w:t>
+              <w:t xml:space="preserve">New video analysis</w:t>
             </w:r>
           </w:p>
         </w:tc>
@@ -9379,7 +9590,7 @@
                 <w:sz w:val="19"/>
                 <w:szCs w:val="19"/>
               </w:rPr>
-              <w:t xml:space="preserve">Squad tab → tap slot → enter name → Save Player</w:t>
+              <w:t xml:space="preserve">History → 🎬 New Video Analysis → teams + URL</w:t>
             </w:r>
           </w:p>
         </w:tc>
@@ -9416,7 +9627,7 @@
                 <w:sz w:val="19"/>
                 <w:szCs w:val="19"/>
               </w:rPr>
-              <w:t xml:space="preserve">Print team sheet</w:t>
+              <w:t xml:space="preserve">Export clip list</w:t>
             </w:r>
           </w:p>
         </w:tc>
@@ -9451,7 +9662,223 @@
                 <w:sz w:val="19"/>
                 <w:szCs w:val="19"/>
               </w:rPr>
-              <w:t xml:space="preserve">Squad tab → Team Sheet → 🖨️ Print / Save PDF</w:t>
+              <w:t xml:space="preserve">Video Analysis → 📋 Copy Clip List</w:t>
+            </w:r>
+          </w:p>
+        </w:tc>
+      </w:tr>
+      <w:tr>
+        <w:tc>
+          <w:tcPr>
+            <w:tcW w:type="dxa" w:w="3600"/>
+            <w:tcBorders>
+              <w:top w:val="single" w:color="D1D5DB" w:sz="1"/>
+              <w:left w:val="single" w:color="D1D5DB" w:sz="1"/>
+              <w:bottom w:val="single" w:color="D1D5DB" w:sz="1"/>
+              <w:right w:val="single" w:color="D1D5DB" w:sz="1"/>
+            </w:tcBorders>
+            <w:shd w:fill="FFFFFF" w:val="clear"/>
+            <w:tcMar>
+              <w:top w:type="dxa" w:w="80"/>
+              <w:left w:type="dxa" w:w="120"/>
+              <w:bottom w:type="dxa" w:w="80"/>
+              <w:right w:type="dxa" w:w="120"/>
+            </w:tcMar>
+            <w:vAlign w:val="center"/>
+          </w:tcPr>
+          <w:p>
+            <w:pPr>
+              <w:jc w:val="left"/>
+            </w:pPr>
+            <w:r>
+              <w:rPr>
+                <w:rFonts w:ascii="Arial" w:cs="Arial" w:eastAsia="Arial" w:hAnsi="Arial"/>
+                <w:b/>
+                <w:bCs/>
+                <w:color w:val="111827"/>
+                <w:sz w:val="19"/>
+                <w:szCs w:val="19"/>
+              </w:rPr>
+              <w:t xml:space="preserve">Save a match</w:t>
+            </w:r>
+          </w:p>
+        </w:tc>
+        <w:tc>
+          <w:tcPr>
+            <w:tcW w:type="dxa" w:w="5760"/>
+            <w:tcBorders>
+              <w:top w:val="single" w:color="D1D5DB" w:sz="1"/>
+              <w:left w:val="single" w:color="D1D5DB" w:sz="1"/>
+              <w:bottom w:val="single" w:color="D1D5DB" w:sz="1"/>
+              <w:right w:val="single" w:color="D1D5DB" w:sz="1"/>
+            </w:tcBorders>
+            <w:shd w:fill="FFFFFF" w:val="clear"/>
+            <w:tcMar>
+              <w:top w:type="dxa" w:w="80"/>
+              <w:left w:type="dxa" w:w="120"/>
+              <w:bottom w:type="dxa" w:w="80"/>
+              <w:right w:type="dxa" w:w="120"/>
+            </w:tcMar>
+            <w:vAlign w:val="center"/>
+          </w:tcPr>
+          <w:p>
+            <w:pPr>
+              <w:jc w:val="left"/>
+            </w:pPr>
+            <w:r>
+              <w:rPr>
+                <w:rFonts w:ascii="Arial" w:cs="Arial" w:eastAsia="Arial" w:hAnsi="Arial"/>
+                <w:b w:val="false"/>
+                <w:bCs w:val="false"/>
+                <w:color w:val="111827"/>
+                <w:sz w:val="19"/>
+                <w:szCs w:val="19"/>
+              </w:rPr>
+              <w:t xml:space="preserve">Stats tab → Save Match</w:t>
+            </w:r>
+          </w:p>
+        </w:tc>
+      </w:tr>
+      <w:tr>
+        <w:tc>
+          <w:tcPr>
+            <w:tcW w:type="dxa" w:w="3600"/>
+            <w:tcBorders>
+              <w:top w:val="single" w:color="D1D5DB" w:sz="1"/>
+              <w:left w:val="single" w:color="D1D5DB" w:sz="1"/>
+              <w:bottom w:val="single" w:color="D1D5DB" w:sz="1"/>
+              <w:right w:val="single" w:color="D1D5DB" w:sz="1"/>
+            </w:tcBorders>
+            <w:shd w:fill="FFFFFF" w:val="clear"/>
+            <w:tcMar>
+              <w:top w:type="dxa" w:w="80"/>
+              <w:left w:type="dxa" w:w="120"/>
+              <w:bottom w:type="dxa" w:w="80"/>
+              <w:right w:type="dxa" w:w="120"/>
+            </w:tcMar>
+            <w:vAlign w:val="center"/>
+          </w:tcPr>
+          <w:p>
+            <w:pPr>
+              <w:jc w:val="left"/>
+            </w:pPr>
+            <w:r>
+              <w:rPr>
+                <w:rFonts w:ascii="Arial" w:cs="Arial" w:eastAsia="Arial" w:hAnsi="Arial"/>
+                <w:b/>
+                <w:bCs/>
+                <w:color w:val="111827"/>
+                <w:sz w:val="19"/>
+                <w:szCs w:val="19"/>
+              </w:rPr>
+              <w:t xml:space="preserve">View match report</w:t>
+            </w:r>
+          </w:p>
+        </w:tc>
+        <w:tc>
+          <w:tcPr>
+            <w:tcW w:type="dxa" w:w="5760"/>
+            <w:tcBorders>
+              <w:top w:val="single" w:color="D1D5DB" w:sz="1"/>
+              <w:left w:val="single" w:color="D1D5DB" w:sz="1"/>
+              <w:bottom w:val="single" w:color="D1D5DB" w:sz="1"/>
+              <w:right w:val="single" w:color="D1D5DB" w:sz="1"/>
+            </w:tcBorders>
+            <w:shd w:fill="F3F4F6" w:val="clear"/>
+            <w:tcMar>
+              <w:top w:type="dxa" w:w="80"/>
+              <w:left w:type="dxa" w:w="120"/>
+              <w:bottom w:type="dxa" w:w="80"/>
+              <w:right w:type="dxa" w:w="120"/>
+            </w:tcMar>
+            <w:vAlign w:val="center"/>
+          </w:tcPr>
+          <w:p>
+            <w:pPr>
+              <w:jc w:val="left"/>
+            </w:pPr>
+            <w:r>
+              <w:rPr>
+                <w:rFonts w:ascii="Arial" w:cs="Arial" w:eastAsia="Arial" w:hAnsi="Arial"/>
+                <w:b w:val="false"/>
+                <w:bCs w:val="false"/>
+                <w:color w:val="111827"/>
+                <w:sz w:val="19"/>
+                <w:szCs w:val="19"/>
+              </w:rPr>
+              <w:t xml:space="preserve">History → 📄 Report</w:t>
+            </w:r>
+          </w:p>
+        </w:tc>
+      </w:tr>
+      <w:tr>
+        <w:tc>
+          <w:tcPr>
+            <w:tcW w:type="dxa" w:w="3600"/>
+            <w:tcBorders>
+              <w:top w:val="single" w:color="D1D5DB" w:sz="1"/>
+              <w:left w:val="single" w:color="D1D5DB" w:sz="1"/>
+              <w:bottom w:val="single" w:color="D1D5DB" w:sz="1"/>
+              <w:right w:val="single" w:color="D1D5DB" w:sz="1"/>
+            </w:tcBorders>
+            <w:shd w:fill="FFFFFF" w:val="clear"/>
+            <w:tcMar>
+              <w:top w:type="dxa" w:w="80"/>
+              <w:left w:type="dxa" w:w="120"/>
+              <w:bottom w:type="dxa" w:w="80"/>
+              <w:right w:type="dxa" w:w="120"/>
+            </w:tcMar>
+            <w:vAlign w:val="center"/>
+          </w:tcPr>
+          <w:p>
+            <w:pPr>
+              <w:jc w:val="left"/>
+            </w:pPr>
+            <w:r>
+              <w:rPr>
+                <w:rFonts w:ascii="Arial" w:cs="Arial" w:eastAsia="Arial" w:hAnsi="Arial"/>
+                <w:b/>
+                <w:bCs/>
+                <w:color w:val="111827"/>
+                <w:sz w:val="19"/>
+                <w:szCs w:val="19"/>
+              </w:rPr>
+              <w:t xml:space="preserve">Add a player</w:t>
+            </w:r>
+          </w:p>
+        </w:tc>
+        <w:tc>
+          <w:tcPr>
+            <w:tcW w:type="dxa" w:w="5760"/>
+            <w:tcBorders>
+              <w:top w:val="single" w:color="D1D5DB" w:sz="1"/>
+              <w:left w:val="single" w:color="D1D5DB" w:sz="1"/>
+              <w:bottom w:val="single" w:color="D1D5DB" w:sz="1"/>
+              <w:right w:val="single" w:color="D1D5DB" w:sz="1"/>
+            </w:tcBorders>
+            <w:shd w:fill="FFFFFF" w:val="clear"/>
+            <w:tcMar>
+              <w:top w:type="dxa" w:w="80"/>
+              <w:left w:type="dxa" w:w="120"/>
+              <w:bottom w:type="dxa" w:w="80"/>
+              <w:right w:type="dxa" w:w="120"/>
+            </w:tcMar>
+            <w:vAlign w:val="center"/>
+          </w:tcPr>
+          <w:p>
+            <w:pPr>
+              <w:jc w:val="left"/>
+            </w:pPr>
+            <w:r>
+              <w:rPr>
+                <w:rFonts w:ascii="Arial" w:cs="Arial" w:eastAsia="Arial" w:hAnsi="Arial"/>
+                <w:b w:val="false"/>
+                <w:bCs w:val="false"/>
+                <w:color w:val="111827"/>
+                <w:sz w:val="19"/>
+                <w:szCs w:val="19"/>
+              </w:rPr>
+              <w:t xml:space="preserve">Squad → Squad sub-tab → tap slot → name → Save Player</w:t>
             </w:r>
           </w:p>
         </w:tc>

--- a/coach-stats-guide.docx
+++ b/coach-stats-guide.docx
@@ -59,7 +59,7 @@
           <w:sz w:val="22"/>
           <w:szCs w:val="22"/>
         </w:rPr>
-        <w:t xml:space="preserve">User Guide — Version 10.0 — 2026</w:t>
+        <w:t xml:space="preserve">User Guide — Version 10.1 — 2026</w:t>
       </w:r>
     </w:p>
     <w:p>
@@ -386,45 +386,6 @@
           <w:szCs w:val="20"/>
         </w:rPr>
         <w:t xml:space="preserve">Tap Add — Coach Stats appears on your home screen</w:t>
-      </w:r>
-    </w:p>
-    <w:p>
-      <w:pPr>
-        <w:spacing w:after="60" w:before="60"/>
-      </w:pPr>
-      <w:r>
-        <w:t xml:space="preserve"/>
-      </w:r>
-    </w:p>
-    <w:p>
-      <w:pPr>
-        <w:pBdr>
-          <w:left w:val="single" w:color="16a34a" w:sz="6" w:space="4"/>
-        </w:pBdr>
-        <w:spacing w:after="100" w:before="100"/>
-        <w:ind w:left="360"/>
-      </w:pPr>
-      <w:r>
-        <w:rPr>
-          <w:rFonts w:ascii="Arial" w:cs="Arial" w:eastAsia="Arial" w:hAnsi="Arial"/>
-          <w:b/>
-          <w:bCs/>
-          <w:color w:val="16a34a"/>
-          <w:sz w:val="19"/>
-          <w:szCs w:val="19"/>
-        </w:rPr>
-        <w:t xml:space="preserve">Tip: </w:t>
-      </w:r>
-      <w:r>
-        <w:rPr>
-          <w:rFonts w:ascii="Arial" w:cs="Arial" w:eastAsia="Arial" w:hAnsi="Arial"/>
-          <w:i/>
-          <w:iCs/>
-          <w:color w:val="374151"/>
-          <w:sz w:val="19"/>
-          <w:szCs w:val="19"/>
-        </w:rPr>
-        <w:t xml:space="preserve">The install prompt appears automatically on the login screen with step-by-step instructions.</w:t>
       </w:r>
     </w:p>
     <w:p>
@@ -1128,121 +1089,6 @@
       </w:r>
     </w:p>
     <w:p>
-      <w:pPr>
-        <w:pStyle w:val="Heading2"/>
-        <w:spacing w:after="120" w:before="280"/>
-      </w:pPr>
-      <w:r>
-        <w:rPr>
-          <w:rFonts w:ascii="Arial" w:cs="Arial" w:eastAsia="Arial" w:hAnsi="Arial"/>
-          <w:b/>
-          <w:bCs/>
-          <w:color w:val="14532d"/>
-          <w:sz w:val="22"/>
-          <w:szCs w:val="22"/>
-        </w:rPr>
-        <w:t xml:space="preserve">Managing Your Subscription</w:t>
-      </w:r>
-    </w:p>
-    <w:p>
-      <w:pPr>
-        <w:spacing w:after="60" w:before="60"/>
-      </w:pPr>
-      <w:r>
-        <w:rPr>
-          <w:rFonts w:ascii="Arial" w:cs="Arial" w:eastAsia="Arial" w:hAnsi="Arial"/>
-          <w:color w:val="111827"/>
-          <w:sz w:val="20"/>
-          <w:szCs w:val="20"/>
-        </w:rPr>
-        <w:t xml:space="preserve">Tap the ⚙ Account button in the top right corner of the app to open Account Settings. From here you can:</w:t>
-      </w:r>
-    </w:p>
-    <w:p>
-      <w:pPr>
-        <w:pStyle w:val="ListParagraph"/>
-        <w:numPr>
-          <w:ilvl w:val="0"/>
-          <w:numId w:val="3"/>
-        </w:numPr>
-        <w:spacing w:after="50" w:before="50"/>
-      </w:pPr>
-      <w:r>
-        <w:rPr>
-          <w:rFonts w:ascii="Arial" w:cs="Arial" w:eastAsia="Arial" w:hAnsi="Arial"/>
-          <w:color w:val="111827"/>
-          <w:sz w:val="20"/>
-          <w:szCs w:val="20"/>
-        </w:rPr>
-        <w:t xml:space="preserve">Tap 💳 Manage Subscription — opens the Stripe billing portal to cancel, update payment or view invoices</w:t>
-      </w:r>
-    </w:p>
-    <w:p>
-      <w:pPr>
-        <w:pStyle w:val="ListParagraph"/>
-        <w:numPr>
-          <w:ilvl w:val="0"/>
-          <w:numId w:val="3"/>
-        </w:numPr>
-        <w:spacing w:after="50" w:before="50"/>
-      </w:pPr>
-      <w:r>
-        <w:rPr>
-          <w:rFonts w:ascii="Arial" w:cs="Arial" w:eastAsia="Arial" w:hAnsi="Arial"/>
-          <w:color w:val="111827"/>
-          <w:sz w:val="20"/>
-          <w:szCs w:val="20"/>
-        </w:rPr>
-        <w:t xml:space="preserve">View your current subscription status and renewal date</w:t>
-      </w:r>
-    </w:p>
-    <w:p>
-      <w:pPr>
-        <w:pStyle w:val="ListParagraph"/>
-        <w:numPr>
-          <w:ilvl w:val="0"/>
-          <w:numId w:val="3"/>
-        </w:numPr>
-        <w:spacing w:after="50" w:before="50"/>
-      </w:pPr>
-      <w:r>
-        <w:rPr>
-          <w:rFonts w:ascii="Arial" w:cs="Arial" w:eastAsia="Arial" w:hAnsi="Arial"/>
-          <w:color w:val="111827"/>
-          <w:sz w:val="20"/>
-          <w:szCs w:val="20"/>
-        </w:rPr>
-        <w:t xml:space="preserve">Access Privacy Policy and Terms of Service</w:t>
-      </w:r>
-    </w:p>
-    <w:p>
-      <w:pPr>
-        <w:pStyle w:val="ListParagraph"/>
-        <w:numPr>
-          <w:ilvl w:val="0"/>
-          <w:numId w:val="3"/>
-        </w:numPr>
-        <w:spacing w:after="50" w:before="50"/>
-      </w:pPr>
-      <w:r>
-        <w:rPr>
-          <w:rFonts w:ascii="Arial" w:cs="Arial" w:eastAsia="Arial" w:hAnsi="Arial"/>
-          <w:color w:val="111827"/>
-          <w:sz w:val="20"/>
-          <w:szCs w:val="20"/>
-        </w:rPr>
-        <w:t xml:space="preserve">Delete your account and all data</w:t>
-      </w:r>
-    </w:p>
-    <w:p>
-      <w:pPr>
-        <w:spacing w:after="60" w:before="60"/>
-      </w:pPr>
-      <w:r>
-        <w:t xml:space="preserve"/>
-      </w:r>
-    </w:p>
-    <w:p>
       <w:r>
         <w:br w:type="page"/>
       </w:r>
@@ -1635,7 +1481,7 @@
                 <w:sz w:val="19"/>
                 <w:szCs w:val="19"/>
               </w:rPr>
-              <w:t xml:space="preserve">Record all match events — green column = Home, white column = Away</w:t>
+              <w:t xml:space="preserve">Record all match events — green = My Team, white = Opposition</w:t>
             </w:r>
           </w:p>
         </w:tc>
@@ -2509,7 +2355,7 @@
                 <w:sz w:val="19"/>
                 <w:szCs w:val="19"/>
               </w:rPr>
-              <w:t xml:space="preserve">Account settings, subscription management, delete account</w:t>
+              <w:t xml:space="preserve">Account settings, subscription, feedback, delete account</w:t>
             </w:r>
           </w:p>
         </w:tc>
@@ -2638,7 +2484,29 @@
           <w:sz w:val="22"/>
           <w:szCs w:val="22"/>
         </w:rPr>
-        <w:t xml:space="preserve">Setting Up Teams</w:t>
+        <w:t xml:space="preserve">My Team &amp; Opposition</w:t>
+      </w:r>
+    </w:p>
+    <w:p>
+      <w:pPr>
+        <w:spacing w:after="60" w:before="60"/>
+      </w:pPr>
+      <w:r>
+        <w:rPr>
+          <w:rFonts w:ascii="Arial" w:cs="Arial" w:eastAsia="Arial" w:hAnsi="Arial"/>
+          <w:color w:val="111827"/>
+          <w:sz w:val="20"/>
+          <w:szCs w:val="20"/>
+        </w:rPr>
+        <w:t xml:space="preserve">The Match tab uses "My Team" (green column) for your side and "Opposition" (white column) for the opposing team. Club accounts automatically pre-fill My Team with the club name — no need to search every match.</w:t>
+      </w:r>
+    </w:p>
+    <w:p>
+      <w:pPr>
+        <w:spacing w:after="60" w:before="60"/>
+      </w:pPr>
+      <w:r>
+        <w:t xml:space="preserve"/>
       </w:r>
     </w:p>
     <w:p>
@@ -2657,7 +2525,7 @@
           <w:sz w:val="20"/>
           <w:szCs w:val="20"/>
         </w:rPr>
-        <w:t xml:space="preserve">Tap the Home button → search by county or club name → tap to select</w:t>
+        <w:t xml:space="preserve">Tap My Team → search by county or club name → tap to select</w:t>
       </w:r>
     </w:p>
     <w:p>
@@ -2676,7 +2544,7 @@
           <w:sz w:val="20"/>
           <w:szCs w:val="20"/>
         </w:rPr>
-        <w:t xml:space="preserve">Tap the Away button → repeat</w:t>
+        <w:t xml:space="preserve">Tap Opposition → search 1,200+ GAA clubs or type a custom name</w:t>
       </w:r>
     </w:p>
     <w:p>
@@ -2758,7 +2626,7 @@
           <w:sz w:val="22"/>
           <w:szCs w:val="22"/>
         </w:rPr>
-        <w:t xml:space="preserve">Game Clock Phases</w:t>
+        <w:t xml:space="preserve">Game Clock</w:t>
       </w:r>
     </w:p>
     <w:tbl>
@@ -3000,7 +2868,7 @@
                 <w:sz w:val="19"/>
                 <w:szCs w:val="19"/>
               </w:rPr>
-              <w:t xml:space="preserve">⏸ Half Time</w:t>
+              <w:t xml:space="preserve">⏸ Half Time → Half Time Report appears</w:t>
             </w:r>
           </w:p>
         </w:tc>
@@ -3039,7 +2907,7 @@
                 <w:sz w:val="19"/>
                 <w:szCs w:val="19"/>
               </w:rPr>
-              <w:t xml:space="preserve">Half time</w:t>
+              <w:t xml:space="preserve">Half time report</w:t>
             </w:r>
           </w:p>
         </w:tc>
@@ -3076,7 +2944,7 @@
                 <w:sz w:val="19"/>
                 <w:szCs w:val="19"/>
               </w:rPr>
-              <w:t xml:space="preserve">▶ Start 2nd Half</w:t>
+              <w:t xml:space="preserve">▶ Start 2nd Half (button at bottom of report)</w:t>
             </w:r>
           </w:p>
         </w:tc>
@@ -3158,6 +3026,181 @@
         </w:tc>
       </w:tr>
     </w:tbl>
+    <w:p>
+      <w:pPr>
+        <w:spacing w:after="60" w:before="60"/>
+      </w:pPr>
+      <w:r>
+        <w:t xml:space="preserve"/>
+      </w:r>
+    </w:p>
+    <w:p>
+      <w:pPr>
+        <w:pStyle w:val="Heading2"/>
+        <w:spacing w:after="120" w:before="280"/>
+      </w:pPr>
+      <w:r>
+        <w:rPr>
+          <w:rFonts w:ascii="Arial" w:cs="Arial" w:eastAsia="Arial" w:hAnsi="Arial"/>
+          <w:b/>
+          <w:bCs/>
+          <w:color w:val="14532d"/>
+          <w:sz w:val="22"/>
+          <w:szCs w:val="22"/>
+        </w:rPr>
+        <w:t xml:space="preserve">Half Time Report</w:t>
+      </w:r>
+    </w:p>
+    <w:p>
+      <w:pPr>
+        <w:spacing w:after="60" w:before="60"/>
+      </w:pPr>
+      <w:r>
+        <w:rPr>
+          <w:rFonts w:ascii="Arial" w:cs="Arial" w:eastAsia="Arial" w:hAnsi="Arial"/>
+          <w:color w:val="111827"/>
+          <w:sz w:val="20"/>
+          <w:szCs w:val="20"/>
+        </w:rPr>
+        <w:t xml:space="preserve">When you tap ⏸ Half Time a full dashboard automatically appears showing a tactical summary of the first half. It includes:</w:t>
+      </w:r>
+    </w:p>
+    <w:p>
+      <w:pPr>
+        <w:pStyle w:val="ListParagraph"/>
+        <w:numPr>
+          <w:ilvl w:val="0"/>
+          <w:numId w:val="3"/>
+        </w:numPr>
+        <w:spacing w:after="50" w:before="50"/>
+      </w:pPr>
+      <w:r>
+        <w:rPr>
+          <w:rFonts w:ascii="Arial" w:cs="Arial" w:eastAsia="Arial" w:hAnsi="Arial"/>
+          <w:color w:val="111827"/>
+          <w:sz w:val="20"/>
+          <w:szCs w:val="20"/>
+        </w:rPr>
+        <w:t xml:space="preserve">🔔 Key Observations — auto-generated alerts for patterns (3+ wides, kickout dominance, low shooting efficiency, discipline concerns)</w:t>
+      </w:r>
+    </w:p>
+    <w:p>
+      <w:pPr>
+        <w:pStyle w:val="ListParagraph"/>
+        <w:numPr>
+          <w:ilvl w:val="0"/>
+          <w:numId w:val="3"/>
+        </w:numPr>
+        <w:spacing w:after="50" w:before="50"/>
+      </w:pPr>
+      <w:r>
+        <w:rPr>
+          <w:rFonts w:ascii="Arial" w:cs="Arial" w:eastAsia="Arial" w:hAnsi="Arial"/>
+          <w:color w:val="111827"/>
+          <w:sz w:val="20"/>
+          <w:szCs w:val="20"/>
+        </w:rPr>
+        <w:t xml:space="preserve">🎯 Shooting — efficiency circles for both teams, shot totals, scored, wides, goals, saves</w:t>
+      </w:r>
+    </w:p>
+    <w:p>
+      <w:pPr>
+        <w:pStyle w:val="ListParagraph"/>
+        <w:numPr>
+          <w:ilvl w:val="0"/>
+          <w:numId w:val="3"/>
+        </w:numPr>
+        <w:spacing w:after="50" w:before="50"/>
+      </w:pPr>
+      <w:r>
+        <w:rPr>
+          <w:rFonts w:ascii="Arial" w:cs="Arial" w:eastAsia="Arial" w:hAnsi="Arial"/>
+          <w:color w:val="111827"/>
+          <w:sz w:val="20"/>
+          <w:szCs w:val="20"/>
+        </w:rPr>
+        <w:t xml:space="preserve">🦵 Kickouts — won/lost breakdown with retention percentages</w:t>
+      </w:r>
+    </w:p>
+    <w:p>
+      <w:pPr>
+        <w:pStyle w:val="ListParagraph"/>
+        <w:numPr>
+          <w:ilvl w:val="0"/>
+          <w:numId w:val="3"/>
+        </w:numPr>
+        <w:spacing w:after="50" w:before="50"/>
+      </w:pPr>
+      <w:r>
+        <w:rPr>
+          <w:rFonts w:ascii="Arial" w:cs="Arial" w:eastAsia="Arial" w:hAnsi="Arial"/>
+          <w:color w:val="111827"/>
+          <w:sz w:val="20"/>
+          <w:szCs w:val="20"/>
+        </w:rPr>
+        <w:t xml:space="preserve">💪 Possession — ball won, ball lost, turnovers comparison</w:t>
+      </w:r>
+    </w:p>
+    <w:p>
+      <w:pPr>
+        <w:pStyle w:val="ListParagraph"/>
+        <w:numPr>
+          <w:ilvl w:val="0"/>
+          <w:numId w:val="3"/>
+        </w:numPr>
+        <w:spacing w:after="50" w:before="50"/>
+      </w:pPr>
+      <w:r>
+        <w:rPr>
+          <w:rFonts w:ascii="Arial" w:cs="Arial" w:eastAsia="Arial" w:hAnsi="Arial"/>
+          <w:color w:val="111827"/>
+          <w:sz w:val="20"/>
+          <w:szCs w:val="20"/>
+        </w:rPr>
+        <w:t xml:space="preserve">🟡 Discipline — fouls and cards comparison</w:t>
+      </w:r>
+    </w:p>
+    <w:p>
+      <w:pPr>
+        <w:pStyle w:val="ListParagraph"/>
+        <w:numPr>
+          <w:ilvl w:val="0"/>
+          <w:numId w:val="3"/>
+        </w:numPr>
+        <w:spacing w:after="50" w:before="50"/>
+      </w:pPr>
+      <w:r>
+        <w:rPr>
+          <w:rFonts w:ascii="Arial" w:cs="Arial" w:eastAsia="Arial" w:hAnsi="Arial"/>
+          <w:color w:val="111827"/>
+          <w:sz w:val="20"/>
+          <w:szCs w:val="20"/>
+        </w:rPr>
+        <w:t xml:space="preserve">📈 Score Trend — sparkline chart showing score difference across the first half</w:t>
+      </w:r>
+    </w:p>
+    <w:p>
+      <w:pPr>
+        <w:spacing w:after="60" w:before="60"/>
+      </w:pPr>
+      <w:r>
+        <w:t xml:space="preserve"/>
+      </w:r>
+    </w:p>
+    <w:p>
+      <w:pPr>
+        <w:spacing w:after="60" w:before="60"/>
+      </w:pPr>
+      <w:r>
+        <w:rPr>
+          <w:rFonts w:ascii="Arial" w:cs="Arial" w:eastAsia="Arial" w:hAnsi="Arial"/>
+          <w:color w:val="111827"/>
+          <w:sz w:val="20"/>
+          <w:szCs w:val="20"/>
+        </w:rPr>
+        <w:t xml:space="preserve">Tap ▶ Start 2nd Half at the bottom of the report to close it and begin the second half.</w:t>
+      </w:r>
+    </w:p>
     <w:p>
       <w:pPr>
         <w:spacing w:after="60" w:before="60"/>
@@ -3205,7 +3248,7 @@
           <w:sz w:val="22"/>
           <w:szCs w:val="22"/>
         </w:rPr>
-        <w:t xml:space="preserve">Home / Away Layout</w:t>
+        <w:t xml:space="preserve">My Team / Opposition Layout</w:t>
       </w:r>
     </w:p>
     <w:p>
@@ -3219,7 +3262,7 @@
           <w:sz w:val="20"/>
           <w:szCs w:val="20"/>
         </w:rPr>
-        <w:t xml:space="preserve">The Record tab has two columns — green (Home) on the left and silver (Away) on the right. Team names appear in a header bar once set. Tap the correct team's button for every event.</w:t>
+        <w:t xml:space="preserve">The Record tab has two columns — green (My Team) on the left and silver (Opposition) on the right. Team names appear in a header bar once set.</w:t>
       </w:r>
     </w:p>
     <w:p>
@@ -3306,6 +3349,31 @@
     </w:p>
     <w:p>
       <w:pPr>
+        <w:spacing w:after="60" w:before="60"/>
+      </w:pPr>
+      <w:r>
+        <w:t xml:space="preserve"/>
+      </w:r>
+    </w:p>
+    <w:p>
+      <w:pPr>
+        <w:pStyle w:val="Heading2"/>
+        <w:spacing w:after="120" w:before="280"/>
+      </w:pPr>
+      <w:r>
+        <w:rPr>
+          <w:rFonts w:ascii="Arial" w:cs="Arial" w:eastAsia="Arial" w:hAnsi="Arial"/>
+          <w:b/>
+          <w:bCs/>
+          <w:color w:val="14532d"/>
+          <w:sz w:val="22"/>
+          <w:szCs w:val="22"/>
+        </w:rPr>
+        <w:t xml:space="preserve">Tagging Events to Players</w:t>
+      </w:r>
+    </w:p>
+    <w:p>
+      <w:pPr>
         <w:pStyle w:val="ListParagraph"/>
         <w:numPr>
           <w:ilvl w:val="0"/>
@@ -3320,32 +3388,7 @@
           <w:sz w:val="20"/>
           <w:szCs w:val="20"/>
         </w:rPr>
-        <w:t xml:space="preserve">The tally updates and the event is recorded</w:t>
-      </w:r>
-    </w:p>
-    <w:p>
-      <w:pPr>
-        <w:spacing w:after="60" w:before="60"/>
-      </w:pPr>
-      <w:r>
-        <w:t xml:space="preserve"/>
-      </w:r>
-    </w:p>
-    <w:p>
-      <w:pPr>
-        <w:pStyle w:val="Heading2"/>
-        <w:spacing w:after="120" w:before="280"/>
-      </w:pPr>
-      <w:r>
-        <w:rPr>
-          <w:rFonts w:ascii="Arial" w:cs="Arial" w:eastAsia="Arial" w:hAnsi="Arial"/>
-          <w:b/>
-          <w:bCs/>
-          <w:color w:val="14532d"/>
-          <w:sz w:val="22"/>
-          <w:szCs w:val="22"/>
-        </w:rPr>
-        <w:t xml:space="preserve">Tagging Events to Players</w:t>
+        <w:t xml:space="preserve">Tap an event button — the outcome panel slides up</w:t>
       </w:r>
     </w:p>
     <w:p>
@@ -3364,7 +3407,7 @@
           <w:sz w:val="20"/>
           <w:szCs w:val="20"/>
         </w:rPr>
-        <w:t xml:space="preserve">Tap an event button — the outcome panel slides up</w:t>
+        <w:t xml:space="preserve">Tap a player name at the bottom of the panel BEFORE selecting the outcome</w:t>
       </w:r>
     </w:p>
     <w:p>
@@ -3383,7 +3426,386 @@
           <w:sz w:val="20"/>
           <w:szCs w:val="20"/>
         </w:rPr>
-        <w:t xml:space="preserve">Tap a player name at the bottom of the panel BEFORE selecting the outcome</w:t>
+        <w:t xml:space="preserve">Then tap the outcome — the event is linked to that player</w:t>
+      </w:r>
+    </w:p>
+    <w:p>
+      <w:pPr>
+        <w:spacing w:after="60" w:before="60"/>
+      </w:pPr>
+      <w:r>
+        <w:t xml:space="preserve"/>
+      </w:r>
+    </w:p>
+    <w:p>
+      <w:pPr>
+        <w:pStyle w:val="Heading2"/>
+        <w:spacing w:after="120" w:before="280"/>
+      </w:pPr>
+      <w:r>
+        <w:rPr>
+          <w:rFonts w:ascii="Arial" w:cs="Arial" w:eastAsia="Arial" w:hAnsi="Arial"/>
+          <w:b/>
+          <w:bCs/>
+          <w:color w:val="14532d"/>
+          <w:sz w:val="22"/>
+          <w:szCs w:val="22"/>
+        </w:rPr>
+        <w:t xml:space="preserve">Substitutions</w:t>
+      </w:r>
+    </w:p>
+    <w:p>
+      <w:pPr>
+        <w:spacing w:after="60" w:before="60"/>
+      </w:pPr>
+      <w:r>
+        <w:rPr>
+          <w:rFonts w:ascii="Arial" w:cs="Arial" w:eastAsia="Arial" w:hAnsi="Arial"/>
+          <w:color w:val="111827"/>
+          <w:sz w:val="20"/>
+          <w:szCs w:val="20"/>
+        </w:rPr>
+        <w:t xml:space="preserve">Tap the Substitutions heading to expand. Tap + Record Substitution, select the team, minute, player coming off and player coming on. Substitutions appear in the stats table, timeline and PDF report.</w:t>
+      </w:r>
+    </w:p>
+    <w:p>
+      <w:pPr>
+        <w:spacing w:after="60" w:before="60"/>
+      </w:pPr>
+      <w:r>
+        <w:t xml:space="preserve"/>
+      </w:r>
+    </w:p>
+    <w:p>
+      <w:pPr>
+        <w:pStyle w:val="Heading2"/>
+        <w:spacing w:after="120" w:before="280"/>
+      </w:pPr>
+      <w:r>
+        <w:rPr>
+          <w:rFonts w:ascii="Arial" w:cs="Arial" w:eastAsia="Arial" w:hAnsi="Arial"/>
+          <w:b/>
+          <w:bCs/>
+          <w:color w:val="14532d"/>
+          <w:sz w:val="22"/>
+          <w:szCs w:val="22"/>
+        </w:rPr>
+        <w:t xml:space="preserve">Discipline</w:t>
+      </w:r>
+    </w:p>
+    <w:p>
+      <w:pPr>
+        <w:spacing w:after="60" w:before="60"/>
+      </w:pPr>
+      <w:r>
+        <w:rPr>
+          <w:rFonts w:ascii="Arial" w:cs="Arial" w:eastAsia="Arial" w:hAnsi="Arial"/>
+          <w:color w:val="111827"/>
+          <w:sz w:val="20"/>
+          <w:szCs w:val="20"/>
+        </w:rPr>
+        <w:t xml:space="preserve">Tap the Discipline heading to expand. Record Foul Given and Cards (Yellow/Black/Red). Always tag cards to a player.</w:t>
+      </w:r>
+    </w:p>
+    <w:p>
+      <w:pPr>
+        <w:spacing w:after="60" w:before="60"/>
+      </w:pPr>
+      <w:r>
+        <w:t xml:space="preserve"/>
+      </w:r>
+    </w:p>
+    <w:p>
+      <w:r>
+        <w:br w:type="page"/>
+      </w:r>
+    </w:p>
+    <w:p>
+      <w:pPr>
+        <w:pStyle w:val="Heading1"/>
+        <w:pBdr>
+          <w:bottom w:val="single" w:color="16a34a" w:sz="6" w:space="4"/>
+        </w:pBdr>
+        <w:spacing w:after="180" w:before="360"/>
+      </w:pPr>
+      <w:r>
+        <w:rPr>
+          <w:rFonts w:ascii="Arial" w:cs="Arial" w:eastAsia="Arial" w:hAnsi="Arial"/>
+          <w:b/>
+          <w:bCs/>
+          <w:color w:val="111827"/>
+          <w:sz w:val="32"/>
+          <w:szCs w:val="32"/>
+        </w:rPr>
+        <w:t xml:space="preserve">5. Stats Tab</w:t>
+      </w:r>
+    </w:p>
+    <w:p>
+      <w:pPr>
+        <w:pStyle w:val="Heading2"/>
+        <w:spacing w:after="120" w:before="280"/>
+      </w:pPr>
+      <w:r>
+        <w:rPr>
+          <w:rFonts w:ascii="Arial" w:cs="Arial" w:eastAsia="Arial" w:hAnsi="Arial"/>
+          <w:b/>
+          <w:bCs/>
+          <w:color w:val="14532d"/>
+          <w:sz w:val="22"/>
+          <w:szCs w:val="22"/>
+        </w:rPr>
+        <w:t xml:space="preserve">Match Notes</w:t>
+      </w:r>
+    </w:p>
+    <w:p>
+      <w:pPr>
+        <w:spacing w:after="60" w:before="60"/>
+      </w:pPr>
+      <w:r>
+        <w:rPr>
+          <w:rFonts w:ascii="Arial" w:cs="Arial" w:eastAsia="Arial" w:hAnsi="Arial"/>
+          <w:color w:val="111827"/>
+          <w:sz w:val="20"/>
+          <w:szCs w:val="20"/>
+        </w:rPr>
+        <w:t xml:space="preserve">Below the stats table is a Match Notes text area. Type any tactical observations — they auto-save as you type. Notes are saved with the match and viewable from History.</w:t>
+      </w:r>
+    </w:p>
+    <w:p>
+      <w:pPr>
+        <w:spacing w:after="60" w:before="60"/>
+      </w:pPr>
+      <w:r>
+        <w:t xml:space="preserve"/>
+      </w:r>
+    </w:p>
+    <w:p>
+      <w:pPr>
+        <w:pStyle w:val="Heading2"/>
+        <w:spacing w:after="120" w:before="280"/>
+      </w:pPr>
+      <w:r>
+        <w:rPr>
+          <w:rFonts w:ascii="Arial" w:cs="Arial" w:eastAsia="Arial" w:hAnsi="Arial"/>
+          <w:b/>
+          <w:bCs/>
+          <w:color w:val="14532d"/>
+          <w:sz w:val="22"/>
+          <w:szCs w:val="22"/>
+        </w:rPr>
+        <w:t xml:space="preserve">Shot Map</w:t>
+      </w:r>
+    </w:p>
+    <w:p>
+      <w:pPr>
+        <w:spacing w:after="60" w:before="60"/>
+      </w:pPr>
+      <w:r>
+        <w:rPr>
+          <w:rFonts w:ascii="Arial" w:cs="Arial" w:eastAsia="Arial" w:hAnsi="Arial"/>
+          <w:color w:val="111827"/>
+          <w:sz w:val="20"/>
+          <w:szCs w:val="20"/>
+        </w:rPr>
+        <w:t xml:space="preserve">Tap 🎯 Shot Map to show a pitch diagram with all shots plotted as coloured dots at their zone location. Filter by team and shot type. Tap any dot to see player, outcome and minute. Included in PDF match reports.</w:t>
+      </w:r>
+    </w:p>
+    <w:p>
+      <w:pPr>
+        <w:spacing w:after="60" w:before="60"/>
+      </w:pPr>
+      <w:r>
+        <w:t xml:space="preserve"/>
+      </w:r>
+    </w:p>
+    <w:p>
+      <w:pPr>
+        <w:pStyle w:val="Heading2"/>
+        <w:spacing w:after="120" w:before="280"/>
+      </w:pPr>
+      <w:r>
+        <w:rPr>
+          <w:rFonts w:ascii="Arial" w:cs="Arial" w:eastAsia="Arial" w:hAnsi="Arial"/>
+          <w:b/>
+          <w:bCs/>
+          <w:color w:val="14532d"/>
+          <w:sz w:val="22"/>
+          <w:szCs w:val="22"/>
+        </w:rPr>
+        <w:t xml:space="preserve">Saving a Match</w:t>
+      </w:r>
+    </w:p>
+    <w:p>
+      <w:pPr>
+        <w:spacing w:after="60" w:before="60"/>
+      </w:pPr>
+      <w:r>
+        <w:rPr>
+          <w:rFonts w:ascii="Arial" w:cs="Arial" w:eastAsia="Arial" w:hAnsi="Arial"/>
+          <w:color w:val="111827"/>
+          <w:sz w:val="20"/>
+          <w:szCs w:val="20"/>
+        </w:rPr>
+        <w:t xml:space="preserve">Tap Save Match — the banner turns green to confirm. The match syncs to your account and appears in History.</w:t>
+      </w:r>
+    </w:p>
+    <w:p>
+      <w:pPr>
+        <w:pBdr>
+          <w:left w:val="single" w:color="16a34a" w:sz="6" w:space="4"/>
+        </w:pBdr>
+        <w:spacing w:after="100" w:before="100"/>
+        <w:ind w:left="360"/>
+      </w:pPr>
+      <w:r>
+        <w:rPr>
+          <w:rFonts w:ascii="Arial" w:cs="Arial" w:eastAsia="Arial" w:hAnsi="Arial"/>
+          <w:b/>
+          <w:bCs/>
+          <w:color w:val="16a34a"/>
+          <w:sz w:val="19"/>
+          <w:szCs w:val="19"/>
+        </w:rPr>
+        <w:t xml:space="preserve">Tip: </w:t>
+      </w:r>
+      <w:r>
+        <w:rPr>
+          <w:rFonts w:ascii="Arial" w:cs="Arial" w:eastAsia="Arial" w:hAnsi="Arial"/>
+          <w:i/>
+          <w:iCs/>
+          <w:color w:val="374151"/>
+          <w:sz w:val="19"/>
+          <w:szCs w:val="19"/>
+        </w:rPr>
+        <w:t xml:space="preserve">Save as soon as possible after the final whistle before closing the app.</w:t>
+      </w:r>
+    </w:p>
+    <w:p>
+      <w:pPr>
+        <w:spacing w:after="60" w:before="60"/>
+      </w:pPr>
+      <w:r>
+        <w:t xml:space="preserve"/>
+      </w:r>
+    </w:p>
+    <w:p>
+      <w:r>
+        <w:br w:type="page"/>
+      </w:r>
+    </w:p>
+    <w:p>
+      <w:pPr>
+        <w:pStyle w:val="Heading1"/>
+        <w:pBdr>
+          <w:bottom w:val="single" w:color="16a34a" w:sz="6" w:space="4"/>
+        </w:pBdr>
+        <w:spacing w:after="180" w:before="360"/>
+      </w:pPr>
+      <w:r>
+        <w:rPr>
+          <w:rFonts w:ascii="Arial" w:cs="Arial" w:eastAsia="Arial" w:hAnsi="Arial"/>
+          <w:b/>
+          <w:bCs/>
+          <w:color w:val="111827"/>
+          <w:sz w:val="32"/>
+          <w:szCs w:val="32"/>
+        </w:rPr>
+        <w:t xml:space="preserve">6. Squad Tab</w:t>
+      </w:r>
+    </w:p>
+    <w:p>
+      <w:pPr>
+        <w:pStyle w:val="Heading2"/>
+        <w:spacing w:after="120" w:before="280"/>
+      </w:pPr>
+      <w:r>
+        <w:rPr>
+          <w:rFonts w:ascii="Arial" w:cs="Arial" w:eastAsia="Arial" w:hAnsi="Arial"/>
+          <w:b/>
+          <w:bCs/>
+          <w:color w:val="14532d"/>
+          <w:sz w:val="22"/>
+          <w:szCs w:val="22"/>
+        </w:rPr>
+        <w:t xml:space="preserve">Managing Players</w:t>
+      </w:r>
+    </w:p>
+    <w:p>
+      <w:pPr>
+        <w:spacing w:after="60" w:before="60"/>
+      </w:pPr>
+      <w:r>
+        <w:rPr>
+          <w:rFonts w:ascii="Arial" w:cs="Arial" w:eastAsia="Arial" w:hAnsi="Arial"/>
+          <w:color w:val="111827"/>
+          <w:sz w:val="20"/>
+          <w:szCs w:val="20"/>
+        </w:rPr>
+        <w:t xml:space="preserve">34-slot grid. Tap any slot to add or edit a player. Attendance badges appear based on training records. A red dot indicates an active injury.</w:t>
+      </w:r>
+    </w:p>
+    <w:p>
+      <w:pPr>
+        <w:spacing w:after="60" w:before="60"/>
+      </w:pPr>
+      <w:r>
+        <w:t xml:space="preserve"/>
+      </w:r>
+    </w:p>
+    <w:p>
+      <w:pPr>
+        <w:pStyle w:val="Heading2"/>
+        <w:spacing w:after="120" w:before="280"/>
+      </w:pPr>
+      <w:r>
+        <w:rPr>
+          <w:rFonts w:ascii="Arial" w:cs="Arial" w:eastAsia="Arial" w:hAnsi="Arial"/>
+          <w:b/>
+          <w:bCs/>
+          <w:color w:val="14532d"/>
+          <w:sz w:val="22"/>
+          <w:szCs w:val="22"/>
+        </w:rPr>
+        <w:t xml:space="preserve">Injury Log</w:t>
+      </w:r>
+    </w:p>
+    <w:p>
+      <w:pPr>
+        <w:spacing w:after="60" w:before="60"/>
+      </w:pPr>
+      <w:r>
+        <w:rPr>
+          <w:rFonts w:ascii="Arial" w:cs="Arial" w:eastAsia="Arial" w:hAnsi="Arial"/>
+          <w:color w:val="111827"/>
+          <w:sz w:val="20"/>
+          <w:szCs w:val="20"/>
+        </w:rPr>
+        <w:t xml:space="preserve">Squad → Training → Players → tap player → Injury Log → + Log Injury. Enter type, date, return date and notes. Tap ✓ to mark Recovered.</w:t>
+      </w:r>
+    </w:p>
+    <w:p>
+      <w:pPr>
+        <w:spacing w:after="60" w:before="60"/>
+      </w:pPr>
+      <w:r>
+        <w:t xml:space="preserve"/>
+      </w:r>
+    </w:p>
+    <w:p>
+      <w:pPr>
+        <w:pStyle w:val="Heading2"/>
+        <w:spacing w:after="120" w:before="280"/>
+      </w:pPr>
+      <w:r>
+        <w:rPr>
+          <w:rFonts w:ascii="Arial" w:cs="Arial" w:eastAsia="Arial" w:hAnsi="Arial"/>
+          <w:b/>
+          <w:bCs/>
+          <w:color w:val="14532d"/>
+          <w:sz w:val="22"/>
+          <w:szCs w:val="22"/>
+        </w:rPr>
+        <w:t xml:space="preserve">Training Sessions</w:t>
       </w:r>
     </w:p>
     <w:p>
@@ -3402,982 +3824,7 @@
           <w:sz w:val="20"/>
           <w:szCs w:val="20"/>
         </w:rPr>
-        <w:t xml:space="preserve">Then tap the outcome — the event is linked to that player</w:t>
-      </w:r>
-    </w:p>
-    <w:p>
-      <w:pPr>
-        <w:spacing w:after="60" w:before="60"/>
-      </w:pPr>
-      <w:r>
-        <w:t xml:space="preserve"/>
-      </w:r>
-    </w:p>
-    <w:p>
-      <w:pPr>
-        <w:pStyle w:val="Heading2"/>
-        <w:spacing w:after="120" w:before="280"/>
-      </w:pPr>
-      <w:r>
-        <w:rPr>
-          <w:rFonts w:ascii="Arial" w:cs="Arial" w:eastAsia="Arial" w:hAnsi="Arial"/>
-          <w:b/>
-          <w:bCs/>
-          <w:color w:val="14532d"/>
-          <w:sz w:val="22"/>
-          <w:szCs w:val="22"/>
-        </w:rPr>
-        <w:t xml:space="preserve">Substitutions</w:t>
-      </w:r>
-    </w:p>
-    <w:p>
-      <w:pPr>
-        <w:spacing w:after="60" w:before="60"/>
-      </w:pPr>
-      <w:r>
-        <w:rPr>
-          <w:rFonts w:ascii="Arial" w:cs="Arial" w:eastAsia="Arial" w:hAnsi="Arial"/>
-          <w:color w:val="111827"/>
-          <w:sz w:val="20"/>
-          <w:szCs w:val="20"/>
-        </w:rPr>
-        <w:t xml:space="preserve">Tap the Substitutions heading to expand the section. Tap + Record Substitution, select the team, minute, player coming off and player coming on. Substitutions appear in the stats table, timeline and PDF report.</w:t>
-      </w:r>
-    </w:p>
-    <w:p>
-      <w:pPr>
-        <w:spacing w:after="60" w:before="60"/>
-      </w:pPr>
-      <w:r>
-        <w:t xml:space="preserve"/>
-      </w:r>
-    </w:p>
-    <w:p>
-      <w:pPr>
-        <w:pStyle w:val="Heading2"/>
-        <w:spacing w:after="120" w:before="280"/>
-      </w:pPr>
-      <w:r>
-        <w:rPr>
-          <w:rFonts w:ascii="Arial" w:cs="Arial" w:eastAsia="Arial" w:hAnsi="Arial"/>
-          <w:b/>
-          <w:bCs/>
-          <w:color w:val="14532d"/>
-          <w:sz w:val="22"/>
-          <w:szCs w:val="22"/>
-        </w:rPr>
-        <w:t xml:space="preserve">Discipline</w:t>
-      </w:r>
-    </w:p>
-    <w:p>
-      <w:pPr>
-        <w:spacing w:after="60" w:before="60"/>
-      </w:pPr>
-      <w:r>
-        <w:rPr>
-          <w:rFonts w:ascii="Arial" w:cs="Arial" w:eastAsia="Arial" w:hAnsi="Arial"/>
-          <w:color w:val="111827"/>
-          <w:sz w:val="20"/>
-          <w:szCs w:val="20"/>
-        </w:rPr>
-        <w:t xml:space="preserve">Tap the Discipline heading to expand. Record Foul Given (Shooting/Cynical/Dangerous/Dissent) and Cards (Yellow/Black/Red). Always tag cards to a player.</w:t>
-      </w:r>
-    </w:p>
-    <w:p>
-      <w:pPr>
-        <w:spacing w:after="60" w:before="60"/>
-      </w:pPr>
-      <w:r>
-        <w:t xml:space="preserve"/>
-      </w:r>
-    </w:p>
-    <w:p>
-      <w:r>
-        <w:br w:type="page"/>
-      </w:r>
-    </w:p>
-    <w:p>
-      <w:pPr>
-        <w:pStyle w:val="Heading1"/>
-        <w:pBdr>
-          <w:bottom w:val="single" w:color="16a34a" w:sz="6" w:space="4"/>
-        </w:pBdr>
-        <w:spacing w:after="180" w:before="360"/>
-      </w:pPr>
-      <w:r>
-        <w:rPr>
-          <w:rFonts w:ascii="Arial" w:cs="Arial" w:eastAsia="Arial" w:hAnsi="Arial"/>
-          <w:b/>
-          <w:bCs/>
-          <w:color w:val="111827"/>
-          <w:sz w:val="32"/>
-          <w:szCs w:val="32"/>
-        </w:rPr>
-        <w:t xml:space="preserve">5. Stats Tab</w:t>
-      </w:r>
-    </w:p>
-    <w:p>
-      <w:pPr>
-        <w:pStyle w:val="Heading2"/>
-        <w:spacing w:after="120" w:before="280"/>
-      </w:pPr>
-      <w:r>
-        <w:rPr>
-          <w:rFonts w:ascii="Arial" w:cs="Arial" w:eastAsia="Arial" w:hAnsi="Arial"/>
-          <w:b/>
-          <w:bCs/>
-          <w:color w:val="14532d"/>
-          <w:sz w:val="22"/>
-          <w:szCs w:val="22"/>
-        </w:rPr>
-        <w:t xml:space="preserve">Viewing Stats</w:t>
-      </w:r>
-    </w:p>
-    <w:p>
-      <w:pPr>
-        <w:spacing w:after="60" w:before="60"/>
-      </w:pPr>
-      <w:r>
-        <w:rPr>
-          <w:rFonts w:ascii="Arial" w:cs="Arial" w:eastAsia="Arial" w:hAnsi="Arial"/>
-          <w:color w:val="111827"/>
-          <w:sz w:val="20"/>
-          <w:szCs w:val="20"/>
-        </w:rPr>
-        <w:t xml:space="preserve">The Stats tab shows the full match statistics comparison. The heading shows Live Match during a game or the match name if a saved match was loaded.</w:t>
-      </w:r>
-    </w:p>
-    <w:p>
-      <w:pPr>
-        <w:spacing w:after="60" w:before="60"/>
-      </w:pPr>
-      <w:r>
-        <w:t xml:space="preserve"/>
-      </w:r>
-    </w:p>
-    <w:p>
-      <w:pPr>
-        <w:pStyle w:val="Heading2"/>
-        <w:spacing w:after="120" w:before="280"/>
-      </w:pPr>
-      <w:r>
-        <w:rPr>
-          <w:rFonts w:ascii="Arial" w:cs="Arial" w:eastAsia="Arial" w:hAnsi="Arial"/>
-          <w:b/>
-          <w:bCs/>
-          <w:color w:val="14532d"/>
-          <w:sz w:val="22"/>
-          <w:szCs w:val="22"/>
-        </w:rPr>
-        <w:t xml:space="preserve">Match Notes</w:t>
-      </w:r>
-    </w:p>
-    <w:p>
-      <w:pPr>
-        <w:spacing w:after="60" w:before="60"/>
-      </w:pPr>
-      <w:r>
-        <w:rPr>
-          <w:rFonts w:ascii="Arial" w:cs="Arial" w:eastAsia="Arial" w:hAnsi="Arial"/>
-          <w:color w:val="111827"/>
-          <w:sz w:val="20"/>
-          <w:szCs w:val="20"/>
-        </w:rPr>
-        <w:t xml:space="preserve">Below the stats table is a Match Notes text area. Type any tactical observations or coaching notes — they auto-save as you type (800ms debounce). Notes are saved with the match and can be viewed or edited from History.</w:t>
-      </w:r>
-    </w:p>
-    <w:p>
-      <w:pPr>
-        <w:spacing w:after="60" w:before="60"/>
-      </w:pPr>
-      <w:r>
-        <w:t xml:space="preserve"/>
-      </w:r>
-    </w:p>
-    <w:p>
-      <w:pPr>
-        <w:pStyle w:val="Heading2"/>
-        <w:spacing w:after="120" w:before="280"/>
-      </w:pPr>
-      <w:r>
-        <w:rPr>
-          <w:rFonts w:ascii="Arial" w:cs="Arial" w:eastAsia="Arial" w:hAnsi="Arial"/>
-          <w:b/>
-          <w:bCs/>
-          <w:color w:val="14532d"/>
-          <w:sz w:val="22"/>
-          <w:szCs w:val="22"/>
-        </w:rPr>
-        <w:t xml:space="preserve">Shot Map</w:t>
-      </w:r>
-    </w:p>
-    <w:p>
-      <w:pPr>
-        <w:spacing w:after="60" w:before="60"/>
-      </w:pPr>
-      <w:r>
-        <w:rPr>
-          <w:rFonts w:ascii="Arial" w:cs="Arial" w:eastAsia="Arial" w:hAnsi="Arial"/>
-          <w:color w:val="111827"/>
-          <w:sz w:val="20"/>
-          <w:szCs w:val="20"/>
-        </w:rPr>
-        <w:t xml:space="preserve">Tap 🎯 Shot Map to show a pitch diagram with all shots plotted as coloured dots at their zone location. Filter by Home/Away and Play/Free. Tap any dot to see player, outcome and minute. The shot map is included as a half-page inset in PDF match reports when zone data is recorded.</w:t>
-      </w:r>
-    </w:p>
-    <w:p>
-      <w:pPr>
-        <w:spacing w:after="60" w:before="60"/>
-      </w:pPr>
-      <w:r>
-        <w:t xml:space="preserve"/>
-      </w:r>
-    </w:p>
-    <w:tbl>
-      <w:tblPr>
-        <w:tblW w:type="dxa" w:w="9360"/>
-        <w:tblBorders>
-          <w:top w:val="single" w:color="auto" w:sz="4"/>
-          <w:left w:val="single" w:color="auto" w:sz="4"/>
-          <w:bottom w:val="single" w:color="auto" w:sz="4"/>
-          <w:right w:val="single" w:color="auto" w:sz="4"/>
-          <w:insideH w:val="single" w:color="auto" w:sz="4"/>
-          <w:insideV w:val="single" w:color="auto" w:sz="4"/>
-        </w:tblBorders>
-      </w:tblPr>
-      <w:tblGrid>
-        <w:gridCol w:w="2000"/>
-        <w:gridCol w:w="7360"/>
-      </w:tblGrid>
-      <w:tr>
-        <w:tc>
-          <w:tcPr>
-            <w:tcW w:type="dxa" w:w="2000"/>
-            <w:tcBorders>
-              <w:top w:val="single" w:color="D1D5DB" w:sz="1"/>
-              <w:left w:val="single" w:color="D1D5DB" w:sz="1"/>
-              <w:bottom w:val="single" w:color="D1D5DB" w:sz="1"/>
-              <w:right w:val="single" w:color="D1D5DB" w:sz="1"/>
-            </w:tcBorders>
-            <w:shd w:fill="16a34a" w:val="clear"/>
-            <w:tcMar>
-              <w:top w:type="dxa" w:w="80"/>
-              <w:left w:type="dxa" w:w="140"/>
-              <w:bottom w:type="dxa" w:w="80"/>
-              <w:right w:type="dxa" w:w="140"/>
-            </w:tcMar>
-            <w:vAlign w:val="top"/>
-          </w:tcPr>
-          <w:p>
-            <w:pPr>
-              <w:spacing w:after="40" w:before="40"/>
-            </w:pPr>
-            <w:r>
-              <w:rPr>
-                <w:rFonts w:ascii="Arial" w:cs="Arial" w:eastAsia="Arial" w:hAnsi="Arial"/>
-                <w:b/>
-                <w:bCs/>
-                <w:i w:val="false"/>
-                <w:iCs w:val="false"/>
-                <w:color w:val="FFFFFF"/>
-                <w:sz w:val="18"/>
-                <w:szCs w:val="18"/>
-              </w:rPr>
-              <w:t xml:space="preserve">Dot colour</w:t>
-            </w:r>
-          </w:p>
-        </w:tc>
-        <w:tc>
-          <w:tcPr>
-            <w:tcW w:type="dxa" w:w="7360"/>
-            <w:tcBorders>
-              <w:top w:val="single" w:color="D1D5DB" w:sz="1"/>
-              <w:left w:val="single" w:color="D1D5DB" w:sz="1"/>
-              <w:bottom w:val="single" w:color="D1D5DB" w:sz="1"/>
-              <w:right w:val="single" w:color="D1D5DB" w:sz="1"/>
-            </w:tcBorders>
-            <w:shd w:fill="16a34a" w:val="clear"/>
-            <w:tcMar>
-              <w:top w:type="dxa" w:w="80"/>
-              <w:left w:type="dxa" w:w="140"/>
-              <w:bottom w:type="dxa" w:w="80"/>
-              <w:right w:type="dxa" w:w="140"/>
-            </w:tcMar>
-            <w:vAlign w:val="top"/>
-          </w:tcPr>
-          <w:p>
-            <w:pPr>
-              <w:spacing w:after="40" w:before="40"/>
-            </w:pPr>
-            <w:r>
-              <w:rPr>
-                <w:rFonts w:ascii="Arial" w:cs="Arial" w:eastAsia="Arial" w:hAnsi="Arial"/>
-                <w:b/>
-                <w:bCs/>
-                <w:i w:val="false"/>
-                <w:iCs w:val="false"/>
-                <w:color w:val="FFFFFF"/>
-                <w:sz w:val="18"/>
-                <w:szCs w:val="18"/>
-              </w:rPr>
-              <w:t xml:space="preserve">Outcome</w:t>
-            </w:r>
-          </w:p>
-        </w:tc>
-      </w:tr>
-      <w:tr>
-        <w:tc>
-          <w:tcPr>
-            <w:tcW w:type="dxa" w:w="2000"/>
-            <w:tcBorders>
-              <w:top w:val="single" w:color="D1D5DB" w:sz="1"/>
-              <w:left w:val="single" w:color="D1D5DB" w:sz="1"/>
-              <w:bottom w:val="single" w:color="D1D5DB" w:sz="1"/>
-              <w:right w:val="single" w:color="D1D5DB" w:sz="1"/>
-            </w:tcBorders>
-            <w:shd w:fill="FFFFFF" w:val="clear"/>
-            <w:tcMar>
-              <w:top w:type="dxa" w:w="80"/>
-              <w:left w:type="dxa" w:w="140"/>
-              <w:bottom w:type="dxa" w:w="80"/>
-              <w:right w:type="dxa" w:w="140"/>
-            </w:tcMar>
-            <w:vAlign w:val="top"/>
-          </w:tcPr>
-          <w:p>
-            <w:pPr>
-              <w:spacing w:after="40" w:before="40"/>
-            </w:pPr>
-            <w:r>
-              <w:rPr>
-                <w:rFonts w:ascii="Arial" w:cs="Arial" w:eastAsia="Arial" w:hAnsi="Arial"/>
-                <w:b/>
-                <w:bCs/>
-                <w:i w:val="false"/>
-                <w:iCs w:val="false"/>
-                <w:color w:val="111827"/>
-                <w:sz w:val="19"/>
-                <w:szCs w:val="19"/>
-              </w:rPr>
-              <w:t xml:space="preserve">Dark green</w:t>
-            </w:r>
-          </w:p>
-        </w:tc>
-        <w:tc>
-          <w:tcPr>
-            <w:tcW w:type="dxa" w:w="7360"/>
-            <w:tcBorders>
-              <w:top w:val="single" w:color="D1D5DB" w:sz="1"/>
-              <w:left w:val="single" w:color="D1D5DB" w:sz="1"/>
-              <w:bottom w:val="single" w:color="D1D5DB" w:sz="1"/>
-              <w:right w:val="single" w:color="D1D5DB" w:sz="1"/>
-            </w:tcBorders>
-            <w:shd w:fill="FFFFFF" w:val="clear"/>
-            <w:tcMar>
-              <w:top w:type="dxa" w:w="80"/>
-              <w:left w:type="dxa" w:w="140"/>
-              <w:bottom w:type="dxa" w:w="80"/>
-              <w:right w:type="dxa" w:w="140"/>
-            </w:tcMar>
-            <w:vAlign w:val="top"/>
-          </w:tcPr>
-          <w:p>
-            <w:pPr>
-              <w:spacing w:after="40" w:before="40"/>
-            </w:pPr>
-            <w:r>
-              <w:rPr>
-                <w:rFonts w:ascii="Arial" w:cs="Arial" w:eastAsia="Arial" w:hAnsi="Arial"/>
-                <w:b w:val="false"/>
-                <w:bCs w:val="false"/>
-                <w:i w:val="false"/>
-                <w:iCs w:val="false"/>
-                <w:color w:val="111827"/>
-                <w:sz w:val="19"/>
-                <w:szCs w:val="19"/>
-              </w:rPr>
-              <w:t xml:space="preserve">Goal</w:t>
-            </w:r>
-          </w:p>
-        </w:tc>
-      </w:tr>
-      <w:tr>
-        <w:tc>
-          <w:tcPr>
-            <w:tcW w:type="dxa" w:w="2000"/>
-            <w:tcBorders>
-              <w:top w:val="single" w:color="D1D5DB" w:sz="1"/>
-              <w:left w:val="single" w:color="D1D5DB" w:sz="1"/>
-              <w:bottom w:val="single" w:color="D1D5DB" w:sz="1"/>
-              <w:right w:val="single" w:color="D1D5DB" w:sz="1"/>
-            </w:tcBorders>
-            <w:shd w:fill="FFFFFF" w:val="clear"/>
-            <w:tcMar>
-              <w:top w:type="dxa" w:w="80"/>
-              <w:left w:type="dxa" w:w="140"/>
-              <w:bottom w:type="dxa" w:w="80"/>
-              <w:right w:type="dxa" w:w="140"/>
-            </w:tcMar>
-            <w:vAlign w:val="top"/>
-          </w:tcPr>
-          <w:p>
-            <w:pPr>
-              <w:spacing w:after="40" w:before="40"/>
-            </w:pPr>
-            <w:r>
-              <w:rPr>
-                <w:rFonts w:ascii="Arial" w:cs="Arial" w:eastAsia="Arial" w:hAnsi="Arial"/>
-                <w:b/>
-                <w:bCs/>
-                <w:i w:val="false"/>
-                <w:iCs w:val="false"/>
-                <w:color w:val="111827"/>
-                <w:sz w:val="19"/>
-                <w:szCs w:val="19"/>
-              </w:rPr>
-              <w:t xml:space="preserve">Bright green</w:t>
-            </w:r>
-          </w:p>
-        </w:tc>
-        <w:tc>
-          <w:tcPr>
-            <w:tcW w:type="dxa" w:w="7360"/>
-            <w:tcBorders>
-              <w:top w:val="single" w:color="D1D5DB" w:sz="1"/>
-              <w:left w:val="single" w:color="D1D5DB" w:sz="1"/>
-              <w:bottom w:val="single" w:color="D1D5DB" w:sz="1"/>
-              <w:right w:val="single" w:color="D1D5DB" w:sz="1"/>
-            </w:tcBorders>
-            <w:shd w:fill="F0FDF4" w:val="clear"/>
-            <w:tcMar>
-              <w:top w:type="dxa" w:w="80"/>
-              <w:left w:type="dxa" w:w="140"/>
-              <w:bottom w:type="dxa" w:w="80"/>
-              <w:right w:type="dxa" w:w="140"/>
-            </w:tcMar>
-            <w:vAlign w:val="top"/>
-          </w:tcPr>
-          <w:p>
-            <w:pPr>
-              <w:spacing w:after="40" w:before="40"/>
-            </w:pPr>
-            <w:r>
-              <w:rPr>
-                <w:rFonts w:ascii="Arial" w:cs="Arial" w:eastAsia="Arial" w:hAnsi="Arial"/>
-                <w:b w:val="false"/>
-                <w:bCs w:val="false"/>
-                <w:i w:val="false"/>
-                <w:iCs w:val="false"/>
-                <w:color w:val="111827"/>
-                <w:sz w:val="19"/>
-                <w:szCs w:val="19"/>
-              </w:rPr>
-              <w:t xml:space="preserve">Point</w:t>
-            </w:r>
-          </w:p>
-        </w:tc>
-      </w:tr>
-      <w:tr>
-        <w:tc>
-          <w:tcPr>
-            <w:tcW w:type="dxa" w:w="2000"/>
-            <w:tcBorders>
-              <w:top w:val="single" w:color="D1D5DB" w:sz="1"/>
-              <w:left w:val="single" w:color="D1D5DB" w:sz="1"/>
-              <w:bottom w:val="single" w:color="D1D5DB" w:sz="1"/>
-              <w:right w:val="single" w:color="D1D5DB" w:sz="1"/>
-            </w:tcBorders>
-            <w:shd w:fill="FFFFFF" w:val="clear"/>
-            <w:tcMar>
-              <w:top w:type="dxa" w:w="80"/>
-              <w:left w:type="dxa" w:w="140"/>
-              <w:bottom w:type="dxa" w:w="80"/>
-              <w:right w:type="dxa" w:w="140"/>
-            </w:tcMar>
-            <w:vAlign w:val="top"/>
-          </w:tcPr>
-          <w:p>
-            <w:pPr>
-              <w:spacing w:after="40" w:before="40"/>
-            </w:pPr>
-            <w:r>
-              <w:rPr>
-                <w:rFonts w:ascii="Arial" w:cs="Arial" w:eastAsia="Arial" w:hAnsi="Arial"/>
-                <w:b/>
-                <w:bCs/>
-                <w:i w:val="false"/>
-                <w:iCs w:val="false"/>
-                <w:color w:val="111827"/>
-                <w:sz w:val="19"/>
-                <w:szCs w:val="19"/>
-              </w:rPr>
-              <w:t xml:space="preserve">Red</w:t>
-            </w:r>
-          </w:p>
-        </w:tc>
-        <w:tc>
-          <w:tcPr>
-            <w:tcW w:type="dxa" w:w="7360"/>
-            <w:tcBorders>
-              <w:top w:val="single" w:color="D1D5DB" w:sz="1"/>
-              <w:left w:val="single" w:color="D1D5DB" w:sz="1"/>
-              <w:bottom w:val="single" w:color="D1D5DB" w:sz="1"/>
-              <w:right w:val="single" w:color="D1D5DB" w:sz="1"/>
-            </w:tcBorders>
-            <w:shd w:fill="FFFFFF" w:val="clear"/>
-            <w:tcMar>
-              <w:top w:type="dxa" w:w="80"/>
-              <w:left w:type="dxa" w:w="140"/>
-              <w:bottom w:type="dxa" w:w="80"/>
-              <w:right w:type="dxa" w:w="140"/>
-            </w:tcMar>
-            <w:vAlign w:val="top"/>
-          </w:tcPr>
-          <w:p>
-            <w:pPr>
-              <w:spacing w:after="40" w:before="40"/>
-            </w:pPr>
-            <w:r>
-              <w:rPr>
-                <w:rFonts w:ascii="Arial" w:cs="Arial" w:eastAsia="Arial" w:hAnsi="Arial"/>
-                <w:b w:val="false"/>
-                <w:bCs w:val="false"/>
-                <w:i w:val="false"/>
-                <w:iCs w:val="false"/>
-                <w:color w:val="111827"/>
-                <w:sz w:val="19"/>
-                <w:szCs w:val="19"/>
-              </w:rPr>
-              <w:t xml:space="preserve">Wide</w:t>
-            </w:r>
-          </w:p>
-        </w:tc>
-      </w:tr>
-      <w:tr>
-        <w:tc>
-          <w:tcPr>
-            <w:tcW w:type="dxa" w:w="2000"/>
-            <w:tcBorders>
-              <w:top w:val="single" w:color="D1D5DB" w:sz="1"/>
-              <w:left w:val="single" w:color="D1D5DB" w:sz="1"/>
-              <w:bottom w:val="single" w:color="D1D5DB" w:sz="1"/>
-              <w:right w:val="single" w:color="D1D5DB" w:sz="1"/>
-            </w:tcBorders>
-            <w:shd w:fill="FFFFFF" w:val="clear"/>
-            <w:tcMar>
-              <w:top w:type="dxa" w:w="80"/>
-              <w:left w:type="dxa" w:w="140"/>
-              <w:bottom w:type="dxa" w:w="80"/>
-              <w:right w:type="dxa" w:w="140"/>
-            </w:tcMar>
-            <w:vAlign w:val="top"/>
-          </w:tcPr>
-          <w:p>
-            <w:pPr>
-              <w:spacing w:after="40" w:before="40"/>
-            </w:pPr>
-            <w:r>
-              <w:rPr>
-                <w:rFonts w:ascii="Arial" w:cs="Arial" w:eastAsia="Arial" w:hAnsi="Arial"/>
-                <w:b/>
-                <w:bCs/>
-                <w:i w:val="false"/>
-                <w:iCs w:val="false"/>
-                <w:color w:val="111827"/>
-                <w:sz w:val="19"/>
-                <w:szCs w:val="19"/>
-              </w:rPr>
-              <w:t xml:space="preserve">Amber</w:t>
-            </w:r>
-          </w:p>
-        </w:tc>
-        <w:tc>
-          <w:tcPr>
-            <w:tcW w:type="dxa" w:w="7360"/>
-            <w:tcBorders>
-              <w:top w:val="single" w:color="D1D5DB" w:sz="1"/>
-              <w:left w:val="single" w:color="D1D5DB" w:sz="1"/>
-              <w:bottom w:val="single" w:color="D1D5DB" w:sz="1"/>
-              <w:right w:val="single" w:color="D1D5DB" w:sz="1"/>
-            </w:tcBorders>
-            <w:shd w:fill="F0FDF4" w:val="clear"/>
-            <w:tcMar>
-              <w:top w:type="dxa" w:w="80"/>
-              <w:left w:type="dxa" w:w="140"/>
-              <w:bottom w:type="dxa" w:w="80"/>
-              <w:right w:type="dxa" w:w="140"/>
-            </w:tcMar>
-            <w:vAlign w:val="top"/>
-          </w:tcPr>
-          <w:p>
-            <w:pPr>
-              <w:spacing w:after="40" w:before="40"/>
-            </w:pPr>
-            <w:r>
-              <w:rPr>
-                <w:rFonts w:ascii="Arial" w:cs="Arial" w:eastAsia="Arial" w:hAnsi="Arial"/>
-                <w:b w:val="false"/>
-                <w:bCs w:val="false"/>
-                <w:i w:val="false"/>
-                <w:iCs w:val="false"/>
-                <w:color w:val="111827"/>
-                <w:sz w:val="19"/>
-                <w:szCs w:val="19"/>
-              </w:rPr>
-              <w:t xml:space="preserve">Short</w:t>
-            </w:r>
-          </w:p>
-        </w:tc>
-      </w:tr>
-      <w:tr>
-        <w:tc>
-          <w:tcPr>
-            <w:tcW w:type="dxa" w:w="2000"/>
-            <w:tcBorders>
-              <w:top w:val="single" w:color="D1D5DB" w:sz="1"/>
-              <w:left w:val="single" w:color="D1D5DB" w:sz="1"/>
-              <w:bottom w:val="single" w:color="D1D5DB" w:sz="1"/>
-              <w:right w:val="single" w:color="D1D5DB" w:sz="1"/>
-            </w:tcBorders>
-            <w:shd w:fill="FFFFFF" w:val="clear"/>
-            <w:tcMar>
-              <w:top w:type="dxa" w:w="80"/>
-              <w:left w:type="dxa" w:w="140"/>
-              <w:bottom w:type="dxa" w:w="80"/>
-              <w:right w:type="dxa" w:w="140"/>
-            </w:tcMar>
-            <w:vAlign w:val="top"/>
-          </w:tcPr>
-          <w:p>
-            <w:pPr>
-              <w:spacing w:after="40" w:before="40"/>
-            </w:pPr>
-            <w:r>
-              <w:rPr>
-                <w:rFonts w:ascii="Arial" w:cs="Arial" w:eastAsia="Arial" w:hAnsi="Arial"/>
-                <w:b/>
-                <w:bCs/>
-                <w:i w:val="false"/>
-                <w:iCs w:val="false"/>
-                <w:color w:val="111827"/>
-                <w:sz w:val="19"/>
-                <w:szCs w:val="19"/>
-              </w:rPr>
-              <w:t xml:space="preserve">Blue</w:t>
-            </w:r>
-          </w:p>
-        </w:tc>
-        <w:tc>
-          <w:tcPr>
-            <w:tcW w:type="dxa" w:w="7360"/>
-            <w:tcBorders>
-              <w:top w:val="single" w:color="D1D5DB" w:sz="1"/>
-              <w:left w:val="single" w:color="D1D5DB" w:sz="1"/>
-              <w:bottom w:val="single" w:color="D1D5DB" w:sz="1"/>
-              <w:right w:val="single" w:color="D1D5DB" w:sz="1"/>
-            </w:tcBorders>
-            <w:shd w:fill="FFFFFF" w:val="clear"/>
-            <w:tcMar>
-              <w:top w:type="dxa" w:w="80"/>
-              <w:left w:type="dxa" w:w="140"/>
-              <w:bottom w:type="dxa" w:w="80"/>
-              <w:right w:type="dxa" w:w="140"/>
-            </w:tcMar>
-            <w:vAlign w:val="top"/>
-          </w:tcPr>
-          <w:p>
-            <w:pPr>
-              <w:spacing w:after="40" w:before="40"/>
-            </w:pPr>
-            <w:r>
-              <w:rPr>
-                <w:rFonts w:ascii="Arial" w:cs="Arial" w:eastAsia="Arial" w:hAnsi="Arial"/>
-                <w:b w:val="false"/>
-                <w:bCs w:val="false"/>
-                <w:i w:val="false"/>
-                <w:iCs w:val="false"/>
-                <w:color w:val="111827"/>
-                <w:sz w:val="19"/>
-                <w:szCs w:val="19"/>
-              </w:rPr>
-              <w:t xml:space="preserve">Saved</w:t>
-            </w:r>
-          </w:p>
-        </w:tc>
-      </w:tr>
-      <w:tr>
-        <w:tc>
-          <w:tcPr>
-            <w:tcW w:type="dxa" w:w="2000"/>
-            <w:tcBorders>
-              <w:top w:val="single" w:color="D1D5DB" w:sz="1"/>
-              <w:left w:val="single" w:color="D1D5DB" w:sz="1"/>
-              <w:bottom w:val="single" w:color="D1D5DB" w:sz="1"/>
-              <w:right w:val="single" w:color="D1D5DB" w:sz="1"/>
-            </w:tcBorders>
-            <w:shd w:fill="FFFFFF" w:val="clear"/>
-            <w:tcMar>
-              <w:top w:type="dxa" w:w="80"/>
-              <w:left w:type="dxa" w:w="140"/>
-              <w:bottom w:type="dxa" w:w="80"/>
-              <w:right w:type="dxa" w:w="140"/>
-            </w:tcMar>
-            <w:vAlign w:val="top"/>
-          </w:tcPr>
-          <w:p>
-            <w:pPr>
-              <w:spacing w:after="40" w:before="40"/>
-            </w:pPr>
-            <w:r>
-              <w:rPr>
-                <w:rFonts w:ascii="Arial" w:cs="Arial" w:eastAsia="Arial" w:hAnsi="Arial"/>
-                <w:b/>
-                <w:bCs/>
-                <w:i w:val="false"/>
-                <w:iCs w:val="false"/>
-                <w:color w:val="111827"/>
-                <w:sz w:val="19"/>
-                <w:szCs w:val="19"/>
-              </w:rPr>
-              <w:t xml:space="preserve">Purple</w:t>
-            </w:r>
-          </w:p>
-        </w:tc>
-        <w:tc>
-          <w:tcPr>
-            <w:tcW w:type="dxa" w:w="7360"/>
-            <w:tcBorders>
-              <w:top w:val="single" w:color="D1D5DB" w:sz="1"/>
-              <w:left w:val="single" w:color="D1D5DB" w:sz="1"/>
-              <w:bottom w:val="single" w:color="D1D5DB" w:sz="1"/>
-              <w:right w:val="single" w:color="D1D5DB" w:sz="1"/>
-            </w:tcBorders>
-            <w:shd w:fill="F0FDF4" w:val="clear"/>
-            <w:tcMar>
-              <w:top w:type="dxa" w:w="80"/>
-              <w:left w:type="dxa" w:w="140"/>
-              <w:bottom w:type="dxa" w:w="80"/>
-              <w:right w:type="dxa" w:w="140"/>
-            </w:tcMar>
-            <w:vAlign w:val="top"/>
-          </w:tcPr>
-          <w:p>
-            <w:pPr>
-              <w:spacing w:after="40" w:before="40"/>
-            </w:pPr>
-            <w:r>
-              <w:rPr>
-                <w:rFonts w:ascii="Arial" w:cs="Arial" w:eastAsia="Arial" w:hAnsi="Arial"/>
-                <w:b w:val="false"/>
-                <w:bCs w:val="false"/>
-                <w:i w:val="false"/>
-                <w:iCs w:val="false"/>
-                <w:color w:val="111827"/>
-                <w:sz w:val="19"/>
-                <w:szCs w:val="19"/>
-              </w:rPr>
-              <w:t xml:space="preserve">Blocked</w:t>
-            </w:r>
-          </w:p>
-        </w:tc>
-      </w:tr>
-    </w:tbl>
-    <w:p>
-      <w:pPr>
-        <w:spacing w:after="60" w:before="60"/>
-      </w:pPr>
-      <w:r>
-        <w:t xml:space="preserve"/>
-      </w:r>
-    </w:p>
-    <w:p>
-      <w:pPr>
-        <w:pStyle w:val="Heading2"/>
-        <w:spacing w:after="120" w:before="280"/>
-      </w:pPr>
-      <w:r>
-        <w:rPr>
-          <w:rFonts w:ascii="Arial" w:cs="Arial" w:eastAsia="Arial" w:hAnsi="Arial"/>
-          <w:b/>
-          <w:bCs/>
-          <w:color w:val="14532d"/>
-          <w:sz w:val="22"/>
-          <w:szCs w:val="22"/>
-        </w:rPr>
-        <w:t xml:space="preserve">Saving a Match</w:t>
-      </w:r>
-    </w:p>
-    <w:p>
-      <w:pPr>
-        <w:spacing w:after="60" w:before="60"/>
-      </w:pPr>
-      <w:r>
-        <w:rPr>
-          <w:rFonts w:ascii="Arial" w:cs="Arial" w:eastAsia="Arial" w:hAnsi="Arial"/>
-          <w:color w:val="111827"/>
-          <w:sz w:val="20"/>
-          <w:szCs w:val="20"/>
-        </w:rPr>
-        <w:t xml:space="preserve">Tap Save Match — the banner turns green to confirm. The match syncs to your account and appears in History.</w:t>
-      </w:r>
-    </w:p>
-    <w:p>
-      <w:pPr>
-        <w:pBdr>
-          <w:left w:val="single" w:color="16a34a" w:sz="6" w:space="4"/>
-        </w:pBdr>
-        <w:spacing w:after="100" w:before="100"/>
-        <w:ind w:left="360"/>
-      </w:pPr>
-      <w:r>
-        <w:rPr>
-          <w:rFonts w:ascii="Arial" w:cs="Arial" w:eastAsia="Arial" w:hAnsi="Arial"/>
-          <w:b/>
-          <w:bCs/>
-          <w:color w:val="16a34a"/>
-          <w:sz w:val="19"/>
-          <w:szCs w:val="19"/>
-        </w:rPr>
-        <w:t xml:space="preserve">Tip: </w:t>
-      </w:r>
-      <w:r>
-        <w:rPr>
-          <w:rFonts w:ascii="Arial" w:cs="Arial" w:eastAsia="Arial" w:hAnsi="Arial"/>
-          <w:i/>
-          <w:iCs/>
-          <w:color w:val="374151"/>
-          <w:sz w:val="19"/>
-          <w:szCs w:val="19"/>
-        </w:rPr>
-        <w:t xml:space="preserve">Save the match as soon as possible after the final whistle before closing the app.</w:t>
-      </w:r>
-    </w:p>
-    <w:p>
-      <w:pPr>
-        <w:spacing w:after="60" w:before="60"/>
-      </w:pPr>
-      <w:r>
-        <w:t xml:space="preserve"/>
-      </w:r>
-    </w:p>
-    <w:p>
-      <w:r>
-        <w:br w:type="page"/>
-      </w:r>
-    </w:p>
-    <w:p>
-      <w:pPr>
-        <w:pStyle w:val="Heading1"/>
-        <w:pBdr>
-          <w:bottom w:val="single" w:color="16a34a" w:sz="6" w:space="4"/>
-        </w:pBdr>
-        <w:spacing w:after="180" w:before="360"/>
-      </w:pPr>
-      <w:r>
-        <w:rPr>
-          <w:rFonts w:ascii="Arial" w:cs="Arial" w:eastAsia="Arial" w:hAnsi="Arial"/>
-          <w:b/>
-          <w:bCs/>
-          <w:color w:val="111827"/>
-          <w:sz w:val="32"/>
-          <w:szCs w:val="32"/>
-        </w:rPr>
-        <w:t xml:space="preserve">6. Squad Tab</w:t>
-      </w:r>
-    </w:p>
-    <w:p>
-      <w:pPr>
-        <w:pStyle w:val="Heading2"/>
-        <w:spacing w:after="120" w:before="280"/>
-      </w:pPr>
-      <w:r>
-        <w:rPr>
-          <w:rFonts w:ascii="Arial" w:cs="Arial" w:eastAsia="Arial" w:hAnsi="Arial"/>
-          <w:b/>
-          <w:bCs/>
-          <w:color w:val="14532d"/>
-          <w:sz w:val="22"/>
-          <w:szCs w:val="22"/>
-        </w:rPr>
-        <w:t xml:space="preserve">Managing Players</w:t>
-      </w:r>
-    </w:p>
-    <w:p>
-      <w:pPr>
-        <w:spacing w:after="60" w:before="60"/>
-      </w:pPr>
-      <w:r>
-        <w:rPr>
-          <w:rFonts w:ascii="Arial" w:cs="Arial" w:eastAsia="Arial" w:hAnsi="Arial"/>
-          <w:color w:val="111827"/>
-          <w:sz w:val="20"/>
-          <w:szCs w:val="20"/>
-        </w:rPr>
-        <w:t xml:space="preserve">Squad sub-tab shows a 34-slot grid. Tap any slot to add or edit a player. Attendance badges (green/yellow/red) appear on each slot based on training attendance. A red dot in the top-left corner indicates an active injury.</w:t>
-      </w:r>
-    </w:p>
-    <w:p>
-      <w:pPr>
-        <w:spacing w:after="60" w:before="60"/>
-      </w:pPr>
-      <w:r>
-        <w:t xml:space="preserve"/>
-      </w:r>
-    </w:p>
-    <w:p>
-      <w:pPr>
-        <w:pStyle w:val="Heading2"/>
-        <w:spacing w:after="120" w:before="280"/>
-      </w:pPr>
-      <w:r>
-        <w:rPr>
-          <w:rFonts w:ascii="Arial" w:cs="Arial" w:eastAsia="Arial" w:hAnsi="Arial"/>
-          <w:b/>
-          <w:bCs/>
-          <w:color w:val="14532d"/>
-          <w:sz w:val="22"/>
-          <w:szCs w:val="22"/>
-        </w:rPr>
-        <w:t xml:space="preserve">Injury Log</w:t>
-      </w:r>
-    </w:p>
-    <w:p>
-      <w:pPr>
-        <w:spacing w:after="60" w:before="60"/>
-      </w:pPr>
-      <w:r>
-        <w:rPr>
-          <w:rFonts w:ascii="Arial" w:cs="Arial" w:eastAsia="Arial" w:hAnsi="Arial"/>
-          <w:color w:val="111827"/>
-          <w:sz w:val="20"/>
-          <w:szCs w:val="20"/>
-        </w:rPr>
-        <w:t xml:space="preserve">Squad → Training → Players → tap any player → Injury Log section → + Log Injury. Enter injury type, date of injury, expected return date and notes. Tap ✓ beside any injury to mark it as Recovered. Active injuries show a red badge on the squad grid slot.</w:t>
-      </w:r>
-    </w:p>
-    <w:p>
-      <w:pPr>
-        <w:spacing w:after="60" w:before="60"/>
-      </w:pPr>
-      <w:r>
-        <w:t xml:space="preserve"/>
-      </w:r>
-    </w:p>
-    <w:p>
-      <w:pPr>
-        <w:pStyle w:val="Heading2"/>
-        <w:spacing w:after="120" w:before="280"/>
-      </w:pPr>
-      <w:r>
-        <w:rPr>
-          <w:rFonts w:ascii="Arial" w:cs="Arial" w:eastAsia="Arial" w:hAnsi="Arial"/>
-          <w:b/>
-          <w:bCs/>
-          <w:color w:val="14532d"/>
-          <w:sz w:val="22"/>
-          <w:szCs w:val="22"/>
-        </w:rPr>
-        <w:t xml:space="preserve">Training Sessions</w:t>
+        <w:t xml:space="preserve">Training → Sessions → + New Training Session</w:t>
       </w:r>
     </w:p>
     <w:p>
@@ -4396,7 +3843,7 @@
           <w:sz w:val="20"/>
           <w:szCs w:val="20"/>
         </w:rPr>
-        <w:t xml:space="preserve">Training → Sessions → + New Training Session</w:t>
+        <w:t xml:space="preserve">Mark each player: ✅ Present · ❌ Absent · 🤕 Injured · 🤧 Sick · 🏆 County</w:t>
       </w:r>
     </w:p>
     <w:p>
@@ -4415,7 +3862,79 @@
           <w:sz w:val="20"/>
           <w:szCs w:val="20"/>
         </w:rPr>
-        <w:t xml:space="preserve">Set date and optional label</w:t>
+        <w:t xml:space="preserve">Add optional notes per player → Save Session</w:t>
+      </w:r>
+    </w:p>
+    <w:p>
+      <w:pPr>
+        <w:spacing w:after="60" w:before="60"/>
+      </w:pPr>
+      <w:r>
+        <w:t xml:space="preserve"/>
+      </w:r>
+    </w:p>
+    <w:p>
+      <w:pPr>
+        <w:pStyle w:val="Heading2"/>
+        <w:spacing w:after="120" w:before="280"/>
+      </w:pPr>
+      <w:r>
+        <w:rPr>
+          <w:rFonts w:ascii="Arial" w:cs="Arial" w:eastAsia="Arial" w:hAnsi="Arial"/>
+          <w:b/>
+          <w:bCs/>
+          <w:color w:val="14532d"/>
+          <w:sz w:val="22"/>
+          <w:szCs w:val="22"/>
+        </w:rPr>
+        <w:t xml:space="preserve">Wellness Dashboard</w:t>
+      </w:r>
+    </w:p>
+    <w:p>
+      <w:pPr>
+        <w:spacing w:after="60" w:before="60"/>
+      </w:pPr>
+      <w:r>
+        <w:rPr>
+          <w:rFonts w:ascii="Arial" w:cs="Arial" w:eastAsia="Arial" w:hAnsi="Arial"/>
+          <w:color w:val="111827"/>
+          <w:sz w:val="20"/>
+          <w:szCs w:val="20"/>
+        </w:rPr>
+        <w:t xml:space="preserve">Training → Sessions → 💚 View Readiness Dashboard. See player wellness check-ins. Share a link via WhatsApp — players submit 5 metrics (1–5) without logging in. Scores appear automatically.</w:t>
+      </w:r>
+    </w:p>
+    <w:p>
+      <w:pPr>
+        <w:spacing w:after="60" w:before="60"/>
+      </w:pPr>
+      <w:r>
+        <w:t xml:space="preserve"/>
+      </w:r>
+    </w:p>
+    <w:p>
+      <w:r>
+        <w:br w:type="page"/>
+      </w:r>
+    </w:p>
+    <w:p>
+      <w:pPr>
+        <w:pStyle w:val="Heading1"/>
+        <w:pBdr>
+          <w:bottom w:val="single" w:color="16a34a" w:sz="6" w:space="4"/>
+        </w:pBdr>
+        <w:spacing w:after="180" w:before="360"/>
+      </w:pPr>
+      <w:r>
+        <w:rPr>
+          <w:rFonts w:ascii="Arial" w:cs="Arial" w:eastAsia="Arial" w:hAnsi="Arial"/>
+          <w:b/>
+          <w:bCs/>
+          <w:color w:val="111827"/>
+          <w:sz w:val="32"/>
+          <w:szCs w:val="32"/>
+        </w:rPr>
+        <w:t xml:space="preserve">7. Trial Tab</w:t>
       </w:r>
     </w:p>
     <w:p>
@@ -4434,7 +3953,7 @@
           <w:sz w:val="20"/>
           <w:szCs w:val="20"/>
         </w:rPr>
-        <w:t xml:space="preserve">Mark each player: ✅ Present · ❌ Absent · 🤕 Injured · 🤧 Sick · 🏆 County</w:t>
+        <w:t xml:space="preserve">Squad → Trial → + New Trial → name, date, season</w:t>
       </w:r>
     </w:p>
     <w:p>
@@ -4453,68 +3972,7 @@
           <w:sz w:val="20"/>
           <w:szCs w:val="20"/>
         </w:rPr>
-        <w:t xml:space="preserve">Add optional notes per player → Save Session</w:t>
-      </w:r>
-    </w:p>
-    <w:p>
-      <w:pPr>
-        <w:spacing w:after="60" w:before="60"/>
-      </w:pPr>
-      <w:r>
-        <w:t xml:space="preserve"/>
-      </w:r>
-    </w:p>
-    <w:p>
-      <w:pPr>
-        <w:pStyle w:val="Heading2"/>
-        <w:spacing w:after="120" w:before="280"/>
-      </w:pPr>
-      <w:r>
-        <w:rPr>
-          <w:rFonts w:ascii="Arial" w:cs="Arial" w:eastAsia="Arial" w:hAnsi="Arial"/>
-          <w:b/>
-          <w:bCs/>
-          <w:color w:val="14532d"/>
-          <w:sz w:val="22"/>
-          <w:szCs w:val="22"/>
-        </w:rPr>
-        <w:t xml:space="preserve">Wellness Dashboard</w:t>
-      </w:r>
-    </w:p>
-    <w:p>
-      <w:pPr>
-        <w:spacing w:after="60" w:before="60"/>
-      </w:pPr>
-      <w:r>
-        <w:rPr>
-          <w:rFonts w:ascii="Arial" w:cs="Arial" w:eastAsia="Arial" w:hAnsi="Arial"/>
-          <w:color w:val="111827"/>
-          <w:sz w:val="20"/>
-          <w:szCs w:val="20"/>
-        </w:rPr>
-        <w:t xml:space="preserve">Training → Sessions → 💚 View Readiness Dashboard. See all player wellness check-ins for today. Each player shows average score (green/amber/red) and individual metric chips.</w:t>
-      </w:r>
-    </w:p>
-    <w:p>
-      <w:pPr>
-        <w:spacing w:after="60" w:before="60"/>
-      </w:pPr>
-      <w:r>
-        <w:t xml:space="preserve"/>
-      </w:r>
-    </w:p>
-    <w:p>
-      <w:pPr>
-        <w:spacing w:after="60" w:before="60"/>
-      </w:pPr>
-      <w:r>
-        <w:rPr>
-          <w:rFonts w:ascii="Arial" w:cs="Arial" w:eastAsia="Arial" w:hAnsi="Arial"/>
-          <w:color w:val="111827"/>
-          <w:sz w:val="20"/>
-          <w:szCs w:val="20"/>
-        </w:rPr>
-        <w:t xml:space="preserve">To send a player self-report link:</w:t>
+        <w:t xml:space="preserve">Trialists tab → + Add Trialist → name, position, age group</w:t>
       </w:r>
     </w:p>
     <w:p>
@@ -4533,7 +3991,7 @@
           <w:sz w:val="20"/>
           <w:szCs w:val="20"/>
         </w:rPr>
-        <w:t xml:space="preserve">Tap 📋 Copy beside the link</w:t>
+        <w:t xml:space="preserve">Sessions tab → + New Session → grade 1–10 per trialist</w:t>
       </w:r>
     </w:p>
     <w:p>
@@ -4552,7 +4010,7 @@
           <w:sz w:val="20"/>
           <w:szCs w:val="20"/>
         </w:rPr>
-        <w:t xml:space="preserve">Paste into your squad WhatsApp group</w:t>
+        <w:t xml:space="preserve">Share session link with co-coaches for multi-coach grading</w:t>
       </w:r>
     </w:p>
     <w:p>
@@ -4571,7 +4029,7 @@
           <w:sz w:val="20"/>
           <w:szCs w:val="20"/>
         </w:rPr>
-        <w:t xml:space="preserve">Players tap the link — no login needed — and submit 5 wellness metrics (1–5)</w:t>
+        <w:t xml:space="preserve">Tap 🔄 Sync Co-Coach Grades to pull in co-coach submissions</w:t>
       </w:r>
     </w:p>
     <w:p>
@@ -4590,57 +4048,7 @@
           <w:sz w:val="20"/>
           <w:szCs w:val="20"/>
         </w:rPr>
-        <w:t xml:space="preserve">Scores appear in your Readiness Dashboard automatically</w:t>
-      </w:r>
-    </w:p>
-    <w:p>
-      <w:pPr>
-        <w:spacing w:after="60" w:before="60"/>
-      </w:pPr>
-      <w:r>
-        <w:t xml:space="preserve"/>
-      </w:r>
-    </w:p>
-    <w:p>
-      <w:r>
-        <w:br w:type="page"/>
-      </w:r>
-    </w:p>
-    <w:p>
-      <w:pPr>
-        <w:pStyle w:val="Heading1"/>
-        <w:pBdr>
-          <w:bottom w:val="single" w:color="16a34a" w:sz="6" w:space="4"/>
-        </w:pBdr>
-        <w:spacing w:after="180" w:before="360"/>
-      </w:pPr>
-      <w:r>
-        <w:rPr>
-          <w:rFonts w:ascii="Arial" w:cs="Arial" w:eastAsia="Arial" w:hAnsi="Arial"/>
-          <w:b/>
-          <w:bCs/>
-          <w:color w:val="111827"/>
-          <w:sz w:val="32"/>
-          <w:szCs w:val="32"/>
-        </w:rPr>
-        <w:t xml:space="preserve">7. Trial Tab — Player Trials</w:t>
-      </w:r>
-    </w:p>
-    <w:p>
-      <w:pPr>
-        <w:pStyle w:val="Heading2"/>
-        <w:spacing w:after="120" w:before="280"/>
-      </w:pPr>
-      <w:r>
-        <w:rPr>
-          <w:rFonts w:ascii="Arial" w:cs="Arial" w:eastAsia="Arial" w:hAnsi="Arial"/>
-          <w:b/>
-          <w:bCs/>
-          <w:color w:val="14532d"/>
-          <w:sz w:val="22"/>
-          <w:szCs w:val="22"/>
-        </w:rPr>
-        <w:t xml:space="preserve">Running a Trial</w:t>
+        <w:t xml:space="preserve">Rankings tab shows sorted averages across all coaches</w:t>
       </w:r>
     </w:p>
     <w:p>
@@ -4659,122 +4067,7 @@
           <w:sz w:val="20"/>
           <w:szCs w:val="20"/>
         </w:rPr>
-        <w:t xml:space="preserve">Squad → Trial → + New Trial → name, date, season</w:t>
-      </w:r>
-    </w:p>
-    <w:p>
-      <w:pPr>
-        <w:pStyle w:val="ListParagraph"/>
-        <w:numPr>
-          <w:ilvl w:val="0"/>
-          <w:numId w:val="2"/>
-        </w:numPr>
-        <w:spacing w:after="50" w:before="50"/>
-      </w:pPr>
-      <w:r>
-        <w:rPr>
-          <w:rFonts w:ascii="Arial" w:cs="Arial" w:eastAsia="Arial" w:hAnsi="Arial"/>
-          <w:color w:val="111827"/>
-          <w:sz w:val="20"/>
-          <w:szCs w:val="20"/>
-        </w:rPr>
-        <w:t xml:space="preserve">Trialists tab → + Add Trialist → name, position, age group</w:t>
-      </w:r>
-    </w:p>
-    <w:p>
-      <w:pPr>
-        <w:pStyle w:val="ListParagraph"/>
-        <w:numPr>
-          <w:ilvl w:val="0"/>
-          <w:numId w:val="2"/>
-        </w:numPr>
-        <w:spacing w:after="50" w:before="50"/>
-      </w:pPr>
-      <w:r>
-        <w:rPr>
-          <w:rFonts w:ascii="Arial" w:cs="Arial" w:eastAsia="Arial" w:hAnsi="Arial"/>
-          <w:color w:val="111827"/>
-          <w:sz w:val="20"/>
-          <w:szCs w:val="20"/>
-        </w:rPr>
-        <w:t xml:space="preserve">Sessions tab → + New Session → grade 1–10, Invite Back, notes per trialist</w:t>
-      </w:r>
-    </w:p>
-    <w:p>
-      <w:pPr>
-        <w:pStyle w:val="ListParagraph"/>
-        <w:numPr>
-          <w:ilvl w:val="0"/>
-          <w:numId w:val="2"/>
-        </w:numPr>
-        <w:spacing w:after="50" w:before="50"/>
-      </w:pPr>
-      <w:r>
-        <w:rPr>
-          <w:rFonts w:ascii="Arial" w:cs="Arial" w:eastAsia="Arial" w:hAnsi="Arial"/>
-          <w:color w:val="111827"/>
-          <w:sz w:val="20"/>
-          <w:szCs w:val="20"/>
-        </w:rPr>
-        <w:t xml:space="preserve">Rankings tab → sorted by average grade across all coaches</w:t>
-      </w:r>
-    </w:p>
-    <w:p>
-      <w:pPr>
-        <w:pStyle w:val="ListParagraph"/>
-        <w:numPr>
-          <w:ilvl w:val="0"/>
-          <w:numId w:val="2"/>
-        </w:numPr>
-        <w:spacing w:after="50" w:before="50"/>
-      </w:pPr>
-      <w:r>
-        <w:rPr>
-          <w:rFonts w:ascii="Arial" w:cs="Arial" w:eastAsia="Arial" w:hAnsi="Arial"/>
-          <w:color w:val="111827"/>
-          <w:sz w:val="20"/>
-          <w:szCs w:val="20"/>
-        </w:rPr>
-        <w:t xml:space="preserve">Tap any trialist → set Final Decision → Promote / Hold Over / Release</w:t>
-      </w:r>
-    </w:p>
-    <w:p>
-      <w:pPr>
-        <w:spacing w:after="60" w:before="60"/>
-      </w:pPr>
-      <w:r>
-        <w:t xml:space="preserve"/>
-      </w:r>
-    </w:p>
-    <w:p>
-      <w:pPr>
-        <w:pStyle w:val="Heading2"/>
-        <w:spacing w:after="120" w:before="280"/>
-      </w:pPr>
-      <w:r>
-        <w:rPr>
-          <w:rFonts w:ascii="Arial" w:cs="Arial" w:eastAsia="Arial" w:hAnsi="Arial"/>
-          <w:b/>
-          <w:bCs/>
-          <w:color w:val="14532d"/>
-          <w:sz w:val="22"/>
-          <w:szCs w:val="22"/>
-        </w:rPr>
-        <w:t xml:space="preserve">Multi-Coach Grading</w:t>
-      </w:r>
-    </w:p>
-    <w:p>
-      <w:pPr>
-        <w:spacing w:after="60" w:before="60"/>
-      </w:pPr>
-      <w:r>
-        <w:rPr>
-          <w:rFonts w:ascii="Arial" w:cs="Arial" w:eastAsia="Arial" w:hAnsi="Arial"/>
-          <w:color w:val="111827"/>
-          <w:sz w:val="20"/>
-          <w:szCs w:val="20"/>
-        </w:rPr>
-        <w:t xml:space="preserve">Every trial session has a 📤 share button. Tap to copy a link and share with co-coaches via WhatsApp. Co-coaches open the link on their phone, enter their name, grade all trialists and submit. The head coach taps 🔄 Sync Co-Coach Grades to pull in all submissions. Rankings include all coaches' scores automatically.</w:t>
+        <w:t xml:space="preserve">Set Final Decision: Promote / Hold Over / Release</w:t>
       </w:r>
     </w:p>
     <w:p>
@@ -4808,23 +4101,6 @@
           <w:szCs w:val="32"/>
         </w:rPr>
         <w:t xml:space="preserve">8. History Tab</w:t>
-      </w:r>
-    </w:p>
-    <w:p>
-      <w:pPr>
-        <w:pStyle w:val="Heading2"/>
-        <w:spacing w:after="120" w:before="280"/>
-      </w:pPr>
-      <w:r>
-        <w:rPr>
-          <w:rFonts w:ascii="Arial" w:cs="Arial" w:eastAsia="Arial" w:hAnsi="Arial"/>
-          <w:b/>
-          <w:bCs/>
-          <w:color w:val="14532d"/>
-          <w:sz w:val="22"/>
-          <w:szCs w:val="22"/>
-        </w:rPr>
-        <w:t xml:space="preserve">Match Cards</w:t>
       </w:r>
     </w:p>
     <w:tbl>
@@ -4953,7 +4229,7 @@
                 <w:sz w:val="19"/>
                 <w:szCs w:val="19"/>
               </w:rPr>
-              <w:t xml:space="preserve">📊 Full Stats</w:t>
+              <w:t xml:space="preserve">📤 Share</w:t>
             </w:r>
           </w:p>
         </w:tc>
@@ -4990,7 +4266,7 @@
                 <w:sz w:val="19"/>
                 <w:szCs w:val="19"/>
               </w:rPr>
-              <w:t xml:space="preserve">Detailed stats including video tags</w:t>
+              <w:t xml:space="preserve">Share match summary via iOS share sheet (WhatsApp, email etc.)</w:t>
             </w:r>
           </w:p>
         </w:tc>
@@ -5029,7 +4305,7 @@
                 <w:sz w:val="19"/>
                 <w:szCs w:val="19"/>
               </w:rPr>
-              <w:t xml:space="preserve">📄 Report</w:t>
+              <w:t xml:space="preserve">🎬 Video</w:t>
             </w:r>
           </w:p>
         </w:tc>
@@ -5066,7 +4342,7 @@
                 <w:sz w:val="19"/>
                 <w:szCs w:val="19"/>
               </w:rPr>
-              <w:t xml:space="preserve">PDF match report</w:t>
+              <w:t xml:space="preserve">Opens Video Analysis for this match</w:t>
             </w:r>
           </w:p>
         </w:tc>
@@ -5105,7 +4381,7 @@
                 <w:sz w:val="19"/>
                 <w:szCs w:val="19"/>
               </w:rPr>
-              <w:t xml:space="preserve">📤 Share</w:t>
+              <w:t xml:space="preserve">🔍 Scout</w:t>
             </w:r>
           </w:p>
         </w:tc>
@@ -5142,7 +4418,7 @@
                 <w:sz w:val="19"/>
                 <w:szCs w:val="19"/>
               </w:rPr>
-              <w:t xml:space="preserve">Share match summary via iOS share sheet (WhatsApp, email etc.)</w:t>
+              <w:t xml:space="preserve">Scout report for this match's opponent</w:t>
             </w:r>
           </w:p>
         </w:tc>
@@ -5181,7 +4457,7 @@
                 <w:sz w:val="19"/>
                 <w:szCs w:val="19"/>
               </w:rPr>
-              <w:t xml:space="preserve">🎬 Video</w:t>
+              <w:t xml:space="preserve">📝 Notes</w:t>
             </w:r>
           </w:p>
         </w:tc>
@@ -5218,7 +4494,7 @@
                 <w:sz w:val="19"/>
                 <w:szCs w:val="19"/>
               </w:rPr>
-              <w:t xml:space="preserve">Opens Video Analysis for this match</w:t>
+              <w:t xml:space="preserve">View and edit match notes</w:t>
             </w:r>
           </w:p>
         </w:tc>
@@ -5257,7 +4533,7 @@
                 <w:sz w:val="19"/>
                 <w:szCs w:val="19"/>
               </w:rPr>
-              <w:t xml:space="preserve">🔍 Scout</w:t>
+              <w:t xml:space="preserve">📅 Fixtures</w:t>
             </w:r>
           </w:p>
         </w:tc>
@@ -5294,7 +4570,7 @@
                 <w:sz w:val="19"/>
                 <w:szCs w:val="19"/>
               </w:rPr>
-              <w:t xml:space="preserve">Opens scout report for this match's opponent</w:t>
+              <w:t xml:space="preserve">Upcoming matches — add with date, opponent, competition</w:t>
             </w:r>
           </w:p>
         </w:tc>
@@ -5333,7 +4609,7 @@
                 <w:sz w:val="19"/>
                 <w:szCs w:val="19"/>
               </w:rPr>
-              <w:t xml:space="preserve">📝 Notes</w:t>
+              <w:t xml:space="preserve">🏟 Opp DB</w:t>
             </w:r>
           </w:p>
         </w:tc>
@@ -5370,7 +4646,7 @@
                 <w:sz w:val="19"/>
                 <w:szCs w:val="19"/>
               </w:rPr>
-              <w:t xml:space="preserve">View and edit match notes</w:t>
+              <w:t xml:space="preserve">Opposition Database — club profiles with W/D/L, history, notes</w:t>
             </w:r>
           </w:p>
         </w:tc>
@@ -5409,7 +4685,7 @@
                 <w:sz w:val="19"/>
                 <w:szCs w:val="19"/>
               </w:rPr>
-              <w:t xml:space="preserve">↩ Reload</w:t>
+              <w:t xml:space="preserve">📊 Summary</w:t>
             </w:r>
           </w:p>
         </w:tc>
@@ -5446,83 +4722,7 @@
                 <w:sz w:val="19"/>
                 <w:szCs w:val="19"/>
               </w:rPr>
-              <w:t xml:space="preserve">Loads match back into the live tracker</w:t>
-            </w:r>
-          </w:p>
-        </w:tc>
-      </w:tr>
-      <w:tr>
-        <w:tc>
-          <w:tcPr>
-            <w:tcW w:type="dxa" w:w="1600"/>
-            <w:tcBorders>
-              <w:top w:val="single" w:color="D1D5DB" w:sz="1"/>
-              <w:left w:val="single" w:color="D1D5DB" w:sz="1"/>
-              <w:bottom w:val="single" w:color="D1D5DB" w:sz="1"/>
-              <w:right w:val="single" w:color="D1D5DB" w:sz="1"/>
-            </w:tcBorders>
-            <w:shd w:fill="FFFFFF" w:val="clear"/>
-            <w:tcMar>
-              <w:top w:type="dxa" w:w="80"/>
-              <w:left w:type="dxa" w:w="140"/>
-              <w:bottom w:type="dxa" w:w="80"/>
-              <w:right w:type="dxa" w:w="140"/>
-            </w:tcMar>
-            <w:vAlign w:val="top"/>
-          </w:tcPr>
-          <w:p>
-            <w:pPr>
-              <w:spacing w:after="40" w:before="40"/>
-            </w:pPr>
-            <w:r>
-              <w:rPr>
-                <w:rFonts w:ascii="Arial" w:cs="Arial" w:eastAsia="Arial" w:hAnsi="Arial"/>
-                <w:b/>
-                <w:bCs/>
-                <w:i w:val="false"/>
-                <w:iCs w:val="false"/>
-                <w:color w:val="111827"/>
-                <w:sz w:val="19"/>
-                <w:szCs w:val="19"/>
-              </w:rPr>
-              <w:t xml:space="preserve">🗑 Delete</w:t>
-            </w:r>
-          </w:p>
-        </w:tc>
-        <w:tc>
-          <w:tcPr>
-            <w:tcW w:type="dxa" w:w="7760"/>
-            <w:tcBorders>
-              <w:top w:val="single" w:color="D1D5DB" w:sz="1"/>
-              <w:left w:val="single" w:color="D1D5DB" w:sz="1"/>
-              <w:bottom w:val="single" w:color="D1D5DB" w:sz="1"/>
-              <w:right w:val="single" w:color="D1D5DB" w:sz="1"/>
-            </w:tcBorders>
-            <w:shd w:fill="FFFFFF" w:val="clear"/>
-            <w:tcMar>
-              <w:top w:type="dxa" w:w="80"/>
-              <w:left w:type="dxa" w:w="140"/>
-              <w:bottom w:type="dxa" w:w="80"/>
-              <w:right w:type="dxa" w:w="140"/>
-            </w:tcMar>
-            <w:vAlign w:val="top"/>
-          </w:tcPr>
-          <w:p>
-            <w:pPr>
-              <w:spacing w:after="40" w:before="40"/>
-            </w:pPr>
-            <w:r>
-              <w:rPr>
-                <w:rFonts w:ascii="Arial" w:cs="Arial" w:eastAsia="Arial" w:hAnsi="Arial"/>
-                <w:b w:val="false"/>
-                <w:bCs w:val="false"/>
-                <w:i w:val="false"/>
-                <w:iCs w:val="false"/>
-                <w:color w:val="111827"/>
-                <w:sz w:val="19"/>
-                <w:szCs w:val="19"/>
-              </w:rPr>
-              <w:t xml:space="preserve">Permanently removes the match</w:t>
+              <w:t xml:space="preserve">Season summary — W/D/L, KPIs, top performers, PDF report</w:t>
             </w:r>
           </w:p>
         </w:tc>
@@ -5534,6 +4734,31 @@
       </w:pPr>
       <w:r>
         <w:t xml:space="preserve"/>
+      </w:r>
+    </w:p>
+    <w:p>
+      <w:r>
+        <w:br w:type="page"/>
+      </w:r>
+    </w:p>
+    <w:p>
+      <w:pPr>
+        <w:pStyle w:val="Heading1"/>
+        <w:pBdr>
+          <w:bottom w:val="single" w:color="16a34a" w:sz="6" w:space="4"/>
+        </w:pBdr>
+        <w:spacing w:after="180" w:before="360"/>
+      </w:pPr>
+      <w:r>
+        <w:rPr>
+          <w:rFonts w:ascii="Arial" w:cs="Arial" w:eastAsia="Arial" w:hAnsi="Arial"/>
+          <w:b/>
+          <w:bCs/>
+          <w:color w:val="111827"/>
+          <w:sz w:val="32"/>
+          <w:szCs w:val="32"/>
+        </w:rPr>
+        <w:t xml:space="preserve">9. Video Analysis</w:t>
       </w:r>
     </w:p>
     <w:p>
@@ -5550,12 +4775,17 @@
           <w:sz w:val="22"/>
           <w:szCs w:val="22"/>
         </w:rPr>
-        <w:t xml:space="preserve">Season Summary</w:t>
-      </w:r>
-    </w:p>
-    <w:p>
-      <w:pPr>
-        <w:spacing w:after="60" w:before="60"/>
+        <w:t xml:space="preserve">Tags Tab</w:t>
+      </w:r>
+    </w:p>
+    <w:p>
+      <w:pPr>
+        <w:pStyle w:val="ListParagraph"/>
+        <w:numPr>
+          <w:ilvl w:val="0"/>
+          <w:numId w:val="2"/>
+        </w:numPr>
+        <w:spacing w:after="50" w:before="50"/>
       </w:pPr>
       <w:r>
         <w:rPr>
@@ -5564,7 +4794,64 @@
           <w:sz w:val="20"/>
           <w:szCs w:val="20"/>
         </w:rPr>
-        <w:t xml:space="preserve">Tap 📊 Season Summary — select season and optional team filter. Shows W/D/L record, KPI tiles, results table and top performers. Tap 📄 Generate PDF Report for a printable management summary.</w:t>
+        <w:t xml:space="preserve">Select My Team or Opposition</w:t>
+      </w:r>
+    </w:p>
+    <w:p>
+      <w:pPr>
+        <w:pStyle w:val="ListParagraph"/>
+        <w:numPr>
+          <w:ilvl w:val="0"/>
+          <w:numId w:val="2"/>
+        </w:numPr>
+        <w:spacing w:after="50" w:before="50"/>
+      </w:pPr>
+      <w:r>
+        <w:rPr>
+          <w:rFonts w:ascii="Arial" w:cs="Arial" w:eastAsia="Arial" w:hAnsi="Arial"/>
+          <w:color w:val="111827"/>
+          <w:sz w:val="20"/>
+          <w:szCs w:val="20"/>
+        </w:rPr>
+        <w:t xml:space="preserve">Play the video</w:t>
+      </w:r>
+    </w:p>
+    <w:p>
+      <w:pPr>
+        <w:pStyle w:val="ListParagraph"/>
+        <w:numPr>
+          <w:ilvl w:val="0"/>
+          <w:numId w:val="2"/>
+        </w:numPr>
+        <w:spacing w:after="50" w:before="50"/>
+      </w:pPr>
+      <w:r>
+        <w:rPr>
+          <w:rFonts w:ascii="Arial" w:cs="Arial" w:eastAsia="Arial" w:hAnsi="Arial"/>
+          <w:color w:val="111827"/>
+          <w:sz w:val="20"/>
+          <w:szCs w:val="20"/>
+        </w:rPr>
+        <w:t xml:space="preserve">Tap event buttons as events happen — timestamps stamped automatically</w:t>
+      </w:r>
+    </w:p>
+    <w:p>
+      <w:pPr>
+        <w:pStyle w:val="ListParagraph"/>
+        <w:numPr>
+          <w:ilvl w:val="0"/>
+          <w:numId w:val="2"/>
+        </w:numPr>
+        <w:spacing w:after="50" w:before="50"/>
+      </w:pPr>
+      <w:r>
+        <w:rPr>
+          <w:rFonts w:ascii="Arial" w:cs="Arial" w:eastAsia="Arial" w:hAnsi="Arial"/>
+          <w:color w:val="111827"/>
+          <w:sz w:val="20"/>
+          <w:szCs w:val="20"/>
+        </w:rPr>
+        <w:t xml:space="preserve">Tap ✂️ clip on any tag to create a highlight clip from that moment</w:t>
       </w:r>
     </w:p>
     <w:p>
@@ -5589,12 +4876,17 @@
           <w:sz w:val="22"/>
           <w:szCs w:val="22"/>
         </w:rPr>
-        <w:t xml:space="preserve">Fixtures</w:t>
-      </w:r>
-    </w:p>
-    <w:p>
-      <w:pPr>
-        <w:spacing w:after="60" w:before="60"/>
+        <w:t xml:space="preserve">Clips Tab</w:t>
+      </w:r>
+    </w:p>
+    <w:p>
+      <w:pPr>
+        <w:pStyle w:val="ListParagraph"/>
+        <w:numPr>
+          <w:ilvl w:val="0"/>
+          <w:numId w:val="2"/>
+        </w:numPr>
+        <w:spacing w:after="50" w:before="50"/>
       </w:pPr>
       <w:r>
         <w:rPr>
@@ -5603,7 +4895,64 @@
           <w:sz w:val="20"/>
           <w:szCs w:val="20"/>
         </w:rPr>
-        <w:t xml:space="preserve">Tap 📅 Fixtures — add upcoming matches with date, time, opponent, competition, venue and Home/Away/Neutral. Fixtures show a ✓ Match recorded badge when linked to a saved match.</w:t>
+        <w:t xml:space="preserve">Tap ▶ Mark In while video plays to set the clip start</w:t>
+      </w:r>
+    </w:p>
+    <w:p>
+      <w:pPr>
+        <w:pStyle w:val="ListParagraph"/>
+        <w:numPr>
+          <w:ilvl w:val="0"/>
+          <w:numId w:val="2"/>
+        </w:numPr>
+        <w:spacing w:after="50" w:before="50"/>
+      </w:pPr>
+      <w:r>
+        <w:rPr>
+          <w:rFonts w:ascii="Arial" w:cs="Arial" w:eastAsia="Arial" w:hAnsi="Arial"/>
+          <w:color w:val="111827"/>
+          <w:sz w:val="20"/>
+          <w:szCs w:val="20"/>
+        </w:rPr>
+        <w:t xml:space="preserve">Tap ⏹ Mark Out to set the clip end</w:t>
+      </w:r>
+    </w:p>
+    <w:p>
+      <w:pPr>
+        <w:pStyle w:val="ListParagraph"/>
+        <w:numPr>
+          <w:ilvl w:val="0"/>
+          <w:numId w:val="2"/>
+        </w:numPr>
+        <w:spacing w:after="50" w:before="50"/>
+      </w:pPr>
+      <w:r>
+        <w:rPr>
+          <w:rFonts w:ascii="Arial" w:cs="Arial" w:eastAsia="Arial" w:hAnsi="Arial"/>
+          <w:color w:val="111827"/>
+          <w:sz w:val="20"/>
+          <w:szCs w:val="20"/>
+        </w:rPr>
+        <w:t xml:space="preserve">Tap 💾 Save Clip — enter label and category (Attack/Defence/Individual/Set Piece)</w:t>
+      </w:r>
+    </w:p>
+    <w:p>
+      <w:pPr>
+        <w:pStyle w:val="ListParagraph"/>
+        <w:numPr>
+          <w:ilvl w:val="0"/>
+          <w:numId w:val="2"/>
+        </w:numPr>
+        <w:spacing w:after="50" w:before="50"/>
+      </w:pPr>
+      <w:r>
+        <w:rPr>
+          <w:rFonts w:ascii="Arial" w:cs="Arial" w:eastAsia="Arial" w:hAnsi="Arial"/>
+          <w:color w:val="111827"/>
+          <w:sz w:val="20"/>
+          <w:szCs w:val="20"/>
+        </w:rPr>
+        <w:t xml:space="preserve">Tap 📤 Share Clip Sheet to export all clips grouped by category</w:t>
       </w:r>
     </w:p>
     <w:p>
@@ -5612,6 +4961,31 @@
       </w:pPr>
       <w:r>
         <w:t xml:space="preserve"/>
+      </w:r>
+    </w:p>
+    <w:p>
+      <w:r>
+        <w:br w:type="page"/>
+      </w:r>
+    </w:p>
+    <w:p>
+      <w:pPr>
+        <w:pStyle w:val="Heading1"/>
+        <w:pBdr>
+          <w:bottom w:val="single" w:color="16a34a" w:sz="6" w:space="4"/>
+        </w:pBdr>
+        <w:spacing w:after="180" w:before="360"/>
+      </w:pPr>
+      <w:r>
+        <w:rPr>
+          <w:rFonts w:ascii="Arial" w:cs="Arial" w:eastAsia="Arial" w:hAnsi="Arial"/>
+          <w:b/>
+          <w:bCs/>
+          <w:color w:val="111827"/>
+          <w:sz w:val="32"/>
+          <w:szCs w:val="32"/>
+        </w:rPr>
+        <w:t xml:space="preserve">10. Account &amp; Settings</w:t>
       </w:r>
     </w:p>
     <w:p>
@@ -5628,71 +5002,7 @@
           <w:sz w:val="22"/>
           <w:szCs w:val="22"/>
         </w:rPr>
-        <w:t xml:space="preserve">Opposition Database</w:t>
-      </w:r>
-    </w:p>
-    <w:p>
-      <w:pPr>
-        <w:spacing w:after="60" w:before="60"/>
-      </w:pPr>
-      <w:r>
-        <w:rPr>
-          <w:rFonts w:ascii="Arial" w:cs="Arial" w:eastAsia="Arial" w:hAnsi="Arial"/>
-          <w:color w:val="111827"/>
-          <w:sz w:val="20"/>
-          <w:szCs w:val="20"/>
-        </w:rPr>
-        <w:t xml:space="preserve">Tap 🏟 Opposition DB — automatically built from your match history. Every opponent listed with W/D/L record. Tap any club to see their full profile — match history, scout reports and persistent club notes.</w:t>
-      </w:r>
-    </w:p>
-    <w:p>
-      <w:pPr>
-        <w:spacing w:after="60" w:before="60"/>
-      </w:pPr>
-      <w:r>
-        <w:t xml:space="preserve"/>
-      </w:r>
-    </w:p>
-    <w:p>
-      <w:r>
-        <w:br w:type="page"/>
-      </w:r>
-    </w:p>
-    <w:p>
-      <w:pPr>
-        <w:pStyle w:val="Heading1"/>
-        <w:pBdr>
-          <w:bottom w:val="single" w:color="16a34a" w:sz="6" w:space="4"/>
-        </w:pBdr>
-        <w:spacing w:after="180" w:before="360"/>
-      </w:pPr>
-      <w:r>
-        <w:rPr>
-          <w:rFonts w:ascii="Arial" w:cs="Arial" w:eastAsia="Arial" w:hAnsi="Arial"/>
-          <w:b/>
-          <w:bCs/>
-          <w:color w:val="111827"/>
-          <w:sz w:val="32"/>
-          <w:szCs w:val="32"/>
-        </w:rPr>
-        <w:t xml:space="preserve">9. Video Analysis</w:t>
-      </w:r>
-    </w:p>
-    <w:p>
-      <w:pPr>
-        <w:pStyle w:val="Heading2"/>
-        <w:spacing w:after="120" w:before="280"/>
-      </w:pPr>
-      <w:r>
-        <w:rPr>
-          <w:rFonts w:ascii="Arial" w:cs="Arial" w:eastAsia="Arial" w:hAnsi="Arial"/>
-          <w:b/>
-          <w:bCs/>
-          <w:color w:val="14532d"/>
-          <w:sz w:val="22"/>
-          <w:szCs w:val="22"/>
-        </w:rPr>
-        <w:t xml:space="preserve">Opening Video Analysis</w:t>
+        <w:t xml:space="preserve">Account Settings — ⚙ Account button</w:t>
       </w:r>
     </w:p>
     <w:p>
@@ -5711,7 +5021,7 @@
           <w:sz w:val="20"/>
           <w:szCs w:val="20"/>
         </w:rPr>
-        <w:t xml:space="preserve">From History — tap 🎬 Video on any match card</w:t>
+        <w:t xml:space="preserve">💳 Manage Subscription — opens Stripe billing portal (cancel, update payment, view invoices)</w:t>
       </w:r>
     </w:p>
     <w:p>
@@ -5730,306 +5040,7 @@
           <w:sz w:val="20"/>
           <w:szCs w:val="20"/>
         </w:rPr>
-        <w:t xml:space="preserve">New session — tap 🎬 New Video Analysis at the top of History</w:t>
-      </w:r>
-    </w:p>
-    <w:p>
-      <w:pPr>
-        <w:spacing w:after="60" w:before="60"/>
-      </w:pPr>
-      <w:r>
-        <w:t xml:space="preserve"/>
-      </w:r>
-    </w:p>
-    <w:p>
-      <w:pPr>
-        <w:pStyle w:val="Heading2"/>
-        <w:spacing w:after="120" w:before="280"/>
-      </w:pPr>
-      <w:r>
-        <w:rPr>
-          <w:rFonts w:ascii="Arial" w:cs="Arial" w:eastAsia="Arial" w:hAnsi="Arial"/>
-          <w:b/>
-          <w:bCs/>
-          <w:color w:val="14532d"/>
-          <w:sz w:val="22"/>
-          <w:szCs w:val="22"/>
-        </w:rPr>
-        <w:t xml:space="preserve">Tags Tab</w:t>
-      </w:r>
-    </w:p>
-    <w:p>
-      <w:pPr>
-        <w:pStyle w:val="ListParagraph"/>
-        <w:numPr>
-          <w:ilvl w:val="0"/>
-          <w:numId w:val="2"/>
-        </w:numPr>
-        <w:spacing w:after="50" w:before="50"/>
-      </w:pPr>
-      <w:r>
-        <w:rPr>
-          <w:rFonts w:ascii="Arial" w:cs="Arial" w:eastAsia="Arial" w:hAnsi="Arial"/>
-          <w:color w:val="111827"/>
-          <w:sz w:val="20"/>
-          <w:szCs w:val="20"/>
-        </w:rPr>
-        <w:t xml:space="preserve">Select Home or Away</w:t>
-      </w:r>
-    </w:p>
-    <w:p>
-      <w:pPr>
-        <w:pStyle w:val="ListParagraph"/>
-        <w:numPr>
-          <w:ilvl w:val="0"/>
-          <w:numId w:val="2"/>
-        </w:numPr>
-        <w:spacing w:after="50" w:before="50"/>
-      </w:pPr>
-      <w:r>
-        <w:rPr>
-          <w:rFonts w:ascii="Arial" w:cs="Arial" w:eastAsia="Arial" w:hAnsi="Arial"/>
-          <w:color w:val="111827"/>
-          <w:sz w:val="20"/>
-          <w:szCs w:val="20"/>
-        </w:rPr>
-        <w:t xml:space="preserve">Play the video</w:t>
-      </w:r>
-    </w:p>
-    <w:p>
-      <w:pPr>
-        <w:pStyle w:val="ListParagraph"/>
-        <w:numPr>
-          <w:ilvl w:val="0"/>
-          <w:numId w:val="2"/>
-        </w:numPr>
-        <w:spacing w:after="50" w:before="50"/>
-      </w:pPr>
-      <w:r>
-        <w:rPr>
-          <w:rFonts w:ascii="Arial" w:cs="Arial" w:eastAsia="Arial" w:hAnsi="Arial"/>
-          <w:color w:val="111827"/>
-          <w:sz w:val="20"/>
-          <w:szCs w:val="20"/>
-        </w:rPr>
-        <w:t xml:space="preserve">Tap event buttons as events happen — timestamps stamped automatically</w:t>
-      </w:r>
-    </w:p>
-    <w:p>
-      <w:pPr>
-        <w:pStyle w:val="ListParagraph"/>
-        <w:numPr>
-          <w:ilvl w:val="0"/>
-          <w:numId w:val="2"/>
-        </w:numPr>
-        <w:spacing w:after="50" w:before="50"/>
-      </w:pPr>
-      <w:r>
-        <w:rPr>
-          <w:rFonts w:ascii="Arial" w:cs="Arial" w:eastAsia="Arial" w:hAnsi="Arial"/>
-          <w:color w:val="111827"/>
-          <w:sz w:val="20"/>
-          <w:szCs w:val="20"/>
-        </w:rPr>
-        <w:t xml:space="preserve">Tap ✂️ clip on any tag to create a highlight clip from that moment</w:t>
-      </w:r>
-    </w:p>
-    <w:p>
-      <w:pPr>
-        <w:spacing w:after="60" w:before="60"/>
-      </w:pPr>
-      <w:r>
-        <w:t xml:space="preserve"/>
-      </w:r>
-    </w:p>
-    <w:p>
-      <w:pPr>
-        <w:pStyle w:val="Heading2"/>
-        <w:spacing w:after="120" w:before="280"/>
-      </w:pPr>
-      <w:r>
-        <w:rPr>
-          <w:rFonts w:ascii="Arial" w:cs="Arial" w:eastAsia="Arial" w:hAnsi="Arial"/>
-          <w:b/>
-          <w:bCs/>
-          <w:color w:val="14532d"/>
-          <w:sz w:val="22"/>
-          <w:szCs w:val="22"/>
-        </w:rPr>
-        <w:t xml:space="preserve">Clips Tab</w:t>
-      </w:r>
-    </w:p>
-    <w:p>
-      <w:pPr>
-        <w:spacing w:after="60" w:before="60"/>
-      </w:pPr>
-      <w:r>
-        <w:rPr>
-          <w:rFonts w:ascii="Arial" w:cs="Arial" w:eastAsia="Arial" w:hAnsi="Arial"/>
-          <w:color w:val="111827"/>
-          <w:sz w:val="20"/>
-          <w:szCs w:val="20"/>
-        </w:rPr>
-        <w:t xml:space="preserve">Switch to the ✂️ Clips tab to create and manage highlight clips.</w:t>
-      </w:r>
-    </w:p>
-    <w:p>
-      <w:pPr>
-        <w:pStyle w:val="ListParagraph"/>
-        <w:numPr>
-          <w:ilvl w:val="0"/>
-          <w:numId w:val="2"/>
-        </w:numPr>
-        <w:spacing w:after="50" w:before="50"/>
-      </w:pPr>
-      <w:r>
-        <w:rPr>
-          <w:rFonts w:ascii="Arial" w:cs="Arial" w:eastAsia="Arial" w:hAnsi="Arial"/>
-          <w:color w:val="111827"/>
-          <w:sz w:val="20"/>
-          <w:szCs w:val="20"/>
-        </w:rPr>
-        <w:t xml:space="preserve">Tap ▶ Mark In while video plays to set the clip start</w:t>
-      </w:r>
-    </w:p>
-    <w:p>
-      <w:pPr>
-        <w:pStyle w:val="ListParagraph"/>
-        <w:numPr>
-          <w:ilvl w:val="0"/>
-          <w:numId w:val="2"/>
-        </w:numPr>
-        <w:spacing w:after="50" w:before="50"/>
-      </w:pPr>
-      <w:r>
-        <w:rPr>
-          <w:rFonts w:ascii="Arial" w:cs="Arial" w:eastAsia="Arial" w:hAnsi="Arial"/>
-          <w:color w:val="111827"/>
-          <w:sz w:val="20"/>
-          <w:szCs w:val="20"/>
-        </w:rPr>
-        <w:t xml:space="preserve">Tap ⏹ Mark Out to set the clip end (default +15 seconds)</w:t>
-      </w:r>
-    </w:p>
-    <w:p>
-      <w:pPr>
-        <w:pStyle w:val="ListParagraph"/>
-        <w:numPr>
-          <w:ilvl w:val="0"/>
-          <w:numId w:val="2"/>
-        </w:numPr>
-        <w:spacing w:after="50" w:before="50"/>
-      </w:pPr>
-      <w:r>
-        <w:rPr>
-          <w:rFonts w:ascii="Arial" w:cs="Arial" w:eastAsia="Arial" w:hAnsi="Arial"/>
-          <w:color w:val="111827"/>
-          <w:sz w:val="20"/>
-          <w:szCs w:val="20"/>
-        </w:rPr>
-        <w:t xml:space="preserve">Tap 💾 Save Clip — enter label, category (Attack/Defence/Individual/Set Piece) and team</w:t>
-      </w:r>
-    </w:p>
-    <w:p>
-      <w:pPr>
-        <w:pStyle w:val="ListParagraph"/>
-        <w:numPr>
-          <w:ilvl w:val="0"/>
-          <w:numId w:val="2"/>
-        </w:numPr>
-        <w:spacing w:after="50" w:before="50"/>
-      </w:pPr>
-      <w:r>
-        <w:rPr>
-          <w:rFonts w:ascii="Arial" w:cs="Arial" w:eastAsia="Arial" w:hAnsi="Arial"/>
-          <w:color w:val="111827"/>
-          <w:sz w:val="20"/>
-          <w:szCs w:val="20"/>
-        </w:rPr>
-        <w:t xml:space="preserve">Clips listed sorted by timestamp — tap any to jump to that point</w:t>
-      </w:r>
-    </w:p>
-    <w:p>
-      <w:pPr>
-        <w:pStyle w:val="ListParagraph"/>
-        <w:numPr>
-          <w:ilvl w:val="0"/>
-          <w:numId w:val="2"/>
-        </w:numPr>
-        <w:spacing w:after="50" w:before="50"/>
-      </w:pPr>
-      <w:r>
-        <w:rPr>
-          <w:rFonts w:ascii="Arial" w:cs="Arial" w:eastAsia="Arial" w:hAnsi="Arial"/>
-          <w:color w:val="111827"/>
-          <w:sz w:val="20"/>
-          <w:szCs w:val="20"/>
-        </w:rPr>
-        <w:t xml:space="preserve">Tap 📤 Share Clip Sheet to export all clips grouped by category</w:t>
-      </w:r>
-    </w:p>
-    <w:p>
-      <w:pPr>
-        <w:spacing w:after="60" w:before="60"/>
-      </w:pPr>
-      <w:r>
-        <w:t xml:space="preserve"/>
-      </w:r>
-    </w:p>
-    <w:p>
-      <w:r>
-        <w:br w:type="page"/>
-      </w:r>
-    </w:p>
-    <w:p>
-      <w:pPr>
-        <w:pStyle w:val="Heading1"/>
-        <w:pBdr>
-          <w:bottom w:val="single" w:color="16a34a" w:sz="6" w:space="4"/>
-        </w:pBdr>
-        <w:spacing w:after="180" w:before="360"/>
-      </w:pPr>
-      <w:r>
-        <w:rPr>
-          <w:rFonts w:ascii="Arial" w:cs="Arial" w:eastAsia="Arial" w:hAnsi="Arial"/>
-          <w:b/>
-          <w:bCs/>
-          <w:color w:val="111827"/>
-          <w:sz w:val="32"/>
-          <w:szCs w:val="32"/>
-        </w:rPr>
-        <w:t xml:space="preserve">10. Account &amp; Security</w:t>
-      </w:r>
-    </w:p>
-    <w:p>
-      <w:pPr>
-        <w:pStyle w:val="Heading2"/>
-        <w:spacing w:after="120" w:before="280"/>
-      </w:pPr>
-      <w:r>
-        <w:rPr>
-          <w:rFonts w:ascii="Arial" w:cs="Arial" w:eastAsia="Arial" w:hAnsi="Arial"/>
-          <w:b/>
-          <w:bCs/>
-          <w:color w:val="14532d"/>
-          <w:sz w:val="22"/>
-          <w:szCs w:val="22"/>
-        </w:rPr>
-        <w:t xml:space="preserve">Account Settings</w:t>
-      </w:r>
-    </w:p>
-    <w:p>
-      <w:pPr>
-        <w:spacing w:after="60" w:before="60"/>
-      </w:pPr>
-      <w:r>
-        <w:rPr>
-          <w:rFonts w:ascii="Arial" w:cs="Arial" w:eastAsia="Arial" w:hAnsi="Arial"/>
-          <w:color w:val="111827"/>
-          <w:sz w:val="20"/>
-          <w:szCs w:val="20"/>
-        </w:rPr>
-        <w:t xml:space="preserve">Tap ⚙ Account in the top right corner to open Account Settings:</w:t>
+        <w:t xml:space="preserve">💡 Product Feedback — send feature requests or bug reports directly to the development team</w:t>
       </w:r>
     </w:p>
     <w:p>
@@ -6048,7 +5059,7 @@
           <w:sz w:val="20"/>
           <w:szCs w:val="20"/>
         </w:rPr>
-        <w:t xml:space="preserve">Subscription status and renewal date</w:t>
+        <w:t xml:space="preserve">🗺 What's Coming — current product roadmap</w:t>
       </w:r>
     </w:p>
     <w:p>
@@ -6067,7 +5078,7 @@
           <w:sz w:val="20"/>
           <w:szCs w:val="20"/>
         </w:rPr>
-        <w:t xml:space="preserve">💳 Manage Subscription — opens Stripe billing portal</w:t>
+        <w:t xml:space="preserve">Privacy Policy and Terms of Service</w:t>
       </w:r>
     </w:p>
     <w:p>
@@ -6086,45 +5097,7 @@
           <w:sz w:val="20"/>
           <w:szCs w:val="20"/>
         </w:rPr>
-        <w:t xml:space="preserve">Privacy Policy and Terms of Service links</w:t>
-      </w:r>
-    </w:p>
-    <w:p>
-      <w:pPr>
-        <w:pStyle w:val="ListParagraph"/>
-        <w:numPr>
-          <w:ilvl w:val="0"/>
-          <w:numId w:val="3"/>
-        </w:numPr>
-        <w:spacing w:after="50" w:before="50"/>
-      </w:pPr>
-      <w:r>
-        <w:rPr>
-          <w:rFonts w:ascii="Arial" w:cs="Arial" w:eastAsia="Arial" w:hAnsi="Arial"/>
-          <w:color w:val="111827"/>
-          <w:sz w:val="20"/>
-          <w:szCs w:val="20"/>
-        </w:rPr>
-        <w:t xml:space="preserve">Contact Support — hello@coachstats.app</w:t>
-      </w:r>
-    </w:p>
-    <w:p>
-      <w:pPr>
-        <w:pStyle w:val="ListParagraph"/>
-        <w:numPr>
-          <w:ilvl w:val="0"/>
-          <w:numId w:val="3"/>
-        </w:numPr>
-        <w:spacing w:after="50" w:before="50"/>
-      </w:pPr>
-      <w:r>
-        <w:rPr>
-          <w:rFonts w:ascii="Arial" w:cs="Arial" w:eastAsia="Arial" w:hAnsi="Arial"/>
-          <w:color w:val="111827"/>
-          <w:sz w:val="20"/>
-          <w:szCs w:val="20"/>
-        </w:rPr>
-        <w:t xml:space="preserve">Delete Account — permanently removes all data</w:t>
+        <w:t xml:space="preserve">Delete Account — permanently removes all data (type DELETE to confirm)</w:t>
       </w:r>
     </w:p>
     <w:p>
@@ -6149,7 +5122,7 @@
           <w:sz w:val="22"/>
           <w:szCs w:val="22"/>
         </w:rPr>
-        <w:t xml:space="preserve">Password Reset</w:t>
+        <w:t xml:space="preserve">Club Accounts</w:t>
       </w:r>
     </w:p>
     <w:p>
@@ -6163,7 +5136,7 @@
           <w:sz w:val="20"/>
           <w:szCs w:val="20"/>
         </w:rPr>
-        <w:t xml:space="preserve">On the login screen tap Forgot password? — enter your email address. You will receive a reset link from hello@coachstats.app. Tap the link to open the reset password screen, enter your new password and tap Update Password.</w:t>
+        <w:t xml:space="preserve">Tap 🏟 to create or join a club. When you create or join a club, My Team is automatically set to your club name for every new match. Club admins can customise event settings which apply to all coaches in the club.</w:t>
       </w:r>
     </w:p>
     <w:p>
@@ -6188,7 +5161,7 @@
           <w:sz w:val="22"/>
           <w:szCs w:val="22"/>
         </w:rPr>
-        <w:t xml:space="preserve">Delete Account</w:t>
+        <w:t xml:space="preserve">Password Reset</w:t>
       </w:r>
     </w:p>
     <w:p>
@@ -6202,7 +5175,7 @@
           <w:sz w:val="20"/>
           <w:szCs w:val="20"/>
         </w:rPr>
-        <w:t xml:space="preserve">Account Settings → Delete Account &amp; All Data → type DELETE to confirm. This permanently removes your account, all match records, squad data, training sessions and trial records within 30 days. This cannot be undone.</w:t>
+        <w:t xml:space="preserve">Login screen → Forgot password? → enter email → check inbox for link from hello@coachstats.app → tap link → enter new password → tap Update Password.</w:t>
       </w:r>
     </w:p>
     <w:p>
@@ -6235,132 +5208,7 @@
           <w:sz w:val="32"/>
           <w:szCs w:val="32"/>
         </w:rPr>
-        <w:t xml:space="preserve">11. Event Settings</w:t>
-      </w:r>
-    </w:p>
-    <w:p>
-      <w:pPr>
-        <w:spacing w:after="60" w:before="60"/>
-      </w:pPr>
-      <w:r>
-        <w:rPr>
-          <w:rFonts w:ascii="Arial" w:cs="Arial" w:eastAsia="Arial" w:hAnsi="Arial"/>
-          <w:color w:val="111827"/>
-          <w:sz w:val="20"/>
-          <w:szCs w:val="20"/>
-        </w:rPr>
-        <w:t xml:space="preserve">Tap ⚙️ top right. Club admins — changes apply to all coaches automatically.</w:t>
-      </w:r>
-    </w:p>
-    <w:p>
-      <w:pPr>
-        <w:spacing w:after="60" w:before="60"/>
-      </w:pPr>
-      <w:r>
-        <w:t xml:space="preserve"/>
-      </w:r>
-    </w:p>
-    <w:p>
-      <w:pPr>
-        <w:pStyle w:val="Heading2"/>
-        <w:spacing w:after="120" w:before="280"/>
-      </w:pPr>
-      <w:r>
-        <w:rPr>
-          <w:rFonts w:ascii="Arial" w:cs="Arial" w:eastAsia="Arial" w:hAnsi="Arial"/>
-          <w:b/>
-          <w:bCs/>
-          <w:color w:val="14532d"/>
-          <w:sz w:val="22"/>
-          <w:szCs w:val="22"/>
-        </w:rPr>
-        <w:t xml:space="preserve">Events Tab</w:t>
-      </w:r>
-    </w:p>
-    <w:p>
-      <w:pPr>
-        <w:spacing w:after="60" w:before="60"/>
-      </w:pPr>
-      <w:r>
-        <w:rPr>
-          <w:rFonts w:ascii="Arial" w:cs="Arial" w:eastAsia="Arial" w:hAnsi="Arial"/>
-          <w:color w:val="111827"/>
-          <w:sz w:val="20"/>
-          <w:szCs w:val="20"/>
-        </w:rPr>
-        <w:t xml:space="preserve">Edit or add events. For each event you can change the icon, label, category (Shots/Possession/Discipline/Custom), context (Live/Video/Both) and outcomes.</w:t>
-      </w:r>
-    </w:p>
-    <w:p>
-      <w:pPr>
-        <w:spacing w:after="60" w:before="60"/>
-      </w:pPr>
-      <w:r>
-        <w:t xml:space="preserve"/>
-      </w:r>
-    </w:p>
-    <w:p>
-      <w:pPr>
-        <w:pStyle w:val="Heading2"/>
-        <w:spacing w:after="120" w:before="280"/>
-      </w:pPr>
-      <w:r>
-        <w:rPr>
-          <w:rFonts w:ascii="Arial" w:cs="Arial" w:eastAsia="Arial" w:hAnsi="Arial"/>
-          <w:b/>
-          <w:bCs/>
-          <w:color w:val="14532d"/>
-          <w:sz w:val="22"/>
-          <w:szCs w:val="22"/>
-        </w:rPr>
-        <w:t xml:space="preserve">Performance Tab</w:t>
-      </w:r>
-    </w:p>
-    <w:p>
-      <w:pPr>
-        <w:spacing w:after="60" w:before="60"/>
-      </w:pPr>
-      <w:r>
-        <w:rPr>
-          <w:rFonts w:ascii="Arial" w:cs="Arial" w:eastAsia="Arial" w:hAnsi="Arial"/>
-          <w:color w:val="111827"/>
-          <w:sz w:val="20"/>
-          <w:szCs w:val="20"/>
-        </w:rPr>
-        <w:t xml:space="preserve">Set point values per outcome for the Player Performance Score. Tap Save Performance Scores after making changes.</w:t>
-      </w:r>
-    </w:p>
-    <w:p>
-      <w:pPr>
-        <w:spacing w:after="60" w:before="60"/>
-      </w:pPr>
-      <w:r>
-        <w:t xml:space="preserve"/>
-      </w:r>
-    </w:p>
-    <w:p>
-      <w:r>
-        <w:br w:type="page"/>
-      </w:r>
-    </w:p>
-    <w:p>
-      <w:pPr>
-        <w:pStyle w:val="Heading1"/>
-        <w:pBdr>
-          <w:bottom w:val="single" w:color="16a34a" w:sz="6" w:space="4"/>
-        </w:pBdr>
-        <w:spacing w:after="180" w:before="360"/>
-      </w:pPr>
-      <w:r>
-        <w:rPr>
-          <w:rFonts w:ascii="Arial" w:cs="Arial" w:eastAsia="Arial" w:hAnsi="Arial"/>
-          <w:b/>
-          <w:bCs/>
-          <w:color w:val="111827"/>
-          <w:sz w:val="32"/>
-          <w:szCs w:val="32"/>
-        </w:rPr>
-        <w:t xml:space="preserve">12. Troubleshooting</w:t>
+        <w:t xml:space="preserve">11. Troubleshooting</w:t>
       </w:r>
     </w:p>
     <w:tbl>
@@ -6565,7 +5413,7 @@
                 <w:sz w:val="19"/>
                 <w:szCs w:val="19"/>
               </w:rPr>
-              <w:t xml:space="preserve">Login not working</w:t>
+              <w:t xml:space="preserve">Confirmation email not received</w:t>
             </w:r>
           </w:p>
         </w:tc>
@@ -6602,7 +5450,7 @@
                 <w:sz w:val="19"/>
                 <w:szCs w:val="19"/>
               </w:rPr>
-              <w:t xml:space="preserve">Delete and reinstall the PWA</w:t>
+              <w:t xml:space="preserve">Check spam/junk. Comes from hello@coachstats.app</w:t>
             </w:r>
           </w:p>
         </w:tc>
@@ -6641,7 +5489,7 @@
                 <w:sz w:val="19"/>
                 <w:szCs w:val="19"/>
               </w:rPr>
-              <w:t xml:space="preserve">Confirmation email not received</w:t>
+              <w:t xml:space="preserve">Match history disappeared</w:t>
             </w:r>
           </w:p>
         </w:tc>
@@ -6678,7 +5526,7 @@
                 <w:sz w:val="19"/>
                 <w:szCs w:val="19"/>
               </w:rPr>
-              <w:t xml:space="preserve">Check spam/junk folder. Email comes from hello@coachstats.app</w:t>
+              <w:t xml:space="preserve">Sign back in — restores automatically</w:t>
             </w:r>
           </w:p>
         </w:tc>
@@ -6717,7 +5565,7 @@
                 <w:sz w:val="19"/>
                 <w:szCs w:val="19"/>
               </w:rPr>
-              <w:t xml:space="preserve">Match history disappeared</w:t>
+              <w:t xml:space="preserve">Half time report not showing</w:t>
             </w:r>
           </w:p>
         </w:tc>
@@ -6754,7 +5602,7 @@
                 <w:sz w:val="19"/>
                 <w:szCs w:val="19"/>
               </w:rPr>
-              <w:t xml:space="preserve">Sign back in — restores automatically from your account</w:t>
+              <w:t xml:space="preserve">Tap ⏸ Half Time button — report appears automatically</w:t>
             </w:r>
           </w:p>
         </w:tc>
@@ -6793,7 +5641,7 @@
                 <w:sz w:val="19"/>
                 <w:szCs w:val="19"/>
               </w:rPr>
-              <w:t xml:space="preserve">Password reset not working</w:t>
+              <w:t xml:space="preserve">My Team not auto-filling</w:t>
             </w:r>
           </w:p>
         </w:tc>
@@ -6830,7 +5678,7 @@
                 <w:sz w:val="19"/>
                 <w:szCs w:val="19"/>
               </w:rPr>
-              <w:t xml:space="preserve">Check spam folder. Link expires after 1 hour — request a new one.</w:t>
+              <w:t xml:space="preserve">Tap 🏟 → create or join a club to enable auto-fill</w:t>
             </w:r>
           </w:p>
         </w:tc>
@@ -6869,7 +5717,7 @@
                 <w:sz w:val="19"/>
                 <w:szCs w:val="19"/>
               </w:rPr>
-              <w:t xml:space="preserve">Wellness link not working</w:t>
+              <w:t xml:space="preserve">Shot map not showing shots</w:t>
             </w:r>
           </w:p>
         </w:tc>
@@ -6906,7 +5754,7 @@
                 <w:sz w:val="19"/>
                 <w:szCs w:val="19"/>
               </w:rPr>
-              <w:t xml:space="preserve">Tap 📋 Copy again to regenerate the link</w:t>
+              <w:t xml:space="preserve">Shots need a zone recorded — tap a zone after each shot</w:t>
             </w:r>
           </w:p>
         </w:tc>
@@ -6945,7 +5793,7 @@
                 <w:sz w:val="19"/>
                 <w:szCs w:val="19"/>
               </w:rPr>
-              <w:t xml:space="preserve">Co-coach grades not showing</w:t>
+              <w:t xml:space="preserve">Feedback email not sent</w:t>
             </w:r>
           </w:p>
         </w:tc>
@@ -6982,7 +5830,7 @@
                 <w:sz w:val="19"/>
                 <w:szCs w:val="19"/>
               </w:rPr>
-              <w:t xml:space="preserve">Tap 🔄 Sync Co-Coach Grades</w:t>
+              <w:t xml:space="preserve">Check internet connection. Or email hello@coachstats.app directly</w:t>
             </w:r>
           </w:p>
         </w:tc>
@@ -7021,7 +5869,7 @@
                 <w:sz w:val="19"/>
                 <w:szCs w:val="19"/>
               </w:rPr>
-              <w:t xml:space="preserve">Subscription showing after paying</w:t>
+              <w:t xml:space="preserve">Co-coach grades not showing</w:t>
             </w:r>
           </w:p>
         </w:tc>
@@ -7058,7 +5906,7 @@
                 <w:sz w:val="19"/>
                 <w:szCs w:val="19"/>
               </w:rPr>
-              <w:t xml:space="preserve">Sign out and back in to refresh subscription status</w:t>
+              <w:t xml:space="preserve">Tap 🔄 Sync Co-Coach Grades</w:t>
             </w:r>
           </w:p>
         </w:tc>
@@ -7097,7 +5945,7 @@
                 <w:sz w:val="19"/>
                 <w:szCs w:val="19"/>
               </w:rPr>
-              <w:t xml:space="preserve">Shot map not showing shots</w:t>
+              <w:t xml:space="preserve">Subscription not showing</w:t>
             </w:r>
           </w:p>
         </w:tc>
@@ -7134,7 +5982,7 @@
                 <w:sz w:val="19"/>
                 <w:szCs w:val="19"/>
               </w:rPr>
-              <w:t xml:space="preserve">Shots must have a zone recorded — tap a zone after each shot</w:t>
+              <w:t xml:space="preserve">Sign out and back in to refresh subscription status</w:t>
             </w:r>
           </w:p>
         </w:tc>
@@ -7173,7 +6021,7 @@
                 <w:sz w:val="19"/>
                 <w:szCs w:val="19"/>
               </w:rPr>
-              <w:t xml:space="preserve">Video will not load</w:t>
+              <w:t xml:space="preserve">Cannot find the app</w:t>
             </w:r>
           </w:p>
         </w:tc>
@@ -7210,83 +6058,7 @@
                 <w:sz w:val="19"/>
                 <w:szCs w:val="19"/>
               </w:rPr>
-              <w:t xml:space="preserve">Check YouTube embedding is enabled. Try an MP4 URL instead.</w:t>
-            </w:r>
-          </w:p>
-        </w:tc>
-      </w:tr>
-      <w:tr>
-        <w:tc>
-          <w:tcPr>
-            <w:tcW w:type="dxa" w:w="3600"/>
-            <w:tcBorders>
-              <w:top w:val="single" w:color="D1D5DB" w:sz="1"/>
-              <w:left w:val="single" w:color="D1D5DB" w:sz="1"/>
-              <w:bottom w:val="single" w:color="D1D5DB" w:sz="1"/>
-              <w:right w:val="single" w:color="D1D5DB" w:sz="1"/>
-            </w:tcBorders>
-            <w:shd w:fill="FFFFFF" w:val="clear"/>
-            <w:tcMar>
-              <w:top w:type="dxa" w:w="80"/>
-              <w:left w:type="dxa" w:w="140"/>
-              <w:bottom w:type="dxa" w:w="80"/>
-              <w:right w:type="dxa" w:w="140"/>
-            </w:tcMar>
-            <w:vAlign w:val="top"/>
-          </w:tcPr>
-          <w:p>
-            <w:pPr>
-              <w:spacing w:after="40" w:before="40"/>
-            </w:pPr>
-            <w:r>
-              <w:rPr>
-                <w:rFonts w:ascii="Arial" w:cs="Arial" w:eastAsia="Arial" w:hAnsi="Arial"/>
-                <w:b/>
-                <w:bCs/>
-                <w:i w:val="false"/>
-                <w:iCs w:val="false"/>
-                <w:color w:val="111827"/>
-                <w:sz w:val="19"/>
-                <w:szCs w:val="19"/>
-              </w:rPr>
-              <w:t xml:space="preserve">Cannot find the app</w:t>
-            </w:r>
-          </w:p>
-        </w:tc>
-        <w:tc>
-          <w:tcPr>
-            <w:tcW w:type="dxa" w:w="5760"/>
-            <w:tcBorders>
-              <w:top w:val="single" w:color="D1D5DB" w:sz="1"/>
-              <w:left w:val="single" w:color="D1D5DB" w:sz="1"/>
-              <w:bottom w:val="single" w:color="D1D5DB" w:sz="1"/>
-              <w:right w:val="single" w:color="D1D5DB" w:sz="1"/>
-            </w:tcBorders>
-            <w:shd w:fill="FFFFFF" w:val="clear"/>
-            <w:tcMar>
-              <w:top w:type="dxa" w:w="80"/>
-              <w:left w:type="dxa" w:w="140"/>
-              <w:bottom w:type="dxa" w:w="80"/>
-              <w:right w:type="dxa" w:w="140"/>
-            </w:tcMar>
-            <w:vAlign w:val="top"/>
-          </w:tcPr>
-          <w:p>
-            <w:pPr>
-              <w:spacing w:after="40" w:before="40"/>
-            </w:pPr>
-            <w:r>
-              <w:rPr>
-                <w:rFonts w:ascii="Arial" w:cs="Arial" w:eastAsia="Arial" w:hAnsi="Arial"/>
-                <w:b w:val="false"/>
-                <w:bCs w:val="false"/>
-                <w:i w:val="false"/>
-                <w:iCs w:val="false"/>
-                <w:color w:val="111827"/>
-                <w:sz w:val="19"/>
-                <w:szCs w:val="19"/>
-              </w:rPr>
-              <w:t xml:space="preserve">Go to coachstats.app in Safari. Tap Sign In or Get Started Free.</w:t>
+              <w:t xml:space="preserve">Go to coachstats.app in Safari → tap Sign In</w:t>
             </w:r>
           </w:p>
         </w:tc>
@@ -7322,7 +6094,7 @@
           <w:sz w:val="32"/>
           <w:szCs w:val="32"/>
         </w:rPr>
-        <w:t xml:space="preserve">13. Quick Reference</w:t>
+        <w:t xml:space="preserve">12. Quick Reference</w:t>
       </w:r>
     </w:p>
     <w:tbl>
@@ -7527,7 +6299,7 @@
                 <w:sz w:val="19"/>
                 <w:szCs w:val="19"/>
               </w:rPr>
-              <w:t xml:space="preserve">Record a point</w:t>
+              <w:t xml:space="preserve">Set My Team</w:t>
             </w:r>
           </w:p>
         </w:tc>
@@ -7564,7 +6336,7 @@
                 <w:sz w:val="19"/>
                 <w:szCs w:val="19"/>
               </w:rPr>
-              <w:t xml:space="preserve">Record → Shot from Play (correct team) → Point → zone</w:t>
+              <w:t xml:space="preserve">Match tab → tap My Team → search club. Auto-fills for club accounts.</w:t>
             </w:r>
           </w:p>
         </w:tc>
@@ -7603,7 +6375,7 @@
                 <w:sz w:val="19"/>
                 <w:szCs w:val="19"/>
               </w:rPr>
-              <w:t xml:space="preserve">Record a substitution</w:t>
+              <w:t xml:space="preserve">Record a point</w:t>
             </w:r>
           </w:p>
         </w:tc>
@@ -7640,7 +6412,7 @@
                 <w:sz w:val="19"/>
                 <w:szCs w:val="19"/>
               </w:rPr>
-              <w:t xml:space="preserve">Record → Substitutions heading → + Record Substitution</w:t>
+              <w:t xml:space="preserve">Record → Shot from Play (correct team) → Point → zone</w:t>
             </w:r>
           </w:p>
         </w:tc>
@@ -7679,7 +6451,7 @@
                 <w:sz w:val="19"/>
                 <w:szCs w:val="19"/>
               </w:rPr>
-              <w:t xml:space="preserve">Tag event to player</w:t>
+              <w:t xml:space="preserve">Record a substitution</w:t>
             </w:r>
           </w:p>
         </w:tc>
@@ -7716,7 +6488,7 @@
                 <w:sz w:val="19"/>
                 <w:szCs w:val="19"/>
               </w:rPr>
-              <w:t xml:space="preserve">Tap player name BEFORE selecting outcome</w:t>
+              <w:t xml:space="preserve">Record → Substitutions heading → + Record Substitution</w:t>
             </w:r>
           </w:p>
         </w:tc>
@@ -7755,7 +6527,7 @@
                 <w:sz w:val="19"/>
                 <w:szCs w:val="19"/>
               </w:rPr>
-              <w:t xml:space="preserve">Save a match</w:t>
+              <w:t xml:space="preserve">Tag event to player</w:t>
             </w:r>
           </w:p>
         </w:tc>
@@ -7792,7 +6564,7 @@
                 <w:sz w:val="19"/>
                 <w:szCs w:val="19"/>
               </w:rPr>
-              <w:t xml:space="preserve">Stats tab → Save Match</w:t>
+              <w:t xml:space="preserve">Tap player name BEFORE selecting outcome</w:t>
             </w:r>
           </w:p>
         </w:tc>
@@ -7831,7 +6603,7 @@
                 <w:sz w:val="19"/>
                 <w:szCs w:val="19"/>
               </w:rPr>
-              <w:t xml:space="preserve">Add match notes</w:t>
+              <w:t xml:space="preserve">View half time report</w:t>
             </w:r>
           </w:p>
         </w:tc>
@@ -7868,7 +6640,7 @@
                 <w:sz w:val="19"/>
                 <w:szCs w:val="19"/>
               </w:rPr>
-              <w:t xml:space="preserve">Stats tab → 📝 Match Notes → type notes (auto-saves)</w:t>
+              <w:t xml:space="preserve">Tap ⏸ Half Time — report appears automatically</w:t>
             </w:r>
           </w:p>
         </w:tc>
@@ -7907,7 +6679,7 @@
                 <w:sz w:val="19"/>
                 <w:szCs w:val="19"/>
               </w:rPr>
-              <w:t xml:space="preserve">View shot map</w:t>
+              <w:t xml:space="preserve">Save a match</w:t>
             </w:r>
           </w:p>
         </w:tc>
@@ -7944,7 +6716,7 @@
                 <w:sz w:val="19"/>
                 <w:szCs w:val="19"/>
               </w:rPr>
-              <w:t xml:space="preserve">Stats tab → 🎯 Shot Map</w:t>
+              <w:t xml:space="preserve">Stats tab → Save Match</w:t>
             </w:r>
           </w:p>
         </w:tc>
@@ -7983,7 +6755,7 @@
                 <w:sz w:val="19"/>
                 <w:szCs w:val="19"/>
               </w:rPr>
-              <w:t xml:space="preserve">Share match report</w:t>
+              <w:t xml:space="preserve">Add match notes</w:t>
             </w:r>
           </w:p>
         </w:tc>
@@ -8020,7 +6792,7 @@
                 <w:sz w:val="19"/>
                 <w:szCs w:val="19"/>
               </w:rPr>
-              <w:t xml:space="preserve">History → 📤 Share on match card</w:t>
+              <w:t xml:space="preserve">Stats tab → 📝 Match Notes → type (auto-saves)</w:t>
             </w:r>
           </w:p>
         </w:tc>
@@ -8059,7 +6831,7 @@
                 <w:sz w:val="19"/>
                 <w:szCs w:val="19"/>
               </w:rPr>
-              <w:t xml:space="preserve">Add player injury</w:t>
+              <w:t xml:space="preserve">View shot map</w:t>
             </w:r>
           </w:p>
         </w:tc>
@@ -8096,7 +6868,7 @@
                 <w:sz w:val="19"/>
                 <w:szCs w:val="19"/>
               </w:rPr>
-              <w:t xml:space="preserve">Squad → Training → Players → tap player → Injury Log → + Log Injury</w:t>
+              <w:t xml:space="preserve">Stats tab → 🎯 Shot Map</w:t>
             </w:r>
           </w:p>
         </w:tc>
@@ -8135,7 +6907,7 @@
                 <w:sz w:val="19"/>
                 <w:szCs w:val="19"/>
               </w:rPr>
-              <w:t xml:space="preserve">Send wellness link</w:t>
+              <w:t xml:space="preserve">Share match report</w:t>
             </w:r>
           </w:p>
         </w:tc>
@@ -8172,7 +6944,7 @@
                 <w:sz w:val="19"/>
                 <w:szCs w:val="19"/>
               </w:rPr>
-              <w:t xml:space="preserve">Training → 💚 Readiness Dashboard → 📋 Copy → paste to WhatsApp</w:t>
+              <w:t xml:space="preserve">History → 📤 Share on match card</w:t>
             </w:r>
           </w:p>
         </w:tc>
@@ -8211,7 +6983,7 @@
                 <w:sz w:val="19"/>
                 <w:szCs w:val="19"/>
               </w:rPr>
-              <w:t xml:space="preserve">Share trial grading</w:t>
+              <w:t xml:space="preserve">Add player injury</w:t>
             </w:r>
           </w:p>
         </w:tc>
@@ -8248,7 +7020,7 @@
                 <w:sz w:val="19"/>
                 <w:szCs w:val="19"/>
               </w:rPr>
-              <w:t xml:space="preserve">Trial → Sessions → tap 📤 on session</w:t>
+              <w:t xml:space="preserve">Squad → Training → Players → tap player → Injury Log</w:t>
             </w:r>
           </w:p>
         </w:tc>
@@ -8287,7 +7059,7 @@
                 <w:sz w:val="19"/>
                 <w:szCs w:val="19"/>
               </w:rPr>
-              <w:t xml:space="preserve">Create highlight clip</w:t>
+              <w:t xml:space="preserve">Send wellness link</w:t>
             </w:r>
           </w:p>
         </w:tc>
@@ -8324,7 +7096,7 @@
                 <w:sz w:val="19"/>
                 <w:szCs w:val="19"/>
               </w:rPr>
-              <w:t xml:space="preserve">Video → Tags tab → tap ✂️ clip on any tag</w:t>
+              <w:t xml:space="preserve">Training → 💚 Readiness Dashboard → 📋 Copy</w:t>
             </w:r>
           </w:p>
         </w:tc>
@@ -8363,7 +7135,7 @@
                 <w:sz w:val="19"/>
                 <w:szCs w:val="19"/>
               </w:rPr>
-              <w:t xml:space="preserve">Add a fixture</w:t>
+              <w:t xml:space="preserve">Create highlight clip</w:t>
             </w:r>
           </w:p>
         </w:tc>
@@ -8400,7 +7172,7 @@
                 <w:sz w:val="19"/>
                 <w:szCs w:val="19"/>
               </w:rPr>
-              <w:t xml:space="preserve">History → 📅 Fixtures → + Add Fixture</w:t>
+              <w:t xml:space="preserve">Video → Tags tab → tap ✂️ clip on any tag</w:t>
             </w:r>
           </w:p>
         </w:tc>
@@ -8439,7 +7211,7 @@
                 <w:sz w:val="19"/>
                 <w:szCs w:val="19"/>
               </w:rPr>
-              <w:t xml:space="preserve">View opposition profile</w:t>
+              <w:t xml:space="preserve">Add a fixture</w:t>
             </w:r>
           </w:p>
         </w:tc>
@@ -8476,7 +7248,7 @@
                 <w:sz w:val="19"/>
                 <w:szCs w:val="19"/>
               </w:rPr>
-              <w:t xml:space="preserve">History → 🏟 Opposition DB → tap any club</w:t>
+              <w:t xml:space="preserve">History → 📅 Fixtures → + Add Fixture</w:t>
             </w:r>
           </w:p>
         </w:tc>
@@ -8515,7 +7287,7 @@
                 <w:sz w:val="19"/>
                 <w:szCs w:val="19"/>
               </w:rPr>
-              <w:t xml:space="preserve">Season summary PDF</w:t>
+              <w:t xml:space="preserve">View opposition profile</w:t>
             </w:r>
           </w:p>
         </w:tc>
@@ -8552,7 +7324,7 @@
                 <w:sz w:val="19"/>
                 <w:szCs w:val="19"/>
               </w:rPr>
-              <w:t xml:space="preserve">History → 📊 Season Summary → select season → Generate PDF</w:t>
+              <w:t xml:space="preserve">History → 🏟 Opposition DB → tap any club</w:t>
             </w:r>
           </w:p>
         </w:tc>
@@ -8667,7 +7439,7 @@
                 <w:sz w:val="19"/>
                 <w:szCs w:val="19"/>
               </w:rPr>
-              <w:t xml:space="preserve">Reset password</w:t>
+              <w:t xml:space="preserve">Send product feedback</w:t>
             </w:r>
           </w:p>
         </w:tc>
@@ -8704,7 +7476,7 @@
                 <w:sz w:val="19"/>
                 <w:szCs w:val="19"/>
               </w:rPr>
-              <w:t xml:space="preserve">Login screen → Forgot password? → check email</w:t>
+              <w:t xml:space="preserve">⚙ Account → 💡 Product Feedback</w:t>
             </w:r>
           </w:p>
         </w:tc>
@@ -8743,7 +7515,7 @@
                 <w:sz w:val="19"/>
                 <w:szCs w:val="19"/>
               </w:rPr>
-              <w:t xml:space="preserve">Delete account</w:t>
+              <w:t xml:space="preserve">Reset password</w:t>
             </w:r>
           </w:p>
         </w:tc>
@@ -8780,7 +7552,7 @@
                 <w:sz w:val="19"/>
                 <w:szCs w:val="19"/>
               </w:rPr>
-              <w:t xml:space="preserve">⚙ Account → Delete Account &amp; All Data → type DELETE</w:t>
+              <w:t xml:space="preserve">Login screen → Forgot password? → check email</w:t>
             </w:r>
           </w:p>
         </w:tc>
@@ -8819,6 +7591,82 @@
                 <w:sz w:val="19"/>
                 <w:szCs w:val="19"/>
               </w:rPr>
+              <w:t xml:space="preserve">Delete account</w:t>
+            </w:r>
+          </w:p>
+        </w:tc>
+        <w:tc>
+          <w:tcPr>
+            <w:tcW w:type="dxa" w:w="5760"/>
+            <w:tcBorders>
+              <w:top w:val="single" w:color="D1D5DB" w:sz="1"/>
+              <w:left w:val="single" w:color="D1D5DB" w:sz="1"/>
+              <w:bottom w:val="single" w:color="D1D5DB" w:sz="1"/>
+              <w:right w:val="single" w:color="D1D5DB" w:sz="1"/>
+            </w:tcBorders>
+            <w:shd w:fill="FFFFFF" w:val="clear"/>
+            <w:tcMar>
+              <w:top w:type="dxa" w:w="80"/>
+              <w:left w:type="dxa" w:w="140"/>
+              <w:bottom w:type="dxa" w:w="80"/>
+              <w:right w:type="dxa" w:w="140"/>
+            </w:tcMar>
+            <w:vAlign w:val="top"/>
+          </w:tcPr>
+          <w:p>
+            <w:pPr>
+              <w:spacing w:after="40" w:before="40"/>
+            </w:pPr>
+            <w:r>
+              <w:rPr>
+                <w:rFonts w:ascii="Arial" w:cs="Arial" w:eastAsia="Arial" w:hAnsi="Arial"/>
+                <w:b w:val="false"/>
+                <w:bCs w:val="false"/>
+                <w:i w:val="false"/>
+                <w:iCs w:val="false"/>
+                <w:color w:val="111827"/>
+                <w:sz w:val="19"/>
+                <w:szCs w:val="19"/>
+              </w:rPr>
+              <w:t xml:space="preserve">⚙ Account → Delete Account → type DELETE</w:t>
+            </w:r>
+          </w:p>
+        </w:tc>
+      </w:tr>
+      <w:tr>
+        <w:tc>
+          <w:tcPr>
+            <w:tcW w:type="dxa" w:w="3600"/>
+            <w:tcBorders>
+              <w:top w:val="single" w:color="D1D5DB" w:sz="1"/>
+              <w:left w:val="single" w:color="D1D5DB" w:sz="1"/>
+              <w:bottom w:val="single" w:color="D1D5DB" w:sz="1"/>
+              <w:right w:val="single" w:color="D1D5DB" w:sz="1"/>
+            </w:tcBorders>
+            <w:shd w:fill="FFFFFF" w:val="clear"/>
+            <w:tcMar>
+              <w:top w:type="dxa" w:w="80"/>
+              <w:left w:type="dxa" w:w="140"/>
+              <w:bottom w:type="dxa" w:w="80"/>
+              <w:right w:type="dxa" w:w="140"/>
+            </w:tcMar>
+            <w:vAlign w:val="top"/>
+          </w:tcPr>
+          <w:p>
+            <w:pPr>
+              <w:spacing w:after="40" w:before="40"/>
+            </w:pPr>
+            <w:r>
+              <w:rPr>
+                <w:rFonts w:ascii="Arial" w:cs="Arial" w:eastAsia="Arial" w:hAnsi="Arial"/>
+                <w:b/>
+                <w:bCs/>
+                <w:i w:val="false"/>
+                <w:iCs w:val="false"/>
+                <w:color w:val="111827"/>
+                <w:sz w:val="19"/>
+                <w:szCs w:val="19"/>
+              </w:rPr>
               <w:t xml:space="preserve">Contact support</w:t>
             </w:r>
           </w:p>
@@ -8832,7 +7680,7 @@
               <w:bottom w:val="single" w:color="D1D5DB" w:sz="1"/>
               <w:right w:val="single" w:color="D1D5DB" w:sz="1"/>
             </w:tcBorders>
-            <w:shd w:fill="FFFFFF" w:val="clear"/>
+            <w:shd w:fill="F0FDF4" w:val="clear"/>
             <w:tcMar>
               <w:top w:type="dxa" w:w="80"/>
               <w:left w:type="dxa" w:w="140"/>

--- a/coach-stats-guide.docx
+++ b/coach-stats-guide.docx
@@ -59,7 +59,7 @@
           <w:sz w:val="22"/>
           <w:szCs w:val="22"/>
         </w:rPr>
-        <w:t xml:space="preserve">User Guide — Version 10.1 — 2026</w:t>
+        <w:t xml:space="preserve">User Guide — Version 11.0 — 2026</w:t>
       </w:r>
     </w:p>
     <w:p>
@@ -1933,7 +1933,7 @@
                 <w:sz w:val="19"/>
                 <w:szCs w:val="19"/>
               </w:rPr>
-              <w:t xml:space="preserve">All saved matches, fixtures, season summary, opposition DB</w:t>
+              <w:t xml:space="preserve">Saved matches, fixtures, season summary, opposition DB, export</w:t>
             </w:r>
           </w:p>
         </w:tc>
@@ -1961,7 +1961,827 @@
           <w:sz w:val="22"/>
           <w:szCs w:val="22"/>
         </w:rPr>
-        <w:t xml:space="preserve">Top-Right Buttons</w:t>
+        <w:t xml:space="preserve">Offline Indicator</w:t>
+      </w:r>
+    </w:p>
+    <w:p>
+      <w:pPr>
+        <w:spacing w:after="60" w:before="60"/>
+      </w:pPr>
+      <w:r>
+        <w:rPr>
+          <w:rFonts w:ascii="Arial" w:cs="Arial" w:eastAsia="Arial" w:hAnsi="Arial"/>
+          <w:color w:val="111827"/>
+          <w:sz w:val="20"/>
+          <w:szCs w:val="20"/>
+        </w:rPr>
+        <w:t xml:space="preserve">When your device loses internet connection an amber banner appears at the top of the screen: "YOU ARE OFFLINE — CHANGES SAVED LOCALLY". All match recording continues to work offline. The banner disappears automatically when you are back online.</w:t>
+      </w:r>
+    </w:p>
+    <w:p>
+      <w:pPr>
+        <w:spacing w:after="60" w:before="60"/>
+      </w:pPr>
+      <w:r>
+        <w:t xml:space="preserve"/>
+      </w:r>
+    </w:p>
+    <w:p>
+      <w:r>
+        <w:br w:type="page"/>
+      </w:r>
+    </w:p>
+    <w:p>
+      <w:pPr>
+        <w:pStyle w:val="Heading1"/>
+        <w:pBdr>
+          <w:bottom w:val="single" w:color="16a34a" w:sz="6" w:space="4"/>
+        </w:pBdr>
+        <w:spacing w:after="180" w:before="360"/>
+      </w:pPr>
+      <w:r>
+        <w:rPr>
+          <w:rFonts w:ascii="Arial" w:cs="Arial" w:eastAsia="Arial" w:hAnsi="Arial"/>
+          <w:b/>
+          <w:bCs/>
+          <w:color w:val="111827"/>
+          <w:sz w:val="32"/>
+          <w:szCs w:val="32"/>
+        </w:rPr>
+        <w:t xml:space="preserve">3. Match Tab — Setting Up a Game</w:t>
+      </w:r>
+    </w:p>
+    <w:p>
+      <w:pPr>
+        <w:pStyle w:val="Heading2"/>
+        <w:spacing w:after="120" w:before="280"/>
+      </w:pPr>
+      <w:r>
+        <w:rPr>
+          <w:rFonts w:ascii="Arial" w:cs="Arial" w:eastAsia="Arial" w:hAnsi="Arial"/>
+          <w:b/>
+          <w:bCs/>
+          <w:color w:val="14532d"/>
+          <w:sz w:val="22"/>
+          <w:szCs w:val="22"/>
+        </w:rPr>
+        <w:t xml:space="preserve">My Team &amp; Opposition</w:t>
+      </w:r>
+    </w:p>
+    <w:p>
+      <w:pPr>
+        <w:spacing w:after="60" w:before="60"/>
+      </w:pPr>
+      <w:r>
+        <w:rPr>
+          <w:rFonts w:ascii="Arial" w:cs="Arial" w:eastAsia="Arial" w:hAnsi="Arial"/>
+          <w:color w:val="111827"/>
+          <w:sz w:val="20"/>
+          <w:szCs w:val="20"/>
+        </w:rPr>
+        <w:t xml:space="preserve">Tap My Team to search 1,200+ GAA clubs. Club accounts auto-fill My Team with the club name. Tap Opposition to select the opposing team.</w:t>
+      </w:r>
+    </w:p>
+    <w:p>
+      <w:pPr>
+        <w:spacing w:after="60" w:before="60"/>
+      </w:pPr>
+      <w:r>
+        <w:t xml:space="preserve"/>
+      </w:r>
+    </w:p>
+    <w:p>
+      <w:pPr>
+        <w:pStyle w:val="ListParagraph"/>
+        <w:numPr>
+          <w:ilvl w:val="0"/>
+          <w:numId w:val="2"/>
+        </w:numPr>
+        <w:spacing w:after="50" w:before="50"/>
+      </w:pPr>
+      <w:r>
+        <w:rPr>
+          <w:rFonts w:ascii="Arial" w:cs="Arial" w:eastAsia="Arial" w:hAnsi="Arial"/>
+          <w:color w:val="111827"/>
+          <w:sz w:val="20"/>
+          <w:szCs w:val="20"/>
+        </w:rPr>
+        <w:t xml:space="preserve">Tap My Team → search by county or club name → tap to select</w:t>
+      </w:r>
+    </w:p>
+    <w:p>
+      <w:pPr>
+        <w:pStyle w:val="ListParagraph"/>
+        <w:numPr>
+          <w:ilvl w:val="0"/>
+          <w:numId w:val="2"/>
+        </w:numPr>
+        <w:spacing w:after="50" w:before="50"/>
+      </w:pPr>
+      <w:r>
+        <w:rPr>
+          <w:rFonts w:ascii="Arial" w:cs="Arial" w:eastAsia="Arial" w:hAnsi="Arial"/>
+          <w:color w:val="111827"/>
+          <w:sz w:val="20"/>
+          <w:szCs w:val="20"/>
+        </w:rPr>
+        <w:t xml:space="preserve">Tap Opposition → search or type a custom name</w:t>
+      </w:r>
+    </w:p>
+    <w:p>
+      <w:pPr>
+        <w:pStyle w:val="ListParagraph"/>
+        <w:numPr>
+          <w:ilvl w:val="0"/>
+          <w:numId w:val="2"/>
+        </w:numPr>
+        <w:spacing w:after="50" w:before="50"/>
+      </w:pPr>
+      <w:r>
+        <w:rPr>
+          <w:rFonts w:ascii="Arial" w:cs="Arial" w:eastAsia="Arial" w:hAnsi="Arial"/>
+          <w:color w:val="111827"/>
+          <w:sz w:val="20"/>
+          <w:szCs w:val="20"/>
+        </w:rPr>
+        <w:t xml:space="preserve">Tap the competition button — recent picks shown at top</w:t>
+      </w:r>
+    </w:p>
+    <w:p>
+      <w:pPr>
+        <w:pStyle w:val="ListParagraph"/>
+        <w:numPr>
+          <w:ilvl w:val="0"/>
+          <w:numId w:val="2"/>
+        </w:numPr>
+        <w:spacing w:after="50" w:before="50"/>
+      </w:pPr>
+      <w:r>
+        <w:rPr>
+          <w:rFonts w:ascii="Arial" w:cs="Arial" w:eastAsia="Arial" w:hAnsi="Arial"/>
+          <w:color w:val="111827"/>
+          <w:sz w:val="20"/>
+          <w:szCs w:val="20"/>
+        </w:rPr>
+        <w:t xml:space="preserve">Tap ▶ Start Game — clock starts</w:t>
+      </w:r>
+    </w:p>
+    <w:p>
+      <w:pPr>
+        <w:spacing w:after="60" w:before="60"/>
+      </w:pPr>
+      <w:r>
+        <w:t xml:space="preserve"/>
+      </w:r>
+    </w:p>
+    <w:p>
+      <w:pPr>
+        <w:pStyle w:val="Heading2"/>
+        <w:spacing w:after="120" w:before="280"/>
+      </w:pPr>
+      <w:r>
+        <w:rPr>
+          <w:rFonts w:ascii="Arial" w:cs="Arial" w:eastAsia="Arial" w:hAnsi="Arial"/>
+          <w:b/>
+          <w:bCs/>
+          <w:color w:val="14532d"/>
+          <w:sz w:val="22"/>
+          <w:szCs w:val="22"/>
+        </w:rPr>
+        <w:t xml:space="preserve">Half Time Report</w:t>
+      </w:r>
+    </w:p>
+    <w:p>
+      <w:pPr>
+        <w:spacing w:after="60" w:before="60"/>
+      </w:pPr>
+      <w:r>
+        <w:rPr>
+          <w:rFonts w:ascii="Arial" w:cs="Arial" w:eastAsia="Arial" w:hAnsi="Arial"/>
+          <w:color w:val="111827"/>
+          <w:sz w:val="20"/>
+          <w:szCs w:val="20"/>
+        </w:rPr>
+        <w:t xml:space="preserve">Tap ⏸ Half Time — a full tactical dashboard appears automatically showing shooting efficiency, kickout breakdown, possession, discipline and score trend chart. Tap ▶ Start 2nd Half at the bottom to continue.</w:t>
+      </w:r>
+    </w:p>
+    <w:p>
+      <w:pPr>
+        <w:spacing w:after="60" w:before="60"/>
+      </w:pPr>
+      <w:r>
+        <w:t xml:space="preserve"/>
+      </w:r>
+    </w:p>
+    <w:p>
+      <w:r>
+        <w:br w:type="page"/>
+      </w:r>
+    </w:p>
+    <w:p>
+      <w:pPr>
+        <w:pStyle w:val="Heading1"/>
+        <w:pBdr>
+          <w:bottom w:val="single" w:color="16a34a" w:sz="6" w:space="4"/>
+        </w:pBdr>
+        <w:spacing w:after="180" w:before="360"/>
+      </w:pPr>
+      <w:r>
+        <w:rPr>
+          <w:rFonts w:ascii="Arial" w:cs="Arial" w:eastAsia="Arial" w:hAnsi="Arial"/>
+          <w:b/>
+          <w:bCs/>
+          <w:color w:val="111827"/>
+          <w:sz w:val="32"/>
+          <w:szCs w:val="32"/>
+        </w:rPr>
+        <w:t xml:space="preserve">4. Record Tab — Recording Events</w:t>
+      </w:r>
+    </w:p>
+    <w:p>
+      <w:pPr>
+        <w:pStyle w:val="Heading2"/>
+        <w:spacing w:after="120" w:before="280"/>
+      </w:pPr>
+      <w:r>
+        <w:rPr>
+          <w:rFonts w:ascii="Arial" w:cs="Arial" w:eastAsia="Arial" w:hAnsi="Arial"/>
+          <w:b/>
+          <w:bCs/>
+          <w:color w:val="14532d"/>
+          <w:sz w:val="22"/>
+          <w:szCs w:val="22"/>
+        </w:rPr>
+        <w:t xml:space="preserve">My Team / Opposition Layout</w:t>
+      </w:r>
+    </w:p>
+    <w:p>
+      <w:pPr>
+        <w:spacing w:after="60" w:before="60"/>
+      </w:pPr>
+      <w:r>
+        <w:rPr>
+          <w:rFonts w:ascii="Arial" w:cs="Arial" w:eastAsia="Arial" w:hAnsi="Arial"/>
+          <w:color w:val="111827"/>
+          <w:sz w:val="20"/>
+          <w:szCs w:val="20"/>
+        </w:rPr>
+        <w:t xml:space="preserve">Green column = My Team · Silver column = Opposition. Tap the correct team's button for every event.</w:t>
+      </w:r>
+    </w:p>
+    <w:p>
+      <w:pPr>
+        <w:spacing w:after="60" w:before="60"/>
+      </w:pPr>
+      <w:r>
+        <w:t xml:space="preserve"/>
+      </w:r>
+    </w:p>
+    <w:p>
+      <w:pPr>
+        <w:pStyle w:val="Heading2"/>
+        <w:spacing w:after="120" w:before="280"/>
+      </w:pPr>
+      <w:r>
+        <w:rPr>
+          <w:rFonts w:ascii="Arial" w:cs="Arial" w:eastAsia="Arial" w:hAnsi="Arial"/>
+          <w:b/>
+          <w:bCs/>
+          <w:color w:val="14532d"/>
+          <w:sz w:val="22"/>
+          <w:szCs w:val="22"/>
+        </w:rPr>
+        <w:t xml:space="preserve">Recording Shots, Tags, Substitutions &amp; Discipline</w:t>
+      </w:r>
+    </w:p>
+    <w:p>
+      <w:pPr>
+        <w:pStyle w:val="ListParagraph"/>
+        <w:numPr>
+          <w:ilvl w:val="0"/>
+          <w:numId w:val="2"/>
+        </w:numPr>
+        <w:spacing w:after="50" w:before="50"/>
+      </w:pPr>
+      <w:r>
+        <w:rPr>
+          <w:rFonts w:ascii="Arial" w:cs="Arial" w:eastAsia="Arial" w:hAnsi="Arial"/>
+          <w:color w:val="111827"/>
+          <w:sz w:val="20"/>
+          <w:szCs w:val="20"/>
+        </w:rPr>
+        <w:t xml:space="preserve">Shot: tap Shot from Play or Shot from Free → select outcome → tap zone or Skip Zone</w:t>
+      </w:r>
+    </w:p>
+    <w:p>
+      <w:pPr>
+        <w:pStyle w:val="ListParagraph"/>
+        <w:numPr>
+          <w:ilvl w:val="0"/>
+          <w:numId w:val="2"/>
+        </w:numPr>
+        <w:spacing w:after="50" w:before="50"/>
+      </w:pPr>
+      <w:r>
+        <w:rPr>
+          <w:rFonts w:ascii="Arial" w:cs="Arial" w:eastAsia="Arial" w:hAnsi="Arial"/>
+          <w:color w:val="111827"/>
+          <w:sz w:val="20"/>
+          <w:szCs w:val="20"/>
+        </w:rPr>
+        <w:t xml:space="preserve">Tag to player: tap player name BEFORE selecting outcome</w:t>
+      </w:r>
+    </w:p>
+    <w:p>
+      <w:pPr>
+        <w:pStyle w:val="ListParagraph"/>
+        <w:numPr>
+          <w:ilvl w:val="0"/>
+          <w:numId w:val="2"/>
+        </w:numPr>
+        <w:spacing w:after="50" w:before="50"/>
+      </w:pPr>
+      <w:r>
+        <w:rPr>
+          <w:rFonts w:ascii="Arial" w:cs="Arial" w:eastAsia="Arial" w:hAnsi="Arial"/>
+          <w:color w:val="111827"/>
+          <w:sz w:val="20"/>
+          <w:szCs w:val="20"/>
+        </w:rPr>
+        <w:t xml:space="preserve">Substitution: tap Substitutions heading → + Record Substitution</w:t>
+      </w:r>
+    </w:p>
+    <w:p>
+      <w:pPr>
+        <w:pStyle w:val="ListParagraph"/>
+        <w:numPr>
+          <w:ilvl w:val="0"/>
+          <w:numId w:val="2"/>
+        </w:numPr>
+        <w:spacing w:after="50" w:before="50"/>
+      </w:pPr>
+      <w:r>
+        <w:rPr>
+          <w:rFonts w:ascii="Arial" w:cs="Arial" w:eastAsia="Arial" w:hAnsi="Arial"/>
+          <w:color w:val="111827"/>
+          <w:sz w:val="20"/>
+          <w:szCs w:val="20"/>
+        </w:rPr>
+        <w:t xml:space="preserve">Foul/card: tap Discipline heading → record foul type or card</w:t>
+      </w:r>
+    </w:p>
+    <w:p>
+      <w:pPr>
+        <w:spacing w:after="60" w:before="60"/>
+      </w:pPr>
+      <w:r>
+        <w:t xml:space="preserve"/>
+      </w:r>
+    </w:p>
+    <w:p>
+      <w:r>
+        <w:br w:type="page"/>
+      </w:r>
+    </w:p>
+    <w:p>
+      <w:pPr>
+        <w:pStyle w:val="Heading1"/>
+        <w:pBdr>
+          <w:bottom w:val="single" w:color="16a34a" w:sz="6" w:space="4"/>
+        </w:pBdr>
+        <w:spacing w:after="180" w:before="360"/>
+      </w:pPr>
+      <w:r>
+        <w:rPr>
+          <w:rFonts w:ascii="Arial" w:cs="Arial" w:eastAsia="Arial" w:hAnsi="Arial"/>
+          <w:b/>
+          <w:bCs/>
+          <w:color w:val="111827"/>
+          <w:sz w:val="32"/>
+          <w:szCs w:val="32"/>
+        </w:rPr>
+        <w:t xml:space="preserve">5. Stats Tab</w:t>
+      </w:r>
+    </w:p>
+    <w:p>
+      <w:pPr>
+        <w:pStyle w:val="Heading2"/>
+        <w:spacing w:after="120" w:before="280"/>
+      </w:pPr>
+      <w:r>
+        <w:rPr>
+          <w:rFonts w:ascii="Arial" w:cs="Arial" w:eastAsia="Arial" w:hAnsi="Arial"/>
+          <w:b/>
+          <w:bCs/>
+          <w:color w:val="14532d"/>
+          <w:sz w:val="22"/>
+          <w:szCs w:val="22"/>
+        </w:rPr>
+        <w:t xml:space="preserve">Match Notes</w:t>
+      </w:r>
+    </w:p>
+    <w:p>
+      <w:pPr>
+        <w:spacing w:after="60" w:before="60"/>
+      </w:pPr>
+      <w:r>
+        <w:rPr>
+          <w:rFonts w:ascii="Arial" w:cs="Arial" w:eastAsia="Arial" w:hAnsi="Arial"/>
+          <w:color w:val="111827"/>
+          <w:sz w:val="20"/>
+          <w:szCs w:val="20"/>
+        </w:rPr>
+        <w:t xml:space="preserve">Free text area below the stats table. Auto-saves as you type. Notes saved with the match and viewable from History.</w:t>
+      </w:r>
+    </w:p>
+    <w:p>
+      <w:pPr>
+        <w:spacing w:after="60" w:before="60"/>
+      </w:pPr>
+      <w:r>
+        <w:t xml:space="preserve"/>
+      </w:r>
+    </w:p>
+    <w:p>
+      <w:pPr>
+        <w:pStyle w:val="Heading2"/>
+        <w:spacing w:after="120" w:before="280"/>
+      </w:pPr>
+      <w:r>
+        <w:rPr>
+          <w:rFonts w:ascii="Arial" w:cs="Arial" w:eastAsia="Arial" w:hAnsi="Arial"/>
+          <w:b/>
+          <w:bCs/>
+          <w:color w:val="14532d"/>
+          <w:sz w:val="22"/>
+          <w:szCs w:val="22"/>
+        </w:rPr>
+        <w:t xml:space="preserve">Shot Map</w:t>
+      </w:r>
+    </w:p>
+    <w:p>
+      <w:pPr>
+        <w:spacing w:after="60" w:before="60"/>
+      </w:pPr>
+      <w:r>
+        <w:rPr>
+          <w:rFonts w:ascii="Arial" w:cs="Arial" w:eastAsia="Arial" w:hAnsi="Arial"/>
+          <w:color w:val="111827"/>
+          <w:sz w:val="20"/>
+          <w:szCs w:val="20"/>
+        </w:rPr>
+        <w:t xml:space="preserve">Tap 🎯 Shot Map — pitch diagram with all shots as coloured dots. Filter by team and shot type. Tap any dot for player, outcome and minute. Included in PDF match reports.</w:t>
+      </w:r>
+    </w:p>
+    <w:p>
+      <w:pPr>
+        <w:spacing w:after="60" w:before="60"/>
+      </w:pPr>
+      <w:r>
+        <w:t xml:space="preserve"/>
+      </w:r>
+    </w:p>
+    <w:p>
+      <w:pPr>
+        <w:pStyle w:val="Heading2"/>
+        <w:spacing w:after="120" w:before="280"/>
+      </w:pPr>
+      <w:r>
+        <w:rPr>
+          <w:rFonts w:ascii="Arial" w:cs="Arial" w:eastAsia="Arial" w:hAnsi="Arial"/>
+          <w:b/>
+          <w:bCs/>
+          <w:color w:val="14532d"/>
+          <w:sz w:val="22"/>
+          <w:szCs w:val="22"/>
+        </w:rPr>
+        <w:t xml:space="preserve">Saving a Match</w:t>
+      </w:r>
+    </w:p>
+    <w:p>
+      <w:pPr>
+        <w:spacing w:after="60" w:before="60"/>
+      </w:pPr>
+      <w:r>
+        <w:rPr>
+          <w:rFonts w:ascii="Arial" w:cs="Arial" w:eastAsia="Arial" w:hAnsi="Arial"/>
+          <w:color w:val="111827"/>
+          <w:sz w:val="20"/>
+          <w:szCs w:val="20"/>
+        </w:rPr>
+        <w:t xml:space="preserve">Tap Save Match — the banner turns green to confirm. Syncs to your account and appears in History.</w:t>
+      </w:r>
+    </w:p>
+    <w:p>
+      <w:pPr>
+        <w:pBdr>
+          <w:left w:val="single" w:color="16a34a" w:sz="6" w:space="4"/>
+        </w:pBdr>
+        <w:spacing w:after="100" w:before="100"/>
+        <w:ind w:left="360"/>
+      </w:pPr>
+      <w:r>
+        <w:rPr>
+          <w:rFonts w:ascii="Arial" w:cs="Arial" w:eastAsia="Arial" w:hAnsi="Arial"/>
+          <w:b/>
+          <w:bCs/>
+          <w:color w:val="16a34a"/>
+          <w:sz w:val="19"/>
+          <w:szCs w:val="19"/>
+        </w:rPr>
+        <w:t xml:space="preserve">Tip: </w:t>
+      </w:r>
+      <w:r>
+        <w:rPr>
+          <w:rFonts w:ascii="Arial" w:cs="Arial" w:eastAsia="Arial" w:hAnsi="Arial"/>
+          <w:i/>
+          <w:iCs/>
+          <w:color w:val="374151"/>
+          <w:sz w:val="19"/>
+          <w:szCs w:val="19"/>
+        </w:rPr>
+        <w:t xml:space="preserve">Save as soon as possible after the final whistle before closing the app.</w:t>
+      </w:r>
+    </w:p>
+    <w:p>
+      <w:pPr>
+        <w:spacing w:after="60" w:before="60"/>
+      </w:pPr>
+      <w:r>
+        <w:t xml:space="preserve"/>
+      </w:r>
+    </w:p>
+    <w:p>
+      <w:r>
+        <w:br w:type="page"/>
+      </w:r>
+    </w:p>
+    <w:p>
+      <w:pPr>
+        <w:pStyle w:val="Heading1"/>
+        <w:pBdr>
+          <w:bottom w:val="single" w:color="16a34a" w:sz="6" w:space="4"/>
+        </w:pBdr>
+        <w:spacing w:after="180" w:before="360"/>
+      </w:pPr>
+      <w:r>
+        <w:rPr>
+          <w:rFonts w:ascii="Arial" w:cs="Arial" w:eastAsia="Arial" w:hAnsi="Arial"/>
+          <w:b/>
+          <w:bCs/>
+          <w:color w:val="111827"/>
+          <w:sz w:val="32"/>
+          <w:szCs w:val="32"/>
+        </w:rPr>
+        <w:t xml:space="preserve">6. Squad Tab</w:t>
+      </w:r>
+    </w:p>
+    <w:p>
+      <w:pPr>
+        <w:pStyle w:val="Heading2"/>
+        <w:spacing w:after="120" w:before="280"/>
+      </w:pPr>
+      <w:r>
+        <w:rPr>
+          <w:rFonts w:ascii="Arial" w:cs="Arial" w:eastAsia="Arial" w:hAnsi="Arial"/>
+          <w:b/>
+          <w:bCs/>
+          <w:color w:val="14532d"/>
+          <w:sz w:val="22"/>
+          <w:szCs w:val="22"/>
+        </w:rPr>
+        <w:t xml:space="preserve">Players, Injury Log &amp; Team Sheet</w:t>
+      </w:r>
+    </w:p>
+    <w:p>
+      <w:pPr>
+        <w:spacing w:after="60" w:before="60"/>
+      </w:pPr>
+      <w:r>
+        <w:rPr>
+          <w:rFonts w:ascii="Arial" w:cs="Arial" w:eastAsia="Arial" w:hAnsi="Arial"/>
+          <w:color w:val="111827"/>
+          <w:sz w:val="20"/>
+          <w:szCs w:val="20"/>
+        </w:rPr>
+        <w:t xml:space="preserve">34-slot squad grid. Tap any slot to add or edit a player. Red dot = active injury. Training → Players → tap player → Injury Log → + Log Injury. Squad → Sheet sub-tab for team sheet PDF.</w:t>
+      </w:r>
+    </w:p>
+    <w:p>
+      <w:pPr>
+        <w:spacing w:after="60" w:before="60"/>
+      </w:pPr>
+      <w:r>
+        <w:t xml:space="preserve"/>
+      </w:r>
+    </w:p>
+    <w:p>
+      <w:pPr>
+        <w:pStyle w:val="Heading2"/>
+        <w:spacing w:after="120" w:before="280"/>
+      </w:pPr>
+      <w:r>
+        <w:rPr>
+          <w:rFonts w:ascii="Arial" w:cs="Arial" w:eastAsia="Arial" w:hAnsi="Arial"/>
+          <w:b/>
+          <w:bCs/>
+          <w:color w:val="14532d"/>
+          <w:sz w:val="22"/>
+          <w:szCs w:val="22"/>
+        </w:rPr>
+        <w:t xml:space="preserve">Training &amp; Wellness</w:t>
+      </w:r>
+    </w:p>
+    <w:p>
+      <w:pPr>
+        <w:spacing w:after="60" w:before="60"/>
+      </w:pPr>
+      <w:r>
+        <w:rPr>
+          <w:rFonts w:ascii="Arial" w:cs="Arial" w:eastAsia="Arial" w:hAnsi="Arial"/>
+          <w:color w:val="111827"/>
+          <w:sz w:val="20"/>
+          <w:szCs w:val="20"/>
+        </w:rPr>
+        <w:t xml:space="preserve">Training → Sessions → + New Training Session. Mark attendance, add notes. Share the Readiness Dashboard link via WhatsApp — players submit wellness scores without logging in.</w:t>
+      </w:r>
+    </w:p>
+    <w:p>
+      <w:pPr>
+        <w:spacing w:after="60" w:before="60"/>
+      </w:pPr>
+      <w:r>
+        <w:t xml:space="preserve"/>
+      </w:r>
+    </w:p>
+    <w:p>
+      <w:r>
+        <w:br w:type="page"/>
+      </w:r>
+    </w:p>
+    <w:p>
+      <w:pPr>
+        <w:pStyle w:val="Heading1"/>
+        <w:pBdr>
+          <w:bottom w:val="single" w:color="16a34a" w:sz="6" w:space="4"/>
+        </w:pBdr>
+        <w:spacing w:after="180" w:before="360"/>
+      </w:pPr>
+      <w:r>
+        <w:rPr>
+          <w:rFonts w:ascii="Arial" w:cs="Arial" w:eastAsia="Arial" w:hAnsi="Arial"/>
+          <w:b/>
+          <w:bCs/>
+          <w:color w:val="111827"/>
+          <w:sz w:val="32"/>
+          <w:szCs w:val="32"/>
+        </w:rPr>
+        <w:t xml:space="preserve">7. Trial Tab</w:t>
+      </w:r>
+    </w:p>
+    <w:p>
+      <w:pPr>
+        <w:pStyle w:val="ListParagraph"/>
+        <w:numPr>
+          <w:ilvl w:val="0"/>
+          <w:numId w:val="2"/>
+        </w:numPr>
+        <w:spacing w:after="50" w:before="50"/>
+      </w:pPr>
+      <w:r>
+        <w:rPr>
+          <w:rFonts w:ascii="Arial" w:cs="Arial" w:eastAsia="Arial" w:hAnsi="Arial"/>
+          <w:color w:val="111827"/>
+          <w:sz w:val="20"/>
+          <w:szCs w:val="20"/>
+        </w:rPr>
+        <w:t xml:space="preserve">Squad → Trial → + New Trial</w:t>
+      </w:r>
+    </w:p>
+    <w:p>
+      <w:pPr>
+        <w:pStyle w:val="ListParagraph"/>
+        <w:numPr>
+          <w:ilvl w:val="0"/>
+          <w:numId w:val="2"/>
+        </w:numPr>
+        <w:spacing w:after="50" w:before="50"/>
+      </w:pPr>
+      <w:r>
+        <w:rPr>
+          <w:rFonts w:ascii="Arial" w:cs="Arial" w:eastAsia="Arial" w:hAnsi="Arial"/>
+          <w:color w:val="111827"/>
+          <w:sz w:val="20"/>
+          <w:szCs w:val="20"/>
+        </w:rPr>
+        <w:t xml:space="preserve">Add trialists, run grading sessions (1–10 per trialist)</w:t>
+      </w:r>
+    </w:p>
+    <w:p>
+      <w:pPr>
+        <w:pStyle w:val="ListParagraph"/>
+        <w:numPr>
+          <w:ilvl w:val="0"/>
+          <w:numId w:val="2"/>
+        </w:numPr>
+        <w:spacing w:after="50" w:before="50"/>
+      </w:pPr>
+      <w:r>
+        <w:rPr>
+          <w:rFonts w:ascii="Arial" w:cs="Arial" w:eastAsia="Arial" w:hAnsi="Arial"/>
+          <w:color w:val="111827"/>
+          <w:sz w:val="20"/>
+          <w:szCs w:val="20"/>
+        </w:rPr>
+        <w:t xml:space="preserve">Share session link with co-coaches for multi-coach grading</w:t>
+      </w:r>
+    </w:p>
+    <w:p>
+      <w:pPr>
+        <w:pStyle w:val="ListParagraph"/>
+        <w:numPr>
+          <w:ilvl w:val="0"/>
+          <w:numId w:val="2"/>
+        </w:numPr>
+        <w:spacing w:after="50" w:before="50"/>
+      </w:pPr>
+      <w:r>
+        <w:rPr>
+          <w:rFonts w:ascii="Arial" w:cs="Arial" w:eastAsia="Arial" w:hAnsi="Arial"/>
+          <w:color w:val="111827"/>
+          <w:sz w:val="20"/>
+          <w:szCs w:val="20"/>
+        </w:rPr>
+        <w:t xml:space="preserve">Tap 🔄 Sync Co-Coach Grades to pull in submissions</w:t>
+      </w:r>
+    </w:p>
+    <w:p>
+      <w:pPr>
+        <w:pStyle w:val="ListParagraph"/>
+        <w:numPr>
+          <w:ilvl w:val="0"/>
+          <w:numId w:val="2"/>
+        </w:numPr>
+        <w:spacing w:after="50" w:before="50"/>
+      </w:pPr>
+      <w:r>
+        <w:rPr>
+          <w:rFonts w:ascii="Arial" w:cs="Arial" w:eastAsia="Arial" w:hAnsi="Arial"/>
+          <w:color w:val="111827"/>
+          <w:sz w:val="20"/>
+          <w:szCs w:val="20"/>
+        </w:rPr>
+        <w:t xml:space="preserve">Rankings tab shows averages — set Final Decision per trialist</w:t>
+      </w:r>
+    </w:p>
+    <w:p>
+      <w:pPr>
+        <w:spacing w:after="60" w:before="60"/>
+      </w:pPr>
+      <w:r>
+        <w:t xml:space="preserve"/>
+      </w:r>
+    </w:p>
+    <w:p>
+      <w:r>
+        <w:br w:type="page"/>
+      </w:r>
+    </w:p>
+    <w:p>
+      <w:pPr>
+        <w:pStyle w:val="Heading1"/>
+        <w:pBdr>
+          <w:bottom w:val="single" w:color="16a34a" w:sz="6" w:space="4"/>
+        </w:pBdr>
+        <w:spacing w:after="180" w:before="360"/>
+      </w:pPr>
+      <w:r>
+        <w:rPr>
+          <w:rFonts w:ascii="Arial" w:cs="Arial" w:eastAsia="Arial" w:hAnsi="Arial"/>
+          <w:b/>
+          <w:bCs/>
+          <w:color w:val="111827"/>
+          <w:sz w:val="32"/>
+          <w:szCs w:val="32"/>
+        </w:rPr>
+        <w:t xml:space="preserve">8. History Tab</w:t>
+      </w:r>
+    </w:p>
+    <w:p>
+      <w:pPr>
+        <w:pStyle w:val="Heading2"/>
+        <w:spacing w:after="120" w:before="280"/>
+      </w:pPr>
+      <w:r>
+        <w:rPr>
+          <w:rFonts w:ascii="Arial" w:cs="Arial" w:eastAsia="Arial" w:hAnsi="Arial"/>
+          <w:b/>
+          <w:bCs/>
+          <w:color w:val="14532d"/>
+          <w:sz w:val="22"/>
+          <w:szCs w:val="22"/>
+        </w:rPr>
+        <w:t xml:space="preserve">Match Cards</w:t>
       </w:r>
     </w:p>
     <w:tbl>
@@ -1977,13 +2797,13 @@
         </w:tblBorders>
       </w:tblPr>
       <w:tblGrid>
-        <w:gridCol w:w="1200"/>
-        <w:gridCol w:w="8160"/>
+        <w:gridCol w:w="1600"/>
+        <w:gridCol w:w="7760"/>
       </w:tblGrid>
       <w:tr>
         <w:tc>
           <w:tcPr>
-            <w:tcW w:type="dxa" w:w="1200"/>
+            <w:tcW w:type="dxa" w:w="1600"/>
             <w:tcBorders>
               <w:top w:val="single" w:color="D1D5DB" w:sz="1"/>
               <w:left w:val="single" w:color="D1D5DB" w:sz="1"/>
@@ -2020,7 +2840,7 @@
         </w:tc>
         <w:tc>
           <w:tcPr>
-            <w:tcW w:type="dxa" w:w="8160"/>
+            <w:tcW w:type="dxa" w:w="7760"/>
             <w:tcBorders>
               <w:top w:val="single" w:color="D1D5DB" w:sz="1"/>
               <w:left w:val="single" w:color="D1D5DB" w:sz="1"/>
@@ -2059,7 +2879,7 @@
       <w:tr>
         <w:tc>
           <w:tcPr>
-            <w:tcW w:type="dxa" w:w="1200"/>
+            <w:tcW w:type="dxa" w:w="1600"/>
             <w:tcBorders>
               <w:top w:val="single" w:color="D1D5DB" w:sz="1"/>
               <w:left w:val="single" w:color="D1D5DB" w:sz="1"/>
@@ -2090,13 +2910,13 @@
                 <w:sz w:val="19"/>
                 <w:szCs w:val="19"/>
               </w:rPr>
-              <w:t xml:space="preserve">🏟</w:t>
-            </w:r>
-          </w:p>
-        </w:tc>
-        <w:tc>
-          <w:tcPr>
-            <w:tcW w:type="dxa" w:w="8160"/>
+              <w:t xml:space="preserve">📤 Share</w:t>
+            </w:r>
+          </w:p>
+        </w:tc>
+        <w:tc>
+          <w:tcPr>
+            <w:tcW w:type="dxa" w:w="7760"/>
             <w:tcBorders>
               <w:top w:val="single" w:color="D1D5DB" w:sz="1"/>
               <w:left w:val="single" w:color="D1D5DB" w:sz="1"/>
@@ -2127,7 +2947,7 @@
                 <w:sz w:val="19"/>
                 <w:szCs w:val="19"/>
               </w:rPr>
-              <w:t xml:space="preserve">Club — create or join a club, manage coaches</w:t>
+              <w:t xml:space="preserve">Share match summary via iOS share sheet (WhatsApp, email etc.)</w:t>
             </w:r>
           </w:p>
         </w:tc>
@@ -2135,7 +2955,7 @@
       <w:tr>
         <w:tc>
           <w:tcPr>
-            <w:tcW w:type="dxa" w:w="1200"/>
+            <w:tcW w:type="dxa" w:w="1600"/>
             <w:tcBorders>
               <w:top w:val="single" w:color="D1D5DB" w:sz="1"/>
               <w:left w:val="single" w:color="D1D5DB" w:sz="1"/>
@@ -2166,13 +2986,13 @@
                 <w:sz w:val="19"/>
                 <w:szCs w:val="19"/>
               </w:rPr>
-              <w:t xml:space="preserve">?</w:t>
-            </w:r>
-          </w:p>
-        </w:tc>
-        <w:tc>
-          <w:tcPr>
-            <w:tcW w:type="dxa" w:w="8160"/>
+              <w:t xml:space="preserve">🎬 Video</w:t>
+            </w:r>
+          </w:p>
+        </w:tc>
+        <w:tc>
+          <w:tcPr>
+            <w:tcW w:type="dxa" w:w="7760"/>
             <w:tcBorders>
               <w:top w:val="single" w:color="D1D5DB" w:sz="1"/>
               <w:left w:val="single" w:color="D1D5DB" w:sz="1"/>
@@ -2203,7 +3023,7 @@
                 <w:sz w:val="19"/>
                 <w:szCs w:val="19"/>
               </w:rPr>
-              <w:t xml:space="preserve">Help — quick reference guide</w:t>
+              <w:t xml:space="preserve">Opens Video Analysis for this match</w:t>
             </w:r>
           </w:p>
         </w:tc>
@@ -2211,7 +3031,7 @@
       <w:tr>
         <w:tc>
           <w:tcPr>
-            <w:tcW w:type="dxa" w:w="1200"/>
+            <w:tcW w:type="dxa" w:w="1600"/>
             <w:tcBorders>
               <w:top w:val="single" w:color="D1D5DB" w:sz="1"/>
               <w:left w:val="single" w:color="D1D5DB" w:sz="1"/>
@@ -2242,13 +3062,13 @@
                 <w:sz w:val="19"/>
                 <w:szCs w:val="19"/>
               </w:rPr>
-              <w:t xml:space="preserve">⚙️</w:t>
-            </w:r>
-          </w:p>
-        </w:tc>
-        <w:tc>
-          <w:tcPr>
-            <w:tcW w:type="dxa" w:w="8160"/>
+              <w:t xml:space="preserve">🔍 Scout</w:t>
+            </w:r>
+          </w:p>
+        </w:tc>
+        <w:tc>
+          <w:tcPr>
+            <w:tcW w:type="dxa" w:w="7760"/>
             <w:tcBorders>
               <w:top w:val="single" w:color="D1D5DB" w:sz="1"/>
               <w:left w:val="single" w:color="D1D5DB" w:sz="1"/>
@@ -2279,7 +3099,7 @@
                 <w:sz w:val="19"/>
                 <w:szCs w:val="19"/>
               </w:rPr>
-              <w:t xml:space="preserve">Event Settings — customise events and performance scores</w:t>
+              <w:t xml:space="preserve">Scout report for this match's opponent</w:t>
             </w:r>
           </w:p>
         </w:tc>
@@ -2287,7 +3107,7 @@
       <w:tr>
         <w:tc>
           <w:tcPr>
-            <w:tcW w:type="dxa" w:w="1200"/>
+            <w:tcW w:type="dxa" w:w="1600"/>
             <w:tcBorders>
               <w:top w:val="single" w:color="D1D5DB" w:sz="1"/>
               <w:left w:val="single" w:color="D1D5DB" w:sz="1"/>
@@ -2318,13 +3138,13 @@
                 <w:sz w:val="19"/>
                 <w:szCs w:val="19"/>
               </w:rPr>
-              <w:t xml:space="preserve">⚙ Account</w:t>
-            </w:r>
-          </w:p>
-        </w:tc>
-        <w:tc>
-          <w:tcPr>
-            <w:tcW w:type="dxa" w:w="8160"/>
+              <w:t xml:space="preserve">📝 Notes</w:t>
+            </w:r>
+          </w:p>
+        </w:tc>
+        <w:tc>
+          <w:tcPr>
+            <w:tcW w:type="dxa" w:w="7760"/>
             <w:tcBorders>
               <w:top w:val="single" w:color="D1D5DB" w:sz="1"/>
               <w:left w:val="single" w:color="D1D5DB" w:sz="1"/>
@@ -2355,88 +3175,208 @@
                 <w:sz w:val="19"/>
                 <w:szCs w:val="19"/>
               </w:rPr>
-              <w:t xml:space="preserve">Account settings, subscription, feedback, delete account</w:t>
-            </w:r>
-          </w:p>
-        </w:tc>
-      </w:tr>
-      <w:tr>
-        <w:tc>
-          <w:tcPr>
-            <w:tcW w:type="dxa" w:w="1200"/>
-            <w:tcBorders>
-              <w:top w:val="single" w:color="D1D5DB" w:sz="1"/>
-              <w:left w:val="single" w:color="D1D5DB" w:sz="1"/>
-              <w:bottom w:val="single" w:color="D1D5DB" w:sz="1"/>
-              <w:right w:val="single" w:color="D1D5DB" w:sz="1"/>
-            </w:tcBorders>
-            <w:shd w:fill="FFFFFF" w:val="clear"/>
-            <w:tcMar>
-              <w:top w:type="dxa" w:w="80"/>
-              <w:left w:type="dxa" w:w="140"/>
-              <w:bottom w:type="dxa" w:w="80"/>
-              <w:right w:type="dxa" w:w="140"/>
-            </w:tcMar>
-            <w:vAlign w:val="top"/>
-          </w:tcPr>
-          <w:p>
-            <w:pPr>
-              <w:spacing w:after="40" w:before="40"/>
-            </w:pPr>
-            <w:r>
-              <w:rPr>
-                <w:rFonts w:ascii="Arial" w:cs="Arial" w:eastAsia="Arial" w:hAnsi="Arial"/>
-                <w:b/>
-                <w:bCs/>
-                <w:i w:val="false"/>
-                <w:iCs w:val="false"/>
-                <w:color w:val="111827"/>
-                <w:sz w:val="19"/>
-                <w:szCs w:val="19"/>
-              </w:rPr>
-              <w:t xml:space="preserve">⏻</w:t>
-            </w:r>
-          </w:p>
-        </w:tc>
-        <w:tc>
-          <w:tcPr>
-            <w:tcW w:type="dxa" w:w="8160"/>
-            <w:tcBorders>
-              <w:top w:val="single" w:color="D1D5DB" w:sz="1"/>
-              <w:left w:val="single" w:color="D1D5DB" w:sz="1"/>
-              <w:bottom w:val="single" w:color="D1D5DB" w:sz="1"/>
-              <w:right w:val="single" w:color="D1D5DB" w:sz="1"/>
-            </w:tcBorders>
-            <w:shd w:fill="FFFFFF" w:val="clear"/>
-            <w:tcMar>
-              <w:top w:type="dxa" w:w="80"/>
-              <w:left w:type="dxa" w:w="140"/>
-              <w:bottom w:type="dxa" w:w="80"/>
-              <w:right w:type="dxa" w:w="140"/>
-            </w:tcMar>
-            <w:vAlign w:val="top"/>
-          </w:tcPr>
-          <w:p>
-            <w:pPr>
-              <w:spacing w:after="40" w:before="40"/>
-            </w:pPr>
-            <w:r>
-              <w:rPr>
-                <w:rFonts w:ascii="Arial" w:cs="Arial" w:eastAsia="Arial" w:hAnsi="Arial"/>
-                <w:b w:val="false"/>
-                <w:bCs w:val="false"/>
-                <w:i w:val="false"/>
-                <w:iCs w:val="false"/>
-                <w:color w:val="111827"/>
-                <w:sz w:val="19"/>
-                <w:szCs w:val="19"/>
-              </w:rPr>
-              <w:t xml:space="preserve">Sign Out</w:t>
+              <w:t xml:space="preserve">View and edit match notes</w:t>
             </w:r>
           </w:p>
         </w:tc>
       </w:tr>
     </w:tbl>
+    <w:p>
+      <w:pPr>
+        <w:spacing w:after="60" w:before="60"/>
+      </w:pPr>
+      <w:r>
+        <w:t xml:space="preserve"/>
+      </w:r>
+    </w:p>
+    <w:p>
+      <w:pPr>
+        <w:pStyle w:val="Heading2"/>
+        <w:spacing w:after="120" w:before="280"/>
+      </w:pPr>
+      <w:r>
+        <w:rPr>
+          <w:rFonts w:ascii="Arial" w:cs="Arial" w:eastAsia="Arial" w:hAnsi="Arial"/>
+          <w:b/>
+          <w:bCs/>
+          <w:color w:val="14532d"/>
+          <w:sz w:val="22"/>
+          <w:szCs w:val="22"/>
+        </w:rPr>
+        <w:t xml:space="preserve">Fixtures</w:t>
+      </w:r>
+    </w:p>
+    <w:p>
+      <w:pPr>
+        <w:spacing w:after="60" w:before="60"/>
+      </w:pPr>
+      <w:r>
+        <w:rPr>
+          <w:rFonts w:ascii="Arial" w:cs="Arial" w:eastAsia="Arial" w:hAnsi="Arial"/>
+          <w:color w:val="111827"/>
+          <w:sz w:val="20"/>
+          <w:szCs w:val="20"/>
+        </w:rPr>
+        <w:t xml:space="preserve">Tap 📅 Fixtures — add upcoming matches with date, time, opponent, competition and venue. Enable fixture reminders in Account Settings to receive a notification 24 hours before each fixture.</w:t>
+      </w:r>
+    </w:p>
+    <w:p>
+      <w:pPr>
+        <w:spacing w:after="60" w:before="60"/>
+      </w:pPr>
+      <w:r>
+        <w:t xml:space="preserve"/>
+      </w:r>
+    </w:p>
+    <w:p>
+      <w:pPr>
+        <w:pStyle w:val="Heading2"/>
+        <w:spacing w:after="120" w:before="280"/>
+      </w:pPr>
+      <w:r>
+        <w:rPr>
+          <w:rFonts w:ascii="Arial" w:cs="Arial" w:eastAsia="Arial" w:hAnsi="Arial"/>
+          <w:b/>
+          <w:bCs/>
+          <w:color w:val="14532d"/>
+          <w:sz w:val="22"/>
+          <w:szCs w:val="22"/>
+        </w:rPr>
+        <w:t xml:space="preserve">Opposition Database</w:t>
+      </w:r>
+    </w:p>
+    <w:p>
+      <w:pPr>
+        <w:spacing w:after="60" w:before="60"/>
+      </w:pPr>
+      <w:r>
+        <w:rPr>
+          <w:rFonts w:ascii="Arial" w:cs="Arial" w:eastAsia="Arial" w:hAnsi="Arial"/>
+          <w:color w:val="111827"/>
+          <w:sz w:val="20"/>
+          <w:szCs w:val="20"/>
+        </w:rPr>
+        <w:t xml:space="preserve">Tap 🏟 Opposition DB — built automatically from your match history. Every opponent profiled with W/D/L record, match history, scout reports and persistent notes.</w:t>
+      </w:r>
+    </w:p>
+    <w:p>
+      <w:pPr>
+        <w:spacing w:after="60" w:before="60"/>
+      </w:pPr>
+      <w:r>
+        <w:t xml:space="preserve"/>
+      </w:r>
+    </w:p>
+    <w:p>
+      <w:pPr>
+        <w:pStyle w:val="Heading2"/>
+        <w:spacing w:after="120" w:before="280"/>
+      </w:pPr>
+      <w:r>
+        <w:rPr>
+          <w:rFonts w:ascii="Arial" w:cs="Arial" w:eastAsia="Arial" w:hAnsi="Arial"/>
+          <w:b/>
+          <w:bCs/>
+          <w:color w:val="14532d"/>
+          <w:sz w:val="22"/>
+          <w:szCs w:val="22"/>
+        </w:rPr>
+        <w:t xml:space="preserve">Export Data</w:t>
+      </w:r>
+    </w:p>
+    <w:p>
+      <w:pPr>
+        <w:spacing w:after="60" w:before="60"/>
+      </w:pPr>
+      <w:r>
+        <w:rPr>
+          <w:rFonts w:ascii="Arial" w:cs="Arial" w:eastAsia="Arial" w:hAnsi="Arial"/>
+          <w:color w:val="111827"/>
+          <w:sz w:val="20"/>
+          <w:szCs w:val="20"/>
+        </w:rPr>
+        <w:t xml:space="preserve">Tap 📥 Export Data — download your match history in three formats:</w:t>
+      </w:r>
+    </w:p>
+    <w:p>
+      <w:pPr>
+        <w:pStyle w:val="ListParagraph"/>
+        <w:numPr>
+          <w:ilvl w:val="0"/>
+          <w:numId w:val="3"/>
+        </w:numPr>
+        <w:spacing w:after="50" w:before="50"/>
+      </w:pPr>
+      <w:r>
+        <w:rPr>
+          <w:rFonts w:ascii="Arial" w:cs="Arial" w:eastAsia="Arial" w:hAnsi="Arial"/>
+          <w:color w:val="111827"/>
+          <w:sz w:val="20"/>
+          <w:szCs w:val="20"/>
+        </w:rPr>
+        <w:t xml:space="preserve">CSV — opens in Excel or Google Sheets. Includes score, competition, shots, wides, kickouts, result (W/D/L) and match notes per row.</w:t>
+      </w:r>
+    </w:p>
+    <w:p>
+      <w:pPr>
+        <w:pStyle w:val="ListParagraph"/>
+        <w:numPr>
+          <w:ilvl w:val="0"/>
+          <w:numId w:val="3"/>
+        </w:numPr>
+        <w:spacing w:after="50" w:before="50"/>
+      </w:pPr>
+      <w:r>
+        <w:rPr>
+          <w:rFonts w:ascii="Arial" w:cs="Arial" w:eastAsia="Arial" w:hAnsi="Arial"/>
+          <w:color w:val="111827"/>
+          <w:sz w:val="20"/>
+          <w:szCs w:val="20"/>
+        </w:rPr>
+        <w:t xml:space="preserve">PDF Report Pack — opens a print window with a summary table and individual match details. Use Print → Save as PDF.</w:t>
+      </w:r>
+    </w:p>
+    <w:p>
+      <w:pPr>
+        <w:pStyle w:val="ListParagraph"/>
+        <w:numPr>
+          <w:ilvl w:val="0"/>
+          <w:numId w:val="3"/>
+        </w:numPr>
+        <w:spacing w:after="50" w:before="50"/>
+      </w:pPr>
+      <w:r>
+        <w:rPr>
+          <w:rFonts w:ascii="Arial" w:cs="Arial" w:eastAsia="Arial" w:hAnsi="Arial"/>
+          <w:color w:val="111827"/>
+          <w:sz w:val="20"/>
+          <w:szCs w:val="20"/>
+        </w:rPr>
+        <w:t xml:space="preserve">JSON Backup — full raw data backup for safe keeping.</w:t>
+      </w:r>
+    </w:p>
+    <w:p>
+      <w:pPr>
+        <w:spacing w:after="60" w:before="60"/>
+      </w:pPr>
+      <w:r>
+        <w:t xml:space="preserve"/>
+      </w:r>
+    </w:p>
+    <w:p>
+      <w:pPr>
+        <w:spacing w:after="60" w:before="60"/>
+      </w:pPr>
+      <w:r>
+        <w:rPr>
+          <w:rFonts w:ascii="Arial" w:cs="Arial" w:eastAsia="Arial" w:hAnsi="Arial"/>
+          <w:color w:val="111827"/>
+          <w:sz w:val="20"/>
+          <w:szCs w:val="20"/>
+        </w:rPr>
+        <w:t xml:space="preserve">You can filter by season before exporting. The CSV is the most useful for analysis — paste into Excel to build your own charts and season trends.</w:t>
+      </w:r>
+    </w:p>
     <w:p>
       <w:pPr>
         <w:spacing w:after="60" w:before="60"/>
@@ -2467,7 +3407,7 @@
           <w:sz w:val="32"/>
           <w:szCs w:val="32"/>
         </w:rPr>
-        <w:t xml:space="preserve">3. Match Tab — Setting Up a Game</w:t>
+        <w:t xml:space="preserve">9. Video Analysis</w:t>
       </w:r>
     </w:p>
     <w:p>
@@ -2484,29 +3424,7 @@
           <w:sz w:val="22"/>
           <w:szCs w:val="22"/>
         </w:rPr>
-        <w:t xml:space="preserve">My Team &amp; Opposition</w:t>
-      </w:r>
-    </w:p>
-    <w:p>
-      <w:pPr>
-        <w:spacing w:after="60" w:before="60"/>
-      </w:pPr>
-      <w:r>
-        <w:rPr>
-          <w:rFonts w:ascii="Arial" w:cs="Arial" w:eastAsia="Arial" w:hAnsi="Arial"/>
-          <w:color w:val="111827"/>
-          <w:sz w:val="20"/>
-          <w:szCs w:val="20"/>
-        </w:rPr>
-        <w:t xml:space="preserve">The Match tab uses "My Team" (green column) for your side and "Opposition" (white column) for the opposing team. Club accounts automatically pre-fill My Team with the club name — no need to search every match.</w:t>
-      </w:r>
-    </w:p>
-    <w:p>
-      <w:pPr>
-        <w:spacing w:after="60" w:before="60"/>
-      </w:pPr>
-      <w:r>
-        <w:t xml:space="preserve"/>
+        <w:t xml:space="preserve">Tags Tab</w:t>
       </w:r>
     </w:p>
     <w:p>
@@ -2525,7 +3443,7 @@
           <w:sz w:val="20"/>
           <w:szCs w:val="20"/>
         </w:rPr>
-        <w:t xml:space="preserve">Tap My Team → search by county or club name → tap to select</w:t>
+        <w:t xml:space="preserve">Play the video and tap event buttons — timestamps stamped automatically</w:t>
       </w:r>
     </w:p>
     <w:p>
@@ -2544,7 +3462,32 @@
           <w:sz w:val="20"/>
           <w:szCs w:val="20"/>
         </w:rPr>
-        <w:t xml:space="preserve">Tap Opposition → search 1,200+ GAA clubs or type a custom name</w:t>
+        <w:t xml:space="preserve">Tap ✂️ clip on any tag to create a highlight clip from that moment</w:t>
+      </w:r>
+    </w:p>
+    <w:p>
+      <w:pPr>
+        <w:spacing w:after="60" w:before="60"/>
+      </w:pPr>
+      <w:r>
+        <w:t xml:space="preserve"/>
+      </w:r>
+    </w:p>
+    <w:p>
+      <w:pPr>
+        <w:pStyle w:val="Heading2"/>
+        <w:spacing w:after="120" w:before="280"/>
+      </w:pPr>
+      <w:r>
+        <w:rPr>
+          <w:rFonts w:ascii="Arial" w:cs="Arial" w:eastAsia="Arial" w:hAnsi="Arial"/>
+          <w:b/>
+          <w:bCs/>
+          <w:color w:val="14532d"/>
+          <w:sz w:val="22"/>
+          <w:szCs w:val="22"/>
+        </w:rPr>
+        <w:t xml:space="preserve">Clips Tab</w:t>
       </w:r>
     </w:p>
     <w:p>
@@ -2563,7 +3506,7 @@
           <w:sz w:val="20"/>
           <w:szCs w:val="20"/>
         </w:rPr>
-        <w:t xml:space="preserve">Tap the competition button — recent picks shown at top</w:t>
+        <w:t xml:space="preserve">Tap ▶ Mark In → ⏹ Mark Out → 💾 Save Clip — add label and category</w:t>
       </w:r>
     </w:p>
     <w:p>
@@ -2582,26 +3525,7 @@
           <w:sz w:val="20"/>
           <w:szCs w:val="20"/>
         </w:rPr>
-        <w:t xml:space="preserve">Set venue and date if needed</w:t>
-      </w:r>
-    </w:p>
-    <w:p>
-      <w:pPr>
-        <w:pStyle w:val="ListParagraph"/>
-        <w:numPr>
-          <w:ilvl w:val="0"/>
-          <w:numId w:val="2"/>
-        </w:numPr>
-        <w:spacing w:after="50" w:before="50"/>
-      </w:pPr>
-      <w:r>
-        <w:rPr>
-          <w:rFonts w:ascii="Arial" w:cs="Arial" w:eastAsia="Arial" w:hAnsi="Arial"/>
-          <w:color w:val="111827"/>
-          <w:sz w:val="20"/>
-          <w:szCs w:val="20"/>
-        </w:rPr>
-        <w:t xml:space="preserve">Tap ▶ Start Game — clock starts, Match Info collapses</w:t>
+        <w:t xml:space="preserve">Tap 📤 Share Clip Sheet to export all clips grouped by category</w:t>
       </w:r>
     </w:p>
     <w:p>
@@ -2610,6 +3534,31 @@
       </w:pPr>
       <w:r>
         <w:t xml:space="preserve"/>
+      </w:r>
+    </w:p>
+    <w:p>
+      <w:r>
+        <w:br w:type="page"/>
+      </w:r>
+    </w:p>
+    <w:p>
+      <w:pPr>
+        <w:pStyle w:val="Heading1"/>
+        <w:pBdr>
+          <w:bottom w:val="single" w:color="16a34a" w:sz="6" w:space="4"/>
+        </w:pBdr>
+        <w:spacing w:after="180" w:before="360"/>
+      </w:pPr>
+      <w:r>
+        <w:rPr>
+          <w:rFonts w:ascii="Arial" w:cs="Arial" w:eastAsia="Arial" w:hAnsi="Arial"/>
+          <w:b/>
+          <w:bCs/>
+          <w:color w:val="111827"/>
+          <w:sz w:val="32"/>
+          <w:szCs w:val="32"/>
+        </w:rPr>
+        <w:t xml:space="preserve">10. Account &amp; Settings</w:t>
       </w:r>
     </w:p>
     <w:p>
@@ -2626,7 +3575,281 @@
           <w:sz w:val="22"/>
           <w:szCs w:val="22"/>
         </w:rPr>
-        <w:t xml:space="preserve">Game Clock</w:t>
+        <w:t xml:space="preserve">Account Settings — ⚙ Account button</w:t>
+      </w:r>
+    </w:p>
+    <w:p>
+      <w:pPr>
+        <w:pStyle w:val="ListParagraph"/>
+        <w:numPr>
+          <w:ilvl w:val="0"/>
+          <w:numId w:val="3"/>
+        </w:numPr>
+        <w:spacing w:after="50" w:before="50"/>
+      </w:pPr>
+      <w:r>
+        <w:rPr>
+          <w:rFonts w:ascii="Arial" w:cs="Arial" w:eastAsia="Arial" w:hAnsi="Arial"/>
+          <w:color w:val="111827"/>
+          <w:sz w:val="20"/>
+          <w:szCs w:val="20"/>
+        </w:rPr>
+        <w:t xml:space="preserve">🔔 Fixture Reminders — enable push notifications 24 hours before each fixture</w:t>
+      </w:r>
+    </w:p>
+    <w:p>
+      <w:pPr>
+        <w:pStyle w:val="ListParagraph"/>
+        <w:numPr>
+          <w:ilvl w:val="0"/>
+          <w:numId w:val="3"/>
+        </w:numPr>
+        <w:spacing w:after="50" w:before="50"/>
+      </w:pPr>
+      <w:r>
+        <w:rPr>
+          <w:rFonts w:ascii="Arial" w:cs="Arial" w:eastAsia="Arial" w:hAnsi="Arial"/>
+          <w:color w:val="111827"/>
+          <w:sz w:val="20"/>
+          <w:szCs w:val="20"/>
+        </w:rPr>
+        <w:t xml:space="preserve">💳 Manage Subscription — opens Stripe billing portal</w:t>
+      </w:r>
+    </w:p>
+    <w:p>
+      <w:pPr>
+        <w:pStyle w:val="ListParagraph"/>
+        <w:numPr>
+          <w:ilvl w:val="0"/>
+          <w:numId w:val="3"/>
+        </w:numPr>
+        <w:spacing w:after="50" w:before="50"/>
+      </w:pPr>
+      <w:r>
+        <w:rPr>
+          <w:rFonts w:ascii="Arial" w:cs="Arial" w:eastAsia="Arial" w:hAnsi="Arial"/>
+          <w:color w:val="111827"/>
+          <w:sz w:val="20"/>
+          <w:szCs w:val="20"/>
+        </w:rPr>
+        <w:t xml:space="preserve">💡 Product Feedback — send feature requests or bug reports</w:t>
+      </w:r>
+    </w:p>
+    <w:p>
+      <w:pPr>
+        <w:pStyle w:val="ListParagraph"/>
+        <w:numPr>
+          <w:ilvl w:val="0"/>
+          <w:numId w:val="3"/>
+        </w:numPr>
+        <w:spacing w:after="50" w:before="50"/>
+      </w:pPr>
+      <w:r>
+        <w:rPr>
+          <w:rFonts w:ascii="Arial" w:cs="Arial" w:eastAsia="Arial" w:hAnsi="Arial"/>
+          <w:color w:val="111827"/>
+          <w:sz w:val="20"/>
+          <w:szCs w:val="20"/>
+        </w:rPr>
+        <w:t xml:space="preserve">🗺 What's Coming — current product roadmap</w:t>
+      </w:r>
+    </w:p>
+    <w:p>
+      <w:pPr>
+        <w:pStyle w:val="ListParagraph"/>
+        <w:numPr>
+          <w:ilvl w:val="0"/>
+          <w:numId w:val="3"/>
+        </w:numPr>
+        <w:spacing w:after="50" w:before="50"/>
+      </w:pPr>
+      <w:r>
+        <w:rPr>
+          <w:rFonts w:ascii="Arial" w:cs="Arial" w:eastAsia="Arial" w:hAnsi="Arial"/>
+          <w:color w:val="111827"/>
+          <w:sz w:val="20"/>
+          <w:szCs w:val="20"/>
+        </w:rPr>
+        <w:t xml:space="preserve">Delete Account — permanently removes all data</w:t>
+      </w:r>
+    </w:p>
+    <w:p>
+      <w:pPr>
+        <w:spacing w:after="60" w:before="60"/>
+      </w:pPr>
+      <w:r>
+        <w:t xml:space="preserve"/>
+      </w:r>
+    </w:p>
+    <w:p>
+      <w:pPr>
+        <w:pStyle w:val="Heading2"/>
+        <w:spacing w:after="120" w:before="280"/>
+      </w:pPr>
+      <w:r>
+        <w:rPr>
+          <w:rFonts w:ascii="Arial" w:cs="Arial" w:eastAsia="Arial" w:hAnsi="Arial"/>
+          <w:b/>
+          <w:bCs/>
+          <w:color w:val="14532d"/>
+          <w:sz w:val="22"/>
+          <w:szCs w:val="22"/>
+        </w:rPr>
+        <w:t xml:space="preserve">Fixture Reminders (Push Notifications)</w:t>
+      </w:r>
+    </w:p>
+    <w:p>
+      <w:pPr>
+        <w:spacing w:after="60" w:before="60"/>
+      </w:pPr>
+      <w:r>
+        <w:rPr>
+          <w:rFonts w:ascii="Arial" w:cs="Arial" w:eastAsia="Arial" w:hAnsi="Arial"/>
+          <w:color w:val="111827"/>
+          <w:sz w:val="20"/>
+          <w:szCs w:val="20"/>
+        </w:rPr>
+        <w:t xml:space="preserve">Tap ⚙ Account → 🔔 Fixture Reminders → Enable. The app will send a notification the day before any upcoming fixture you have saved. Tap Enable again to turn them off.</w:t>
+      </w:r>
+    </w:p>
+    <w:p>
+      <w:pPr>
+        <w:pBdr>
+          <w:left w:val="single" w:color="D97706" w:sz="6" w:space="4"/>
+        </w:pBdr>
+        <w:spacing w:after="100" w:before="100"/>
+        <w:ind w:left="360"/>
+      </w:pPr>
+      <w:r>
+        <w:rPr>
+          <w:rFonts w:ascii="Arial" w:cs="Arial" w:eastAsia="Arial" w:hAnsi="Arial"/>
+          <w:b/>
+          <w:bCs/>
+          <w:color w:val="D97706"/>
+          <w:sz w:val="19"/>
+          <w:szCs w:val="19"/>
+        </w:rPr>
+        <w:t xml:space="preserve">Note: </w:t>
+      </w:r>
+      <w:r>
+        <w:rPr>
+          <w:rFonts w:ascii="Arial" w:cs="Arial" w:eastAsia="Arial" w:hAnsi="Arial"/>
+          <w:color w:val="78350F"/>
+          <w:sz w:val="19"/>
+          <w:szCs w:val="19"/>
+        </w:rPr>
+        <w:t xml:space="preserve">Push notifications require the app to be installed to your home screen (Add to Home Screen). On iPhone this requires iOS 16.4 or later. On Android they work in Chrome automatically.</w:t>
+      </w:r>
+    </w:p>
+    <w:p>
+      <w:pPr>
+        <w:spacing w:after="60" w:before="60"/>
+      </w:pPr>
+      <w:r>
+        <w:t xml:space="preserve"/>
+      </w:r>
+    </w:p>
+    <w:p>
+      <w:pPr>
+        <w:pStyle w:val="Heading2"/>
+        <w:spacing w:after="120" w:before="280"/>
+      </w:pPr>
+      <w:r>
+        <w:rPr>
+          <w:rFonts w:ascii="Arial" w:cs="Arial" w:eastAsia="Arial" w:hAnsi="Arial"/>
+          <w:b/>
+          <w:bCs/>
+          <w:color w:val="14532d"/>
+          <w:sz w:val="22"/>
+          <w:szCs w:val="22"/>
+        </w:rPr>
+        <w:t xml:space="preserve">Club Accounts</w:t>
+      </w:r>
+    </w:p>
+    <w:p>
+      <w:pPr>
+        <w:spacing w:after="60" w:before="60"/>
+      </w:pPr>
+      <w:r>
+        <w:rPr>
+          <w:rFonts w:ascii="Arial" w:cs="Arial" w:eastAsia="Arial" w:hAnsi="Arial"/>
+          <w:color w:val="111827"/>
+          <w:sz w:val="20"/>
+          <w:szCs w:val="20"/>
+        </w:rPr>
+        <w:t xml:space="preserve">Tap 🏟 to create or join a club. My Team is automatically set to your club name. Club admins can customise event settings for all coaches.</w:t>
+      </w:r>
+    </w:p>
+    <w:p>
+      <w:pPr>
+        <w:spacing w:after="60" w:before="60"/>
+      </w:pPr>
+      <w:r>
+        <w:t xml:space="preserve"/>
+      </w:r>
+    </w:p>
+    <w:p>
+      <w:pPr>
+        <w:pStyle w:val="Heading2"/>
+        <w:spacing w:after="120" w:before="280"/>
+      </w:pPr>
+      <w:r>
+        <w:rPr>
+          <w:rFonts w:ascii="Arial" w:cs="Arial" w:eastAsia="Arial" w:hAnsi="Arial"/>
+          <w:b/>
+          <w:bCs/>
+          <w:color w:val="14532d"/>
+          <w:sz w:val="22"/>
+          <w:szCs w:val="22"/>
+        </w:rPr>
+        <w:t xml:space="preserve">Password Reset</w:t>
+      </w:r>
+    </w:p>
+    <w:p>
+      <w:pPr>
+        <w:spacing w:after="60" w:before="60"/>
+      </w:pPr>
+      <w:r>
+        <w:rPr>
+          <w:rFonts w:ascii="Arial" w:cs="Arial" w:eastAsia="Arial" w:hAnsi="Arial"/>
+          <w:color w:val="111827"/>
+          <w:sz w:val="20"/>
+          <w:szCs w:val="20"/>
+        </w:rPr>
+        <w:t xml:space="preserve">Login screen → Forgot password? → enter email → check inbox for link → tap link → enter new password → Update Password.</w:t>
+      </w:r>
+    </w:p>
+    <w:p>
+      <w:pPr>
+        <w:spacing w:after="60" w:before="60"/>
+      </w:pPr>
+      <w:r>
+        <w:t xml:space="preserve"/>
+      </w:r>
+    </w:p>
+    <w:p>
+      <w:r>
+        <w:br w:type="page"/>
+      </w:r>
+    </w:p>
+    <w:p>
+      <w:pPr>
+        <w:pStyle w:val="Heading1"/>
+        <w:pBdr>
+          <w:bottom w:val="single" w:color="16a34a" w:sz="6" w:space="4"/>
+        </w:pBdr>
+        <w:spacing w:after="180" w:before="360"/>
+      </w:pPr>
+      <w:r>
+        <w:rPr>
+          <w:rFonts w:ascii="Arial" w:cs="Arial" w:eastAsia="Arial" w:hAnsi="Arial"/>
+          <w:b/>
+          <w:bCs/>
+          <w:color w:val="111827"/>
+          <w:sz w:val="32"/>
+          <w:szCs w:val="32"/>
+        </w:rPr>
+        <w:t xml:space="preserve">11. Troubleshooting</w:t>
       </w:r>
     </w:p>
     <w:tbl>
@@ -2679,7 +3902,7 @@
                 <w:sz w:val="18"/>
                 <w:szCs w:val="18"/>
               </w:rPr>
-              <w:t xml:space="preserve">Phase</w:t>
+              <w:t xml:space="preserve">Problem</w:t>
             </w:r>
           </w:p>
         </w:tc>
@@ -2716,7 +3939,7 @@
                 <w:sz w:val="18"/>
                 <w:szCs w:val="18"/>
               </w:rPr>
-              <w:t xml:space="preserve">Button</w:t>
+              <w:t xml:space="preserve">Solution</w:t>
             </w:r>
           </w:p>
         </w:tc>
@@ -2755,7 +3978,7 @@
                 <w:sz w:val="19"/>
                 <w:szCs w:val="19"/>
               </w:rPr>
-              <w:t xml:space="preserve">Before kick-off</w:t>
+              <w:t xml:space="preserve">App shows old version</w:t>
             </w:r>
           </w:p>
         </w:tc>
@@ -2792,7 +4015,7 @@
                 <w:sz w:val="19"/>
                 <w:szCs w:val="19"/>
               </w:rPr>
-              <w:t xml:space="preserve">▶ Start Game</w:t>
+              <w:t xml:space="preserve">Delete and reinstall from Safari at coachstats.app</w:t>
             </w:r>
           </w:p>
         </w:tc>
@@ -2831,7 +4054,7 @@
                 <w:sz w:val="19"/>
                 <w:szCs w:val="19"/>
               </w:rPr>
-              <w:t xml:space="preserve">1st half running</w:t>
+              <w:t xml:space="preserve">Offline banner stuck on</w:t>
             </w:r>
           </w:p>
         </w:tc>
@@ -2868,7 +4091,7 @@
                 <w:sz w:val="19"/>
                 <w:szCs w:val="19"/>
               </w:rPr>
-              <w:t xml:space="preserve">⏸ Half Time → Half Time Report appears</w:t>
+              <w:t xml:space="preserve">Check your Wi-Fi or mobile data connection</w:t>
             </w:r>
           </w:p>
         </w:tc>
@@ -2907,7 +4130,7 @@
                 <w:sz w:val="19"/>
                 <w:szCs w:val="19"/>
               </w:rPr>
-              <w:t xml:space="preserve">Half time report</w:t>
+              <w:t xml:space="preserve">Notifications not working</w:t>
             </w:r>
           </w:p>
         </w:tc>
@@ -2944,7 +4167,7 @@
                 <w:sz w:val="19"/>
                 <w:szCs w:val="19"/>
               </w:rPr>
-              <w:t xml:space="preserve">▶ Start 2nd Half (button at bottom of report)</w:t>
+              <w:t xml:space="preserve">iOS 16.4+ required · App must be installed to home screen · Check Settings → Notifications → Coach Stats</w:t>
             </w:r>
           </w:p>
         </w:tc>
@@ -2983,7 +4206,7 @@
                 <w:sz w:val="19"/>
                 <w:szCs w:val="19"/>
               </w:rPr>
-              <w:t xml:space="preserve">2nd half running</w:t>
+              <w:t xml:space="preserve">Export CSV not downloading</w:t>
             </w:r>
           </w:p>
         </w:tc>
@@ -3020,187 +4243,468 @@
                 <w:sz w:val="19"/>
                 <w:szCs w:val="19"/>
               </w:rPr>
-              <w:t xml:space="preserve">🏁 End Game</w:t>
+              <w:t xml:space="preserve">Allow downloads in Safari → Settings → Safari → Downloads</w:t>
+            </w:r>
+          </w:p>
+        </w:tc>
+      </w:tr>
+      <w:tr>
+        <w:tc>
+          <w:tcPr>
+            <w:tcW w:type="dxa" w:w="3600"/>
+            <w:tcBorders>
+              <w:top w:val="single" w:color="D1D5DB" w:sz="1"/>
+              <w:left w:val="single" w:color="D1D5DB" w:sz="1"/>
+              <w:bottom w:val="single" w:color="D1D5DB" w:sz="1"/>
+              <w:right w:val="single" w:color="D1D5DB" w:sz="1"/>
+            </w:tcBorders>
+            <w:shd w:fill="FFFFFF" w:val="clear"/>
+            <w:tcMar>
+              <w:top w:type="dxa" w:w="80"/>
+              <w:left w:type="dxa" w:w="140"/>
+              <w:bottom w:type="dxa" w:w="80"/>
+              <w:right w:type="dxa" w:w="140"/>
+            </w:tcMar>
+            <w:vAlign w:val="top"/>
+          </w:tcPr>
+          <w:p>
+            <w:pPr>
+              <w:spacing w:after="40" w:before="40"/>
+            </w:pPr>
+            <w:r>
+              <w:rPr>
+                <w:rFonts w:ascii="Arial" w:cs="Arial" w:eastAsia="Arial" w:hAnsi="Arial"/>
+                <w:b/>
+                <w:bCs/>
+                <w:i w:val="false"/>
+                <w:iCs w:val="false"/>
+                <w:color w:val="111827"/>
+                <w:sz w:val="19"/>
+                <w:szCs w:val="19"/>
+              </w:rPr>
+              <w:t xml:space="preserve">Confirmation email not received</w:t>
+            </w:r>
+          </w:p>
+        </w:tc>
+        <w:tc>
+          <w:tcPr>
+            <w:tcW w:type="dxa" w:w="5760"/>
+            <w:tcBorders>
+              <w:top w:val="single" w:color="D1D5DB" w:sz="1"/>
+              <w:left w:val="single" w:color="D1D5DB" w:sz="1"/>
+              <w:bottom w:val="single" w:color="D1D5DB" w:sz="1"/>
+              <w:right w:val="single" w:color="D1D5DB" w:sz="1"/>
+            </w:tcBorders>
+            <w:shd w:fill="FFFFFF" w:val="clear"/>
+            <w:tcMar>
+              <w:top w:type="dxa" w:w="80"/>
+              <w:left w:type="dxa" w:w="140"/>
+              <w:bottom w:type="dxa" w:w="80"/>
+              <w:right w:type="dxa" w:w="140"/>
+            </w:tcMar>
+            <w:vAlign w:val="top"/>
+          </w:tcPr>
+          <w:p>
+            <w:pPr>
+              <w:spacing w:after="40" w:before="40"/>
+            </w:pPr>
+            <w:r>
+              <w:rPr>
+                <w:rFonts w:ascii="Arial" w:cs="Arial" w:eastAsia="Arial" w:hAnsi="Arial"/>
+                <w:b w:val="false"/>
+                <w:bCs w:val="false"/>
+                <w:i w:val="false"/>
+                <w:iCs w:val="false"/>
+                <w:color w:val="111827"/>
+                <w:sz w:val="19"/>
+                <w:szCs w:val="19"/>
+              </w:rPr>
+              <w:t xml:space="preserve">Check spam/junk. Comes from hello@coachstats.app</w:t>
+            </w:r>
+          </w:p>
+        </w:tc>
+      </w:tr>
+      <w:tr>
+        <w:tc>
+          <w:tcPr>
+            <w:tcW w:type="dxa" w:w="3600"/>
+            <w:tcBorders>
+              <w:top w:val="single" w:color="D1D5DB" w:sz="1"/>
+              <w:left w:val="single" w:color="D1D5DB" w:sz="1"/>
+              <w:bottom w:val="single" w:color="D1D5DB" w:sz="1"/>
+              <w:right w:val="single" w:color="D1D5DB" w:sz="1"/>
+            </w:tcBorders>
+            <w:shd w:fill="FFFFFF" w:val="clear"/>
+            <w:tcMar>
+              <w:top w:type="dxa" w:w="80"/>
+              <w:left w:type="dxa" w:w="140"/>
+              <w:bottom w:type="dxa" w:w="80"/>
+              <w:right w:type="dxa" w:w="140"/>
+            </w:tcMar>
+            <w:vAlign w:val="top"/>
+          </w:tcPr>
+          <w:p>
+            <w:pPr>
+              <w:spacing w:after="40" w:before="40"/>
+            </w:pPr>
+            <w:r>
+              <w:rPr>
+                <w:rFonts w:ascii="Arial" w:cs="Arial" w:eastAsia="Arial" w:hAnsi="Arial"/>
+                <w:b/>
+                <w:bCs/>
+                <w:i w:val="false"/>
+                <w:iCs w:val="false"/>
+                <w:color w:val="111827"/>
+                <w:sz w:val="19"/>
+                <w:szCs w:val="19"/>
+              </w:rPr>
+              <w:t xml:space="preserve">Match history disappeared</w:t>
+            </w:r>
+          </w:p>
+        </w:tc>
+        <w:tc>
+          <w:tcPr>
+            <w:tcW w:type="dxa" w:w="5760"/>
+            <w:tcBorders>
+              <w:top w:val="single" w:color="D1D5DB" w:sz="1"/>
+              <w:left w:val="single" w:color="D1D5DB" w:sz="1"/>
+              <w:bottom w:val="single" w:color="D1D5DB" w:sz="1"/>
+              <w:right w:val="single" w:color="D1D5DB" w:sz="1"/>
+            </w:tcBorders>
+            <w:shd w:fill="F0FDF4" w:val="clear"/>
+            <w:tcMar>
+              <w:top w:type="dxa" w:w="80"/>
+              <w:left w:type="dxa" w:w="140"/>
+              <w:bottom w:type="dxa" w:w="80"/>
+              <w:right w:type="dxa" w:w="140"/>
+            </w:tcMar>
+            <w:vAlign w:val="top"/>
+          </w:tcPr>
+          <w:p>
+            <w:pPr>
+              <w:spacing w:after="40" w:before="40"/>
+            </w:pPr>
+            <w:r>
+              <w:rPr>
+                <w:rFonts w:ascii="Arial" w:cs="Arial" w:eastAsia="Arial" w:hAnsi="Arial"/>
+                <w:b w:val="false"/>
+                <w:bCs w:val="false"/>
+                <w:i w:val="false"/>
+                <w:iCs w:val="false"/>
+                <w:color w:val="111827"/>
+                <w:sz w:val="19"/>
+                <w:szCs w:val="19"/>
+              </w:rPr>
+              <w:t xml:space="preserve">Sign back in — restores automatically</w:t>
+            </w:r>
+          </w:p>
+        </w:tc>
+      </w:tr>
+      <w:tr>
+        <w:tc>
+          <w:tcPr>
+            <w:tcW w:type="dxa" w:w="3600"/>
+            <w:tcBorders>
+              <w:top w:val="single" w:color="D1D5DB" w:sz="1"/>
+              <w:left w:val="single" w:color="D1D5DB" w:sz="1"/>
+              <w:bottom w:val="single" w:color="D1D5DB" w:sz="1"/>
+              <w:right w:val="single" w:color="D1D5DB" w:sz="1"/>
+            </w:tcBorders>
+            <w:shd w:fill="FFFFFF" w:val="clear"/>
+            <w:tcMar>
+              <w:top w:type="dxa" w:w="80"/>
+              <w:left w:type="dxa" w:w="140"/>
+              <w:bottom w:type="dxa" w:w="80"/>
+              <w:right w:type="dxa" w:w="140"/>
+            </w:tcMar>
+            <w:vAlign w:val="top"/>
+          </w:tcPr>
+          <w:p>
+            <w:pPr>
+              <w:spacing w:after="40" w:before="40"/>
+            </w:pPr>
+            <w:r>
+              <w:rPr>
+                <w:rFonts w:ascii="Arial" w:cs="Arial" w:eastAsia="Arial" w:hAnsi="Arial"/>
+                <w:b/>
+                <w:bCs/>
+                <w:i w:val="false"/>
+                <w:iCs w:val="false"/>
+                <w:color w:val="111827"/>
+                <w:sz w:val="19"/>
+                <w:szCs w:val="19"/>
+              </w:rPr>
+              <w:t xml:space="preserve">Half time report not showing</w:t>
+            </w:r>
+          </w:p>
+        </w:tc>
+        <w:tc>
+          <w:tcPr>
+            <w:tcW w:type="dxa" w:w="5760"/>
+            <w:tcBorders>
+              <w:top w:val="single" w:color="D1D5DB" w:sz="1"/>
+              <w:left w:val="single" w:color="D1D5DB" w:sz="1"/>
+              <w:bottom w:val="single" w:color="D1D5DB" w:sz="1"/>
+              <w:right w:val="single" w:color="D1D5DB" w:sz="1"/>
+            </w:tcBorders>
+            <w:shd w:fill="FFFFFF" w:val="clear"/>
+            <w:tcMar>
+              <w:top w:type="dxa" w:w="80"/>
+              <w:left w:type="dxa" w:w="140"/>
+              <w:bottom w:type="dxa" w:w="80"/>
+              <w:right w:type="dxa" w:w="140"/>
+            </w:tcMar>
+            <w:vAlign w:val="top"/>
+          </w:tcPr>
+          <w:p>
+            <w:pPr>
+              <w:spacing w:after="40" w:before="40"/>
+            </w:pPr>
+            <w:r>
+              <w:rPr>
+                <w:rFonts w:ascii="Arial" w:cs="Arial" w:eastAsia="Arial" w:hAnsi="Arial"/>
+                <w:b w:val="false"/>
+                <w:bCs w:val="false"/>
+                <w:i w:val="false"/>
+                <w:iCs w:val="false"/>
+                <w:color w:val="111827"/>
+                <w:sz w:val="19"/>
+                <w:szCs w:val="19"/>
+              </w:rPr>
+              <w:t xml:space="preserve">Tap ⏸ Half Time button — report appears automatically</w:t>
+            </w:r>
+          </w:p>
+        </w:tc>
+      </w:tr>
+      <w:tr>
+        <w:tc>
+          <w:tcPr>
+            <w:tcW w:type="dxa" w:w="3600"/>
+            <w:tcBorders>
+              <w:top w:val="single" w:color="D1D5DB" w:sz="1"/>
+              <w:left w:val="single" w:color="D1D5DB" w:sz="1"/>
+              <w:bottom w:val="single" w:color="D1D5DB" w:sz="1"/>
+              <w:right w:val="single" w:color="D1D5DB" w:sz="1"/>
+            </w:tcBorders>
+            <w:shd w:fill="FFFFFF" w:val="clear"/>
+            <w:tcMar>
+              <w:top w:type="dxa" w:w="80"/>
+              <w:left w:type="dxa" w:w="140"/>
+              <w:bottom w:type="dxa" w:w="80"/>
+              <w:right w:type="dxa" w:w="140"/>
+            </w:tcMar>
+            <w:vAlign w:val="top"/>
+          </w:tcPr>
+          <w:p>
+            <w:pPr>
+              <w:spacing w:after="40" w:before="40"/>
+            </w:pPr>
+            <w:r>
+              <w:rPr>
+                <w:rFonts w:ascii="Arial" w:cs="Arial" w:eastAsia="Arial" w:hAnsi="Arial"/>
+                <w:b/>
+                <w:bCs/>
+                <w:i w:val="false"/>
+                <w:iCs w:val="false"/>
+                <w:color w:val="111827"/>
+                <w:sz w:val="19"/>
+                <w:szCs w:val="19"/>
+              </w:rPr>
+              <w:t xml:space="preserve">My Team not auto-filling</w:t>
+            </w:r>
+          </w:p>
+        </w:tc>
+        <w:tc>
+          <w:tcPr>
+            <w:tcW w:type="dxa" w:w="5760"/>
+            <w:tcBorders>
+              <w:top w:val="single" w:color="D1D5DB" w:sz="1"/>
+              <w:left w:val="single" w:color="D1D5DB" w:sz="1"/>
+              <w:bottom w:val="single" w:color="D1D5DB" w:sz="1"/>
+              <w:right w:val="single" w:color="D1D5DB" w:sz="1"/>
+            </w:tcBorders>
+            <w:shd w:fill="F0FDF4" w:val="clear"/>
+            <w:tcMar>
+              <w:top w:type="dxa" w:w="80"/>
+              <w:left w:type="dxa" w:w="140"/>
+              <w:bottom w:type="dxa" w:w="80"/>
+              <w:right w:type="dxa" w:w="140"/>
+            </w:tcMar>
+            <w:vAlign w:val="top"/>
+          </w:tcPr>
+          <w:p>
+            <w:pPr>
+              <w:spacing w:after="40" w:before="40"/>
+            </w:pPr>
+            <w:r>
+              <w:rPr>
+                <w:rFonts w:ascii="Arial" w:cs="Arial" w:eastAsia="Arial" w:hAnsi="Arial"/>
+                <w:b w:val="false"/>
+                <w:bCs w:val="false"/>
+                <w:i w:val="false"/>
+                <w:iCs w:val="false"/>
+                <w:color w:val="111827"/>
+                <w:sz w:val="19"/>
+                <w:szCs w:val="19"/>
+              </w:rPr>
+              <w:t xml:space="preserve">Tap 🏟 → create or join a club to enable auto-fill</w:t>
+            </w:r>
+          </w:p>
+        </w:tc>
+      </w:tr>
+      <w:tr>
+        <w:tc>
+          <w:tcPr>
+            <w:tcW w:type="dxa" w:w="3600"/>
+            <w:tcBorders>
+              <w:top w:val="single" w:color="D1D5DB" w:sz="1"/>
+              <w:left w:val="single" w:color="D1D5DB" w:sz="1"/>
+              <w:bottom w:val="single" w:color="D1D5DB" w:sz="1"/>
+              <w:right w:val="single" w:color="D1D5DB" w:sz="1"/>
+            </w:tcBorders>
+            <w:shd w:fill="FFFFFF" w:val="clear"/>
+            <w:tcMar>
+              <w:top w:type="dxa" w:w="80"/>
+              <w:left w:type="dxa" w:w="140"/>
+              <w:bottom w:type="dxa" w:w="80"/>
+              <w:right w:type="dxa" w:w="140"/>
+            </w:tcMar>
+            <w:vAlign w:val="top"/>
+          </w:tcPr>
+          <w:p>
+            <w:pPr>
+              <w:spacing w:after="40" w:before="40"/>
+            </w:pPr>
+            <w:r>
+              <w:rPr>
+                <w:rFonts w:ascii="Arial" w:cs="Arial" w:eastAsia="Arial" w:hAnsi="Arial"/>
+                <w:b/>
+                <w:bCs/>
+                <w:i w:val="false"/>
+                <w:iCs w:val="false"/>
+                <w:color w:val="111827"/>
+                <w:sz w:val="19"/>
+                <w:szCs w:val="19"/>
+              </w:rPr>
+              <w:t xml:space="preserve">Shot map not showing shots</w:t>
+            </w:r>
+          </w:p>
+        </w:tc>
+        <w:tc>
+          <w:tcPr>
+            <w:tcW w:type="dxa" w:w="5760"/>
+            <w:tcBorders>
+              <w:top w:val="single" w:color="D1D5DB" w:sz="1"/>
+              <w:left w:val="single" w:color="D1D5DB" w:sz="1"/>
+              <w:bottom w:val="single" w:color="D1D5DB" w:sz="1"/>
+              <w:right w:val="single" w:color="D1D5DB" w:sz="1"/>
+            </w:tcBorders>
+            <w:shd w:fill="FFFFFF" w:val="clear"/>
+            <w:tcMar>
+              <w:top w:type="dxa" w:w="80"/>
+              <w:left w:type="dxa" w:w="140"/>
+              <w:bottom w:type="dxa" w:w="80"/>
+              <w:right w:type="dxa" w:w="140"/>
+            </w:tcMar>
+            <w:vAlign w:val="top"/>
+          </w:tcPr>
+          <w:p>
+            <w:pPr>
+              <w:spacing w:after="40" w:before="40"/>
+            </w:pPr>
+            <w:r>
+              <w:rPr>
+                <w:rFonts w:ascii="Arial" w:cs="Arial" w:eastAsia="Arial" w:hAnsi="Arial"/>
+                <w:b w:val="false"/>
+                <w:bCs w:val="false"/>
+                <w:i w:val="false"/>
+                <w:iCs w:val="false"/>
+                <w:color w:val="111827"/>
+                <w:sz w:val="19"/>
+                <w:szCs w:val="19"/>
+              </w:rPr>
+              <w:t xml:space="preserve">Shots need a zone recorded — tap a zone after each shot</w:t>
+            </w:r>
+          </w:p>
+        </w:tc>
+      </w:tr>
+      <w:tr>
+        <w:tc>
+          <w:tcPr>
+            <w:tcW w:type="dxa" w:w="3600"/>
+            <w:tcBorders>
+              <w:top w:val="single" w:color="D1D5DB" w:sz="1"/>
+              <w:left w:val="single" w:color="D1D5DB" w:sz="1"/>
+              <w:bottom w:val="single" w:color="D1D5DB" w:sz="1"/>
+              <w:right w:val="single" w:color="D1D5DB" w:sz="1"/>
+            </w:tcBorders>
+            <w:shd w:fill="FFFFFF" w:val="clear"/>
+            <w:tcMar>
+              <w:top w:type="dxa" w:w="80"/>
+              <w:left w:type="dxa" w:w="140"/>
+              <w:bottom w:type="dxa" w:w="80"/>
+              <w:right w:type="dxa" w:w="140"/>
+            </w:tcMar>
+            <w:vAlign w:val="top"/>
+          </w:tcPr>
+          <w:p>
+            <w:pPr>
+              <w:spacing w:after="40" w:before="40"/>
+            </w:pPr>
+            <w:r>
+              <w:rPr>
+                <w:rFonts w:ascii="Arial" w:cs="Arial" w:eastAsia="Arial" w:hAnsi="Arial"/>
+                <w:b/>
+                <w:bCs/>
+                <w:i w:val="false"/>
+                <w:iCs w:val="false"/>
+                <w:color w:val="111827"/>
+                <w:sz w:val="19"/>
+                <w:szCs w:val="19"/>
+              </w:rPr>
+              <w:t xml:space="preserve">Cannot find the app</w:t>
+            </w:r>
+          </w:p>
+        </w:tc>
+        <w:tc>
+          <w:tcPr>
+            <w:tcW w:type="dxa" w:w="5760"/>
+            <w:tcBorders>
+              <w:top w:val="single" w:color="D1D5DB" w:sz="1"/>
+              <w:left w:val="single" w:color="D1D5DB" w:sz="1"/>
+              <w:bottom w:val="single" w:color="D1D5DB" w:sz="1"/>
+              <w:right w:val="single" w:color="D1D5DB" w:sz="1"/>
+            </w:tcBorders>
+            <w:shd w:fill="F0FDF4" w:val="clear"/>
+            <w:tcMar>
+              <w:top w:type="dxa" w:w="80"/>
+              <w:left w:type="dxa" w:w="140"/>
+              <w:bottom w:type="dxa" w:w="80"/>
+              <w:right w:type="dxa" w:w="140"/>
+            </w:tcMar>
+            <w:vAlign w:val="top"/>
+          </w:tcPr>
+          <w:p>
+            <w:pPr>
+              <w:spacing w:after="40" w:before="40"/>
+            </w:pPr>
+            <w:r>
+              <w:rPr>
+                <w:rFonts w:ascii="Arial" w:cs="Arial" w:eastAsia="Arial" w:hAnsi="Arial"/>
+                <w:b w:val="false"/>
+                <w:bCs w:val="false"/>
+                <w:i w:val="false"/>
+                <w:iCs w:val="false"/>
+                <w:color w:val="111827"/>
+                <w:sz w:val="19"/>
+                <w:szCs w:val="19"/>
+              </w:rPr>
+              <w:t xml:space="preserve">Go to coachstats.app in Safari → tap Sign In</w:t>
             </w:r>
           </w:p>
         </w:tc>
       </w:tr>
     </w:tbl>
-    <w:p>
-      <w:pPr>
-        <w:spacing w:after="60" w:before="60"/>
-      </w:pPr>
-      <w:r>
-        <w:t xml:space="preserve"/>
-      </w:r>
-    </w:p>
-    <w:p>
-      <w:pPr>
-        <w:pStyle w:val="Heading2"/>
-        <w:spacing w:after="120" w:before="280"/>
-      </w:pPr>
-      <w:r>
-        <w:rPr>
-          <w:rFonts w:ascii="Arial" w:cs="Arial" w:eastAsia="Arial" w:hAnsi="Arial"/>
-          <w:b/>
-          <w:bCs/>
-          <w:color w:val="14532d"/>
-          <w:sz w:val="22"/>
-          <w:szCs w:val="22"/>
-        </w:rPr>
-        <w:t xml:space="preserve">Half Time Report</w:t>
-      </w:r>
-    </w:p>
-    <w:p>
-      <w:pPr>
-        <w:spacing w:after="60" w:before="60"/>
-      </w:pPr>
-      <w:r>
-        <w:rPr>
-          <w:rFonts w:ascii="Arial" w:cs="Arial" w:eastAsia="Arial" w:hAnsi="Arial"/>
-          <w:color w:val="111827"/>
-          <w:sz w:val="20"/>
-          <w:szCs w:val="20"/>
-        </w:rPr>
-        <w:t xml:space="preserve">When you tap ⏸ Half Time a full dashboard automatically appears showing a tactical summary of the first half. It includes:</w:t>
-      </w:r>
-    </w:p>
-    <w:p>
-      <w:pPr>
-        <w:pStyle w:val="ListParagraph"/>
-        <w:numPr>
-          <w:ilvl w:val="0"/>
-          <w:numId w:val="3"/>
-        </w:numPr>
-        <w:spacing w:after="50" w:before="50"/>
-      </w:pPr>
-      <w:r>
-        <w:rPr>
-          <w:rFonts w:ascii="Arial" w:cs="Arial" w:eastAsia="Arial" w:hAnsi="Arial"/>
-          <w:color w:val="111827"/>
-          <w:sz w:val="20"/>
-          <w:szCs w:val="20"/>
-        </w:rPr>
-        <w:t xml:space="preserve">🔔 Key Observations — auto-generated alerts for patterns (3+ wides, kickout dominance, low shooting efficiency, discipline concerns)</w:t>
-      </w:r>
-    </w:p>
-    <w:p>
-      <w:pPr>
-        <w:pStyle w:val="ListParagraph"/>
-        <w:numPr>
-          <w:ilvl w:val="0"/>
-          <w:numId w:val="3"/>
-        </w:numPr>
-        <w:spacing w:after="50" w:before="50"/>
-      </w:pPr>
-      <w:r>
-        <w:rPr>
-          <w:rFonts w:ascii="Arial" w:cs="Arial" w:eastAsia="Arial" w:hAnsi="Arial"/>
-          <w:color w:val="111827"/>
-          <w:sz w:val="20"/>
-          <w:szCs w:val="20"/>
-        </w:rPr>
-        <w:t xml:space="preserve">🎯 Shooting — efficiency circles for both teams, shot totals, scored, wides, goals, saves</w:t>
-      </w:r>
-    </w:p>
-    <w:p>
-      <w:pPr>
-        <w:pStyle w:val="ListParagraph"/>
-        <w:numPr>
-          <w:ilvl w:val="0"/>
-          <w:numId w:val="3"/>
-        </w:numPr>
-        <w:spacing w:after="50" w:before="50"/>
-      </w:pPr>
-      <w:r>
-        <w:rPr>
-          <w:rFonts w:ascii="Arial" w:cs="Arial" w:eastAsia="Arial" w:hAnsi="Arial"/>
-          <w:color w:val="111827"/>
-          <w:sz w:val="20"/>
-          <w:szCs w:val="20"/>
-        </w:rPr>
-        <w:t xml:space="preserve">🦵 Kickouts — won/lost breakdown with retention percentages</w:t>
-      </w:r>
-    </w:p>
-    <w:p>
-      <w:pPr>
-        <w:pStyle w:val="ListParagraph"/>
-        <w:numPr>
-          <w:ilvl w:val="0"/>
-          <w:numId w:val="3"/>
-        </w:numPr>
-        <w:spacing w:after="50" w:before="50"/>
-      </w:pPr>
-      <w:r>
-        <w:rPr>
-          <w:rFonts w:ascii="Arial" w:cs="Arial" w:eastAsia="Arial" w:hAnsi="Arial"/>
-          <w:color w:val="111827"/>
-          <w:sz w:val="20"/>
-          <w:szCs w:val="20"/>
-        </w:rPr>
-        <w:t xml:space="preserve">💪 Possession — ball won, ball lost, turnovers comparison</w:t>
-      </w:r>
-    </w:p>
-    <w:p>
-      <w:pPr>
-        <w:pStyle w:val="ListParagraph"/>
-        <w:numPr>
-          <w:ilvl w:val="0"/>
-          <w:numId w:val="3"/>
-        </w:numPr>
-        <w:spacing w:after="50" w:before="50"/>
-      </w:pPr>
-      <w:r>
-        <w:rPr>
-          <w:rFonts w:ascii="Arial" w:cs="Arial" w:eastAsia="Arial" w:hAnsi="Arial"/>
-          <w:color w:val="111827"/>
-          <w:sz w:val="20"/>
-          <w:szCs w:val="20"/>
-        </w:rPr>
-        <w:t xml:space="preserve">🟡 Discipline — fouls and cards comparison</w:t>
-      </w:r>
-    </w:p>
-    <w:p>
-      <w:pPr>
-        <w:pStyle w:val="ListParagraph"/>
-        <w:numPr>
-          <w:ilvl w:val="0"/>
-          <w:numId w:val="3"/>
-        </w:numPr>
-        <w:spacing w:after="50" w:before="50"/>
-      </w:pPr>
-      <w:r>
-        <w:rPr>
-          <w:rFonts w:ascii="Arial" w:cs="Arial" w:eastAsia="Arial" w:hAnsi="Arial"/>
-          <w:color w:val="111827"/>
-          <w:sz w:val="20"/>
-          <w:szCs w:val="20"/>
-        </w:rPr>
-        <w:t xml:space="preserve">📈 Score Trend — sparkline chart showing score difference across the first half</w:t>
-      </w:r>
-    </w:p>
-    <w:p>
-      <w:pPr>
-        <w:spacing w:after="60" w:before="60"/>
-      </w:pPr>
-      <w:r>
-        <w:t xml:space="preserve"/>
-      </w:r>
-    </w:p>
-    <w:p>
-      <w:pPr>
-        <w:spacing w:after="60" w:before="60"/>
-      </w:pPr>
-      <w:r>
-        <w:rPr>
-          <w:rFonts w:ascii="Arial" w:cs="Arial" w:eastAsia="Arial" w:hAnsi="Arial"/>
-          <w:color w:val="111827"/>
-          <w:sz w:val="20"/>
-          <w:szCs w:val="20"/>
-        </w:rPr>
-        <w:t xml:space="preserve">Tap ▶ Start 2nd Half at the bottom of the report to close it and begin the second half.</w:t>
-      </w:r>
-    </w:p>
     <w:p>
       <w:pPr>
         <w:spacing w:after="60" w:before="60"/>
@@ -3231,1984 +4735,7 @@
           <w:sz w:val="32"/>
           <w:szCs w:val="32"/>
         </w:rPr>
-        <w:t xml:space="preserve">4. Record Tab — Recording Events</w:t>
-      </w:r>
-    </w:p>
-    <w:p>
-      <w:pPr>
-        <w:pStyle w:val="Heading2"/>
-        <w:spacing w:after="120" w:before="280"/>
-      </w:pPr>
-      <w:r>
-        <w:rPr>
-          <w:rFonts w:ascii="Arial" w:cs="Arial" w:eastAsia="Arial" w:hAnsi="Arial"/>
-          <w:b/>
-          <w:bCs/>
-          <w:color w:val="14532d"/>
-          <w:sz w:val="22"/>
-          <w:szCs w:val="22"/>
-        </w:rPr>
-        <w:t xml:space="preserve">My Team / Opposition Layout</w:t>
-      </w:r>
-    </w:p>
-    <w:p>
-      <w:pPr>
-        <w:spacing w:after="60" w:before="60"/>
-      </w:pPr>
-      <w:r>
-        <w:rPr>
-          <w:rFonts w:ascii="Arial" w:cs="Arial" w:eastAsia="Arial" w:hAnsi="Arial"/>
-          <w:color w:val="111827"/>
-          <w:sz w:val="20"/>
-          <w:szCs w:val="20"/>
-        </w:rPr>
-        <w:t xml:space="preserve">The Record tab has two columns — green (My Team) on the left and silver (Opposition) on the right. Team names appear in a header bar once set.</w:t>
-      </w:r>
-    </w:p>
-    <w:p>
-      <w:pPr>
-        <w:spacing w:after="60" w:before="60"/>
-      </w:pPr>
-      <w:r>
-        <w:t xml:space="preserve"/>
-      </w:r>
-    </w:p>
-    <w:p>
-      <w:pPr>
-        <w:pStyle w:val="Heading2"/>
-        <w:spacing w:after="120" w:before="280"/>
-      </w:pPr>
-      <w:r>
-        <w:rPr>
-          <w:rFonts w:ascii="Arial" w:cs="Arial" w:eastAsia="Arial" w:hAnsi="Arial"/>
-          <w:b/>
-          <w:bCs/>
-          <w:color w:val="14532d"/>
-          <w:sz w:val="22"/>
-          <w:szCs w:val="22"/>
-        </w:rPr>
-        <w:t xml:space="preserve">Recording a Shot</w:t>
-      </w:r>
-    </w:p>
-    <w:p>
-      <w:pPr>
-        <w:pStyle w:val="ListParagraph"/>
-        <w:numPr>
-          <w:ilvl w:val="0"/>
-          <w:numId w:val="2"/>
-        </w:numPr>
-        <w:spacing w:after="50" w:before="50"/>
-      </w:pPr>
-      <w:r>
-        <w:rPr>
-          <w:rFonts w:ascii="Arial" w:cs="Arial" w:eastAsia="Arial" w:hAnsi="Arial"/>
-          <w:color w:val="111827"/>
-          <w:sz w:val="20"/>
-          <w:szCs w:val="20"/>
-        </w:rPr>
-        <w:t xml:space="preserve">Tap the correct team's Shot from Play or Shot from Free button</w:t>
-      </w:r>
-    </w:p>
-    <w:p>
-      <w:pPr>
-        <w:pStyle w:val="ListParagraph"/>
-        <w:numPr>
-          <w:ilvl w:val="0"/>
-          <w:numId w:val="2"/>
-        </w:numPr>
-        <w:spacing w:after="50" w:before="50"/>
-      </w:pPr>
-      <w:r>
-        <w:rPr>
-          <w:rFonts w:ascii="Arial" w:cs="Arial" w:eastAsia="Arial" w:hAnsi="Arial"/>
-          <w:color w:val="111827"/>
-          <w:sz w:val="20"/>
-          <w:szCs w:val="20"/>
-        </w:rPr>
-        <w:t xml:space="preserve">Select the outcome: Point / Goal / 2 Pointer / Wide / Short / Saved / Blocked</w:t>
-      </w:r>
-    </w:p>
-    <w:p>
-      <w:pPr>
-        <w:pStyle w:val="ListParagraph"/>
-        <w:numPr>
-          <w:ilvl w:val="0"/>
-          <w:numId w:val="2"/>
-        </w:numPr>
-        <w:spacing w:after="50" w:before="50"/>
-      </w:pPr>
-      <w:r>
-        <w:rPr>
-          <w:rFonts w:ascii="Arial" w:cs="Arial" w:eastAsia="Arial" w:hAnsi="Arial"/>
-          <w:color w:val="111827"/>
-          <w:sz w:val="20"/>
-          <w:szCs w:val="20"/>
-        </w:rPr>
-        <w:t xml:space="preserve">Optionally tap a zone on the pitch grid or Skip Zone</w:t>
-      </w:r>
-    </w:p>
-    <w:p>
-      <w:pPr>
-        <w:spacing w:after="60" w:before="60"/>
-      </w:pPr>
-      <w:r>
-        <w:t xml:space="preserve"/>
-      </w:r>
-    </w:p>
-    <w:p>
-      <w:pPr>
-        <w:pStyle w:val="Heading2"/>
-        <w:spacing w:after="120" w:before="280"/>
-      </w:pPr>
-      <w:r>
-        <w:rPr>
-          <w:rFonts w:ascii="Arial" w:cs="Arial" w:eastAsia="Arial" w:hAnsi="Arial"/>
-          <w:b/>
-          <w:bCs/>
-          <w:color w:val="14532d"/>
-          <w:sz w:val="22"/>
-          <w:szCs w:val="22"/>
-        </w:rPr>
-        <w:t xml:space="preserve">Tagging Events to Players</w:t>
-      </w:r>
-    </w:p>
-    <w:p>
-      <w:pPr>
-        <w:pStyle w:val="ListParagraph"/>
-        <w:numPr>
-          <w:ilvl w:val="0"/>
-          <w:numId w:val="2"/>
-        </w:numPr>
-        <w:spacing w:after="50" w:before="50"/>
-      </w:pPr>
-      <w:r>
-        <w:rPr>
-          <w:rFonts w:ascii="Arial" w:cs="Arial" w:eastAsia="Arial" w:hAnsi="Arial"/>
-          <w:color w:val="111827"/>
-          <w:sz w:val="20"/>
-          <w:szCs w:val="20"/>
-        </w:rPr>
-        <w:t xml:space="preserve">Tap an event button — the outcome panel slides up</w:t>
-      </w:r>
-    </w:p>
-    <w:p>
-      <w:pPr>
-        <w:pStyle w:val="ListParagraph"/>
-        <w:numPr>
-          <w:ilvl w:val="0"/>
-          <w:numId w:val="2"/>
-        </w:numPr>
-        <w:spacing w:after="50" w:before="50"/>
-      </w:pPr>
-      <w:r>
-        <w:rPr>
-          <w:rFonts w:ascii="Arial" w:cs="Arial" w:eastAsia="Arial" w:hAnsi="Arial"/>
-          <w:color w:val="111827"/>
-          <w:sz w:val="20"/>
-          <w:szCs w:val="20"/>
-        </w:rPr>
-        <w:t xml:space="preserve">Tap a player name at the bottom of the panel BEFORE selecting the outcome</w:t>
-      </w:r>
-    </w:p>
-    <w:p>
-      <w:pPr>
-        <w:pStyle w:val="ListParagraph"/>
-        <w:numPr>
-          <w:ilvl w:val="0"/>
-          <w:numId w:val="2"/>
-        </w:numPr>
-        <w:spacing w:after="50" w:before="50"/>
-      </w:pPr>
-      <w:r>
-        <w:rPr>
-          <w:rFonts w:ascii="Arial" w:cs="Arial" w:eastAsia="Arial" w:hAnsi="Arial"/>
-          <w:color w:val="111827"/>
-          <w:sz w:val="20"/>
-          <w:szCs w:val="20"/>
-        </w:rPr>
-        <w:t xml:space="preserve">Then tap the outcome — the event is linked to that player</w:t>
-      </w:r>
-    </w:p>
-    <w:p>
-      <w:pPr>
-        <w:spacing w:after="60" w:before="60"/>
-      </w:pPr>
-      <w:r>
-        <w:t xml:space="preserve"/>
-      </w:r>
-    </w:p>
-    <w:p>
-      <w:pPr>
-        <w:pStyle w:val="Heading2"/>
-        <w:spacing w:after="120" w:before="280"/>
-      </w:pPr>
-      <w:r>
-        <w:rPr>
-          <w:rFonts w:ascii="Arial" w:cs="Arial" w:eastAsia="Arial" w:hAnsi="Arial"/>
-          <w:b/>
-          <w:bCs/>
-          <w:color w:val="14532d"/>
-          <w:sz w:val="22"/>
-          <w:szCs w:val="22"/>
-        </w:rPr>
-        <w:t xml:space="preserve">Substitutions</w:t>
-      </w:r>
-    </w:p>
-    <w:p>
-      <w:pPr>
-        <w:spacing w:after="60" w:before="60"/>
-      </w:pPr>
-      <w:r>
-        <w:rPr>
-          <w:rFonts w:ascii="Arial" w:cs="Arial" w:eastAsia="Arial" w:hAnsi="Arial"/>
-          <w:color w:val="111827"/>
-          <w:sz w:val="20"/>
-          <w:szCs w:val="20"/>
-        </w:rPr>
-        <w:t xml:space="preserve">Tap the Substitutions heading to expand. Tap + Record Substitution, select the team, minute, player coming off and player coming on. Substitutions appear in the stats table, timeline and PDF report.</w:t>
-      </w:r>
-    </w:p>
-    <w:p>
-      <w:pPr>
-        <w:spacing w:after="60" w:before="60"/>
-      </w:pPr>
-      <w:r>
-        <w:t xml:space="preserve"/>
-      </w:r>
-    </w:p>
-    <w:p>
-      <w:pPr>
-        <w:pStyle w:val="Heading2"/>
-        <w:spacing w:after="120" w:before="280"/>
-      </w:pPr>
-      <w:r>
-        <w:rPr>
-          <w:rFonts w:ascii="Arial" w:cs="Arial" w:eastAsia="Arial" w:hAnsi="Arial"/>
-          <w:b/>
-          <w:bCs/>
-          <w:color w:val="14532d"/>
-          <w:sz w:val="22"/>
-          <w:szCs w:val="22"/>
-        </w:rPr>
-        <w:t xml:space="preserve">Discipline</w:t>
-      </w:r>
-    </w:p>
-    <w:p>
-      <w:pPr>
-        <w:spacing w:after="60" w:before="60"/>
-      </w:pPr>
-      <w:r>
-        <w:rPr>
-          <w:rFonts w:ascii="Arial" w:cs="Arial" w:eastAsia="Arial" w:hAnsi="Arial"/>
-          <w:color w:val="111827"/>
-          <w:sz w:val="20"/>
-          <w:szCs w:val="20"/>
-        </w:rPr>
-        <w:t xml:space="preserve">Tap the Discipline heading to expand. Record Foul Given and Cards (Yellow/Black/Red). Always tag cards to a player.</w:t>
-      </w:r>
-    </w:p>
-    <w:p>
-      <w:pPr>
-        <w:spacing w:after="60" w:before="60"/>
-      </w:pPr>
-      <w:r>
-        <w:t xml:space="preserve"/>
-      </w:r>
-    </w:p>
-    <w:p>
-      <w:r>
-        <w:br w:type="page"/>
-      </w:r>
-    </w:p>
-    <w:p>
-      <w:pPr>
-        <w:pStyle w:val="Heading1"/>
-        <w:pBdr>
-          <w:bottom w:val="single" w:color="16a34a" w:sz="6" w:space="4"/>
-        </w:pBdr>
-        <w:spacing w:after="180" w:before="360"/>
-      </w:pPr>
-      <w:r>
-        <w:rPr>
-          <w:rFonts w:ascii="Arial" w:cs="Arial" w:eastAsia="Arial" w:hAnsi="Arial"/>
-          <w:b/>
-          <w:bCs/>
-          <w:color w:val="111827"/>
-          <w:sz w:val="32"/>
-          <w:szCs w:val="32"/>
-        </w:rPr>
-        <w:t xml:space="preserve">5. Stats Tab</w:t>
-      </w:r>
-    </w:p>
-    <w:p>
-      <w:pPr>
-        <w:pStyle w:val="Heading2"/>
-        <w:spacing w:after="120" w:before="280"/>
-      </w:pPr>
-      <w:r>
-        <w:rPr>
-          <w:rFonts w:ascii="Arial" w:cs="Arial" w:eastAsia="Arial" w:hAnsi="Arial"/>
-          <w:b/>
-          <w:bCs/>
-          <w:color w:val="14532d"/>
-          <w:sz w:val="22"/>
-          <w:szCs w:val="22"/>
-        </w:rPr>
-        <w:t xml:space="preserve">Match Notes</w:t>
-      </w:r>
-    </w:p>
-    <w:p>
-      <w:pPr>
-        <w:spacing w:after="60" w:before="60"/>
-      </w:pPr>
-      <w:r>
-        <w:rPr>
-          <w:rFonts w:ascii="Arial" w:cs="Arial" w:eastAsia="Arial" w:hAnsi="Arial"/>
-          <w:color w:val="111827"/>
-          <w:sz w:val="20"/>
-          <w:szCs w:val="20"/>
-        </w:rPr>
-        <w:t xml:space="preserve">Below the stats table is a Match Notes text area. Type any tactical observations — they auto-save as you type. Notes are saved with the match and viewable from History.</w:t>
-      </w:r>
-    </w:p>
-    <w:p>
-      <w:pPr>
-        <w:spacing w:after="60" w:before="60"/>
-      </w:pPr>
-      <w:r>
-        <w:t xml:space="preserve"/>
-      </w:r>
-    </w:p>
-    <w:p>
-      <w:pPr>
-        <w:pStyle w:val="Heading2"/>
-        <w:spacing w:after="120" w:before="280"/>
-      </w:pPr>
-      <w:r>
-        <w:rPr>
-          <w:rFonts w:ascii="Arial" w:cs="Arial" w:eastAsia="Arial" w:hAnsi="Arial"/>
-          <w:b/>
-          <w:bCs/>
-          <w:color w:val="14532d"/>
-          <w:sz w:val="22"/>
-          <w:szCs w:val="22"/>
-        </w:rPr>
-        <w:t xml:space="preserve">Shot Map</w:t>
-      </w:r>
-    </w:p>
-    <w:p>
-      <w:pPr>
-        <w:spacing w:after="60" w:before="60"/>
-      </w:pPr>
-      <w:r>
-        <w:rPr>
-          <w:rFonts w:ascii="Arial" w:cs="Arial" w:eastAsia="Arial" w:hAnsi="Arial"/>
-          <w:color w:val="111827"/>
-          <w:sz w:val="20"/>
-          <w:szCs w:val="20"/>
-        </w:rPr>
-        <w:t xml:space="preserve">Tap 🎯 Shot Map to show a pitch diagram with all shots plotted as coloured dots at their zone location. Filter by team and shot type. Tap any dot to see player, outcome and minute. Included in PDF match reports.</w:t>
-      </w:r>
-    </w:p>
-    <w:p>
-      <w:pPr>
-        <w:spacing w:after="60" w:before="60"/>
-      </w:pPr>
-      <w:r>
-        <w:t xml:space="preserve"/>
-      </w:r>
-    </w:p>
-    <w:p>
-      <w:pPr>
-        <w:pStyle w:val="Heading2"/>
-        <w:spacing w:after="120" w:before="280"/>
-      </w:pPr>
-      <w:r>
-        <w:rPr>
-          <w:rFonts w:ascii="Arial" w:cs="Arial" w:eastAsia="Arial" w:hAnsi="Arial"/>
-          <w:b/>
-          <w:bCs/>
-          <w:color w:val="14532d"/>
-          <w:sz w:val="22"/>
-          <w:szCs w:val="22"/>
-        </w:rPr>
-        <w:t xml:space="preserve">Saving a Match</w:t>
-      </w:r>
-    </w:p>
-    <w:p>
-      <w:pPr>
-        <w:spacing w:after="60" w:before="60"/>
-      </w:pPr>
-      <w:r>
-        <w:rPr>
-          <w:rFonts w:ascii="Arial" w:cs="Arial" w:eastAsia="Arial" w:hAnsi="Arial"/>
-          <w:color w:val="111827"/>
-          <w:sz w:val="20"/>
-          <w:szCs w:val="20"/>
-        </w:rPr>
-        <w:t xml:space="preserve">Tap Save Match — the banner turns green to confirm. The match syncs to your account and appears in History.</w:t>
-      </w:r>
-    </w:p>
-    <w:p>
-      <w:pPr>
-        <w:pBdr>
-          <w:left w:val="single" w:color="16a34a" w:sz="6" w:space="4"/>
-        </w:pBdr>
-        <w:spacing w:after="100" w:before="100"/>
-        <w:ind w:left="360"/>
-      </w:pPr>
-      <w:r>
-        <w:rPr>
-          <w:rFonts w:ascii="Arial" w:cs="Arial" w:eastAsia="Arial" w:hAnsi="Arial"/>
-          <w:b/>
-          <w:bCs/>
-          <w:color w:val="16a34a"/>
-          <w:sz w:val="19"/>
-          <w:szCs w:val="19"/>
-        </w:rPr>
-        <w:t xml:space="preserve">Tip: </w:t>
-      </w:r>
-      <w:r>
-        <w:rPr>
-          <w:rFonts w:ascii="Arial" w:cs="Arial" w:eastAsia="Arial" w:hAnsi="Arial"/>
-          <w:i/>
-          <w:iCs/>
-          <w:color w:val="374151"/>
-          <w:sz w:val="19"/>
-          <w:szCs w:val="19"/>
-        </w:rPr>
-        <w:t xml:space="preserve">Save as soon as possible after the final whistle before closing the app.</w:t>
-      </w:r>
-    </w:p>
-    <w:p>
-      <w:pPr>
-        <w:spacing w:after="60" w:before="60"/>
-      </w:pPr>
-      <w:r>
-        <w:t xml:space="preserve"/>
-      </w:r>
-    </w:p>
-    <w:p>
-      <w:r>
-        <w:br w:type="page"/>
-      </w:r>
-    </w:p>
-    <w:p>
-      <w:pPr>
-        <w:pStyle w:val="Heading1"/>
-        <w:pBdr>
-          <w:bottom w:val="single" w:color="16a34a" w:sz="6" w:space="4"/>
-        </w:pBdr>
-        <w:spacing w:after="180" w:before="360"/>
-      </w:pPr>
-      <w:r>
-        <w:rPr>
-          <w:rFonts w:ascii="Arial" w:cs="Arial" w:eastAsia="Arial" w:hAnsi="Arial"/>
-          <w:b/>
-          <w:bCs/>
-          <w:color w:val="111827"/>
-          <w:sz w:val="32"/>
-          <w:szCs w:val="32"/>
-        </w:rPr>
-        <w:t xml:space="preserve">6. Squad Tab</w:t>
-      </w:r>
-    </w:p>
-    <w:p>
-      <w:pPr>
-        <w:pStyle w:val="Heading2"/>
-        <w:spacing w:after="120" w:before="280"/>
-      </w:pPr>
-      <w:r>
-        <w:rPr>
-          <w:rFonts w:ascii="Arial" w:cs="Arial" w:eastAsia="Arial" w:hAnsi="Arial"/>
-          <w:b/>
-          <w:bCs/>
-          <w:color w:val="14532d"/>
-          <w:sz w:val="22"/>
-          <w:szCs w:val="22"/>
-        </w:rPr>
-        <w:t xml:space="preserve">Managing Players</w:t>
-      </w:r>
-    </w:p>
-    <w:p>
-      <w:pPr>
-        <w:spacing w:after="60" w:before="60"/>
-      </w:pPr>
-      <w:r>
-        <w:rPr>
-          <w:rFonts w:ascii="Arial" w:cs="Arial" w:eastAsia="Arial" w:hAnsi="Arial"/>
-          <w:color w:val="111827"/>
-          <w:sz w:val="20"/>
-          <w:szCs w:val="20"/>
-        </w:rPr>
-        <w:t xml:space="preserve">34-slot grid. Tap any slot to add or edit a player. Attendance badges appear based on training records. A red dot indicates an active injury.</w:t>
-      </w:r>
-    </w:p>
-    <w:p>
-      <w:pPr>
-        <w:spacing w:after="60" w:before="60"/>
-      </w:pPr>
-      <w:r>
-        <w:t xml:space="preserve"/>
-      </w:r>
-    </w:p>
-    <w:p>
-      <w:pPr>
-        <w:pStyle w:val="Heading2"/>
-        <w:spacing w:after="120" w:before="280"/>
-      </w:pPr>
-      <w:r>
-        <w:rPr>
-          <w:rFonts w:ascii="Arial" w:cs="Arial" w:eastAsia="Arial" w:hAnsi="Arial"/>
-          <w:b/>
-          <w:bCs/>
-          <w:color w:val="14532d"/>
-          <w:sz w:val="22"/>
-          <w:szCs w:val="22"/>
-        </w:rPr>
-        <w:t xml:space="preserve">Injury Log</w:t>
-      </w:r>
-    </w:p>
-    <w:p>
-      <w:pPr>
-        <w:spacing w:after="60" w:before="60"/>
-      </w:pPr>
-      <w:r>
-        <w:rPr>
-          <w:rFonts w:ascii="Arial" w:cs="Arial" w:eastAsia="Arial" w:hAnsi="Arial"/>
-          <w:color w:val="111827"/>
-          <w:sz w:val="20"/>
-          <w:szCs w:val="20"/>
-        </w:rPr>
-        <w:t xml:space="preserve">Squad → Training → Players → tap player → Injury Log → + Log Injury. Enter type, date, return date and notes. Tap ✓ to mark Recovered.</w:t>
-      </w:r>
-    </w:p>
-    <w:p>
-      <w:pPr>
-        <w:spacing w:after="60" w:before="60"/>
-      </w:pPr>
-      <w:r>
-        <w:t xml:space="preserve"/>
-      </w:r>
-    </w:p>
-    <w:p>
-      <w:pPr>
-        <w:pStyle w:val="Heading2"/>
-        <w:spacing w:after="120" w:before="280"/>
-      </w:pPr>
-      <w:r>
-        <w:rPr>
-          <w:rFonts w:ascii="Arial" w:cs="Arial" w:eastAsia="Arial" w:hAnsi="Arial"/>
-          <w:b/>
-          <w:bCs/>
-          <w:color w:val="14532d"/>
-          <w:sz w:val="22"/>
-          <w:szCs w:val="22"/>
-        </w:rPr>
-        <w:t xml:space="preserve">Training Sessions</w:t>
-      </w:r>
-    </w:p>
-    <w:p>
-      <w:pPr>
-        <w:pStyle w:val="ListParagraph"/>
-        <w:numPr>
-          <w:ilvl w:val="0"/>
-          <w:numId w:val="2"/>
-        </w:numPr>
-        <w:spacing w:after="50" w:before="50"/>
-      </w:pPr>
-      <w:r>
-        <w:rPr>
-          <w:rFonts w:ascii="Arial" w:cs="Arial" w:eastAsia="Arial" w:hAnsi="Arial"/>
-          <w:color w:val="111827"/>
-          <w:sz w:val="20"/>
-          <w:szCs w:val="20"/>
-        </w:rPr>
-        <w:t xml:space="preserve">Training → Sessions → + New Training Session</w:t>
-      </w:r>
-    </w:p>
-    <w:p>
-      <w:pPr>
-        <w:pStyle w:val="ListParagraph"/>
-        <w:numPr>
-          <w:ilvl w:val="0"/>
-          <w:numId w:val="2"/>
-        </w:numPr>
-        <w:spacing w:after="50" w:before="50"/>
-      </w:pPr>
-      <w:r>
-        <w:rPr>
-          <w:rFonts w:ascii="Arial" w:cs="Arial" w:eastAsia="Arial" w:hAnsi="Arial"/>
-          <w:color w:val="111827"/>
-          <w:sz w:val="20"/>
-          <w:szCs w:val="20"/>
-        </w:rPr>
-        <w:t xml:space="preserve">Mark each player: ✅ Present · ❌ Absent · 🤕 Injured · 🤧 Sick · 🏆 County</w:t>
-      </w:r>
-    </w:p>
-    <w:p>
-      <w:pPr>
-        <w:pStyle w:val="ListParagraph"/>
-        <w:numPr>
-          <w:ilvl w:val="0"/>
-          <w:numId w:val="2"/>
-        </w:numPr>
-        <w:spacing w:after="50" w:before="50"/>
-      </w:pPr>
-      <w:r>
-        <w:rPr>
-          <w:rFonts w:ascii="Arial" w:cs="Arial" w:eastAsia="Arial" w:hAnsi="Arial"/>
-          <w:color w:val="111827"/>
-          <w:sz w:val="20"/>
-          <w:szCs w:val="20"/>
-        </w:rPr>
-        <w:t xml:space="preserve">Add optional notes per player → Save Session</w:t>
-      </w:r>
-    </w:p>
-    <w:p>
-      <w:pPr>
-        <w:spacing w:after="60" w:before="60"/>
-      </w:pPr>
-      <w:r>
-        <w:t xml:space="preserve"/>
-      </w:r>
-    </w:p>
-    <w:p>
-      <w:pPr>
-        <w:pStyle w:val="Heading2"/>
-        <w:spacing w:after="120" w:before="280"/>
-      </w:pPr>
-      <w:r>
-        <w:rPr>
-          <w:rFonts w:ascii="Arial" w:cs="Arial" w:eastAsia="Arial" w:hAnsi="Arial"/>
-          <w:b/>
-          <w:bCs/>
-          <w:color w:val="14532d"/>
-          <w:sz w:val="22"/>
-          <w:szCs w:val="22"/>
-        </w:rPr>
-        <w:t xml:space="preserve">Wellness Dashboard</w:t>
-      </w:r>
-    </w:p>
-    <w:p>
-      <w:pPr>
-        <w:spacing w:after="60" w:before="60"/>
-      </w:pPr>
-      <w:r>
-        <w:rPr>
-          <w:rFonts w:ascii="Arial" w:cs="Arial" w:eastAsia="Arial" w:hAnsi="Arial"/>
-          <w:color w:val="111827"/>
-          <w:sz w:val="20"/>
-          <w:szCs w:val="20"/>
-        </w:rPr>
-        <w:t xml:space="preserve">Training → Sessions → 💚 View Readiness Dashboard. See player wellness check-ins. Share a link via WhatsApp — players submit 5 metrics (1–5) without logging in. Scores appear automatically.</w:t>
-      </w:r>
-    </w:p>
-    <w:p>
-      <w:pPr>
-        <w:spacing w:after="60" w:before="60"/>
-      </w:pPr>
-      <w:r>
-        <w:t xml:space="preserve"/>
-      </w:r>
-    </w:p>
-    <w:p>
-      <w:r>
-        <w:br w:type="page"/>
-      </w:r>
-    </w:p>
-    <w:p>
-      <w:pPr>
-        <w:pStyle w:val="Heading1"/>
-        <w:pBdr>
-          <w:bottom w:val="single" w:color="16a34a" w:sz="6" w:space="4"/>
-        </w:pBdr>
-        <w:spacing w:after="180" w:before="360"/>
-      </w:pPr>
-      <w:r>
-        <w:rPr>
-          <w:rFonts w:ascii="Arial" w:cs="Arial" w:eastAsia="Arial" w:hAnsi="Arial"/>
-          <w:b/>
-          <w:bCs/>
-          <w:color w:val="111827"/>
-          <w:sz w:val="32"/>
-          <w:szCs w:val="32"/>
-        </w:rPr>
-        <w:t xml:space="preserve">7. Trial Tab</w:t>
-      </w:r>
-    </w:p>
-    <w:p>
-      <w:pPr>
-        <w:pStyle w:val="ListParagraph"/>
-        <w:numPr>
-          <w:ilvl w:val="0"/>
-          <w:numId w:val="2"/>
-        </w:numPr>
-        <w:spacing w:after="50" w:before="50"/>
-      </w:pPr>
-      <w:r>
-        <w:rPr>
-          <w:rFonts w:ascii="Arial" w:cs="Arial" w:eastAsia="Arial" w:hAnsi="Arial"/>
-          <w:color w:val="111827"/>
-          <w:sz w:val="20"/>
-          <w:szCs w:val="20"/>
-        </w:rPr>
-        <w:t xml:space="preserve">Squad → Trial → + New Trial → name, date, season</w:t>
-      </w:r>
-    </w:p>
-    <w:p>
-      <w:pPr>
-        <w:pStyle w:val="ListParagraph"/>
-        <w:numPr>
-          <w:ilvl w:val="0"/>
-          <w:numId w:val="2"/>
-        </w:numPr>
-        <w:spacing w:after="50" w:before="50"/>
-      </w:pPr>
-      <w:r>
-        <w:rPr>
-          <w:rFonts w:ascii="Arial" w:cs="Arial" w:eastAsia="Arial" w:hAnsi="Arial"/>
-          <w:color w:val="111827"/>
-          <w:sz w:val="20"/>
-          <w:szCs w:val="20"/>
-        </w:rPr>
-        <w:t xml:space="preserve">Trialists tab → + Add Trialist → name, position, age group</w:t>
-      </w:r>
-    </w:p>
-    <w:p>
-      <w:pPr>
-        <w:pStyle w:val="ListParagraph"/>
-        <w:numPr>
-          <w:ilvl w:val="0"/>
-          <w:numId w:val="2"/>
-        </w:numPr>
-        <w:spacing w:after="50" w:before="50"/>
-      </w:pPr>
-      <w:r>
-        <w:rPr>
-          <w:rFonts w:ascii="Arial" w:cs="Arial" w:eastAsia="Arial" w:hAnsi="Arial"/>
-          <w:color w:val="111827"/>
-          <w:sz w:val="20"/>
-          <w:szCs w:val="20"/>
-        </w:rPr>
-        <w:t xml:space="preserve">Sessions tab → + New Session → grade 1–10 per trialist</w:t>
-      </w:r>
-    </w:p>
-    <w:p>
-      <w:pPr>
-        <w:pStyle w:val="ListParagraph"/>
-        <w:numPr>
-          <w:ilvl w:val="0"/>
-          <w:numId w:val="2"/>
-        </w:numPr>
-        <w:spacing w:after="50" w:before="50"/>
-      </w:pPr>
-      <w:r>
-        <w:rPr>
-          <w:rFonts w:ascii="Arial" w:cs="Arial" w:eastAsia="Arial" w:hAnsi="Arial"/>
-          <w:color w:val="111827"/>
-          <w:sz w:val="20"/>
-          <w:szCs w:val="20"/>
-        </w:rPr>
-        <w:t xml:space="preserve">Share session link with co-coaches for multi-coach grading</w:t>
-      </w:r>
-    </w:p>
-    <w:p>
-      <w:pPr>
-        <w:pStyle w:val="ListParagraph"/>
-        <w:numPr>
-          <w:ilvl w:val="0"/>
-          <w:numId w:val="2"/>
-        </w:numPr>
-        <w:spacing w:after="50" w:before="50"/>
-      </w:pPr>
-      <w:r>
-        <w:rPr>
-          <w:rFonts w:ascii="Arial" w:cs="Arial" w:eastAsia="Arial" w:hAnsi="Arial"/>
-          <w:color w:val="111827"/>
-          <w:sz w:val="20"/>
-          <w:szCs w:val="20"/>
-        </w:rPr>
-        <w:t xml:space="preserve">Tap 🔄 Sync Co-Coach Grades to pull in co-coach submissions</w:t>
-      </w:r>
-    </w:p>
-    <w:p>
-      <w:pPr>
-        <w:pStyle w:val="ListParagraph"/>
-        <w:numPr>
-          <w:ilvl w:val="0"/>
-          <w:numId w:val="2"/>
-        </w:numPr>
-        <w:spacing w:after="50" w:before="50"/>
-      </w:pPr>
-      <w:r>
-        <w:rPr>
-          <w:rFonts w:ascii="Arial" w:cs="Arial" w:eastAsia="Arial" w:hAnsi="Arial"/>
-          <w:color w:val="111827"/>
-          <w:sz w:val="20"/>
-          <w:szCs w:val="20"/>
-        </w:rPr>
-        <w:t xml:space="preserve">Rankings tab shows sorted averages across all coaches</w:t>
-      </w:r>
-    </w:p>
-    <w:p>
-      <w:pPr>
-        <w:pStyle w:val="ListParagraph"/>
-        <w:numPr>
-          <w:ilvl w:val="0"/>
-          <w:numId w:val="2"/>
-        </w:numPr>
-        <w:spacing w:after="50" w:before="50"/>
-      </w:pPr>
-      <w:r>
-        <w:rPr>
-          <w:rFonts w:ascii="Arial" w:cs="Arial" w:eastAsia="Arial" w:hAnsi="Arial"/>
-          <w:color w:val="111827"/>
-          <w:sz w:val="20"/>
-          <w:szCs w:val="20"/>
-        </w:rPr>
-        <w:t xml:space="preserve">Set Final Decision: Promote / Hold Over / Release</w:t>
-      </w:r>
-    </w:p>
-    <w:p>
-      <w:pPr>
-        <w:spacing w:after="60" w:before="60"/>
-      </w:pPr>
-      <w:r>
-        <w:t xml:space="preserve"/>
-      </w:r>
-    </w:p>
-    <w:p>
-      <w:r>
-        <w:br w:type="page"/>
-      </w:r>
-    </w:p>
-    <w:p>
-      <w:pPr>
-        <w:pStyle w:val="Heading1"/>
-        <w:pBdr>
-          <w:bottom w:val="single" w:color="16a34a" w:sz="6" w:space="4"/>
-        </w:pBdr>
-        <w:spacing w:after="180" w:before="360"/>
-      </w:pPr>
-      <w:r>
-        <w:rPr>
-          <w:rFonts w:ascii="Arial" w:cs="Arial" w:eastAsia="Arial" w:hAnsi="Arial"/>
-          <w:b/>
-          <w:bCs/>
-          <w:color w:val="111827"/>
-          <w:sz w:val="32"/>
-          <w:szCs w:val="32"/>
-        </w:rPr>
-        <w:t xml:space="preserve">8. History Tab</w:t>
-      </w:r>
-    </w:p>
-    <w:tbl>
-      <w:tblPr>
-        <w:tblW w:type="dxa" w:w="9360"/>
-        <w:tblBorders>
-          <w:top w:val="single" w:color="auto" w:sz="4"/>
-          <w:left w:val="single" w:color="auto" w:sz="4"/>
-          <w:bottom w:val="single" w:color="auto" w:sz="4"/>
-          <w:right w:val="single" w:color="auto" w:sz="4"/>
-          <w:insideH w:val="single" w:color="auto" w:sz="4"/>
-          <w:insideV w:val="single" w:color="auto" w:sz="4"/>
-        </w:tblBorders>
-      </w:tblPr>
-      <w:tblGrid>
-        <w:gridCol w:w="1600"/>
-        <w:gridCol w:w="7760"/>
-      </w:tblGrid>
-      <w:tr>
-        <w:tc>
-          <w:tcPr>
-            <w:tcW w:type="dxa" w:w="1600"/>
-            <w:tcBorders>
-              <w:top w:val="single" w:color="D1D5DB" w:sz="1"/>
-              <w:left w:val="single" w:color="D1D5DB" w:sz="1"/>
-              <w:bottom w:val="single" w:color="D1D5DB" w:sz="1"/>
-              <w:right w:val="single" w:color="D1D5DB" w:sz="1"/>
-            </w:tcBorders>
-            <w:shd w:fill="16a34a" w:val="clear"/>
-            <w:tcMar>
-              <w:top w:type="dxa" w:w="80"/>
-              <w:left w:type="dxa" w:w="140"/>
-              <w:bottom w:type="dxa" w:w="80"/>
-              <w:right w:type="dxa" w:w="140"/>
-            </w:tcMar>
-            <w:vAlign w:val="top"/>
-          </w:tcPr>
-          <w:p>
-            <w:pPr>
-              <w:spacing w:after="40" w:before="40"/>
-            </w:pPr>
-            <w:r>
-              <w:rPr>
-                <w:rFonts w:ascii="Arial" w:cs="Arial" w:eastAsia="Arial" w:hAnsi="Arial"/>
-                <w:b/>
-                <w:bCs/>
-                <w:i w:val="false"/>
-                <w:iCs w:val="false"/>
-                <w:color w:val="FFFFFF"/>
-                <w:sz w:val="18"/>
-                <w:szCs w:val="18"/>
-              </w:rPr>
-              <w:t xml:space="preserve">Button</w:t>
-            </w:r>
-          </w:p>
-        </w:tc>
-        <w:tc>
-          <w:tcPr>
-            <w:tcW w:type="dxa" w:w="7760"/>
-            <w:tcBorders>
-              <w:top w:val="single" w:color="D1D5DB" w:sz="1"/>
-              <w:left w:val="single" w:color="D1D5DB" w:sz="1"/>
-              <w:bottom w:val="single" w:color="D1D5DB" w:sz="1"/>
-              <w:right w:val="single" w:color="D1D5DB" w:sz="1"/>
-            </w:tcBorders>
-            <w:shd w:fill="16a34a" w:val="clear"/>
-            <w:tcMar>
-              <w:top w:type="dxa" w:w="80"/>
-              <w:left w:type="dxa" w:w="140"/>
-              <w:bottom w:type="dxa" w:w="80"/>
-              <w:right w:type="dxa" w:w="140"/>
-            </w:tcMar>
-            <w:vAlign w:val="top"/>
-          </w:tcPr>
-          <w:p>
-            <w:pPr>
-              <w:spacing w:after="40" w:before="40"/>
-            </w:pPr>
-            <w:r>
-              <w:rPr>
-                <w:rFonts w:ascii="Arial" w:cs="Arial" w:eastAsia="Arial" w:hAnsi="Arial"/>
-                <w:b/>
-                <w:bCs/>
-                <w:i w:val="false"/>
-                <w:iCs w:val="false"/>
-                <w:color w:val="FFFFFF"/>
-                <w:sz w:val="18"/>
-                <w:szCs w:val="18"/>
-              </w:rPr>
-              <w:t xml:space="preserve">What it does</w:t>
-            </w:r>
-          </w:p>
-        </w:tc>
-      </w:tr>
-      <w:tr>
-        <w:tc>
-          <w:tcPr>
-            <w:tcW w:type="dxa" w:w="1600"/>
-            <w:tcBorders>
-              <w:top w:val="single" w:color="D1D5DB" w:sz="1"/>
-              <w:left w:val="single" w:color="D1D5DB" w:sz="1"/>
-              <w:bottom w:val="single" w:color="D1D5DB" w:sz="1"/>
-              <w:right w:val="single" w:color="D1D5DB" w:sz="1"/>
-            </w:tcBorders>
-            <w:shd w:fill="FFFFFF" w:val="clear"/>
-            <w:tcMar>
-              <w:top w:type="dxa" w:w="80"/>
-              <w:left w:type="dxa" w:w="140"/>
-              <w:bottom w:type="dxa" w:w="80"/>
-              <w:right w:type="dxa" w:w="140"/>
-            </w:tcMar>
-            <w:vAlign w:val="top"/>
-          </w:tcPr>
-          <w:p>
-            <w:pPr>
-              <w:spacing w:after="40" w:before="40"/>
-            </w:pPr>
-            <w:r>
-              <w:rPr>
-                <w:rFonts w:ascii="Arial" w:cs="Arial" w:eastAsia="Arial" w:hAnsi="Arial"/>
-                <w:b/>
-                <w:bCs/>
-                <w:i w:val="false"/>
-                <w:iCs w:val="false"/>
-                <w:color w:val="111827"/>
-                <w:sz w:val="19"/>
-                <w:szCs w:val="19"/>
-              </w:rPr>
-              <w:t xml:space="preserve">📤 Share</w:t>
-            </w:r>
-          </w:p>
-        </w:tc>
-        <w:tc>
-          <w:tcPr>
-            <w:tcW w:type="dxa" w:w="7760"/>
-            <w:tcBorders>
-              <w:top w:val="single" w:color="D1D5DB" w:sz="1"/>
-              <w:left w:val="single" w:color="D1D5DB" w:sz="1"/>
-              <w:bottom w:val="single" w:color="D1D5DB" w:sz="1"/>
-              <w:right w:val="single" w:color="D1D5DB" w:sz="1"/>
-            </w:tcBorders>
-            <w:shd w:fill="FFFFFF" w:val="clear"/>
-            <w:tcMar>
-              <w:top w:type="dxa" w:w="80"/>
-              <w:left w:type="dxa" w:w="140"/>
-              <w:bottom w:type="dxa" w:w="80"/>
-              <w:right w:type="dxa" w:w="140"/>
-            </w:tcMar>
-            <w:vAlign w:val="top"/>
-          </w:tcPr>
-          <w:p>
-            <w:pPr>
-              <w:spacing w:after="40" w:before="40"/>
-            </w:pPr>
-            <w:r>
-              <w:rPr>
-                <w:rFonts w:ascii="Arial" w:cs="Arial" w:eastAsia="Arial" w:hAnsi="Arial"/>
-                <w:b w:val="false"/>
-                <w:bCs w:val="false"/>
-                <w:i w:val="false"/>
-                <w:iCs w:val="false"/>
-                <w:color w:val="111827"/>
-                <w:sz w:val="19"/>
-                <w:szCs w:val="19"/>
-              </w:rPr>
-              <w:t xml:space="preserve">Share match summary via iOS share sheet (WhatsApp, email etc.)</w:t>
-            </w:r>
-          </w:p>
-        </w:tc>
-      </w:tr>
-      <w:tr>
-        <w:tc>
-          <w:tcPr>
-            <w:tcW w:type="dxa" w:w="1600"/>
-            <w:tcBorders>
-              <w:top w:val="single" w:color="D1D5DB" w:sz="1"/>
-              <w:left w:val="single" w:color="D1D5DB" w:sz="1"/>
-              <w:bottom w:val="single" w:color="D1D5DB" w:sz="1"/>
-              <w:right w:val="single" w:color="D1D5DB" w:sz="1"/>
-            </w:tcBorders>
-            <w:shd w:fill="FFFFFF" w:val="clear"/>
-            <w:tcMar>
-              <w:top w:type="dxa" w:w="80"/>
-              <w:left w:type="dxa" w:w="140"/>
-              <w:bottom w:type="dxa" w:w="80"/>
-              <w:right w:type="dxa" w:w="140"/>
-            </w:tcMar>
-            <w:vAlign w:val="top"/>
-          </w:tcPr>
-          <w:p>
-            <w:pPr>
-              <w:spacing w:after="40" w:before="40"/>
-            </w:pPr>
-            <w:r>
-              <w:rPr>
-                <w:rFonts w:ascii="Arial" w:cs="Arial" w:eastAsia="Arial" w:hAnsi="Arial"/>
-                <w:b/>
-                <w:bCs/>
-                <w:i w:val="false"/>
-                <w:iCs w:val="false"/>
-                <w:color w:val="111827"/>
-                <w:sz w:val="19"/>
-                <w:szCs w:val="19"/>
-              </w:rPr>
-              <w:t xml:space="preserve">🎬 Video</w:t>
-            </w:r>
-          </w:p>
-        </w:tc>
-        <w:tc>
-          <w:tcPr>
-            <w:tcW w:type="dxa" w:w="7760"/>
-            <w:tcBorders>
-              <w:top w:val="single" w:color="D1D5DB" w:sz="1"/>
-              <w:left w:val="single" w:color="D1D5DB" w:sz="1"/>
-              <w:bottom w:val="single" w:color="D1D5DB" w:sz="1"/>
-              <w:right w:val="single" w:color="D1D5DB" w:sz="1"/>
-            </w:tcBorders>
-            <w:shd w:fill="F0FDF4" w:val="clear"/>
-            <w:tcMar>
-              <w:top w:type="dxa" w:w="80"/>
-              <w:left w:type="dxa" w:w="140"/>
-              <w:bottom w:type="dxa" w:w="80"/>
-              <w:right w:type="dxa" w:w="140"/>
-            </w:tcMar>
-            <w:vAlign w:val="top"/>
-          </w:tcPr>
-          <w:p>
-            <w:pPr>
-              <w:spacing w:after="40" w:before="40"/>
-            </w:pPr>
-            <w:r>
-              <w:rPr>
-                <w:rFonts w:ascii="Arial" w:cs="Arial" w:eastAsia="Arial" w:hAnsi="Arial"/>
-                <w:b w:val="false"/>
-                <w:bCs w:val="false"/>
-                <w:i w:val="false"/>
-                <w:iCs w:val="false"/>
-                <w:color w:val="111827"/>
-                <w:sz w:val="19"/>
-                <w:szCs w:val="19"/>
-              </w:rPr>
-              <w:t xml:space="preserve">Opens Video Analysis for this match</w:t>
-            </w:r>
-          </w:p>
-        </w:tc>
-      </w:tr>
-      <w:tr>
-        <w:tc>
-          <w:tcPr>
-            <w:tcW w:type="dxa" w:w="1600"/>
-            <w:tcBorders>
-              <w:top w:val="single" w:color="D1D5DB" w:sz="1"/>
-              <w:left w:val="single" w:color="D1D5DB" w:sz="1"/>
-              <w:bottom w:val="single" w:color="D1D5DB" w:sz="1"/>
-              <w:right w:val="single" w:color="D1D5DB" w:sz="1"/>
-            </w:tcBorders>
-            <w:shd w:fill="FFFFFF" w:val="clear"/>
-            <w:tcMar>
-              <w:top w:type="dxa" w:w="80"/>
-              <w:left w:type="dxa" w:w="140"/>
-              <w:bottom w:type="dxa" w:w="80"/>
-              <w:right w:type="dxa" w:w="140"/>
-            </w:tcMar>
-            <w:vAlign w:val="top"/>
-          </w:tcPr>
-          <w:p>
-            <w:pPr>
-              <w:spacing w:after="40" w:before="40"/>
-            </w:pPr>
-            <w:r>
-              <w:rPr>
-                <w:rFonts w:ascii="Arial" w:cs="Arial" w:eastAsia="Arial" w:hAnsi="Arial"/>
-                <w:b/>
-                <w:bCs/>
-                <w:i w:val="false"/>
-                <w:iCs w:val="false"/>
-                <w:color w:val="111827"/>
-                <w:sz w:val="19"/>
-                <w:szCs w:val="19"/>
-              </w:rPr>
-              <w:t xml:space="preserve">🔍 Scout</w:t>
-            </w:r>
-          </w:p>
-        </w:tc>
-        <w:tc>
-          <w:tcPr>
-            <w:tcW w:type="dxa" w:w="7760"/>
-            <w:tcBorders>
-              <w:top w:val="single" w:color="D1D5DB" w:sz="1"/>
-              <w:left w:val="single" w:color="D1D5DB" w:sz="1"/>
-              <w:bottom w:val="single" w:color="D1D5DB" w:sz="1"/>
-              <w:right w:val="single" w:color="D1D5DB" w:sz="1"/>
-            </w:tcBorders>
-            <w:shd w:fill="FFFFFF" w:val="clear"/>
-            <w:tcMar>
-              <w:top w:type="dxa" w:w="80"/>
-              <w:left w:type="dxa" w:w="140"/>
-              <w:bottom w:type="dxa" w:w="80"/>
-              <w:right w:type="dxa" w:w="140"/>
-            </w:tcMar>
-            <w:vAlign w:val="top"/>
-          </w:tcPr>
-          <w:p>
-            <w:pPr>
-              <w:spacing w:after="40" w:before="40"/>
-            </w:pPr>
-            <w:r>
-              <w:rPr>
-                <w:rFonts w:ascii="Arial" w:cs="Arial" w:eastAsia="Arial" w:hAnsi="Arial"/>
-                <w:b w:val="false"/>
-                <w:bCs w:val="false"/>
-                <w:i w:val="false"/>
-                <w:iCs w:val="false"/>
-                <w:color w:val="111827"/>
-                <w:sz w:val="19"/>
-                <w:szCs w:val="19"/>
-              </w:rPr>
-              <w:t xml:space="preserve">Scout report for this match's opponent</w:t>
-            </w:r>
-          </w:p>
-        </w:tc>
-      </w:tr>
-      <w:tr>
-        <w:tc>
-          <w:tcPr>
-            <w:tcW w:type="dxa" w:w="1600"/>
-            <w:tcBorders>
-              <w:top w:val="single" w:color="D1D5DB" w:sz="1"/>
-              <w:left w:val="single" w:color="D1D5DB" w:sz="1"/>
-              <w:bottom w:val="single" w:color="D1D5DB" w:sz="1"/>
-              <w:right w:val="single" w:color="D1D5DB" w:sz="1"/>
-            </w:tcBorders>
-            <w:shd w:fill="FFFFFF" w:val="clear"/>
-            <w:tcMar>
-              <w:top w:type="dxa" w:w="80"/>
-              <w:left w:type="dxa" w:w="140"/>
-              <w:bottom w:type="dxa" w:w="80"/>
-              <w:right w:type="dxa" w:w="140"/>
-            </w:tcMar>
-            <w:vAlign w:val="top"/>
-          </w:tcPr>
-          <w:p>
-            <w:pPr>
-              <w:spacing w:after="40" w:before="40"/>
-            </w:pPr>
-            <w:r>
-              <w:rPr>
-                <w:rFonts w:ascii="Arial" w:cs="Arial" w:eastAsia="Arial" w:hAnsi="Arial"/>
-                <w:b/>
-                <w:bCs/>
-                <w:i w:val="false"/>
-                <w:iCs w:val="false"/>
-                <w:color w:val="111827"/>
-                <w:sz w:val="19"/>
-                <w:szCs w:val="19"/>
-              </w:rPr>
-              <w:t xml:space="preserve">📝 Notes</w:t>
-            </w:r>
-          </w:p>
-        </w:tc>
-        <w:tc>
-          <w:tcPr>
-            <w:tcW w:type="dxa" w:w="7760"/>
-            <w:tcBorders>
-              <w:top w:val="single" w:color="D1D5DB" w:sz="1"/>
-              <w:left w:val="single" w:color="D1D5DB" w:sz="1"/>
-              <w:bottom w:val="single" w:color="D1D5DB" w:sz="1"/>
-              <w:right w:val="single" w:color="D1D5DB" w:sz="1"/>
-            </w:tcBorders>
-            <w:shd w:fill="F0FDF4" w:val="clear"/>
-            <w:tcMar>
-              <w:top w:type="dxa" w:w="80"/>
-              <w:left w:type="dxa" w:w="140"/>
-              <w:bottom w:type="dxa" w:w="80"/>
-              <w:right w:type="dxa" w:w="140"/>
-            </w:tcMar>
-            <w:vAlign w:val="top"/>
-          </w:tcPr>
-          <w:p>
-            <w:pPr>
-              <w:spacing w:after="40" w:before="40"/>
-            </w:pPr>
-            <w:r>
-              <w:rPr>
-                <w:rFonts w:ascii="Arial" w:cs="Arial" w:eastAsia="Arial" w:hAnsi="Arial"/>
-                <w:b w:val="false"/>
-                <w:bCs w:val="false"/>
-                <w:i w:val="false"/>
-                <w:iCs w:val="false"/>
-                <w:color w:val="111827"/>
-                <w:sz w:val="19"/>
-                <w:szCs w:val="19"/>
-              </w:rPr>
-              <w:t xml:space="preserve">View and edit match notes</w:t>
-            </w:r>
-          </w:p>
-        </w:tc>
-      </w:tr>
-      <w:tr>
-        <w:tc>
-          <w:tcPr>
-            <w:tcW w:type="dxa" w:w="1600"/>
-            <w:tcBorders>
-              <w:top w:val="single" w:color="D1D5DB" w:sz="1"/>
-              <w:left w:val="single" w:color="D1D5DB" w:sz="1"/>
-              <w:bottom w:val="single" w:color="D1D5DB" w:sz="1"/>
-              <w:right w:val="single" w:color="D1D5DB" w:sz="1"/>
-            </w:tcBorders>
-            <w:shd w:fill="FFFFFF" w:val="clear"/>
-            <w:tcMar>
-              <w:top w:type="dxa" w:w="80"/>
-              <w:left w:type="dxa" w:w="140"/>
-              <w:bottom w:type="dxa" w:w="80"/>
-              <w:right w:type="dxa" w:w="140"/>
-            </w:tcMar>
-            <w:vAlign w:val="top"/>
-          </w:tcPr>
-          <w:p>
-            <w:pPr>
-              <w:spacing w:after="40" w:before="40"/>
-            </w:pPr>
-            <w:r>
-              <w:rPr>
-                <w:rFonts w:ascii="Arial" w:cs="Arial" w:eastAsia="Arial" w:hAnsi="Arial"/>
-                <w:b/>
-                <w:bCs/>
-                <w:i w:val="false"/>
-                <w:iCs w:val="false"/>
-                <w:color w:val="111827"/>
-                <w:sz w:val="19"/>
-                <w:szCs w:val="19"/>
-              </w:rPr>
-              <w:t xml:space="preserve">📅 Fixtures</w:t>
-            </w:r>
-          </w:p>
-        </w:tc>
-        <w:tc>
-          <w:tcPr>
-            <w:tcW w:type="dxa" w:w="7760"/>
-            <w:tcBorders>
-              <w:top w:val="single" w:color="D1D5DB" w:sz="1"/>
-              <w:left w:val="single" w:color="D1D5DB" w:sz="1"/>
-              <w:bottom w:val="single" w:color="D1D5DB" w:sz="1"/>
-              <w:right w:val="single" w:color="D1D5DB" w:sz="1"/>
-            </w:tcBorders>
-            <w:shd w:fill="FFFFFF" w:val="clear"/>
-            <w:tcMar>
-              <w:top w:type="dxa" w:w="80"/>
-              <w:left w:type="dxa" w:w="140"/>
-              <w:bottom w:type="dxa" w:w="80"/>
-              <w:right w:type="dxa" w:w="140"/>
-            </w:tcMar>
-            <w:vAlign w:val="top"/>
-          </w:tcPr>
-          <w:p>
-            <w:pPr>
-              <w:spacing w:after="40" w:before="40"/>
-            </w:pPr>
-            <w:r>
-              <w:rPr>
-                <w:rFonts w:ascii="Arial" w:cs="Arial" w:eastAsia="Arial" w:hAnsi="Arial"/>
-                <w:b w:val="false"/>
-                <w:bCs w:val="false"/>
-                <w:i w:val="false"/>
-                <w:iCs w:val="false"/>
-                <w:color w:val="111827"/>
-                <w:sz w:val="19"/>
-                <w:szCs w:val="19"/>
-              </w:rPr>
-              <w:t xml:space="preserve">Upcoming matches — add with date, opponent, competition</w:t>
-            </w:r>
-          </w:p>
-        </w:tc>
-      </w:tr>
-      <w:tr>
-        <w:tc>
-          <w:tcPr>
-            <w:tcW w:type="dxa" w:w="1600"/>
-            <w:tcBorders>
-              <w:top w:val="single" w:color="D1D5DB" w:sz="1"/>
-              <w:left w:val="single" w:color="D1D5DB" w:sz="1"/>
-              <w:bottom w:val="single" w:color="D1D5DB" w:sz="1"/>
-              <w:right w:val="single" w:color="D1D5DB" w:sz="1"/>
-            </w:tcBorders>
-            <w:shd w:fill="FFFFFF" w:val="clear"/>
-            <w:tcMar>
-              <w:top w:type="dxa" w:w="80"/>
-              <w:left w:type="dxa" w:w="140"/>
-              <w:bottom w:type="dxa" w:w="80"/>
-              <w:right w:type="dxa" w:w="140"/>
-            </w:tcMar>
-            <w:vAlign w:val="top"/>
-          </w:tcPr>
-          <w:p>
-            <w:pPr>
-              <w:spacing w:after="40" w:before="40"/>
-            </w:pPr>
-            <w:r>
-              <w:rPr>
-                <w:rFonts w:ascii="Arial" w:cs="Arial" w:eastAsia="Arial" w:hAnsi="Arial"/>
-                <w:b/>
-                <w:bCs/>
-                <w:i w:val="false"/>
-                <w:iCs w:val="false"/>
-                <w:color w:val="111827"/>
-                <w:sz w:val="19"/>
-                <w:szCs w:val="19"/>
-              </w:rPr>
-              <w:t xml:space="preserve">🏟 Opp DB</w:t>
-            </w:r>
-          </w:p>
-        </w:tc>
-        <w:tc>
-          <w:tcPr>
-            <w:tcW w:type="dxa" w:w="7760"/>
-            <w:tcBorders>
-              <w:top w:val="single" w:color="D1D5DB" w:sz="1"/>
-              <w:left w:val="single" w:color="D1D5DB" w:sz="1"/>
-              <w:bottom w:val="single" w:color="D1D5DB" w:sz="1"/>
-              <w:right w:val="single" w:color="D1D5DB" w:sz="1"/>
-            </w:tcBorders>
-            <w:shd w:fill="F0FDF4" w:val="clear"/>
-            <w:tcMar>
-              <w:top w:type="dxa" w:w="80"/>
-              <w:left w:type="dxa" w:w="140"/>
-              <w:bottom w:type="dxa" w:w="80"/>
-              <w:right w:type="dxa" w:w="140"/>
-            </w:tcMar>
-            <w:vAlign w:val="top"/>
-          </w:tcPr>
-          <w:p>
-            <w:pPr>
-              <w:spacing w:after="40" w:before="40"/>
-            </w:pPr>
-            <w:r>
-              <w:rPr>
-                <w:rFonts w:ascii="Arial" w:cs="Arial" w:eastAsia="Arial" w:hAnsi="Arial"/>
-                <w:b w:val="false"/>
-                <w:bCs w:val="false"/>
-                <w:i w:val="false"/>
-                <w:iCs w:val="false"/>
-                <w:color w:val="111827"/>
-                <w:sz w:val="19"/>
-                <w:szCs w:val="19"/>
-              </w:rPr>
-              <w:t xml:space="preserve">Opposition Database — club profiles with W/D/L, history, notes</w:t>
-            </w:r>
-          </w:p>
-        </w:tc>
-      </w:tr>
-      <w:tr>
-        <w:tc>
-          <w:tcPr>
-            <w:tcW w:type="dxa" w:w="1600"/>
-            <w:tcBorders>
-              <w:top w:val="single" w:color="D1D5DB" w:sz="1"/>
-              <w:left w:val="single" w:color="D1D5DB" w:sz="1"/>
-              <w:bottom w:val="single" w:color="D1D5DB" w:sz="1"/>
-              <w:right w:val="single" w:color="D1D5DB" w:sz="1"/>
-            </w:tcBorders>
-            <w:shd w:fill="FFFFFF" w:val="clear"/>
-            <w:tcMar>
-              <w:top w:type="dxa" w:w="80"/>
-              <w:left w:type="dxa" w:w="140"/>
-              <w:bottom w:type="dxa" w:w="80"/>
-              <w:right w:type="dxa" w:w="140"/>
-            </w:tcMar>
-            <w:vAlign w:val="top"/>
-          </w:tcPr>
-          <w:p>
-            <w:pPr>
-              <w:spacing w:after="40" w:before="40"/>
-            </w:pPr>
-            <w:r>
-              <w:rPr>
-                <w:rFonts w:ascii="Arial" w:cs="Arial" w:eastAsia="Arial" w:hAnsi="Arial"/>
-                <w:b/>
-                <w:bCs/>
-                <w:i w:val="false"/>
-                <w:iCs w:val="false"/>
-                <w:color w:val="111827"/>
-                <w:sz w:val="19"/>
-                <w:szCs w:val="19"/>
-              </w:rPr>
-              <w:t xml:space="preserve">📊 Summary</w:t>
-            </w:r>
-          </w:p>
-        </w:tc>
-        <w:tc>
-          <w:tcPr>
-            <w:tcW w:type="dxa" w:w="7760"/>
-            <w:tcBorders>
-              <w:top w:val="single" w:color="D1D5DB" w:sz="1"/>
-              <w:left w:val="single" w:color="D1D5DB" w:sz="1"/>
-              <w:bottom w:val="single" w:color="D1D5DB" w:sz="1"/>
-              <w:right w:val="single" w:color="D1D5DB" w:sz="1"/>
-            </w:tcBorders>
-            <w:shd w:fill="FFFFFF" w:val="clear"/>
-            <w:tcMar>
-              <w:top w:type="dxa" w:w="80"/>
-              <w:left w:type="dxa" w:w="140"/>
-              <w:bottom w:type="dxa" w:w="80"/>
-              <w:right w:type="dxa" w:w="140"/>
-            </w:tcMar>
-            <w:vAlign w:val="top"/>
-          </w:tcPr>
-          <w:p>
-            <w:pPr>
-              <w:spacing w:after="40" w:before="40"/>
-            </w:pPr>
-            <w:r>
-              <w:rPr>
-                <w:rFonts w:ascii="Arial" w:cs="Arial" w:eastAsia="Arial" w:hAnsi="Arial"/>
-                <w:b w:val="false"/>
-                <w:bCs w:val="false"/>
-                <w:i w:val="false"/>
-                <w:iCs w:val="false"/>
-                <w:color w:val="111827"/>
-                <w:sz w:val="19"/>
-                <w:szCs w:val="19"/>
-              </w:rPr>
-              <w:t xml:space="preserve">Season summary — W/D/L, KPIs, top performers, PDF report</w:t>
-            </w:r>
-          </w:p>
-        </w:tc>
-      </w:tr>
-    </w:tbl>
-    <w:p>
-      <w:pPr>
-        <w:spacing w:after="60" w:before="60"/>
-      </w:pPr>
-      <w:r>
-        <w:t xml:space="preserve"/>
-      </w:r>
-    </w:p>
-    <w:p>
-      <w:r>
-        <w:br w:type="page"/>
-      </w:r>
-    </w:p>
-    <w:p>
-      <w:pPr>
-        <w:pStyle w:val="Heading1"/>
-        <w:pBdr>
-          <w:bottom w:val="single" w:color="16a34a" w:sz="6" w:space="4"/>
-        </w:pBdr>
-        <w:spacing w:after="180" w:before="360"/>
-      </w:pPr>
-      <w:r>
-        <w:rPr>
-          <w:rFonts w:ascii="Arial" w:cs="Arial" w:eastAsia="Arial" w:hAnsi="Arial"/>
-          <w:b/>
-          <w:bCs/>
-          <w:color w:val="111827"/>
-          <w:sz w:val="32"/>
-          <w:szCs w:val="32"/>
-        </w:rPr>
-        <w:t xml:space="preserve">9. Video Analysis</w:t>
-      </w:r>
-    </w:p>
-    <w:p>
-      <w:pPr>
-        <w:pStyle w:val="Heading2"/>
-        <w:spacing w:after="120" w:before="280"/>
-      </w:pPr>
-      <w:r>
-        <w:rPr>
-          <w:rFonts w:ascii="Arial" w:cs="Arial" w:eastAsia="Arial" w:hAnsi="Arial"/>
-          <w:b/>
-          <w:bCs/>
-          <w:color w:val="14532d"/>
-          <w:sz w:val="22"/>
-          <w:szCs w:val="22"/>
-        </w:rPr>
-        <w:t xml:space="preserve">Tags Tab</w:t>
-      </w:r>
-    </w:p>
-    <w:p>
-      <w:pPr>
-        <w:pStyle w:val="ListParagraph"/>
-        <w:numPr>
-          <w:ilvl w:val="0"/>
-          <w:numId w:val="2"/>
-        </w:numPr>
-        <w:spacing w:after="50" w:before="50"/>
-      </w:pPr>
-      <w:r>
-        <w:rPr>
-          <w:rFonts w:ascii="Arial" w:cs="Arial" w:eastAsia="Arial" w:hAnsi="Arial"/>
-          <w:color w:val="111827"/>
-          <w:sz w:val="20"/>
-          <w:szCs w:val="20"/>
-        </w:rPr>
-        <w:t xml:space="preserve">Select My Team or Opposition</w:t>
-      </w:r>
-    </w:p>
-    <w:p>
-      <w:pPr>
-        <w:pStyle w:val="ListParagraph"/>
-        <w:numPr>
-          <w:ilvl w:val="0"/>
-          <w:numId w:val="2"/>
-        </w:numPr>
-        <w:spacing w:after="50" w:before="50"/>
-      </w:pPr>
-      <w:r>
-        <w:rPr>
-          <w:rFonts w:ascii="Arial" w:cs="Arial" w:eastAsia="Arial" w:hAnsi="Arial"/>
-          <w:color w:val="111827"/>
-          <w:sz w:val="20"/>
-          <w:szCs w:val="20"/>
-        </w:rPr>
-        <w:t xml:space="preserve">Play the video</w:t>
-      </w:r>
-    </w:p>
-    <w:p>
-      <w:pPr>
-        <w:pStyle w:val="ListParagraph"/>
-        <w:numPr>
-          <w:ilvl w:val="0"/>
-          <w:numId w:val="2"/>
-        </w:numPr>
-        <w:spacing w:after="50" w:before="50"/>
-      </w:pPr>
-      <w:r>
-        <w:rPr>
-          <w:rFonts w:ascii="Arial" w:cs="Arial" w:eastAsia="Arial" w:hAnsi="Arial"/>
-          <w:color w:val="111827"/>
-          <w:sz w:val="20"/>
-          <w:szCs w:val="20"/>
-        </w:rPr>
-        <w:t xml:space="preserve">Tap event buttons as events happen — timestamps stamped automatically</w:t>
-      </w:r>
-    </w:p>
-    <w:p>
-      <w:pPr>
-        <w:pStyle w:val="ListParagraph"/>
-        <w:numPr>
-          <w:ilvl w:val="0"/>
-          <w:numId w:val="2"/>
-        </w:numPr>
-        <w:spacing w:after="50" w:before="50"/>
-      </w:pPr>
-      <w:r>
-        <w:rPr>
-          <w:rFonts w:ascii="Arial" w:cs="Arial" w:eastAsia="Arial" w:hAnsi="Arial"/>
-          <w:color w:val="111827"/>
-          <w:sz w:val="20"/>
-          <w:szCs w:val="20"/>
-        </w:rPr>
-        <w:t xml:space="preserve">Tap ✂️ clip on any tag to create a highlight clip from that moment</w:t>
-      </w:r>
-    </w:p>
-    <w:p>
-      <w:pPr>
-        <w:spacing w:after="60" w:before="60"/>
-      </w:pPr>
-      <w:r>
-        <w:t xml:space="preserve"/>
-      </w:r>
-    </w:p>
-    <w:p>
-      <w:pPr>
-        <w:pStyle w:val="Heading2"/>
-        <w:spacing w:after="120" w:before="280"/>
-      </w:pPr>
-      <w:r>
-        <w:rPr>
-          <w:rFonts w:ascii="Arial" w:cs="Arial" w:eastAsia="Arial" w:hAnsi="Arial"/>
-          <w:b/>
-          <w:bCs/>
-          <w:color w:val="14532d"/>
-          <w:sz w:val="22"/>
-          <w:szCs w:val="22"/>
-        </w:rPr>
-        <w:t xml:space="preserve">Clips Tab</w:t>
-      </w:r>
-    </w:p>
-    <w:p>
-      <w:pPr>
-        <w:pStyle w:val="ListParagraph"/>
-        <w:numPr>
-          <w:ilvl w:val="0"/>
-          <w:numId w:val="2"/>
-        </w:numPr>
-        <w:spacing w:after="50" w:before="50"/>
-      </w:pPr>
-      <w:r>
-        <w:rPr>
-          <w:rFonts w:ascii="Arial" w:cs="Arial" w:eastAsia="Arial" w:hAnsi="Arial"/>
-          <w:color w:val="111827"/>
-          <w:sz w:val="20"/>
-          <w:szCs w:val="20"/>
-        </w:rPr>
-        <w:t xml:space="preserve">Tap ▶ Mark In while video plays to set the clip start</w:t>
-      </w:r>
-    </w:p>
-    <w:p>
-      <w:pPr>
-        <w:pStyle w:val="ListParagraph"/>
-        <w:numPr>
-          <w:ilvl w:val="0"/>
-          <w:numId w:val="2"/>
-        </w:numPr>
-        <w:spacing w:after="50" w:before="50"/>
-      </w:pPr>
-      <w:r>
-        <w:rPr>
-          <w:rFonts w:ascii="Arial" w:cs="Arial" w:eastAsia="Arial" w:hAnsi="Arial"/>
-          <w:color w:val="111827"/>
-          <w:sz w:val="20"/>
-          <w:szCs w:val="20"/>
-        </w:rPr>
-        <w:t xml:space="preserve">Tap ⏹ Mark Out to set the clip end</w:t>
-      </w:r>
-    </w:p>
-    <w:p>
-      <w:pPr>
-        <w:pStyle w:val="ListParagraph"/>
-        <w:numPr>
-          <w:ilvl w:val="0"/>
-          <w:numId w:val="2"/>
-        </w:numPr>
-        <w:spacing w:after="50" w:before="50"/>
-      </w:pPr>
-      <w:r>
-        <w:rPr>
-          <w:rFonts w:ascii="Arial" w:cs="Arial" w:eastAsia="Arial" w:hAnsi="Arial"/>
-          <w:color w:val="111827"/>
-          <w:sz w:val="20"/>
-          <w:szCs w:val="20"/>
-        </w:rPr>
-        <w:t xml:space="preserve">Tap 💾 Save Clip — enter label and category (Attack/Defence/Individual/Set Piece)</w:t>
-      </w:r>
-    </w:p>
-    <w:p>
-      <w:pPr>
-        <w:pStyle w:val="ListParagraph"/>
-        <w:numPr>
-          <w:ilvl w:val="0"/>
-          <w:numId w:val="2"/>
-        </w:numPr>
-        <w:spacing w:after="50" w:before="50"/>
-      </w:pPr>
-      <w:r>
-        <w:rPr>
-          <w:rFonts w:ascii="Arial" w:cs="Arial" w:eastAsia="Arial" w:hAnsi="Arial"/>
-          <w:color w:val="111827"/>
-          <w:sz w:val="20"/>
-          <w:szCs w:val="20"/>
-        </w:rPr>
-        <w:t xml:space="preserve">Tap 📤 Share Clip Sheet to export all clips grouped by category</w:t>
-      </w:r>
-    </w:p>
-    <w:p>
-      <w:pPr>
-        <w:spacing w:after="60" w:before="60"/>
-      </w:pPr>
-      <w:r>
-        <w:t xml:space="preserve"/>
-      </w:r>
-    </w:p>
-    <w:p>
-      <w:r>
-        <w:br w:type="page"/>
-      </w:r>
-    </w:p>
-    <w:p>
-      <w:pPr>
-        <w:pStyle w:val="Heading1"/>
-        <w:pBdr>
-          <w:bottom w:val="single" w:color="16a34a" w:sz="6" w:space="4"/>
-        </w:pBdr>
-        <w:spacing w:after="180" w:before="360"/>
-      </w:pPr>
-      <w:r>
-        <w:rPr>
-          <w:rFonts w:ascii="Arial" w:cs="Arial" w:eastAsia="Arial" w:hAnsi="Arial"/>
-          <w:b/>
-          <w:bCs/>
-          <w:color w:val="111827"/>
-          <w:sz w:val="32"/>
-          <w:szCs w:val="32"/>
-        </w:rPr>
-        <w:t xml:space="preserve">10. Account &amp; Settings</w:t>
-      </w:r>
-    </w:p>
-    <w:p>
-      <w:pPr>
-        <w:pStyle w:val="Heading2"/>
-        <w:spacing w:after="120" w:before="280"/>
-      </w:pPr>
-      <w:r>
-        <w:rPr>
-          <w:rFonts w:ascii="Arial" w:cs="Arial" w:eastAsia="Arial" w:hAnsi="Arial"/>
-          <w:b/>
-          <w:bCs/>
-          <w:color w:val="14532d"/>
-          <w:sz w:val="22"/>
-          <w:szCs w:val="22"/>
-        </w:rPr>
-        <w:t xml:space="preserve">Account Settings — ⚙ Account button</w:t>
-      </w:r>
-    </w:p>
-    <w:p>
-      <w:pPr>
-        <w:pStyle w:val="ListParagraph"/>
-        <w:numPr>
-          <w:ilvl w:val="0"/>
-          <w:numId w:val="3"/>
-        </w:numPr>
-        <w:spacing w:after="50" w:before="50"/>
-      </w:pPr>
-      <w:r>
-        <w:rPr>
-          <w:rFonts w:ascii="Arial" w:cs="Arial" w:eastAsia="Arial" w:hAnsi="Arial"/>
-          <w:color w:val="111827"/>
-          <w:sz w:val="20"/>
-          <w:szCs w:val="20"/>
-        </w:rPr>
-        <w:t xml:space="preserve">💳 Manage Subscription — opens Stripe billing portal (cancel, update payment, view invoices)</w:t>
-      </w:r>
-    </w:p>
-    <w:p>
-      <w:pPr>
-        <w:pStyle w:val="ListParagraph"/>
-        <w:numPr>
-          <w:ilvl w:val="0"/>
-          <w:numId w:val="3"/>
-        </w:numPr>
-        <w:spacing w:after="50" w:before="50"/>
-      </w:pPr>
-      <w:r>
-        <w:rPr>
-          <w:rFonts w:ascii="Arial" w:cs="Arial" w:eastAsia="Arial" w:hAnsi="Arial"/>
-          <w:color w:val="111827"/>
-          <w:sz w:val="20"/>
-          <w:szCs w:val="20"/>
-        </w:rPr>
-        <w:t xml:space="preserve">💡 Product Feedback — send feature requests or bug reports directly to the development team</w:t>
-      </w:r>
-    </w:p>
-    <w:p>
-      <w:pPr>
-        <w:pStyle w:val="ListParagraph"/>
-        <w:numPr>
-          <w:ilvl w:val="0"/>
-          <w:numId w:val="3"/>
-        </w:numPr>
-        <w:spacing w:after="50" w:before="50"/>
-      </w:pPr>
-      <w:r>
-        <w:rPr>
-          <w:rFonts w:ascii="Arial" w:cs="Arial" w:eastAsia="Arial" w:hAnsi="Arial"/>
-          <w:color w:val="111827"/>
-          <w:sz w:val="20"/>
-          <w:szCs w:val="20"/>
-        </w:rPr>
-        <w:t xml:space="preserve">🗺 What's Coming — current product roadmap</w:t>
-      </w:r>
-    </w:p>
-    <w:p>
-      <w:pPr>
-        <w:pStyle w:val="ListParagraph"/>
-        <w:numPr>
-          <w:ilvl w:val="0"/>
-          <w:numId w:val="3"/>
-        </w:numPr>
-        <w:spacing w:after="50" w:before="50"/>
-      </w:pPr>
-      <w:r>
-        <w:rPr>
-          <w:rFonts w:ascii="Arial" w:cs="Arial" w:eastAsia="Arial" w:hAnsi="Arial"/>
-          <w:color w:val="111827"/>
-          <w:sz w:val="20"/>
-          <w:szCs w:val="20"/>
-        </w:rPr>
-        <w:t xml:space="preserve">Privacy Policy and Terms of Service</w:t>
-      </w:r>
-    </w:p>
-    <w:p>
-      <w:pPr>
-        <w:pStyle w:val="ListParagraph"/>
-        <w:numPr>
-          <w:ilvl w:val="0"/>
-          <w:numId w:val="3"/>
-        </w:numPr>
-        <w:spacing w:after="50" w:before="50"/>
-      </w:pPr>
-      <w:r>
-        <w:rPr>
-          <w:rFonts w:ascii="Arial" w:cs="Arial" w:eastAsia="Arial" w:hAnsi="Arial"/>
-          <w:color w:val="111827"/>
-          <w:sz w:val="20"/>
-          <w:szCs w:val="20"/>
-        </w:rPr>
-        <w:t xml:space="preserve">Delete Account — permanently removes all data (type DELETE to confirm)</w:t>
-      </w:r>
-    </w:p>
-    <w:p>
-      <w:pPr>
-        <w:spacing w:after="60" w:before="60"/>
-      </w:pPr>
-      <w:r>
-        <w:t xml:space="preserve"/>
-      </w:r>
-    </w:p>
-    <w:p>
-      <w:pPr>
-        <w:pStyle w:val="Heading2"/>
-        <w:spacing w:after="120" w:before="280"/>
-      </w:pPr>
-      <w:r>
-        <w:rPr>
-          <w:rFonts w:ascii="Arial" w:cs="Arial" w:eastAsia="Arial" w:hAnsi="Arial"/>
-          <w:b/>
-          <w:bCs/>
-          <w:color w:val="14532d"/>
-          <w:sz w:val="22"/>
-          <w:szCs w:val="22"/>
-        </w:rPr>
-        <w:t xml:space="preserve">Club Accounts</w:t>
-      </w:r>
-    </w:p>
-    <w:p>
-      <w:pPr>
-        <w:spacing w:after="60" w:before="60"/>
-      </w:pPr>
-      <w:r>
-        <w:rPr>
-          <w:rFonts w:ascii="Arial" w:cs="Arial" w:eastAsia="Arial" w:hAnsi="Arial"/>
-          <w:color w:val="111827"/>
-          <w:sz w:val="20"/>
-          <w:szCs w:val="20"/>
-        </w:rPr>
-        <w:t xml:space="preserve">Tap 🏟 to create or join a club. When you create or join a club, My Team is automatically set to your club name for every new match. Club admins can customise event settings which apply to all coaches in the club.</w:t>
-      </w:r>
-    </w:p>
-    <w:p>
-      <w:pPr>
-        <w:spacing w:after="60" w:before="60"/>
-      </w:pPr>
-      <w:r>
-        <w:t xml:space="preserve"/>
-      </w:r>
-    </w:p>
-    <w:p>
-      <w:pPr>
-        <w:pStyle w:val="Heading2"/>
-        <w:spacing w:after="120" w:before="280"/>
-      </w:pPr>
-      <w:r>
-        <w:rPr>
-          <w:rFonts w:ascii="Arial" w:cs="Arial" w:eastAsia="Arial" w:hAnsi="Arial"/>
-          <w:b/>
-          <w:bCs/>
-          <w:color w:val="14532d"/>
-          <w:sz w:val="22"/>
-          <w:szCs w:val="22"/>
-        </w:rPr>
-        <w:t xml:space="preserve">Password Reset</w:t>
-      </w:r>
-    </w:p>
-    <w:p>
-      <w:pPr>
-        <w:spacing w:after="60" w:before="60"/>
-      </w:pPr>
-      <w:r>
-        <w:rPr>
-          <w:rFonts w:ascii="Arial" w:cs="Arial" w:eastAsia="Arial" w:hAnsi="Arial"/>
-          <w:color w:val="111827"/>
-          <w:sz w:val="20"/>
-          <w:szCs w:val="20"/>
-        </w:rPr>
-        <w:t xml:space="preserve">Login screen → Forgot password? → enter email → check inbox for link from hello@coachstats.app → tap link → enter new password → tap Update Password.</w:t>
-      </w:r>
-    </w:p>
-    <w:p>
-      <w:pPr>
-        <w:spacing w:after="60" w:before="60"/>
-      </w:pPr>
-      <w:r>
-        <w:t xml:space="preserve"/>
-      </w:r>
-    </w:p>
-    <w:p>
-      <w:r>
-        <w:br w:type="page"/>
-      </w:r>
-    </w:p>
-    <w:p>
-      <w:pPr>
-        <w:pStyle w:val="Heading1"/>
-        <w:pBdr>
-          <w:bottom w:val="single" w:color="16a34a" w:sz="6" w:space="4"/>
-        </w:pBdr>
-        <w:spacing w:after="180" w:before="360"/>
-      </w:pPr>
-      <w:r>
-        <w:rPr>
-          <w:rFonts w:ascii="Arial" w:cs="Arial" w:eastAsia="Arial" w:hAnsi="Arial"/>
-          <w:b/>
-          <w:bCs/>
-          <w:color w:val="111827"/>
-          <w:sz w:val="32"/>
-          <w:szCs w:val="32"/>
-        </w:rPr>
-        <w:t xml:space="preserve">11. Troubleshooting</w:t>
+        <w:t xml:space="preserve">12. Quick Reference</w:t>
       </w:r>
     </w:p>
     <w:tbl>
@@ -5261,7 +4788,7 @@
                 <w:sz w:val="18"/>
                 <w:szCs w:val="18"/>
               </w:rPr>
-              <w:t xml:space="preserve">Problem</w:t>
+              <w:t xml:space="preserve">Task</w:t>
             </w:r>
           </w:p>
         </w:tc>
@@ -5298,7 +4825,7 @@
                 <w:sz w:val="18"/>
                 <w:szCs w:val="18"/>
               </w:rPr>
-              <w:t xml:space="preserve">Solution</w:t>
+              <w:t xml:space="preserve">How</w:t>
             </w:r>
           </w:p>
         </w:tc>
@@ -5337,7 +4864,7 @@
                 <w:sz w:val="19"/>
                 <w:szCs w:val="19"/>
               </w:rPr>
-              <w:t xml:space="preserve">App shows old version</w:t>
+              <w:t xml:space="preserve">Install the app</w:t>
             </w:r>
           </w:p>
         </w:tc>
@@ -5374,7 +4901,7 @@
                 <w:sz w:val="19"/>
                 <w:szCs w:val="19"/>
               </w:rPr>
-              <w:t xml:space="preserve">Delete and reinstall from Safari at coachstats.app</w:t>
+              <w:t xml:space="preserve">Safari → coachstats.app → Share → Add to Home Screen</w:t>
             </w:r>
           </w:p>
         </w:tc>
@@ -5413,7 +4940,7 @@
                 <w:sz w:val="19"/>
                 <w:szCs w:val="19"/>
               </w:rPr>
-              <w:t xml:space="preserve">Confirmation email not received</w:t>
+              <w:t xml:space="preserve">Record a point</w:t>
             </w:r>
           </w:p>
         </w:tc>
@@ -5450,7 +4977,7 @@
                 <w:sz w:val="19"/>
                 <w:szCs w:val="19"/>
               </w:rPr>
-              <w:t xml:space="preserve">Check spam/junk. Comes from hello@coachstats.app</w:t>
+              <w:t xml:space="preserve">Record → Shot from Play (correct team) → Point → zone</w:t>
             </w:r>
           </w:p>
         </w:tc>
@@ -5489,7 +5016,7 @@
                 <w:sz w:val="19"/>
                 <w:szCs w:val="19"/>
               </w:rPr>
-              <w:t xml:space="preserve">Match history disappeared</w:t>
+              <w:t xml:space="preserve">Record a substitution</w:t>
             </w:r>
           </w:p>
         </w:tc>
@@ -5526,7 +5053,7 @@
                 <w:sz w:val="19"/>
                 <w:szCs w:val="19"/>
               </w:rPr>
-              <w:t xml:space="preserve">Sign back in — restores automatically</w:t>
+              <w:t xml:space="preserve">Record → Substitutions heading → + Record Substitution</w:t>
             </w:r>
           </w:p>
         </w:tc>
@@ -5565,7 +5092,7 @@
                 <w:sz w:val="19"/>
                 <w:szCs w:val="19"/>
               </w:rPr>
-              <w:t xml:space="preserve">Half time report not showing</w:t>
+              <w:t xml:space="preserve">View half time report</w:t>
             </w:r>
           </w:p>
         </w:tc>
@@ -5602,7 +5129,7 @@
                 <w:sz w:val="19"/>
                 <w:szCs w:val="19"/>
               </w:rPr>
-              <w:t xml:space="preserve">Tap ⏸ Half Time button — report appears automatically</w:t>
+              <w:t xml:space="preserve">Tap ⏸ Half Time — report appears automatically</w:t>
             </w:r>
           </w:p>
         </w:tc>
@@ -5641,7 +5168,7 @@
                 <w:sz w:val="19"/>
                 <w:szCs w:val="19"/>
               </w:rPr>
-              <w:t xml:space="preserve">My Team not auto-filling</w:t>
+              <w:t xml:space="preserve">Save a match</w:t>
             </w:r>
           </w:p>
         </w:tc>
@@ -5678,7 +5205,7 @@
                 <w:sz w:val="19"/>
                 <w:szCs w:val="19"/>
               </w:rPr>
-              <w:t xml:space="preserve">Tap 🏟 → create or join a club to enable auto-fill</w:t>
+              <w:t xml:space="preserve">Stats tab → Save Match</w:t>
             </w:r>
           </w:p>
         </w:tc>
@@ -5717,7 +5244,7 @@
                 <w:sz w:val="19"/>
                 <w:szCs w:val="19"/>
               </w:rPr>
-              <w:t xml:space="preserve">Shot map not showing shots</w:t>
+              <w:t xml:space="preserve">Export match history</w:t>
             </w:r>
           </w:p>
         </w:tc>
@@ -5754,7 +5281,7 @@
                 <w:sz w:val="19"/>
                 <w:szCs w:val="19"/>
               </w:rPr>
-              <w:t xml:space="preserve">Shots need a zone recorded — tap a zone after each shot</w:t>
+              <w:t xml:space="preserve">History → 📥 Export Data → CSV / PDF / JSON</w:t>
             </w:r>
           </w:p>
         </w:tc>
@@ -5793,7 +5320,7 @@
                 <w:sz w:val="19"/>
                 <w:szCs w:val="19"/>
               </w:rPr>
-              <w:t xml:space="preserve">Feedback email not sent</w:t>
+              <w:t xml:space="preserve">Enable fixture reminders</w:t>
             </w:r>
           </w:p>
         </w:tc>
@@ -5830,7 +5357,7 @@
                 <w:sz w:val="19"/>
                 <w:szCs w:val="19"/>
               </w:rPr>
-              <w:t xml:space="preserve">Check internet connection. Or email hello@coachstats.app directly</w:t>
+              <w:t xml:space="preserve">⚙ Account → 🔔 Fixture Reminders → Enable</w:t>
             </w:r>
           </w:p>
         </w:tc>
@@ -5869,7 +5396,7 @@
                 <w:sz w:val="19"/>
                 <w:szCs w:val="19"/>
               </w:rPr>
-              <w:t xml:space="preserve">Co-coach grades not showing</w:t>
+              <w:t xml:space="preserve">What shows when offline</w:t>
             </w:r>
           </w:p>
         </w:tc>
@@ -5906,7 +5433,7 @@
                 <w:sz w:val="19"/>
                 <w:szCs w:val="19"/>
               </w:rPr>
-              <w:t xml:space="preserve">Tap 🔄 Sync Co-Coach Grades</w:t>
+              <w:t xml:space="preserve">Amber banner at top — app still works fully offline</w:t>
             </w:r>
           </w:p>
         </w:tc>
@@ -5945,7 +5472,7 @@
                 <w:sz w:val="19"/>
                 <w:szCs w:val="19"/>
               </w:rPr>
-              <w:t xml:space="preserve">Subscription not showing</w:t>
+              <w:t xml:space="preserve">Share match report</w:t>
             </w:r>
           </w:p>
         </w:tc>
@@ -5982,7 +5509,7 @@
                 <w:sz w:val="19"/>
                 <w:szCs w:val="19"/>
               </w:rPr>
-              <w:t xml:space="preserve">Sign out and back in to refresh subscription status</w:t>
+              <w:t xml:space="preserve">History → 📤 Share on match card</w:t>
             </w:r>
           </w:p>
         </w:tc>
@@ -6021,7 +5548,7 @@
                 <w:sz w:val="19"/>
                 <w:szCs w:val="19"/>
               </w:rPr>
-              <w:t xml:space="preserve">Cannot find the app</w:t>
+              <w:t xml:space="preserve">Add a fixture</w:t>
             </w:r>
           </w:p>
         </w:tc>
@@ -6058,61 +5585,11 @@
                 <w:sz w:val="19"/>
                 <w:szCs w:val="19"/>
               </w:rPr>
-              <w:t xml:space="preserve">Go to coachstats.app in Safari → tap Sign In</w:t>
+              <w:t xml:space="preserve">History → 📅 Fixtures → + Add Fixture</w:t>
             </w:r>
           </w:p>
         </w:tc>
       </w:tr>
-    </w:tbl>
-    <w:p>
-      <w:pPr>
-        <w:spacing w:after="60" w:before="60"/>
-      </w:pPr>
-      <w:r>
-        <w:t xml:space="preserve"/>
-      </w:r>
-    </w:p>
-    <w:p>
-      <w:r>
-        <w:br w:type="page"/>
-      </w:r>
-    </w:p>
-    <w:p>
-      <w:pPr>
-        <w:pStyle w:val="Heading1"/>
-        <w:pBdr>
-          <w:bottom w:val="single" w:color="16a34a" w:sz="6" w:space="4"/>
-        </w:pBdr>
-        <w:spacing w:after="180" w:before="360"/>
-      </w:pPr>
-      <w:r>
-        <w:rPr>
-          <w:rFonts w:ascii="Arial" w:cs="Arial" w:eastAsia="Arial" w:hAnsi="Arial"/>
-          <w:b/>
-          <w:bCs/>
-          <w:color w:val="111827"/>
-          <w:sz w:val="32"/>
-          <w:szCs w:val="32"/>
-        </w:rPr>
-        <w:t xml:space="preserve">12. Quick Reference</w:t>
-      </w:r>
-    </w:p>
-    <w:tbl>
-      <w:tblPr>
-        <w:tblW w:type="dxa" w:w="9360"/>
-        <w:tblBorders>
-          <w:top w:val="single" w:color="auto" w:sz="4"/>
-          <w:left w:val="single" w:color="auto" w:sz="4"/>
-          <w:bottom w:val="single" w:color="auto" w:sz="4"/>
-          <w:right w:val="single" w:color="auto" w:sz="4"/>
-          <w:insideH w:val="single" w:color="auto" w:sz="4"/>
-          <w:insideV w:val="single" w:color="auto" w:sz="4"/>
-        </w:tblBorders>
-      </w:tblPr>
-      <w:tblGrid>
-        <w:gridCol w:w="3600"/>
-        <w:gridCol w:w="5760"/>
-      </w:tblGrid>
       <w:tr>
         <w:tc>
           <w:tcPr>
@@ -6123,7 +5600,7 @@
               <w:bottom w:val="single" w:color="D1D5DB" w:sz="1"/>
               <w:right w:val="single" w:color="D1D5DB" w:sz="1"/>
             </w:tcBorders>
-            <w:shd w:fill="16a34a" w:val="clear"/>
+            <w:shd w:fill="FFFFFF" w:val="clear"/>
             <w:tcMar>
               <w:top w:type="dxa" w:w="80"/>
               <w:left w:type="dxa" w:w="140"/>
@@ -6143,11 +5620,11 @@
                 <w:bCs/>
                 <w:i w:val="false"/>
                 <w:iCs w:val="false"/>
-                <w:color w:val="FFFFFF"/>
-                <w:sz w:val="18"/>
-                <w:szCs w:val="18"/>
-              </w:rPr>
-              <w:t xml:space="preserve">Task</w:t>
+                <w:color w:val="111827"/>
+                <w:sz w:val="19"/>
+                <w:szCs w:val="19"/>
+              </w:rPr>
+              <w:t xml:space="preserve">Send wellness link</w:t>
             </w:r>
           </w:p>
         </w:tc>
@@ -6160,7 +5637,46 @@
               <w:bottom w:val="single" w:color="D1D5DB" w:sz="1"/>
               <w:right w:val="single" w:color="D1D5DB" w:sz="1"/>
             </w:tcBorders>
-            <w:shd w:fill="16a34a" w:val="clear"/>
+            <w:shd w:fill="FFFFFF" w:val="clear"/>
+            <w:tcMar>
+              <w:top w:type="dxa" w:w="80"/>
+              <w:left w:type="dxa" w:w="140"/>
+              <w:bottom w:type="dxa" w:w="80"/>
+              <w:right w:type="dxa" w:w="140"/>
+            </w:tcMar>
+            <w:vAlign w:val="top"/>
+          </w:tcPr>
+          <w:p>
+            <w:pPr>
+              <w:spacing w:after="40" w:before="40"/>
+            </w:pPr>
+            <w:r>
+              <w:rPr>
+                <w:rFonts w:ascii="Arial" w:cs="Arial" w:eastAsia="Arial" w:hAnsi="Arial"/>
+                <w:b w:val="false"/>
+                <w:bCs w:val="false"/>
+                <w:i w:val="false"/>
+                <w:iCs w:val="false"/>
+                <w:color w:val="111827"/>
+                <w:sz w:val="19"/>
+                <w:szCs w:val="19"/>
+              </w:rPr>
+              <w:t xml:space="preserve">Training → 💚 Readiness Dashboard → 📋 Copy</w:t>
+            </w:r>
+          </w:p>
+        </w:tc>
+      </w:tr>
+      <w:tr>
+        <w:tc>
+          <w:tcPr>
+            <w:tcW w:type="dxa" w:w="3600"/>
+            <w:tcBorders>
+              <w:top w:val="single" w:color="D1D5DB" w:sz="1"/>
+              <w:left w:val="single" w:color="D1D5DB" w:sz="1"/>
+              <w:bottom w:val="single" w:color="D1D5DB" w:sz="1"/>
+              <w:right w:val="single" w:color="D1D5DB" w:sz="1"/>
+            </w:tcBorders>
+            <w:shd w:fill="FFFFFF" w:val="clear"/>
             <w:tcMar>
               <w:top w:type="dxa" w:w="80"/>
               <w:left w:type="dxa" w:w="140"/>
@@ -6180,11 +5696,48 @@
                 <w:bCs/>
                 <w:i w:val="false"/>
                 <w:iCs w:val="false"/>
-                <w:color w:val="FFFFFF"/>
-                <w:sz w:val="18"/>
-                <w:szCs w:val="18"/>
-              </w:rPr>
-              <w:t xml:space="preserve">How</w:t>
+                <w:color w:val="111827"/>
+                <w:sz w:val="19"/>
+                <w:szCs w:val="19"/>
+              </w:rPr>
+              <w:t xml:space="preserve">Create highlight clip</w:t>
+            </w:r>
+          </w:p>
+        </w:tc>
+        <w:tc>
+          <w:tcPr>
+            <w:tcW w:type="dxa" w:w="5760"/>
+            <w:tcBorders>
+              <w:top w:val="single" w:color="D1D5DB" w:sz="1"/>
+              <w:left w:val="single" w:color="D1D5DB" w:sz="1"/>
+              <w:bottom w:val="single" w:color="D1D5DB" w:sz="1"/>
+              <w:right w:val="single" w:color="D1D5DB" w:sz="1"/>
+            </w:tcBorders>
+            <w:shd w:fill="F0FDF4" w:val="clear"/>
+            <w:tcMar>
+              <w:top w:type="dxa" w:w="80"/>
+              <w:left w:type="dxa" w:w="140"/>
+              <w:bottom w:type="dxa" w:w="80"/>
+              <w:right w:type="dxa" w:w="140"/>
+            </w:tcMar>
+            <w:vAlign w:val="top"/>
+          </w:tcPr>
+          <w:p>
+            <w:pPr>
+              <w:spacing w:after="40" w:before="40"/>
+            </w:pPr>
+            <w:r>
+              <w:rPr>
+                <w:rFonts w:ascii="Arial" w:cs="Arial" w:eastAsia="Arial" w:hAnsi="Arial"/>
+                <w:b w:val="false"/>
+                <w:bCs w:val="false"/>
+                <w:i w:val="false"/>
+                <w:iCs w:val="false"/>
+                <w:color w:val="111827"/>
+                <w:sz w:val="19"/>
+                <w:szCs w:val="19"/>
+              </w:rPr>
+              <w:t xml:space="preserve">Video → Tags tab → tap ✂️ clip on any tag</w:t>
             </w:r>
           </w:p>
         </w:tc>
@@ -6223,7 +5776,7 @@
                 <w:sz w:val="19"/>
                 <w:szCs w:val="19"/>
               </w:rPr>
-              <w:t xml:space="preserve">Install the app</w:t>
+              <w:t xml:space="preserve">Manage subscription</w:t>
             </w:r>
           </w:p>
         </w:tc>
@@ -6260,7 +5813,7 @@
                 <w:sz w:val="19"/>
                 <w:szCs w:val="19"/>
               </w:rPr>
-              <w:t xml:space="preserve">Safari → coachstats.app → Share → Add to Home Screen</w:t>
+              <w:t xml:space="preserve">⚙ Account → 💳 Manage Subscription</w:t>
             </w:r>
           </w:p>
         </w:tc>
@@ -6299,7 +5852,7 @@
                 <w:sz w:val="19"/>
                 <w:szCs w:val="19"/>
               </w:rPr>
-              <w:t xml:space="preserve">Set My Team</w:t>
+              <w:t xml:space="preserve">Send product feedback</w:t>
             </w:r>
           </w:p>
         </w:tc>
@@ -6336,7 +5889,7 @@
                 <w:sz w:val="19"/>
                 <w:szCs w:val="19"/>
               </w:rPr>
-              <w:t xml:space="preserve">Match tab → tap My Team → search club. Auto-fills for club accounts.</w:t>
+              <w:t xml:space="preserve">⚙ Account → 💡 Product Feedback</w:t>
             </w:r>
           </w:p>
         </w:tc>
@@ -6375,7 +5928,7 @@
                 <w:sz w:val="19"/>
                 <w:szCs w:val="19"/>
               </w:rPr>
-              <w:t xml:space="preserve">Record a point</w:t>
+              <w:t xml:space="preserve">Contact support</w:t>
             </w:r>
           </w:p>
         </w:tc>
@@ -6389,1298 +5942,6 @@
               <w:right w:val="single" w:color="D1D5DB" w:sz="1"/>
             </w:tcBorders>
             <w:shd w:fill="FFFFFF" w:val="clear"/>
-            <w:tcMar>
-              <w:top w:type="dxa" w:w="80"/>
-              <w:left w:type="dxa" w:w="140"/>
-              <w:bottom w:type="dxa" w:w="80"/>
-              <w:right w:type="dxa" w:w="140"/>
-            </w:tcMar>
-            <w:vAlign w:val="top"/>
-          </w:tcPr>
-          <w:p>
-            <w:pPr>
-              <w:spacing w:after="40" w:before="40"/>
-            </w:pPr>
-            <w:r>
-              <w:rPr>
-                <w:rFonts w:ascii="Arial" w:cs="Arial" w:eastAsia="Arial" w:hAnsi="Arial"/>
-                <w:b w:val="false"/>
-                <w:bCs w:val="false"/>
-                <w:i w:val="false"/>
-                <w:iCs w:val="false"/>
-                <w:color w:val="111827"/>
-                <w:sz w:val="19"/>
-                <w:szCs w:val="19"/>
-              </w:rPr>
-              <w:t xml:space="preserve">Record → Shot from Play (correct team) → Point → zone</w:t>
-            </w:r>
-          </w:p>
-        </w:tc>
-      </w:tr>
-      <w:tr>
-        <w:tc>
-          <w:tcPr>
-            <w:tcW w:type="dxa" w:w="3600"/>
-            <w:tcBorders>
-              <w:top w:val="single" w:color="D1D5DB" w:sz="1"/>
-              <w:left w:val="single" w:color="D1D5DB" w:sz="1"/>
-              <w:bottom w:val="single" w:color="D1D5DB" w:sz="1"/>
-              <w:right w:val="single" w:color="D1D5DB" w:sz="1"/>
-            </w:tcBorders>
-            <w:shd w:fill="FFFFFF" w:val="clear"/>
-            <w:tcMar>
-              <w:top w:type="dxa" w:w="80"/>
-              <w:left w:type="dxa" w:w="140"/>
-              <w:bottom w:type="dxa" w:w="80"/>
-              <w:right w:type="dxa" w:w="140"/>
-            </w:tcMar>
-            <w:vAlign w:val="top"/>
-          </w:tcPr>
-          <w:p>
-            <w:pPr>
-              <w:spacing w:after="40" w:before="40"/>
-            </w:pPr>
-            <w:r>
-              <w:rPr>
-                <w:rFonts w:ascii="Arial" w:cs="Arial" w:eastAsia="Arial" w:hAnsi="Arial"/>
-                <w:b/>
-                <w:bCs/>
-                <w:i w:val="false"/>
-                <w:iCs w:val="false"/>
-                <w:color w:val="111827"/>
-                <w:sz w:val="19"/>
-                <w:szCs w:val="19"/>
-              </w:rPr>
-              <w:t xml:space="preserve">Record a substitution</w:t>
-            </w:r>
-          </w:p>
-        </w:tc>
-        <w:tc>
-          <w:tcPr>
-            <w:tcW w:type="dxa" w:w="5760"/>
-            <w:tcBorders>
-              <w:top w:val="single" w:color="D1D5DB" w:sz="1"/>
-              <w:left w:val="single" w:color="D1D5DB" w:sz="1"/>
-              <w:bottom w:val="single" w:color="D1D5DB" w:sz="1"/>
-              <w:right w:val="single" w:color="D1D5DB" w:sz="1"/>
-            </w:tcBorders>
-            <w:shd w:fill="F0FDF4" w:val="clear"/>
-            <w:tcMar>
-              <w:top w:type="dxa" w:w="80"/>
-              <w:left w:type="dxa" w:w="140"/>
-              <w:bottom w:type="dxa" w:w="80"/>
-              <w:right w:type="dxa" w:w="140"/>
-            </w:tcMar>
-            <w:vAlign w:val="top"/>
-          </w:tcPr>
-          <w:p>
-            <w:pPr>
-              <w:spacing w:after="40" w:before="40"/>
-            </w:pPr>
-            <w:r>
-              <w:rPr>
-                <w:rFonts w:ascii="Arial" w:cs="Arial" w:eastAsia="Arial" w:hAnsi="Arial"/>
-                <w:b w:val="false"/>
-                <w:bCs w:val="false"/>
-                <w:i w:val="false"/>
-                <w:iCs w:val="false"/>
-                <w:color w:val="111827"/>
-                <w:sz w:val="19"/>
-                <w:szCs w:val="19"/>
-              </w:rPr>
-              <w:t xml:space="preserve">Record → Substitutions heading → + Record Substitution</w:t>
-            </w:r>
-          </w:p>
-        </w:tc>
-      </w:tr>
-      <w:tr>
-        <w:tc>
-          <w:tcPr>
-            <w:tcW w:type="dxa" w:w="3600"/>
-            <w:tcBorders>
-              <w:top w:val="single" w:color="D1D5DB" w:sz="1"/>
-              <w:left w:val="single" w:color="D1D5DB" w:sz="1"/>
-              <w:bottom w:val="single" w:color="D1D5DB" w:sz="1"/>
-              <w:right w:val="single" w:color="D1D5DB" w:sz="1"/>
-            </w:tcBorders>
-            <w:shd w:fill="FFFFFF" w:val="clear"/>
-            <w:tcMar>
-              <w:top w:type="dxa" w:w="80"/>
-              <w:left w:type="dxa" w:w="140"/>
-              <w:bottom w:type="dxa" w:w="80"/>
-              <w:right w:type="dxa" w:w="140"/>
-            </w:tcMar>
-            <w:vAlign w:val="top"/>
-          </w:tcPr>
-          <w:p>
-            <w:pPr>
-              <w:spacing w:after="40" w:before="40"/>
-            </w:pPr>
-            <w:r>
-              <w:rPr>
-                <w:rFonts w:ascii="Arial" w:cs="Arial" w:eastAsia="Arial" w:hAnsi="Arial"/>
-                <w:b/>
-                <w:bCs/>
-                <w:i w:val="false"/>
-                <w:iCs w:val="false"/>
-                <w:color w:val="111827"/>
-                <w:sz w:val="19"/>
-                <w:szCs w:val="19"/>
-              </w:rPr>
-              <w:t xml:space="preserve">Tag event to player</w:t>
-            </w:r>
-          </w:p>
-        </w:tc>
-        <w:tc>
-          <w:tcPr>
-            <w:tcW w:type="dxa" w:w="5760"/>
-            <w:tcBorders>
-              <w:top w:val="single" w:color="D1D5DB" w:sz="1"/>
-              <w:left w:val="single" w:color="D1D5DB" w:sz="1"/>
-              <w:bottom w:val="single" w:color="D1D5DB" w:sz="1"/>
-              <w:right w:val="single" w:color="D1D5DB" w:sz="1"/>
-            </w:tcBorders>
-            <w:shd w:fill="FFFFFF" w:val="clear"/>
-            <w:tcMar>
-              <w:top w:type="dxa" w:w="80"/>
-              <w:left w:type="dxa" w:w="140"/>
-              <w:bottom w:type="dxa" w:w="80"/>
-              <w:right w:type="dxa" w:w="140"/>
-            </w:tcMar>
-            <w:vAlign w:val="top"/>
-          </w:tcPr>
-          <w:p>
-            <w:pPr>
-              <w:spacing w:after="40" w:before="40"/>
-            </w:pPr>
-            <w:r>
-              <w:rPr>
-                <w:rFonts w:ascii="Arial" w:cs="Arial" w:eastAsia="Arial" w:hAnsi="Arial"/>
-                <w:b w:val="false"/>
-                <w:bCs w:val="false"/>
-                <w:i w:val="false"/>
-                <w:iCs w:val="false"/>
-                <w:color w:val="111827"/>
-                <w:sz w:val="19"/>
-                <w:szCs w:val="19"/>
-              </w:rPr>
-              <w:t xml:space="preserve">Tap player name BEFORE selecting outcome</w:t>
-            </w:r>
-          </w:p>
-        </w:tc>
-      </w:tr>
-      <w:tr>
-        <w:tc>
-          <w:tcPr>
-            <w:tcW w:type="dxa" w:w="3600"/>
-            <w:tcBorders>
-              <w:top w:val="single" w:color="D1D5DB" w:sz="1"/>
-              <w:left w:val="single" w:color="D1D5DB" w:sz="1"/>
-              <w:bottom w:val="single" w:color="D1D5DB" w:sz="1"/>
-              <w:right w:val="single" w:color="D1D5DB" w:sz="1"/>
-            </w:tcBorders>
-            <w:shd w:fill="FFFFFF" w:val="clear"/>
-            <w:tcMar>
-              <w:top w:type="dxa" w:w="80"/>
-              <w:left w:type="dxa" w:w="140"/>
-              <w:bottom w:type="dxa" w:w="80"/>
-              <w:right w:type="dxa" w:w="140"/>
-            </w:tcMar>
-            <w:vAlign w:val="top"/>
-          </w:tcPr>
-          <w:p>
-            <w:pPr>
-              <w:spacing w:after="40" w:before="40"/>
-            </w:pPr>
-            <w:r>
-              <w:rPr>
-                <w:rFonts w:ascii="Arial" w:cs="Arial" w:eastAsia="Arial" w:hAnsi="Arial"/>
-                <w:b/>
-                <w:bCs/>
-                <w:i w:val="false"/>
-                <w:iCs w:val="false"/>
-                <w:color w:val="111827"/>
-                <w:sz w:val="19"/>
-                <w:szCs w:val="19"/>
-              </w:rPr>
-              <w:t xml:space="preserve">View half time report</w:t>
-            </w:r>
-          </w:p>
-        </w:tc>
-        <w:tc>
-          <w:tcPr>
-            <w:tcW w:type="dxa" w:w="5760"/>
-            <w:tcBorders>
-              <w:top w:val="single" w:color="D1D5DB" w:sz="1"/>
-              <w:left w:val="single" w:color="D1D5DB" w:sz="1"/>
-              <w:bottom w:val="single" w:color="D1D5DB" w:sz="1"/>
-              <w:right w:val="single" w:color="D1D5DB" w:sz="1"/>
-            </w:tcBorders>
-            <w:shd w:fill="F0FDF4" w:val="clear"/>
-            <w:tcMar>
-              <w:top w:type="dxa" w:w="80"/>
-              <w:left w:type="dxa" w:w="140"/>
-              <w:bottom w:type="dxa" w:w="80"/>
-              <w:right w:type="dxa" w:w="140"/>
-            </w:tcMar>
-            <w:vAlign w:val="top"/>
-          </w:tcPr>
-          <w:p>
-            <w:pPr>
-              <w:spacing w:after="40" w:before="40"/>
-            </w:pPr>
-            <w:r>
-              <w:rPr>
-                <w:rFonts w:ascii="Arial" w:cs="Arial" w:eastAsia="Arial" w:hAnsi="Arial"/>
-                <w:b w:val="false"/>
-                <w:bCs w:val="false"/>
-                <w:i w:val="false"/>
-                <w:iCs w:val="false"/>
-                <w:color w:val="111827"/>
-                <w:sz w:val="19"/>
-                <w:szCs w:val="19"/>
-              </w:rPr>
-              <w:t xml:space="preserve">Tap ⏸ Half Time — report appears automatically</w:t>
-            </w:r>
-          </w:p>
-        </w:tc>
-      </w:tr>
-      <w:tr>
-        <w:tc>
-          <w:tcPr>
-            <w:tcW w:type="dxa" w:w="3600"/>
-            <w:tcBorders>
-              <w:top w:val="single" w:color="D1D5DB" w:sz="1"/>
-              <w:left w:val="single" w:color="D1D5DB" w:sz="1"/>
-              <w:bottom w:val="single" w:color="D1D5DB" w:sz="1"/>
-              <w:right w:val="single" w:color="D1D5DB" w:sz="1"/>
-            </w:tcBorders>
-            <w:shd w:fill="FFFFFF" w:val="clear"/>
-            <w:tcMar>
-              <w:top w:type="dxa" w:w="80"/>
-              <w:left w:type="dxa" w:w="140"/>
-              <w:bottom w:type="dxa" w:w="80"/>
-              <w:right w:type="dxa" w:w="140"/>
-            </w:tcMar>
-            <w:vAlign w:val="top"/>
-          </w:tcPr>
-          <w:p>
-            <w:pPr>
-              <w:spacing w:after="40" w:before="40"/>
-            </w:pPr>
-            <w:r>
-              <w:rPr>
-                <w:rFonts w:ascii="Arial" w:cs="Arial" w:eastAsia="Arial" w:hAnsi="Arial"/>
-                <w:b/>
-                <w:bCs/>
-                <w:i w:val="false"/>
-                <w:iCs w:val="false"/>
-                <w:color w:val="111827"/>
-                <w:sz w:val="19"/>
-                <w:szCs w:val="19"/>
-              </w:rPr>
-              <w:t xml:space="preserve">Save a match</w:t>
-            </w:r>
-          </w:p>
-        </w:tc>
-        <w:tc>
-          <w:tcPr>
-            <w:tcW w:type="dxa" w:w="5760"/>
-            <w:tcBorders>
-              <w:top w:val="single" w:color="D1D5DB" w:sz="1"/>
-              <w:left w:val="single" w:color="D1D5DB" w:sz="1"/>
-              <w:bottom w:val="single" w:color="D1D5DB" w:sz="1"/>
-              <w:right w:val="single" w:color="D1D5DB" w:sz="1"/>
-            </w:tcBorders>
-            <w:shd w:fill="FFFFFF" w:val="clear"/>
-            <w:tcMar>
-              <w:top w:type="dxa" w:w="80"/>
-              <w:left w:type="dxa" w:w="140"/>
-              <w:bottom w:type="dxa" w:w="80"/>
-              <w:right w:type="dxa" w:w="140"/>
-            </w:tcMar>
-            <w:vAlign w:val="top"/>
-          </w:tcPr>
-          <w:p>
-            <w:pPr>
-              <w:spacing w:after="40" w:before="40"/>
-            </w:pPr>
-            <w:r>
-              <w:rPr>
-                <w:rFonts w:ascii="Arial" w:cs="Arial" w:eastAsia="Arial" w:hAnsi="Arial"/>
-                <w:b w:val="false"/>
-                <w:bCs w:val="false"/>
-                <w:i w:val="false"/>
-                <w:iCs w:val="false"/>
-                <w:color w:val="111827"/>
-                <w:sz w:val="19"/>
-                <w:szCs w:val="19"/>
-              </w:rPr>
-              <w:t xml:space="preserve">Stats tab → Save Match</w:t>
-            </w:r>
-          </w:p>
-        </w:tc>
-      </w:tr>
-      <w:tr>
-        <w:tc>
-          <w:tcPr>
-            <w:tcW w:type="dxa" w:w="3600"/>
-            <w:tcBorders>
-              <w:top w:val="single" w:color="D1D5DB" w:sz="1"/>
-              <w:left w:val="single" w:color="D1D5DB" w:sz="1"/>
-              <w:bottom w:val="single" w:color="D1D5DB" w:sz="1"/>
-              <w:right w:val="single" w:color="D1D5DB" w:sz="1"/>
-            </w:tcBorders>
-            <w:shd w:fill="FFFFFF" w:val="clear"/>
-            <w:tcMar>
-              <w:top w:type="dxa" w:w="80"/>
-              <w:left w:type="dxa" w:w="140"/>
-              <w:bottom w:type="dxa" w:w="80"/>
-              <w:right w:type="dxa" w:w="140"/>
-            </w:tcMar>
-            <w:vAlign w:val="top"/>
-          </w:tcPr>
-          <w:p>
-            <w:pPr>
-              <w:spacing w:after="40" w:before="40"/>
-            </w:pPr>
-            <w:r>
-              <w:rPr>
-                <w:rFonts w:ascii="Arial" w:cs="Arial" w:eastAsia="Arial" w:hAnsi="Arial"/>
-                <w:b/>
-                <w:bCs/>
-                <w:i w:val="false"/>
-                <w:iCs w:val="false"/>
-                <w:color w:val="111827"/>
-                <w:sz w:val="19"/>
-                <w:szCs w:val="19"/>
-              </w:rPr>
-              <w:t xml:space="preserve">Add match notes</w:t>
-            </w:r>
-          </w:p>
-        </w:tc>
-        <w:tc>
-          <w:tcPr>
-            <w:tcW w:type="dxa" w:w="5760"/>
-            <w:tcBorders>
-              <w:top w:val="single" w:color="D1D5DB" w:sz="1"/>
-              <w:left w:val="single" w:color="D1D5DB" w:sz="1"/>
-              <w:bottom w:val="single" w:color="D1D5DB" w:sz="1"/>
-              <w:right w:val="single" w:color="D1D5DB" w:sz="1"/>
-            </w:tcBorders>
-            <w:shd w:fill="F0FDF4" w:val="clear"/>
-            <w:tcMar>
-              <w:top w:type="dxa" w:w="80"/>
-              <w:left w:type="dxa" w:w="140"/>
-              <w:bottom w:type="dxa" w:w="80"/>
-              <w:right w:type="dxa" w:w="140"/>
-            </w:tcMar>
-            <w:vAlign w:val="top"/>
-          </w:tcPr>
-          <w:p>
-            <w:pPr>
-              <w:spacing w:after="40" w:before="40"/>
-            </w:pPr>
-            <w:r>
-              <w:rPr>
-                <w:rFonts w:ascii="Arial" w:cs="Arial" w:eastAsia="Arial" w:hAnsi="Arial"/>
-                <w:b w:val="false"/>
-                <w:bCs w:val="false"/>
-                <w:i w:val="false"/>
-                <w:iCs w:val="false"/>
-                <w:color w:val="111827"/>
-                <w:sz w:val="19"/>
-                <w:szCs w:val="19"/>
-              </w:rPr>
-              <w:t xml:space="preserve">Stats tab → 📝 Match Notes → type (auto-saves)</w:t>
-            </w:r>
-          </w:p>
-        </w:tc>
-      </w:tr>
-      <w:tr>
-        <w:tc>
-          <w:tcPr>
-            <w:tcW w:type="dxa" w:w="3600"/>
-            <w:tcBorders>
-              <w:top w:val="single" w:color="D1D5DB" w:sz="1"/>
-              <w:left w:val="single" w:color="D1D5DB" w:sz="1"/>
-              <w:bottom w:val="single" w:color="D1D5DB" w:sz="1"/>
-              <w:right w:val="single" w:color="D1D5DB" w:sz="1"/>
-            </w:tcBorders>
-            <w:shd w:fill="FFFFFF" w:val="clear"/>
-            <w:tcMar>
-              <w:top w:type="dxa" w:w="80"/>
-              <w:left w:type="dxa" w:w="140"/>
-              <w:bottom w:type="dxa" w:w="80"/>
-              <w:right w:type="dxa" w:w="140"/>
-            </w:tcMar>
-            <w:vAlign w:val="top"/>
-          </w:tcPr>
-          <w:p>
-            <w:pPr>
-              <w:spacing w:after="40" w:before="40"/>
-            </w:pPr>
-            <w:r>
-              <w:rPr>
-                <w:rFonts w:ascii="Arial" w:cs="Arial" w:eastAsia="Arial" w:hAnsi="Arial"/>
-                <w:b/>
-                <w:bCs/>
-                <w:i w:val="false"/>
-                <w:iCs w:val="false"/>
-                <w:color w:val="111827"/>
-                <w:sz w:val="19"/>
-                <w:szCs w:val="19"/>
-              </w:rPr>
-              <w:t xml:space="preserve">View shot map</w:t>
-            </w:r>
-          </w:p>
-        </w:tc>
-        <w:tc>
-          <w:tcPr>
-            <w:tcW w:type="dxa" w:w="5760"/>
-            <w:tcBorders>
-              <w:top w:val="single" w:color="D1D5DB" w:sz="1"/>
-              <w:left w:val="single" w:color="D1D5DB" w:sz="1"/>
-              <w:bottom w:val="single" w:color="D1D5DB" w:sz="1"/>
-              <w:right w:val="single" w:color="D1D5DB" w:sz="1"/>
-            </w:tcBorders>
-            <w:shd w:fill="FFFFFF" w:val="clear"/>
-            <w:tcMar>
-              <w:top w:type="dxa" w:w="80"/>
-              <w:left w:type="dxa" w:w="140"/>
-              <w:bottom w:type="dxa" w:w="80"/>
-              <w:right w:type="dxa" w:w="140"/>
-            </w:tcMar>
-            <w:vAlign w:val="top"/>
-          </w:tcPr>
-          <w:p>
-            <w:pPr>
-              <w:spacing w:after="40" w:before="40"/>
-            </w:pPr>
-            <w:r>
-              <w:rPr>
-                <w:rFonts w:ascii="Arial" w:cs="Arial" w:eastAsia="Arial" w:hAnsi="Arial"/>
-                <w:b w:val="false"/>
-                <w:bCs w:val="false"/>
-                <w:i w:val="false"/>
-                <w:iCs w:val="false"/>
-                <w:color w:val="111827"/>
-                <w:sz w:val="19"/>
-                <w:szCs w:val="19"/>
-              </w:rPr>
-              <w:t xml:space="preserve">Stats tab → 🎯 Shot Map</w:t>
-            </w:r>
-          </w:p>
-        </w:tc>
-      </w:tr>
-      <w:tr>
-        <w:tc>
-          <w:tcPr>
-            <w:tcW w:type="dxa" w:w="3600"/>
-            <w:tcBorders>
-              <w:top w:val="single" w:color="D1D5DB" w:sz="1"/>
-              <w:left w:val="single" w:color="D1D5DB" w:sz="1"/>
-              <w:bottom w:val="single" w:color="D1D5DB" w:sz="1"/>
-              <w:right w:val="single" w:color="D1D5DB" w:sz="1"/>
-            </w:tcBorders>
-            <w:shd w:fill="FFFFFF" w:val="clear"/>
-            <w:tcMar>
-              <w:top w:type="dxa" w:w="80"/>
-              <w:left w:type="dxa" w:w="140"/>
-              <w:bottom w:type="dxa" w:w="80"/>
-              <w:right w:type="dxa" w:w="140"/>
-            </w:tcMar>
-            <w:vAlign w:val="top"/>
-          </w:tcPr>
-          <w:p>
-            <w:pPr>
-              <w:spacing w:after="40" w:before="40"/>
-            </w:pPr>
-            <w:r>
-              <w:rPr>
-                <w:rFonts w:ascii="Arial" w:cs="Arial" w:eastAsia="Arial" w:hAnsi="Arial"/>
-                <w:b/>
-                <w:bCs/>
-                <w:i w:val="false"/>
-                <w:iCs w:val="false"/>
-                <w:color w:val="111827"/>
-                <w:sz w:val="19"/>
-                <w:szCs w:val="19"/>
-              </w:rPr>
-              <w:t xml:space="preserve">Share match report</w:t>
-            </w:r>
-          </w:p>
-        </w:tc>
-        <w:tc>
-          <w:tcPr>
-            <w:tcW w:type="dxa" w:w="5760"/>
-            <w:tcBorders>
-              <w:top w:val="single" w:color="D1D5DB" w:sz="1"/>
-              <w:left w:val="single" w:color="D1D5DB" w:sz="1"/>
-              <w:bottom w:val="single" w:color="D1D5DB" w:sz="1"/>
-              <w:right w:val="single" w:color="D1D5DB" w:sz="1"/>
-            </w:tcBorders>
-            <w:shd w:fill="F0FDF4" w:val="clear"/>
-            <w:tcMar>
-              <w:top w:type="dxa" w:w="80"/>
-              <w:left w:type="dxa" w:w="140"/>
-              <w:bottom w:type="dxa" w:w="80"/>
-              <w:right w:type="dxa" w:w="140"/>
-            </w:tcMar>
-            <w:vAlign w:val="top"/>
-          </w:tcPr>
-          <w:p>
-            <w:pPr>
-              <w:spacing w:after="40" w:before="40"/>
-            </w:pPr>
-            <w:r>
-              <w:rPr>
-                <w:rFonts w:ascii="Arial" w:cs="Arial" w:eastAsia="Arial" w:hAnsi="Arial"/>
-                <w:b w:val="false"/>
-                <w:bCs w:val="false"/>
-                <w:i w:val="false"/>
-                <w:iCs w:val="false"/>
-                <w:color w:val="111827"/>
-                <w:sz w:val="19"/>
-                <w:szCs w:val="19"/>
-              </w:rPr>
-              <w:t xml:space="preserve">History → 📤 Share on match card</w:t>
-            </w:r>
-          </w:p>
-        </w:tc>
-      </w:tr>
-      <w:tr>
-        <w:tc>
-          <w:tcPr>
-            <w:tcW w:type="dxa" w:w="3600"/>
-            <w:tcBorders>
-              <w:top w:val="single" w:color="D1D5DB" w:sz="1"/>
-              <w:left w:val="single" w:color="D1D5DB" w:sz="1"/>
-              <w:bottom w:val="single" w:color="D1D5DB" w:sz="1"/>
-              <w:right w:val="single" w:color="D1D5DB" w:sz="1"/>
-            </w:tcBorders>
-            <w:shd w:fill="FFFFFF" w:val="clear"/>
-            <w:tcMar>
-              <w:top w:type="dxa" w:w="80"/>
-              <w:left w:type="dxa" w:w="140"/>
-              <w:bottom w:type="dxa" w:w="80"/>
-              <w:right w:type="dxa" w:w="140"/>
-            </w:tcMar>
-            <w:vAlign w:val="top"/>
-          </w:tcPr>
-          <w:p>
-            <w:pPr>
-              <w:spacing w:after="40" w:before="40"/>
-            </w:pPr>
-            <w:r>
-              <w:rPr>
-                <w:rFonts w:ascii="Arial" w:cs="Arial" w:eastAsia="Arial" w:hAnsi="Arial"/>
-                <w:b/>
-                <w:bCs/>
-                <w:i w:val="false"/>
-                <w:iCs w:val="false"/>
-                <w:color w:val="111827"/>
-                <w:sz w:val="19"/>
-                <w:szCs w:val="19"/>
-              </w:rPr>
-              <w:t xml:space="preserve">Add player injury</w:t>
-            </w:r>
-          </w:p>
-        </w:tc>
-        <w:tc>
-          <w:tcPr>
-            <w:tcW w:type="dxa" w:w="5760"/>
-            <w:tcBorders>
-              <w:top w:val="single" w:color="D1D5DB" w:sz="1"/>
-              <w:left w:val="single" w:color="D1D5DB" w:sz="1"/>
-              <w:bottom w:val="single" w:color="D1D5DB" w:sz="1"/>
-              <w:right w:val="single" w:color="D1D5DB" w:sz="1"/>
-            </w:tcBorders>
-            <w:shd w:fill="FFFFFF" w:val="clear"/>
-            <w:tcMar>
-              <w:top w:type="dxa" w:w="80"/>
-              <w:left w:type="dxa" w:w="140"/>
-              <w:bottom w:type="dxa" w:w="80"/>
-              <w:right w:type="dxa" w:w="140"/>
-            </w:tcMar>
-            <w:vAlign w:val="top"/>
-          </w:tcPr>
-          <w:p>
-            <w:pPr>
-              <w:spacing w:after="40" w:before="40"/>
-            </w:pPr>
-            <w:r>
-              <w:rPr>
-                <w:rFonts w:ascii="Arial" w:cs="Arial" w:eastAsia="Arial" w:hAnsi="Arial"/>
-                <w:b w:val="false"/>
-                <w:bCs w:val="false"/>
-                <w:i w:val="false"/>
-                <w:iCs w:val="false"/>
-                <w:color w:val="111827"/>
-                <w:sz w:val="19"/>
-                <w:szCs w:val="19"/>
-              </w:rPr>
-              <w:t xml:space="preserve">Squad → Training → Players → tap player → Injury Log</w:t>
-            </w:r>
-          </w:p>
-        </w:tc>
-      </w:tr>
-      <w:tr>
-        <w:tc>
-          <w:tcPr>
-            <w:tcW w:type="dxa" w:w="3600"/>
-            <w:tcBorders>
-              <w:top w:val="single" w:color="D1D5DB" w:sz="1"/>
-              <w:left w:val="single" w:color="D1D5DB" w:sz="1"/>
-              <w:bottom w:val="single" w:color="D1D5DB" w:sz="1"/>
-              <w:right w:val="single" w:color="D1D5DB" w:sz="1"/>
-            </w:tcBorders>
-            <w:shd w:fill="FFFFFF" w:val="clear"/>
-            <w:tcMar>
-              <w:top w:type="dxa" w:w="80"/>
-              <w:left w:type="dxa" w:w="140"/>
-              <w:bottom w:type="dxa" w:w="80"/>
-              <w:right w:type="dxa" w:w="140"/>
-            </w:tcMar>
-            <w:vAlign w:val="top"/>
-          </w:tcPr>
-          <w:p>
-            <w:pPr>
-              <w:spacing w:after="40" w:before="40"/>
-            </w:pPr>
-            <w:r>
-              <w:rPr>
-                <w:rFonts w:ascii="Arial" w:cs="Arial" w:eastAsia="Arial" w:hAnsi="Arial"/>
-                <w:b/>
-                <w:bCs/>
-                <w:i w:val="false"/>
-                <w:iCs w:val="false"/>
-                <w:color w:val="111827"/>
-                <w:sz w:val="19"/>
-                <w:szCs w:val="19"/>
-              </w:rPr>
-              <w:t xml:space="preserve">Send wellness link</w:t>
-            </w:r>
-          </w:p>
-        </w:tc>
-        <w:tc>
-          <w:tcPr>
-            <w:tcW w:type="dxa" w:w="5760"/>
-            <w:tcBorders>
-              <w:top w:val="single" w:color="D1D5DB" w:sz="1"/>
-              <w:left w:val="single" w:color="D1D5DB" w:sz="1"/>
-              <w:bottom w:val="single" w:color="D1D5DB" w:sz="1"/>
-              <w:right w:val="single" w:color="D1D5DB" w:sz="1"/>
-            </w:tcBorders>
-            <w:shd w:fill="F0FDF4" w:val="clear"/>
-            <w:tcMar>
-              <w:top w:type="dxa" w:w="80"/>
-              <w:left w:type="dxa" w:w="140"/>
-              <w:bottom w:type="dxa" w:w="80"/>
-              <w:right w:type="dxa" w:w="140"/>
-            </w:tcMar>
-            <w:vAlign w:val="top"/>
-          </w:tcPr>
-          <w:p>
-            <w:pPr>
-              <w:spacing w:after="40" w:before="40"/>
-            </w:pPr>
-            <w:r>
-              <w:rPr>
-                <w:rFonts w:ascii="Arial" w:cs="Arial" w:eastAsia="Arial" w:hAnsi="Arial"/>
-                <w:b w:val="false"/>
-                <w:bCs w:val="false"/>
-                <w:i w:val="false"/>
-                <w:iCs w:val="false"/>
-                <w:color w:val="111827"/>
-                <w:sz w:val="19"/>
-                <w:szCs w:val="19"/>
-              </w:rPr>
-              <w:t xml:space="preserve">Training → 💚 Readiness Dashboard → 📋 Copy</w:t>
-            </w:r>
-          </w:p>
-        </w:tc>
-      </w:tr>
-      <w:tr>
-        <w:tc>
-          <w:tcPr>
-            <w:tcW w:type="dxa" w:w="3600"/>
-            <w:tcBorders>
-              <w:top w:val="single" w:color="D1D5DB" w:sz="1"/>
-              <w:left w:val="single" w:color="D1D5DB" w:sz="1"/>
-              <w:bottom w:val="single" w:color="D1D5DB" w:sz="1"/>
-              <w:right w:val="single" w:color="D1D5DB" w:sz="1"/>
-            </w:tcBorders>
-            <w:shd w:fill="FFFFFF" w:val="clear"/>
-            <w:tcMar>
-              <w:top w:type="dxa" w:w="80"/>
-              <w:left w:type="dxa" w:w="140"/>
-              <w:bottom w:type="dxa" w:w="80"/>
-              <w:right w:type="dxa" w:w="140"/>
-            </w:tcMar>
-            <w:vAlign w:val="top"/>
-          </w:tcPr>
-          <w:p>
-            <w:pPr>
-              <w:spacing w:after="40" w:before="40"/>
-            </w:pPr>
-            <w:r>
-              <w:rPr>
-                <w:rFonts w:ascii="Arial" w:cs="Arial" w:eastAsia="Arial" w:hAnsi="Arial"/>
-                <w:b/>
-                <w:bCs/>
-                <w:i w:val="false"/>
-                <w:iCs w:val="false"/>
-                <w:color w:val="111827"/>
-                <w:sz w:val="19"/>
-                <w:szCs w:val="19"/>
-              </w:rPr>
-              <w:t xml:space="preserve">Create highlight clip</w:t>
-            </w:r>
-          </w:p>
-        </w:tc>
-        <w:tc>
-          <w:tcPr>
-            <w:tcW w:type="dxa" w:w="5760"/>
-            <w:tcBorders>
-              <w:top w:val="single" w:color="D1D5DB" w:sz="1"/>
-              <w:left w:val="single" w:color="D1D5DB" w:sz="1"/>
-              <w:bottom w:val="single" w:color="D1D5DB" w:sz="1"/>
-              <w:right w:val="single" w:color="D1D5DB" w:sz="1"/>
-            </w:tcBorders>
-            <w:shd w:fill="FFFFFF" w:val="clear"/>
-            <w:tcMar>
-              <w:top w:type="dxa" w:w="80"/>
-              <w:left w:type="dxa" w:w="140"/>
-              <w:bottom w:type="dxa" w:w="80"/>
-              <w:right w:type="dxa" w:w="140"/>
-            </w:tcMar>
-            <w:vAlign w:val="top"/>
-          </w:tcPr>
-          <w:p>
-            <w:pPr>
-              <w:spacing w:after="40" w:before="40"/>
-            </w:pPr>
-            <w:r>
-              <w:rPr>
-                <w:rFonts w:ascii="Arial" w:cs="Arial" w:eastAsia="Arial" w:hAnsi="Arial"/>
-                <w:b w:val="false"/>
-                <w:bCs w:val="false"/>
-                <w:i w:val="false"/>
-                <w:iCs w:val="false"/>
-                <w:color w:val="111827"/>
-                <w:sz w:val="19"/>
-                <w:szCs w:val="19"/>
-              </w:rPr>
-              <w:t xml:space="preserve">Video → Tags tab → tap ✂️ clip on any tag</w:t>
-            </w:r>
-          </w:p>
-        </w:tc>
-      </w:tr>
-      <w:tr>
-        <w:tc>
-          <w:tcPr>
-            <w:tcW w:type="dxa" w:w="3600"/>
-            <w:tcBorders>
-              <w:top w:val="single" w:color="D1D5DB" w:sz="1"/>
-              <w:left w:val="single" w:color="D1D5DB" w:sz="1"/>
-              <w:bottom w:val="single" w:color="D1D5DB" w:sz="1"/>
-              <w:right w:val="single" w:color="D1D5DB" w:sz="1"/>
-            </w:tcBorders>
-            <w:shd w:fill="FFFFFF" w:val="clear"/>
-            <w:tcMar>
-              <w:top w:type="dxa" w:w="80"/>
-              <w:left w:type="dxa" w:w="140"/>
-              <w:bottom w:type="dxa" w:w="80"/>
-              <w:right w:type="dxa" w:w="140"/>
-            </w:tcMar>
-            <w:vAlign w:val="top"/>
-          </w:tcPr>
-          <w:p>
-            <w:pPr>
-              <w:spacing w:after="40" w:before="40"/>
-            </w:pPr>
-            <w:r>
-              <w:rPr>
-                <w:rFonts w:ascii="Arial" w:cs="Arial" w:eastAsia="Arial" w:hAnsi="Arial"/>
-                <w:b/>
-                <w:bCs/>
-                <w:i w:val="false"/>
-                <w:iCs w:val="false"/>
-                <w:color w:val="111827"/>
-                <w:sz w:val="19"/>
-                <w:szCs w:val="19"/>
-              </w:rPr>
-              <w:t xml:space="preserve">Add a fixture</w:t>
-            </w:r>
-          </w:p>
-        </w:tc>
-        <w:tc>
-          <w:tcPr>
-            <w:tcW w:type="dxa" w:w="5760"/>
-            <w:tcBorders>
-              <w:top w:val="single" w:color="D1D5DB" w:sz="1"/>
-              <w:left w:val="single" w:color="D1D5DB" w:sz="1"/>
-              <w:bottom w:val="single" w:color="D1D5DB" w:sz="1"/>
-              <w:right w:val="single" w:color="D1D5DB" w:sz="1"/>
-            </w:tcBorders>
-            <w:shd w:fill="F0FDF4" w:val="clear"/>
-            <w:tcMar>
-              <w:top w:type="dxa" w:w="80"/>
-              <w:left w:type="dxa" w:w="140"/>
-              <w:bottom w:type="dxa" w:w="80"/>
-              <w:right w:type="dxa" w:w="140"/>
-            </w:tcMar>
-            <w:vAlign w:val="top"/>
-          </w:tcPr>
-          <w:p>
-            <w:pPr>
-              <w:spacing w:after="40" w:before="40"/>
-            </w:pPr>
-            <w:r>
-              <w:rPr>
-                <w:rFonts w:ascii="Arial" w:cs="Arial" w:eastAsia="Arial" w:hAnsi="Arial"/>
-                <w:b w:val="false"/>
-                <w:bCs w:val="false"/>
-                <w:i w:val="false"/>
-                <w:iCs w:val="false"/>
-                <w:color w:val="111827"/>
-                <w:sz w:val="19"/>
-                <w:szCs w:val="19"/>
-              </w:rPr>
-              <w:t xml:space="preserve">History → 📅 Fixtures → + Add Fixture</w:t>
-            </w:r>
-          </w:p>
-        </w:tc>
-      </w:tr>
-      <w:tr>
-        <w:tc>
-          <w:tcPr>
-            <w:tcW w:type="dxa" w:w="3600"/>
-            <w:tcBorders>
-              <w:top w:val="single" w:color="D1D5DB" w:sz="1"/>
-              <w:left w:val="single" w:color="D1D5DB" w:sz="1"/>
-              <w:bottom w:val="single" w:color="D1D5DB" w:sz="1"/>
-              <w:right w:val="single" w:color="D1D5DB" w:sz="1"/>
-            </w:tcBorders>
-            <w:shd w:fill="FFFFFF" w:val="clear"/>
-            <w:tcMar>
-              <w:top w:type="dxa" w:w="80"/>
-              <w:left w:type="dxa" w:w="140"/>
-              <w:bottom w:type="dxa" w:w="80"/>
-              <w:right w:type="dxa" w:w="140"/>
-            </w:tcMar>
-            <w:vAlign w:val="top"/>
-          </w:tcPr>
-          <w:p>
-            <w:pPr>
-              <w:spacing w:after="40" w:before="40"/>
-            </w:pPr>
-            <w:r>
-              <w:rPr>
-                <w:rFonts w:ascii="Arial" w:cs="Arial" w:eastAsia="Arial" w:hAnsi="Arial"/>
-                <w:b/>
-                <w:bCs/>
-                <w:i w:val="false"/>
-                <w:iCs w:val="false"/>
-                <w:color w:val="111827"/>
-                <w:sz w:val="19"/>
-                <w:szCs w:val="19"/>
-              </w:rPr>
-              <w:t xml:space="preserve">View opposition profile</w:t>
-            </w:r>
-          </w:p>
-        </w:tc>
-        <w:tc>
-          <w:tcPr>
-            <w:tcW w:type="dxa" w:w="5760"/>
-            <w:tcBorders>
-              <w:top w:val="single" w:color="D1D5DB" w:sz="1"/>
-              <w:left w:val="single" w:color="D1D5DB" w:sz="1"/>
-              <w:bottom w:val="single" w:color="D1D5DB" w:sz="1"/>
-              <w:right w:val="single" w:color="D1D5DB" w:sz="1"/>
-            </w:tcBorders>
-            <w:shd w:fill="FFFFFF" w:val="clear"/>
-            <w:tcMar>
-              <w:top w:type="dxa" w:w="80"/>
-              <w:left w:type="dxa" w:w="140"/>
-              <w:bottom w:type="dxa" w:w="80"/>
-              <w:right w:type="dxa" w:w="140"/>
-            </w:tcMar>
-            <w:vAlign w:val="top"/>
-          </w:tcPr>
-          <w:p>
-            <w:pPr>
-              <w:spacing w:after="40" w:before="40"/>
-            </w:pPr>
-            <w:r>
-              <w:rPr>
-                <w:rFonts w:ascii="Arial" w:cs="Arial" w:eastAsia="Arial" w:hAnsi="Arial"/>
-                <w:b w:val="false"/>
-                <w:bCs w:val="false"/>
-                <w:i w:val="false"/>
-                <w:iCs w:val="false"/>
-                <w:color w:val="111827"/>
-                <w:sz w:val="19"/>
-                <w:szCs w:val="19"/>
-              </w:rPr>
-              <w:t xml:space="preserve">History → 🏟 Opposition DB → tap any club</w:t>
-            </w:r>
-          </w:p>
-        </w:tc>
-      </w:tr>
-      <w:tr>
-        <w:tc>
-          <w:tcPr>
-            <w:tcW w:type="dxa" w:w="3600"/>
-            <w:tcBorders>
-              <w:top w:val="single" w:color="D1D5DB" w:sz="1"/>
-              <w:left w:val="single" w:color="D1D5DB" w:sz="1"/>
-              <w:bottom w:val="single" w:color="D1D5DB" w:sz="1"/>
-              <w:right w:val="single" w:color="D1D5DB" w:sz="1"/>
-            </w:tcBorders>
-            <w:shd w:fill="FFFFFF" w:val="clear"/>
-            <w:tcMar>
-              <w:top w:type="dxa" w:w="80"/>
-              <w:left w:type="dxa" w:w="140"/>
-              <w:bottom w:type="dxa" w:w="80"/>
-              <w:right w:type="dxa" w:w="140"/>
-            </w:tcMar>
-            <w:vAlign w:val="top"/>
-          </w:tcPr>
-          <w:p>
-            <w:pPr>
-              <w:spacing w:after="40" w:before="40"/>
-            </w:pPr>
-            <w:r>
-              <w:rPr>
-                <w:rFonts w:ascii="Arial" w:cs="Arial" w:eastAsia="Arial" w:hAnsi="Arial"/>
-                <w:b/>
-                <w:bCs/>
-                <w:i w:val="false"/>
-                <w:iCs w:val="false"/>
-                <w:color w:val="111827"/>
-                <w:sz w:val="19"/>
-                <w:szCs w:val="19"/>
-              </w:rPr>
-              <w:t xml:space="preserve">Manage subscription</w:t>
-            </w:r>
-          </w:p>
-        </w:tc>
-        <w:tc>
-          <w:tcPr>
-            <w:tcW w:type="dxa" w:w="5760"/>
-            <w:tcBorders>
-              <w:top w:val="single" w:color="D1D5DB" w:sz="1"/>
-              <w:left w:val="single" w:color="D1D5DB" w:sz="1"/>
-              <w:bottom w:val="single" w:color="D1D5DB" w:sz="1"/>
-              <w:right w:val="single" w:color="D1D5DB" w:sz="1"/>
-            </w:tcBorders>
-            <w:shd w:fill="F0FDF4" w:val="clear"/>
-            <w:tcMar>
-              <w:top w:type="dxa" w:w="80"/>
-              <w:left w:type="dxa" w:w="140"/>
-              <w:bottom w:type="dxa" w:w="80"/>
-              <w:right w:type="dxa" w:w="140"/>
-            </w:tcMar>
-            <w:vAlign w:val="top"/>
-          </w:tcPr>
-          <w:p>
-            <w:pPr>
-              <w:spacing w:after="40" w:before="40"/>
-            </w:pPr>
-            <w:r>
-              <w:rPr>
-                <w:rFonts w:ascii="Arial" w:cs="Arial" w:eastAsia="Arial" w:hAnsi="Arial"/>
-                <w:b w:val="false"/>
-                <w:bCs w:val="false"/>
-                <w:i w:val="false"/>
-                <w:iCs w:val="false"/>
-                <w:color w:val="111827"/>
-                <w:sz w:val="19"/>
-                <w:szCs w:val="19"/>
-              </w:rPr>
-              <w:t xml:space="preserve">⚙ Account → 💳 Manage Subscription</w:t>
-            </w:r>
-          </w:p>
-        </w:tc>
-      </w:tr>
-      <w:tr>
-        <w:tc>
-          <w:tcPr>
-            <w:tcW w:type="dxa" w:w="3600"/>
-            <w:tcBorders>
-              <w:top w:val="single" w:color="D1D5DB" w:sz="1"/>
-              <w:left w:val="single" w:color="D1D5DB" w:sz="1"/>
-              <w:bottom w:val="single" w:color="D1D5DB" w:sz="1"/>
-              <w:right w:val="single" w:color="D1D5DB" w:sz="1"/>
-            </w:tcBorders>
-            <w:shd w:fill="FFFFFF" w:val="clear"/>
-            <w:tcMar>
-              <w:top w:type="dxa" w:w="80"/>
-              <w:left w:type="dxa" w:w="140"/>
-              <w:bottom w:type="dxa" w:w="80"/>
-              <w:right w:type="dxa" w:w="140"/>
-            </w:tcMar>
-            <w:vAlign w:val="top"/>
-          </w:tcPr>
-          <w:p>
-            <w:pPr>
-              <w:spacing w:after="40" w:before="40"/>
-            </w:pPr>
-            <w:r>
-              <w:rPr>
-                <w:rFonts w:ascii="Arial" w:cs="Arial" w:eastAsia="Arial" w:hAnsi="Arial"/>
-                <w:b/>
-                <w:bCs/>
-                <w:i w:val="false"/>
-                <w:iCs w:val="false"/>
-                <w:color w:val="111827"/>
-                <w:sz w:val="19"/>
-                <w:szCs w:val="19"/>
-              </w:rPr>
-              <w:t xml:space="preserve">Send product feedback</w:t>
-            </w:r>
-          </w:p>
-        </w:tc>
-        <w:tc>
-          <w:tcPr>
-            <w:tcW w:type="dxa" w:w="5760"/>
-            <w:tcBorders>
-              <w:top w:val="single" w:color="D1D5DB" w:sz="1"/>
-              <w:left w:val="single" w:color="D1D5DB" w:sz="1"/>
-              <w:bottom w:val="single" w:color="D1D5DB" w:sz="1"/>
-              <w:right w:val="single" w:color="D1D5DB" w:sz="1"/>
-            </w:tcBorders>
-            <w:shd w:fill="FFFFFF" w:val="clear"/>
-            <w:tcMar>
-              <w:top w:type="dxa" w:w="80"/>
-              <w:left w:type="dxa" w:w="140"/>
-              <w:bottom w:type="dxa" w:w="80"/>
-              <w:right w:type="dxa" w:w="140"/>
-            </w:tcMar>
-            <w:vAlign w:val="top"/>
-          </w:tcPr>
-          <w:p>
-            <w:pPr>
-              <w:spacing w:after="40" w:before="40"/>
-            </w:pPr>
-            <w:r>
-              <w:rPr>
-                <w:rFonts w:ascii="Arial" w:cs="Arial" w:eastAsia="Arial" w:hAnsi="Arial"/>
-                <w:b w:val="false"/>
-                <w:bCs w:val="false"/>
-                <w:i w:val="false"/>
-                <w:iCs w:val="false"/>
-                <w:color w:val="111827"/>
-                <w:sz w:val="19"/>
-                <w:szCs w:val="19"/>
-              </w:rPr>
-              <w:t xml:space="preserve">⚙ Account → 💡 Product Feedback</w:t>
-            </w:r>
-          </w:p>
-        </w:tc>
-      </w:tr>
-      <w:tr>
-        <w:tc>
-          <w:tcPr>
-            <w:tcW w:type="dxa" w:w="3600"/>
-            <w:tcBorders>
-              <w:top w:val="single" w:color="D1D5DB" w:sz="1"/>
-              <w:left w:val="single" w:color="D1D5DB" w:sz="1"/>
-              <w:bottom w:val="single" w:color="D1D5DB" w:sz="1"/>
-              <w:right w:val="single" w:color="D1D5DB" w:sz="1"/>
-            </w:tcBorders>
-            <w:shd w:fill="FFFFFF" w:val="clear"/>
-            <w:tcMar>
-              <w:top w:type="dxa" w:w="80"/>
-              <w:left w:type="dxa" w:w="140"/>
-              <w:bottom w:type="dxa" w:w="80"/>
-              <w:right w:type="dxa" w:w="140"/>
-            </w:tcMar>
-            <w:vAlign w:val="top"/>
-          </w:tcPr>
-          <w:p>
-            <w:pPr>
-              <w:spacing w:after="40" w:before="40"/>
-            </w:pPr>
-            <w:r>
-              <w:rPr>
-                <w:rFonts w:ascii="Arial" w:cs="Arial" w:eastAsia="Arial" w:hAnsi="Arial"/>
-                <w:b/>
-                <w:bCs/>
-                <w:i w:val="false"/>
-                <w:iCs w:val="false"/>
-                <w:color w:val="111827"/>
-                <w:sz w:val="19"/>
-                <w:szCs w:val="19"/>
-              </w:rPr>
-              <w:t xml:space="preserve">Reset password</w:t>
-            </w:r>
-          </w:p>
-        </w:tc>
-        <w:tc>
-          <w:tcPr>
-            <w:tcW w:type="dxa" w:w="5760"/>
-            <w:tcBorders>
-              <w:top w:val="single" w:color="D1D5DB" w:sz="1"/>
-              <w:left w:val="single" w:color="D1D5DB" w:sz="1"/>
-              <w:bottom w:val="single" w:color="D1D5DB" w:sz="1"/>
-              <w:right w:val="single" w:color="D1D5DB" w:sz="1"/>
-            </w:tcBorders>
-            <w:shd w:fill="F0FDF4" w:val="clear"/>
-            <w:tcMar>
-              <w:top w:type="dxa" w:w="80"/>
-              <w:left w:type="dxa" w:w="140"/>
-              <w:bottom w:type="dxa" w:w="80"/>
-              <w:right w:type="dxa" w:w="140"/>
-            </w:tcMar>
-            <w:vAlign w:val="top"/>
-          </w:tcPr>
-          <w:p>
-            <w:pPr>
-              <w:spacing w:after="40" w:before="40"/>
-            </w:pPr>
-            <w:r>
-              <w:rPr>
-                <w:rFonts w:ascii="Arial" w:cs="Arial" w:eastAsia="Arial" w:hAnsi="Arial"/>
-                <w:b w:val="false"/>
-                <w:bCs w:val="false"/>
-                <w:i w:val="false"/>
-                <w:iCs w:val="false"/>
-                <w:color w:val="111827"/>
-                <w:sz w:val="19"/>
-                <w:szCs w:val="19"/>
-              </w:rPr>
-              <w:t xml:space="preserve">Login screen → Forgot password? → check email</w:t>
-            </w:r>
-          </w:p>
-        </w:tc>
-      </w:tr>
-      <w:tr>
-        <w:tc>
-          <w:tcPr>
-            <w:tcW w:type="dxa" w:w="3600"/>
-            <w:tcBorders>
-              <w:top w:val="single" w:color="D1D5DB" w:sz="1"/>
-              <w:left w:val="single" w:color="D1D5DB" w:sz="1"/>
-              <w:bottom w:val="single" w:color="D1D5DB" w:sz="1"/>
-              <w:right w:val="single" w:color="D1D5DB" w:sz="1"/>
-            </w:tcBorders>
-            <w:shd w:fill="FFFFFF" w:val="clear"/>
-            <w:tcMar>
-              <w:top w:type="dxa" w:w="80"/>
-              <w:left w:type="dxa" w:w="140"/>
-              <w:bottom w:type="dxa" w:w="80"/>
-              <w:right w:type="dxa" w:w="140"/>
-            </w:tcMar>
-            <w:vAlign w:val="top"/>
-          </w:tcPr>
-          <w:p>
-            <w:pPr>
-              <w:spacing w:after="40" w:before="40"/>
-            </w:pPr>
-            <w:r>
-              <w:rPr>
-                <w:rFonts w:ascii="Arial" w:cs="Arial" w:eastAsia="Arial" w:hAnsi="Arial"/>
-                <w:b/>
-                <w:bCs/>
-                <w:i w:val="false"/>
-                <w:iCs w:val="false"/>
-                <w:color w:val="111827"/>
-                <w:sz w:val="19"/>
-                <w:szCs w:val="19"/>
-              </w:rPr>
-              <w:t xml:space="preserve">Delete account</w:t>
-            </w:r>
-          </w:p>
-        </w:tc>
-        <w:tc>
-          <w:tcPr>
-            <w:tcW w:type="dxa" w:w="5760"/>
-            <w:tcBorders>
-              <w:top w:val="single" w:color="D1D5DB" w:sz="1"/>
-              <w:left w:val="single" w:color="D1D5DB" w:sz="1"/>
-              <w:bottom w:val="single" w:color="D1D5DB" w:sz="1"/>
-              <w:right w:val="single" w:color="D1D5DB" w:sz="1"/>
-            </w:tcBorders>
-            <w:shd w:fill="FFFFFF" w:val="clear"/>
-            <w:tcMar>
-              <w:top w:type="dxa" w:w="80"/>
-              <w:left w:type="dxa" w:w="140"/>
-              <w:bottom w:type="dxa" w:w="80"/>
-              <w:right w:type="dxa" w:w="140"/>
-            </w:tcMar>
-            <w:vAlign w:val="top"/>
-          </w:tcPr>
-          <w:p>
-            <w:pPr>
-              <w:spacing w:after="40" w:before="40"/>
-            </w:pPr>
-            <w:r>
-              <w:rPr>
-                <w:rFonts w:ascii="Arial" w:cs="Arial" w:eastAsia="Arial" w:hAnsi="Arial"/>
-                <w:b w:val="false"/>
-                <w:bCs w:val="false"/>
-                <w:i w:val="false"/>
-                <w:iCs w:val="false"/>
-                <w:color w:val="111827"/>
-                <w:sz w:val="19"/>
-                <w:szCs w:val="19"/>
-              </w:rPr>
-              <w:t xml:space="preserve">⚙ Account → Delete Account → type DELETE</w:t>
-            </w:r>
-          </w:p>
-        </w:tc>
-      </w:tr>
-      <w:tr>
-        <w:tc>
-          <w:tcPr>
-            <w:tcW w:type="dxa" w:w="3600"/>
-            <w:tcBorders>
-              <w:top w:val="single" w:color="D1D5DB" w:sz="1"/>
-              <w:left w:val="single" w:color="D1D5DB" w:sz="1"/>
-              <w:bottom w:val="single" w:color="D1D5DB" w:sz="1"/>
-              <w:right w:val="single" w:color="D1D5DB" w:sz="1"/>
-            </w:tcBorders>
-            <w:shd w:fill="FFFFFF" w:val="clear"/>
-            <w:tcMar>
-              <w:top w:type="dxa" w:w="80"/>
-              <w:left w:type="dxa" w:w="140"/>
-              <w:bottom w:type="dxa" w:w="80"/>
-              <w:right w:type="dxa" w:w="140"/>
-            </w:tcMar>
-            <w:vAlign w:val="top"/>
-          </w:tcPr>
-          <w:p>
-            <w:pPr>
-              <w:spacing w:after="40" w:before="40"/>
-            </w:pPr>
-            <w:r>
-              <w:rPr>
-                <w:rFonts w:ascii="Arial" w:cs="Arial" w:eastAsia="Arial" w:hAnsi="Arial"/>
-                <w:b/>
-                <w:bCs/>
-                <w:i w:val="false"/>
-                <w:iCs w:val="false"/>
-                <w:color w:val="111827"/>
-                <w:sz w:val="19"/>
-                <w:szCs w:val="19"/>
-              </w:rPr>
-              <w:t xml:space="preserve">Contact support</w:t>
-            </w:r>
-          </w:p>
-        </w:tc>
-        <w:tc>
-          <w:tcPr>
-            <w:tcW w:type="dxa" w:w="5760"/>
-            <w:tcBorders>
-              <w:top w:val="single" w:color="D1D5DB" w:sz="1"/>
-              <w:left w:val="single" w:color="D1D5DB" w:sz="1"/>
-              <w:bottom w:val="single" w:color="D1D5DB" w:sz="1"/>
-              <w:right w:val="single" w:color="D1D5DB" w:sz="1"/>
-            </w:tcBorders>
-            <w:shd w:fill="F0FDF4" w:val="clear"/>
             <w:tcMar>
               <w:top w:type="dxa" w:w="80"/>
               <w:left w:type="dxa" w:w="140"/>

--- a/coach-stats-guide.docx
+++ b/coach-stats-guide.docx
@@ -73,7 +73,7 @@
           <w:sz w:val="19"/>
           <w:szCs w:val="19"/>
         </w:rPr>
-        <w:t xml:space="preserve">Covers the pitch-tap recording flow, starting team selection,</w:t>
+        <w:t xml:space="preserve">Covers the event-first recording flow, starting team selection,</w:t>
       </w:r>
     </w:p>
     <w:p>
@@ -271,7 +271,7 @@
           <w:sz w:val="20"/>
           <w:szCs w:val="20"/>
         </w:rPr>
-        <w:t xml:space="preserve">The basic flow</w:t>
+        <w:t xml:space="preserve">The three steps</w:t>
       </w:r>
     </w:p>
     <w:p>
@@ -285,7 +285,35 @@
           <w:sz w:val="20"/>
           <w:szCs w:val="20"/>
         </w:rPr>
+        <w:t xml:space="preserve">The running tally</w:t>
+      </w:r>
+    </w:p>
+    <w:p>
+      <w:pPr>
+        <w:spacing w:after="24"/>
+        <w:ind w:left="604"/>
+      </w:pPr>
+      <w:r>
+        <w:rPr>
+          <w:color w:val="444444"/>
+          <w:sz w:val="20"/>
+          <w:szCs w:val="20"/>
+        </w:rPr>
         <w:t xml:space="preserve">What you can record</w:t>
+      </w:r>
+    </w:p>
+    <w:p>
+      <w:pPr>
+        <w:spacing w:after="24"/>
+        <w:ind w:left="604"/>
+      </w:pPr>
+      <w:r>
+        <w:rPr>
+          <w:color w:val="444444"/>
+          <w:sz w:val="20"/>
+          <w:szCs w:val="20"/>
+        </w:rPr>
+        <w:t xml:space="preserve">Picking the player</w:t>
       </w:r>
     </w:p>
     <w:p>
@@ -460,6 +488,20 @@
           <w:szCs w:val="20"/>
         </w:rPr>
         <w:t xml:space="preserve">Saving and reporting</w:t>
+      </w:r>
+    </w:p>
+    <w:p>
+      <w:pPr>
+        <w:spacing w:after="24"/>
+        <w:ind w:left="604"/>
+      </w:pPr>
+      <w:r>
+        <w:rPr>
+          <w:color w:val="444444"/>
+          <w:sz w:val="20"/>
+          <w:szCs w:val="20"/>
+        </w:rPr>
+        <w:t xml:space="preserve">What the report contains</w:t>
       </w:r>
     </w:p>
     <w:p>
@@ -1605,7 +1647,7 @@
           <w:sz w:val="21"/>
           <w:szCs w:val="21"/>
         </w:rPr>
-        <w:t xml:space="preserve">The Record tab is built around a pitch. You tap the player, then say what happened — rather than hunting through a list of buttons.</w:t>
+        <w:t xml:space="preserve">The Record tab is a list of event boxes. Each box is split down the middle: the green half is your team, the silver half is the opposition. That is one button per team, per event — and one tap sets both.</w:t>
       </w:r>
     </w:p>
     <w:p>
@@ -1614,7 +1656,7 @@
         <w:spacing w:after="120" w:before="260"/>
       </w:pPr>
       <w:r>
-        <w:t xml:space="preserve">The basic flow</w:t>
+        <w:t xml:space="preserve">The three steps</w:t>
       </w:r>
     </w:p>
     <w:p>
@@ -1631,7 +1673,7 @@
           <w:sz w:val="21"/>
           <w:szCs w:val="21"/>
         </w:rPr>
-        <w:t xml:space="preserve">Choose My Team or Opposition at the top.</w:t>
+        <w:t xml:space="preserve">Tap the half of the box for the team involved — green for your team, silver for the opposition.</w:t>
       </w:r>
     </w:p>
     <w:p>
@@ -1648,7 +1690,7 @@
           <w:sz w:val="21"/>
           <w:szCs w:val="21"/>
         </w:rPr>
-        <w:t xml:space="preserve">Tap the player who was involved. Your own players show their number and surname; opposition players show their jersey number.</w:t>
+        <w:t xml:space="preserve">Pick the outcome.</w:t>
       </w:r>
     </w:p>
     <w:p>
@@ -1665,24 +1707,59 @@
           <w:sz w:val="21"/>
           <w:szCs w:val="21"/>
         </w:rPr>
-        <w:t xml:space="preserve">Pick the event from the menu that appears.</w:t>
-      </w:r>
-    </w:p>
-    <w:p>
-      <w:pPr>
-        <w:pStyle w:val="ListParagraph"/>
-        <w:numPr>
-          <w:ilvl w:val="0"/>
-          <w:numId w:val="6"/>
-        </w:numPr>
-        <w:spacing w:after="70" w:line="270"/>
-      </w:pPr>
-      <w:r>
-        <w:rPr>
-          <w:sz w:val="21"/>
-          <w:szCs w:val="21"/>
-        </w:rPr>
-        <w:t xml:space="preserve">Pick the outcome. The player is already tagged, so there is no second tagging step.</w:t>
+        <w:t xml:space="preserve">Pick the player.</w:t>
+      </w:r>
+    </w:p>
+    <w:p>
+      <w:pPr>
+        <w:spacing w:after="120" w:line="280"/>
+      </w:pPr>
+      <w:r>
+        <w:rPr>
+          <w:sz w:val="21"/>
+          <w:szCs w:val="21"/>
+        </w:rPr>
+        <w:t xml:space="preserve">The order matters. Deciding what happened is instant; putting a name to it takes a beat, so that comes last. Nothing is saved until you pick the player — if you close the player screen, no event is recorded.</w:t>
+      </w:r>
+    </w:p>
+    <w:p>
+      <w:pPr>
+        <w:pBdr>
+          <w:left w:val="single" w:color="16A34A" w:sz="14" w:space="10"/>
+        </w:pBdr>
+        <w:spacing w:after="150" w:before="100" w:line="280"/>
+        <w:ind w:left="259"/>
+      </w:pPr>
+      <w:r>
+        <w:rPr>
+          <w:i/>
+          <w:iCs/>
+          <w:color w:val="444444"/>
+          <w:sz w:val="20"/>
+          <w:szCs w:val="20"/>
+        </w:rPr>
+        <w:t xml:space="preserve">Two shortcuts: Attack is a team action, so it skips the player step entirely. Possession has no outcome, so it goes straight to the player.</w:t>
+      </w:r>
+    </w:p>
+    <w:p>
+      <w:pPr>
+        <w:pStyle w:val="Heading2"/>
+        <w:spacing w:after="120" w:before="260"/>
+      </w:pPr>
+      <w:r>
+        <w:t xml:space="preserve">The running tally</w:t>
+      </w:r>
+    </w:p>
+    <w:p>
+      <w:pPr>
+        <w:spacing w:after="120" w:line="280"/>
+      </w:pPr>
+      <w:r>
+        <w:rPr>
+          <w:sz w:val="21"/>
+          <w:szCs w:val="21"/>
+        </w:rPr>
+        <w:t xml:space="preserve">Each half of each box shows a running count for that team, so the grid doubles as a live tally. You can see at a glance that you have lost six kickouts without leaving the tab.</w:t>
       </w:r>
     </w:p>
     <w:p>
@@ -2250,7 +2327,7 @@
                 <w:sz w:val="20"/>
                 <w:szCs w:val="20"/>
               </w:rPr>
-              <w:t xml:space="preserve">Single tap — no outcome screen</w:t>
+              <w:t xml:space="preserve">No outcome — straight to the player</w:t>
             </w:r>
           </w:p>
         </w:tc>
@@ -2304,7 +2381,7 @@
                 <w:sz w:val="20"/>
                 <w:szCs w:val="20"/>
               </w:rPr>
-              <w:t xml:space="preserve">Score, Ball Lost, Turned Back (team action, no player tag)</w:t>
+              <w:t xml:space="preserve">Score, Ball Lost, Turned Back (no player)</w:t>
             </w:r>
           </w:p>
         </w:tc>
@@ -2424,7 +2501,7 @@
         <w:spacing w:after="120" w:before="260"/>
       </w:pPr>
       <w:r>
-        <w:t xml:space="preserve">Recording where things happened</w:t>
+        <w:t xml:space="preserve">Picking the player</w:t>
       </w:r>
     </w:p>
     <w:p>
@@ -2436,7 +2513,7 @@
           <w:sz w:val="21"/>
           <w:szCs w:val="21"/>
         </w:rPr>
-        <w:t xml:space="preserve">Shots, 45s, ball lost and turnovers ask you to tap a pitch to show where they happened. The pitch is drawn to proper GAA markings — 13m, 20m, 45m and 65m lines, the small and large rectangles, the 13m arc and the 40m two-point arc — so you can place events accurately.</w:t>
+        <w:t xml:space="preserve">For your own team the player screen shows your starting fifteen laid out on a pitch, with anyone on the bench underneath. For the opposition it shows numbered jerseys — and their surnames too, once you have named them in the Opposition database.</w:t>
       </w:r>
     </w:p>
     <w:p>
@@ -2448,7 +2525,7 @@
           <w:sz w:val="21"/>
           <w:szCs w:val="21"/>
         </w:rPr>
-        <w:t xml:space="preserve">Tap the spot and it closes automatically, or tap Skip if you would rather not log a location. These taps are what power the shot map, shooting-by-zone and ball-lost-by-zone analysis.</w:t>
+        <w:t xml:space="preserve">A player already carrying a card is ringed in amber (yellow), dark (black) or red, on both teams. Opening the event screen for a carded player shows a warning with the minute they were booked.</w:t>
       </w:r>
     </w:p>
     <w:p>
@@ -2457,7 +2534,7 @@
         <w:spacing w:after="120" w:before="260"/>
       </w:pPr>
       <w:r>
-        <w:t xml:space="preserve">Undoing a mistake</w:t>
+        <w:t xml:space="preserve">Recording where things happened</w:t>
       </w:r>
     </w:p>
     <w:p>
@@ -2469,7 +2546,7 @@
           <w:sz w:val="21"/>
           <w:szCs w:val="21"/>
         </w:rPr>
-        <w:t xml:space="preserve">After every event a short bar appears at the bottom with an Undo button. Tap it and the event is removed completely — the scoreboard, the tallies and the player's own stats are all put back as they were. The bar disappears on its own after a few seconds.</w:t>
+        <w:t xml:space="preserve">Shots, 45s, ball lost, turnovers and kickouts ask you to tap a pitch afterwards to show where they happened. The pitch is drawn to proper GAA markings — 13m, 20m, 45m and 65m lines, the small and large rectangles, the 13m arc and the 40m two-point arc.</w:t>
       </w:r>
     </w:p>
     <w:p>
@@ -2481,7 +2558,7 @@
           <w:sz w:val="21"/>
           <w:szCs w:val="21"/>
         </w:rPr>
-        <w:t xml:space="preserve">You can also delete any event later from the match timeline using the ✕ beside it, and the Undo buttons on the scoreboard remove the last score for either side.</w:t>
+        <w:t xml:space="preserve">Tap the spot and it closes automatically, or tap Skip. These taps power the shot map, shooting by zone, ball lost by zone and kickout destination.</w:t>
       </w:r>
     </w:p>
     <w:p>
@@ -2490,7 +2567,7 @@
         <w:spacing w:after="120" w:before="260"/>
       </w:pPr>
       <w:r>
-        <w:t xml:space="preserve">Tidying up the event menu</w:t>
+        <w:t xml:space="preserve">Undoing a mistake</w:t>
       </w:r>
     </w:p>
     <w:p>
@@ -2502,7 +2579,7 @@
           <w:sz w:val="21"/>
           <w:szCs w:val="21"/>
         </w:rPr>
-        <w:t xml:space="preserve">The event menu puts your most-used events at the top automatically. If there are events you never record, tap "Choose which events show here" and untick them.</w:t>
+        <w:t xml:space="preserve">A bar appears at the bottom after every event with an Undo button. Tap it and the event is removed completely — scoreboard, tallies and the player’s own stats all put back. It stays tappable even while the pitch location screen is open.</w:t>
       </w:r>
     </w:p>
     <w:p>
@@ -2511,6 +2588,27 @@
         <w:spacing w:after="120" w:before="260"/>
       </w:pPr>
       <w:r>
+        <w:t xml:space="preserve">Tidying up the grid</w:t>
+      </w:r>
+    </w:p>
+    <w:p>
+      <w:pPr>
+        <w:spacing w:after="120" w:line="280"/>
+      </w:pPr>
+      <w:r>
+        <w:rPr>
+          <w:sz w:val="21"/>
+          <w:szCs w:val="21"/>
+        </w:rPr>
+        <w:t xml:space="preserve">The grid orders itself by what you actually use. Tap "Choose which events show here" to untick anything you never record, and its box disappears from the grid.</w:t>
+      </w:r>
+    </w:p>
+    <w:p>
+      <w:pPr>
+        <w:pStyle w:val="Heading2"/>
+        <w:spacing w:after="120" w:before="260"/>
+      </w:pPr>
+      <w:r>
         <w:t xml:space="preserve">Substitutions</w:t>
       </w:r>
     </w:p>
@@ -2523,7 +2621,16 @@
           <w:sz w:val="21"/>
           <w:szCs w:val="21"/>
         </w:rPr>
-        <w:t xml:space="preserve">Open Substitutions below the pitch and tap Record Substitution. Choose who is coming off and who is coming on.</w:t>
+        <w:t xml:space="preserve">Open Substitutions below the grid and tap Record Substitution. The incoming player takes that position, and tapping there afterwards tags them rather than the player they replaced.</w:t>
+      </w:r>
+    </w:p>
+    <w:p>
+      <w:pPr>
+        <w:pStyle w:val="Heading3"/>
+        <w:spacing w:after="90" w:before="200"/>
+      </w:pPr>
+      <w:r>
+        <w:t xml:space="preserve">Who to bring off</w:t>
       </w:r>
     </w:p>
     <w:p>
@@ -2535,7 +2642,235 @@
           <w:sz w:val="21"/>
           <w:szCs w:val="21"/>
         </w:rPr>
-        <w:t xml:space="preserve">The pitch updates immediately — the incoming player takes that position, and tapping there from then on tags them rather than the player they replaced. Substitutions also feed the minutes played figures on each player card.</w:t>
+        <w:t xml:space="preserve">After the 20th minute, the Substitutions section suggests players worth a look — no involvement in fifteen minutes, a sharp drop in involvement, repeated turnovers, on a card, or over 55 minutes played. It is a prompt built from the events you have recorded, not a verdict.</w:t>
+      </w:r>
+    </w:p>
+    <w:p>
+      <w:pPr>
+        <w:pStyle w:val="Heading1"/>
+        <w:spacing w:after="160" w:before="320"/>
+      </w:pPr>
+      <w:r>
+        <w:t xml:space="preserve">4. Match Analysis</w:t>
+      </w:r>
+    </w:p>
+    <w:p>
+      <w:pPr>
+        <w:pStyle w:val="Heading2"/>
+        <w:spacing w:after="120" w:before="260"/>
+      </w:pPr>
+      <w:r>
+        <w:t xml:space="preserve">Live view during the game</w:t>
+      </w:r>
+    </w:p>
+    <w:p>
+      <w:pPr>
+        <w:spacing w:after="120" w:line="280"/>
+      </w:pPr>
+      <w:r>
+        <w:rPr>
+          <w:sz w:val="21"/>
+          <w:szCs w:val="21"/>
+        </w:rPr>
+        <w:t xml:space="preserve">The Trends tab updates as you record: possession split, score trend, ball won, and momentum over the last few scores.</w:t>
+      </w:r>
+    </w:p>
+    <w:p>
+      <w:pPr>
+        <w:pStyle w:val="Heading2"/>
+        <w:spacing w:after="120" w:before="260"/>
+      </w:pPr>
+      <w:r>
+        <w:t xml:space="preserve">Half-time dashboard</w:t>
+      </w:r>
+    </w:p>
+    <w:p>
+      <w:pPr>
+        <w:spacing w:after="120" w:line="280"/>
+      </w:pPr>
+      <w:r>
+        <w:rPr>
+          <w:sz w:val="21"/>
+          <w:szCs w:val="21"/>
+        </w:rPr>
+        <w:t xml:space="preserve">Tap Half Time on the clock and the dashboard opens with the first-half picture — scoring, shooting, kickouts, discipline, and alerts for anything happening repeatedly, such as a run of wides.</w:t>
+      </w:r>
+    </w:p>
+    <w:p>
+      <w:pPr>
+        <w:pStyle w:val="Heading2"/>
+        <w:spacing w:after="120" w:before="260"/>
+      </w:pPr>
+      <w:r>
+        <w:t xml:space="preserve">Full match statistics</w:t>
+      </w:r>
+    </w:p>
+    <w:p>
+      <w:pPr>
+        <w:spacing w:after="120" w:line="280"/>
+      </w:pPr>
+      <w:r>
+        <w:rPr>
+          <w:sz w:val="21"/>
+          <w:szCs w:val="21"/>
+        </w:rPr>
+        <w:t xml:space="preserve">The Stats tab holds the complete breakdown. At the top, a Full Match / 1st Half / 2nd Half toggle filters everything below it.</w:t>
+      </w:r>
+    </w:p>
+    <w:p>
+      <w:pPr>
+        <w:pStyle w:val="ListParagraph"/>
+        <w:numPr>
+          <w:ilvl w:val="0"/>
+          <w:numId w:val="5"/>
+        </w:numPr>
+        <w:spacing w:after="70" w:line="270"/>
+      </w:pPr>
+      <w:r>
+        <w:rPr>
+          <w:b/>
+          <w:bCs/>
+          <w:sz w:val="21"/>
+          <w:szCs w:val="21"/>
+        </w:rPr>
+        <w:t xml:space="preserve">Shooting Efficiency</w:t>
+      </w:r>
+      <w:r>
+        <w:rPr>
+          <w:sz w:val="21"/>
+          <w:szCs w:val="21"/>
+        </w:rPr>
+        <w:t xml:space="preserve"> — conversion rate overall, from play and from frees, with the raw numbers behind it</w:t>
+      </w:r>
+    </w:p>
+    <w:p>
+      <w:pPr>
+        <w:pStyle w:val="ListParagraph"/>
+        <w:numPr>
+          <w:ilvl w:val="0"/>
+          <w:numId w:val="5"/>
+        </w:numPr>
+        <w:spacing w:after="70" w:line="270"/>
+      </w:pPr>
+      <w:r>
+        <w:rPr>
+          <w:b/>
+          <w:bCs/>
+          <w:sz w:val="21"/>
+          <w:szCs w:val="21"/>
+        </w:rPr>
+        <w:t xml:space="preserve">Kickout Retention</w:t>
+      </w:r>
+      <w:r>
+        <w:rPr>
+          <w:sz w:val="21"/>
+          <w:szCs w:val="21"/>
+        </w:rPr>
+        <w:t xml:space="preserve"> — the percentage of your own kickouts you kept</w:t>
+      </w:r>
+    </w:p>
+    <w:p>
+      <w:pPr>
+        <w:pStyle w:val="ListParagraph"/>
+        <w:numPr>
+          <w:ilvl w:val="0"/>
+          <w:numId w:val="5"/>
+        </w:numPr>
+        <w:spacing w:after="70" w:line="270"/>
+      </w:pPr>
+      <w:r>
+        <w:rPr>
+          <w:b/>
+          <w:bCs/>
+          <w:sz w:val="21"/>
+          <w:szCs w:val="21"/>
+        </w:rPr>
+        <w:t xml:space="preserve">Kickout Destination</w:t>
+      </w:r>
+      <w:r>
+        <w:rPr>
+          <w:sz w:val="21"/>
+          <w:szCs w:val="21"/>
+        </w:rPr>
+        <w:t xml:space="preserve"> — retention split by short / middle third / long, and by left / centre / right channel</w:t>
+      </w:r>
+    </w:p>
+    <w:p>
+      <w:pPr>
+        <w:pStyle w:val="ListParagraph"/>
+        <w:numPr>
+          <w:ilvl w:val="0"/>
+          <w:numId w:val="5"/>
+        </w:numPr>
+        <w:spacing w:after="70" w:line="270"/>
+      </w:pPr>
+      <w:r>
+        <w:rPr>
+          <w:b/>
+          <w:bCs/>
+          <w:sz w:val="21"/>
+          <w:szCs w:val="21"/>
+        </w:rPr>
+        <w:t xml:space="preserve">Shooting by Zone</w:t>
+      </w:r>
+      <w:r>
+        <w:rPr>
+          <w:sz w:val="21"/>
+          <w:szCs w:val="21"/>
+        </w:rPr>
+        <w:t xml:space="preserve"> — conversion from each area of the pitch</w:t>
+      </w:r>
+    </w:p>
+    <w:p>
+      <w:pPr>
+        <w:pStyle w:val="ListParagraph"/>
+        <w:numPr>
+          <w:ilvl w:val="0"/>
+          <w:numId w:val="5"/>
+        </w:numPr>
+        <w:spacing w:after="70" w:line="270"/>
+      </w:pPr>
+      <w:r>
+        <w:rPr>
+          <w:b/>
+          <w:bCs/>
+          <w:sz w:val="21"/>
+          <w:szCs w:val="21"/>
+        </w:rPr>
+        <w:t xml:space="preserve">Ball Lost by Zone</w:t>
+      </w:r>
+      <w:r>
+        <w:rPr>
+          <w:sz w:val="21"/>
+          <w:szCs w:val="21"/>
+        </w:rPr>
+        <w:t xml:space="preserve"> — where you are conceding possession</w:t>
+      </w:r>
+    </w:p>
+    <w:p>
+      <w:pPr>
+        <w:pStyle w:val="ListParagraph"/>
+        <w:numPr>
+          <w:ilvl w:val="0"/>
+          <w:numId w:val="5"/>
+        </w:numPr>
+        <w:spacing w:after="70" w:line="270"/>
+      </w:pPr>
+      <w:r>
+        <w:rPr>
+          <w:b/>
+          <w:bCs/>
+          <w:sz w:val="21"/>
+          <w:szCs w:val="21"/>
+        </w:rPr>
+        <w:t xml:space="preserve">Attacks</w:t>
+      </w:r>
+      <w:r>
+        <w:rPr>
+          <w:sz w:val="21"/>
+          <w:szCs w:val="21"/>
+        </w:rPr>
+        <w:t xml:space="preserve"> — total attacks, how they ended, attack conversion and attacks per score</w:t>
       </w:r>
     </w:p>
     <w:p>
@@ -2554,21 +2889,7 @@
           <w:sz w:val="20"/>
           <w:szCs w:val="20"/>
         </w:rPr>
-        <w:t xml:space="preserve">If you type a name that is not in your squad, the substitution is still logged, but you will be prompted to add them to the squad first — otherwise there is no player record to attach stats to.</w:t>
-      </w:r>
-    </w:p>
-    <w:p>
-      <w:r>
-        <w:br w:type="page"/>
-      </w:r>
-    </w:p>
-    <w:p>
-      <w:pPr>
-        <w:pStyle w:val="Heading1"/>
-        <w:spacing w:after="160" w:before="320"/>
-      </w:pPr>
-      <w:r>
-        <w:t xml:space="preserve">4. Match Analysis</w:t>
+        <w:t xml:space="preserve">Kickout channels are named from the kicking goalkeeper’s point of view, so "left" means the same thing at either end of the pitch.</w:t>
       </w:r>
     </w:p>
     <w:p>
@@ -2577,7 +2898,7 @@
         <w:spacing w:after="120" w:before="260"/>
       </w:pPr>
       <w:r>
-        <w:t xml:space="preserve">Live view during the game</w:t>
+        <w:t xml:space="preserve">Understanding the possession figure</w:t>
       </w:r>
     </w:p>
     <w:p>
@@ -2589,49 +2910,7 @@
           <w:sz w:val="21"/>
           <w:szCs w:val="21"/>
         </w:rPr>
-        <w:t xml:space="preserve">The Trends tab updates as you record: possession split, score trend, ball won, and momentum over the last few scores.</w:t>
-      </w:r>
-    </w:p>
-    <w:p>
-      <w:pPr>
-        <w:pStyle w:val="Heading2"/>
-        <w:spacing w:after="120" w:before="260"/>
-      </w:pPr>
-      <w:r>
-        <w:t xml:space="preserve">Half-time dashboard</w:t>
-      </w:r>
-    </w:p>
-    <w:p>
-      <w:pPr>
-        <w:spacing w:after="120" w:line="280"/>
-      </w:pPr>
-      <w:r>
-        <w:rPr>
-          <w:sz w:val="21"/>
-          <w:szCs w:val="21"/>
-        </w:rPr>
-        <w:t xml:space="preserve">Tap Half Time on the clock and the dashboard opens automatically with the first-half picture — scoring, shooting, kickouts, discipline, and alerts for anything that has happened repeatedly, such as a run of wides.</w:t>
-      </w:r>
-    </w:p>
-    <w:p>
-      <w:pPr>
-        <w:pStyle w:val="Heading2"/>
-        <w:spacing w:after="120" w:before="260"/>
-      </w:pPr>
-      <w:r>
-        <w:t xml:space="preserve">Full match statistics</w:t>
-      </w:r>
-    </w:p>
-    <w:p>
-      <w:pPr>
-        <w:spacing w:after="120" w:line="280"/>
-      </w:pPr>
-      <w:r>
-        <w:rPr>
-          <w:sz w:val="21"/>
-          <w:szCs w:val="21"/>
-        </w:rPr>
-        <w:t xml:space="preserve">The Stats tab holds the complete breakdown. At the top, a Full Match / 1st Half / 2nd Half toggle filters everything below it.</w:t>
+        <w:t xml:space="preserve">Possession is reported one of two ways, and the app always tells you which.</w:t>
       </w:r>
     </w:p>
     <w:p>
@@ -2650,169 +2929,6 @@
           <w:sz w:val="21"/>
           <w:szCs w:val="21"/>
         </w:rPr>
-        <w:t xml:space="preserve">Shooting Efficiency</w:t>
-      </w:r>
-      <w:r>
-        <w:rPr>
-          <w:sz w:val="21"/>
-          <w:szCs w:val="21"/>
-        </w:rPr>
-        <w:t xml:space="preserve"> — conversion rate overall, from play and from frees, shown as a percentage with the raw numbers behind it</w:t>
-      </w:r>
-    </w:p>
-    <w:p>
-      <w:pPr>
-        <w:pStyle w:val="ListParagraph"/>
-        <w:numPr>
-          <w:ilvl w:val="0"/>
-          <w:numId w:val="5"/>
-        </w:numPr>
-        <w:spacing w:after="70" w:line="270"/>
-      </w:pPr>
-      <w:r>
-        <w:rPr>
-          <w:b/>
-          <w:bCs/>
-          <w:sz w:val="21"/>
-          <w:szCs w:val="21"/>
-        </w:rPr>
-        <w:t xml:space="preserve">Kickout Retention</w:t>
-      </w:r>
-      <w:r>
-        <w:rPr>
-          <w:sz w:val="21"/>
-          <w:szCs w:val="21"/>
-        </w:rPr>
-        <w:t xml:space="preserve"> — the percentage of your own kickouts you kept</w:t>
-      </w:r>
-    </w:p>
-    <w:p>
-      <w:pPr>
-        <w:pStyle w:val="ListParagraph"/>
-        <w:numPr>
-          <w:ilvl w:val="0"/>
-          <w:numId w:val="5"/>
-        </w:numPr>
-        <w:spacing w:after="70" w:line="270"/>
-      </w:pPr>
-      <w:r>
-        <w:rPr>
-          <w:b/>
-          <w:bCs/>
-          <w:sz w:val="21"/>
-          <w:szCs w:val="21"/>
-        </w:rPr>
-        <w:t xml:space="preserve">Shooting by Zone</w:t>
-      </w:r>
-      <w:r>
-        <w:rPr>
-          <w:sz w:val="21"/>
-          <w:szCs w:val="21"/>
-        </w:rPr>
-        <w:t xml:space="preserve"> — conversion from each area of the pitch, built from the shot locations you tapped</w:t>
-      </w:r>
-    </w:p>
-    <w:p>
-      <w:pPr>
-        <w:pStyle w:val="ListParagraph"/>
-        <w:numPr>
-          <w:ilvl w:val="0"/>
-          <w:numId w:val="5"/>
-        </w:numPr>
-        <w:spacing w:after="70" w:line="270"/>
-      </w:pPr>
-      <w:r>
-        <w:rPr>
-          <w:b/>
-          <w:bCs/>
-          <w:sz w:val="21"/>
-          <w:szCs w:val="21"/>
-        </w:rPr>
-        <w:t xml:space="preserve">Ball Lost by Zone</w:t>
-      </w:r>
-      <w:r>
-        <w:rPr>
-          <w:sz w:val="21"/>
-          <w:szCs w:val="21"/>
-        </w:rPr>
-        <w:t xml:space="preserve"> — where you are conceding possession</w:t>
-      </w:r>
-    </w:p>
-    <w:p>
-      <w:pPr>
-        <w:pStyle w:val="ListParagraph"/>
-        <w:numPr>
-          <w:ilvl w:val="0"/>
-          <w:numId w:val="5"/>
-        </w:numPr>
-        <w:spacing w:after="70" w:line="270"/>
-      </w:pPr>
-      <w:r>
-        <w:rPr>
-          <w:b/>
-          <w:bCs/>
-          <w:sz w:val="21"/>
-          <w:szCs w:val="21"/>
-        </w:rPr>
-        <w:t xml:space="preserve">Attacks</w:t>
-      </w:r>
-      <w:r>
-        <w:rPr>
-          <w:sz w:val="21"/>
-          <w:szCs w:val="21"/>
-        </w:rPr>
-        <w:t xml:space="preserve"> — total attacks, how they ended, attack conversion and attacks per score</w:t>
-      </w:r>
-    </w:p>
-    <w:p>
-      <w:pPr>
-        <w:spacing w:after="120" w:line="280"/>
-      </w:pPr>
-      <w:r>
-        <w:rPr>
-          <w:sz w:val="21"/>
-          <w:szCs w:val="21"/>
-        </w:rPr>
-        <w:t xml:space="preserve">Below that are the usual full breakdowns for shots, ball won and lost, kickouts, 45s, discipline and player performance.</w:t>
-      </w:r>
-    </w:p>
-    <w:p>
-      <w:pPr>
-        <w:pStyle w:val="Heading2"/>
-        <w:spacing w:after="120" w:before="260"/>
-      </w:pPr>
-      <w:r>
-        <w:t xml:space="preserve">Understanding the possession figure</w:t>
-      </w:r>
-    </w:p>
-    <w:p>
-      <w:pPr>
-        <w:spacing w:after="120" w:line="280"/>
-      </w:pPr>
-      <w:r>
-        <w:rPr>
-          <w:sz w:val="21"/>
-          <w:szCs w:val="21"/>
-        </w:rPr>
-        <w:t xml:space="preserve">Coach Stats reports possession in one of two ways, and always tells you which one you are looking at.</w:t>
-      </w:r>
-    </w:p>
-    <w:p>
-      <w:pPr>
-        <w:pStyle w:val="ListParagraph"/>
-        <w:numPr>
-          <w:ilvl w:val="0"/>
-          <w:numId w:val="5"/>
-        </w:numPr>
-        <w:spacing w:after="70" w:line="270"/>
-      </w:pPr>
-      <w:r>
-        <w:rPr>
-          <w:b/>
-          <w:bCs/>
-          <w:sz w:val="21"/>
-          <w:szCs w:val="21"/>
-        </w:rPr>
         <w:t xml:space="preserve">Possession</w:t>
       </w:r>
       <w:r>
@@ -2820,7 +2936,7 @@
           <w:sz w:val="21"/>
           <w:szCs w:val="21"/>
         </w:rPr>
-        <w:t xml:space="preserve"> — the real split, calculated from Possession events you have tagged. This appears once you have tagged possessions for both teams.</w:t>
+        <w:t xml:space="preserve"> — the real split, from Possession events you have tagged. Appears once both teams have been tagged.</w:t>
       </w:r>
     </w:p>
     <w:p>
@@ -2865,7 +2981,7 @@
           <w:sz w:val="20"/>
           <w:szCs w:val="20"/>
         </w:rPr>
-        <w:t xml:space="preserve">These two are not comparable with each other. If you only tag possessions for one team, the app deliberately falls back to the estimate rather than reporting a misleading one-sided split. A short note under the figure always explains which is in use.</w:t>
+        <w:t xml:space="preserve">These two are not comparable. If you tag possessions for only one team, the app deliberately falls back to the estimate rather than reporting a misleading one-sided split.</w:t>
       </w:r>
     </w:p>
     <w:p>
@@ -2886,16 +3002,7 @@
           <w:sz w:val="21"/>
           <w:szCs w:val="21"/>
         </w:rPr>
-        <w:t xml:space="preserve">The Squad tab shows a card per player with scoring, shots, ball won and lost, kickouts and a performance score. Cards also show minutes played, along with score and ball won per 60 minutes, so a player who does well in twenty minutes off the bench is not buried by raw totals.</w:t>
-      </w:r>
-    </w:p>
-    <w:p>
-      <w:pPr>
-        <w:pStyle w:val="Heading2"/>
-        <w:spacing w:after="120" w:before="260"/>
-      </w:pPr>
-      <w:r>
-        <w:t xml:space="preserve">Shot map</w:t>
+        <w:t xml:space="preserve">The Squad tab shows a card per player with this match’s scoring, shots, minutes played, free conversion and shooting conversion.</w:t>
       </w:r>
     </w:p>
     <w:p>
@@ -2907,365 +3014,7 @@
           <w:sz w:val="21"/>
           <w:szCs w:val="21"/>
         </w:rPr>
-        <w:t xml:space="preserve">On the Stats tab, tap Shot Map for a visual plot of every shot on a GAA pitch, colour-coded by outcome and filterable by team and shot type.</w:t>
-      </w:r>
-    </w:p>
-    <w:p>
-      <w:r>
-        <w:br w:type="page"/>
-      </w:r>
-    </w:p>
-    <w:p>
-      <w:pPr>
-        <w:pStyle w:val="Heading1"/>
-        <w:spacing w:after="160" w:before="320"/>
-      </w:pPr>
-      <w:r>
-        <w:t xml:space="preserve">5. After the Match</w:t>
-      </w:r>
-    </w:p>
-    <w:p>
-      <w:pPr>
-        <w:pStyle w:val="Heading2"/>
-        <w:spacing w:after="120" w:before="260"/>
-      </w:pPr>
-      <w:r>
-        <w:t xml:space="preserve">Saving and reporting</w:t>
-      </w:r>
-    </w:p>
-    <w:p>
-      <w:pPr>
-        <w:pStyle w:val="ListParagraph"/>
-        <w:numPr>
-          <w:ilvl w:val="0"/>
-          <w:numId w:val="7"/>
-        </w:numPr>
-        <w:spacing w:after="70" w:line="270"/>
-      </w:pPr>
-      <w:r>
-        <w:rPr>
-          <w:sz w:val="21"/>
-          <w:szCs w:val="21"/>
-        </w:rPr>
-        <w:t xml:space="preserve">On the Stats tab, add any match notes you want to keep — these save automatically.</w:t>
-      </w:r>
-    </w:p>
-    <w:p>
-      <w:pPr>
-        <w:pStyle w:val="ListParagraph"/>
-        <w:numPr>
-          <w:ilvl w:val="0"/>
-          <w:numId w:val="7"/>
-        </w:numPr>
-        <w:spacing w:after="70" w:line="270"/>
-      </w:pPr>
-      <w:r>
-        <w:rPr>
-          <w:sz w:val="21"/>
-          <w:szCs w:val="21"/>
-        </w:rPr>
-        <w:t xml:space="preserve">Tap Save Match to store it in History.</w:t>
-      </w:r>
-    </w:p>
-    <w:p>
-      <w:pPr>
-        <w:pStyle w:val="ListParagraph"/>
-        <w:numPr>
-          <w:ilvl w:val="0"/>
-          <w:numId w:val="7"/>
-        </w:numPr>
-        <w:spacing w:after="70" w:line="270"/>
-      </w:pPr>
-      <w:r>
-        <w:rPr>
-          <w:sz w:val="21"/>
-          <w:szCs w:val="21"/>
-        </w:rPr>
-        <w:t xml:space="preserve">From a match card in History you can generate a full PDF report, share it, or open the shot map.</w:t>
-      </w:r>
-    </w:p>
-    <w:p>
-      <w:pPr>
-        <w:pStyle w:val="Heading2"/>
-        <w:spacing w:after="120" w:before="260"/>
-      </w:pPr>
-      <w:r>
-        <w:t xml:space="preserve">History</w:t>
-      </w:r>
-    </w:p>
-    <w:p>
-      <w:pPr>
-        <w:spacing w:after="120" w:line="280"/>
-      </w:pPr>
-      <w:r>
-        <w:rPr>
-          <w:sz w:val="21"/>
-          <w:szCs w:val="21"/>
-        </w:rPr>
-        <w:t xml:space="preserve">Every saved match is listed with its scoreline and result. Search by opponent or competition, tap any match for the full statistical detail, and use Season Summary for aggregated form across the season.</w:t>
-      </w:r>
-    </w:p>
-    <w:p>
-      <w:pPr>
-        <w:pStyle w:val="Heading2"/>
-        <w:spacing w:after="120" w:before="260"/>
-      </w:pPr>
-      <w:r>
-        <w:t xml:space="preserve">Fixtures</w:t>
-      </w:r>
-    </w:p>
-    <w:p>
-      <w:pPr>
-        <w:spacing w:after="120" w:line="280"/>
-      </w:pPr>
-      <w:r>
-        <w:rPr>
-          <w:sz w:val="21"/>
-          <w:szCs w:val="21"/>
-        </w:rPr>
-        <w:t xml:space="preserve">History → Fixtures lets you add upcoming games so the season is planned in one place.</w:t>
-      </w:r>
-    </w:p>
-    <w:p>
-      <w:pPr>
-        <w:pStyle w:val="Heading2"/>
-        <w:spacing w:after="120" w:before="260"/>
-      </w:pPr>
-      <w:r>
-        <w:t xml:space="preserve">Opposition database</w:t>
-      </w:r>
-    </w:p>
-    <w:p>
-      <w:pPr>
-        <w:spacing w:after="120" w:line="280"/>
-      </w:pPr>
-      <w:r>
-        <w:rPr>
-          <w:sz w:val="21"/>
-          <w:szCs w:val="21"/>
-        </w:rPr>
-        <w:t xml:space="preserve">History → Opposition DB keeps a profile for every club you have played: your record against them, past matches, scout reports and your own notes.</w:t>
-      </w:r>
-    </w:p>
-    <w:p>
-      <w:pPr>
-        <w:pStyle w:val="Heading3"/>
-        <w:spacing w:after="90" w:before="200"/>
-      </w:pPr>
-      <w:r>
-        <w:t xml:space="preserve">Tracking their players</w:t>
-      </w:r>
-    </w:p>
-    <w:p>
-      <w:pPr>
-        <w:spacing w:after="120" w:line="280"/>
-      </w:pPr>
-      <w:r>
-        <w:rPr>
-          <w:sz w:val="21"/>
-          <w:szCs w:val="21"/>
-        </w:rPr>
-        <w:t xml:space="preserve">Each profile has a Their Players section. Add names against jersey numbers and the app builds a picture of what each opposition number has done against you across every match — scores, shots, ball won and how many times you have faced them. The biggest scorer is flagged as their danger man.</w:t>
-      </w:r>
-    </w:p>
-    <w:p>
-      <w:pPr>
-        <w:spacing w:after="120" w:line="280"/>
-      </w:pPr>
-      <w:r>
-        <w:rPr>
-          <w:sz w:val="21"/>
-          <w:szCs w:val="21"/>
-        </w:rPr>
-        <w:t xml:space="preserve">Once named, those players appear by surname on the Opposition pitch when you record, so tagging says "Opposition #11 Murphy" rather than a bare number.</w:t>
-      </w:r>
-    </w:p>
-    <w:p>
-      <w:r>
-        <w:br w:type="page"/>
-      </w:r>
-    </w:p>
-    <w:p>
-      <w:pPr>
-        <w:pStyle w:val="Heading1"/>
-        <w:spacing w:after="160" w:before="320"/>
-      </w:pPr>
-      <w:r>
-        <w:t xml:space="preserve">6. Squad, Training and Trials</w:t>
-      </w:r>
-    </w:p>
-    <w:p>
-      <w:pPr>
-        <w:pStyle w:val="Heading2"/>
-        <w:spacing w:after="120" w:before="260"/>
-      </w:pPr>
-      <w:r>
-        <w:t xml:space="preserve">Building your squad</w:t>
-      </w:r>
-    </w:p>
-    <w:p>
-      <w:pPr>
-        <w:spacing w:after="120" w:line="280"/>
-      </w:pPr>
-      <w:r>
-        <w:rPr>
-          <w:sz w:val="21"/>
-          <w:szCs w:val="21"/>
-        </w:rPr>
-        <w:t xml:space="preserve">The Squad tab holds 34 slots. Tap an empty slot to add a player with their name and position; tap an existing player to edit or remove them. Slot numbers are the shirt numbers used everywhere else in the app.</w:t>
-      </w:r>
-    </w:p>
-    <w:p>
-      <w:pPr>
-        <w:pStyle w:val="Heading2"/>
-        <w:spacing w:after="120" w:before="260"/>
-      </w:pPr>
-      <w:r>
-        <w:t xml:space="preserve">Training sessions</w:t>
-      </w:r>
-    </w:p>
-    <w:p>
-      <w:pPr>
-        <w:spacing w:after="120" w:line="280"/>
-      </w:pPr>
-      <w:r>
-        <w:rPr>
-          <w:sz w:val="21"/>
-          <w:szCs w:val="21"/>
-        </w:rPr>
-        <w:t xml:space="preserve">Squad → Training records sessions, attendance and player wellness. The Readiness Dashboard summarises how the panel is travelling.</w:t>
-      </w:r>
-    </w:p>
-    <w:p>
-      <w:pPr>
-        <w:spacing w:after="120" w:line="280"/>
-      </w:pPr>
-      <w:r>
-        <w:rPr>
-          <w:sz w:val="21"/>
-          <w:szCs w:val="21"/>
-        </w:rPr>
-        <w:t xml:space="preserve">Wellness can be collected from players directly through a personal link, so they self-report rather than you chasing it.</w:t>
-      </w:r>
-    </w:p>
-    <w:p>
-      <w:pPr>
-        <w:pStyle w:val="Heading2"/>
-        <w:spacing w:after="120" w:before="260"/>
-      </w:pPr>
-      <w:r>
-        <w:t xml:space="preserve">Trials</w:t>
-      </w:r>
-    </w:p>
-    <w:p>
-      <w:pPr>
-        <w:spacing w:after="120" w:line="280"/>
-      </w:pPr>
-      <w:r>
-        <w:rPr>
-          <w:sz w:val="21"/>
-          <w:szCs w:val="21"/>
-        </w:rPr>
-        <w:t xml:space="preserve">Squad → Trial runs trial sessions with structured grading, including a link that lets other coaches grade players on their own phones.</w:t>
-      </w:r>
-    </w:p>
-    <w:p>
-      <w:r>
-        <w:br w:type="page"/>
-      </w:r>
-    </w:p>
-    <w:p>
-      <w:pPr>
-        <w:pStyle w:val="Heading1"/>
-        <w:spacing w:after="160" w:before="320"/>
-      </w:pPr>
-      <w:r>
-        <w:t xml:space="preserve">7. Video Analysis</w:t>
-      </w:r>
-    </w:p>
-    <w:p>
-      <w:pPr>
-        <w:spacing w:after="120" w:line="280"/>
-      </w:pPr>
-      <w:r>
-        <w:rPr>
-          <w:sz w:val="21"/>
-          <w:szCs w:val="21"/>
-        </w:rPr>
-        <w:t xml:space="preserve">Coach Stats can attach video to a match and let you tag clips against it.</w:t>
-      </w:r>
-    </w:p>
-    <w:p>
-      <w:pPr>
-        <w:pStyle w:val="Heading2"/>
-        <w:spacing w:after="120" w:before="260"/>
-      </w:pPr>
-      <w:r>
-        <w:t xml:space="preserve">Adding video</w:t>
-      </w:r>
-    </w:p>
-    <w:p>
-      <w:pPr>
-        <w:spacing w:after="120" w:line="280"/>
-      </w:pPr>
-      <w:r>
-        <w:rPr>
-          <w:sz w:val="21"/>
-          <w:szCs w:val="21"/>
-        </w:rPr>
-        <w:t xml:space="preserve">From History, tap Video on a match card, or start a video-first analysis from scratch. You have two options:</w:t>
-      </w:r>
-    </w:p>
-    <w:p>
-      <w:pPr>
-        <w:pStyle w:val="ListParagraph"/>
-        <w:numPr>
-          <w:ilvl w:val="0"/>
-          <w:numId w:val="5"/>
-        </w:numPr>
-        <w:spacing w:after="70" w:line="270"/>
-      </w:pPr>
-      <w:r>
-        <w:rPr>
-          <w:b/>
-          <w:bCs/>
-          <w:sz w:val="21"/>
-          <w:szCs w:val="21"/>
-        </w:rPr>
-        <w:t xml:space="preserve">Paste Link</w:t>
-      </w:r>
-      <w:r>
-        <w:rPr>
-          <w:sz w:val="21"/>
-          <w:szCs w:val="21"/>
-        </w:rPr>
-        <w:t xml:space="preserve"> — a YouTube link or a direct MP4 URL</w:t>
-      </w:r>
-    </w:p>
-    <w:p>
-      <w:pPr>
-        <w:pStyle w:val="ListParagraph"/>
-        <w:numPr>
-          <w:ilvl w:val="0"/>
-          <w:numId w:val="5"/>
-        </w:numPr>
-        <w:spacing w:after="70" w:line="270"/>
-      </w:pPr>
-      <w:r>
-        <w:rPr>
-          <w:b/>
-          <w:bCs/>
-          <w:sz w:val="21"/>
-          <w:szCs w:val="21"/>
-        </w:rPr>
-        <w:t xml:space="preserve">Upload File</w:t>
-      </w:r>
-      <w:r>
-        <w:rPr>
-          <w:sz w:val="21"/>
-          <w:szCs w:val="21"/>
-        </w:rPr>
-        <w:t xml:space="preserve"> — choose a video file from your device — the upload shows progress as it goes</w:t>
+        <w:t xml:space="preserve">Below that is a season block — matches played, total scored, points per match, and conversion rates across the season. Season figures come from your saved matches, so they only count matches you have saved to History.</w:t>
       </w:r>
     </w:p>
     <w:p>
@@ -3284,7 +3033,7 @@
           <w:sz w:val="20"/>
           <w:szCs w:val="20"/>
         </w:rPr>
-        <w:t xml:space="preserve">Uploads are capped at 500MB per file. Full match footage can be larger than that, so trimming or compressing first is usually wise, and a link avoids the upload entirely.</w:t>
+        <w:t xml:space="preserve">Player stats are per-match. They are stored with the match when you save it, then cleared for the next one, which is what keeps the season totals honest.</w:t>
       </w:r>
     </w:p>
     <w:p>
@@ -3293,7 +3042,7 @@
         <w:spacing w:after="120" w:before="260"/>
       </w:pPr>
       <w:r>
-        <w:t xml:space="preserve">Working with clips</w:t>
+        <w:t xml:space="preserve">Shot map</w:t>
       </w:r>
     </w:p>
     <w:p>
@@ -3305,12 +3054,7 @@
           <w:sz w:val="21"/>
           <w:szCs w:val="21"/>
         </w:rPr>
-        <w:t xml:space="preserve">Once the video is loaded you can tag moments as you watch, and jump back to them later. Clips are stored with the match, so the footage and the statistics stay together.</w:t>
-      </w:r>
-    </w:p>
-    <w:p>
-      <w:r>
-        <w:br w:type="page"/>
+        <w:t xml:space="preserve">On the Stats tab, tap Shot Map for a plot of every shot on a GAA pitch, colour-coded by outcome and filterable by team and shot type. Shots appear exactly where you tapped them.</w:t>
       </w:r>
     </w:p>
     <w:p>
@@ -3319,19 +3063,7 @@
         <w:spacing w:after="160" w:before="320"/>
       </w:pPr>
       <w:r>
-        <w:t xml:space="preserve">8. Clubs and Sharing</w:t>
-      </w:r>
-    </w:p>
-    <w:p>
-      <w:pPr>
-        <w:spacing w:after="120" w:line="280"/>
-      </w:pPr>
-      <w:r>
-        <w:rPr>
-          <w:sz w:val="21"/>
-          <w:szCs w:val="21"/>
-        </w:rPr>
-        <w:t xml:space="preserve">Coach Stats works for an individual coach or for a whole club.</w:t>
+        <w:t xml:space="preserve">5. After the Match</w:t>
       </w:r>
     </w:p>
     <w:p>
@@ -3340,58 +3072,190 @@
         <w:spacing w:after="120" w:before="260"/>
       </w:pPr>
       <w:r>
-        <w:t xml:space="preserve">Setting up a club</w:t>
-      </w:r>
-    </w:p>
-    <w:p>
-      <w:pPr>
-        <w:pStyle w:val="ListParagraph"/>
-        <w:numPr>
-          <w:ilvl w:val="0"/>
-          <w:numId w:val="8"/>
-        </w:numPr>
-        <w:spacing w:after="70" w:line="270"/>
-      </w:pPr>
-      <w:r>
-        <w:rPr>
-          <w:sz w:val="21"/>
-          <w:szCs w:val="21"/>
-        </w:rPr>
-        <w:t xml:space="preserve">Tap the 🏟 button in the top bar.</w:t>
-      </w:r>
-    </w:p>
-    <w:p>
-      <w:pPr>
-        <w:pStyle w:val="ListParagraph"/>
-        <w:numPr>
-          <w:ilvl w:val="0"/>
-          <w:numId w:val="8"/>
-        </w:numPr>
-        <w:spacing w:after="70" w:line="270"/>
-      </w:pPr>
-      <w:r>
-        <w:rPr>
-          <w:sz w:val="21"/>
-          <w:szCs w:val="21"/>
-        </w:rPr>
-        <w:t xml:space="preserve">Choose Create Club, enter the club name and county, and confirm. You become the club administrator.</w:t>
-      </w:r>
-    </w:p>
-    <w:p>
-      <w:pPr>
-        <w:pStyle w:val="ListParagraph"/>
-        <w:numPr>
-          <w:ilvl w:val="0"/>
-          <w:numId w:val="8"/>
-        </w:numPr>
-        <w:spacing w:after="70" w:line="270"/>
-      </w:pPr>
-      <w:r>
-        <w:rPr>
-          <w:sz w:val="21"/>
-          <w:szCs w:val="21"/>
-        </w:rPr>
-        <w:t xml:space="preserve">Share the invite code with your other coaches.</w:t>
+        <w:t xml:space="preserve">Saving and reporting</w:t>
+      </w:r>
+    </w:p>
+    <w:p>
+      <w:pPr>
+        <w:pStyle w:val="ListParagraph"/>
+        <w:numPr>
+          <w:ilvl w:val="0"/>
+          <w:numId w:val="7"/>
+        </w:numPr>
+        <w:spacing w:after="70" w:line="270"/>
+      </w:pPr>
+      <w:r>
+        <w:rPr>
+          <w:sz w:val="21"/>
+          <w:szCs w:val="21"/>
+        </w:rPr>
+        <w:t xml:space="preserve">On the Stats tab, add any match notes you want to keep — these save automatically.</w:t>
+      </w:r>
+    </w:p>
+    <w:p>
+      <w:pPr>
+        <w:pStyle w:val="ListParagraph"/>
+        <w:numPr>
+          <w:ilvl w:val="0"/>
+          <w:numId w:val="7"/>
+        </w:numPr>
+        <w:spacing w:after="70" w:line="270"/>
+      </w:pPr>
+      <w:r>
+        <w:rPr>
+          <w:sz w:val="21"/>
+          <w:szCs w:val="21"/>
+        </w:rPr>
+        <w:t xml:space="preserve">Tap Save Match to store it in History.</w:t>
+      </w:r>
+    </w:p>
+    <w:p>
+      <w:pPr>
+        <w:pStyle w:val="ListParagraph"/>
+        <w:numPr>
+          <w:ilvl w:val="0"/>
+          <w:numId w:val="7"/>
+        </w:numPr>
+        <w:spacing w:after="70" w:line="270"/>
+      </w:pPr>
+      <w:r>
+        <w:rPr>
+          <w:sz w:val="21"/>
+          <w:szCs w:val="21"/>
+        </w:rPr>
+        <w:t xml:space="preserve">From a match card in History, generate the full PDF report.</w:t>
+      </w:r>
+    </w:p>
+    <w:p>
+      <w:pPr>
+        <w:pStyle w:val="Heading3"/>
+        <w:spacing w:after="90" w:before="200"/>
+      </w:pPr>
+      <w:r>
+        <w:t xml:space="preserve">What the report contains</w:t>
+      </w:r>
+    </w:p>
+    <w:p>
+      <w:pPr>
+        <w:pStyle w:val="ListParagraph"/>
+        <w:numPr>
+          <w:ilvl w:val="0"/>
+          <w:numId w:val="5"/>
+        </w:numPr>
+        <w:spacing w:after="70" w:line="270"/>
+      </w:pPr>
+      <w:r>
+        <w:rPr>
+          <w:b/>
+          <w:bCs/>
+          <w:sz w:val="21"/>
+          <w:szCs w:val="21"/>
+        </w:rPr>
+        <w:t xml:space="preserve">Scoreline and key figures</w:t>
+      </w:r>
+      <w:r>
+        <w:rPr>
+          <w:sz w:val="21"/>
+          <w:szCs w:val="21"/>
+        </w:rPr>
+        <w:t xml:space="preserve"> — the result, possession, shooting and kickout headlines</w:t>
+      </w:r>
+    </w:p>
+    <w:p>
+      <w:pPr>
+        <w:pStyle w:val="ListParagraph"/>
+        <w:numPr>
+          <w:ilvl w:val="0"/>
+          <w:numId w:val="5"/>
+        </w:numPr>
+        <w:spacing w:after="70" w:line="270"/>
+      </w:pPr>
+      <w:r>
+        <w:rPr>
+          <w:b/>
+          <w:bCs/>
+          <w:sz w:val="21"/>
+          <w:szCs w:val="21"/>
+        </w:rPr>
+        <w:t xml:space="preserve">Coach’s Analysis</w:t>
+      </w:r>
+      <w:r>
+        <w:rPr>
+          <w:sz w:val="21"/>
+          <w:szCs w:val="21"/>
+        </w:rPr>
+        <w:t xml:space="preserve"> — written observations generated from the data — scoring and conversion, how the halves unfolded including any scoring droughts, kickouts, where you lost the ball, attack conversion, discipline and how the scoring was spread</w:t>
+      </w:r>
+    </w:p>
+    <w:p>
+      <w:pPr>
+        <w:pStyle w:val="ListParagraph"/>
+        <w:numPr>
+          <w:ilvl w:val="0"/>
+          <w:numId w:val="5"/>
+        </w:numPr>
+        <w:spacing w:after="70" w:line="270"/>
+      </w:pPr>
+      <w:r>
+        <w:rPr>
+          <w:b/>
+          <w:bCs/>
+          <w:sz w:val="21"/>
+          <w:szCs w:val="21"/>
+        </w:rPr>
+        <w:t xml:space="preserve">Match Events</w:t>
+      </w:r>
+      <w:r>
+        <w:rPr>
+          <w:sz w:val="21"/>
+          <w:szCs w:val="21"/>
+        </w:rPr>
+        <w:t xml:space="preserve"> — every event in order of play with minute, half, type, outcome, team, player and pitch zone</w:t>
+      </w:r>
+    </w:p>
+    <w:p>
+      <w:pPr>
+        <w:pStyle w:val="ListParagraph"/>
+        <w:numPr>
+          <w:ilvl w:val="0"/>
+          <w:numId w:val="5"/>
+        </w:numPr>
+        <w:spacing w:after="70" w:line="270"/>
+      </w:pPr>
+      <w:r>
+        <w:rPr>
+          <w:b/>
+          <w:bCs/>
+          <w:sz w:val="21"/>
+          <w:szCs w:val="21"/>
+        </w:rPr>
+        <w:t xml:space="preserve">Shot map</w:t>
+      </w:r>
+      <w:r>
+        <w:rPr>
+          <w:sz w:val="21"/>
+          <w:szCs w:val="21"/>
+        </w:rPr>
+        <w:t xml:space="preserve"> — every shot plotted where you tapped it</w:t>
+      </w:r>
+    </w:p>
+    <w:p>
+      <w:pPr>
+        <w:pBdr>
+          <w:left w:val="single" w:color="16A34A" w:sz="14" w:space="10"/>
+        </w:pBdr>
+        <w:spacing w:after="150" w:before="100" w:line="280"/>
+        <w:ind w:left="259"/>
+      </w:pPr>
+      <w:r>
+        <w:rPr>
+          <w:i/>
+          <w:iCs/>
+          <w:color w:val="444444"/>
+          <w:sz w:val="20"/>
+          <w:szCs w:val="20"/>
+        </w:rPr>
+        <w:t xml:space="preserve">Older matches were recorded before some of these fields existed. The report says so plainly and leaves out the analysis it cannot support, rather than guessing.</w:t>
       </w:r>
     </w:p>
     <w:p>
@@ -3400,7 +3264,7 @@
         <w:spacing w:after="120" w:before="260"/>
       </w:pPr>
       <w:r>
-        <w:t xml:space="preserve">Joining a club</w:t>
+        <w:t xml:space="preserve">History</w:t>
       </w:r>
     </w:p>
     <w:p>
@@ -3412,7 +3276,7 @@
           <w:sz w:val="21"/>
           <w:szCs w:val="21"/>
         </w:rPr>
-        <w:t xml:space="preserve">Tap 🏟, choose Join Club and enter the invite code you were given.</w:t>
+        <w:t xml:space="preserve">Every saved match is listed with its scoreline and result. Search by opponent or competition, tap any match for the full statistical detail, and use Season Summary for aggregated form across the season.</w:t>
       </w:r>
     </w:p>
     <w:p>
@@ -3421,7 +3285,7 @@
         <w:spacing w:after="120" w:before="260"/>
       </w:pPr>
       <w:r>
-        <w:t xml:space="preserve">Squads within a club</w:t>
+        <w:t xml:space="preserve">Fixtures</w:t>
       </w:r>
     </w:p>
     <w:p>
@@ -3433,7 +3297,61 @@
           <w:sz w:val="21"/>
           <w:szCs w:val="21"/>
         </w:rPr>
-        <w:t xml:space="preserve">A club can hold multiple squads — senior, under-20, minor and so on. Each has its own panel and its own matches. Coaches can be assigned to the squads they work with, and you choose which squad a match belongs to on the Match tab.</w:t>
+        <w:t xml:space="preserve">History → Fixtures lets you add upcoming games so the season is planned in one place.</w:t>
+      </w:r>
+    </w:p>
+    <w:p>
+      <w:pPr>
+        <w:pStyle w:val="Heading2"/>
+        <w:spacing w:after="120" w:before="260"/>
+      </w:pPr>
+      <w:r>
+        <w:t xml:space="preserve">Opposition database</w:t>
+      </w:r>
+    </w:p>
+    <w:p>
+      <w:pPr>
+        <w:spacing w:after="120" w:line="280"/>
+      </w:pPr>
+      <w:r>
+        <w:rPr>
+          <w:sz w:val="21"/>
+          <w:szCs w:val="21"/>
+        </w:rPr>
+        <w:t xml:space="preserve">History → Opposition DB keeps a profile for every club you have played: your record against them, past matches, scout reports and your own notes.</w:t>
+      </w:r>
+    </w:p>
+    <w:p>
+      <w:pPr>
+        <w:pStyle w:val="Heading3"/>
+        <w:spacing w:after="90" w:before="200"/>
+      </w:pPr>
+      <w:r>
+        <w:t xml:space="preserve">Tracking their players</w:t>
+      </w:r>
+    </w:p>
+    <w:p>
+      <w:pPr>
+        <w:spacing w:after="120" w:line="280"/>
+      </w:pPr>
+      <w:r>
+        <w:rPr>
+          <w:sz w:val="21"/>
+          <w:szCs w:val="21"/>
+        </w:rPr>
+        <w:t xml:space="preserve">Each profile has a Their Players section. Add names against jersey numbers and the app builds a picture of what each opposition number has done against you across every match — scores, shots, ball won and how many times you have faced them. The biggest scorer is flagged as their danger man.</w:t>
+      </w:r>
+    </w:p>
+    <w:p>
+      <w:pPr>
+        <w:spacing w:after="120" w:line="280"/>
+      </w:pPr>
+      <w:r>
+        <w:rPr>
+          <w:sz w:val="21"/>
+          <w:szCs w:val="21"/>
+        </w:rPr>
+        <w:t xml:space="preserve">Once named, those players appear by surname on the Opposition pitch when you record, so tagging says "Opposition #11 Murphy" rather than a bare number.</w:t>
       </w:r>
     </w:p>
     <w:p>
@@ -3447,7 +3365,7 @@
         <w:spacing w:after="160" w:before="320"/>
       </w:pPr>
       <w:r>
-        <w:t xml:space="preserve">9. Practical Tips</w:t>
+        <w:t xml:space="preserve">6. Squad, Training and Trials</w:t>
       </w:r>
     </w:p>
     <w:p>
@@ -3456,92 +3374,19 @@
         <w:spacing w:after="120" w:before="260"/>
       </w:pPr>
       <w:r>
-        <w:t xml:space="preserve">Recording quickly during a game</w:t>
-      </w:r>
-    </w:p>
-    <w:p>
-      <w:pPr>
-        <w:pStyle w:val="ListParagraph"/>
-        <w:numPr>
-          <w:ilvl w:val="0"/>
-          <w:numId w:val="5"/>
-        </w:numPr>
-        <w:spacing w:after="70" w:line="270"/>
-      </w:pPr>
-      <w:r>
-        <w:rPr>
-          <w:sz w:val="21"/>
-          <w:szCs w:val="21"/>
-        </w:rPr>
-        <w:t xml:space="preserve">Hide the events you never use, so the menu is short and the buttons stay large.</w:t>
-      </w:r>
-    </w:p>
-    <w:p>
-      <w:pPr>
-        <w:pStyle w:val="ListParagraph"/>
-        <w:numPr>
-          <w:ilvl w:val="0"/>
-          <w:numId w:val="5"/>
-        </w:numPr>
-        <w:spacing w:after="70" w:line="270"/>
-      </w:pPr>
-      <w:r>
-        <w:rPr>
-          <w:sz w:val="21"/>
-          <w:szCs w:val="21"/>
-        </w:rPr>
-        <w:t xml:space="preserve">Set your starting 15 before throw-in — surnames on the pitch are far quicker to find than numbers alone.</w:t>
-      </w:r>
-    </w:p>
-    <w:p>
-      <w:pPr>
-        <w:pStyle w:val="ListParagraph"/>
-        <w:numPr>
-          <w:ilvl w:val="0"/>
-          <w:numId w:val="5"/>
-        </w:numPr>
-        <w:spacing w:after="70" w:line="270"/>
-      </w:pPr>
-      <w:r>
-        <w:rPr>
-          <w:sz w:val="21"/>
-          <w:szCs w:val="21"/>
-        </w:rPr>
-        <w:t xml:space="preserve">Do not worry about mis-taps. The Undo bar takes one tap and puts everything back.</w:t>
-      </w:r>
-    </w:p>
-    <w:p>
-      <w:pPr>
-        <w:pStyle w:val="ListParagraph"/>
-        <w:numPr>
-          <w:ilvl w:val="0"/>
-          <w:numId w:val="5"/>
-        </w:numPr>
-        <w:spacing w:after="70" w:line="270"/>
-      </w:pPr>
-      <w:r>
-        <w:rPr>
-          <w:sz w:val="21"/>
-          <w:szCs w:val="21"/>
-        </w:rPr>
-        <w:t xml:space="preserve">If you cannot keep up with locations, tap Skip. The event is still recorded, you just lose the zone detail for that one.</w:t>
-      </w:r>
-    </w:p>
-    <w:p>
-      <w:pPr>
-        <w:pStyle w:val="ListParagraph"/>
-        <w:numPr>
-          <w:ilvl w:val="0"/>
-          <w:numId w:val="5"/>
-        </w:numPr>
-        <w:spacing w:after="70" w:line="270"/>
-      </w:pPr>
-      <w:r>
-        <w:rPr>
-          <w:sz w:val="21"/>
-          <w:szCs w:val="21"/>
-        </w:rPr>
-        <w:t xml:space="preserve">Keep the half selector accurate — it is what makes the half-by-half comparison worth reading.</w:t>
+        <w:t xml:space="preserve">Building your squad</w:t>
+      </w:r>
+    </w:p>
+    <w:p>
+      <w:pPr>
+        <w:spacing w:after="120" w:line="280"/>
+      </w:pPr>
+      <w:r>
+        <w:rPr>
+          <w:sz w:val="21"/>
+          <w:szCs w:val="21"/>
+        </w:rPr>
+        <w:t xml:space="preserve">The Squad tab holds 34 slots. Tap an empty slot to add a player with their name and position; tap an existing player to edit or remove them. Slot numbers are the shirt numbers used everywhere else in the app.</w:t>
       </w:r>
     </w:p>
     <w:p>
@@ -3550,6 +3395,435 @@
         <w:spacing w:after="120" w:before="260"/>
       </w:pPr>
       <w:r>
+        <w:t xml:space="preserve">Training sessions</w:t>
+      </w:r>
+    </w:p>
+    <w:p>
+      <w:pPr>
+        <w:spacing w:after="120" w:line="280"/>
+      </w:pPr>
+      <w:r>
+        <w:rPr>
+          <w:sz w:val="21"/>
+          <w:szCs w:val="21"/>
+        </w:rPr>
+        <w:t xml:space="preserve">Squad → Training records sessions, attendance and player wellness. The Readiness Dashboard summarises how the panel is travelling.</w:t>
+      </w:r>
+    </w:p>
+    <w:p>
+      <w:pPr>
+        <w:spacing w:after="120" w:line="280"/>
+      </w:pPr>
+      <w:r>
+        <w:rPr>
+          <w:sz w:val="21"/>
+          <w:szCs w:val="21"/>
+        </w:rPr>
+        <w:t xml:space="preserve">Wellness can be collected from players directly through a personal link, so they self-report rather than you chasing it.</w:t>
+      </w:r>
+    </w:p>
+    <w:p>
+      <w:pPr>
+        <w:pStyle w:val="Heading2"/>
+        <w:spacing w:after="120" w:before="260"/>
+      </w:pPr>
+      <w:r>
+        <w:t xml:space="preserve">Trials</w:t>
+      </w:r>
+    </w:p>
+    <w:p>
+      <w:pPr>
+        <w:spacing w:after="120" w:line="280"/>
+      </w:pPr>
+      <w:r>
+        <w:rPr>
+          <w:sz w:val="21"/>
+          <w:szCs w:val="21"/>
+        </w:rPr>
+        <w:t xml:space="preserve">Squad → Trial runs trial sessions with structured grading, including a link that lets other coaches grade players on their own phones.</w:t>
+      </w:r>
+    </w:p>
+    <w:p>
+      <w:r>
+        <w:br w:type="page"/>
+      </w:r>
+    </w:p>
+    <w:p>
+      <w:pPr>
+        <w:pStyle w:val="Heading1"/>
+        <w:spacing w:after="160" w:before="320"/>
+      </w:pPr>
+      <w:r>
+        <w:t xml:space="preserve">7. Video Analysis</w:t>
+      </w:r>
+    </w:p>
+    <w:p>
+      <w:pPr>
+        <w:spacing w:after="120" w:line="280"/>
+      </w:pPr>
+      <w:r>
+        <w:rPr>
+          <w:sz w:val="21"/>
+          <w:szCs w:val="21"/>
+        </w:rPr>
+        <w:t xml:space="preserve">Coach Stats can attach video to a match and let you tag clips against it.</w:t>
+      </w:r>
+    </w:p>
+    <w:p>
+      <w:pPr>
+        <w:pStyle w:val="Heading2"/>
+        <w:spacing w:after="120" w:before="260"/>
+      </w:pPr>
+      <w:r>
+        <w:t xml:space="preserve">Adding video</w:t>
+      </w:r>
+    </w:p>
+    <w:p>
+      <w:pPr>
+        <w:spacing w:after="120" w:line="280"/>
+      </w:pPr>
+      <w:r>
+        <w:rPr>
+          <w:sz w:val="21"/>
+          <w:szCs w:val="21"/>
+        </w:rPr>
+        <w:t xml:space="preserve">From History, tap Video on a match card, or start a video-first analysis from scratch. You have two options:</w:t>
+      </w:r>
+    </w:p>
+    <w:p>
+      <w:pPr>
+        <w:pStyle w:val="ListParagraph"/>
+        <w:numPr>
+          <w:ilvl w:val="0"/>
+          <w:numId w:val="5"/>
+        </w:numPr>
+        <w:spacing w:after="70" w:line="270"/>
+      </w:pPr>
+      <w:r>
+        <w:rPr>
+          <w:b/>
+          <w:bCs/>
+          <w:sz w:val="21"/>
+          <w:szCs w:val="21"/>
+        </w:rPr>
+        <w:t xml:space="preserve">Paste Link</w:t>
+      </w:r>
+      <w:r>
+        <w:rPr>
+          <w:sz w:val="21"/>
+          <w:szCs w:val="21"/>
+        </w:rPr>
+        <w:t xml:space="preserve"> — a YouTube link or a direct MP4 URL</w:t>
+      </w:r>
+    </w:p>
+    <w:p>
+      <w:pPr>
+        <w:pStyle w:val="ListParagraph"/>
+        <w:numPr>
+          <w:ilvl w:val="0"/>
+          <w:numId w:val="5"/>
+        </w:numPr>
+        <w:spacing w:after="70" w:line="270"/>
+      </w:pPr>
+      <w:r>
+        <w:rPr>
+          <w:b/>
+          <w:bCs/>
+          <w:sz w:val="21"/>
+          <w:szCs w:val="21"/>
+        </w:rPr>
+        <w:t xml:space="preserve">Upload File</w:t>
+      </w:r>
+      <w:r>
+        <w:rPr>
+          <w:sz w:val="21"/>
+          <w:szCs w:val="21"/>
+        </w:rPr>
+        <w:t xml:space="preserve"> — choose a video file from your device — the upload shows progress as it goes</w:t>
+      </w:r>
+    </w:p>
+    <w:p>
+      <w:pPr>
+        <w:pBdr>
+          <w:left w:val="single" w:color="16A34A" w:sz="14" w:space="10"/>
+        </w:pBdr>
+        <w:spacing w:after="150" w:before="100" w:line="280"/>
+        <w:ind w:left="259"/>
+      </w:pPr>
+      <w:r>
+        <w:rPr>
+          <w:i/>
+          <w:iCs/>
+          <w:color w:val="444444"/>
+          <w:sz w:val="20"/>
+          <w:szCs w:val="20"/>
+        </w:rPr>
+        <w:t xml:space="preserve">Uploads are capped at 500MB per file. Full match footage can be larger than that, so trimming or compressing first is usually wise, and a link avoids the upload entirely.</w:t>
+      </w:r>
+    </w:p>
+    <w:p>
+      <w:pPr>
+        <w:pStyle w:val="Heading2"/>
+        <w:spacing w:after="120" w:before="260"/>
+      </w:pPr>
+      <w:r>
+        <w:t xml:space="preserve">Working with clips</w:t>
+      </w:r>
+    </w:p>
+    <w:p>
+      <w:pPr>
+        <w:spacing w:after="120" w:line="280"/>
+      </w:pPr>
+      <w:r>
+        <w:rPr>
+          <w:sz w:val="21"/>
+          <w:szCs w:val="21"/>
+        </w:rPr>
+        <w:t xml:space="preserve">Once the video is loaded you can tag moments as you watch, and jump back to them later. Clips are stored with the match, so the footage and the statistics stay together.</w:t>
+      </w:r>
+    </w:p>
+    <w:p>
+      <w:r>
+        <w:br w:type="page"/>
+      </w:r>
+    </w:p>
+    <w:p>
+      <w:pPr>
+        <w:pStyle w:val="Heading1"/>
+        <w:spacing w:after="160" w:before="320"/>
+      </w:pPr>
+      <w:r>
+        <w:t xml:space="preserve">8. Clubs and Sharing</w:t>
+      </w:r>
+    </w:p>
+    <w:p>
+      <w:pPr>
+        <w:spacing w:after="120" w:line="280"/>
+      </w:pPr>
+      <w:r>
+        <w:rPr>
+          <w:sz w:val="21"/>
+          <w:szCs w:val="21"/>
+        </w:rPr>
+        <w:t xml:space="preserve">Coach Stats works for an individual coach or for a whole club.</w:t>
+      </w:r>
+    </w:p>
+    <w:p>
+      <w:pPr>
+        <w:pStyle w:val="Heading2"/>
+        <w:spacing w:after="120" w:before="260"/>
+      </w:pPr>
+      <w:r>
+        <w:t xml:space="preserve">Setting up a club</w:t>
+      </w:r>
+    </w:p>
+    <w:p>
+      <w:pPr>
+        <w:pStyle w:val="ListParagraph"/>
+        <w:numPr>
+          <w:ilvl w:val="0"/>
+          <w:numId w:val="8"/>
+        </w:numPr>
+        <w:spacing w:after="70" w:line="270"/>
+      </w:pPr>
+      <w:r>
+        <w:rPr>
+          <w:sz w:val="21"/>
+          <w:szCs w:val="21"/>
+        </w:rPr>
+        <w:t xml:space="preserve">Tap the 🏟 button in the top bar.</w:t>
+      </w:r>
+    </w:p>
+    <w:p>
+      <w:pPr>
+        <w:pStyle w:val="ListParagraph"/>
+        <w:numPr>
+          <w:ilvl w:val="0"/>
+          <w:numId w:val="8"/>
+        </w:numPr>
+        <w:spacing w:after="70" w:line="270"/>
+      </w:pPr>
+      <w:r>
+        <w:rPr>
+          <w:sz w:val="21"/>
+          <w:szCs w:val="21"/>
+        </w:rPr>
+        <w:t xml:space="preserve">Choose Create Club, enter the club name and county, and confirm. You become the club administrator.</w:t>
+      </w:r>
+    </w:p>
+    <w:p>
+      <w:pPr>
+        <w:pStyle w:val="ListParagraph"/>
+        <w:numPr>
+          <w:ilvl w:val="0"/>
+          <w:numId w:val="8"/>
+        </w:numPr>
+        <w:spacing w:after="70" w:line="270"/>
+      </w:pPr>
+      <w:r>
+        <w:rPr>
+          <w:sz w:val="21"/>
+          <w:szCs w:val="21"/>
+        </w:rPr>
+        <w:t xml:space="preserve">Share the invite code with your other coaches.</w:t>
+      </w:r>
+    </w:p>
+    <w:p>
+      <w:pPr>
+        <w:pStyle w:val="Heading2"/>
+        <w:spacing w:after="120" w:before="260"/>
+      </w:pPr>
+      <w:r>
+        <w:t xml:space="preserve">Joining a club</w:t>
+      </w:r>
+    </w:p>
+    <w:p>
+      <w:pPr>
+        <w:spacing w:after="120" w:line="280"/>
+      </w:pPr>
+      <w:r>
+        <w:rPr>
+          <w:sz w:val="21"/>
+          <w:szCs w:val="21"/>
+        </w:rPr>
+        <w:t xml:space="preserve">Tap 🏟, choose Join Club and enter the invite code you were given.</w:t>
+      </w:r>
+    </w:p>
+    <w:p>
+      <w:pPr>
+        <w:pStyle w:val="Heading2"/>
+        <w:spacing w:after="120" w:before="260"/>
+      </w:pPr>
+      <w:r>
+        <w:t xml:space="preserve">Squads within a club</w:t>
+      </w:r>
+    </w:p>
+    <w:p>
+      <w:pPr>
+        <w:spacing w:after="120" w:line="280"/>
+      </w:pPr>
+      <w:r>
+        <w:rPr>
+          <w:sz w:val="21"/>
+          <w:szCs w:val="21"/>
+        </w:rPr>
+        <w:t xml:space="preserve">A club can hold multiple squads — senior, under-20, minor and so on. Each has its own panel and its own matches. Coaches can be assigned to the squads they work with, and you choose which squad a match belongs to on the Match tab.</w:t>
+      </w:r>
+    </w:p>
+    <w:p>
+      <w:r>
+        <w:br w:type="page"/>
+      </w:r>
+    </w:p>
+    <w:p>
+      <w:pPr>
+        <w:pStyle w:val="Heading1"/>
+        <w:spacing w:after="160" w:before="320"/>
+      </w:pPr>
+      <w:r>
+        <w:t xml:space="preserve">9. Practical Tips</w:t>
+      </w:r>
+    </w:p>
+    <w:p>
+      <w:pPr>
+        <w:pStyle w:val="Heading2"/>
+        <w:spacing w:after="120" w:before="260"/>
+      </w:pPr>
+      <w:r>
+        <w:t xml:space="preserve">Recording quickly during a game</w:t>
+      </w:r>
+    </w:p>
+    <w:p>
+      <w:pPr>
+        <w:pStyle w:val="ListParagraph"/>
+        <w:numPr>
+          <w:ilvl w:val="0"/>
+          <w:numId w:val="5"/>
+        </w:numPr>
+        <w:spacing w:after="70" w:line="270"/>
+      </w:pPr>
+      <w:r>
+        <w:rPr>
+          <w:sz w:val="21"/>
+          <w:szCs w:val="21"/>
+        </w:rPr>
+        <w:t xml:space="preserve">Hide the events you never use, so the grid is short and each box stays a big target.</w:t>
+      </w:r>
+    </w:p>
+    <w:p>
+      <w:pPr>
+        <w:pStyle w:val="ListParagraph"/>
+        <w:numPr>
+          <w:ilvl w:val="0"/>
+          <w:numId w:val="5"/>
+        </w:numPr>
+        <w:spacing w:after="70" w:line="270"/>
+      </w:pPr>
+      <w:r>
+        <w:rPr>
+          <w:sz w:val="21"/>
+          <w:szCs w:val="21"/>
+        </w:rPr>
+        <w:t xml:space="preserve">Set your starting 15 before throw-in — surnames are far quicker to find than numbers alone when you get to the player step.</w:t>
+      </w:r>
+    </w:p>
+    <w:p>
+      <w:pPr>
+        <w:pStyle w:val="ListParagraph"/>
+        <w:numPr>
+          <w:ilvl w:val="0"/>
+          <w:numId w:val="5"/>
+        </w:numPr>
+        <w:spacing w:after="70" w:line="270"/>
+      </w:pPr>
+      <w:r>
+        <w:rPr>
+          <w:sz w:val="21"/>
+          <w:szCs w:val="21"/>
+        </w:rPr>
+        <w:t xml:space="preserve">Do not worry about mis-taps. The Undo bar takes one tap and puts everything back — and nothing is saved until you pick the player, so backing out costs nothing.</w:t>
+      </w:r>
+    </w:p>
+    <w:p>
+      <w:pPr>
+        <w:pStyle w:val="ListParagraph"/>
+        <w:numPr>
+          <w:ilvl w:val="0"/>
+          <w:numId w:val="5"/>
+        </w:numPr>
+        <w:spacing w:after="70" w:line="270"/>
+      </w:pPr>
+      <w:r>
+        <w:rPr>
+          <w:sz w:val="21"/>
+          <w:szCs w:val="21"/>
+        </w:rPr>
+        <w:t xml:space="preserve">If you cannot keep up with locations, tap Skip. The event is still recorded, you just lose the zone detail for that one.</w:t>
+      </w:r>
+    </w:p>
+    <w:p>
+      <w:pPr>
+        <w:pStyle w:val="ListParagraph"/>
+        <w:numPr>
+          <w:ilvl w:val="0"/>
+          <w:numId w:val="5"/>
+        </w:numPr>
+        <w:spacing w:after="70" w:line="270"/>
+      </w:pPr>
+      <w:r>
+        <w:rPr>
+          <w:sz w:val="21"/>
+          <w:szCs w:val="21"/>
+        </w:rPr>
+        <w:t xml:space="preserve">Keep the half selector accurate — it is what makes the half-by-half comparison worth reading.</w:t>
+      </w:r>
+    </w:p>
+    <w:p>
+      <w:pPr>
+        <w:pStyle w:val="Heading2"/>
+        <w:spacing w:after="120" w:before="260"/>
+      </w:pPr>
+      <w:r>
         <w:t xml:space="preserve">Getting the most from the analysis</w:t>
       </w:r>
     </w:p>
@@ -3618,7 +3892,41 @@
           <w:sz w:val="21"/>
           <w:szCs w:val="21"/>
         </w:rPr>
-        <w:t xml:space="preserve">Name opposition players as you go. After two or three matches their profile becomes genuinely useful for planning.</w:t>
+        <w:t xml:space="preserve">Name opposition players as you go. After two or three matches their profile becomes genuinely useful for planning, and their surnames start appearing when you tag them.</w:t>
+      </w:r>
+    </w:p>
+    <w:p>
+      <w:pPr>
+        <w:pStyle w:val="ListParagraph"/>
+        <w:numPr>
+          <w:ilvl w:val="0"/>
+          <w:numId w:val="5"/>
+        </w:numPr>
+        <w:spacing w:after="70" w:line="270"/>
+      </w:pPr>
+      <w:r>
+        <w:rPr>
+          <w:sz w:val="21"/>
+          <w:szCs w:val="21"/>
+        </w:rPr>
+        <w:t xml:space="preserve">Tap kickout destinations. Knowing you lost six of nine going long left is what changes a half-time instruction.</w:t>
+      </w:r>
+    </w:p>
+    <w:p>
+      <w:pPr>
+        <w:pStyle w:val="ListParagraph"/>
+        <w:numPr>
+          <w:ilvl w:val="0"/>
+          <w:numId w:val="5"/>
+        </w:numPr>
+        <w:spacing w:after="70" w:line="270"/>
+      </w:pPr>
+      <w:r>
+        <w:rPr>
+          <w:sz w:val="21"/>
+          <w:szCs w:val="21"/>
+        </w:rPr>
+        <w:t xml:space="preserve">Save every match. Season player figures are built from saved matches only.</w:t>
       </w:r>
     </w:p>
     <w:p>

--- a/coach-stats-guide.docx
+++ b/coach-stats-guide.docx
@@ -629,7 +629,7 @@
           <w:sz w:val="22"/>
           <w:szCs w:val="22"/>
         </w:rPr>
-        <w:t xml:space="preserve">Clubs and Sharing</w:t>
+        <w:t xml:space="preserve">Live Share</w:t>
       </w:r>
     </w:p>
     <w:p>
@@ -643,7 +643,7 @@
           <w:sz w:val="20"/>
           <w:szCs w:val="20"/>
         </w:rPr>
-        <w:t xml:space="preserve">Setting up a club</w:t>
+        <w:t xml:space="preserve">Starting a share</w:t>
       </w:r>
     </w:p>
     <w:p>
@@ -657,7 +657,7 @@
           <w:sz w:val="20"/>
           <w:szCs w:val="20"/>
         </w:rPr>
-        <w:t xml:space="preserve">Joining a club</w:t>
+        <w:t xml:space="preserve">Following a match</w:t>
       </w:r>
     </w:p>
     <w:p>
@@ -671,12 +671,12 @@
           <w:sz w:val="20"/>
           <w:szCs w:val="20"/>
         </w:rPr>
-        <w:t xml:space="preserve">Squads within a club</w:t>
-      </w:r>
-    </w:p>
-    <w:p>
-      <w:pPr>
-        <w:spacing w:after="0" w:before="130"/>
+        <w:t xml:space="preserve">Worth knowing</w:t>
+      </w:r>
+    </w:p>
+    <w:p>
+      <w:pPr>
+        <w:spacing w:after="40" w:before="130"/>
       </w:pPr>
       <w:r>
         <w:rPr>
@@ -687,6 +687,86 @@
           <w:szCs w:val="22"/>
         </w:rPr>
         <w:t xml:space="preserve">9.  </w:t>
+      </w:r>
+      <w:r>
+        <w:rPr>
+          <w:b/>
+          <w:bCs/>
+          <w:sz w:val="22"/>
+          <w:szCs w:val="22"/>
+        </w:rPr>
+        <w:t xml:space="preserve">Clubs and Sharing</w:t>
+      </w:r>
+    </w:p>
+    <w:p>
+      <w:pPr>
+        <w:spacing w:after="24"/>
+        <w:ind w:left="604"/>
+      </w:pPr>
+      <w:r>
+        <w:rPr>
+          <w:color w:val="444444"/>
+          <w:sz w:val="20"/>
+          <w:szCs w:val="20"/>
+        </w:rPr>
+        <w:t xml:space="preserve">Setting up a club</w:t>
+      </w:r>
+    </w:p>
+    <w:p>
+      <w:pPr>
+        <w:spacing w:after="24"/>
+        <w:ind w:left="604"/>
+      </w:pPr>
+      <w:r>
+        <w:rPr>
+          <w:color w:val="444444"/>
+          <w:sz w:val="20"/>
+          <w:szCs w:val="20"/>
+        </w:rPr>
+        <w:t xml:space="preserve">Joining a club</w:t>
+      </w:r>
+    </w:p>
+    <w:p>
+      <w:pPr>
+        <w:spacing w:after="24"/>
+        <w:ind w:left="604"/>
+      </w:pPr>
+      <w:r>
+        <w:rPr>
+          <w:color w:val="444444"/>
+          <w:sz w:val="20"/>
+          <w:szCs w:val="20"/>
+        </w:rPr>
+        <w:t xml:space="preserve">Club reports</w:t>
+      </w:r>
+    </w:p>
+    <w:p>
+      <w:pPr>
+        <w:spacing w:after="24"/>
+        <w:ind w:left="604"/>
+      </w:pPr>
+      <w:r>
+        <w:rPr>
+          <w:color w:val="444444"/>
+          <w:sz w:val="20"/>
+          <w:szCs w:val="20"/>
+        </w:rPr>
+        <w:t xml:space="preserve">Squads within a club</w:t>
+      </w:r>
+    </w:p>
+    <w:p>
+      <w:pPr>
+        <w:spacing w:after="0" w:before="130"/>
+      </w:pPr>
+      <w:r>
+        <w:rPr>
+          <w:b/>
+          <w:bCs/>
+          <w:color w:val="16A34A"/>
+          <w:sz w:val="22"/>
+          <w:szCs w:val="22"/>
+        </w:rPr>
+        <w:t xml:space="preserve">10.  </w:t>
       </w:r>
       <w:r>
         <w:rPr>
@@ -1458,7 +1538,19 @@
           <w:sz w:val="20"/>
           <w:szCs w:val="20"/>
         </w:rPr>
-        <w:t xml:space="preserve">Positions you leave empty appear on the Record pitch with a dashed outline and their position code. Tapping one opens the team sheet rather than recording an event against nobody.</w:t>
+        <w:t xml:space="preserve">The number on each position is the match jersey the player will wear (1–15), not their squad number — the two often differ. Where they do, the squad number is shown underneath.</w:t>
+      </w:r>
+    </w:p>
+    <w:p>
+      <w:pPr>
+        <w:spacing w:after="120" w:line="280"/>
+      </w:pPr>
+      <w:r>
+        <w:rPr>
+          <w:sz w:val="21"/>
+          <w:szCs w:val="21"/>
+        </w:rPr>
+        <w:t xml:space="preserve">Positions you leave empty show their position code instead of a number. Tapping one opens the team sheet rather than recording an event against nobody.</w:t>
       </w:r>
     </w:p>
     <w:p>
@@ -3593,7 +3685,7 @@
         <w:spacing w:after="160" w:before="320"/>
       </w:pPr>
       <w:r>
-        <w:t xml:space="preserve">8. Clubs and Sharing</w:t>
+        <w:t xml:space="preserve">8. Live Share</w:t>
       </w:r>
     </w:p>
     <w:p>
@@ -3605,7 +3697,7 @@
           <w:sz w:val="21"/>
           <w:szCs w:val="21"/>
         </w:rPr>
-        <w:t xml:space="preserve">Coach Stats works for an individual coach or for a whole club.</w:t>
+        <w:t xml:space="preserve">Recording and managing a team at the same time is difficult. Live Share lets someone else do the recording while you follow the numbers on your own phone — or lets a selector or supporter follow along.</w:t>
       </w:r>
     </w:p>
     <w:p>
@@ -3614,7 +3706,7 @@
         <w:spacing w:after="120" w:before="260"/>
       </w:pPr>
       <w:r>
-        <w:t xml:space="preserve">Setting up a club</w:t>
+        <w:t xml:space="preserve">Starting a share</w:t>
       </w:r>
     </w:p>
     <w:p>
@@ -3631,7 +3723,7 @@
           <w:sz w:val="21"/>
           <w:szCs w:val="21"/>
         </w:rPr>
-        <w:t xml:space="preserve">Tap the 🏟 button in the top bar.</w:t>
+        <w:t xml:space="preserve">On the Record tab, tap Share Live.</w:t>
       </w:r>
     </w:p>
     <w:p>
@@ -3648,7 +3740,7 @@
           <w:sz w:val="21"/>
           <w:szCs w:val="21"/>
         </w:rPr>
-        <w:t xml:space="preserve">Choose Create Club, enter the club name and county, and confirm. You become the club administrator.</w:t>
+        <w:t xml:space="preserve">A six-character code appears — for example K7QM2P.</w:t>
       </w:r>
     </w:p>
     <w:p>
@@ -3665,7 +3757,7 @@
           <w:sz w:val="21"/>
           <w:szCs w:val="21"/>
         </w:rPr>
-        <w:t xml:space="preserve">Share the invite code with your other coaches.</w:t>
+        <w:t xml:space="preserve">Tap Share link to send it, or read the code out.</w:t>
       </w:r>
     </w:p>
     <w:p>
@@ -3674,7 +3766,7 @@
         <w:spacing w:after="120" w:before="260"/>
       </w:pPr>
       <w:r>
-        <w:t xml:space="preserve">Joining a club</w:t>
+        <w:t xml:space="preserve">Following a match</w:t>
       </w:r>
     </w:p>
     <w:p>
@@ -3686,7 +3778,19 @@
           <w:sz w:val="21"/>
           <w:szCs w:val="21"/>
         </w:rPr>
-        <w:t xml:space="preserve">Tap 🏟, choose Join Club and enter the invite code you were given.</w:t>
+        <w:t xml:space="preserve">Open the link you were sent. It is a read-only view showing the score, the clock and half, possession, shooting conversion, kickout retention, ball won and lost, top scorers, and the last events recorded.</w:t>
+      </w:r>
+    </w:p>
+    <w:p>
+      <w:pPr>
+        <w:spacing w:after="120" w:line="280"/>
+      </w:pPr>
+      <w:r>
+        <w:rPr>
+          <w:sz w:val="21"/>
+          <w:szCs w:val="21"/>
+        </w:rPr>
+        <w:t xml:space="preserve">It refreshes every ten seconds. If the recorder loses signal, the view says so plainly rather than quietly showing stale numbers.</w:t>
       </w:r>
     </w:p>
     <w:p>
@@ -3695,19 +3799,94 @@
         <w:spacing w:after="120" w:before="260"/>
       </w:pPr>
       <w:r>
-        <w:t xml:space="preserve">Squads within a club</w:t>
-      </w:r>
-    </w:p>
-    <w:p>
-      <w:pPr>
-        <w:spacing w:after="120" w:line="280"/>
-      </w:pPr>
-      <w:r>
-        <w:rPr>
-          <w:sz w:val="21"/>
-          <w:szCs w:val="21"/>
-        </w:rPr>
-        <w:t xml:space="preserve">A club can hold multiple squads — senior, under-20, minor and so on. Each has its own panel and its own matches. Coaches can be assigned to the squads they work with, and you choose which squad a match belongs to on the Match tab.</w:t>
+        <w:t xml:space="preserve">Worth knowing</w:t>
+      </w:r>
+    </w:p>
+    <w:p>
+      <w:pPr>
+        <w:pStyle w:val="ListParagraph"/>
+        <w:numPr>
+          <w:ilvl w:val="0"/>
+          <w:numId w:val="5"/>
+        </w:numPr>
+        <w:spacing w:after="70" w:line="270"/>
+      </w:pPr>
+      <w:r>
+        <w:rPr>
+          <w:sz w:val="21"/>
+          <w:szCs w:val="21"/>
+        </w:rPr>
+        <w:t xml:space="preserve">One person records; any number can watch. Two people cannot record the same match.</w:t>
+      </w:r>
+    </w:p>
+    <w:p>
+      <w:pPr>
+        <w:pStyle w:val="ListParagraph"/>
+        <w:numPr>
+          <w:ilvl w:val="0"/>
+          <w:numId w:val="5"/>
+        </w:numPr>
+        <w:spacing w:after="70" w:line="270"/>
+      </w:pPr>
+      <w:r>
+        <w:rPr>
+          <w:sz w:val="21"/>
+          <w:szCs w:val="21"/>
+        </w:rPr>
+        <w:t xml:space="preserve">Viewers cannot change anything.</w:t>
+      </w:r>
+    </w:p>
+    <w:p>
+      <w:pPr>
+        <w:pStyle w:val="ListParagraph"/>
+        <w:numPr>
+          <w:ilvl w:val="0"/>
+          <w:numId w:val="5"/>
+        </w:numPr>
+        <w:spacing w:after="70" w:line="270"/>
+      </w:pPr>
+      <w:r>
+        <w:rPr>
+          <w:sz w:val="21"/>
+          <w:szCs w:val="21"/>
+        </w:rPr>
+        <w:t xml:space="preserve">The share ends automatically at Full Time, or tap Stop.</w:t>
+      </w:r>
+    </w:p>
+    <w:p>
+      <w:pPr>
+        <w:pStyle w:val="ListParagraph"/>
+        <w:numPr>
+          <w:ilvl w:val="0"/>
+          <w:numId w:val="5"/>
+        </w:numPr>
+        <w:spacing w:after="70" w:line="270"/>
+      </w:pPr>
+      <w:r>
+        <w:rPr>
+          <w:sz w:val="21"/>
+          <w:szCs w:val="21"/>
+        </w:rPr>
+        <w:t xml:space="preserve">Sharing never slows recording — if the connection drops, the match keeps recording locally and catches up.</w:t>
+      </w:r>
+    </w:p>
+    <w:p>
+      <w:pPr>
+        <w:pBdr>
+          <w:left w:val="single" w:color="16A34A" w:sz="14" w:space="10"/>
+        </w:pBdr>
+        <w:spacing w:after="150" w:before="100" w:line="280"/>
+        <w:ind w:left="259"/>
+      </w:pPr>
+      <w:r>
+        <w:rPr>
+          <w:i/>
+          <w:iCs/>
+          <w:color w:val="444444"/>
+          <w:sz w:val="20"/>
+          <w:szCs w:val="20"/>
+        </w:rPr>
+        <w:t xml:space="preserve">Anyone with the code can view while the match is live. That is fine for a club game, but it is not private in a strong sense — avoid putting anything sensitive in match notes while sharing.</w:t>
       </w:r>
     </w:p>
     <w:p>
@@ -3721,7 +3900,305 @@
         <w:spacing w:after="160" w:before="320"/>
       </w:pPr>
       <w:r>
-        <w:t xml:space="preserve">9. Practical Tips</w:t>
+        <w:t xml:space="preserve">9. Clubs and Sharing</w:t>
+      </w:r>
+    </w:p>
+    <w:p>
+      <w:pPr>
+        <w:spacing w:after="120" w:line="280"/>
+      </w:pPr>
+      <w:r>
+        <w:rPr>
+          <w:sz w:val="21"/>
+          <w:szCs w:val="21"/>
+        </w:rPr>
+        <w:t xml:space="preserve">Coach Stats works for an individual coach or for a whole club.</w:t>
+      </w:r>
+    </w:p>
+    <w:p>
+      <w:pPr>
+        <w:pStyle w:val="Heading2"/>
+        <w:spacing w:after="120" w:before="260"/>
+      </w:pPr>
+      <w:r>
+        <w:t xml:space="preserve">Setting up a club</w:t>
+      </w:r>
+    </w:p>
+    <w:p>
+      <w:pPr>
+        <w:pStyle w:val="ListParagraph"/>
+        <w:numPr>
+          <w:ilvl w:val="0"/>
+          <w:numId w:val="9"/>
+        </w:numPr>
+        <w:spacing w:after="70" w:line="270"/>
+      </w:pPr>
+      <w:r>
+        <w:rPr>
+          <w:sz w:val="21"/>
+          <w:szCs w:val="21"/>
+        </w:rPr>
+        <w:t xml:space="preserve">Tap the 🏟 button in the top bar.</w:t>
+      </w:r>
+    </w:p>
+    <w:p>
+      <w:pPr>
+        <w:pStyle w:val="ListParagraph"/>
+        <w:numPr>
+          <w:ilvl w:val="0"/>
+          <w:numId w:val="9"/>
+        </w:numPr>
+        <w:spacing w:after="70" w:line="270"/>
+      </w:pPr>
+      <w:r>
+        <w:rPr>
+          <w:sz w:val="21"/>
+          <w:szCs w:val="21"/>
+        </w:rPr>
+        <w:t xml:space="preserve">Choose Create Club, enter the club name and county, and confirm. You become the club administrator.</w:t>
+      </w:r>
+    </w:p>
+    <w:p>
+      <w:pPr>
+        <w:pStyle w:val="ListParagraph"/>
+        <w:numPr>
+          <w:ilvl w:val="0"/>
+          <w:numId w:val="9"/>
+        </w:numPr>
+        <w:spacing w:after="70" w:line="270"/>
+      </w:pPr>
+      <w:r>
+        <w:rPr>
+          <w:sz w:val="21"/>
+          <w:szCs w:val="21"/>
+        </w:rPr>
+        <w:t xml:space="preserve">Share the invite code with your other coaches.</w:t>
+      </w:r>
+    </w:p>
+    <w:p>
+      <w:pPr>
+        <w:pStyle w:val="Heading2"/>
+        <w:spacing w:after="120" w:before="260"/>
+      </w:pPr>
+      <w:r>
+        <w:t xml:space="preserve">Joining a club</w:t>
+      </w:r>
+    </w:p>
+    <w:p>
+      <w:pPr>
+        <w:spacing w:after="120" w:line="280"/>
+      </w:pPr>
+      <w:r>
+        <w:rPr>
+          <w:sz w:val="21"/>
+          <w:szCs w:val="21"/>
+        </w:rPr>
+        <w:t xml:space="preserve">Tap 🏟, choose Join Club and enter the invite code you were given.</w:t>
+      </w:r>
+    </w:p>
+    <w:p>
+      <w:pPr>
+        <w:pStyle w:val="Heading2"/>
+        <w:spacing w:after="120" w:before="260"/>
+      </w:pPr>
+      <w:r>
+        <w:t xml:space="preserve">Club reports</w:t>
+      </w:r>
+    </w:p>
+    <w:p>
+      <w:pPr>
+        <w:spacing w:after="120" w:line="280"/>
+      </w:pPr>
+      <w:r>
+        <w:rPr>
+          <w:sz w:val="21"/>
+          <w:szCs w:val="21"/>
+        </w:rPr>
+        <w:t xml:space="preserve">Tap the club button in the top bar, then Reports. The top of that tab ranks players by squad:</w:t>
+      </w:r>
+    </w:p>
+    <w:p>
+      <w:pPr>
+        <w:pStyle w:val="ListParagraph"/>
+        <w:numPr>
+          <w:ilvl w:val="0"/>
+          <w:numId w:val="5"/>
+        </w:numPr>
+        <w:spacing w:after="70" w:line="270"/>
+      </w:pPr>
+      <w:r>
+        <w:rPr>
+          <w:b/>
+          <w:bCs/>
+          <w:sz w:val="21"/>
+          <w:szCs w:val="21"/>
+        </w:rPr>
+        <w:t xml:space="preserve">Top scorers</w:t>
+      </w:r>
+      <w:r>
+        <w:rPr>
+          <w:sz w:val="21"/>
+          <w:szCs w:val="21"/>
+        </w:rPr>
+        <w:t xml:space="preserve"> — total scored across saved matches</w:t>
+      </w:r>
+    </w:p>
+    <w:p>
+      <w:pPr>
+        <w:pStyle w:val="ListParagraph"/>
+        <w:numPr>
+          <w:ilvl w:val="0"/>
+          <w:numId w:val="5"/>
+        </w:numPr>
+        <w:spacing w:after="70" w:line="270"/>
+      </w:pPr>
+      <w:r>
+        <w:rPr>
+          <w:b/>
+          <w:bCs/>
+          <w:sz w:val="21"/>
+          <w:szCs w:val="21"/>
+        </w:rPr>
+        <w:t xml:space="preserve">Scoring per match</w:t>
+      </w:r>
+      <w:r>
+        <w:rPr>
+          <w:sz w:val="21"/>
+          <w:szCs w:val="21"/>
+        </w:rPr>
+        <w:t xml:space="preserve"> — for players with at least two matches, so one good day does not top the list</w:t>
+      </w:r>
+    </w:p>
+    <w:p>
+      <w:pPr>
+        <w:pStyle w:val="ListParagraph"/>
+        <w:numPr>
+          <w:ilvl w:val="0"/>
+          <w:numId w:val="5"/>
+        </w:numPr>
+        <w:spacing w:after="70" w:line="270"/>
+      </w:pPr>
+      <w:r>
+        <w:rPr>
+          <w:b/>
+          <w:bCs/>
+          <w:sz w:val="21"/>
+          <w:szCs w:val="21"/>
+        </w:rPr>
+        <w:t xml:space="preserve">Most accurate</w:t>
+      </w:r>
+      <w:r>
+        <w:rPr>
+          <w:sz w:val="21"/>
+          <w:szCs w:val="21"/>
+        </w:rPr>
+        <w:t xml:space="preserve"> — conversion rate, for players with at least five shots</w:t>
+      </w:r>
+    </w:p>
+    <w:p>
+      <w:pPr>
+        <w:pStyle w:val="ListParagraph"/>
+        <w:numPr>
+          <w:ilvl w:val="0"/>
+          <w:numId w:val="5"/>
+        </w:numPr>
+        <w:spacing w:after="70" w:line="270"/>
+      </w:pPr>
+      <w:r>
+        <w:rPr>
+          <w:b/>
+          <w:bCs/>
+          <w:sz w:val="21"/>
+          <w:szCs w:val="21"/>
+        </w:rPr>
+        <w:t xml:space="preserve">Free-taking</w:t>
+      </w:r>
+      <w:r>
+        <w:rPr>
+          <w:sz w:val="21"/>
+          <w:szCs w:val="21"/>
+        </w:rPr>
+        <w:t xml:space="preserve"> — conversion from frees, for players with at least three</w:t>
+      </w:r>
+    </w:p>
+    <w:p>
+      <w:pPr>
+        <w:pStyle w:val="ListParagraph"/>
+        <w:numPr>
+          <w:ilvl w:val="0"/>
+          <w:numId w:val="5"/>
+        </w:numPr>
+        <w:spacing w:after="70" w:line="270"/>
+      </w:pPr>
+      <w:r>
+        <w:rPr>
+          <w:b/>
+          <w:bCs/>
+          <w:sz w:val="21"/>
+          <w:szCs w:val="21"/>
+        </w:rPr>
+        <w:t xml:space="preserve">Most ball won</w:t>
+      </w:r>
+      <w:r>
+        <w:rPr>
+          <w:sz w:val="21"/>
+          <w:szCs w:val="21"/>
+        </w:rPr>
+        <w:t xml:space="preserve"> — work rate off the ball</w:t>
+      </w:r>
+    </w:p>
+    <w:p>
+      <w:pPr>
+        <w:pBdr>
+          <w:left w:val="single" w:color="16A34A" w:sz="14" w:space="10"/>
+        </w:pBdr>
+        <w:spacing w:after="150" w:before="100" w:line="280"/>
+        <w:ind w:left="259"/>
+      </w:pPr>
+      <w:r>
+        <w:rPr>
+          <w:i/>
+          <w:iCs/>
+          <w:color w:val="444444"/>
+          <w:sz w:val="20"/>
+          <w:szCs w:val="20"/>
+        </w:rPr>
+        <w:t xml:space="preserve">These come from saved matches only, grouped by the squad the match was recorded for. Matches saved before this feature existed appear under "Unassigned".</w:t>
+      </w:r>
+    </w:p>
+    <w:p>
+      <w:pPr>
+        <w:pStyle w:val="Heading2"/>
+        <w:spacing w:after="120" w:before="260"/>
+      </w:pPr>
+      <w:r>
+        <w:t xml:space="preserve">Squads within a club</w:t>
+      </w:r>
+    </w:p>
+    <w:p>
+      <w:pPr>
+        <w:spacing w:after="120" w:line="280"/>
+      </w:pPr>
+      <w:r>
+        <w:rPr>
+          <w:sz w:val="21"/>
+          <w:szCs w:val="21"/>
+        </w:rPr>
+        <w:t xml:space="preserve">A club can hold multiple squads — senior, under-20, minor and so on. Each has its own panel and its own matches. Coaches can be assigned to the squads they work with, and you choose which squad a match belongs to on the Match tab.</w:t>
+      </w:r>
+    </w:p>
+    <w:p>
+      <w:r>
+        <w:br w:type="page"/>
+      </w:r>
+    </w:p>
+    <w:p>
+      <w:pPr>
+        <w:pStyle w:val="Heading1"/>
+        <w:spacing w:after="160" w:before="320"/>
+      </w:pPr>
+      <w:r>
+        <w:t xml:space="preserve">10. Practical Tips</w:t>
       </w:r>
     </w:p>
     <w:p>
@@ -4291,6 +4768,12 @@
     </w:lvlOverride>
   </w:num>
   <w:num w:numId="8">
+    <w:abstractNumId w:val="3"/>
+    <w:lvlOverride w:ilvl="0">
+      <w:startOverride w:val="1"/>
+    </w:lvlOverride>
+  </w:num>
+  <w:num w:numId="9">
     <w:abstractNumId w:val="3"/>
     <w:lvlOverride w:ilvl="0">
       <w:startOverride w:val="1"/>

--- a/coach-stats-guide.docx
+++ b/coach-stats-guide.docx
@@ -11,7 +11,7 @@
         <w:rPr>
           <w:b/>
           <w:bCs/>
-          <w:color w:val="16A34A"/>
+          <w:color w:val="126E32"/>
           <w:sz w:val="68"/>
           <w:szCs w:val="68"/>
         </w:rPr>
@@ -55,7 +55,7 @@
       </w:pPr>
       <w:r>
         <w:rPr>
-          <w:color w:val="16A34A"/>
+          <w:color w:val="126E32"/>
           <w:sz w:val="22"/>
           <w:szCs w:val="22"/>
         </w:rPr>
@@ -112,7 +112,7 @@
         <w:rPr>
           <w:b/>
           <w:bCs/>
-          <w:color w:val="16A34A"/>
+          <w:color w:val="126E32"/>
           <w:sz w:val="22"/>
           <w:szCs w:val="22"/>
         </w:rPr>
@@ -164,7 +164,7 @@
         <w:rPr>
           <w:b/>
           <w:bCs/>
-          <w:color w:val="16A34A"/>
+          <w:color w:val="126E32"/>
           <w:sz w:val="22"/>
           <w:szCs w:val="22"/>
         </w:rPr>
@@ -244,7 +244,7 @@
         <w:rPr>
           <w:b/>
           <w:bCs/>
-          <w:color w:val="16A34A"/>
+          <w:color w:val="126E32"/>
           <w:sz w:val="22"/>
           <w:szCs w:val="22"/>
         </w:rPr>
@@ -366,7 +366,7 @@
         <w:rPr>
           <w:b/>
           <w:bCs/>
-          <w:color w:val="16A34A"/>
+          <w:color w:val="126E32"/>
           <w:sz w:val="22"/>
           <w:szCs w:val="22"/>
         </w:rPr>
@@ -460,7 +460,7 @@
         <w:rPr>
           <w:b/>
           <w:bCs/>
-          <w:color w:val="16A34A"/>
+          <w:color w:val="126E32"/>
           <w:sz w:val="22"/>
           <w:szCs w:val="22"/>
         </w:rPr>
@@ -540,7 +540,7 @@
         <w:rPr>
           <w:b/>
           <w:bCs/>
-          <w:color w:val="16A34A"/>
+          <w:color w:val="126E32"/>
           <w:sz w:val="22"/>
           <w:szCs w:val="22"/>
         </w:rPr>
@@ -564,7 +564,7 @@
         <w:rPr>
           <w:b/>
           <w:bCs/>
-          <w:color w:val="16A34A"/>
+          <w:color w:val="126E32"/>
           <w:sz w:val="22"/>
           <w:szCs w:val="22"/>
         </w:rPr>
@@ -616,7 +616,7 @@
         <w:rPr>
           <w:b/>
           <w:bCs/>
-          <w:color w:val="16A34A"/>
+          <w:color w:val="126E32"/>
           <w:sz w:val="22"/>
           <w:szCs w:val="22"/>
         </w:rPr>
@@ -682,7 +682,7 @@
         <w:rPr>
           <w:b/>
           <w:bCs/>
-          <w:color w:val="16A34A"/>
+          <w:color w:val="126E32"/>
           <w:sz w:val="22"/>
           <w:szCs w:val="22"/>
         </w:rPr>
@@ -762,7 +762,7 @@
         <w:rPr>
           <w:b/>
           <w:bCs/>
-          <w:color w:val="16A34A"/>
+          <w:color w:val="126E32"/>
           <w:sz w:val="22"/>
           <w:szCs w:val="22"/>
         </w:rPr>
@@ -884,7 +884,7 @@
     <w:p>
       <w:pPr>
         <w:pBdr>
-          <w:left w:val="single" w:color="16A34A" w:sz="14" w:space="10"/>
+          <w:left w:val="single" w:color="126E32" w:sz="14" w:space="10"/>
         </w:pBdr>
         <w:spacing w:after="150" w:before="100" w:line="280"/>
         <w:ind w:left="259"/>
@@ -948,7 +948,7 @@
               <w:rPr>
                 <w:b/>
                 <w:bCs/>
-                <w:color w:val="0F5F2C"/>
+                <w:color w:val="0B4A24"/>
                 <w:sz w:val="20"/>
                 <w:szCs w:val="20"/>
               </w:rPr>
@@ -975,7 +975,7 @@
               <w:rPr>
                 <w:b/>
                 <w:bCs/>
-                <w:color w:val="0F5F2C"/>
+                <w:color w:val="0B4A24"/>
                 <w:sz w:val="20"/>
                 <w:szCs w:val="20"/>
               </w:rPr>
@@ -1003,7 +1003,7 @@
               <w:rPr>
                 <w:b/>
                 <w:bCs/>
-                <w:color w:val="0F5F2C"/>
+                <w:color w:val="0B4A24"/>
                 <w:sz w:val="20"/>
                 <w:szCs w:val="20"/>
               </w:rPr>
@@ -1057,7 +1057,7 @@
               <w:rPr>
                 <w:b/>
                 <w:bCs/>
-                <w:color w:val="0F5F2C"/>
+                <w:color w:val="0B4A24"/>
                 <w:sz w:val="20"/>
                 <w:szCs w:val="20"/>
               </w:rPr>
@@ -1111,7 +1111,7 @@
               <w:rPr>
                 <w:b/>
                 <w:bCs/>
-                <w:color w:val="0F5F2C"/>
+                <w:color w:val="0B4A24"/>
                 <w:sz w:val="20"/>
                 <w:szCs w:val="20"/>
               </w:rPr>
@@ -1165,7 +1165,7 @@
               <w:rPr>
                 <w:b/>
                 <w:bCs/>
-                <w:color w:val="0F5F2C"/>
+                <w:color w:val="0B4A24"/>
                 <w:sz w:val="20"/>
                 <w:szCs w:val="20"/>
               </w:rPr>
@@ -1219,7 +1219,7 @@
               <w:rPr>
                 <w:b/>
                 <w:bCs/>
-                <w:color w:val="0F5F2C"/>
+                <w:color w:val="0B4A24"/>
                 <w:sz w:val="20"/>
                 <w:szCs w:val="20"/>
               </w:rPr>
@@ -1273,7 +1273,7 @@
               <w:rPr>
                 <w:b/>
                 <w:bCs/>
-                <w:color w:val="0F5F2C"/>
+                <w:color w:val="0B4A24"/>
                 <w:sz w:val="20"/>
                 <w:szCs w:val="20"/>
               </w:rPr>
@@ -1418,7 +1418,7 @@
         <w:spacing w:after="120" w:before="260"/>
       </w:pPr>
       <w:r>
-        <w:t xml:space="preserve">Choosing which squad you are recording for</w:t>
+        <w:t xml:space="preserve">Conditions</w:t>
       </w:r>
     </w:p>
     <w:p>
@@ -1430,7 +1430,7 @@
           <w:sz w:val="21"/>
           <w:szCs w:val="21"/>
         </w:rPr>
-        <w:t xml:space="preserve">If you belong to a club with multiple squads, a Squad selector appears under Competition. Tap it and pick the squad this match is for. The choice sticks between sessions, and the squad name is shown on the Record tab so you always know which panel you are tracking.</w:t>
+        <w:t xml:space="preserve">A Conditions dropdown sits beside Venue — windy, wet, heavy underfoot and so on. It is optional, but worth setting: a poor shooting return on a filthy day is a different conversation from the same return in May, and the match report takes it into account rather than judging the numbers cold.</w:t>
       </w:r>
     </w:p>
     <w:p>
@@ -1439,6 +1439,27 @@
         <w:spacing w:after="120" w:before="260"/>
       </w:pPr>
       <w:r>
+        <w:t xml:space="preserve">Choosing which squad you are recording for</w:t>
+      </w:r>
+    </w:p>
+    <w:p>
+      <w:pPr>
+        <w:spacing w:after="120" w:line="280"/>
+      </w:pPr>
+      <w:r>
+        <w:rPr>
+          <w:sz w:val="21"/>
+          <w:szCs w:val="21"/>
+        </w:rPr>
+        <w:t xml:space="preserve">If you belong to a club with multiple squads, a Squad selector appears under Competition. Tap it and pick the squad this match is for. The choice sticks between sessions, and the squad name is shown on the Record tab so you always know which panel you are tracking.</w:t>
+      </w:r>
+    </w:p>
+    <w:p>
+      <w:pPr>
+        <w:pStyle w:val="Heading2"/>
+        <w:spacing w:after="120" w:before="260"/>
+      </w:pPr>
+      <w:r>
         <w:t xml:space="preserve">Selecting your starting 15</w:t>
       </w:r>
     </w:p>
@@ -1525,7 +1546,7 @@
     <w:p>
       <w:pPr>
         <w:pBdr>
-          <w:left w:val="single" w:color="16A34A" w:sz="14" w:space="10"/>
+          <w:left w:val="single" w:color="126E32" w:sz="14" w:space="10"/>
         </w:pBdr>
         <w:spacing w:after="150" w:before="100" w:line="280"/>
         <w:ind w:left="259"/>
@@ -1817,7 +1838,7 @@
     <w:p>
       <w:pPr>
         <w:pBdr>
-          <w:left w:val="single" w:color="16A34A" w:sz="14" w:space="10"/>
+          <w:left w:val="single" w:color="126E32" w:sz="14" w:space="10"/>
         </w:pBdr>
         <w:spacing w:after="150" w:before="100" w:line="280"/>
         <w:ind w:left="259"/>
@@ -1902,7 +1923,7 @@
               <w:rPr>
                 <w:b/>
                 <w:bCs/>
-                <w:color w:val="0F5F2C"/>
+                <w:color w:val="0B4A24"/>
                 <w:sz w:val="20"/>
                 <w:szCs w:val="20"/>
               </w:rPr>
@@ -1929,7 +1950,7 @@
               <w:rPr>
                 <w:b/>
                 <w:bCs/>
-                <w:color w:val="0F5F2C"/>
+                <w:color w:val="0B4A24"/>
                 <w:sz w:val="20"/>
                 <w:szCs w:val="20"/>
               </w:rPr>
@@ -1957,7 +1978,7 @@
               <w:rPr>
                 <w:b/>
                 <w:bCs/>
-                <w:color w:val="0F5F2C"/>
+                <w:color w:val="0B4A24"/>
                 <w:sz w:val="20"/>
                 <w:szCs w:val="20"/>
               </w:rPr>
@@ -2011,7 +2032,7 @@
               <w:rPr>
                 <w:b/>
                 <w:bCs/>
-                <w:color w:val="0F5F2C"/>
+                <w:color w:val="0B4A24"/>
                 <w:sz w:val="20"/>
                 <w:szCs w:val="20"/>
               </w:rPr>
@@ -2065,7 +2086,7 @@
               <w:rPr>
                 <w:b/>
                 <w:bCs/>
-                <w:color w:val="0F5F2C"/>
+                <w:color w:val="0B4A24"/>
                 <w:sz w:val="20"/>
                 <w:szCs w:val="20"/>
               </w:rPr>
@@ -2119,7 +2140,7 @@
               <w:rPr>
                 <w:b/>
                 <w:bCs/>
-                <w:color w:val="0F5F2C"/>
+                <w:color w:val="0B4A24"/>
                 <w:sz w:val="20"/>
                 <w:szCs w:val="20"/>
               </w:rPr>
@@ -2173,7 +2194,7 @@
               <w:rPr>
                 <w:b/>
                 <w:bCs/>
-                <w:color w:val="0F5F2C"/>
+                <w:color w:val="0B4A24"/>
                 <w:sz w:val="20"/>
                 <w:szCs w:val="20"/>
               </w:rPr>
@@ -2227,7 +2248,7 @@
               <w:rPr>
                 <w:b/>
                 <w:bCs/>
-                <w:color w:val="0F5F2C"/>
+                <w:color w:val="0B4A24"/>
                 <w:sz w:val="20"/>
                 <w:szCs w:val="20"/>
               </w:rPr>
@@ -2281,7 +2302,7 @@
               <w:rPr>
                 <w:b/>
                 <w:bCs/>
-                <w:color w:val="0F5F2C"/>
+                <w:color w:val="0B4A24"/>
                 <w:sz w:val="20"/>
                 <w:szCs w:val="20"/>
               </w:rPr>
@@ -2335,7 +2356,7 @@
               <w:rPr>
                 <w:b/>
                 <w:bCs/>
-                <w:color w:val="0F5F2C"/>
+                <w:color w:val="0B4A24"/>
                 <w:sz w:val="20"/>
                 <w:szCs w:val="20"/>
               </w:rPr>
@@ -2389,7 +2410,7 @@
               <w:rPr>
                 <w:b/>
                 <w:bCs/>
-                <w:color w:val="0F5F2C"/>
+                <w:color w:val="0B4A24"/>
                 <w:sz w:val="20"/>
                 <w:szCs w:val="20"/>
               </w:rPr>
@@ -2443,7 +2464,7 @@
               <w:rPr>
                 <w:b/>
                 <w:bCs/>
-                <w:color w:val="0F5F2C"/>
+                <w:color w:val="0B4A24"/>
                 <w:sz w:val="20"/>
                 <w:szCs w:val="20"/>
               </w:rPr>
@@ -2497,7 +2518,7 @@
               <w:rPr>
                 <w:b/>
                 <w:bCs/>
-                <w:color w:val="0F5F2C"/>
+                <w:color w:val="0B4A24"/>
                 <w:sz w:val="20"/>
                 <w:szCs w:val="20"/>
               </w:rPr>
@@ -2551,7 +2572,7 @@
               <w:rPr>
                 <w:b/>
                 <w:bCs/>
-                <w:color w:val="0F5F2C"/>
+                <w:color w:val="0B4A24"/>
                 <w:sz w:val="20"/>
                 <w:szCs w:val="20"/>
               </w:rPr>
@@ -2968,7 +2989,7 @@
     <w:p>
       <w:pPr>
         <w:pBdr>
-          <w:left w:val="single" w:color="16A34A" w:sz="14" w:space="10"/>
+          <w:left w:val="single" w:color="126E32" w:sz="14" w:space="10"/>
         </w:pBdr>
         <w:spacing w:after="150" w:before="100" w:line="280"/>
         <w:ind w:left="259"/>
@@ -2990,7 +3011,7 @@
         <w:spacing w:after="120" w:before="260"/>
       </w:pPr>
       <w:r>
-        <w:t xml:space="preserve">Understanding the possession figure</w:t>
+        <w:t xml:space="preserve">Shot quality — were the shots bad, or the shooting?</w:t>
       </w:r>
     </w:p>
     <w:p>
@@ -3002,7 +3023,7 @@
           <w:sz w:val="21"/>
           <w:szCs w:val="21"/>
         </w:rPr>
-        <w:t xml:space="preserve">Possession is reported one of two ways, and the app always tells you which.</w:t>
+        <w:t xml:space="preserve">Conversion rate treats a 13m free and a shot from the wing as the same event. Shot Quality weighs every located shot by how often that kind of chance is normally converted.</w:t>
       </w:r>
     </w:p>
     <w:p>
@@ -3021,14 +3042,14 @@
           <w:sz w:val="21"/>
           <w:szCs w:val="21"/>
         </w:rPr>
-        <w:t xml:space="preserve">Possession</w:t>
-      </w:r>
-      <w:r>
-        <w:rPr>
-          <w:sz w:val="21"/>
-          <w:szCs w:val="21"/>
-        </w:rPr>
-        <w:t xml:space="preserve"> — the real split, from Possession events you have tagged. Appears once both teams have been tagged.</w:t>
+        <w:t xml:space="preserve">Chances created</w:t>
+      </w:r>
+      <w:r>
+        <w:rPr>
+          <w:sz w:val="21"/>
+          <w:szCs w:val="21"/>
+        </w:rPr>
+        <w:t xml:space="preserve"> — what your shots were collectively worth</w:t>
       </w:r>
     </w:p>
     <w:p>
@@ -3047,20 +3068,58 @@
           <w:sz w:val="21"/>
           <w:szCs w:val="21"/>
         </w:rPr>
-        <w:t xml:space="preserve">Dominance Index</w:t>
-      </w:r>
-      <w:r>
-        <w:rPr>
-          <w:sz w:val="21"/>
-          <w:szCs w:val="21"/>
-        </w:rPr>
-        <w:t xml:space="preserve"> — an estimate used when possessions have not been tagged, weighted from ball won, kickouts won and scores.</w:t>
+        <w:t xml:space="preserve">Actually scored</w:t>
+      </w:r>
+      <w:r>
+        <w:rPr>
+          <w:sz w:val="21"/>
+          <w:szCs w:val="21"/>
+        </w:rPr>
+        <w:t xml:space="preserve"> — what you took from them</w:t>
+      </w:r>
+    </w:p>
+    <w:p>
+      <w:pPr>
+        <w:pStyle w:val="ListParagraph"/>
+        <w:numPr>
+          <w:ilvl w:val="0"/>
+          <w:numId w:val="5"/>
+        </w:numPr>
+        <w:spacing w:after="70" w:line="270"/>
+      </w:pPr>
+      <w:r>
+        <w:rPr>
+          <w:b/>
+          <w:bCs/>
+          <w:sz w:val="21"/>
+          <w:szCs w:val="21"/>
+        </w:rPr>
+        <w:t xml:space="preserve">Finishing vs expected</w:t>
+      </w:r>
+      <w:r>
+        <w:rPr>
+          <w:sz w:val="21"/>
+          <w:szCs w:val="21"/>
+        </w:rPr>
+        <w:t xml:space="preserve"> — the difference — positive means you finished above what the chances deserved</w:t>
+      </w:r>
+    </w:p>
+    <w:p>
+      <w:pPr>
+        <w:spacing w:after="120" w:line="280"/>
+      </w:pPr>
+      <w:r>
+        <w:rPr>
+          <w:sz w:val="21"/>
+          <w:szCs w:val="21"/>
+        </w:rPr>
+        <w:t xml:space="preserve">This separates two very different problems. Nine scores from chances worth twelve is a finishing issue. Nine from chances worth eight means the shots are coming from the wrong places.</w:t>
       </w:r>
     </w:p>
     <w:p>
       <w:pPr>
         <w:pBdr>
-          <w:left w:val="single" w:color="16A34A" w:sz="14" w:space="10"/>
+          <w:left w:val="single" w:color="126E32" w:sz="14" w:space="10"/>
         </w:pBdr>
         <w:spacing w:after="150" w:before="100" w:line="280"/>
         <w:ind w:left="259"/>
@@ -3073,7 +3132,7 @@
           <w:sz w:val="20"/>
           <w:szCs w:val="20"/>
         </w:rPr>
-        <w:t xml:space="preserve">These two are not comparable. If you tag possessions for only one team, the app deliberately falls back to the estimate rather than reporting a misleading one-sided split.</w:t>
+        <w:t xml:space="preserve">It starts from published conversion rates, then switches to YOUR OWN rates for any area where you have taken 15 or more shots. The section shows how many areas are running on your own data, so you always know how much of it is yours. Shots recorded without a location are excluded rather than guessed at.</w:t>
       </w:r>
     </w:p>
     <w:p>
@@ -3082,7 +3141,7 @@
         <w:spacing w:after="120" w:before="260"/>
       </w:pPr>
       <w:r>
-        <w:t xml:space="preserve">Player statistics</w:t>
+        <w:t xml:space="preserve">The cost of turnovers</w:t>
       </w:r>
     </w:p>
     <w:p>
@@ -3094,7 +3153,7 @@
           <w:sz w:val="21"/>
           <w:szCs w:val="21"/>
         </w:rPr>
-        <w:t xml:space="preserve">The Squad tab shows a card per player with this match’s scoring, shots, minutes played, free conversion and shooting conversion.</w:t>
+        <w:t xml:space="preserve">Losing possession and conceding a score are recorded separately, so this links them: a turnover followed within two minutes by an opposition score. It reports how many possessions you lost, how many were punished, and what that cost in scores.</w:t>
       </w:r>
     </w:p>
     <w:p>
@@ -3106,13 +3165,13 @@
           <w:sz w:val="21"/>
           <w:szCs w:val="21"/>
         </w:rPr>
-        <w:t xml:space="preserve">Below that is a season block — matches played, total scored, points per match, and conversion rates across the season. Season figures come from your saved matches, so they only count matches you have saved to History.</w:t>
+        <w:t xml:space="preserve">It is the most persuasive number you can put in front of players, because it turns a careless hand pass into a score conceded.</w:t>
       </w:r>
     </w:p>
     <w:p>
       <w:pPr>
         <w:pBdr>
-          <w:left w:val="single" w:color="16A34A" w:sz="14" w:space="10"/>
+          <w:left w:val="single" w:color="126E32" w:sz="14" w:space="10"/>
         </w:pBdr>
         <w:spacing w:after="150" w:before="100" w:line="280"/>
         <w:ind w:left="259"/>
@@ -3125,7 +3184,7 @@
           <w:sz w:val="20"/>
           <w:szCs w:val="20"/>
         </w:rPr>
-        <w:t xml:space="preserve">Player stats are per-match. They are stored with the match when you save it, then cleared for the next one, which is what keeps the season totals honest.</w:t>
+        <w:t xml:space="preserve">The link is based on timing, not certainty. Occasionally it will catch an unrelated score.</w:t>
       </w:r>
     </w:p>
     <w:p>
@@ -3134,28 +3193,59 @@
         <w:spacing w:after="120" w:before="260"/>
       </w:pPr>
       <w:r>
-        <w:t xml:space="preserve">Shot map</w:t>
-      </w:r>
-    </w:p>
-    <w:p>
-      <w:pPr>
-        <w:spacing w:after="120" w:line="280"/>
-      </w:pPr>
-      <w:r>
-        <w:rPr>
-          <w:sz w:val="21"/>
-          <w:szCs w:val="21"/>
-        </w:rPr>
-        <w:t xml:space="preserve">On the Stats tab, tap Shot Map for a plot of every shot on a GAA pitch, colour-coded by outcome and filterable by team and shot type. Shots appear exactly where you tapped them.</w:t>
-      </w:r>
-    </w:p>
-    <w:p>
-      <w:pPr>
-        <w:pStyle w:val="Heading1"/>
-        <w:spacing w:after="160" w:before="320"/>
-      </w:pPr>
-      <w:r>
-        <w:t xml:space="preserve">5. After the Match</w:t>
+        <w:t xml:space="preserve">Scoring runs, starts and finishes</w:t>
+      </w:r>
+    </w:p>
+    <w:p>
+      <w:pPr>
+        <w:pStyle w:val="ListParagraph"/>
+        <w:numPr>
+          <w:ilvl w:val="0"/>
+          <w:numId w:val="5"/>
+        </w:numPr>
+        <w:spacing w:after="70" w:line="270"/>
+      </w:pPr>
+      <w:r>
+        <w:rPr>
+          <w:b/>
+          <w:bCs/>
+          <w:sz w:val="21"/>
+          <w:szCs w:val="21"/>
+        </w:rPr>
+        <w:t xml:space="preserve">Scoring Runs</w:t>
+      </w:r>
+      <w:r>
+        <w:rPr>
+          <w:sz w:val="21"/>
+          <w:szCs w:val="21"/>
+        </w:rPr>
+        <w:t xml:space="preserve"> — unanswered sequences of three or more, with the minutes they happened — usually the passage that decided the game</w:t>
+      </w:r>
+    </w:p>
+    <w:p>
+      <w:pPr>
+        <w:pStyle w:val="ListParagraph"/>
+        <w:numPr>
+          <w:ilvl w:val="0"/>
+          <w:numId w:val="5"/>
+        </w:numPr>
+        <w:spacing w:after="70" w:line="270"/>
+      </w:pPr>
+      <w:r>
+        <w:rPr>
+          <w:b/>
+          <w:bCs/>
+          <w:sz w:val="21"/>
+          <w:szCs w:val="21"/>
+        </w:rPr>
+        <w:t xml:space="preserve">Starts and Finishes</w:t>
+      </w:r>
+      <w:r>
+        <w:rPr>
+          <w:sz w:val="21"/>
+          <w:szCs w:val="21"/>
+        </w:rPr>
+        <w:t xml:space="preserve"> — the opening and closing fifteen minutes of each half, since the half filter is too coarse to show either problem</w:t>
       </w:r>
     </w:p>
     <w:p>
@@ -3164,177 +3254,25 @@
         <w:spacing w:after="120" w:before="260"/>
       </w:pPr>
       <w:r>
-        <w:t xml:space="preserve">Saving and reporting</w:t>
-      </w:r>
-    </w:p>
-    <w:p>
-      <w:pPr>
-        <w:pStyle w:val="ListParagraph"/>
-        <w:numPr>
-          <w:ilvl w:val="0"/>
-          <w:numId w:val="7"/>
-        </w:numPr>
-        <w:spacing w:after="70" w:line="270"/>
-      </w:pPr>
-      <w:r>
-        <w:rPr>
-          <w:sz w:val="21"/>
-          <w:szCs w:val="21"/>
-        </w:rPr>
-        <w:t xml:space="preserve">On the Stats tab, add any match notes you want to keep — these save automatically.</w:t>
-      </w:r>
-    </w:p>
-    <w:p>
-      <w:pPr>
-        <w:pStyle w:val="ListParagraph"/>
-        <w:numPr>
-          <w:ilvl w:val="0"/>
-          <w:numId w:val="7"/>
-        </w:numPr>
-        <w:spacing w:after="70" w:line="270"/>
-      </w:pPr>
-      <w:r>
-        <w:rPr>
-          <w:sz w:val="21"/>
-          <w:szCs w:val="21"/>
-        </w:rPr>
-        <w:t xml:space="preserve">Tap Save Match to store it in History.</w:t>
-      </w:r>
-    </w:p>
-    <w:p>
-      <w:pPr>
-        <w:pStyle w:val="ListParagraph"/>
-        <w:numPr>
-          <w:ilvl w:val="0"/>
-          <w:numId w:val="7"/>
-        </w:numPr>
-        <w:spacing w:after="70" w:line="270"/>
-      </w:pPr>
-      <w:r>
-        <w:rPr>
-          <w:sz w:val="21"/>
-          <w:szCs w:val="21"/>
-        </w:rPr>
-        <w:t xml:space="preserve">From a match card in History, generate the full PDF report.</w:t>
-      </w:r>
-    </w:p>
-    <w:p>
-      <w:pPr>
-        <w:pStyle w:val="Heading3"/>
-        <w:spacing w:after="90" w:before="200"/>
-      </w:pPr>
-      <w:r>
-        <w:t xml:space="preserve">What the report contains</w:t>
-      </w:r>
-    </w:p>
-    <w:p>
-      <w:pPr>
-        <w:pStyle w:val="ListParagraph"/>
-        <w:numPr>
-          <w:ilvl w:val="0"/>
-          <w:numId w:val="5"/>
-        </w:numPr>
-        <w:spacing w:after="70" w:line="270"/>
-      </w:pPr>
-      <w:r>
-        <w:rPr>
-          <w:b/>
-          <w:bCs/>
-          <w:sz w:val="21"/>
-          <w:szCs w:val="21"/>
-        </w:rPr>
-        <w:t xml:space="preserve">Scoreline and key figures</w:t>
-      </w:r>
-      <w:r>
-        <w:rPr>
-          <w:sz w:val="21"/>
-          <w:szCs w:val="21"/>
-        </w:rPr>
-        <w:t xml:space="preserve"> — the result, possession, shooting and kickout headlines</w:t>
-      </w:r>
-    </w:p>
-    <w:p>
-      <w:pPr>
-        <w:pStyle w:val="ListParagraph"/>
-        <w:numPr>
-          <w:ilvl w:val="0"/>
-          <w:numId w:val="5"/>
-        </w:numPr>
-        <w:spacing w:after="70" w:line="270"/>
-      </w:pPr>
-      <w:r>
-        <w:rPr>
-          <w:b/>
-          <w:bCs/>
-          <w:sz w:val="21"/>
-          <w:szCs w:val="21"/>
-        </w:rPr>
-        <w:t xml:space="preserve">Coach’s Analysis</w:t>
-      </w:r>
-      <w:r>
-        <w:rPr>
-          <w:sz w:val="21"/>
-          <w:szCs w:val="21"/>
-        </w:rPr>
-        <w:t xml:space="preserve"> — written observations generated from the data — scoring and conversion, how the halves unfolded including any scoring droughts, kickouts, where you lost the ball, attack conversion, discipline and how the scoring was spread</w:t>
-      </w:r>
-    </w:p>
-    <w:p>
-      <w:pPr>
-        <w:pStyle w:val="ListParagraph"/>
-        <w:numPr>
-          <w:ilvl w:val="0"/>
-          <w:numId w:val="5"/>
-        </w:numPr>
-        <w:spacing w:after="70" w:line="270"/>
-      </w:pPr>
-      <w:r>
-        <w:rPr>
-          <w:b/>
-          <w:bCs/>
-          <w:sz w:val="21"/>
-          <w:szCs w:val="21"/>
-        </w:rPr>
-        <w:t xml:space="preserve">Match Events</w:t>
-      </w:r>
-      <w:r>
-        <w:rPr>
-          <w:sz w:val="21"/>
-          <w:szCs w:val="21"/>
-        </w:rPr>
-        <w:t xml:space="preserve"> — every event in order of play with minute, half, type, outcome, team, player and pitch zone</w:t>
-      </w:r>
-    </w:p>
-    <w:p>
-      <w:pPr>
-        <w:pStyle w:val="ListParagraph"/>
-        <w:numPr>
-          <w:ilvl w:val="0"/>
-          <w:numId w:val="5"/>
-        </w:numPr>
-        <w:spacing w:after="70" w:line="270"/>
-      </w:pPr>
-      <w:r>
-        <w:rPr>
-          <w:b/>
-          <w:bCs/>
-          <w:sz w:val="21"/>
-          <w:szCs w:val="21"/>
-        </w:rPr>
-        <w:t xml:space="preserve">Shot map</w:t>
-      </w:r>
-      <w:r>
-        <w:rPr>
-          <w:sz w:val="21"/>
-          <w:szCs w:val="21"/>
-        </w:rPr>
-        <w:t xml:space="preserve"> — every shot plotted where you tapped it</w:t>
+        <w:t xml:space="preserve">By line</w:t>
+      </w:r>
+    </w:p>
+    <w:p>
+      <w:pPr>
+        <w:spacing w:after="120" w:line="280"/>
+      </w:pPr>
+      <w:r>
+        <w:rPr>
+          <w:sz w:val="21"/>
+          <w:szCs w:val="21"/>
+        </w:rPr>
+        <w:t xml:space="preserve">Gaelic football is played in lines, so the stats are grouped that way too: full-back, half-back, midfield, half-forward and full-forward. Each shows what that line scored and its ball won against ball lost.</w:t>
       </w:r>
     </w:p>
     <w:p>
       <w:pPr>
         <w:pBdr>
-          <w:left w:val="single" w:color="16A34A" w:sz="14" w:space="10"/>
+          <w:left w:val="single" w:color="126E32" w:sz="14" w:space="10"/>
         </w:pBdr>
         <w:spacing w:after="150" w:before="100" w:line="280"/>
         <w:ind w:left="259"/>
@@ -3347,7 +3285,7 @@
           <w:sz w:val="20"/>
           <w:szCs w:val="20"/>
         </w:rPr>
-        <w:t xml:space="preserve">Older matches were recorded before some of these fields existed. The report says so plainly and leaves out the analysis it cannot support, rather than guessing.</w:t>
+        <w:t xml:space="preserve">Players are assigned to the line they STARTED in, taken from your team sheet, so it does not follow positional switches during the match.</w:t>
       </w:r>
     </w:p>
     <w:p>
@@ -3356,7 +3294,7 @@
         <w:spacing w:after="120" w:before="260"/>
       </w:pPr>
       <w:r>
-        <w:t xml:space="preserve">History</w:t>
+        <w:t xml:space="preserve">Understanding the possession figure</w:t>
       </w:r>
     </w:p>
     <w:p>
@@ -3368,218 +3306,7 @@
           <w:sz w:val="21"/>
           <w:szCs w:val="21"/>
         </w:rPr>
-        <w:t xml:space="preserve">Every saved match is listed with its scoreline and result. Search by opponent or competition, tap any match for the full statistical detail, and use Season Summary for aggregated form across the season.</w:t>
-      </w:r>
-    </w:p>
-    <w:p>
-      <w:pPr>
-        <w:pStyle w:val="Heading2"/>
-        <w:spacing w:after="120" w:before="260"/>
-      </w:pPr>
-      <w:r>
-        <w:t xml:space="preserve">Fixtures</w:t>
-      </w:r>
-    </w:p>
-    <w:p>
-      <w:pPr>
-        <w:spacing w:after="120" w:line="280"/>
-      </w:pPr>
-      <w:r>
-        <w:rPr>
-          <w:sz w:val="21"/>
-          <w:szCs w:val="21"/>
-        </w:rPr>
-        <w:t xml:space="preserve">History → Fixtures lets you add upcoming games so the season is planned in one place.</w:t>
-      </w:r>
-    </w:p>
-    <w:p>
-      <w:pPr>
-        <w:pStyle w:val="Heading2"/>
-        <w:spacing w:after="120" w:before="260"/>
-      </w:pPr>
-      <w:r>
-        <w:t xml:space="preserve">Opposition database</w:t>
-      </w:r>
-    </w:p>
-    <w:p>
-      <w:pPr>
-        <w:spacing w:after="120" w:line="280"/>
-      </w:pPr>
-      <w:r>
-        <w:rPr>
-          <w:sz w:val="21"/>
-          <w:szCs w:val="21"/>
-        </w:rPr>
-        <w:t xml:space="preserve">History → Opposition DB keeps a profile for every club you have played: your record against them, past matches, scout reports and your own notes.</w:t>
-      </w:r>
-    </w:p>
-    <w:p>
-      <w:pPr>
-        <w:pStyle w:val="Heading3"/>
-        <w:spacing w:after="90" w:before="200"/>
-      </w:pPr>
-      <w:r>
-        <w:t xml:space="preserve">Tracking their players</w:t>
-      </w:r>
-    </w:p>
-    <w:p>
-      <w:pPr>
-        <w:spacing w:after="120" w:line="280"/>
-      </w:pPr>
-      <w:r>
-        <w:rPr>
-          <w:sz w:val="21"/>
-          <w:szCs w:val="21"/>
-        </w:rPr>
-        <w:t xml:space="preserve">Each profile has a Their Players section. Add names against jersey numbers and the app builds a picture of what each opposition number has done against you across every match — scores, shots, ball won and how many times you have faced them. The biggest scorer is flagged as their danger man.</w:t>
-      </w:r>
-    </w:p>
-    <w:p>
-      <w:pPr>
-        <w:spacing w:after="120" w:line="280"/>
-      </w:pPr>
-      <w:r>
-        <w:rPr>
-          <w:sz w:val="21"/>
-          <w:szCs w:val="21"/>
-        </w:rPr>
-        <w:t xml:space="preserve">Once named, those players appear by surname on the Opposition pitch when you record, so tagging says "Opposition #11 Murphy" rather than a bare number.</w:t>
-      </w:r>
-    </w:p>
-    <w:p>
-      <w:r>
-        <w:br w:type="page"/>
-      </w:r>
-    </w:p>
-    <w:p>
-      <w:pPr>
-        <w:pStyle w:val="Heading1"/>
-        <w:spacing w:after="160" w:before="320"/>
-      </w:pPr>
-      <w:r>
-        <w:t xml:space="preserve">6. Squad, Training and Trials</w:t>
-      </w:r>
-    </w:p>
-    <w:p>
-      <w:pPr>
-        <w:pStyle w:val="Heading2"/>
-        <w:spacing w:after="120" w:before="260"/>
-      </w:pPr>
-      <w:r>
-        <w:t xml:space="preserve">Building your squad</w:t>
-      </w:r>
-    </w:p>
-    <w:p>
-      <w:pPr>
-        <w:spacing w:after="120" w:line="280"/>
-      </w:pPr>
-      <w:r>
-        <w:rPr>
-          <w:sz w:val="21"/>
-          <w:szCs w:val="21"/>
-        </w:rPr>
-        <w:t xml:space="preserve">The Squad tab holds 34 slots. Tap an empty slot to add a player with their name and position; tap an existing player to edit or remove them. Slot numbers are the shirt numbers used everywhere else in the app.</w:t>
-      </w:r>
-    </w:p>
-    <w:p>
-      <w:pPr>
-        <w:pStyle w:val="Heading2"/>
-        <w:spacing w:after="120" w:before="260"/>
-      </w:pPr>
-      <w:r>
-        <w:t xml:space="preserve">Training sessions</w:t>
-      </w:r>
-    </w:p>
-    <w:p>
-      <w:pPr>
-        <w:spacing w:after="120" w:line="280"/>
-      </w:pPr>
-      <w:r>
-        <w:rPr>
-          <w:sz w:val="21"/>
-          <w:szCs w:val="21"/>
-        </w:rPr>
-        <w:t xml:space="preserve">Squad → Training records sessions, attendance and player wellness. The Readiness Dashboard summarises how the panel is travelling.</w:t>
-      </w:r>
-    </w:p>
-    <w:p>
-      <w:pPr>
-        <w:spacing w:after="120" w:line="280"/>
-      </w:pPr>
-      <w:r>
-        <w:rPr>
-          <w:sz w:val="21"/>
-          <w:szCs w:val="21"/>
-        </w:rPr>
-        <w:t xml:space="preserve">Wellness can be collected from players directly through a personal link, so they self-report rather than you chasing it.</w:t>
-      </w:r>
-    </w:p>
-    <w:p>
-      <w:pPr>
-        <w:pStyle w:val="Heading2"/>
-        <w:spacing w:after="120" w:before="260"/>
-      </w:pPr>
-      <w:r>
-        <w:t xml:space="preserve">Trials</w:t>
-      </w:r>
-    </w:p>
-    <w:p>
-      <w:pPr>
-        <w:spacing w:after="120" w:line="280"/>
-      </w:pPr>
-      <w:r>
-        <w:rPr>
-          <w:sz w:val="21"/>
-          <w:szCs w:val="21"/>
-        </w:rPr>
-        <w:t xml:space="preserve">Squad → Trial runs trial sessions with structured grading, including a link that lets other coaches grade players on their own phones.</w:t>
-      </w:r>
-    </w:p>
-    <w:p>
-      <w:r>
-        <w:br w:type="page"/>
-      </w:r>
-    </w:p>
-    <w:p>
-      <w:pPr>
-        <w:pStyle w:val="Heading1"/>
-        <w:spacing w:after="160" w:before="320"/>
-      </w:pPr>
-      <w:r>
-        <w:t xml:space="preserve">7. Video Analysis</w:t>
-      </w:r>
-    </w:p>
-    <w:p>
-      <w:pPr>
-        <w:spacing w:after="120" w:line="280"/>
-      </w:pPr>
-      <w:r>
-        <w:rPr>
-          <w:sz w:val="21"/>
-          <w:szCs w:val="21"/>
-        </w:rPr>
-        <w:t xml:space="preserve">Coach Stats can attach video to a match and let you tag clips against it.</w:t>
-      </w:r>
-    </w:p>
-    <w:p>
-      <w:pPr>
-        <w:pStyle w:val="Heading2"/>
-        <w:spacing w:after="120" w:before="260"/>
-      </w:pPr>
-      <w:r>
-        <w:t xml:space="preserve">Adding video</w:t>
-      </w:r>
-    </w:p>
-    <w:p>
-      <w:pPr>
-        <w:spacing w:after="120" w:line="280"/>
-      </w:pPr>
-      <w:r>
-        <w:rPr>
-          <w:sz w:val="21"/>
-          <w:szCs w:val="21"/>
-        </w:rPr>
-        <w:t xml:space="preserve">From History, tap Video on a match card, or start a video-first analysis from scratch. You have two options:</w:t>
+        <w:t xml:space="preserve">Possession is reported one of two ways, and the app always tells you which.</w:t>
       </w:r>
     </w:p>
     <w:p>
@@ -3598,14 +3325,14 @@
           <w:sz w:val="21"/>
           <w:szCs w:val="21"/>
         </w:rPr>
-        <w:t xml:space="preserve">Paste Link</w:t>
-      </w:r>
-      <w:r>
-        <w:rPr>
-          <w:sz w:val="21"/>
-          <w:szCs w:val="21"/>
-        </w:rPr>
-        <w:t xml:space="preserve"> — a YouTube link or a direct MP4 URL</w:t>
+        <w:t xml:space="preserve">Possession</w:t>
+      </w:r>
+      <w:r>
+        <w:rPr>
+          <w:sz w:val="21"/>
+          <w:szCs w:val="21"/>
+        </w:rPr>
+        <w:t xml:space="preserve"> — the real split, from Possession events you have tagged. Appears once both teams have been tagged.</w:t>
       </w:r>
     </w:p>
     <w:p>
@@ -3624,20 +3351,20 @@
           <w:sz w:val="21"/>
           <w:szCs w:val="21"/>
         </w:rPr>
-        <w:t xml:space="preserve">Upload File</w:t>
-      </w:r>
-      <w:r>
-        <w:rPr>
-          <w:sz w:val="21"/>
-          <w:szCs w:val="21"/>
-        </w:rPr>
-        <w:t xml:space="preserve"> — choose a video file from your device — the upload shows progress as it goes</w:t>
+        <w:t xml:space="preserve">Dominance Index</w:t>
+      </w:r>
+      <w:r>
+        <w:rPr>
+          <w:sz w:val="21"/>
+          <w:szCs w:val="21"/>
+        </w:rPr>
+        <w:t xml:space="preserve"> — an estimate used when possessions have not been tagged, weighted from ball won, kickouts won and scores.</w:t>
       </w:r>
     </w:p>
     <w:p>
       <w:pPr>
         <w:pBdr>
-          <w:left w:val="single" w:color="16A34A" w:sz="14" w:space="10"/>
+          <w:left w:val="single" w:color="126E32" w:sz="14" w:space="10"/>
         </w:pBdr>
         <w:spacing w:after="150" w:before="100" w:line="280"/>
         <w:ind w:left="259"/>
@@ -3650,7 +3377,7 @@
           <w:sz w:val="20"/>
           <w:szCs w:val="20"/>
         </w:rPr>
-        <w:t xml:space="preserve">Uploads are capped at 500MB per file. Full match footage can be larger than that, so trimming or compressing first is usually wise, and a link avoids the upload entirely.</w:t>
+        <w:t xml:space="preserve">These two are not comparable. If you tag possessions for only one team, the app deliberately falls back to the estimate rather than reporting a misleading one-sided split.</w:t>
       </w:r>
     </w:p>
     <w:p>
@@ -3659,7 +3386,7 @@
         <w:spacing w:after="120" w:before="260"/>
       </w:pPr>
       <w:r>
-        <w:t xml:space="preserve">Working with clips</w:t>
+        <w:t xml:space="preserve">Player statistics</w:t>
       </w:r>
     </w:p>
     <w:p>
@@ -3671,21 +3398,7 @@
           <w:sz w:val="21"/>
           <w:szCs w:val="21"/>
         </w:rPr>
-        <w:t xml:space="preserve">Once the video is loaded you can tag moments as you watch, and jump back to them later. Clips are stored with the match, so the footage and the statistics stay together.</w:t>
-      </w:r>
-    </w:p>
-    <w:p>
-      <w:r>
-        <w:br w:type="page"/>
-      </w:r>
-    </w:p>
-    <w:p>
-      <w:pPr>
-        <w:pStyle w:val="Heading1"/>
-        <w:spacing w:after="160" w:before="320"/>
-      </w:pPr>
-      <w:r>
-        <w:t xml:space="preserve">8. Live Share</w:t>
+        <w:t xml:space="preserve">The Squad tab shows a card per player with this match’s scoring, shots, minutes played, free conversion and shooting conversion.</w:t>
       </w:r>
     </w:p>
     <w:p>
@@ -3697,183 +3410,13 @@
           <w:sz w:val="21"/>
           <w:szCs w:val="21"/>
         </w:rPr>
-        <w:t xml:space="preserve">Recording and managing a team at the same time is difficult. Live Share lets someone else do the recording while you follow the numbers on your own phone — or lets a selector or supporter follow along.</w:t>
-      </w:r>
-    </w:p>
-    <w:p>
-      <w:pPr>
-        <w:pStyle w:val="Heading2"/>
-        <w:spacing w:after="120" w:before="260"/>
-      </w:pPr>
-      <w:r>
-        <w:t xml:space="preserve">Starting a share</w:t>
-      </w:r>
-    </w:p>
-    <w:p>
-      <w:pPr>
-        <w:pStyle w:val="ListParagraph"/>
-        <w:numPr>
-          <w:ilvl w:val="0"/>
-          <w:numId w:val="8"/>
-        </w:numPr>
-        <w:spacing w:after="70" w:line="270"/>
-      </w:pPr>
-      <w:r>
-        <w:rPr>
-          <w:sz w:val="21"/>
-          <w:szCs w:val="21"/>
-        </w:rPr>
-        <w:t xml:space="preserve">On the Record tab, tap Share Live.</w:t>
-      </w:r>
-    </w:p>
-    <w:p>
-      <w:pPr>
-        <w:pStyle w:val="ListParagraph"/>
-        <w:numPr>
-          <w:ilvl w:val="0"/>
-          <w:numId w:val="8"/>
-        </w:numPr>
-        <w:spacing w:after="70" w:line="270"/>
-      </w:pPr>
-      <w:r>
-        <w:rPr>
-          <w:sz w:val="21"/>
-          <w:szCs w:val="21"/>
-        </w:rPr>
-        <w:t xml:space="preserve">A six-character code appears — for example K7QM2P.</w:t>
-      </w:r>
-    </w:p>
-    <w:p>
-      <w:pPr>
-        <w:pStyle w:val="ListParagraph"/>
-        <w:numPr>
-          <w:ilvl w:val="0"/>
-          <w:numId w:val="8"/>
-        </w:numPr>
-        <w:spacing w:after="70" w:line="270"/>
-      </w:pPr>
-      <w:r>
-        <w:rPr>
-          <w:sz w:val="21"/>
-          <w:szCs w:val="21"/>
-        </w:rPr>
-        <w:t xml:space="preserve">Tap Share link to send it, or read the code out.</w:t>
-      </w:r>
-    </w:p>
-    <w:p>
-      <w:pPr>
-        <w:pStyle w:val="Heading2"/>
-        <w:spacing w:after="120" w:before="260"/>
-      </w:pPr>
-      <w:r>
-        <w:t xml:space="preserve">Following a match</w:t>
-      </w:r>
-    </w:p>
-    <w:p>
-      <w:pPr>
-        <w:spacing w:after="120" w:line="280"/>
-      </w:pPr>
-      <w:r>
-        <w:rPr>
-          <w:sz w:val="21"/>
-          <w:szCs w:val="21"/>
-        </w:rPr>
-        <w:t xml:space="preserve">Open the link you were sent. It is a read-only view showing the score, the clock and half, possession, shooting conversion, kickout retention, ball won and lost, top scorers, and the last events recorded.</w:t>
-      </w:r>
-    </w:p>
-    <w:p>
-      <w:pPr>
-        <w:spacing w:after="120" w:line="280"/>
-      </w:pPr>
-      <w:r>
-        <w:rPr>
-          <w:sz w:val="21"/>
-          <w:szCs w:val="21"/>
-        </w:rPr>
-        <w:t xml:space="preserve">It refreshes every ten seconds. If the recorder loses signal, the view says so plainly rather than quietly showing stale numbers.</w:t>
-      </w:r>
-    </w:p>
-    <w:p>
-      <w:pPr>
-        <w:pStyle w:val="Heading2"/>
-        <w:spacing w:after="120" w:before="260"/>
-      </w:pPr>
-      <w:r>
-        <w:t xml:space="preserve">Worth knowing</w:t>
-      </w:r>
-    </w:p>
-    <w:p>
-      <w:pPr>
-        <w:pStyle w:val="ListParagraph"/>
-        <w:numPr>
-          <w:ilvl w:val="0"/>
-          <w:numId w:val="5"/>
-        </w:numPr>
-        <w:spacing w:after="70" w:line="270"/>
-      </w:pPr>
-      <w:r>
-        <w:rPr>
-          <w:sz w:val="21"/>
-          <w:szCs w:val="21"/>
-        </w:rPr>
-        <w:t xml:space="preserve">One person records; any number can watch. Two people cannot record the same match.</w:t>
-      </w:r>
-    </w:p>
-    <w:p>
-      <w:pPr>
-        <w:pStyle w:val="ListParagraph"/>
-        <w:numPr>
-          <w:ilvl w:val="0"/>
-          <w:numId w:val="5"/>
-        </w:numPr>
-        <w:spacing w:after="70" w:line="270"/>
-      </w:pPr>
-      <w:r>
-        <w:rPr>
-          <w:sz w:val="21"/>
-          <w:szCs w:val="21"/>
-        </w:rPr>
-        <w:t xml:space="preserve">Viewers cannot change anything.</w:t>
-      </w:r>
-    </w:p>
-    <w:p>
-      <w:pPr>
-        <w:pStyle w:val="ListParagraph"/>
-        <w:numPr>
-          <w:ilvl w:val="0"/>
-          <w:numId w:val="5"/>
-        </w:numPr>
-        <w:spacing w:after="70" w:line="270"/>
-      </w:pPr>
-      <w:r>
-        <w:rPr>
-          <w:sz w:val="21"/>
-          <w:szCs w:val="21"/>
-        </w:rPr>
-        <w:t xml:space="preserve">The share ends automatically at Full Time, or tap Stop.</w:t>
-      </w:r>
-    </w:p>
-    <w:p>
-      <w:pPr>
-        <w:pStyle w:val="ListParagraph"/>
-        <w:numPr>
-          <w:ilvl w:val="0"/>
-          <w:numId w:val="5"/>
-        </w:numPr>
-        <w:spacing w:after="70" w:line="270"/>
-      </w:pPr>
-      <w:r>
-        <w:rPr>
-          <w:sz w:val="21"/>
-          <w:szCs w:val="21"/>
-        </w:rPr>
-        <w:t xml:space="preserve">Sharing never slows recording — if the connection drops, the match keeps recording locally and catches up.</w:t>
+        <w:t xml:space="preserve">Below that is a season block — matches played, total scored, points per match, and conversion rates across the season. Season figures come from your saved matches, so they only count matches you have saved to History.</w:t>
       </w:r>
     </w:p>
     <w:p>
       <w:pPr>
         <w:pBdr>
-          <w:left w:val="single" w:color="16A34A" w:sz="14" w:space="10"/>
+          <w:left w:val="single" w:color="126E32" w:sz="14" w:space="10"/>
         </w:pBdr>
         <w:spacing w:after="150" w:before="100" w:line="280"/>
         <w:ind w:left="259"/>
@@ -3886,33 +3429,7 @@
           <w:sz w:val="20"/>
           <w:szCs w:val="20"/>
         </w:rPr>
-        <w:t xml:space="preserve">Anyone with the code can view while the match is live. That is fine for a club game, but it is not private in a strong sense — avoid putting anything sensitive in match notes while sharing.</w:t>
-      </w:r>
-    </w:p>
-    <w:p>
-      <w:r>
-        <w:br w:type="page"/>
-      </w:r>
-    </w:p>
-    <w:p>
-      <w:pPr>
-        <w:pStyle w:val="Heading1"/>
-        <w:spacing w:after="160" w:before="320"/>
-      </w:pPr>
-      <w:r>
-        <w:t xml:space="preserve">9. Clubs and Sharing</w:t>
-      </w:r>
-    </w:p>
-    <w:p>
-      <w:pPr>
-        <w:spacing w:after="120" w:line="280"/>
-      </w:pPr>
-      <w:r>
-        <w:rPr>
-          <w:sz w:val="21"/>
-          <w:szCs w:val="21"/>
-        </w:rPr>
-        <w:t xml:space="preserve">Coach Stats works for an individual coach or for a whole club.</w:t>
+        <w:t xml:space="preserve">Player stats are per-match. They are stored with the match when you save it, then cleared for the next one, which is what keeps the season totals honest.</w:t>
       </w:r>
     </w:p>
     <w:p>
@@ -3921,67 +3438,7 @@
         <w:spacing w:after="120" w:before="260"/>
       </w:pPr>
       <w:r>
-        <w:t xml:space="preserve">Setting up a club</w:t>
-      </w:r>
-    </w:p>
-    <w:p>
-      <w:pPr>
-        <w:pStyle w:val="ListParagraph"/>
-        <w:numPr>
-          <w:ilvl w:val="0"/>
-          <w:numId w:val="9"/>
-        </w:numPr>
-        <w:spacing w:after="70" w:line="270"/>
-      </w:pPr>
-      <w:r>
-        <w:rPr>
-          <w:sz w:val="21"/>
-          <w:szCs w:val="21"/>
-        </w:rPr>
-        <w:t xml:space="preserve">Tap the 🏟 button in the top bar.</w:t>
-      </w:r>
-    </w:p>
-    <w:p>
-      <w:pPr>
-        <w:pStyle w:val="ListParagraph"/>
-        <w:numPr>
-          <w:ilvl w:val="0"/>
-          <w:numId w:val="9"/>
-        </w:numPr>
-        <w:spacing w:after="70" w:line="270"/>
-      </w:pPr>
-      <w:r>
-        <w:rPr>
-          <w:sz w:val="21"/>
-          <w:szCs w:val="21"/>
-        </w:rPr>
-        <w:t xml:space="preserve">Choose Create Club, enter the club name and county, and confirm. You become the club administrator.</w:t>
-      </w:r>
-    </w:p>
-    <w:p>
-      <w:pPr>
-        <w:pStyle w:val="ListParagraph"/>
-        <w:numPr>
-          <w:ilvl w:val="0"/>
-          <w:numId w:val="9"/>
-        </w:numPr>
-        <w:spacing w:after="70" w:line="270"/>
-      </w:pPr>
-      <w:r>
-        <w:rPr>
-          <w:sz w:val="21"/>
-          <w:szCs w:val="21"/>
-        </w:rPr>
-        <w:t xml:space="preserve">Share the invite code with your other coaches.</w:t>
-      </w:r>
-    </w:p>
-    <w:p>
-      <w:pPr>
-        <w:pStyle w:val="Heading2"/>
-        <w:spacing w:after="120" w:before="260"/>
-      </w:pPr>
-      <w:r>
-        <w:t xml:space="preserve">Joining a club</w:t>
+        <w:t xml:space="preserve">Is a player reliable or streaky?</w:t>
       </w:r>
     </w:p>
     <w:p>
@@ -3993,16 +3450,85 @@
           <w:sz w:val="21"/>
           <w:szCs w:val="21"/>
         </w:rPr>
-        <w:t xml:space="preserve">Tap 🏟, choose Join Club and enter the invite code you were given.</w:t>
-      </w:r>
-    </w:p>
-    <w:p>
-      <w:pPr>
-        <w:pStyle w:val="Heading2"/>
-        <w:spacing w:after="120" w:before="260"/>
-      </w:pPr>
-      <w:r>
-        <w:t xml:space="preserve">Club reports</w:t>
+        <w:t xml:space="preserve">An average hides the difference between two points every week and eight points once. For selection those are different players, so each card carries a verdict alongside the season figures.</w:t>
+      </w:r>
+    </w:p>
+    <w:p>
+      <w:pPr>
+        <w:pStyle w:val="ListParagraph"/>
+        <w:numPr>
+          <w:ilvl w:val="0"/>
+          <w:numId w:val="5"/>
+        </w:numPr>
+        <w:spacing w:after="70" w:line="270"/>
+      </w:pPr>
+      <w:r>
+        <w:rPr>
+          <w:b/>
+          <w:bCs/>
+          <w:sz w:val="21"/>
+          <w:szCs w:val="21"/>
+        </w:rPr>
+        <w:t xml:space="preserve">Reliable</w:t>
+      </w:r>
+      <w:r>
+        <w:rPr>
+          <w:sz w:val="21"/>
+          <w:szCs w:val="21"/>
+        </w:rPr>
+        <w:t xml:space="preserve"> — scores at a similar level most weeks</w:t>
+      </w:r>
+    </w:p>
+    <w:p>
+      <w:pPr>
+        <w:pStyle w:val="ListParagraph"/>
+        <w:numPr>
+          <w:ilvl w:val="0"/>
+          <w:numId w:val="5"/>
+        </w:numPr>
+        <w:spacing w:after="70" w:line="270"/>
+      </w:pPr>
+      <w:r>
+        <w:rPr>
+          <w:b/>
+          <w:bCs/>
+          <w:sz w:val="21"/>
+          <w:szCs w:val="21"/>
+        </w:rPr>
+        <w:t xml:space="preserve">Variable</w:t>
+      </w:r>
+      <w:r>
+        <w:rPr>
+          <w:sz w:val="21"/>
+          <w:szCs w:val="21"/>
+        </w:rPr>
+        <w:t xml:space="preserve"> — useful, but the return moves around</w:t>
+      </w:r>
+    </w:p>
+    <w:p>
+      <w:pPr>
+        <w:pStyle w:val="ListParagraph"/>
+        <w:numPr>
+          <w:ilvl w:val="0"/>
+          <w:numId w:val="5"/>
+        </w:numPr>
+        <w:spacing w:after="70" w:line="270"/>
+      </w:pPr>
+      <w:r>
+        <w:rPr>
+          <w:b/>
+          <w:bCs/>
+          <w:sz w:val="21"/>
+          <w:szCs w:val="21"/>
+        </w:rPr>
+        <w:t xml:space="preserve">Streaky</w:t>
+      </w:r>
+      <w:r>
+        <w:rPr>
+          <w:sz w:val="21"/>
+          <w:szCs w:val="21"/>
+        </w:rPr>
+        <w:t xml:space="preserve"> — capable of a big day, capable of nothing</w:t>
       </w:r>
     </w:p>
     <w:p>
@@ -4014,143 +3540,13 @@
           <w:sz w:val="21"/>
           <w:szCs w:val="21"/>
         </w:rPr>
-        <w:t xml:space="preserve">Tap the club button in the top bar, then Reports. The top of that tab ranks players by squad:</w:t>
-      </w:r>
-    </w:p>
-    <w:p>
-      <w:pPr>
-        <w:pStyle w:val="ListParagraph"/>
-        <w:numPr>
-          <w:ilvl w:val="0"/>
-          <w:numId w:val="5"/>
-        </w:numPr>
-        <w:spacing w:after="70" w:line="270"/>
-      </w:pPr>
-      <w:r>
-        <w:rPr>
-          <w:b/>
-          <w:bCs/>
-          <w:sz w:val="21"/>
-          <w:szCs w:val="21"/>
-        </w:rPr>
-        <w:t xml:space="preserve">Top scorers</w:t>
-      </w:r>
-      <w:r>
-        <w:rPr>
-          <w:sz w:val="21"/>
-          <w:szCs w:val="21"/>
-        </w:rPr>
-        <w:t xml:space="preserve"> — total scored across saved matches</w:t>
-      </w:r>
-    </w:p>
-    <w:p>
-      <w:pPr>
-        <w:pStyle w:val="ListParagraph"/>
-        <w:numPr>
-          <w:ilvl w:val="0"/>
-          <w:numId w:val="5"/>
-        </w:numPr>
-        <w:spacing w:after="70" w:line="270"/>
-      </w:pPr>
-      <w:r>
-        <w:rPr>
-          <w:b/>
-          <w:bCs/>
-          <w:sz w:val="21"/>
-          <w:szCs w:val="21"/>
-        </w:rPr>
-        <w:t xml:space="preserve">Scoring per match</w:t>
-      </w:r>
-      <w:r>
-        <w:rPr>
-          <w:sz w:val="21"/>
-          <w:szCs w:val="21"/>
-        </w:rPr>
-        <w:t xml:space="preserve"> — for players with at least two matches, so one good day does not top the list</w:t>
-      </w:r>
-    </w:p>
-    <w:p>
-      <w:pPr>
-        <w:pStyle w:val="ListParagraph"/>
-        <w:numPr>
-          <w:ilvl w:val="0"/>
-          <w:numId w:val="5"/>
-        </w:numPr>
-        <w:spacing w:after="70" w:line="270"/>
-      </w:pPr>
-      <w:r>
-        <w:rPr>
-          <w:b/>
-          <w:bCs/>
-          <w:sz w:val="21"/>
-          <w:szCs w:val="21"/>
-        </w:rPr>
-        <w:t xml:space="preserve">Most accurate</w:t>
-      </w:r>
-      <w:r>
-        <w:rPr>
-          <w:sz w:val="21"/>
-          <w:szCs w:val="21"/>
-        </w:rPr>
-        <w:t xml:space="preserve"> — conversion rate, for players with at least five shots</w:t>
-      </w:r>
-    </w:p>
-    <w:p>
-      <w:pPr>
-        <w:pStyle w:val="ListParagraph"/>
-        <w:numPr>
-          <w:ilvl w:val="0"/>
-          <w:numId w:val="5"/>
-        </w:numPr>
-        <w:spacing w:after="70" w:line="270"/>
-      </w:pPr>
-      <w:r>
-        <w:rPr>
-          <w:b/>
-          <w:bCs/>
-          <w:sz w:val="21"/>
-          <w:szCs w:val="21"/>
-        </w:rPr>
-        <w:t xml:space="preserve">Free-taking</w:t>
-      </w:r>
-      <w:r>
-        <w:rPr>
-          <w:sz w:val="21"/>
-          <w:szCs w:val="21"/>
-        </w:rPr>
-        <w:t xml:space="preserve"> — conversion from frees, for players with at least three</w:t>
-      </w:r>
-    </w:p>
-    <w:p>
-      <w:pPr>
-        <w:pStyle w:val="ListParagraph"/>
-        <w:numPr>
-          <w:ilvl w:val="0"/>
-          <w:numId w:val="5"/>
-        </w:numPr>
-        <w:spacing w:after="70" w:line="270"/>
-      </w:pPr>
-      <w:r>
-        <w:rPr>
-          <w:b/>
-          <w:bCs/>
-          <w:sz w:val="21"/>
-          <w:szCs w:val="21"/>
-        </w:rPr>
-        <w:t xml:space="preserve">Most ball won</w:t>
-      </w:r>
-      <w:r>
-        <w:rPr>
-          <w:sz w:val="21"/>
-          <w:szCs w:val="21"/>
-        </w:rPr>
-        <w:t xml:space="preserve"> — work rate off the ball</w:t>
+        <w:t xml:space="preserve">Underneath you get the plain numbers behind it: best, worst, and how many matches they scored in. An arrow shows whether the last three matches are up or down on what came before.</w:t>
       </w:r>
     </w:p>
     <w:p>
       <w:pPr>
         <w:pBdr>
-          <w:left w:val="single" w:color="16A34A" w:sz="14" w:space="10"/>
+          <w:left w:val="single" w:color="126E32" w:sz="14" w:space="10"/>
         </w:pBdr>
         <w:spacing w:after="150" w:before="100" w:line="280"/>
         <w:ind w:left="259"/>
@@ -4163,6 +3559,1167 @@
           <w:sz w:val="20"/>
           <w:szCs w:val="20"/>
         </w:rPr>
+        <w:t xml:space="preserve">Nothing is judged until a player has three matches. Three data points is not form.</w:t>
+      </w:r>
+    </w:p>
+    <w:p>
+      <w:pPr>
+        <w:pStyle w:val="Heading2"/>
+        <w:spacing w:after="120" w:before="260"/>
+      </w:pPr>
+      <w:r>
+        <w:t xml:space="preserve">Shot map</w:t>
+      </w:r>
+    </w:p>
+    <w:p>
+      <w:pPr>
+        <w:spacing w:after="120" w:line="280"/>
+      </w:pPr>
+      <w:r>
+        <w:rPr>
+          <w:sz w:val="21"/>
+          <w:szCs w:val="21"/>
+        </w:rPr>
+        <w:t xml:space="preserve">On the Stats tab, tap Shot Map for a plot of every shot on a GAA pitch, colour-coded by outcome and filterable by team and shot type. Shots appear exactly where you tapped them.</w:t>
+      </w:r>
+    </w:p>
+    <w:p>
+      <w:pPr>
+        <w:pStyle w:val="Heading1"/>
+        <w:spacing w:after="160" w:before="320"/>
+      </w:pPr>
+      <w:r>
+        <w:t xml:space="preserve">5. After the Match</w:t>
+      </w:r>
+    </w:p>
+    <w:p>
+      <w:pPr>
+        <w:pStyle w:val="Heading2"/>
+        <w:spacing w:after="120" w:before="260"/>
+      </w:pPr>
+      <w:r>
+        <w:t xml:space="preserve">Saving and reporting</w:t>
+      </w:r>
+    </w:p>
+    <w:p>
+      <w:pPr>
+        <w:pStyle w:val="ListParagraph"/>
+        <w:numPr>
+          <w:ilvl w:val="0"/>
+          <w:numId w:val="7"/>
+        </w:numPr>
+        <w:spacing w:after="70" w:line="270"/>
+      </w:pPr>
+      <w:r>
+        <w:rPr>
+          <w:sz w:val="21"/>
+          <w:szCs w:val="21"/>
+        </w:rPr>
+        <w:t xml:space="preserve">On the Stats tab, add any match notes you want to keep — these save automatically.</w:t>
+      </w:r>
+    </w:p>
+    <w:p>
+      <w:pPr>
+        <w:pStyle w:val="ListParagraph"/>
+        <w:numPr>
+          <w:ilvl w:val="0"/>
+          <w:numId w:val="7"/>
+        </w:numPr>
+        <w:spacing w:after="70" w:line="270"/>
+      </w:pPr>
+      <w:r>
+        <w:rPr>
+          <w:sz w:val="21"/>
+          <w:szCs w:val="21"/>
+        </w:rPr>
+        <w:t xml:space="preserve">Tap Save Match to store it in History.</w:t>
+      </w:r>
+    </w:p>
+    <w:p>
+      <w:pPr>
+        <w:pStyle w:val="ListParagraph"/>
+        <w:numPr>
+          <w:ilvl w:val="0"/>
+          <w:numId w:val="7"/>
+        </w:numPr>
+        <w:spacing w:after="70" w:line="270"/>
+      </w:pPr>
+      <w:r>
+        <w:rPr>
+          <w:sz w:val="21"/>
+          <w:szCs w:val="21"/>
+        </w:rPr>
+        <w:t xml:space="preserve">From a match card in History, generate the full PDF report.</w:t>
+      </w:r>
+    </w:p>
+    <w:p>
+      <w:pPr>
+        <w:pStyle w:val="Heading3"/>
+        <w:spacing w:after="90" w:before="200"/>
+      </w:pPr>
+      <w:r>
+        <w:t xml:space="preserve">What the report contains</w:t>
+      </w:r>
+    </w:p>
+    <w:p>
+      <w:pPr>
+        <w:pStyle w:val="ListParagraph"/>
+        <w:numPr>
+          <w:ilvl w:val="0"/>
+          <w:numId w:val="5"/>
+        </w:numPr>
+        <w:spacing w:after="70" w:line="270"/>
+      </w:pPr>
+      <w:r>
+        <w:rPr>
+          <w:b/>
+          <w:bCs/>
+          <w:sz w:val="21"/>
+          <w:szCs w:val="21"/>
+        </w:rPr>
+        <w:t xml:space="preserve">Scoreline and key figures</w:t>
+      </w:r>
+      <w:r>
+        <w:rPr>
+          <w:sz w:val="21"/>
+          <w:szCs w:val="21"/>
+        </w:rPr>
+        <w:t xml:space="preserve"> — the result, possession, shooting and kickout headlines</w:t>
+      </w:r>
+    </w:p>
+    <w:p>
+      <w:pPr>
+        <w:pStyle w:val="ListParagraph"/>
+        <w:numPr>
+          <w:ilvl w:val="0"/>
+          <w:numId w:val="5"/>
+        </w:numPr>
+        <w:spacing w:after="70" w:line="270"/>
+      </w:pPr>
+      <w:r>
+        <w:rPr>
+          <w:b/>
+          <w:bCs/>
+          <w:sz w:val="21"/>
+          <w:szCs w:val="21"/>
+        </w:rPr>
+        <w:t xml:space="preserve">Coach’s Analysis</w:t>
+      </w:r>
+      <w:r>
+        <w:rPr>
+          <w:sz w:val="21"/>
+          <w:szCs w:val="21"/>
+        </w:rPr>
+        <w:t xml:space="preserve"> — written observations generated from the data — scoring and conversion, how the halves unfolded including any scoring droughts, kickouts, where you lost the ball, attack conversion, discipline and how the scoring was spread</w:t>
+      </w:r>
+    </w:p>
+    <w:p>
+      <w:pPr>
+        <w:pStyle w:val="ListParagraph"/>
+        <w:numPr>
+          <w:ilvl w:val="0"/>
+          <w:numId w:val="5"/>
+        </w:numPr>
+        <w:spacing w:after="70" w:line="270"/>
+      </w:pPr>
+      <w:r>
+        <w:rPr>
+          <w:b/>
+          <w:bCs/>
+          <w:sz w:val="21"/>
+          <w:szCs w:val="21"/>
+        </w:rPr>
+        <w:t xml:space="preserve">Match Events</w:t>
+      </w:r>
+      <w:r>
+        <w:rPr>
+          <w:sz w:val="21"/>
+          <w:szCs w:val="21"/>
+        </w:rPr>
+        <w:t xml:space="preserve"> — every event in order of play with minute, half, type, outcome, team, player and pitch zone</w:t>
+      </w:r>
+    </w:p>
+    <w:p>
+      <w:pPr>
+        <w:pStyle w:val="ListParagraph"/>
+        <w:numPr>
+          <w:ilvl w:val="0"/>
+          <w:numId w:val="5"/>
+        </w:numPr>
+        <w:spacing w:after="70" w:line="270"/>
+      </w:pPr>
+      <w:r>
+        <w:rPr>
+          <w:b/>
+          <w:bCs/>
+          <w:sz w:val="21"/>
+          <w:szCs w:val="21"/>
+        </w:rPr>
+        <w:t xml:space="preserve">Shot map</w:t>
+      </w:r>
+      <w:r>
+        <w:rPr>
+          <w:sz w:val="21"/>
+          <w:szCs w:val="21"/>
+        </w:rPr>
+        <w:t xml:space="preserve"> — every shot plotted where you tapped it</w:t>
+      </w:r>
+    </w:p>
+    <w:p>
+      <w:pPr>
+        <w:pBdr>
+          <w:left w:val="single" w:color="126E32" w:sz="14" w:space="10"/>
+        </w:pBdr>
+        <w:spacing w:after="150" w:before="100" w:line="280"/>
+        <w:ind w:left="259"/>
+      </w:pPr>
+      <w:r>
+        <w:rPr>
+          <w:i/>
+          <w:iCs/>
+          <w:color w:val="444444"/>
+          <w:sz w:val="20"/>
+          <w:szCs w:val="20"/>
+        </w:rPr>
+        <w:t xml:space="preserve">Older matches were recorded before some of these fields existed. The report says so plainly and leaves out the analysis it cannot support, rather than guessing.</w:t>
+      </w:r>
+    </w:p>
+    <w:p>
+      <w:pPr>
+        <w:pStyle w:val="Heading2"/>
+        <w:spacing w:after="120" w:before="260"/>
+      </w:pPr>
+      <w:r>
+        <w:t xml:space="preserve">History</w:t>
+      </w:r>
+    </w:p>
+    <w:p>
+      <w:pPr>
+        <w:spacing w:after="120" w:line="280"/>
+      </w:pPr>
+      <w:r>
+        <w:rPr>
+          <w:sz w:val="21"/>
+          <w:szCs w:val="21"/>
+        </w:rPr>
+        <w:t xml:space="preserve">Every saved match is listed with its scoreline and result. Search by opponent or competition, tap any match for the full statistical detail, and use Season Summary for aggregated form across the season.</w:t>
+      </w:r>
+    </w:p>
+    <w:p>
+      <w:pPr>
+        <w:pStyle w:val="Heading2"/>
+        <w:spacing w:after="120" w:before="260"/>
+      </w:pPr>
+      <w:r>
+        <w:t xml:space="preserve">Fixtures</w:t>
+      </w:r>
+    </w:p>
+    <w:p>
+      <w:pPr>
+        <w:spacing w:after="120" w:line="280"/>
+      </w:pPr>
+      <w:r>
+        <w:rPr>
+          <w:sz w:val="21"/>
+          <w:szCs w:val="21"/>
+        </w:rPr>
+        <w:t xml:space="preserve">History → Fixtures lets you add upcoming games so the season is planned in one place.</w:t>
+      </w:r>
+    </w:p>
+    <w:p>
+      <w:pPr>
+        <w:pStyle w:val="Heading2"/>
+        <w:spacing w:after="120" w:before="260"/>
+      </w:pPr>
+      <w:r>
+        <w:t xml:space="preserve">Opposition database</w:t>
+      </w:r>
+    </w:p>
+    <w:p>
+      <w:pPr>
+        <w:spacing w:after="120" w:line="280"/>
+      </w:pPr>
+      <w:r>
+        <w:rPr>
+          <w:sz w:val="21"/>
+          <w:szCs w:val="21"/>
+        </w:rPr>
+        <w:t xml:space="preserve">History → Opposition DB keeps a profile for every club you have played: your record against them, past matches, scout reports and your own notes.</w:t>
+      </w:r>
+    </w:p>
+    <w:p>
+      <w:pPr>
+        <w:pStyle w:val="Heading3"/>
+        <w:spacing w:after="90" w:before="200"/>
+      </w:pPr>
+      <w:r>
+        <w:t xml:space="preserve">How strong are they?</w:t>
+      </w:r>
+    </w:p>
+    <w:p>
+      <w:pPr>
+        <w:spacing w:after="120" w:line="280"/>
+      </w:pPr>
+      <w:r>
+        <w:rPr>
+          <w:sz w:val="21"/>
+          <w:szCs w:val="21"/>
+        </w:rPr>
+        <w:t xml:space="preserve">Each profile shows where that club sits among the sides you play — stronger, typical or weaker — based on what they score against you, with the head-to-head record beside it. The match report uses the same context, so a win over a strong side is described as exactly that.</w:t>
+      </w:r>
+    </w:p>
+    <w:p>
+      <w:pPr>
+        <w:pBdr>
+          <w:left w:val="single" w:color="126E32" w:sz="14" w:space="10"/>
+        </w:pBdr>
+        <w:spacing w:after="150" w:before="100" w:line="280"/>
+        <w:ind w:left="259"/>
+      </w:pPr>
+      <w:r>
+        <w:rPr>
+          <w:i/>
+          <w:iCs/>
+          <w:color w:val="444444"/>
+          <w:sz w:val="20"/>
+          <w:szCs w:val="20"/>
+        </w:rPr>
+        <w:t xml:space="preserve">This contextualises rather than adjusts. There is never enough club-level data to honestly weight a conversion rate by opposition, and a silently adjusted number is worse than a plain one with context beside it. Nothing is claimed until you have played a few different opponents.</w:t>
+      </w:r>
+    </w:p>
+    <w:p>
+      <w:pPr>
+        <w:pStyle w:val="Heading3"/>
+        <w:spacing w:after="90" w:before="200"/>
+      </w:pPr>
+      <w:r>
+        <w:t xml:space="preserve">Tracking their players</w:t>
+      </w:r>
+    </w:p>
+    <w:p>
+      <w:pPr>
+        <w:spacing w:after="120" w:line="280"/>
+      </w:pPr>
+      <w:r>
+        <w:rPr>
+          <w:sz w:val="21"/>
+          <w:szCs w:val="21"/>
+        </w:rPr>
+        <w:t xml:space="preserve">Each profile has a Their Players section. Add names against jersey numbers and the app builds a picture of what each opposition number has done against you across every match — scores, shots, ball won and how many times you have faced them. The biggest scorer is flagged as their danger man.</w:t>
+      </w:r>
+    </w:p>
+    <w:p>
+      <w:pPr>
+        <w:spacing w:after="120" w:line="280"/>
+      </w:pPr>
+      <w:r>
+        <w:rPr>
+          <w:sz w:val="21"/>
+          <w:szCs w:val="21"/>
+        </w:rPr>
+        <w:t xml:space="preserve">Once named, those players appear by surname on the Opposition pitch when you record, so tagging says "Opposition #11 Murphy" rather than a bare number.</w:t>
+      </w:r>
+    </w:p>
+    <w:p>
+      <w:r>
+        <w:br w:type="page"/>
+      </w:r>
+    </w:p>
+    <w:p>
+      <w:pPr>
+        <w:pStyle w:val="Heading1"/>
+        <w:spacing w:after="160" w:before="320"/>
+      </w:pPr>
+      <w:r>
+        <w:t xml:space="preserve">6. Squad, Training and Trials</w:t>
+      </w:r>
+    </w:p>
+    <w:p>
+      <w:pPr>
+        <w:pStyle w:val="Heading2"/>
+        <w:spacing w:after="120" w:before="260"/>
+      </w:pPr>
+      <w:r>
+        <w:t xml:space="preserve">Building your squad</w:t>
+      </w:r>
+    </w:p>
+    <w:p>
+      <w:pPr>
+        <w:spacing w:after="120" w:line="280"/>
+      </w:pPr>
+      <w:r>
+        <w:rPr>
+          <w:sz w:val="21"/>
+          <w:szCs w:val="21"/>
+        </w:rPr>
+        <w:t xml:space="preserve">The Squad tab holds 34 slots. Tap an empty slot to add a player with their name and position; tap an existing player to edit or remove them. Slot numbers are the shirt numbers used everywhere else in the app.</w:t>
+      </w:r>
+    </w:p>
+    <w:p>
+      <w:pPr>
+        <w:pStyle w:val="Heading2"/>
+        <w:spacing w:after="120" w:before="260"/>
+      </w:pPr>
+      <w:r>
+        <w:t xml:space="preserve">Training sessions</w:t>
+      </w:r>
+    </w:p>
+    <w:p>
+      <w:pPr>
+        <w:spacing w:after="120" w:line="280"/>
+      </w:pPr>
+      <w:r>
+        <w:rPr>
+          <w:sz w:val="21"/>
+          <w:szCs w:val="21"/>
+        </w:rPr>
+        <w:t xml:space="preserve">Squad → Training records sessions, attendance and player wellness. The Readiness Dashboard summarises how the panel is travelling.</w:t>
+      </w:r>
+    </w:p>
+    <w:p>
+      <w:pPr>
+        <w:spacing w:after="120" w:line="280"/>
+      </w:pPr>
+      <w:r>
+        <w:rPr>
+          <w:sz w:val="21"/>
+          <w:szCs w:val="21"/>
+        </w:rPr>
+        <w:t xml:space="preserve">Wellness can be collected from players directly through a personal link, so they self-report rather than you chasing it.</w:t>
+      </w:r>
+    </w:p>
+    <w:p>
+      <w:pPr>
+        <w:pStyle w:val="Heading2"/>
+        <w:spacing w:after="120" w:before="260"/>
+      </w:pPr>
+      <w:r>
+        <w:t xml:space="preserve">Trials</w:t>
+      </w:r>
+    </w:p>
+    <w:p>
+      <w:pPr>
+        <w:spacing w:after="120" w:line="280"/>
+      </w:pPr>
+      <w:r>
+        <w:rPr>
+          <w:sz w:val="21"/>
+          <w:szCs w:val="21"/>
+        </w:rPr>
+        <w:t xml:space="preserve">Squad → Trial runs trial sessions with structured grading, including a link that lets other coaches grade players on their own phones.</w:t>
+      </w:r>
+    </w:p>
+    <w:p>
+      <w:r>
+        <w:br w:type="page"/>
+      </w:r>
+    </w:p>
+    <w:p>
+      <w:pPr>
+        <w:pStyle w:val="Heading1"/>
+        <w:spacing w:after="160" w:before="320"/>
+      </w:pPr>
+      <w:r>
+        <w:t xml:space="preserve">7. Video Analysis</w:t>
+      </w:r>
+    </w:p>
+    <w:p>
+      <w:pPr>
+        <w:spacing w:after="120" w:line="280"/>
+      </w:pPr>
+      <w:r>
+        <w:rPr>
+          <w:sz w:val="21"/>
+          <w:szCs w:val="21"/>
+        </w:rPr>
+        <w:t xml:space="preserve">Coach Stats can attach video to a match and let you tag clips against it.</w:t>
+      </w:r>
+    </w:p>
+    <w:p>
+      <w:pPr>
+        <w:pStyle w:val="Heading2"/>
+        <w:spacing w:after="120" w:before="260"/>
+      </w:pPr>
+      <w:r>
+        <w:t xml:space="preserve">Adding video</w:t>
+      </w:r>
+    </w:p>
+    <w:p>
+      <w:pPr>
+        <w:spacing w:after="120" w:line="280"/>
+      </w:pPr>
+      <w:r>
+        <w:rPr>
+          <w:sz w:val="21"/>
+          <w:szCs w:val="21"/>
+        </w:rPr>
+        <w:t xml:space="preserve">From History, tap Video on a match card, or start a video-first analysis from scratch. You have two options:</w:t>
+      </w:r>
+    </w:p>
+    <w:p>
+      <w:pPr>
+        <w:pStyle w:val="ListParagraph"/>
+        <w:numPr>
+          <w:ilvl w:val="0"/>
+          <w:numId w:val="5"/>
+        </w:numPr>
+        <w:spacing w:after="70" w:line="270"/>
+      </w:pPr>
+      <w:r>
+        <w:rPr>
+          <w:b/>
+          <w:bCs/>
+          <w:sz w:val="21"/>
+          <w:szCs w:val="21"/>
+        </w:rPr>
+        <w:t xml:space="preserve">Paste Link</w:t>
+      </w:r>
+      <w:r>
+        <w:rPr>
+          <w:sz w:val="21"/>
+          <w:szCs w:val="21"/>
+        </w:rPr>
+        <w:t xml:space="preserve"> — a YouTube link or a direct MP4 URL</w:t>
+      </w:r>
+    </w:p>
+    <w:p>
+      <w:pPr>
+        <w:pStyle w:val="ListParagraph"/>
+        <w:numPr>
+          <w:ilvl w:val="0"/>
+          <w:numId w:val="5"/>
+        </w:numPr>
+        <w:spacing w:after="70" w:line="270"/>
+      </w:pPr>
+      <w:r>
+        <w:rPr>
+          <w:b/>
+          <w:bCs/>
+          <w:sz w:val="21"/>
+          <w:szCs w:val="21"/>
+        </w:rPr>
+        <w:t xml:space="preserve">Upload File</w:t>
+      </w:r>
+      <w:r>
+        <w:rPr>
+          <w:sz w:val="21"/>
+          <w:szCs w:val="21"/>
+        </w:rPr>
+        <w:t xml:space="preserve"> — choose a video file from your device — the upload shows progress as it goes</w:t>
+      </w:r>
+    </w:p>
+    <w:p>
+      <w:pPr>
+        <w:pBdr>
+          <w:left w:val="single" w:color="126E32" w:sz="14" w:space="10"/>
+        </w:pBdr>
+        <w:spacing w:after="150" w:before="100" w:line="280"/>
+        <w:ind w:left="259"/>
+      </w:pPr>
+      <w:r>
+        <w:rPr>
+          <w:i/>
+          <w:iCs/>
+          <w:color w:val="444444"/>
+          <w:sz w:val="20"/>
+          <w:szCs w:val="20"/>
+        </w:rPr>
+        <w:t xml:space="preserve">Uploads are capped at 500MB per file. Full match footage can be larger than that, so trimming or compressing first is usually wise, and a link avoids the upload entirely.</w:t>
+      </w:r>
+    </w:p>
+    <w:p>
+      <w:pPr>
+        <w:pStyle w:val="Heading2"/>
+        <w:spacing w:after="120" w:before="260"/>
+      </w:pPr>
+      <w:r>
+        <w:t xml:space="preserve">Working with clips</w:t>
+      </w:r>
+    </w:p>
+    <w:p>
+      <w:pPr>
+        <w:spacing w:after="120" w:line="280"/>
+      </w:pPr>
+      <w:r>
+        <w:rPr>
+          <w:sz w:val="21"/>
+          <w:szCs w:val="21"/>
+        </w:rPr>
+        <w:t xml:space="preserve">Once the video is loaded you can tag moments as you watch, and jump back to them later. Clips are stored with the match, so the footage and the statistics stay together.</w:t>
+      </w:r>
+    </w:p>
+    <w:p>
+      <w:r>
+        <w:br w:type="page"/>
+      </w:r>
+    </w:p>
+    <w:p>
+      <w:pPr>
+        <w:pStyle w:val="Heading1"/>
+        <w:spacing w:after="160" w:before="320"/>
+      </w:pPr>
+      <w:r>
+        <w:t xml:space="preserve">8. Live Share</w:t>
+      </w:r>
+    </w:p>
+    <w:p>
+      <w:pPr>
+        <w:spacing w:after="120" w:line="280"/>
+      </w:pPr>
+      <w:r>
+        <w:rPr>
+          <w:sz w:val="21"/>
+          <w:szCs w:val="21"/>
+        </w:rPr>
+        <w:t xml:space="preserve">Recording and managing a team at the same time is difficult. Live Share lets someone else do the recording while you follow the numbers on your own phone — or lets a selector or supporter follow along.</w:t>
+      </w:r>
+    </w:p>
+    <w:p>
+      <w:pPr>
+        <w:pStyle w:val="Heading2"/>
+        <w:spacing w:after="120" w:before="260"/>
+      </w:pPr>
+      <w:r>
+        <w:t xml:space="preserve">Starting a share</w:t>
+      </w:r>
+    </w:p>
+    <w:p>
+      <w:pPr>
+        <w:pStyle w:val="ListParagraph"/>
+        <w:numPr>
+          <w:ilvl w:val="0"/>
+          <w:numId w:val="8"/>
+        </w:numPr>
+        <w:spacing w:after="70" w:line="270"/>
+      </w:pPr>
+      <w:r>
+        <w:rPr>
+          <w:sz w:val="21"/>
+          <w:szCs w:val="21"/>
+        </w:rPr>
+        <w:t xml:space="preserve">On the Record tab, tap Share Live.</w:t>
+      </w:r>
+    </w:p>
+    <w:p>
+      <w:pPr>
+        <w:pStyle w:val="ListParagraph"/>
+        <w:numPr>
+          <w:ilvl w:val="0"/>
+          <w:numId w:val="8"/>
+        </w:numPr>
+        <w:spacing w:after="70" w:line="270"/>
+      </w:pPr>
+      <w:r>
+        <w:rPr>
+          <w:sz w:val="21"/>
+          <w:szCs w:val="21"/>
+        </w:rPr>
+        <w:t xml:space="preserve">A six-character code appears — for example K7QM2P.</w:t>
+      </w:r>
+    </w:p>
+    <w:p>
+      <w:pPr>
+        <w:pStyle w:val="ListParagraph"/>
+        <w:numPr>
+          <w:ilvl w:val="0"/>
+          <w:numId w:val="8"/>
+        </w:numPr>
+        <w:spacing w:after="70" w:line="270"/>
+      </w:pPr>
+      <w:r>
+        <w:rPr>
+          <w:sz w:val="21"/>
+          <w:szCs w:val="21"/>
+        </w:rPr>
+        <w:t xml:space="preserve">Tap Share link to send it, or read the code out.</w:t>
+      </w:r>
+    </w:p>
+    <w:p>
+      <w:pPr>
+        <w:pStyle w:val="Heading2"/>
+        <w:spacing w:after="120" w:before="260"/>
+      </w:pPr>
+      <w:r>
+        <w:t xml:space="preserve">Following a match</w:t>
+      </w:r>
+    </w:p>
+    <w:p>
+      <w:pPr>
+        <w:spacing w:after="120" w:line="280"/>
+      </w:pPr>
+      <w:r>
+        <w:rPr>
+          <w:sz w:val="21"/>
+          <w:szCs w:val="21"/>
+        </w:rPr>
+        <w:t xml:space="preserve">Open the link you were sent. It is a read-only view showing the score, the clock and half, possession, shooting conversion, kickout retention, ball won and lost, top scorers, and the last events recorded.</w:t>
+      </w:r>
+    </w:p>
+    <w:p>
+      <w:pPr>
+        <w:spacing w:after="120" w:line="280"/>
+      </w:pPr>
+      <w:r>
+        <w:rPr>
+          <w:sz w:val="21"/>
+          <w:szCs w:val="21"/>
+        </w:rPr>
+        <w:t xml:space="preserve">It refreshes every ten seconds. If the recorder loses signal, the view says so plainly rather than quietly showing stale numbers.</w:t>
+      </w:r>
+    </w:p>
+    <w:p>
+      <w:pPr>
+        <w:pStyle w:val="Heading2"/>
+        <w:spacing w:after="120" w:before="260"/>
+      </w:pPr>
+      <w:r>
+        <w:t xml:space="preserve">Worth knowing</w:t>
+      </w:r>
+    </w:p>
+    <w:p>
+      <w:pPr>
+        <w:pStyle w:val="ListParagraph"/>
+        <w:numPr>
+          <w:ilvl w:val="0"/>
+          <w:numId w:val="5"/>
+        </w:numPr>
+        <w:spacing w:after="70" w:line="270"/>
+      </w:pPr>
+      <w:r>
+        <w:rPr>
+          <w:sz w:val="21"/>
+          <w:szCs w:val="21"/>
+        </w:rPr>
+        <w:t xml:space="preserve">One person records; any number can watch. Two people cannot record the same match.</w:t>
+      </w:r>
+    </w:p>
+    <w:p>
+      <w:pPr>
+        <w:pStyle w:val="ListParagraph"/>
+        <w:numPr>
+          <w:ilvl w:val="0"/>
+          <w:numId w:val="5"/>
+        </w:numPr>
+        <w:spacing w:after="70" w:line="270"/>
+      </w:pPr>
+      <w:r>
+        <w:rPr>
+          <w:sz w:val="21"/>
+          <w:szCs w:val="21"/>
+        </w:rPr>
+        <w:t xml:space="preserve">Viewers cannot change anything.</w:t>
+      </w:r>
+    </w:p>
+    <w:p>
+      <w:pPr>
+        <w:pStyle w:val="ListParagraph"/>
+        <w:numPr>
+          <w:ilvl w:val="0"/>
+          <w:numId w:val="5"/>
+        </w:numPr>
+        <w:spacing w:after="70" w:line="270"/>
+      </w:pPr>
+      <w:r>
+        <w:rPr>
+          <w:sz w:val="21"/>
+          <w:szCs w:val="21"/>
+        </w:rPr>
+        <w:t xml:space="preserve">The share ends automatically at Full Time, or tap Stop.</w:t>
+      </w:r>
+    </w:p>
+    <w:p>
+      <w:pPr>
+        <w:pStyle w:val="ListParagraph"/>
+        <w:numPr>
+          <w:ilvl w:val="0"/>
+          <w:numId w:val="5"/>
+        </w:numPr>
+        <w:spacing w:after="70" w:line="270"/>
+      </w:pPr>
+      <w:r>
+        <w:rPr>
+          <w:sz w:val="21"/>
+          <w:szCs w:val="21"/>
+        </w:rPr>
+        <w:t xml:space="preserve">Sharing never slows recording — if the connection drops, the match keeps recording locally and catches up.</w:t>
+      </w:r>
+    </w:p>
+    <w:p>
+      <w:pPr>
+        <w:pBdr>
+          <w:left w:val="single" w:color="126E32" w:sz="14" w:space="10"/>
+        </w:pBdr>
+        <w:spacing w:after="150" w:before="100" w:line="280"/>
+        <w:ind w:left="259"/>
+      </w:pPr>
+      <w:r>
+        <w:rPr>
+          <w:i/>
+          <w:iCs/>
+          <w:color w:val="444444"/>
+          <w:sz w:val="20"/>
+          <w:szCs w:val="20"/>
+        </w:rPr>
+        <w:t xml:space="preserve">Anyone with the code can view while the match is live. That is fine for a club game, but it is not private in a strong sense — avoid putting anything sensitive in match notes while sharing.</w:t>
+      </w:r>
+    </w:p>
+    <w:p>
+      <w:r>
+        <w:br w:type="page"/>
+      </w:r>
+    </w:p>
+    <w:p>
+      <w:pPr>
+        <w:pStyle w:val="Heading1"/>
+        <w:spacing w:after="160" w:before="320"/>
+      </w:pPr>
+      <w:r>
+        <w:t xml:space="preserve">9. Clubs and Sharing</w:t>
+      </w:r>
+    </w:p>
+    <w:p>
+      <w:pPr>
+        <w:spacing w:after="120" w:line="280"/>
+      </w:pPr>
+      <w:r>
+        <w:rPr>
+          <w:sz w:val="21"/>
+          <w:szCs w:val="21"/>
+        </w:rPr>
+        <w:t xml:space="preserve">Coach Stats works for an individual coach or for a whole club.</w:t>
+      </w:r>
+    </w:p>
+    <w:p>
+      <w:pPr>
+        <w:pStyle w:val="Heading2"/>
+        <w:spacing w:after="120" w:before="260"/>
+      </w:pPr>
+      <w:r>
+        <w:t xml:space="preserve">Setting up a club</w:t>
+      </w:r>
+    </w:p>
+    <w:p>
+      <w:pPr>
+        <w:pStyle w:val="ListParagraph"/>
+        <w:numPr>
+          <w:ilvl w:val="0"/>
+          <w:numId w:val="9"/>
+        </w:numPr>
+        <w:spacing w:after="70" w:line="270"/>
+      </w:pPr>
+      <w:r>
+        <w:rPr>
+          <w:sz w:val="21"/>
+          <w:szCs w:val="21"/>
+        </w:rPr>
+        <w:t xml:space="preserve">Tap the 🏟 button in the top bar.</w:t>
+      </w:r>
+    </w:p>
+    <w:p>
+      <w:pPr>
+        <w:pStyle w:val="ListParagraph"/>
+        <w:numPr>
+          <w:ilvl w:val="0"/>
+          <w:numId w:val="9"/>
+        </w:numPr>
+        <w:spacing w:after="70" w:line="270"/>
+      </w:pPr>
+      <w:r>
+        <w:rPr>
+          <w:sz w:val="21"/>
+          <w:szCs w:val="21"/>
+        </w:rPr>
+        <w:t xml:space="preserve">Choose Create Club, enter the club name and county, and confirm. You become the club administrator.</w:t>
+      </w:r>
+    </w:p>
+    <w:p>
+      <w:pPr>
+        <w:pStyle w:val="ListParagraph"/>
+        <w:numPr>
+          <w:ilvl w:val="0"/>
+          <w:numId w:val="9"/>
+        </w:numPr>
+        <w:spacing w:after="70" w:line="270"/>
+      </w:pPr>
+      <w:r>
+        <w:rPr>
+          <w:sz w:val="21"/>
+          <w:szCs w:val="21"/>
+        </w:rPr>
+        <w:t xml:space="preserve">Share the invite code with your other coaches.</w:t>
+      </w:r>
+    </w:p>
+    <w:p>
+      <w:pPr>
+        <w:pStyle w:val="Heading2"/>
+        <w:spacing w:after="120" w:before="260"/>
+      </w:pPr>
+      <w:r>
+        <w:t xml:space="preserve">Joining a club</w:t>
+      </w:r>
+    </w:p>
+    <w:p>
+      <w:pPr>
+        <w:spacing w:after="120" w:line="280"/>
+      </w:pPr>
+      <w:r>
+        <w:rPr>
+          <w:sz w:val="21"/>
+          <w:szCs w:val="21"/>
+        </w:rPr>
+        <w:t xml:space="preserve">Tap 🏟, choose Join Club and enter the invite code you were given.</w:t>
+      </w:r>
+    </w:p>
+    <w:p>
+      <w:pPr>
+        <w:pStyle w:val="Heading2"/>
+        <w:spacing w:after="120" w:before="260"/>
+      </w:pPr>
+      <w:r>
+        <w:t xml:space="preserve">Club reports</w:t>
+      </w:r>
+    </w:p>
+    <w:p>
+      <w:pPr>
+        <w:spacing w:after="120" w:line="280"/>
+      </w:pPr>
+      <w:r>
+        <w:rPr>
+          <w:sz w:val="21"/>
+          <w:szCs w:val="21"/>
+        </w:rPr>
+        <w:t xml:space="preserve">Tap the club button in the top bar, then Reports. The top of that tab ranks players by squad:</w:t>
+      </w:r>
+    </w:p>
+    <w:p>
+      <w:pPr>
+        <w:pStyle w:val="ListParagraph"/>
+        <w:numPr>
+          <w:ilvl w:val="0"/>
+          <w:numId w:val="5"/>
+        </w:numPr>
+        <w:spacing w:after="70" w:line="270"/>
+      </w:pPr>
+      <w:r>
+        <w:rPr>
+          <w:b/>
+          <w:bCs/>
+          <w:sz w:val="21"/>
+          <w:szCs w:val="21"/>
+        </w:rPr>
+        <w:t xml:space="preserve">Top scorers</w:t>
+      </w:r>
+      <w:r>
+        <w:rPr>
+          <w:sz w:val="21"/>
+          <w:szCs w:val="21"/>
+        </w:rPr>
+        <w:t xml:space="preserve"> — total scored across saved matches</w:t>
+      </w:r>
+    </w:p>
+    <w:p>
+      <w:pPr>
+        <w:pStyle w:val="ListParagraph"/>
+        <w:numPr>
+          <w:ilvl w:val="0"/>
+          <w:numId w:val="5"/>
+        </w:numPr>
+        <w:spacing w:after="70" w:line="270"/>
+      </w:pPr>
+      <w:r>
+        <w:rPr>
+          <w:b/>
+          <w:bCs/>
+          <w:sz w:val="21"/>
+          <w:szCs w:val="21"/>
+        </w:rPr>
+        <w:t xml:space="preserve">Scoring per match</w:t>
+      </w:r>
+      <w:r>
+        <w:rPr>
+          <w:sz w:val="21"/>
+          <w:szCs w:val="21"/>
+        </w:rPr>
+        <w:t xml:space="preserve"> — for players with at least two matches, so one good day does not top the list</w:t>
+      </w:r>
+    </w:p>
+    <w:p>
+      <w:pPr>
+        <w:pStyle w:val="ListParagraph"/>
+        <w:numPr>
+          <w:ilvl w:val="0"/>
+          <w:numId w:val="5"/>
+        </w:numPr>
+        <w:spacing w:after="70" w:line="270"/>
+      </w:pPr>
+      <w:r>
+        <w:rPr>
+          <w:b/>
+          <w:bCs/>
+          <w:sz w:val="21"/>
+          <w:szCs w:val="21"/>
+        </w:rPr>
+        <w:t xml:space="preserve">Most accurate</w:t>
+      </w:r>
+      <w:r>
+        <w:rPr>
+          <w:sz w:val="21"/>
+          <w:szCs w:val="21"/>
+        </w:rPr>
+        <w:t xml:space="preserve"> — conversion rate, for players with at least five shots</w:t>
+      </w:r>
+    </w:p>
+    <w:p>
+      <w:pPr>
+        <w:pStyle w:val="ListParagraph"/>
+        <w:numPr>
+          <w:ilvl w:val="0"/>
+          <w:numId w:val="5"/>
+        </w:numPr>
+        <w:spacing w:after="70" w:line="270"/>
+      </w:pPr>
+      <w:r>
+        <w:rPr>
+          <w:b/>
+          <w:bCs/>
+          <w:sz w:val="21"/>
+          <w:szCs w:val="21"/>
+        </w:rPr>
+        <w:t xml:space="preserve">Free-taking</w:t>
+      </w:r>
+      <w:r>
+        <w:rPr>
+          <w:sz w:val="21"/>
+          <w:szCs w:val="21"/>
+        </w:rPr>
+        <w:t xml:space="preserve"> — conversion from frees, for players with at least three</w:t>
+      </w:r>
+    </w:p>
+    <w:p>
+      <w:pPr>
+        <w:pStyle w:val="ListParagraph"/>
+        <w:numPr>
+          <w:ilvl w:val="0"/>
+          <w:numId w:val="5"/>
+        </w:numPr>
+        <w:spacing w:after="70" w:line="270"/>
+      </w:pPr>
+      <w:r>
+        <w:rPr>
+          <w:b/>
+          <w:bCs/>
+          <w:sz w:val="21"/>
+          <w:szCs w:val="21"/>
+        </w:rPr>
+        <w:t xml:space="preserve">Most ball won</w:t>
+      </w:r>
+      <w:r>
+        <w:rPr>
+          <w:sz w:val="21"/>
+          <w:szCs w:val="21"/>
+        </w:rPr>
+        <w:t xml:space="preserve"> — work rate off the ball</w:t>
+      </w:r>
+    </w:p>
+    <w:p>
+      <w:pPr>
+        <w:spacing w:after="120" w:line="280"/>
+      </w:pPr>
+      <w:r>
+        <w:rPr>
+          <w:sz w:val="21"/>
+          <w:szCs w:val="21"/>
+        </w:rPr>
+        <w:t xml:space="preserve">Below the leaders are two further reports:</w:t>
+      </w:r>
+    </w:p>
+    <w:p>
+      <w:pPr>
+        <w:pStyle w:val="ListParagraph"/>
+        <w:numPr>
+          <w:ilvl w:val="0"/>
+          <w:numId w:val="5"/>
+        </w:numPr>
+        <w:spacing w:after="70" w:line="270"/>
+      </w:pPr>
+      <w:r>
+        <w:rPr>
+          <w:b/>
+          <w:bCs/>
+          <w:sz w:val="21"/>
+          <w:szCs w:val="21"/>
+        </w:rPr>
+        <w:t xml:space="preserve">Finishing</w:t>
+      </w:r>
+      <w:r>
+        <w:rPr>
+          <w:sz w:val="21"/>
+          <w:szCs w:val="21"/>
+        </w:rPr>
+        <w:t xml:space="preserve"> — who scores more than their chances were worth, comparing each player’s return against the quality of the shots they actually took</w:t>
+      </w:r>
+    </w:p>
+    <w:p>
+      <w:pPr>
+        <w:pStyle w:val="ListParagraph"/>
+        <w:numPr>
+          <w:ilvl w:val="0"/>
+          <w:numId w:val="5"/>
+        </w:numPr>
+        <w:spacing w:after="70" w:line="270"/>
+      </w:pPr>
+      <w:r>
+        <w:rPr>
+          <w:b/>
+          <w:bCs/>
+          <w:sz w:val="21"/>
+          <w:szCs w:val="21"/>
+        </w:rPr>
+        <w:t xml:space="preserve">Substitution impact</w:t>
+      </w:r>
+      <w:r>
+        <w:rPr>
+          <w:sz w:val="21"/>
+          <w:szCs w:val="21"/>
+        </w:rPr>
+        <w:t xml:space="preserve"> — the team’s scoring rate in the ten minutes either side of each change, how often it improved, and total scoring from players brought on</w:t>
+      </w:r>
+    </w:p>
+    <w:p>
+      <w:pPr>
+        <w:pBdr>
+          <w:left w:val="single" w:color="126E32" w:sz="14" w:space="10"/>
+        </w:pBdr>
+        <w:spacing w:after="150" w:before="100" w:line="280"/>
+        <w:ind w:left="259"/>
+      </w:pPr>
+      <w:r>
+        <w:rPr>
+          <w:i/>
+          <w:iCs/>
+          <w:color w:val="444444"/>
+          <w:sz w:val="20"/>
+          <w:szCs w:val="20"/>
+        </w:rPr>
+        <w:t xml:space="preserve">Both need a reasonable sample before they appear, and the substitution report says plainly that it is a hint rather than a verdict.</w:t>
+      </w:r>
+    </w:p>
+    <w:p>
+      <w:pPr>
+        <w:pBdr>
+          <w:left w:val="single" w:color="126E32" w:sz="14" w:space="10"/>
+        </w:pBdr>
+        <w:spacing w:after="150" w:before="100" w:line="280"/>
+        <w:ind w:left="259"/>
+      </w:pPr>
+      <w:r>
+        <w:rPr>
+          <w:i/>
+          <w:iCs/>
+          <w:color w:val="444444"/>
+          <w:sz w:val="20"/>
+          <w:szCs w:val="20"/>
+        </w:rPr>
         <w:t xml:space="preserve">These come from saved matches only, grouped by the squad the match was recorded for. Matches saved before this feature existed appear under "Unassigned".</w:t>
       </w:r>
     </w:p>
@@ -4490,7 +5047,7 @@
         <w:rPr>
           <w:b/>
           <w:bCs/>
-          <w:color w:val="16A34A"/>
+          <w:color w:val="126E32"/>
           <w:sz w:val="22"/>
           <w:szCs w:val="22"/>
         </w:rPr>
@@ -4816,7 +5373,7 @@
       <w:rFonts w:ascii="Calibri" w:cs="Calibri" w:eastAsia="Calibri" w:hAnsi="Calibri"/>
       <w:b/>
       <w:bCs/>
-      <w:color w:val="0F5F2C"/>
+      <w:color w:val="0B4A24"/>
       <w:sz w:val="34"/>
       <w:szCs w:val="34"/>
     </w:rPr>
@@ -4833,7 +5390,7 @@
       <w:rFonts w:ascii="Calibri" w:cs="Calibri" w:eastAsia="Calibri" w:hAnsi="Calibri"/>
       <w:b/>
       <w:bCs/>
-      <w:color w:val="16A34A"/>
+      <w:color w:val="126E32"/>
       <w:sz w:val="26"/>
       <w:szCs w:val="26"/>
     </w:rPr>

--- a/coach-stats-guide.docx
+++ b/coach-stats-guide.docx
@@ -341,7 +341,7 @@
           <w:sz w:val="20"/>
           <w:szCs w:val="20"/>
         </w:rPr>
-        <w:t xml:space="preserve">Undoing a mistake</w:t>
+        <w:t xml:space="preserve">Blocked shots and turnover method</w:t>
       </w:r>
     </w:p>
     <w:p>
@@ -355,6 +355,20 @@
           <w:sz w:val="20"/>
           <w:szCs w:val="20"/>
         </w:rPr>
+        <w:t xml:space="preserve">Undoing a mistake</w:t>
+      </w:r>
+    </w:p>
+    <w:p>
+      <w:pPr>
+        <w:spacing w:after="24"/>
+        <w:ind w:left="604"/>
+      </w:pPr>
+      <w:r>
+        <w:rPr>
+          <w:color w:val="444444"/>
+          <w:sz w:val="20"/>
+          <w:szCs w:val="20"/>
+        </w:rPr>
         <w:t xml:space="preserve">Substitutions</w:t>
       </w:r>
     </w:p>
@@ -450,6 +464,20 @@
           <w:szCs w:val="20"/>
         </w:rPr>
         <w:t xml:space="preserve">Shot map</w:t>
+      </w:r>
+    </w:p>
+    <w:p>
+      <w:pPr>
+        <w:spacing w:after="24"/>
+        <w:ind w:left="604"/>
+      </w:pPr>
+      <w:r>
+        <w:rPr>
+          <w:color w:val="444444"/>
+          <w:sz w:val="20"/>
+          <w:szCs w:val="20"/>
+        </w:rPr>
+        <w:t xml:space="preserve">Foul map</w:t>
       </w:r>
     </w:p>
     <w:p>
@@ -2332,7 +2360,7 @@
                 <w:sz w:val="20"/>
                 <w:szCs w:val="20"/>
               </w:rPr>
-              <w:t xml:space="preserve">Tackle, Interception, Pressure</w:t>
+              <w:t xml:space="preserve">In Attack, Midfield, In Defence</w:t>
             </w:r>
           </w:p>
         </w:tc>
@@ -2659,7 +2687,7 @@
           <w:sz w:val="21"/>
           <w:szCs w:val="21"/>
         </w:rPr>
-        <w:t xml:space="preserve">Shots, 45s, ball lost, turnovers and kickouts ask you to tap a pitch afterwards to show where they happened. The pitch is drawn to proper GAA markings — 13m, 20m, 45m and 65m lines, the small and large rectangles, the 13m arc and the 40m two-point arc.</w:t>
+        <w:t xml:space="preserve">Shots, 45s, ball lost, turnovers, kickouts and fouls ask you to tap a pitch afterwards to show where they happened. The pitch is drawn to proper GAA markings — 13m, 20m, 45m and 65m lines, the small and large rectangles, the 13m arc and the 40m two-point arc.</w:t>
       </w:r>
     </w:p>
     <w:p>
@@ -2671,7 +2699,7 @@
           <w:sz w:val="21"/>
           <w:szCs w:val="21"/>
         </w:rPr>
-        <w:t xml:space="preserve">Tap the spot and it closes automatically, or tap Skip. These taps power the shot map, shooting by zone, ball lost by zone and kickout destination.</w:t>
+        <w:t xml:space="preserve">Tap the spot and it closes automatically, or tap Skip. These taps power the shot map, foul map, shooting by zone, ball lost by zone and kickout destination.</w:t>
       </w:r>
     </w:p>
     <w:p>
@@ -2680,7 +2708,7 @@
         <w:spacing w:after="120" w:before="260"/>
       </w:pPr>
       <w:r>
-        <w:t xml:space="preserve">Undoing a mistake</w:t>
+        <w:t xml:space="preserve">Blocked shots and turnover method</w:t>
       </w:r>
     </w:p>
     <w:p>
@@ -2692,7 +2720,19 @@
           <w:sz w:val="21"/>
           <w:szCs w:val="21"/>
         </w:rPr>
-        <w:t xml:space="preserve">A bar appears at the bottom after every event with an Undo button. Tap it and the event is removed completely — scoreboard, tallies and the player’s own stats all put back. It stays tappable even while the pitch location screen is open.</w:t>
+        <w:t xml:space="preserve">When a shot is recorded as Blocked, a quick prompt asks who made the block — pick a defender or tap Skip. It credits that player's Blocks tally without slowing down the rest of the flow.</w:t>
+      </w:r>
+    </w:p>
+    <w:p>
+      <w:pPr>
+        <w:spacing w:after="120" w:line="280"/>
+      </w:pPr>
+      <w:r>
+        <w:rPr>
+          <w:sz w:val="21"/>
+          <w:szCs w:val="21"/>
+        </w:rPr>
+        <w:t xml:space="preserve">A similar prompt follows Turnover Forced, asking how it was won — Tackle, Interception or Forced Error — before the pitch location tap. Also skippable, and it feeds a player's Tackles Won tally separately from Ball Won.</w:t>
       </w:r>
     </w:p>
     <w:p>
@@ -2701,7 +2741,7 @@
         <w:spacing w:after="120" w:before="260"/>
       </w:pPr>
       <w:r>
-        <w:t xml:space="preserve">Tidying up the grid</w:t>
+        <w:t xml:space="preserve">Undoing a mistake</w:t>
       </w:r>
     </w:p>
     <w:p>
@@ -2713,7 +2753,7 @@
           <w:sz w:val="21"/>
           <w:szCs w:val="21"/>
         </w:rPr>
-        <w:t xml:space="preserve">The grid orders itself by what you actually use. Tap "Choose which events show here" to untick anything you never record, and its box disappears from the grid.</w:t>
+        <w:t xml:space="preserve">A bar appears at the bottom after every event with an Undo button. Tap it and the event is removed completely — scoreboard, tallies and the player’s own stats all put back. It stays tappable even while the pitch location screen is open.</w:t>
       </w:r>
     </w:p>
     <w:p>
@@ -2722,6 +2762,27 @@
         <w:spacing w:after="120" w:before="260"/>
       </w:pPr>
       <w:r>
+        <w:t xml:space="preserve">Tidying up the grid</w:t>
+      </w:r>
+    </w:p>
+    <w:p>
+      <w:pPr>
+        <w:spacing w:after="120" w:line="280"/>
+      </w:pPr>
+      <w:r>
+        <w:rPr>
+          <w:sz w:val="21"/>
+          <w:szCs w:val="21"/>
+        </w:rPr>
+        <w:t xml:space="preserve">The grid orders itself by what you actually use. Tap "Choose which events show here" to untick anything you never record, and its box disappears from the grid.</w:t>
+      </w:r>
+    </w:p>
+    <w:p>
+      <w:pPr>
+        <w:pStyle w:val="Heading2"/>
+        <w:spacing w:after="120" w:before="260"/>
+      </w:pPr>
+      <w:r>
         <w:t xml:space="preserve">Substitutions</w:t>
       </w:r>
     </w:p>
@@ -2853,7 +2914,7 @@
           <w:sz w:val="21"/>
           <w:szCs w:val="21"/>
         </w:rPr>
-        <w:t xml:space="preserve"> — conversion rate overall, from play and from frees, with the raw numbers behind it</w:t>
+        <w:t xml:space="preserve"> — conversion rate overall, from play and from frees, with the raw numbers behind it, and 2-pointers broken out as their own line rather than folded into Points</w:t>
       </w:r>
     </w:p>
     <w:p>
@@ -3398,7 +3459,7 @@
           <w:sz w:val="21"/>
           <w:szCs w:val="21"/>
         </w:rPr>
-        <w:t xml:space="preserve">The Squad tab shows a card per player with this match’s scoring, shots, minutes played, free conversion and shooting conversion.</w:t>
+        <w:t xml:space="preserve">The Squad tab shows a card per player with this match’s scoring, shots, minutes played, free conversion and shooting conversion. Where a player has any, the card also shows Blocks (shots they stopped at the other end) and Tackles Won (turnovers forced specifically by tackling, separate from general Ball Won).</w:t>
       </w:r>
     </w:p>
     <w:p>
@@ -3585,6 +3646,27 @@
     </w:p>
     <w:p>
       <w:pPr>
+        <w:pStyle w:val="Heading2"/>
+        <w:spacing w:after="120" w:before="260"/>
+      </w:pPr>
+      <w:r>
+        <w:t xml:space="preserve">Foul map</w:t>
+      </w:r>
+    </w:p>
+    <w:p>
+      <w:pPr>
+        <w:spacing w:after="120" w:line="280"/>
+      </w:pPr>
+      <w:r>
+        <w:rPr>
+          <w:sz w:val="21"/>
+          <w:szCs w:val="21"/>
+        </w:rPr>
+        <w:t xml:space="preserve">Alongside the Shot Map is Foul Map — the same idea applied to discipline. Every foul with a location plots on the pitch, colour-coded by type (Shooting, Cynical, Dangerous, Dissent), with a My Team / Opposition filter. Useful for spotting whether fouls conceded in the D are a one-off or a pattern.</w:t>
+      </w:r>
+    </w:p>
+    <w:p>
+      <w:pPr>
         <w:pStyle w:val="Heading1"/>
         <w:spacing w:after="160" w:before="320"/>
       </w:pPr>
@@ -3763,6 +3845,32 @@
           <w:szCs w:val="21"/>
         </w:rPr>
         <w:t xml:space="preserve"> — every shot plotted where you tapped it</w:t>
+      </w:r>
+    </w:p>
+    <w:p>
+      <w:pPr>
+        <w:pStyle w:val="ListParagraph"/>
+        <w:numPr>
+          <w:ilvl w:val="0"/>
+          <w:numId w:val="5"/>
+        </w:numPr>
+        <w:spacing w:after="70" w:line="270"/>
+      </w:pPr>
+      <w:r>
+        <w:rPr>
+          <w:b/>
+          <w:bCs/>
+          <w:sz w:val="21"/>
+          <w:szCs w:val="21"/>
+        </w:rPr>
+        <w:t xml:space="preserve">Foul map</w:t>
+      </w:r>
+      <w:r>
+        <w:rPr>
+          <w:sz w:val="21"/>
+          <w:szCs w:val="21"/>
+        </w:rPr>
+        <w:t xml:space="preserve"> — every foul plotted where you tapped it, coloured by type</w:t>
       </w:r>
     </w:p>
     <w:p>

--- a/coach-stats-guide.docx
+++ b/coach-stats-guide.docx
@@ -233,6 +233,20 @@
           <w:sz w:val="20"/>
           <w:szCs w:val="20"/>
         </w:rPr>
+        <w:t xml:space="preserve">Matchday squad</w:t>
+      </w:r>
+    </w:p>
+    <w:p>
+      <w:pPr>
+        <w:spacing w:after="24"/>
+        <w:ind w:left="604"/>
+      </w:pPr>
+      <w:r>
+        <w:rPr>
+          <w:color w:val="444444"/>
+          <w:sz w:val="20"/>
+          <w:szCs w:val="20"/>
+        </w:rPr>
         <w:t xml:space="preserve">The game clock</w:t>
       </w:r>
     </w:p>
@@ -478,6 +492,20 @@
           <w:szCs w:val="20"/>
         </w:rPr>
         <w:t xml:space="preserve">Foul map</w:t>
+      </w:r>
+    </w:p>
+    <w:p>
+      <w:pPr>
+        <w:spacing w:after="24"/>
+        <w:ind w:left="604"/>
+      </w:pPr>
+      <w:r>
+        <w:rPr>
+          <w:color w:val="444444"/>
+          <w:sz w:val="20"/>
+          <w:szCs w:val="20"/>
+        </w:rPr>
+        <w:t xml:space="preserve">Match Dashboard</w:t>
       </w:r>
     </w:p>
     <w:p>
@@ -1612,6 +1640,39 @@
           <w:szCs w:val="21"/>
         </w:rPr>
         <w:t xml:space="preserve">Your starting 15 is remembered between sessions. Changing squad resets it, since a different panel means a different fifteen.</w:t>
+      </w:r>
+    </w:p>
+    <w:p>
+      <w:pPr>
+        <w:pStyle w:val="Heading2"/>
+        <w:spacing w:after="120" w:before="260"/>
+      </w:pPr>
+      <w:r>
+        <w:t xml:space="preserve">Matchday squad</w:t>
+      </w:r>
+    </w:p>
+    <w:p>
+      <w:pPr>
+        <w:spacing w:after="120" w:line="280"/>
+      </w:pPr>
+      <w:r>
+        <w:rPr>
+          <w:sz w:val="21"/>
+          <w:szCs w:val="21"/>
+        </w:rPr>
+        <w:t xml:space="preserve">Match tab → 🎽 Select Matchday Squad lets you tick who is actually togged out today, from your full club panel. It is optional — skip it and every named player stays eligible everywhere, exactly as before.</w:t>
+      </w:r>
+    </w:p>
+    <w:p>
+      <w:pPr>
+        <w:spacing w:after="120" w:line="280"/>
+      </w:pPr>
+      <w:r>
+        <w:rPr>
+          <w:sz w:val="21"/>
+          <w:szCs w:val="21"/>
+        </w:rPr>
+        <w:t xml:space="preserve">Once declared, it narrows three things down to just the players you ticked: the Starting 15 picker, the bench shown when tagging a scorer during recording, and the substitute list when making a change. A player already placed in a position stays visible even if you untick them afterward, so you are never stuck unable to see who is on the pitch.</w:t>
       </w:r>
     </w:p>
     <w:p>
@@ -2576,7 +2637,7 @@
                 <w:sz w:val="20"/>
                 <w:szCs w:val="20"/>
               </w:rPr>
-              <w:t xml:space="preserve">Shooting, Cynical, Dissent, Dangerous</w:t>
+              <w:t xml:space="preserve">Shooting, Cynical, Dissent, Dangerous, Penalty</w:t>
             </w:r>
           </w:p>
         </w:tc>
@@ -2800,6 +2861,18 @@
     </w:p>
     <w:p>
       <w:pPr>
+        <w:spacing w:after="120" w:line="280"/>
+      </w:pPr>
+      <w:r>
+        <w:rPr>
+          <w:sz w:val="21"/>
+          <w:szCs w:val="21"/>
+        </w:rPr>
+        <w:t xml:space="preserve">Select Starting 15 works as a second way to make the same change — tap a position there mid-match and pick a different player, and it is logged as a proper substitution too, the same as using Record Substitution. Useful if tapping a position feels quicker than picking two names from a list.</w:t>
+      </w:r>
+    </w:p>
+    <w:p>
+      <w:pPr>
         <w:pStyle w:val="Heading3"/>
         <w:spacing w:after="90" w:before="200"/>
       </w:pPr>
@@ -2914,7 +2987,7 @@
           <w:sz w:val="21"/>
           <w:szCs w:val="21"/>
         </w:rPr>
-        <w:t xml:space="preserve"> — conversion rate overall, from play and from frees, with the raw numbers behind it, and 2-pointers broken out as their own line rather than folded into Points</w:t>
+        <w:t xml:space="preserve"> — conversion rate overall, from play and from frees, with the raw numbers behind it, and 2-pointers broken out as their own line rather than folded into Points. Where enough shots have a tapped location, a further row shows conversion specifically on attempts taken from beyond the 40m arc — worked out from where you tapped, not a separate step</w:t>
       </w:r>
     </w:p>
     <w:p>
@@ -3254,6 +3327,27 @@
         <w:spacing w:after="120" w:before="260"/>
       </w:pPr>
       <w:r>
+        <w:t xml:space="preserve">The cost of fouls</w:t>
+      </w:r>
+    </w:p>
+    <w:p>
+      <w:pPr>
+        <w:spacing w:after="120" w:line="280"/>
+      </w:pPr>
+      <w:r>
+        <w:rPr>
+          <w:sz w:val="21"/>
+          <w:szCs w:val="21"/>
+        </w:rPr>
+        <w:t xml:space="preserve">The same idea, applied to discipline: how many of the frees you gave away actually turned into scores? A scored penalty is a certain, direct link, read straight from the recorded result. Every other foul uses the same timing link as turnover cost, just with a tighter window, since a free is usually taken within the same minute rather than built up over a longer passage.</w:t>
+      </w:r>
+    </w:p>
+    <w:p>
+      <w:pPr>
+        <w:pStyle w:val="Heading2"/>
+        <w:spacing w:after="120" w:before="260"/>
+      </w:pPr>
+      <w:r>
         <w:t xml:space="preserve">Scoring runs, starts and finishes</w:t>
       </w:r>
     </w:p>
@@ -3471,7 +3565,7 @@
           <w:sz w:val="21"/>
           <w:szCs w:val="21"/>
         </w:rPr>
-        <w:t xml:space="preserve">Below that is a season block — matches played, total scored, points per match, and conversion rates across the season. Season figures come from your saved matches, so they only count matches you have saved to History.</w:t>
+        <w:t xml:space="preserve">Below that is a season block — matches played, total scored, points per match, and conversion rates across the season, with blocks and tackles won added alongside once a player has any. Season figures come from your saved matches, so they only count matches you have saved to History.</w:t>
       </w:r>
     </w:p>
     <w:p>
@@ -3667,6 +3761,27 @@
     </w:p>
     <w:p>
       <w:pPr>
+        <w:pStyle w:val="Heading2"/>
+        <w:spacing w:after="120" w:before="260"/>
+      </w:pPr>
+      <w:r>
+        <w:t xml:space="preserve">Match Dashboard</w:t>
+      </w:r>
+    </w:p>
+    <w:p>
+      <w:pPr>
+        <w:spacing w:after="120" w:line="280"/>
+      </w:pPr>
+      <w:r>
+        <w:rPr>
+          <w:sz w:val="21"/>
+          <w:szCs w:val="21"/>
+        </w:rPr>
+        <w:t xml:space="preserve">Stats tab → 📊 Dashboard puts the numbers on screen as charts rather than tables — a score progression line, a shooting comparison (goals, points, 2-pointers, wides, conversion), and a discipline comparison (fouls, cards, kickout retention), My Team against the opposition throughout.</w:t>
+      </w:r>
+    </w:p>
+    <w:p>
+      <w:pPr>
         <w:pStyle w:val="Heading1"/>
         <w:spacing w:after="160" w:before="320"/>
       </w:pPr>
@@ -3871,6 +3986,32 @@
           <w:szCs w:val="21"/>
         </w:rPr>
         <w:t xml:space="preserve"> — every foul plotted where you tapped it, coloured by type</w:t>
+      </w:r>
+    </w:p>
+    <w:p>
+      <w:pPr>
+        <w:pStyle w:val="ListParagraph"/>
+        <w:numPr>
+          <w:ilvl w:val="0"/>
+          <w:numId w:val="5"/>
+        </w:numPr>
+        <w:spacing w:after="70" w:line="270"/>
+      </w:pPr>
+      <w:r>
+        <w:rPr>
+          <w:b/>
+          <w:bCs/>
+          <w:sz w:val="21"/>
+          <w:szCs w:val="21"/>
+        </w:rPr>
+        <w:t xml:space="preserve">Discipline</w:t>
+      </w:r>
+      <w:r>
+        <w:rPr>
+          <w:sz w:val="21"/>
+          <w:szCs w:val="21"/>
+        </w:rPr>
+        <w:t xml:space="preserve"> — fouls by type and cards, side by side for both teams</w:t>
       </w:r>
     </w:p>
     <w:p>
@@ -4596,7 +4737,7 @@
           <w:sz w:val="21"/>
           <w:szCs w:val="21"/>
         </w:rPr>
-        <w:t xml:space="preserve">Tap the club button in the top bar, then Reports. The top of that tab ranks players by squad:</w:t>
+        <w:t xml:space="preserve">Tap the club button in the top bar, then Reports. The top of that tab ranks players by squad — with more than one squad on the go, a row of pills lets you narrow the view to just one, or leave it on All Squads to see every leaderboard stacked:</w:t>
       </w:r>
     </w:p>
     <w:p>
@@ -4727,6 +4868,58 @@
           <w:szCs w:val="21"/>
         </w:rPr>
         <w:t xml:space="preserve"> — work rate off the ball</w:t>
+      </w:r>
+    </w:p>
+    <w:p>
+      <w:pPr>
+        <w:pStyle w:val="ListParagraph"/>
+        <w:numPr>
+          <w:ilvl w:val="0"/>
+          <w:numId w:val="5"/>
+        </w:numPr>
+        <w:spacing w:after="70" w:line="270"/>
+      </w:pPr>
+      <w:r>
+        <w:rPr>
+          <w:b/>
+          <w:bCs/>
+          <w:sz w:val="21"/>
+          <w:szCs w:val="21"/>
+        </w:rPr>
+        <w:t xml:space="preserve">Most blocks</w:t>
+      </w:r>
+      <w:r>
+        <w:rPr>
+          <w:sz w:val="21"/>
+          <w:szCs w:val="21"/>
+        </w:rPr>
+        <w:t xml:space="preserve"> — shots stopped at the other end</w:t>
+      </w:r>
+    </w:p>
+    <w:p>
+      <w:pPr>
+        <w:pStyle w:val="ListParagraph"/>
+        <w:numPr>
+          <w:ilvl w:val="0"/>
+          <w:numId w:val="5"/>
+        </w:numPr>
+        <w:spacing w:after="70" w:line="270"/>
+      </w:pPr>
+      <w:r>
+        <w:rPr>
+          <w:b/>
+          <w:bCs/>
+          <w:sz w:val="21"/>
+          <w:szCs w:val="21"/>
+        </w:rPr>
+        <w:t xml:space="preserve">Most tackles won</w:t>
+      </w:r>
+      <w:r>
+        <w:rPr>
+          <w:sz w:val="21"/>
+          <w:szCs w:val="21"/>
+        </w:rPr>
+        <w:t xml:space="preserve"> — turnovers forced specifically by tackling</w:t>
       </w:r>
     </w:p>
     <w:p>

--- a/coach-stats-guide.docx
+++ b/coach-stats-guide.docx
@@ -220,20 +220,6 @@
           <w:szCs w:val="20"/>
         </w:rPr>
         <w:t xml:space="preserve">Selecting your starting 15</w:t>
-      </w:r>
-    </w:p>
-    <w:p>
-      <w:pPr>
-        <w:spacing w:after="24"/>
-        <w:ind w:left="604"/>
-      </w:pPr>
-      <w:r>
-        <w:rPr>
-          <w:color w:val="444444"/>
-          <w:sz w:val="20"/>
-          <w:szCs w:val="20"/>
-        </w:rPr>
-        <w:t xml:space="preserve">Matchday squad</w:t>
       </w:r>
     </w:p>
     <w:p>
@@ -1528,7 +1514,16 @@
           <w:sz w:val="21"/>
           <w:szCs w:val="21"/>
         </w:rPr>
-        <w:t xml:space="preserve">Tap Select Starting 15 to open the team sheet. Positions are laid out in the standard GAA formation and labelled properly.</w:t>
+        <w:t xml:space="preserve">Tap Select Matchday Squad to open the team sheet. This one screen covers your whole matchday panel in two steps — the Starting 15 first, then subs with their own numbers.</w:t>
+      </w:r>
+    </w:p>
+    <w:p>
+      <w:pPr>
+        <w:pStyle w:val="Heading3"/>
+        <w:spacing w:after="90" w:before="200"/>
+      </w:pPr>
+      <w:r>
+        <w:t xml:space="preserve">Step 1 — the Starting 15</w:t>
       </w:r>
     </w:p>
     <w:p>
@@ -1596,7 +1591,7 @@
           <w:sz w:val="21"/>
           <w:szCs w:val="21"/>
         </w:rPr>
-        <w:t xml:space="preserve">Tap Confirm Starting 15.</w:t>
+        <w:t xml:space="preserve">Tap Next: Select Subs when the 15 is set.</w:t>
       </w:r>
     </w:p>
     <w:p>
@@ -1632,47 +1627,66 @@
     </w:p>
     <w:p>
       <w:pPr>
-        <w:spacing w:after="120" w:line="280"/>
-      </w:pPr>
-      <w:r>
-        <w:rPr>
-          <w:sz w:val="21"/>
-          <w:szCs w:val="21"/>
-        </w:rPr>
-        <w:t xml:space="preserve">Your starting 15 is remembered between sessions. Changing squad resets it, since a different panel means a different fifteen.</w:t>
-      </w:r>
-    </w:p>
-    <w:p>
-      <w:pPr>
-        <w:pStyle w:val="Heading2"/>
-        <w:spacing w:after="120" w:before="260"/>
-      </w:pPr>
-      <w:r>
-        <w:t xml:space="preserve">Matchday squad</w:t>
-      </w:r>
-    </w:p>
-    <w:p>
-      <w:pPr>
-        <w:spacing w:after="120" w:line="280"/>
-      </w:pPr>
-      <w:r>
-        <w:rPr>
-          <w:sz w:val="21"/>
-          <w:szCs w:val="21"/>
-        </w:rPr>
-        <w:t xml:space="preserve">Match tab → 🎽 Select Matchday Squad lets you tick who is actually togged out today, from your full club panel. It is optional — skip it and every named player stays eligible everywhere, exactly as before.</w:t>
-      </w:r>
-    </w:p>
-    <w:p>
-      <w:pPr>
-        <w:spacing w:after="120" w:line="280"/>
-      </w:pPr>
-      <w:r>
-        <w:rPr>
-          <w:sz w:val="21"/>
-          <w:szCs w:val="21"/>
-        </w:rPr>
-        <w:t xml:space="preserve">Once declared, it narrows three things down to just the players you ticked: the Starting 15 picker, the bench shown when tagging a scorer during recording, and the substitute list when making a change. A player already placed in a position stays visible even if you untick them afterward, so you are never stuck unable to see who is on the pitch.</w:t>
+        <w:pStyle w:val="Heading3"/>
+        <w:spacing w:after="90" w:before="200"/>
+      </w:pPr>
+      <w:r>
+        <w:t xml:space="preserve">Step 2 — subs and matchday numbers</w:t>
+      </w:r>
+    </w:p>
+    <w:p>
+      <w:pPr>
+        <w:spacing w:after="120" w:line="280"/>
+      </w:pPr>
+      <w:r>
+        <w:rPr>
+          <w:sz w:val="21"/>
+          <w:szCs w:val="21"/>
+        </w:rPr>
+        <w:t xml:space="preserve">Tap players from the rest of your panel to add them to the bench, one at a time. Each gets the next matchday number in order — 16, 17, 18 and so on — the same way a real matchday programme numbers substitutes. Tap the ✕ beside a name to remove them; the remaining numbers close up automatically. Tap Confirm Matchday Squad when the bench is set.</w:t>
+      </w:r>
+    </w:p>
+    <w:p>
+      <w:pPr>
+        <w:pBdr>
+          <w:left w:val="single" w:color="126E32" w:sz="14" w:space="10"/>
+        </w:pBdr>
+        <w:spacing w:after="150" w:before="100" w:line="280"/>
+        <w:ind w:left="259"/>
+      </w:pPr>
+      <w:r>
+        <w:rPr>
+          <w:i/>
+          <w:iCs/>
+          <w:color w:val="444444"/>
+          <w:sz w:val="20"/>
+          <w:szCs w:val="20"/>
+        </w:rPr>
+        <w:t xml:space="preserve">This step is optional and pregame only — skip it and every named player stays eligible everywhere, exactly as before. Once confirmed, a matchday squad is fixed for the match, the same as a real programme: you cannot add a new player to the bench after throw-in, only substitute from who is already on it.</w:t>
+      </w:r>
+    </w:p>
+    <w:p>
+      <w:pPr>
+        <w:spacing w:after="120" w:line="280"/>
+      </w:pPr>
+      <w:r>
+        <w:rPr>
+          <w:sz w:val="21"/>
+          <w:szCs w:val="21"/>
+        </w:rPr>
+        <w:t xml:space="preserve">Once confirmed, the numbers you set carry through everywhere a substitute is shown or recorded — the bench when tagging a scorer, the Substitutions dropdowns, and the substitution history all show a player's real matchday number rather than their squad slot. A player already placed stays visible even if they are later removed from the bench, so you are never stuck unable to see who is involved.</w:t>
+      </w:r>
+    </w:p>
+    <w:p>
+      <w:pPr>
+        <w:spacing w:after="120" w:line="280"/>
+      </w:pPr>
+      <w:r>
+        <w:rPr>
+          <w:sz w:val="21"/>
+          <w:szCs w:val="21"/>
+        </w:rPr>
+        <w:t xml:space="preserve">The whole matchday squad is remembered between sessions. Changing squad on the Match tab resets it, since a different panel means a different fifteen and a different bench.</w:t>
       </w:r>
     </w:p>
     <w:p>
@@ -2868,7 +2882,7 @@
           <w:sz w:val="21"/>
           <w:szCs w:val="21"/>
         </w:rPr>
-        <w:t xml:space="preserve">Select Starting 15 works as a second way to make the same change — tap a position there mid-match and pick a different player, and it is logged as a proper substitution too, the same as using Record Substitution. Useful if tapping a position feels quicker than picking two names from a list.</w:t>
+        <w:t xml:space="preserve">Select Matchday Squad works as a second way to make the same change — tap a position there mid-match and pick a different player, and it is logged as a proper substitution too, the same as using Record Substitution. Mid-match, both ways only offer players already on your declared bench, and show their real matchday number rather than their squad slot. Useful if tapping a position feels quicker than picking two names from a list.</w:t>
       </w:r>
     </w:p>
     <w:p>
